--- a/proyecto.docx
+++ b/proyecto.docx
@@ -3347,7 +3347,7 @@
                   </wp:anchor>
                 </w:drawing>
               </mc:Choice>
-              <mc:Fallback xmlns:w16du="http://schemas.microsoft.com/office/word/2023/wordml/word16du" xmlns:w16sdtfl="http://schemas.microsoft.com/office/word/2024/wordml/sdtformatlock">
+              <mc:Fallback xmlns:w16sdtfl="http://schemas.microsoft.com/office/word/2024/wordml/sdtformatlock" xmlns:w16du="http://schemas.microsoft.com/office/word/2023/wordml/word16du">
                 <w:pict>
                   <v:group w14:anchorId="07305E3A" id="Grupo 26" o:spid="_x0000_s1026" style="position:absolute;margin-left:0;margin-top:0;width:168pt;height:718.55pt;z-index:-251643904;mso-height-percent:950;mso-left-percent:40;mso-position-horizontal-relative:page;mso-position-vertical:center;mso-position-vertical-relative:page;mso-height-percent:950;mso-left-percent:40" coordsize="21336,91257" o:gfxdata="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">
                     <v:rect id="Rectángulo 3" o:spid="_x0000_s1027" style="position:absolute;width:1945;height:91257;visibility:visible;mso-wrap-style:square;v-text-anchor:middle" o:gfxdata="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" fillcolor="#0e2841 [3215]" stroked="f" strokeweight="1.5pt"/>
@@ -5544,7 +5544,7 @@
           <w:noProof/>
         </w:rPr>
         <w:drawing>
-          <wp:inline distT="0" distB="0" distL="0" distR="0" wp14:anchorId="3A9F5494" wp14:editId="5ECD2069">
+          <wp:inline distT="0" distB="0" distL="0" distR="0" wp14:anchorId="3A9F5494" wp14:editId="23141AFC">
             <wp:extent cx="4443624" cy="3161307"/>
             <wp:effectExtent l="76200" t="76200" r="128905" b="134620"/>
             <wp:docPr id="935891741" name="Imagen 1"/>
@@ -5697,7 +5697,7 @@
           <w:noProof/>
         </w:rPr>
         <w:drawing>
-          <wp:inline distT="0" distB="0" distL="0" distR="0" wp14:anchorId="6CC8F11D" wp14:editId="0E5B475B">
+          <wp:inline distT="0" distB="0" distL="0" distR="0" wp14:anchorId="6CC8F11D" wp14:editId="5A4BA55F">
             <wp:extent cx="5396230" cy="3834130"/>
             <wp:effectExtent l="76200" t="76200" r="128270" b="128270"/>
             <wp:docPr id="1285130325" name="Imagen 3"/>
@@ -5853,7 +5853,7 @@
           <w:noProof/>
         </w:rPr>
         <w:drawing>
-          <wp:inline distT="0" distB="0" distL="0" distR="0" wp14:anchorId="100023D7" wp14:editId="31225D1F">
+          <wp:inline distT="0" distB="0" distL="0" distR="0" wp14:anchorId="100023D7" wp14:editId="2D1D5B7D">
             <wp:extent cx="4772025" cy="3395500"/>
             <wp:effectExtent l="95250" t="95250" r="85725" b="90805"/>
             <wp:docPr id="418913" name="Imagen 8"/>
@@ -5936,7 +5936,7 @@
           <w:noProof/>
         </w:rPr>
         <w:drawing>
-          <wp:inline distT="0" distB="0" distL="0" distR="0" wp14:anchorId="252BBB8C" wp14:editId="086BF854">
+          <wp:inline distT="0" distB="0" distL="0" distR="0" wp14:anchorId="252BBB8C" wp14:editId="56EF159F">
             <wp:extent cx="4974873" cy="3539836"/>
             <wp:effectExtent l="76200" t="76200" r="130810" b="137160"/>
             <wp:docPr id="913894690" name="Imagen 7"/>
@@ -6012,7 +6012,7 @@
           <w:noProof/>
         </w:rPr>
         <w:drawing>
-          <wp:inline distT="0" distB="0" distL="0" distR="0" wp14:anchorId="1C3A36F7" wp14:editId="538AA1BF">
+          <wp:inline distT="0" distB="0" distL="0" distR="0" wp14:anchorId="1C3A36F7" wp14:editId="75C663C9">
             <wp:extent cx="4949839" cy="3522023"/>
             <wp:effectExtent l="76200" t="76200" r="136525" b="135890"/>
             <wp:docPr id="1340598956" name="Imagen 1"/>
@@ -6319,7 +6319,7 @@
               </wp:anchor>
             </w:drawing>
           </mc:Choice>
-          <mc:Fallback xmlns:w16du="http://schemas.microsoft.com/office/word/2023/wordml/word16du" xmlns:w16sdtfl="http://schemas.microsoft.com/office/word/2024/wordml/sdtformatlock">
+          <mc:Fallback xmlns:w16sdtfl="http://schemas.microsoft.com/office/word/2024/wordml/sdtformatlock" xmlns:w16du="http://schemas.microsoft.com/office/word/2023/wordml/word16du">
             <w:pict>
               <v:shapetype w14:anchorId="49C09E3A" id="_x0000_t75" coordsize="21600,21600" o:spt="75" o:preferrelative="t" path="m@4@5l@4@11@9@11@9@5xe" filled="f" stroked="f">
                 <v:stroke joinstyle="miter"/>
@@ -6383,7 +6383,7 @@
               </wp:anchor>
             </w:drawing>
           </mc:Choice>
-          <mc:Fallback xmlns:w16du="http://schemas.microsoft.com/office/word/2023/wordml/word16du" xmlns:w16sdtfl="http://schemas.microsoft.com/office/word/2024/wordml/sdtformatlock">
+          <mc:Fallback xmlns:w16sdtfl="http://schemas.microsoft.com/office/word/2024/wordml/sdtformatlock" xmlns:w16du="http://schemas.microsoft.com/office/word/2023/wordml/word16du">
             <w:pict>
               <v:shape w14:anchorId="061103E0" id="Entrada de lápiz 3" o:spid="_x0000_s1026" type="#_x0000_t75" style="position:absolute;margin-left:65.5pt;margin-top:218.45pt;width:27.45pt;height:1.05pt;z-index:251664384;visibility:visible;mso-wrap-style:square;mso-wrap-distance-left:9pt;mso-wrap-distance-top:0;mso-wrap-distance-right:9pt;mso-wrap-distance-bottom:0;mso-position-horizontal:absolute;mso-position-horizontal-relative:text;mso-position-vertical:absolute;mso-position-vertical-relative:text" o:gfxdata="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">
                 <v:imagedata r:id="rId20" o:title=""/>
@@ -6428,7 +6428,7 @@
               </wp:anchor>
             </w:drawing>
           </mc:Choice>
-          <mc:Fallback xmlns:w16du="http://schemas.microsoft.com/office/word/2023/wordml/word16du" xmlns:w16sdtfl="http://schemas.microsoft.com/office/word/2024/wordml/sdtformatlock">
+          <mc:Fallback xmlns:w16sdtfl="http://schemas.microsoft.com/office/word/2024/wordml/sdtformatlock" xmlns:w16du="http://schemas.microsoft.com/office/word/2023/wordml/word16du">
             <w:pict>
               <v:shapetype w14:anchorId="26ED7025" id="_x0000_t75" coordsize="21600,21600" o:spt="75" o:preferrelative="t" path="m@4@5l@4@11@9@11@9@5xe" filled="f" stroked="f">
                 <v:stroke joinstyle="miter"/>
@@ -6525,7 +6525,7 @@
           <w:noProof/>
         </w:rPr>
         <w:drawing>
-          <wp:inline distT="0" distB="0" distL="0" distR="0" wp14:anchorId="4A834548" wp14:editId="624D88EC">
+          <wp:inline distT="0" distB="0" distL="0" distR="0" wp14:anchorId="4A834548" wp14:editId="66C6DAD7">
             <wp:extent cx="5396230" cy="3834130"/>
             <wp:effectExtent l="76200" t="76200" r="128270" b="128270"/>
             <wp:docPr id="433170619" name="Imagen 2"/>
@@ -6598,7 +6598,7 @@
           <w:noProof/>
         </w:rPr>
         <w:drawing>
-          <wp:inline distT="0" distB="0" distL="0" distR="0" wp14:anchorId="322F9951" wp14:editId="2D1D90EC">
+          <wp:inline distT="0" distB="0" distL="0" distR="0" wp14:anchorId="322F9951" wp14:editId="465C877F">
             <wp:extent cx="4621432" cy="3283620"/>
             <wp:effectExtent l="76200" t="76200" r="141605" b="126365"/>
             <wp:docPr id="784425407" name="Imagen 7"/>
@@ -6697,7 +6697,7 @@
           <w:noProof/>
         </w:rPr>
         <w:drawing>
-          <wp:inline distT="0" distB="0" distL="0" distR="0" wp14:anchorId="6F09FAA3" wp14:editId="624FDEA7">
+          <wp:inline distT="0" distB="0" distL="0" distR="0" wp14:anchorId="6F09FAA3" wp14:editId="6CDF1CB0">
             <wp:extent cx="4461002" cy="3171884"/>
             <wp:effectExtent l="76200" t="76200" r="130175" b="123825"/>
             <wp:docPr id="1755659709" name="Imagen 12"/>
@@ -6844,7 +6844,7 @@
           <w:noProof/>
         </w:rPr>
         <w:drawing>
-          <wp:inline distT="0" distB="0" distL="0" distR="0" wp14:anchorId="5534E4D8" wp14:editId="49BC9293">
+          <wp:inline distT="0" distB="0" distL="0" distR="0" wp14:anchorId="5534E4D8" wp14:editId="363D6882">
             <wp:extent cx="4368895" cy="3106393"/>
             <wp:effectExtent l="76200" t="76200" r="127000" b="132715"/>
             <wp:docPr id="1844187693" name="Imagen 13"/>
@@ -6932,7 +6932,7 @@
           <w:noProof/>
         </w:rPr>
         <w:drawing>
-          <wp:inline distT="0" distB="0" distL="0" distR="0" wp14:anchorId="48AE76E1" wp14:editId="173790D9">
+          <wp:inline distT="0" distB="0" distL="0" distR="0" wp14:anchorId="48AE76E1" wp14:editId="0EF709BE">
             <wp:extent cx="4855490" cy="3452374"/>
             <wp:effectExtent l="76200" t="76200" r="135890" b="129540"/>
             <wp:docPr id="1526789695" name="Imagen 12" descr="Interfaz de usuario gráfica, Aplicación&#10;&#10;El contenido generado por IA puede ser incorrecto."/>
@@ -7005,7 +7005,7 @@
           <w:noProof/>
         </w:rPr>
         <w:drawing>
-          <wp:inline distT="0" distB="0" distL="0" distR="0" wp14:anchorId="6794A471" wp14:editId="2A0B869A">
+          <wp:inline distT="0" distB="0" distL="0" distR="0" wp14:anchorId="6794A471" wp14:editId="7C7E28FA">
             <wp:extent cx="4933366" cy="3507746"/>
             <wp:effectExtent l="76200" t="76200" r="133985" b="130810"/>
             <wp:docPr id="760556303" name="Imagen 1"/>
@@ -7079,7 +7079,7 @@
           <w:noProof/>
         </w:rPr>
         <w:drawing>
-          <wp:inline distT="0" distB="0" distL="0" distR="0" wp14:anchorId="41E0CD49" wp14:editId="3032DB15">
+          <wp:inline distT="0" distB="0" distL="0" distR="0" wp14:anchorId="41E0CD49" wp14:editId="6AAFFCB2">
             <wp:extent cx="4989464" cy="3547635"/>
             <wp:effectExtent l="76200" t="76200" r="135255" b="129540"/>
             <wp:docPr id="272702160" name="Imagen 2"/>
@@ -7152,7 +7152,7 @@
           <w:noProof/>
         </w:rPr>
         <w:drawing>
-          <wp:inline distT="0" distB="0" distL="0" distR="0" wp14:anchorId="1DD9C742" wp14:editId="4A977A12">
+          <wp:inline distT="0" distB="0" distL="0" distR="0" wp14:anchorId="1DD9C742" wp14:editId="5DB45865">
             <wp:extent cx="5030649" cy="3576916"/>
             <wp:effectExtent l="76200" t="76200" r="132080" b="138430"/>
             <wp:docPr id="1519085843" name="Imagen 3"/>
@@ -7231,7 +7231,7 @@
           <w:noProof/>
         </w:rPr>
         <w:drawing>
-          <wp:inline distT="0" distB="0" distL="0" distR="0" wp14:anchorId="08C08F08" wp14:editId="6B558335">
+          <wp:inline distT="0" distB="0" distL="0" distR="0" wp14:anchorId="08C08F08" wp14:editId="1911DF68">
             <wp:extent cx="4873889" cy="3466106"/>
             <wp:effectExtent l="76200" t="76200" r="136525" b="134620"/>
             <wp:docPr id="1997279975" name="Imagen 1"/>
@@ -7307,7 +7307,7 @@
           <w:noProof/>
         </w:rPr>
         <w:drawing>
-          <wp:inline distT="0" distB="0" distL="0" distR="0" wp14:anchorId="68ACB7BF" wp14:editId="52A6FD70">
+          <wp:inline distT="0" distB="0" distL="0" distR="0" wp14:anchorId="68ACB7BF" wp14:editId="3D91AFCB">
             <wp:extent cx="4862708" cy="3458154"/>
             <wp:effectExtent l="76200" t="76200" r="128905" b="142875"/>
             <wp:docPr id="1649579706" name="Imagen 2"/>
@@ -10472,6 +10472,9 @@
         <w:ind w:left="360"/>
       </w:pPr>
       <w:r>
+        <w:rPr>
+          <w:noProof/>
+        </w:rPr>
         <w:drawing>
           <wp:inline distT="0" distB="0" distL="0" distR="0" wp14:anchorId="47237619" wp14:editId="36767C8B">
             <wp:extent cx="5363323" cy="704948"/>
@@ -10524,16 +10527,19 @@
     <w:p>
       <w:pPr>
         <w:pStyle w:val="Prrafodelista"/>
+        <w:ind w:left="2160"/>
+      </w:pPr>
+    </w:p>
+    <w:p>
+      <w:pPr>
+        <w:pStyle w:val="Prrafodelista"/>
         <w:numPr>
           <w:ilvl w:val="1"/>
           <w:numId w:val="6"/>
         </w:numPr>
       </w:pPr>
       <w:r>
-        <w:t xml:space="preserve">En la vista de administrador </w:t>
-      </w:r>
-      <w:r>
-        <w:t>quitar componente explorar cuando el usuario navega en su perfil u otras rutas relacionadas que no tienen nada que ver.</w:t>
+        <w:t>Añadir comprobaciones de seguridad.</w:t>
       </w:r>
     </w:p>
     <w:p>
@@ -10545,62 +10551,7 @@
         </w:numPr>
       </w:pPr>
       <w:r>
-        <w:t>Sustituir componente por otro igual pero con las opciones del menú desplegable:</w:t>
-      </w:r>
-    </w:p>
-    <w:p>
-      <w:pPr>
-        <w:pStyle w:val="Prrafodelista"/>
-        <w:ind w:left="2160"/>
-      </w:pPr>
-      <w:r>
-        <w:drawing>
-          <wp:inline distT="0" distB="0" distL="0" distR="0" wp14:anchorId="7AE4A8FA" wp14:editId="39BCB03E">
-            <wp:extent cx="782475" cy="1210391"/>
-            <wp:effectExtent l="0" t="0" r="0" b="8890"/>
-            <wp:docPr id="11" name="Imagen 11"/>
-            <wp:cNvGraphicFramePr>
-              <a:graphicFrameLocks xmlns:a="http://schemas.openxmlformats.org/drawingml/2006/main" noChangeAspect="1"/>
-            </wp:cNvGraphicFramePr>
-            <a:graphic xmlns:a="http://schemas.openxmlformats.org/drawingml/2006/main">
-              <a:graphicData uri="http://schemas.openxmlformats.org/drawingml/2006/picture">
-                <pic:pic xmlns:pic="http://schemas.openxmlformats.org/drawingml/2006/picture">
-                  <pic:nvPicPr>
-                    <pic:cNvPr id="1" name=""/>
-                    <pic:cNvPicPr/>
-                  </pic:nvPicPr>
-                  <pic:blipFill>
-                    <a:blip r:embed="rId41"/>
-                    <a:stretch>
-                      <a:fillRect/>
-                    </a:stretch>
-                  </pic:blipFill>
-                  <pic:spPr>
-                    <a:xfrm>
-                      <a:off x="0" y="0"/>
-                      <a:ext cx="787381" cy="1217980"/>
-                    </a:xfrm>
-                    <a:prstGeom prst="rect">
-                      <a:avLst/>
-                    </a:prstGeom>
-                  </pic:spPr>
-                </pic:pic>
-              </a:graphicData>
-            </a:graphic>
-          </wp:inline>
-        </w:drawing>
-      </w:r>
-    </w:p>
-    <w:p>
-      <w:pPr>
-        <w:pStyle w:val="Prrafodelista"/>
-        <w:numPr>
-          <w:ilvl w:val="1"/>
-          <w:numId w:val="6"/>
-        </w:numPr>
-      </w:pPr>
-      <w:r>
-        <w:t>Añadir comprobaciones de seguridad.</w:t>
+        <w:t xml:space="preserve"> Que no se puedan acceder a rutas que no existen… error personalizado</w:t>
       </w:r>
     </w:p>
     <w:p>
@@ -10612,18 +10563,6 @@
         </w:numPr>
       </w:pPr>
       <w:r>
-        <w:t xml:space="preserve"> Que no se puedan acceder a rutas que no existen… error personalizado</w:t>
-      </w:r>
-    </w:p>
-    <w:p>
-      <w:pPr>
-        <w:pStyle w:val="Prrafodelista"/>
-        <w:numPr>
-          <w:ilvl w:val="2"/>
-          <w:numId w:val="6"/>
-        </w:numPr>
-      </w:pPr>
-      <w:r>
         <w:t>Revisar seguridad de password (tanto en node.js como a nivel de web)</w:t>
       </w:r>
     </w:p>
@@ -10736,7 +10675,6 @@
           <w:i/>
           <w:iCs/>
         </w:rPr>
-        <w:lastRenderedPageBreak/>
         <w:t>Qué es:</w:t>
       </w:r>
       <w:r>
@@ -10820,6 +10758,7 @@
           <w:i/>
           <w:iCs/>
         </w:rPr>
+        <w:lastRenderedPageBreak/>
         <w:t>Qué es:</w:t>
       </w:r>
       <w:r>
@@ -11161,7 +11100,6 @@
           <w:b/>
           <w:bCs/>
         </w:rPr>
-        <w:lastRenderedPageBreak/>
         <w:t>⚙</w:t>
       </w:r>
       <w:r>
@@ -11305,6 +11243,7 @@
           <w:i/>
           <w:iCs/>
         </w:rPr>
+        <w:lastRenderedPageBreak/>
         <w:t>Por qué:</w:t>
       </w:r>
       <w:r>
@@ -11698,7 +11637,7 @@
       </w:pPr>
     </w:p>
     <w:sectPr>
-      <w:headerReference w:type="default" r:id="rId42"/>
+      <w:headerReference w:type="default" r:id="rId41"/>
       <w:pgSz w:w="11906" w:h="16838"/>
       <w:pgMar w:top="1417" w:right="1701" w:bottom="1417" w:left="1701" w:header="708" w:footer="708" w:gutter="0"/>
       <w:pgNumType w:start="0"/>
@@ -16239,6 +16178,7 @@
   <w:style w:type="character" w:default="1" w:styleId="Fuentedeprrafopredeter">
     <w:name w:val="Default Paragraph Font"/>
     <w:uiPriority w:val="1"/>
+    <w:semiHidden/>
     <w:unhideWhenUsed/>
   </w:style>
   <w:style w:type="table" w:default="1" w:styleId="Tablanormal">

--- a/proyecto.docx
+++ b/proyecto.docx
@@ -3347,7 +3347,7 @@
                   </wp:anchor>
                 </w:drawing>
               </mc:Choice>
-              <mc:Fallback xmlns:w16sdtfl="http://schemas.microsoft.com/office/word/2024/wordml/sdtformatlock" xmlns:w16du="http://schemas.microsoft.com/office/word/2023/wordml/word16du">
+              <mc:Fallback xmlns:w16du="http://schemas.microsoft.com/office/word/2023/wordml/word16du" xmlns:w16sdtfl="http://schemas.microsoft.com/office/word/2024/wordml/sdtformatlock">
                 <w:pict>
                   <v:group w14:anchorId="07305E3A" id="Grupo 26" o:spid="_x0000_s1026" style="position:absolute;margin-left:0;margin-top:0;width:168pt;height:718.55pt;z-index:-251643904;mso-height-percent:950;mso-left-percent:40;mso-position-horizontal-relative:page;mso-position-vertical:center;mso-position-vertical-relative:page;mso-height-percent:950;mso-left-percent:40" coordsize="21336,91257" o:gfxdata="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">
                     <v:rect id="Rectángulo 3" o:spid="_x0000_s1027" style="position:absolute;width:1945;height:91257;visibility:visible;mso-wrap-style:square;v-text-anchor:middle" o:gfxdata="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" fillcolor="#0e2841 [3215]" stroked="f" strokeweight="1.5pt"/>
@@ -4498,8 +4498,13 @@
         <w:t xml:space="preserve">de "Recomendados para ti" </w:t>
       </w:r>
       <w:r>
-        <w:t>estará en la home</w:t>
-      </w:r>
+        <w:t xml:space="preserve">estará en </w:t>
+      </w:r>
+      <w:proofErr w:type="gramStart"/>
+      <w:r>
+        <w:t>la home</w:t>
+      </w:r>
+      <w:proofErr w:type="gramEnd"/>
       <w:r>
         <w:t xml:space="preserve"> del usuario</w:t>
       </w:r>
@@ -5535,7 +5540,27 @@
           <w:sz w:val="20"/>
           <w:szCs w:val="20"/>
         </w:rPr>
-        <w:t xml:space="preserve">Nota: Cada uno de los apartados incluidos dentro de explorar abren diferentes vistas, idénticas a la página principal pero con diferente título y contenido: </w:t>
+        <w:t xml:space="preserve">Nota: Cada uno de los apartados incluidos dentro de explorar abren diferentes vistas, idénticas a la página </w:t>
+      </w:r>
+      <w:proofErr w:type="gramStart"/>
+      <w:r>
+        <w:rPr>
+          <w:b/>
+          <w:bCs/>
+          <w:sz w:val="20"/>
+          <w:szCs w:val="20"/>
+        </w:rPr>
+        <w:t>principal</w:t>
+      </w:r>
+      <w:proofErr w:type="gramEnd"/>
+      <w:r>
+        <w:rPr>
+          <w:b/>
+          <w:bCs/>
+          <w:sz w:val="20"/>
+          <w:szCs w:val="20"/>
+        </w:rPr>
+        <w:t xml:space="preserve"> pero con diferente título y contenido: </w:t>
       </w:r>
     </w:p>
     <w:p>
@@ -5544,7 +5569,7 @@
           <w:noProof/>
         </w:rPr>
         <w:drawing>
-          <wp:inline distT="0" distB="0" distL="0" distR="0" wp14:anchorId="3A9F5494" wp14:editId="23141AFC">
+          <wp:inline distT="0" distB="0" distL="0" distR="0" wp14:anchorId="3A9F5494" wp14:editId="1FD08F89">
             <wp:extent cx="4443624" cy="3161307"/>
             <wp:effectExtent l="76200" t="76200" r="128905" b="134620"/>
             <wp:docPr id="935891741" name="Imagen 1"/>
@@ -5697,7 +5722,7 @@
           <w:noProof/>
         </w:rPr>
         <w:drawing>
-          <wp:inline distT="0" distB="0" distL="0" distR="0" wp14:anchorId="6CC8F11D" wp14:editId="5A4BA55F">
+          <wp:inline distT="0" distB="0" distL="0" distR="0" wp14:anchorId="6CC8F11D" wp14:editId="7FC0BAF0">
             <wp:extent cx="5396230" cy="3834130"/>
             <wp:effectExtent l="76200" t="76200" r="128270" b="128270"/>
             <wp:docPr id="1285130325" name="Imagen 3"/>
@@ -5853,7 +5878,7 @@
           <w:noProof/>
         </w:rPr>
         <w:drawing>
-          <wp:inline distT="0" distB="0" distL="0" distR="0" wp14:anchorId="100023D7" wp14:editId="2D1D5B7D">
+          <wp:inline distT="0" distB="0" distL="0" distR="0" wp14:anchorId="100023D7" wp14:editId="2B9EA22F">
             <wp:extent cx="4772025" cy="3395500"/>
             <wp:effectExtent l="95250" t="95250" r="85725" b="90805"/>
             <wp:docPr id="418913" name="Imagen 8"/>
@@ -5936,7 +5961,7 @@
           <w:noProof/>
         </w:rPr>
         <w:drawing>
-          <wp:inline distT="0" distB="0" distL="0" distR="0" wp14:anchorId="252BBB8C" wp14:editId="56EF159F">
+          <wp:inline distT="0" distB="0" distL="0" distR="0" wp14:anchorId="252BBB8C" wp14:editId="03FD6880">
             <wp:extent cx="4974873" cy="3539836"/>
             <wp:effectExtent l="76200" t="76200" r="130810" b="137160"/>
             <wp:docPr id="913894690" name="Imagen 7"/>
@@ -6012,7 +6037,7 @@
           <w:noProof/>
         </w:rPr>
         <w:drawing>
-          <wp:inline distT="0" distB="0" distL="0" distR="0" wp14:anchorId="1C3A36F7" wp14:editId="75C663C9">
+          <wp:inline distT="0" distB="0" distL="0" distR="0" wp14:anchorId="1C3A36F7" wp14:editId="7FAF5283">
             <wp:extent cx="4949839" cy="3522023"/>
             <wp:effectExtent l="76200" t="76200" r="136525" b="135890"/>
             <wp:docPr id="1340598956" name="Imagen 1"/>
@@ -6319,7 +6344,7 @@
               </wp:anchor>
             </w:drawing>
           </mc:Choice>
-          <mc:Fallback xmlns:w16sdtfl="http://schemas.microsoft.com/office/word/2024/wordml/sdtformatlock" xmlns:w16du="http://schemas.microsoft.com/office/word/2023/wordml/word16du">
+          <mc:Fallback xmlns:w16du="http://schemas.microsoft.com/office/word/2023/wordml/word16du" xmlns:w16sdtfl="http://schemas.microsoft.com/office/word/2024/wordml/sdtformatlock">
             <w:pict>
               <v:shapetype w14:anchorId="49C09E3A" id="_x0000_t75" coordsize="21600,21600" o:spt="75" o:preferrelative="t" path="m@4@5l@4@11@9@11@9@5xe" filled="f" stroked="f">
                 <v:stroke joinstyle="miter"/>
@@ -6383,7 +6408,7 @@
               </wp:anchor>
             </w:drawing>
           </mc:Choice>
-          <mc:Fallback xmlns:w16sdtfl="http://schemas.microsoft.com/office/word/2024/wordml/sdtformatlock" xmlns:w16du="http://schemas.microsoft.com/office/word/2023/wordml/word16du">
+          <mc:Fallback xmlns:w16du="http://schemas.microsoft.com/office/word/2023/wordml/word16du" xmlns:w16sdtfl="http://schemas.microsoft.com/office/word/2024/wordml/sdtformatlock">
             <w:pict>
               <v:shape w14:anchorId="061103E0" id="Entrada de lápiz 3" o:spid="_x0000_s1026" type="#_x0000_t75" style="position:absolute;margin-left:65.5pt;margin-top:218.45pt;width:27.45pt;height:1.05pt;z-index:251664384;visibility:visible;mso-wrap-style:square;mso-wrap-distance-left:9pt;mso-wrap-distance-top:0;mso-wrap-distance-right:9pt;mso-wrap-distance-bottom:0;mso-position-horizontal:absolute;mso-position-horizontal-relative:text;mso-position-vertical:absolute;mso-position-vertical-relative:text" o:gfxdata="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">
                 <v:imagedata r:id="rId20" o:title=""/>
@@ -6428,7 +6453,7 @@
               </wp:anchor>
             </w:drawing>
           </mc:Choice>
-          <mc:Fallback xmlns:w16sdtfl="http://schemas.microsoft.com/office/word/2024/wordml/sdtformatlock" xmlns:w16du="http://schemas.microsoft.com/office/word/2023/wordml/word16du">
+          <mc:Fallback xmlns:w16du="http://schemas.microsoft.com/office/word/2023/wordml/word16du" xmlns:w16sdtfl="http://schemas.microsoft.com/office/word/2024/wordml/sdtformatlock">
             <w:pict>
               <v:shapetype w14:anchorId="26ED7025" id="_x0000_t75" coordsize="21600,21600" o:spt="75" o:preferrelative="t" path="m@4@5l@4@11@9@11@9@5xe" filled="f" stroked="f">
                 <v:stroke joinstyle="miter"/>
@@ -6525,7 +6550,7 @@
           <w:noProof/>
         </w:rPr>
         <w:drawing>
-          <wp:inline distT="0" distB="0" distL="0" distR="0" wp14:anchorId="4A834548" wp14:editId="66C6DAD7">
+          <wp:inline distT="0" distB="0" distL="0" distR="0" wp14:anchorId="4A834548" wp14:editId="265E033F">
             <wp:extent cx="5396230" cy="3834130"/>
             <wp:effectExtent l="76200" t="76200" r="128270" b="128270"/>
             <wp:docPr id="433170619" name="Imagen 2"/>
@@ -6598,7 +6623,7 @@
           <w:noProof/>
         </w:rPr>
         <w:drawing>
-          <wp:inline distT="0" distB="0" distL="0" distR="0" wp14:anchorId="322F9951" wp14:editId="465C877F">
+          <wp:inline distT="0" distB="0" distL="0" distR="0" wp14:anchorId="322F9951" wp14:editId="186CF0C9">
             <wp:extent cx="4621432" cy="3283620"/>
             <wp:effectExtent l="76200" t="76200" r="141605" b="126365"/>
             <wp:docPr id="784425407" name="Imagen 7"/>
@@ -6697,7 +6722,7 @@
           <w:noProof/>
         </w:rPr>
         <w:drawing>
-          <wp:inline distT="0" distB="0" distL="0" distR="0" wp14:anchorId="6F09FAA3" wp14:editId="6CDF1CB0">
+          <wp:inline distT="0" distB="0" distL="0" distR="0" wp14:anchorId="6F09FAA3" wp14:editId="161400BC">
             <wp:extent cx="4461002" cy="3171884"/>
             <wp:effectExtent l="76200" t="76200" r="130175" b="123825"/>
             <wp:docPr id="1755659709" name="Imagen 12"/>
@@ -6844,7 +6869,7 @@
           <w:noProof/>
         </w:rPr>
         <w:drawing>
-          <wp:inline distT="0" distB="0" distL="0" distR="0" wp14:anchorId="5534E4D8" wp14:editId="363D6882">
+          <wp:inline distT="0" distB="0" distL="0" distR="0" wp14:anchorId="5534E4D8" wp14:editId="2BDB45DD">
             <wp:extent cx="4368895" cy="3106393"/>
             <wp:effectExtent l="76200" t="76200" r="127000" b="132715"/>
             <wp:docPr id="1844187693" name="Imagen 13"/>
@@ -6932,7 +6957,7 @@
           <w:noProof/>
         </w:rPr>
         <w:drawing>
-          <wp:inline distT="0" distB="0" distL="0" distR="0" wp14:anchorId="48AE76E1" wp14:editId="0EF709BE">
+          <wp:inline distT="0" distB="0" distL="0" distR="0" wp14:anchorId="48AE76E1" wp14:editId="7C42DB12">
             <wp:extent cx="4855490" cy="3452374"/>
             <wp:effectExtent l="76200" t="76200" r="135890" b="129540"/>
             <wp:docPr id="1526789695" name="Imagen 12" descr="Interfaz de usuario gráfica, Aplicación&#10;&#10;El contenido generado por IA puede ser incorrecto."/>
@@ -7005,7 +7030,7 @@
           <w:noProof/>
         </w:rPr>
         <w:drawing>
-          <wp:inline distT="0" distB="0" distL="0" distR="0" wp14:anchorId="6794A471" wp14:editId="7C7E28FA">
+          <wp:inline distT="0" distB="0" distL="0" distR="0" wp14:anchorId="6794A471" wp14:editId="385A5385">
             <wp:extent cx="4933366" cy="3507746"/>
             <wp:effectExtent l="76200" t="76200" r="133985" b="130810"/>
             <wp:docPr id="760556303" name="Imagen 1"/>
@@ -7079,7 +7104,7 @@
           <w:noProof/>
         </w:rPr>
         <w:drawing>
-          <wp:inline distT="0" distB="0" distL="0" distR="0" wp14:anchorId="41E0CD49" wp14:editId="6AAFFCB2">
+          <wp:inline distT="0" distB="0" distL="0" distR="0" wp14:anchorId="41E0CD49" wp14:editId="72120518">
             <wp:extent cx="4989464" cy="3547635"/>
             <wp:effectExtent l="76200" t="76200" r="135255" b="129540"/>
             <wp:docPr id="272702160" name="Imagen 2"/>
@@ -7152,7 +7177,7 @@
           <w:noProof/>
         </w:rPr>
         <w:drawing>
-          <wp:inline distT="0" distB="0" distL="0" distR="0" wp14:anchorId="1DD9C742" wp14:editId="5DB45865">
+          <wp:inline distT="0" distB="0" distL="0" distR="0" wp14:anchorId="1DD9C742" wp14:editId="102B8ECD">
             <wp:extent cx="5030649" cy="3576916"/>
             <wp:effectExtent l="76200" t="76200" r="132080" b="138430"/>
             <wp:docPr id="1519085843" name="Imagen 3"/>
@@ -7231,7 +7256,7 @@
           <w:noProof/>
         </w:rPr>
         <w:drawing>
-          <wp:inline distT="0" distB="0" distL="0" distR="0" wp14:anchorId="08C08F08" wp14:editId="1911DF68">
+          <wp:inline distT="0" distB="0" distL="0" distR="0" wp14:anchorId="08C08F08" wp14:editId="50ACCC6F">
             <wp:extent cx="4873889" cy="3466106"/>
             <wp:effectExtent l="76200" t="76200" r="136525" b="134620"/>
             <wp:docPr id="1997279975" name="Imagen 1"/>
@@ -7307,7 +7332,7 @@
           <w:noProof/>
         </w:rPr>
         <w:drawing>
-          <wp:inline distT="0" distB="0" distL="0" distR="0" wp14:anchorId="68ACB7BF" wp14:editId="3D91AFCB">
+          <wp:inline distT="0" distB="0" distL="0" distR="0" wp14:anchorId="68ACB7BF" wp14:editId="33795489">
             <wp:extent cx="4862708" cy="3458154"/>
             <wp:effectExtent l="76200" t="76200" r="128905" b="142875"/>
             <wp:docPr id="1649579706" name="Imagen 2"/>
@@ -7886,6 +7911,74 @@
       </w:pPr>
       <w:r>
         <w:lastRenderedPageBreak/>
+        <w:t>Despliegue:</w:t>
+      </w:r>
+    </w:p>
+    <w:p>
+      <w:r>
+        <w:t xml:space="preserve">Utilizo la web </w:t>
+      </w:r>
+      <w:hyperlink r:id="rId40" w:history="1">
+        <w:r>
+          <w:rPr>
+            <w:rStyle w:val="Hipervnculo"/>
+          </w:rPr>
+          <w:t>https://railway.com/</w:t>
+        </w:r>
+      </w:hyperlink>
+      <w:r>
+        <w:t xml:space="preserve"> que permite desplegar con node.js </w:t>
+      </w:r>
+    </w:p>
+    <w:p>
+      <w:r>
+        <w:drawing>
+          <wp:inline distT="0" distB="0" distL="0" distR="0" wp14:anchorId="5376CD5C" wp14:editId="49B1D426">
+            <wp:extent cx="3426490" cy="2692760"/>
+            <wp:effectExtent l="0" t="0" r="2540" b="0"/>
+            <wp:docPr id="11" name="Imagen 11"/>
+            <wp:cNvGraphicFramePr>
+              <a:graphicFrameLocks xmlns:a="http://schemas.openxmlformats.org/drawingml/2006/main" noChangeAspect="1"/>
+            </wp:cNvGraphicFramePr>
+            <a:graphic xmlns:a="http://schemas.openxmlformats.org/drawingml/2006/main">
+              <a:graphicData uri="http://schemas.openxmlformats.org/drawingml/2006/picture">
+                <pic:pic xmlns:pic="http://schemas.openxmlformats.org/drawingml/2006/picture">
+                  <pic:nvPicPr>
+                    <pic:cNvPr id="1" name=""/>
+                    <pic:cNvPicPr/>
+                  </pic:nvPicPr>
+                  <pic:blipFill>
+                    <a:blip r:embed="rId41"/>
+                    <a:stretch>
+                      <a:fillRect/>
+                    </a:stretch>
+                  </pic:blipFill>
+                  <pic:spPr>
+                    <a:xfrm>
+                      <a:off x="0" y="0"/>
+                      <a:ext cx="3433423" cy="2698209"/>
+                    </a:xfrm>
+                    <a:prstGeom prst="rect">
+                      <a:avLst/>
+                    </a:prstGeom>
+                  </pic:spPr>
+                </pic:pic>
+              </a:graphicData>
+            </a:graphic>
+          </wp:inline>
+        </w:drawing>
+      </w:r>
+    </w:p>
+    <w:p>
+      <w:pPr>
+        <w:pStyle w:val="Ttulo1"/>
+      </w:pPr>
+    </w:p>
+    <w:p>
+      <w:pPr>
+        <w:pStyle w:val="Ttulo1"/>
+      </w:pPr>
+      <w:r>
         <w:t>Mejoras</w:t>
       </w:r>
       <w:r>
@@ -8100,6 +8193,7 @@
       </w:pPr>
       <w:proofErr w:type="spellStart"/>
       <w:r>
+        <w:lastRenderedPageBreak/>
         <w:t>SessionStorage</w:t>
       </w:r>
       <w:proofErr w:type="spellEnd"/>
@@ -8323,187 +8417,187 @@
         <w:pStyle w:val="Ttulo2"/>
       </w:pPr>
       <w:r>
+        <w:t>D</w:t>
+      </w:r>
+      <w:r>
+        <w:t xml:space="preserve">ocumento de </w:t>
+      </w:r>
+      <w:proofErr w:type="spellStart"/>
+      <w:r>
+        <w:t>mongoDB</w:t>
+      </w:r>
+      <w:proofErr w:type="spellEnd"/>
+      <w:r>
+        <w:t xml:space="preserve"> para </w:t>
+      </w:r>
+      <w:r>
+        <w:t>registrar</w:t>
+      </w:r>
+      <w:r>
+        <w:t xml:space="preserve"> la información.</w:t>
+      </w:r>
+      <w:r>
+        <w:t xml:space="preserve"> </w:t>
+      </w:r>
+    </w:p>
+    <w:p>
+      <w:r>
+        <w:t>Creación de nuevo</w:t>
+      </w:r>
+      <w:r>
+        <w:t xml:space="preserve"> documento de </w:t>
+      </w:r>
+      <w:proofErr w:type="spellStart"/>
+      <w:r>
+        <w:t>mongoDB</w:t>
+      </w:r>
+      <w:proofErr w:type="spellEnd"/>
+      <w:r>
+        <w:t xml:space="preserve"> </w:t>
+      </w:r>
+      <w:r>
+        <w:t xml:space="preserve">llamado </w:t>
+      </w:r>
+      <w:proofErr w:type="spellStart"/>
+      <w:r>
+        <w:t>iteraccion</w:t>
+      </w:r>
+      <w:proofErr w:type="spellEnd"/>
+      <w:r>
+        <w:t xml:space="preserve">, </w:t>
+      </w:r>
+      <w:r>
+        <w:t xml:space="preserve">relacionado con el documento </w:t>
+      </w:r>
+      <w:r>
+        <w:t>usuarios</w:t>
+      </w:r>
+      <w:r>
+        <w:t xml:space="preserve"> </w:t>
+      </w:r>
+      <w:r>
+        <w:t xml:space="preserve">mediante el campo </w:t>
+      </w:r>
+      <w:proofErr w:type="spellStart"/>
+      <w:r>
+        <w:t>perfil_afinidad</w:t>
+      </w:r>
+      <w:proofErr w:type="spellEnd"/>
+      <w:r>
+        <w:t xml:space="preserve">, </w:t>
+      </w:r>
+      <w:r>
+        <w:t>para guardar la información</w:t>
+      </w:r>
+      <w:r>
+        <w:t xml:space="preserve"> relacionada con las </w:t>
+      </w:r>
+      <w:proofErr w:type="spellStart"/>
+      <w:r>
+        <w:t>itera</w:t>
+      </w:r>
+      <w:r>
+        <w:t>cciones</w:t>
+      </w:r>
+      <w:proofErr w:type="spellEnd"/>
+      <w:r>
+        <w:t xml:space="preserve"> que el usuario realiza en la web.</w:t>
+      </w:r>
+    </w:p>
+    <w:p>
+      <w:r>
+        <w:t>La base de datos deberá guardar la información de los usuarios</w:t>
+      </w:r>
+      <w:r>
+        <w:t xml:space="preserve">. Cada vez que un usuario haga clic sobre un libro el sistema </w:t>
+      </w:r>
+      <w:r>
+        <w:t>registrará</w:t>
+      </w:r>
+      <w:r>
+        <w:t xml:space="preserve"> la id del usuario</w:t>
+      </w:r>
+      <w:r>
+        <w:t>, d</w:t>
+      </w:r>
+      <w:r>
+        <w:t>el libro y la fecha.</w:t>
+      </w:r>
+      <w:r>
+        <w:t xml:space="preserve"> También</w:t>
+      </w:r>
+      <w:r>
+        <w:t xml:space="preserve"> cuando lo agreg</w:t>
+      </w:r>
+      <w:r>
+        <w:t>ue</w:t>
+      </w:r>
+      <w:r>
+        <w:t xml:space="preserve"> a la lista de deseos y cuando lo compr</w:t>
+      </w:r>
+      <w:r>
+        <w:t>e</w:t>
+      </w:r>
+      <w:r>
+        <w:t>, puntuando cada acción</w:t>
+      </w:r>
+      <w:r>
+        <w:t xml:space="preserve"> en el documento de </w:t>
+      </w:r>
+      <w:proofErr w:type="spellStart"/>
+      <w:r>
+        <w:t>iteraccion</w:t>
+      </w:r>
+      <w:proofErr w:type="spellEnd"/>
+      <w:r>
+        <w:t>.</w:t>
+      </w:r>
+    </w:p>
+    <w:p>
+      <w:pPr>
+        <w:pStyle w:val="Ttulo3"/>
+      </w:pPr>
+      <w:r>
+        <w:t>Uso de datos obtenidos:</w:t>
+      </w:r>
+    </w:p>
+    <w:p>
+      <w:r>
+        <w:t xml:space="preserve">La vista principal muestra recomendaciones personalizadas </w:t>
+      </w:r>
+      <w:r>
+        <w:t>basándose</w:t>
+      </w:r>
+      <w:r>
+        <w:t xml:space="preserve"> en los datos obtenidos. Se analiza que libros han tenido más visitas, se cruzan con el </w:t>
+      </w:r>
+      <w:r>
+        <w:t>género</w:t>
+      </w:r>
+      <w:r>
+        <w:t xml:space="preserve"> o </w:t>
+      </w:r>
+      <w:r>
+        <w:t>los géneros</w:t>
+      </w:r>
+      <w:r>
+        <w:t xml:space="preserve"> que los usuarios han seleccionado en su perfil y muestra las recomendaciones.</w:t>
+      </w:r>
+    </w:p>
+    <w:p>
+      <w:r>
+        <w:t xml:space="preserve">Dependiendo de si el usuario esta registrado o no, </w:t>
+      </w:r>
+      <w:r>
+        <w:t>se mostraran unos carruseles de libros u otros.</w:t>
+      </w:r>
+    </w:p>
+    <w:p>
+      <w:pPr>
+        <w:pStyle w:val="Ttulo3"/>
+      </w:pPr>
+      <w:r>
         <w:lastRenderedPageBreak/>
-        <w:t>D</w:t>
-      </w:r>
-      <w:r>
-        <w:t xml:space="preserve">ocumento de </w:t>
-      </w:r>
-      <w:proofErr w:type="spellStart"/>
-      <w:r>
-        <w:t>mongoDB</w:t>
-      </w:r>
-      <w:proofErr w:type="spellEnd"/>
-      <w:r>
-        <w:t xml:space="preserve"> para </w:t>
-      </w:r>
-      <w:r>
-        <w:t>registrar</w:t>
-      </w:r>
-      <w:r>
-        <w:t xml:space="preserve"> la información.</w:t>
-      </w:r>
-      <w:r>
-        <w:t xml:space="preserve"> </w:t>
-      </w:r>
-    </w:p>
-    <w:p>
-      <w:r>
-        <w:t>Creación de nuevo</w:t>
-      </w:r>
-      <w:r>
-        <w:t xml:space="preserve"> documento de </w:t>
-      </w:r>
-      <w:proofErr w:type="spellStart"/>
-      <w:r>
-        <w:t>mongoDB</w:t>
-      </w:r>
-      <w:proofErr w:type="spellEnd"/>
-      <w:r>
-        <w:t xml:space="preserve"> </w:t>
-      </w:r>
-      <w:r>
-        <w:t xml:space="preserve">llamado </w:t>
-      </w:r>
-      <w:proofErr w:type="spellStart"/>
-      <w:r>
-        <w:t>iteraccion</w:t>
-      </w:r>
-      <w:proofErr w:type="spellEnd"/>
-      <w:r>
-        <w:t xml:space="preserve">, </w:t>
-      </w:r>
-      <w:r>
-        <w:t xml:space="preserve">relacionado con el documento </w:t>
-      </w:r>
-      <w:r>
-        <w:t>usuarios</w:t>
-      </w:r>
-      <w:r>
-        <w:t xml:space="preserve"> </w:t>
-      </w:r>
-      <w:r>
-        <w:t xml:space="preserve">mediante el campo </w:t>
-      </w:r>
-      <w:proofErr w:type="spellStart"/>
-      <w:r>
-        <w:t>perfil_afinidad</w:t>
-      </w:r>
-      <w:proofErr w:type="spellEnd"/>
-      <w:r>
-        <w:t xml:space="preserve">, </w:t>
-      </w:r>
-      <w:r>
-        <w:t>para guardar la información</w:t>
-      </w:r>
-      <w:r>
-        <w:t xml:space="preserve"> relacionada con las </w:t>
-      </w:r>
-      <w:proofErr w:type="spellStart"/>
-      <w:r>
-        <w:t>itera</w:t>
-      </w:r>
-      <w:r>
-        <w:t>cciones</w:t>
-      </w:r>
-      <w:proofErr w:type="spellEnd"/>
-      <w:r>
-        <w:t xml:space="preserve"> que el usuario realiza en la web.</w:t>
-      </w:r>
-    </w:p>
-    <w:p>
-      <w:r>
-        <w:t>La base de datos deberá guardar la información de los usuarios</w:t>
-      </w:r>
-      <w:r>
-        <w:t xml:space="preserve">. Cada vez que un usuario haga clic sobre un libro el sistema </w:t>
-      </w:r>
-      <w:r>
-        <w:t>registrará</w:t>
-      </w:r>
-      <w:r>
-        <w:t xml:space="preserve"> la id del usuario</w:t>
-      </w:r>
-      <w:r>
-        <w:t>, d</w:t>
-      </w:r>
-      <w:r>
-        <w:t>el libro y la fecha.</w:t>
-      </w:r>
-      <w:r>
-        <w:t xml:space="preserve"> También</w:t>
-      </w:r>
-      <w:r>
-        <w:t xml:space="preserve"> cuando lo agreg</w:t>
-      </w:r>
-      <w:r>
-        <w:t>ue</w:t>
-      </w:r>
-      <w:r>
-        <w:t xml:space="preserve"> a la lista de deseos y cuando lo compr</w:t>
-      </w:r>
-      <w:r>
-        <w:t>e</w:t>
-      </w:r>
-      <w:r>
-        <w:t>, puntuando cada acción</w:t>
-      </w:r>
-      <w:r>
-        <w:t xml:space="preserve"> en el documento de </w:t>
-      </w:r>
-      <w:proofErr w:type="spellStart"/>
-      <w:r>
-        <w:t>iteraccion</w:t>
-      </w:r>
-      <w:proofErr w:type="spellEnd"/>
-      <w:r>
-        <w:t>.</w:t>
-      </w:r>
-    </w:p>
-    <w:p>
-      <w:pPr>
-        <w:pStyle w:val="Ttulo3"/>
-      </w:pPr>
-      <w:r>
-        <w:t>Uso de datos obtenidos:</w:t>
-      </w:r>
-    </w:p>
-    <w:p>
-      <w:r>
-        <w:t xml:space="preserve">La vista principal muestra recomendaciones personalizadas </w:t>
-      </w:r>
-      <w:r>
-        <w:t>basándose</w:t>
-      </w:r>
-      <w:r>
-        <w:t xml:space="preserve"> en los datos obtenidos. Se analiza que libros han tenido más visitas, se cruzan con el </w:t>
-      </w:r>
-      <w:r>
-        <w:t>género</w:t>
-      </w:r>
-      <w:r>
-        <w:t xml:space="preserve"> o </w:t>
-      </w:r>
-      <w:r>
-        <w:t>los géneros</w:t>
-      </w:r>
-      <w:r>
-        <w:t xml:space="preserve"> que los usuarios han seleccionado en su perfil y muestra las recomendaciones.</w:t>
-      </w:r>
-    </w:p>
-    <w:p>
-      <w:r>
-        <w:t xml:space="preserve">Dependiendo de si el usuario esta registrado o no, </w:t>
-      </w:r>
-      <w:r>
-        <w:t>se mostraran unos carruseles de libros u otros.</w:t>
-      </w:r>
-    </w:p>
-    <w:p>
-      <w:pPr>
-        <w:pStyle w:val="Ttulo3"/>
-      </w:pPr>
-      <w:r>
         <w:t>Vistas:</w:t>
       </w:r>
     </w:p>
@@ -8870,7 +8964,23 @@
           <w:b/>
           <w:bCs/>
         </w:rPr>
-        <w:t>**Violación del Principio de Responsabilidad Única (SRP):**</w:t>
+        <w:t>**Violación del Principio de Responsabilidad Única (SRP</w:t>
+      </w:r>
+      <w:proofErr w:type="gramStart"/>
+      <w:r>
+        <w:rPr>
+          <w:b/>
+          <w:bCs/>
+        </w:rPr>
+        <w:t>):*</w:t>
+      </w:r>
+      <w:proofErr w:type="gramEnd"/>
+      <w:r>
+        <w:rPr>
+          <w:b/>
+          <w:bCs/>
+        </w:rPr>
+        <w:t>*</w:t>
       </w:r>
       <w:r>
         <w:t xml:space="preserve"> Un solo archivo manejaba el estado local, las peticiones HTTP (</w:t>
@@ -8896,7 +9006,23 @@
           <w:b/>
           <w:bCs/>
         </w:rPr>
-        <w:t>**Baja Mantenibilidad:**</w:t>
+        <w:t xml:space="preserve">**Baja </w:t>
+      </w:r>
+      <w:proofErr w:type="gramStart"/>
+      <w:r>
+        <w:rPr>
+          <w:b/>
+          <w:bCs/>
+        </w:rPr>
+        <w:t>Mantenibilidad:*</w:t>
+      </w:r>
+      <w:proofErr w:type="gramEnd"/>
+      <w:r>
+        <w:rPr>
+          <w:b/>
+          <w:bCs/>
+        </w:rPr>
+        <w:t>*</w:t>
       </w:r>
       <w:r>
         <w:t xml:space="preserve"> Archivos con cientos de líneas de código hacían que la lectura, depuración y modificación de funcionalidades específicas fuera propensa a errores.</w:t>
@@ -8914,7 +9040,23 @@
           <w:b/>
           <w:bCs/>
         </w:rPr>
-        <w:t>**Acoplamiento Fuerte:**</w:t>
+        <w:t xml:space="preserve">**Acoplamiento </w:t>
+      </w:r>
+      <w:proofErr w:type="gramStart"/>
+      <w:r>
+        <w:rPr>
+          <w:b/>
+          <w:bCs/>
+        </w:rPr>
+        <w:t>Fuerte:*</w:t>
+      </w:r>
+      <w:proofErr w:type="gramEnd"/>
+      <w:r>
+        <w:rPr>
+          <w:b/>
+          <w:bCs/>
+        </w:rPr>
+        <w:t>*</w:t>
       </w:r>
       <w:r>
         <w:t xml:space="preserve"> La lógica de obtención de datos estaba fuertemente acoplada al renderizado visual, dificultando la reutilización de la lógica en otras partes de la aplicación.</w:t>
@@ -8935,6 +9077,7 @@
         <w:t xml:space="preserve">**Dificultad para el </w:t>
       </w:r>
       <w:proofErr w:type="spellStart"/>
+      <w:proofErr w:type="gramStart"/>
       <w:r>
         <w:rPr>
           <w:b/>
@@ -8948,7 +9091,15 @@
           <w:b/>
           <w:bCs/>
         </w:rPr>
-        <w:t>:**</w:t>
+        <w:t>:*</w:t>
+      </w:r>
+      <w:proofErr w:type="gramEnd"/>
+      <w:r>
+        <w:rPr>
+          <w:b/>
+          <w:bCs/>
+        </w:rPr>
+        <w:t>*</w:t>
       </w:r>
       <w:r>
         <w:t xml:space="preserve"> Probar componentes monolíticos requiere </w:t>
@@ -9133,7 +9284,23 @@
           <w:b/>
           <w:bCs/>
         </w:rPr>
-        <w:t>**Ejemplos implementados:**</w:t>
+        <w:t xml:space="preserve">**Ejemplos </w:t>
+      </w:r>
+      <w:proofErr w:type="gramStart"/>
+      <w:r>
+        <w:rPr>
+          <w:b/>
+          <w:bCs/>
+        </w:rPr>
+        <w:t>implementados:*</w:t>
+      </w:r>
+      <w:proofErr w:type="gramEnd"/>
+      <w:r>
+        <w:rPr>
+          <w:b/>
+          <w:bCs/>
+        </w:rPr>
+        <w:t>*</w:t>
       </w:r>
       <w:r>
         <w:t xml:space="preserve"> `</w:t>
@@ -9191,7 +9358,23 @@
           <w:b/>
           <w:bCs/>
         </w:rPr>
-        <w:t>**Beneficios:**</w:t>
+        <w:t>**</w:t>
+      </w:r>
+      <w:proofErr w:type="gramStart"/>
+      <w:r>
+        <w:rPr>
+          <w:b/>
+          <w:bCs/>
+        </w:rPr>
+        <w:t>Beneficios:*</w:t>
+      </w:r>
+      <w:proofErr w:type="gramEnd"/>
+      <w:r>
+        <w:rPr>
+          <w:b/>
+          <w:bCs/>
+        </w:rPr>
+        <w:t>*</w:t>
       </w:r>
     </w:p>
     <w:p>
@@ -9217,12 +9400,21 @@
         <w:t>SoC</w:t>
       </w:r>
       <w:proofErr w:type="spellEnd"/>
-      <w:r>
-        <w:rPr>
-          <w:b/>
-          <w:bCs/>
-        </w:rPr>
-        <w:t>):**</w:t>
+      <w:proofErr w:type="gramStart"/>
+      <w:r>
+        <w:rPr>
+          <w:b/>
+          <w:bCs/>
+        </w:rPr>
+        <w:t>):*</w:t>
+      </w:r>
+      <w:proofErr w:type="gramEnd"/>
+      <w:r>
+        <w:rPr>
+          <w:b/>
+          <w:bCs/>
+        </w:rPr>
+        <w:t>*</w:t>
       </w:r>
       <w:r>
         <w:t xml:space="preserve"> Los componentes de </w:t>
@@ -9280,7 +9472,23 @@
           <w:b/>
           <w:bCs/>
         </w:rPr>
-        <w:t>**Reusabilidad de la Lógica:**</w:t>
+        <w:t xml:space="preserve">**Reusabilidad de la </w:t>
+      </w:r>
+      <w:proofErr w:type="gramStart"/>
+      <w:r>
+        <w:rPr>
+          <w:b/>
+          <w:bCs/>
+        </w:rPr>
+        <w:t>Lógica:*</w:t>
+      </w:r>
+      <w:proofErr w:type="gramEnd"/>
+      <w:r>
+        <w:rPr>
+          <w:b/>
+          <w:bCs/>
+        </w:rPr>
+        <w:t>*</w:t>
       </w:r>
       <w:r>
         <w:t xml:space="preserve"> Si en el futuro otra vista necesita la misma lógica de filtrado de editoriales, se puede importar `</w:t>
@@ -9310,6 +9518,7 @@
         <w:t>**</w:t>
       </w:r>
       <w:proofErr w:type="spellStart"/>
+      <w:proofErr w:type="gramStart"/>
       <w:r>
         <w:rPr>
           <w:b/>
@@ -9323,7 +9532,15 @@
           <w:b/>
           <w:bCs/>
         </w:rPr>
-        <w:t>:**</w:t>
+        <w:t>:*</w:t>
+      </w:r>
+      <w:proofErr w:type="gramEnd"/>
+      <w:r>
+        <w:rPr>
+          <w:b/>
+          <w:bCs/>
+        </w:rPr>
+        <w:t>*</w:t>
       </w:r>
       <w:r>
         <w:t xml:space="preserve"> Es mucho más sencillo escribir </w:t>
@@ -9417,7 +9634,23 @@
           <w:b/>
           <w:bCs/>
         </w:rPr>
-        <w:t>**Estructura anterior:**</w:t>
+        <w:t xml:space="preserve">**Estructura </w:t>
+      </w:r>
+      <w:proofErr w:type="gramStart"/>
+      <w:r>
+        <w:rPr>
+          <w:b/>
+          <w:bCs/>
+        </w:rPr>
+        <w:t>anterior:*</w:t>
+      </w:r>
+      <w:proofErr w:type="gramEnd"/>
+      <w:r>
+        <w:rPr>
+          <w:b/>
+          <w:bCs/>
+        </w:rPr>
+        <w:t>*</w:t>
       </w:r>
     </w:p>
     <w:p>
@@ -9697,7 +9930,23 @@
           <w:b/>
           <w:bCs/>
         </w:rPr>
-        <w:t>` y `Editoriales`):**</w:t>
+        <w:t>` y `Editoriales`</w:t>
+      </w:r>
+      <w:proofErr w:type="gramStart"/>
+      <w:r>
+        <w:rPr>
+          <w:b/>
+          <w:bCs/>
+        </w:rPr>
+        <w:t>):*</w:t>
+      </w:r>
+      <w:proofErr w:type="gramEnd"/>
+      <w:r>
+        <w:rPr>
+          <w:b/>
+          <w:bCs/>
+        </w:rPr>
+        <w:t>*</w:t>
       </w:r>
     </w:p>
     <w:p>
@@ -10144,7 +10393,23 @@
           <w:b/>
           <w:bCs/>
         </w:rPr>
-        <w:t>**Beneficios:**</w:t>
+        <w:t>**</w:t>
+      </w:r>
+      <w:proofErr w:type="gramStart"/>
+      <w:r>
+        <w:rPr>
+          <w:b/>
+          <w:bCs/>
+        </w:rPr>
+        <w:t>Beneficios:*</w:t>
+      </w:r>
+      <w:proofErr w:type="gramEnd"/>
+      <w:r>
+        <w:rPr>
+          <w:b/>
+          <w:bCs/>
+        </w:rPr>
+        <w:t>*</w:t>
       </w:r>
     </w:p>
     <w:p>
@@ -10159,7 +10424,23 @@
           <w:b/>
           <w:bCs/>
         </w:rPr>
-        <w:t>**Cohesión Espacial:**</w:t>
+        <w:t xml:space="preserve">**Cohesión </w:t>
+      </w:r>
+      <w:proofErr w:type="gramStart"/>
+      <w:r>
+        <w:rPr>
+          <w:b/>
+          <w:bCs/>
+        </w:rPr>
+        <w:t>Espacial:*</w:t>
+      </w:r>
+      <w:proofErr w:type="gramEnd"/>
+      <w:r>
+        <w:rPr>
+          <w:b/>
+          <w:bCs/>
+        </w:rPr>
+        <w:t>*</w:t>
       </w:r>
       <w:r>
         <w:t xml:space="preserve"> Los archivos que cambian juntos, viven juntos. Si necesitas modificar la vista de Editoriales, sabes que todo lo relacionado (excepto la lógica del </w:t>
@@ -10193,7 +10474,23 @@
           <w:b/>
           <w:bCs/>
         </w:rPr>
-        <w:t>**Limpieza del Directorio Global:**</w:t>
+        <w:t xml:space="preserve">**Limpieza del Directorio </w:t>
+      </w:r>
+      <w:proofErr w:type="gramStart"/>
+      <w:r>
+        <w:rPr>
+          <w:b/>
+          <w:bCs/>
+        </w:rPr>
+        <w:t>Global:*</w:t>
+      </w:r>
+      <w:proofErr w:type="gramEnd"/>
+      <w:r>
+        <w:rPr>
+          <w:b/>
+          <w:bCs/>
+        </w:rPr>
+        <w:t>*</w:t>
       </w:r>
       <w:r>
         <w:t xml:space="preserve"> La carpeta `</w:t>
@@ -10247,7 +10544,23 @@
           <w:b/>
           <w:bCs/>
         </w:rPr>
-        <w:t>**Centralización de Mensajes:**</w:t>
+        <w:t xml:space="preserve">**Centralización de </w:t>
+      </w:r>
+      <w:proofErr w:type="gramStart"/>
+      <w:r>
+        <w:rPr>
+          <w:b/>
+          <w:bCs/>
+        </w:rPr>
+        <w:t>Mensajes:*</w:t>
+      </w:r>
+      <w:proofErr w:type="gramEnd"/>
+      <w:r>
+        <w:rPr>
+          <w:b/>
+          <w:bCs/>
+        </w:rPr>
+        <w:t>*</w:t>
       </w:r>
       <w:r>
         <w:t xml:space="preserve"> Se crearon diccionarios de constantes (`</w:t>
@@ -10300,12 +10613,21 @@
         <w:t>useInfiniteScroll</w:t>
       </w:r>
       <w:proofErr w:type="spellEnd"/>
-      <w:r>
-        <w:rPr>
-          <w:b/>
-          <w:bCs/>
-        </w:rPr>
-        <w:t>`:**</w:t>
+      <w:proofErr w:type="gramStart"/>
+      <w:r>
+        <w:rPr>
+          <w:b/>
+          <w:bCs/>
+        </w:rPr>
+        <w:t>`:*</w:t>
+      </w:r>
+      <w:proofErr w:type="gramEnd"/>
+      <w:r>
+        <w:rPr>
+          <w:b/>
+          <w:bCs/>
+        </w:rPr>
+        <w:t>*</w:t>
       </w:r>
       <w:r>
         <w:t xml:space="preserve"> Se detectó que la lógica de paginación por </w:t>
@@ -10335,6 +10657,7 @@
         <w:t xml:space="preserve"> genérico `</w:t>
       </w:r>
       <w:proofErr w:type="spellStart"/>
+      <w:proofErr w:type="gramStart"/>
       <w:r>
         <w:t>useInfiniteScroll</w:t>
       </w:r>
@@ -10343,6 +10666,7 @@
         <w:t>(</w:t>
       </w:r>
       <w:proofErr w:type="spellStart"/>
+      <w:proofErr w:type="gramEnd"/>
       <w:r>
         <w:t>callback</w:t>
       </w:r>
@@ -10441,18 +10765,6 @@
       </w:pPr>
       <w:r>
         <w:t>MEJORAS PENDIENTES:</w:t>
-      </w:r>
-    </w:p>
-    <w:p>
-      <w:pPr>
-        <w:pStyle w:val="Prrafodelista"/>
-        <w:numPr>
-          <w:ilvl w:val="1"/>
-          <w:numId w:val="6"/>
-        </w:numPr>
-      </w:pPr>
-      <w:r>
-        <w:t>Verificar correo electrónico cuando un usuario se registra.</w:t>
       </w:r>
     </w:p>
     <w:p>
@@ -10491,7 +10803,7 @@
                     <pic:cNvPicPr/>
                   </pic:nvPicPr>
                   <pic:blipFill>
-                    <a:blip r:embed="rId40"/>
+                    <a:blip r:embed="rId42"/>
                     <a:stretch>
                       <a:fillRect/>
                     </a:stretch>
@@ -11632,12 +11944,23 @@
     </w:p>
     <w:p/>
     <w:p>
+      <w:r>
+        <w:br w:type="page"/>
+      </w:r>
+    </w:p>
+    <w:p>
+      <w:r>
+        <w:lastRenderedPageBreak/>
+        <w:br w:type="page"/>
+      </w:r>
+    </w:p>
+    <w:p>
       <w:pPr>
         <w:ind w:left="360"/>
       </w:pPr>
     </w:p>
     <w:sectPr>
-      <w:headerReference w:type="default" r:id="rId41"/>
+      <w:headerReference w:type="default" r:id="rId43"/>
       <w:pgSz w:w="11906" w:h="16838"/>
       <w:pgMar w:top="1417" w:right="1701" w:bottom="1417" w:left="1701" w:header="708" w:footer="708" w:gutter="0"/>
       <w:pgNumType w:start="0"/>

--- a/proyecto.docx
+++ b/proyecto.docx
@@ -5569,7 +5569,7 @@
           <w:noProof/>
         </w:rPr>
         <w:drawing>
-          <wp:inline distT="0" distB="0" distL="0" distR="0" wp14:anchorId="3A9F5494" wp14:editId="1FD08F89">
+          <wp:inline distT="0" distB="0" distL="0" distR="0" wp14:anchorId="3A9F5494" wp14:editId="25D1CD82">
             <wp:extent cx="4443624" cy="3161307"/>
             <wp:effectExtent l="76200" t="76200" r="128905" b="134620"/>
             <wp:docPr id="935891741" name="Imagen 1"/>
@@ -5722,7 +5722,7 @@
           <w:noProof/>
         </w:rPr>
         <w:drawing>
-          <wp:inline distT="0" distB="0" distL="0" distR="0" wp14:anchorId="6CC8F11D" wp14:editId="7FC0BAF0">
+          <wp:inline distT="0" distB="0" distL="0" distR="0" wp14:anchorId="6CC8F11D" wp14:editId="2FDBFEFC">
             <wp:extent cx="5396230" cy="3834130"/>
             <wp:effectExtent l="76200" t="76200" r="128270" b="128270"/>
             <wp:docPr id="1285130325" name="Imagen 3"/>
@@ -5878,7 +5878,7 @@
           <w:noProof/>
         </w:rPr>
         <w:drawing>
-          <wp:inline distT="0" distB="0" distL="0" distR="0" wp14:anchorId="100023D7" wp14:editId="2B9EA22F">
+          <wp:inline distT="0" distB="0" distL="0" distR="0" wp14:anchorId="100023D7" wp14:editId="3ED94294">
             <wp:extent cx="4772025" cy="3395500"/>
             <wp:effectExtent l="95250" t="95250" r="85725" b="90805"/>
             <wp:docPr id="418913" name="Imagen 8"/>
@@ -5961,7 +5961,7 @@
           <w:noProof/>
         </w:rPr>
         <w:drawing>
-          <wp:inline distT="0" distB="0" distL="0" distR="0" wp14:anchorId="252BBB8C" wp14:editId="03FD6880">
+          <wp:inline distT="0" distB="0" distL="0" distR="0" wp14:anchorId="252BBB8C" wp14:editId="38480AF6">
             <wp:extent cx="4974873" cy="3539836"/>
             <wp:effectExtent l="76200" t="76200" r="130810" b="137160"/>
             <wp:docPr id="913894690" name="Imagen 7"/>
@@ -6037,7 +6037,7 @@
           <w:noProof/>
         </w:rPr>
         <w:drawing>
-          <wp:inline distT="0" distB="0" distL="0" distR="0" wp14:anchorId="1C3A36F7" wp14:editId="7FAF5283">
+          <wp:inline distT="0" distB="0" distL="0" distR="0" wp14:anchorId="1C3A36F7" wp14:editId="49AE2180">
             <wp:extent cx="4949839" cy="3522023"/>
             <wp:effectExtent l="76200" t="76200" r="136525" b="135890"/>
             <wp:docPr id="1340598956" name="Imagen 1"/>
@@ -6550,7 +6550,7 @@
           <w:noProof/>
         </w:rPr>
         <w:drawing>
-          <wp:inline distT="0" distB="0" distL="0" distR="0" wp14:anchorId="4A834548" wp14:editId="265E033F">
+          <wp:inline distT="0" distB="0" distL="0" distR="0" wp14:anchorId="4A834548" wp14:editId="67E4A581">
             <wp:extent cx="5396230" cy="3834130"/>
             <wp:effectExtent l="76200" t="76200" r="128270" b="128270"/>
             <wp:docPr id="433170619" name="Imagen 2"/>
@@ -6623,7 +6623,7 @@
           <w:noProof/>
         </w:rPr>
         <w:drawing>
-          <wp:inline distT="0" distB="0" distL="0" distR="0" wp14:anchorId="322F9951" wp14:editId="186CF0C9">
+          <wp:inline distT="0" distB="0" distL="0" distR="0" wp14:anchorId="322F9951" wp14:editId="388BD7DA">
             <wp:extent cx="4621432" cy="3283620"/>
             <wp:effectExtent l="76200" t="76200" r="141605" b="126365"/>
             <wp:docPr id="784425407" name="Imagen 7"/>
@@ -6722,7 +6722,7 @@
           <w:noProof/>
         </w:rPr>
         <w:drawing>
-          <wp:inline distT="0" distB="0" distL="0" distR="0" wp14:anchorId="6F09FAA3" wp14:editId="161400BC">
+          <wp:inline distT="0" distB="0" distL="0" distR="0" wp14:anchorId="6F09FAA3" wp14:editId="1545F9C6">
             <wp:extent cx="4461002" cy="3171884"/>
             <wp:effectExtent l="76200" t="76200" r="130175" b="123825"/>
             <wp:docPr id="1755659709" name="Imagen 12"/>
@@ -6869,7 +6869,7 @@
           <w:noProof/>
         </w:rPr>
         <w:drawing>
-          <wp:inline distT="0" distB="0" distL="0" distR="0" wp14:anchorId="5534E4D8" wp14:editId="2BDB45DD">
+          <wp:inline distT="0" distB="0" distL="0" distR="0" wp14:anchorId="5534E4D8" wp14:editId="4DCEE578">
             <wp:extent cx="4368895" cy="3106393"/>
             <wp:effectExtent l="76200" t="76200" r="127000" b="132715"/>
             <wp:docPr id="1844187693" name="Imagen 13"/>
@@ -6957,7 +6957,7 @@
           <w:noProof/>
         </w:rPr>
         <w:drawing>
-          <wp:inline distT="0" distB="0" distL="0" distR="0" wp14:anchorId="48AE76E1" wp14:editId="7C42DB12">
+          <wp:inline distT="0" distB="0" distL="0" distR="0" wp14:anchorId="48AE76E1" wp14:editId="456BA612">
             <wp:extent cx="4855490" cy="3452374"/>
             <wp:effectExtent l="76200" t="76200" r="135890" b="129540"/>
             <wp:docPr id="1526789695" name="Imagen 12" descr="Interfaz de usuario gráfica, Aplicación&#10;&#10;El contenido generado por IA puede ser incorrecto."/>
@@ -7030,7 +7030,7 @@
           <w:noProof/>
         </w:rPr>
         <w:drawing>
-          <wp:inline distT="0" distB="0" distL="0" distR="0" wp14:anchorId="6794A471" wp14:editId="385A5385">
+          <wp:inline distT="0" distB="0" distL="0" distR="0" wp14:anchorId="6794A471" wp14:editId="50FE4360">
             <wp:extent cx="4933366" cy="3507746"/>
             <wp:effectExtent l="76200" t="76200" r="133985" b="130810"/>
             <wp:docPr id="760556303" name="Imagen 1"/>
@@ -7104,7 +7104,7 @@
           <w:noProof/>
         </w:rPr>
         <w:drawing>
-          <wp:inline distT="0" distB="0" distL="0" distR="0" wp14:anchorId="41E0CD49" wp14:editId="72120518">
+          <wp:inline distT="0" distB="0" distL="0" distR="0" wp14:anchorId="41E0CD49" wp14:editId="548D6F93">
             <wp:extent cx="4989464" cy="3547635"/>
             <wp:effectExtent l="76200" t="76200" r="135255" b="129540"/>
             <wp:docPr id="272702160" name="Imagen 2"/>
@@ -7177,7 +7177,7 @@
           <w:noProof/>
         </w:rPr>
         <w:drawing>
-          <wp:inline distT="0" distB="0" distL="0" distR="0" wp14:anchorId="1DD9C742" wp14:editId="102B8ECD">
+          <wp:inline distT="0" distB="0" distL="0" distR="0" wp14:anchorId="1DD9C742" wp14:editId="4F824B3E">
             <wp:extent cx="5030649" cy="3576916"/>
             <wp:effectExtent l="76200" t="76200" r="132080" b="138430"/>
             <wp:docPr id="1519085843" name="Imagen 3"/>
@@ -7256,7 +7256,7 @@
           <w:noProof/>
         </w:rPr>
         <w:drawing>
-          <wp:inline distT="0" distB="0" distL="0" distR="0" wp14:anchorId="08C08F08" wp14:editId="50ACCC6F">
+          <wp:inline distT="0" distB="0" distL="0" distR="0" wp14:anchorId="08C08F08" wp14:editId="0462707E">
             <wp:extent cx="4873889" cy="3466106"/>
             <wp:effectExtent l="76200" t="76200" r="136525" b="134620"/>
             <wp:docPr id="1997279975" name="Imagen 1"/>
@@ -7332,7 +7332,7 @@
           <w:noProof/>
         </w:rPr>
         <w:drawing>
-          <wp:inline distT="0" distB="0" distL="0" distR="0" wp14:anchorId="68ACB7BF" wp14:editId="33795489">
+          <wp:inline distT="0" distB="0" distL="0" distR="0" wp14:anchorId="68ACB7BF" wp14:editId="61D35B4C">
             <wp:extent cx="4862708" cy="3458154"/>
             <wp:effectExtent l="76200" t="76200" r="128905" b="142875"/>
             <wp:docPr id="1649579706" name="Imagen 2"/>
@@ -7916,7 +7916,7 @@
     </w:p>
     <w:p>
       <w:r>
-        <w:t xml:space="preserve">Utilizo la web </w:t>
+        <w:t xml:space="preserve">Dado que el servicio de hosting facilitado por el centro no ofrecía en su plan básico la posibilidad de desplegar en él un proyecto con tecnología node.js, he recorrido a la web </w:t>
       </w:r>
       <w:hyperlink r:id="rId40" w:history="1">
         <w:r>
@@ -7927,11 +7927,50 @@
         </w:r>
       </w:hyperlink>
       <w:r>
-        <w:t xml:space="preserve"> que permite desplegar con node.js </w:t>
-      </w:r>
-    </w:p>
-    <w:p>
-      <w:r>
+        <w:t>.</w:t>
+      </w:r>
+    </w:p>
+    <w:p/>
+    <w:p>
+      <w:pPr>
+        <w:pStyle w:val="Ttulo4"/>
+      </w:pPr>
+      <w:proofErr w:type="spellStart"/>
+      <w:r>
+        <w:t>C</w:t>
+      </w:r>
+      <w:r>
+        <w:t>loudinary</w:t>
+      </w:r>
+      <w:proofErr w:type="spellEnd"/>
+      <w:r>
+        <w:t>:</w:t>
+      </w:r>
+    </w:p>
+    <w:p>
+      <w:r>
+        <w:t xml:space="preserve">Utilizo la API de </w:t>
+      </w:r>
+      <w:proofErr w:type="spellStart"/>
+      <w:r>
+        <w:rPr>
+          <w:highlight w:val="yellow"/>
+        </w:rPr>
+        <w:t>Cloudinary</w:t>
+      </w:r>
+      <w:proofErr w:type="spellEnd"/>
+      <w:r>
+        <w:t xml:space="preserve"> para subir las imágenes de las portadas de los libros a la web.</w:t>
+      </w:r>
+    </w:p>
+    <w:p/>
+    <w:p/>
+    <w:p/>
+    <w:p>
+      <w:r>
+        <w:rPr>
+          <w:noProof/>
+        </w:rPr>
         <w:drawing>
           <wp:inline distT="0" distB="0" distL="0" distR="0" wp14:anchorId="5376CD5C" wp14:editId="49B1D426">
             <wp:extent cx="3426490" cy="2692760"/>
@@ -8003,29 +8042,25 @@
       <w:r>
         <w:t>.</w:t>
       </w:r>
-    </w:p>
-    <w:p>
-      <w:r>
-        <w:t xml:space="preserve">En </w:t>
-      </w:r>
-      <w:proofErr w:type="spellStart"/>
-      <w:r>
-        <w:t>el</w:t>
-      </w:r>
-      <w:proofErr w:type="spellEnd"/>
-      <w:r>
-        <w:t xml:space="preserve"> </w:t>
-      </w:r>
-      <w:r>
-        <w:t xml:space="preserve">los archivos </w:t>
-      </w:r>
-      <w:proofErr w:type="spellStart"/>
-      <w:r>
-        <w:t>librosCRUD</w:t>
-      </w:r>
-      <w:proofErr w:type="spellEnd"/>
-      <w:r>
-        <w:t xml:space="preserve"> he añadido</w:t>
+      <w:r>
+        <w:t xml:space="preserve"> Para un proyecto pequeño esto no tiene demasiada utilidad, pero pensando de cara al futuro lo considero una mejora importante.</w:t>
+      </w:r>
+    </w:p>
+    <w:p>
+      <w:pPr>
+        <w:pStyle w:val="Ttulo3"/>
+      </w:pPr>
+      <w:r>
+        <w:lastRenderedPageBreak/>
+        <w:t>¿Cómo lo he implementado?</w:t>
+      </w:r>
+    </w:p>
+    <w:p>
+      <w:r>
+        <w:t>H</w:t>
+      </w:r>
+      <w:r>
+        <w:t>e añadido</w:t>
       </w:r>
       <w:r>
         <w:t xml:space="preserve"> </w:t>
@@ -8106,10 +8141,61 @@
         <w:t>:</w:t>
       </w:r>
     </w:p>
-    <w:bookmarkEnd w:id="0"/>
-    <w:p>
+    <w:p>
+      <w:r>
+        <w:t xml:space="preserve">No caí en la necesidad de utilizarlo hasta que recordé el uso de </w:t>
+      </w:r>
       <w:proofErr w:type="spellStart"/>
       <w:r>
+        <w:t>sessions</w:t>
+      </w:r>
+      <w:proofErr w:type="spellEnd"/>
+      <w:r>
+        <w:t xml:space="preserve"> y </w:t>
+      </w:r>
+      <w:proofErr w:type="spellStart"/>
+      <w:r>
+        <w:t>cokies</w:t>
+      </w:r>
+      <w:proofErr w:type="spellEnd"/>
+      <w:r>
+        <w:t xml:space="preserve"> para guardar sesiones temporales (</w:t>
+      </w:r>
+      <w:proofErr w:type="spellStart"/>
+      <w:r>
+        <w:t>sessions</w:t>
+      </w:r>
+      <w:proofErr w:type="spellEnd"/>
+      <w:r>
+        <w:t>) y guardar datos en el navegador (</w:t>
+      </w:r>
+      <w:proofErr w:type="spellStart"/>
+      <w:r>
+        <w:t>cokies</w:t>
+      </w:r>
+      <w:proofErr w:type="spellEnd"/>
+      <w:r>
+        <w:t>).</w:t>
+      </w:r>
+    </w:p>
+    <w:p>
+      <w:r>
+        <w:t xml:space="preserve">Dado que utilizo node.js y </w:t>
+      </w:r>
+      <w:proofErr w:type="spellStart"/>
+      <w:r>
+        <w:t>react</w:t>
+      </w:r>
+      <w:proofErr w:type="spellEnd"/>
+      <w:r>
+        <w:t xml:space="preserve"> </w:t>
+      </w:r>
+      <w:bookmarkEnd w:id="0"/>
+      <w:r>
+        <w:t xml:space="preserve">tuve que recurrir a </w:t>
+      </w:r>
+      <w:proofErr w:type="spellStart"/>
+      <w:r>
         <w:t>LocalStorage</w:t>
       </w:r>
       <w:proofErr w:type="spellEnd"/>
@@ -8122,13 +8208,16 @@
       </w:r>
       <w:proofErr w:type="spellEnd"/>
       <w:r>
+        <w:t>, que</w:t>
+      </w:r>
+      <w:r>
         <w:t xml:space="preserve"> </w:t>
       </w:r>
       <w:r>
-        <w:t xml:space="preserve">son las herramientas de Web Storage </w:t>
-      </w:r>
-      <w:r>
-        <w:t xml:space="preserve">con la que gestiono </w:t>
+        <w:t>son herramientas de Web Storage</w:t>
+      </w:r>
+      <w:r>
+        <w:t xml:space="preserve">, para gestionar </w:t>
       </w:r>
       <w:r>
         <w:t>la persistencia del usuario</w:t>
@@ -8138,894 +8227,530 @@
       </w:r>
     </w:p>
     <w:p>
-      <w:pPr>
-        <w:pStyle w:val="Prrafodelista"/>
-        <w:numPr>
-          <w:ilvl w:val="0"/>
-          <w:numId w:val="11"/>
-        </w:numPr>
-      </w:pPr>
-      <w:proofErr w:type="spellStart"/>
-      <w:r>
-        <w:t>LocaleStorage</w:t>
-      </w:r>
-      <w:proofErr w:type="spellEnd"/>
-      <w:r>
-        <w:t xml:space="preserve">: Cundo el usuario quiere recordar la sesión sus datos se guardan utilizando </w:t>
-      </w:r>
-      <w:proofErr w:type="spellStart"/>
-      <w:r>
-        <w:t>localeStorage</w:t>
-      </w:r>
-      <w:proofErr w:type="spellEnd"/>
-      <w:r>
-        <w:t xml:space="preserve">. Al utilizar </w:t>
-      </w:r>
-      <w:proofErr w:type="spellStart"/>
-      <w:r>
-        <w:t>localeStorage</w:t>
-      </w:r>
-      <w:proofErr w:type="spellEnd"/>
-      <w:r>
-        <w:t xml:space="preserve"> la sesión se </w:t>
-      </w:r>
-      <w:proofErr w:type="spellStart"/>
-      <w:r>
-        <w:t>almacen</w:t>
-      </w:r>
-      <w:proofErr w:type="spellEnd"/>
-      <w:r>
-        <w:t xml:space="preserve"> en el disco.</w:t>
-      </w:r>
-    </w:p>
-    <w:p>
-      <w:pPr>
-        <w:pStyle w:val="Prrafodelista"/>
-      </w:pPr>
-    </w:p>
-    <w:p>
-      <w:pPr>
-        <w:pStyle w:val="Prrafodelista"/>
-        <w:numPr>
-          <w:ilvl w:val="0"/>
-          <w:numId w:val="11"/>
-        </w:numPr>
-      </w:pPr>
-      <w:proofErr w:type="spellStart"/>
-      <w:r>
-        <w:lastRenderedPageBreak/>
-        <w:t>SessionStorage</w:t>
-      </w:r>
-      <w:proofErr w:type="spellEnd"/>
-      <w:r>
-        <w:t xml:space="preserve">: Cuando el usuario </w:t>
+      <w:r>
+        <w:t>E</w:t>
+      </w:r>
+      <w:r>
+        <w:t xml:space="preserve">l tiempo de validez real de la sesión lo determina el </w:t>
       </w:r>
       <w:r>
         <w:rPr>
           <w:b/>
           <w:bCs/>
         </w:rPr>
-        <w:t>no</w:t>
-      </w:r>
-      <w:r>
-        <w:t xml:space="preserve"> marca la opción de recordar sesión, sus datos de inicio de sesión se guardan con </w:t>
+        <w:t>Token JWT</w:t>
+      </w:r>
+      <w:r>
+        <w:t xml:space="preserve"> </w:t>
+      </w:r>
+      <w:r>
+        <w:t xml:space="preserve">que genera </w:t>
+      </w:r>
+      <w:r>
+        <w:t>el servidor, que actúa como un pase con fecha de caducidad."</w:t>
+      </w:r>
+      <w:r>
+        <w:t xml:space="preserve"> Esto significa </w:t>
+      </w:r>
+      <w:proofErr w:type="gramStart"/>
+      <w:r>
+        <w:t>que</w:t>
+      </w:r>
+      <w:proofErr w:type="gramEnd"/>
+      <w:r>
+        <w:t xml:space="preserve"> aunque un usuario seleccioné la opción recordar sesión, pasados X días (los configurados en el servidor) el servidor rechazara el token guardado en el navegador del usuario y lo obligará a volver a iniciar sesión.</w:t>
+      </w:r>
+    </w:p>
+    <w:p>
+      <w:pPr>
+        <w:pStyle w:val="Ttulo2"/>
+      </w:pPr>
+      <w:bookmarkStart w:id="1" w:name="_Sistema_de_recomendaciones"/>
+      <w:bookmarkEnd w:id="1"/>
+      <w:r>
+        <w:t>Sistema de recomendaciones</w:t>
+      </w:r>
+    </w:p>
+    <w:p>
+      <w:r>
+        <w:t>El sistema recopila</w:t>
+      </w:r>
+      <w:r>
+        <w:t>:</w:t>
+      </w:r>
+    </w:p>
+    <w:p>
+      <w:r>
+        <w:t>L</w:t>
+      </w:r>
+      <w:r>
+        <w:t>as visitas que un usuario realiza a un determinado libro.</w:t>
+      </w:r>
+    </w:p>
+    <w:p>
+      <w:r>
+        <w:t>Los libros que guarda en la lista de deseos</w:t>
+      </w:r>
+      <w:r>
+        <w:t>.</w:t>
+      </w:r>
+    </w:p>
+    <w:p>
+      <w:r>
+        <w:t>Los libros que añade al carrito de la compra.</w:t>
+      </w:r>
+    </w:p>
+    <w:p>
+      <w:r>
+        <w:t xml:space="preserve">Si el usuario esta registrado, coteja esta información con los gustos literarios definidos en el perfil y cruza los datos para mostrar libros de interés en la </w:t>
       </w:r>
       <w:proofErr w:type="spellStart"/>
       <w:r>
-        <w:t>sesionStorage</w:t>
+        <w:t>pagina</w:t>
       </w:r>
       <w:proofErr w:type="spellEnd"/>
       <w:r>
-        <w:t>. Esto hace que cuando el usuario cierra la pestaña o el navegador, la sesión de usuario se cierre.</w:t>
-      </w:r>
-    </w:p>
-    <w:p>
-      <w:r>
-        <w:t xml:space="preserve">Pese al uso de </w:t>
+        <w:t xml:space="preserve"> principal.</w:t>
+      </w:r>
+    </w:p>
+    <w:p>
+      <w:pPr>
+        <w:pStyle w:val="Ttulo3"/>
+      </w:pPr>
+      <w:r>
+        <w:t>Uso de datos obtenidos:</w:t>
+      </w:r>
+    </w:p>
+    <w:p>
+      <w:r>
+        <w:t>La vista principal muestra recomendaciones personalizadas basándose en los datos obtenidos. Se analiza que libros han tenido más visitas, se cruzan con el género o los géneros que los usuarios han seleccionado en su perfil y muestra las recomendaciones.</w:t>
+      </w:r>
+    </w:p>
+    <w:p>
+      <w:r>
+        <w:t>Dependiendo de si el usuario esta registrado o no, se mostraran unos carruseles de libros u otros.</w:t>
+      </w:r>
+    </w:p>
+    <w:p>
+      <w:pPr>
+        <w:pStyle w:val="Ttulo4"/>
+      </w:pPr>
+      <w:r>
+        <w:lastRenderedPageBreak/>
+        <w:t xml:space="preserve">1. </w:t>
+      </w:r>
+      <w:r>
+        <w:t>P</w:t>
+      </w:r>
+      <w:r>
+        <w:t>ara usuarios no registrados:</w:t>
+      </w:r>
+    </w:p>
+    <w:p>
+      <w:r>
+        <w:t>De base, la página principal muestra:</w:t>
+      </w:r>
+    </w:p>
+    <w:p>
+      <w:r>
+        <w:rPr>
+          <w:highlight w:val="yellow"/>
+        </w:rPr>
+        <w:t>¿Qué tres categorías muestra?</w:t>
+      </w:r>
+    </w:p>
+    <w:p>
+      <w:pPr>
+        <w:rPr>
+          <w:strike/>
+        </w:rPr>
+      </w:pPr>
+      <w:r>
+        <w:rPr>
+          <w:strike/>
+        </w:rPr>
+        <w:t>Top Ventas Global Novedades, Tendencias de la semana (</w:t>
       </w:r>
       <w:proofErr w:type="spellStart"/>
       <w:r>
-        <w:t>l</w:t>
-      </w:r>
-      <w:r>
-        <w:t>ocalStorage</w:t>
+        <w:rPr>
+          <w:strike/>
+        </w:rPr>
+        <w:t>Trending</w:t>
       </w:r>
       <w:proofErr w:type="spellEnd"/>
       <w:r>
-        <w:t xml:space="preserve"> y </w:t>
+        <w:rPr>
+          <w:strike/>
+        </w:rPr>
+        <w:t>), Autores del Momento y Autores Emergentes.</w:t>
+      </w:r>
+    </w:p>
+    <w:p>
+      <w:pPr>
+        <w:pStyle w:val="Ttulo4"/>
+      </w:pPr>
+      <w:r>
+        <w:t xml:space="preserve">2. </w:t>
+      </w:r>
+      <w:r>
+        <w:t>P</w:t>
+      </w:r>
+      <w:r>
+        <w:t>ara usuarios registrados:</w:t>
+      </w:r>
+    </w:p>
+    <w:p>
+      <w:r>
+        <w:t>Porque leíste</w:t>
+      </w:r>
+      <w:r>
+        <w:t xml:space="preserve"> [</w:t>
       </w:r>
       <w:proofErr w:type="spellStart"/>
       <w:r>
-        <w:t>sesionStorage</w:t>
+        <w:t>titulo</w:t>
       </w:r>
       <w:proofErr w:type="spellEnd"/>
       <w:r>
-        <w:t xml:space="preserve">, </w:t>
-      </w:r>
-      <w:r>
-        <w:t xml:space="preserve">el tiempo de validez real de la sesión lo determina el </w:t>
+        <w:t xml:space="preserve"> de libro],</w:t>
+      </w:r>
+      <w:r>
+        <w:t xml:space="preserve"> </w:t>
+      </w:r>
+      <w:r>
+        <w:t>Tus géneros favoritos</w:t>
+      </w:r>
+      <w:r>
+        <w:t>, tus autores favoritos…</w:t>
+      </w:r>
+    </w:p>
+    <w:p/>
+    <w:p>
+      <w:pPr>
+        <w:pStyle w:val="Ttulo2"/>
+      </w:pPr>
+      <w:r>
+        <w:t xml:space="preserve">Refactorización de código </w:t>
+      </w:r>
+    </w:p>
+    <w:p>
+      <w:pPr>
+        <w:pStyle w:val="Ttulo3"/>
+      </w:pPr>
+      <w:proofErr w:type="spellStart"/>
+      <w:r>
+        <w:t>Frontend</w:t>
+      </w:r>
+      <w:proofErr w:type="spellEnd"/>
+    </w:p>
+    <w:p>
+      <w:r>
+        <w:t xml:space="preserve">Siguiendo el diseño </w:t>
       </w:r>
       <w:r>
         <w:rPr>
           <w:b/>
           <w:bCs/>
         </w:rPr>
-        <w:t>Token JWT</w:t>
-      </w:r>
-      <w:r>
-        <w:t xml:space="preserve"> </w:t>
-      </w:r>
-      <w:r>
-        <w:t xml:space="preserve">que genera </w:t>
-      </w:r>
-      <w:r>
-        <w:t>el servidor, que actúa como un pase con fecha de caducidad."</w:t>
-      </w:r>
-    </w:p>
-    <w:p>
-      <w:pPr>
-        <w:pStyle w:val="Ttulo2"/>
-      </w:pPr>
-      <w:r>
-        <w:t>Sistema de recomendaciones</w:t>
-      </w:r>
-    </w:p>
-    <w:p>
-      <w:r>
-        <w:t>Dependiendo de si el usuario esta registrado o no</w:t>
+        <w:t>modelo</w:t>
       </w:r>
       <w:r>
         <w:t xml:space="preserve">, </w:t>
       </w:r>
-      <w:r>
-        <w:t>se hacen</w:t>
-      </w:r>
-      <w:r>
-        <w:t xml:space="preserve"> dos distinciones </w:t>
-      </w:r>
-      <w:r>
-        <w:t xml:space="preserve">en la </w:t>
-      </w:r>
-      <w:r>
-        <w:t>vista</w:t>
-      </w:r>
-      <w:r>
-        <w:t xml:space="preserve"> </w:t>
-      </w:r>
-      <w:r>
-        <w:t>principal</w:t>
-      </w:r>
-      <w:r>
-        <w:t xml:space="preserve">: </w:t>
-      </w:r>
-    </w:p>
-    <w:p>
-      <w:pPr>
-        <w:pStyle w:val="Ttulo3"/>
-      </w:pPr>
-      <w:r>
-        <w:t xml:space="preserve">1. </w:t>
-      </w:r>
-      <w:r>
-        <w:t>P</w:t>
-      </w:r>
-      <w:r>
-        <w:t>ara usuarios no registrados:</w:t>
-      </w:r>
-    </w:p>
-    <w:p>
-      <w:r>
-        <w:t>Top Ventas Global</w:t>
-      </w:r>
-      <w:r>
-        <w:t xml:space="preserve"> Novedades</w:t>
-      </w:r>
-      <w:r>
-        <w:t>,</w:t>
-      </w:r>
-      <w:r>
-        <w:t xml:space="preserve"> Tendencias de la semana (</w:t>
-      </w:r>
-      <w:proofErr w:type="spellStart"/>
-      <w:r>
-        <w:t>Trending</w:t>
-      </w:r>
-      <w:proofErr w:type="spellEnd"/>
-      <w:r>
-        <w:t>)</w:t>
-      </w:r>
-      <w:r>
-        <w:t>,</w:t>
-      </w:r>
-      <w:r>
-        <w:t xml:space="preserve"> Autores del Momento</w:t>
-      </w:r>
-      <w:r>
-        <w:t xml:space="preserve"> y </w:t>
-      </w:r>
-      <w:r>
-        <w:t>Autores Emergentes</w:t>
-      </w:r>
-      <w:r>
-        <w:t>.</w:t>
-      </w:r>
-    </w:p>
-    <w:p>
-      <w:pPr>
-        <w:pStyle w:val="Ttulo3"/>
-      </w:pPr>
-      <w:r>
-        <w:t xml:space="preserve">2. </w:t>
-      </w:r>
-      <w:r>
-        <w:t>V</w:t>
-      </w:r>
-      <w:r>
-        <w:t>ista inicial para usuarios registrados:</w:t>
-      </w:r>
-    </w:p>
-    <w:p>
-      <w:r>
-        <w:t>El sistema recopila</w:t>
-      </w:r>
-      <w:r>
-        <w:t xml:space="preserve"> </w:t>
-      </w:r>
-      <w:proofErr w:type="spellStart"/>
-      <w:r>
-        <w:t>informacion</w:t>
-      </w:r>
-      <w:proofErr w:type="spellEnd"/>
-      <w:r>
-        <w:t xml:space="preserve"> sobre los usuarios para utilizarla con fines de marketing</w:t>
-      </w:r>
-      <w:r>
-        <w:t>. A parte de alguna de las filas del primer punto</w:t>
-      </w:r>
-      <w:r>
-        <w:t>, en la vista,</w:t>
-      </w:r>
-      <w:r>
-        <w:t xml:space="preserve"> se añadirían: </w:t>
-      </w:r>
-      <w:r>
-        <w:t>Porque leíste</w:t>
-      </w:r>
-      <w:r>
-        <w:t xml:space="preserve"> [</w:t>
-      </w:r>
-      <w:proofErr w:type="spellStart"/>
-      <w:r>
-        <w:t>titulo</w:t>
-      </w:r>
-      <w:proofErr w:type="spellEnd"/>
-      <w:r>
-        <w:t xml:space="preserve"> de libro],</w:t>
-      </w:r>
-      <w:r>
-        <w:t xml:space="preserve"> </w:t>
-      </w:r>
-      <w:r>
-        <w:t>Tus géneros favoritos</w:t>
-      </w:r>
-      <w:r>
-        <w:t>, tus autores favoritos…</w:t>
-      </w:r>
-    </w:p>
-    <w:p>
-      <w:pPr>
-        <w:pStyle w:val="Ttulo2"/>
-      </w:pPr>
-      <w:r>
-        <w:t>D</w:t>
-      </w:r>
-      <w:r>
-        <w:t xml:space="preserve">ocumento de </w:t>
-      </w:r>
-      <w:proofErr w:type="spellStart"/>
-      <w:r>
-        <w:t>mongoDB</w:t>
-      </w:r>
-      <w:proofErr w:type="spellEnd"/>
-      <w:r>
-        <w:t xml:space="preserve"> para </w:t>
-      </w:r>
-      <w:r>
-        <w:t>registrar</w:t>
-      </w:r>
-      <w:r>
-        <w:t xml:space="preserve"> la información.</w:t>
-      </w:r>
-      <w:r>
-        <w:t xml:space="preserve"> </w:t>
-      </w:r>
-    </w:p>
-    <w:p>
-      <w:r>
-        <w:t>Creación de nuevo</w:t>
-      </w:r>
-      <w:r>
-        <w:t xml:space="preserve"> documento de </w:t>
-      </w:r>
-      <w:proofErr w:type="spellStart"/>
-      <w:r>
-        <w:t>mongoDB</w:t>
-      </w:r>
-      <w:proofErr w:type="spellEnd"/>
-      <w:r>
-        <w:t xml:space="preserve"> </w:t>
-      </w:r>
-      <w:r>
-        <w:t xml:space="preserve">llamado </w:t>
-      </w:r>
-      <w:proofErr w:type="spellStart"/>
-      <w:r>
-        <w:t>iteraccion</w:t>
-      </w:r>
-      <w:proofErr w:type="spellEnd"/>
-      <w:r>
-        <w:t xml:space="preserve">, </w:t>
-      </w:r>
-      <w:r>
-        <w:t xml:space="preserve">relacionado con el documento </w:t>
-      </w:r>
-      <w:r>
-        <w:t>usuarios</w:t>
-      </w:r>
-      <w:r>
-        <w:t xml:space="preserve"> </w:t>
-      </w:r>
-      <w:r>
-        <w:t xml:space="preserve">mediante el campo </w:t>
-      </w:r>
-      <w:proofErr w:type="spellStart"/>
-      <w:r>
-        <w:t>perfil_afinidad</w:t>
-      </w:r>
-      <w:proofErr w:type="spellEnd"/>
-      <w:r>
-        <w:t xml:space="preserve">, </w:t>
-      </w:r>
-      <w:r>
-        <w:t>para guardar la información</w:t>
-      </w:r>
-      <w:r>
-        <w:t xml:space="preserve"> relacionada con las </w:t>
-      </w:r>
-      <w:proofErr w:type="spellStart"/>
-      <w:r>
-        <w:t>itera</w:t>
-      </w:r>
-      <w:r>
-        <w:t>cciones</w:t>
-      </w:r>
-      <w:proofErr w:type="spellEnd"/>
-      <w:r>
-        <w:t xml:space="preserve"> que el usuario realiza en la web.</w:t>
-      </w:r>
-    </w:p>
-    <w:p>
-      <w:r>
-        <w:t>La base de datos deberá guardar la información de los usuarios</w:t>
-      </w:r>
-      <w:r>
-        <w:t xml:space="preserve">. Cada vez que un usuario haga clic sobre un libro el sistema </w:t>
-      </w:r>
-      <w:r>
-        <w:t>registrará</w:t>
-      </w:r>
-      <w:r>
-        <w:t xml:space="preserve"> la id del usuario</w:t>
-      </w:r>
-      <w:r>
-        <w:t>, d</w:t>
-      </w:r>
-      <w:r>
-        <w:t>el libro y la fecha.</w:t>
-      </w:r>
-      <w:r>
-        <w:t xml:space="preserve"> También</w:t>
-      </w:r>
-      <w:r>
-        <w:t xml:space="preserve"> cuando lo agreg</w:t>
-      </w:r>
-      <w:r>
-        <w:t>ue</w:t>
-      </w:r>
-      <w:r>
-        <w:t xml:space="preserve"> a la lista de deseos y cuando lo compr</w:t>
-      </w:r>
-      <w:r>
-        <w:t>e</w:t>
-      </w:r>
-      <w:r>
-        <w:t>, puntuando cada acción</w:t>
-      </w:r>
-      <w:r>
-        <w:t xml:space="preserve"> en el documento de </w:t>
-      </w:r>
-      <w:proofErr w:type="spellStart"/>
-      <w:r>
-        <w:t>iteraccion</w:t>
-      </w:r>
-      <w:proofErr w:type="spellEnd"/>
-      <w:r>
-        <w:t>.</w:t>
-      </w:r>
-    </w:p>
-    <w:p>
-      <w:pPr>
-        <w:pStyle w:val="Ttulo3"/>
-      </w:pPr>
-      <w:r>
-        <w:t>Uso de datos obtenidos:</w:t>
-      </w:r>
-    </w:p>
-    <w:p>
-      <w:r>
-        <w:t xml:space="preserve">La vista principal muestra recomendaciones personalizadas </w:t>
-      </w:r>
-      <w:r>
-        <w:t>basándose</w:t>
-      </w:r>
-      <w:r>
-        <w:t xml:space="preserve"> en los datos obtenidos. Se analiza que libros han tenido más visitas, se cruzan con el </w:t>
-      </w:r>
-      <w:r>
-        <w:t>género</w:t>
-      </w:r>
-      <w:r>
-        <w:t xml:space="preserve"> o </w:t>
-      </w:r>
-      <w:r>
-        <w:t>los géneros</w:t>
-      </w:r>
-      <w:r>
-        <w:t xml:space="preserve"> que los usuarios han seleccionado en su perfil y muestra las recomendaciones.</w:t>
-      </w:r>
-    </w:p>
-    <w:p>
-      <w:r>
-        <w:t xml:space="preserve">Dependiendo de si el usuario esta registrado o no, </w:t>
-      </w:r>
-      <w:r>
-        <w:t>se mostraran unos carruseles de libros u otros.</w:t>
-      </w:r>
-    </w:p>
-    <w:p>
-      <w:pPr>
-        <w:pStyle w:val="Ttulo3"/>
-      </w:pPr>
-      <w:r>
-        <w:lastRenderedPageBreak/>
-        <w:t>Vistas:</w:t>
-      </w:r>
-    </w:p>
-    <w:p>
-      <w:pPr>
-        <w:pStyle w:val="Ttulo4"/>
-      </w:pPr>
-      <w:r>
-        <w:t>1. Vista inicial para usuarios no registrados:</w:t>
-      </w:r>
-    </w:p>
-    <w:p>
-      <w:pPr>
-        <w:numPr>
-          <w:ilvl w:val="0"/>
-          <w:numId w:val="16"/>
-        </w:numPr>
-      </w:pPr>
       <w:r>
         <w:rPr>
           <w:b/>
           <w:bCs/>
         </w:rPr>
-        <w:t>Top Ventas Global:</w:t>
-      </w:r>
-      <w:r>
-        <w:t xml:space="preserve"> Los 15 libros más vendidos de la historia de la tienda (o del último mes).</w:t>
-      </w:r>
-    </w:p>
-    <w:p>
-      <w:pPr>
-        <w:numPr>
-          <w:ilvl w:val="0"/>
-          <w:numId w:val="16"/>
-        </w:numPr>
-      </w:pPr>
+        <w:t>vista</w:t>
+      </w:r>
+      <w:r>
+        <w:t xml:space="preserve">, </w:t>
+      </w:r>
       <w:r>
         <w:rPr>
           <w:b/>
           <w:bCs/>
         </w:rPr>
-        <w:t>Novedades:</w:t>
-      </w:r>
-      <w:r>
-        <w:t xml:space="preserve"> Los últimos libros añadidos a la plataforma.</w:t>
-      </w:r>
-    </w:p>
-    <w:p>
-      <w:pPr>
-        <w:numPr>
-          <w:ilvl w:val="0"/>
-          <w:numId w:val="16"/>
-        </w:numPr>
-      </w:pPr>
+        <w:t>controlador</w:t>
+      </w:r>
       <w:r>
         <w:rPr>
           <w:b/>
           <w:bCs/>
         </w:rPr>
-        <w:t>Tendencias de la semana (</w:t>
-      </w:r>
+        <w:t xml:space="preserve">, </w:t>
+      </w:r>
+      <w:r>
+        <w:t>t</w:t>
+      </w:r>
+      <w:r>
+        <w:t>odas las vistas del proyecto</w:t>
+      </w:r>
+      <w:r>
+        <w:t xml:space="preserve"> </w:t>
+      </w:r>
+      <w:r>
+        <w:t>han sido reestructuradas y divididas en</w:t>
+      </w:r>
+      <w:r>
+        <w:t xml:space="preserve"> carpetas</w:t>
+      </w:r>
+      <w:r>
+        <w:t>, donde he extraído y separado el código en archivos para facilitar su lectura y mantenimiento.</w:t>
+      </w:r>
+      <w:r>
+        <w:t xml:space="preserve"> </w:t>
+      </w:r>
+    </w:p>
+    <w:p>
+      <w:pPr>
+        <w:pStyle w:val="Ttulo3"/>
+      </w:pPr>
       <w:proofErr w:type="spellStart"/>
+      <w:r>
+        <w:t>Bakend</w:t>
+      </w:r>
+      <w:proofErr w:type="spellEnd"/>
+    </w:p>
+    <w:p>
+      <w:r>
+        <w:t xml:space="preserve">Como en el </w:t>
+      </w:r>
+      <w:proofErr w:type="spellStart"/>
+      <w:r>
+        <w:t>frontend</w:t>
+      </w:r>
+      <w:proofErr w:type="spellEnd"/>
+      <w:r>
+        <w:t xml:space="preserve">, el </w:t>
+      </w:r>
+      <w:proofErr w:type="spellStart"/>
+      <w:r>
+        <w:t>bakend</w:t>
+      </w:r>
+      <w:proofErr w:type="spellEnd"/>
+      <w:r>
+        <w:t xml:space="preserve"> también sigue el diseño de la arquitectura </w:t>
+      </w:r>
       <w:r>
         <w:rPr>
           <w:b/>
           <w:bCs/>
         </w:rPr>
-        <w:t>Trending</w:t>
-      </w:r>
-      <w:proofErr w:type="spellEnd"/>
+        <w:t>modelo</w:t>
+      </w:r>
+      <w:r>
+        <w:t xml:space="preserve">, </w:t>
+      </w:r>
       <w:r>
         <w:rPr>
           <w:b/>
           <w:bCs/>
-        </w:rPr>
-        <w:t>):</w:t>
+          <w:strike/>
+        </w:rPr>
+        <w:t>vista</w:t>
+      </w:r>
+      <w:r>
+        <w:rPr>
+          <w:strike/>
+        </w:rPr>
+        <w:t>,</w:t>
+      </w:r>
+      <w:r>
+        <w:t xml:space="preserve"> </w:t>
       </w:r>
       <w:r>
         <w:rPr>
           <w:b/>
           <w:bCs/>
         </w:rPr>
-        <w:t xml:space="preserve"> </w:t>
-      </w:r>
-      <w:r>
-        <w:t>Muestra q</w:t>
-      </w:r>
-      <w:r>
-        <w:t xml:space="preserve">ué libros están recibiendo más clics </w:t>
-      </w:r>
-      <w:r>
-        <w:t>a lo largo de la</w:t>
-      </w:r>
-      <w:r>
-        <w:t xml:space="preserve"> semana, aunque no se hayan vendido aún</w:t>
-      </w:r>
-      <w:r>
-        <w:t>.</w:t>
-      </w:r>
-      <w:r>
-        <w:t xml:space="preserve"> Esto es ideal para generar curiosidad.</w:t>
-      </w:r>
-    </w:p>
-    <w:p>
-      <w:pPr>
-        <w:numPr>
-          <w:ilvl w:val="0"/>
-          <w:numId w:val="16"/>
-        </w:numPr>
-      </w:pPr>
+        <w:t>controlador</w:t>
+      </w:r>
       <w:r>
         <w:rPr>
           <w:b/>
           <w:bCs/>
         </w:rPr>
-        <w:t>Autores del Momento:</w:t>
-      </w:r>
-      <w:r>
-        <w:t xml:space="preserve"> </w:t>
-      </w:r>
-      <w:r>
-        <w:t>L</w:t>
-      </w:r>
-      <w:r>
-        <w:t>os autores que más volumen de ventas (o de visitas) han generado en los últimos 30 días.</w:t>
-      </w:r>
-    </w:p>
-    <w:p>
-      <w:pPr>
-        <w:numPr>
-          <w:ilvl w:val="0"/>
-          <w:numId w:val="16"/>
-        </w:numPr>
-      </w:pPr>
+        <w:t xml:space="preserve">. </w:t>
+      </w:r>
+      <w:r>
+        <w:t>Solo que no hay</w:t>
+      </w:r>
       <w:r>
         <w:rPr>
           <w:b/>
           <w:bCs/>
         </w:rPr>
-        <w:t>Autores Emergentes:</w:t>
-      </w:r>
-      <w:r>
-        <w:t xml:space="preserve"> </w:t>
-      </w:r>
-      <w:r>
-        <w:t xml:space="preserve">Autores </w:t>
-      </w:r>
-      <w:r>
-        <w:t>que tienen un crecimiento rápido (</w:t>
-      </w:r>
-      <w:r>
-        <w:t>ratio de conversión alto</w:t>
-      </w:r>
-      <w:r>
-        <w:t xml:space="preserve">: </w:t>
-      </w:r>
-      <w:r>
-        <w:t>mucha gente que ve su libro, lo acaba comprando.</w:t>
-      </w:r>
-    </w:p>
-    <w:p>
-      <w:pPr>
-        <w:pStyle w:val="Ttulo4"/>
-      </w:pPr>
-      <w:r>
-        <w:t>2. Vista inicial para usuarios registrados:</w:t>
-      </w:r>
-    </w:p>
-    <w:p>
-      <w:r>
-        <w:t>A parte de las “</w:t>
-      </w:r>
-      <w:proofErr w:type="spellStart"/>
-      <w:r>
-        <w:t>estanterias</w:t>
-      </w:r>
-      <w:proofErr w:type="spellEnd"/>
-      <w:r>
-        <w:t>” anteriores, mostraría:</w:t>
-      </w:r>
-    </w:p>
-    <w:p>
-      <w:pPr>
-        <w:numPr>
-          <w:ilvl w:val="0"/>
-          <w:numId w:val="16"/>
-        </w:numPr>
-      </w:pPr>
+        <w:t xml:space="preserve"> vista. </w:t>
+      </w:r>
+      <w:r>
+        <w:t>Los archivos están divididos principalmente en</w:t>
+      </w:r>
       <w:r>
         <w:rPr>
           <w:b/>
           <w:bCs/>
         </w:rPr>
-        <w:t>Porque leíste [</w:t>
-      </w:r>
-      <w:proofErr w:type="spellStart"/>
+        <w:t xml:space="preserve"> </w:t>
+      </w:r>
       <w:r>
         <w:rPr>
           <w:b/>
           <w:bCs/>
         </w:rPr>
-        <w:t>titulo</w:t>
-      </w:r>
-      <w:proofErr w:type="spellEnd"/>
+        <w:t>modelo, ruta</w:t>
+      </w:r>
       <w:r>
         <w:rPr>
           <w:b/>
           <w:bCs/>
         </w:rPr>
-        <w:t xml:space="preserve"> de libro]</w:t>
+        <w:t xml:space="preserve"> y</w:t>
       </w:r>
       <w:r>
         <w:rPr>
           <w:b/>
           <w:bCs/>
         </w:rPr>
-        <w:t xml:space="preserve">: </w:t>
-      </w:r>
-      <w:proofErr w:type="spellStart"/>
-      <w:r>
-        <w:t>Mostraria</w:t>
-      </w:r>
-      <w:proofErr w:type="spellEnd"/>
-      <w:r>
-        <w:t xml:space="preserve"> más libros de ese autor y de su </w:t>
-      </w:r>
-      <w:proofErr w:type="spellStart"/>
-      <w:r>
-        <w:t>categoria</w:t>
-      </w:r>
-      <w:proofErr w:type="spellEnd"/>
-      <w:r>
-        <w:t>.</w:t>
-      </w:r>
-    </w:p>
-    <w:p>
-      <w:pPr>
-        <w:numPr>
-          <w:ilvl w:val="0"/>
-          <w:numId w:val="16"/>
-        </w:numPr>
-      </w:pPr>
+        <w:t xml:space="preserve"> controlado</w:t>
+      </w:r>
       <w:r>
         <w:rPr>
           <w:b/>
           <w:bCs/>
         </w:rPr>
-        <w:t>Porque te gusta [</w:t>
-      </w:r>
-      <w:proofErr w:type="spellStart"/>
+        <w:t xml:space="preserve">r. </w:t>
+      </w:r>
+      <w:r>
+        <w:t>Cada carpeta</w:t>
+      </w:r>
       <w:r>
         <w:rPr>
           <w:b/>
           <w:bCs/>
         </w:rPr>
-        <w:t>genero</w:t>
-      </w:r>
-      <w:proofErr w:type="spellEnd"/>
+        <w:t xml:space="preserve"> </w:t>
+      </w:r>
+      <w:r>
+        <w:t>contine sus propios archivos</w:t>
+      </w:r>
+      <w:r>
+        <w:t xml:space="preserve">, que a su vez se encargan de gestionar distintas partes del código. </w:t>
+      </w:r>
+    </w:p>
+    <w:p>
+      <w:pPr>
+        <w:pStyle w:val="Ttulo2"/>
+      </w:pPr>
+      <w:r>
+        <w:t>Constantes para definir el texto</w:t>
+      </w:r>
+    </w:p>
+    <w:p>
+      <w:r>
+        <w:t xml:space="preserve">En el proyecto utilizo archivos donde he definido el texto que muestran las distintas vistas. </w:t>
+      </w:r>
+    </w:p>
+    <w:p>
+      <w:pPr>
+        <w:pStyle w:val="Ttulo1"/>
+      </w:pPr>
+      <w:r>
+        <w:t>Cambios realizados</w:t>
+      </w:r>
+    </w:p>
+    <w:p>
+      <w:pPr>
+        <w:pStyle w:val="Ttulo2"/>
+      </w:pPr>
+      <w:r>
+        <w:t>Vistas</w:t>
+      </w:r>
+    </w:p>
+    <w:p>
       <w:r>
         <w:rPr>
           <w:b/>
           <w:bCs/>
         </w:rPr>
-        <w:t xml:space="preserve"> literario]:</w:t>
-      </w:r>
-      <w:r>
-        <w:t xml:space="preserve"> Mostraría libros de un </w:t>
-      </w:r>
-      <w:proofErr w:type="spellStart"/>
-      <w:r>
-        <w:t>genero</w:t>
-      </w:r>
-      <w:proofErr w:type="spellEnd"/>
-      <w:r>
-        <w:t xml:space="preserve"> concreto</w:t>
-      </w:r>
+        <w:t>Página de inicio</w:t>
+      </w:r>
+      <w:r>
+        <w:t xml:space="preserve">: Muestra diversos carruseles de libros en tendencia. Se basa en el </w:t>
+      </w:r>
+      <w:hyperlink w:anchor="_Sistema_de_recomendaciones" w:history="1">
+        <w:r>
+          <w:rPr>
+            <w:rStyle w:val="Hipervnculo"/>
+          </w:rPr>
+          <w:t>sistema de recomendaciones</w:t>
+        </w:r>
+      </w:hyperlink>
       <w:r>
         <w:t>.</w:t>
       </w:r>
     </w:p>
     <w:p>
-      <w:r>
-        <w:br w:type="page"/>
-      </w:r>
-    </w:p>
-    <w:p>
-      <w:pPr>
-        <w:ind w:left="360"/>
-      </w:pPr>
       <w:r>
         <w:rPr>
           <w:b/>
           <w:bCs/>
         </w:rPr>
-        <w:lastRenderedPageBreak/>
-        <w:t>## 1. El Problema Original: Componentes Monolíticos</w:t>
-      </w:r>
-    </w:p>
-    <w:p>
-      <w:pPr>
-        <w:ind w:left="360"/>
-      </w:pPr>
-      <w:r>
-        <w:t>A medida que la aplicación creció, los componentes principales de las vistas (como `</w:t>
-      </w:r>
-      <w:proofErr w:type="spellStart"/>
-      <w:r>
-        <w:t>AdminLibros.jsx</w:t>
-      </w:r>
-      <w:proofErr w:type="spellEnd"/>
-      <w:r>
-        <w:t>`, `</w:t>
-      </w:r>
-      <w:proofErr w:type="spellStart"/>
-      <w:r>
-        <w:t>DetalleLibro.jsx</w:t>
-      </w:r>
-      <w:proofErr w:type="spellEnd"/>
-      <w:r>
-        <w:t>`, `</w:t>
-      </w:r>
-      <w:proofErr w:type="spellStart"/>
-      <w:r>
-        <w:t>EditarPerfil.jsx</w:t>
-      </w:r>
-      <w:proofErr w:type="spellEnd"/>
-      <w:r>
-        <w:t>`, `</w:t>
-      </w:r>
-      <w:proofErr w:type="spellStart"/>
-      <w:r>
-        <w:t>Editoriales.jsx</w:t>
-      </w:r>
-      <w:proofErr w:type="spellEnd"/>
-      <w:r>
-        <w:t>`) se convirtieron en "</w:t>
-      </w:r>
-      <w:proofErr w:type="spellStart"/>
-      <w:r>
-        <w:t>God</w:t>
-      </w:r>
-      <w:proofErr w:type="spellEnd"/>
-      <w:r>
-        <w:t xml:space="preserve"> </w:t>
-      </w:r>
-      <w:proofErr w:type="spellStart"/>
-      <w:r>
-        <w:t>Components</w:t>
-      </w:r>
-      <w:proofErr w:type="spellEnd"/>
-      <w:r>
-        <w:t>" (Componentes Dios). Estos archivos presentaban los siguientes problemas:</w:t>
-      </w:r>
-    </w:p>
-    <w:p>
-      <w:pPr>
-        <w:ind w:left="360"/>
-      </w:pPr>
-      <w:r>
-        <w:t xml:space="preserve">*   </w:t>
-      </w:r>
+        <w:t>Pestaña libros</w:t>
+      </w:r>
+      <w:r>
+        <w:t>: Nueva pestaña que muestra todos los libros de la web. Esta era la antigua página de inicio.</w:t>
+      </w:r>
+    </w:p>
+    <w:p>
       <w:r>
         <w:rPr>
           <w:b/>
           <w:bCs/>
         </w:rPr>
-        <w:t>**Violación del Principio de Responsabilidad Única (SRP</w:t>
-      </w:r>
-      <w:proofErr w:type="gramStart"/>
+        <w:t>C</w:t>
+      </w:r>
       <w:r>
         <w:rPr>
           <w:b/>
           <w:bCs/>
         </w:rPr>
-        <w:t>):*</w:t>
-      </w:r>
-      <w:proofErr w:type="gramEnd"/>
+        <w:t>ategorías, editoriales y autores</w:t>
+      </w:r>
       <w:r>
         <w:rPr>
           <w:b/>
           <w:bCs/>
         </w:rPr>
-        <w:t>*</w:t>
-      </w:r>
-      <w:r>
-        <w:t xml:space="preserve"> Un solo archivo manejaba el estado local, las peticiones HTTP (</w:t>
-      </w:r>
-      <w:proofErr w:type="spellStart"/>
-      <w:r>
-        <w:t>axios</w:t>
-      </w:r>
-      <w:proofErr w:type="spellEnd"/>
-      <w:r>
-        <w:t>), la lógica de negocio (filtrado, paginación) y el renderizado de múltiples secciones complejas de la interfaz de usuario.</w:t>
-      </w:r>
+        <w:t xml:space="preserve">: </w:t>
+      </w:r>
+      <w:r>
+        <w:t xml:space="preserve">He otorgado a estas vistas un diseño </w:t>
+      </w:r>
+      <w:r>
+        <w:t>bastante más complejo que al resto de las vistas. Lamentablemente no he sabido distribuir el tiempo adecuadamente, y no he sido capaz de ofrecer el mismo diseño en el resto de vistas.</w:t>
+      </w:r>
+    </w:p>
+    <w:p>
+      <w:r>
+        <w:lastRenderedPageBreak/>
+        <w:br w:type="page"/>
+      </w:r>
+    </w:p>
+    <w:p/>
+    <w:p>
+      <w:pPr>
+        <w:pStyle w:val="Ttulo2"/>
+      </w:pPr>
     </w:p>
     <w:p>
       <w:pPr>
         <w:ind w:left="360"/>
       </w:pPr>
       <w:r>
-        <w:t xml:space="preserve">*   </w:t>
-      </w:r>
-      <w:r>
-        <w:rPr>
-          <w:b/>
-          <w:bCs/>
-        </w:rPr>
-        <w:t xml:space="preserve">**Baja </w:t>
-      </w:r>
-      <w:proofErr w:type="gramStart"/>
-      <w:r>
-        <w:rPr>
-          <w:b/>
-          <w:bCs/>
-        </w:rPr>
-        <w:t>Mantenibilidad:*</w:t>
-      </w:r>
-      <w:proofErr w:type="gramEnd"/>
-      <w:r>
-        <w:rPr>
-          <w:b/>
-          <w:bCs/>
-        </w:rPr>
-        <w:t>*</w:t>
-      </w:r>
-      <w:r>
-        <w:t xml:space="preserve"> Archivos con cientos de líneas de código hacían que la lectura, depuración y modificación de funcionalidades específicas fuera propensa a errores.</w:t>
+        <w:t>MEJORAS PENDIENTES:</w:t>
       </w:r>
     </w:p>
     <w:p>
@@ -9033,1765 +8758,14 @@
         <w:ind w:left="360"/>
       </w:pPr>
       <w:r>
-        <w:t xml:space="preserve">*   </w:t>
-      </w:r>
-      <w:r>
-        <w:rPr>
-          <w:b/>
-          <w:bCs/>
-        </w:rPr>
-        <w:t xml:space="preserve">**Acoplamiento </w:t>
-      </w:r>
-      <w:proofErr w:type="gramStart"/>
-      <w:r>
-        <w:rPr>
-          <w:b/>
-          <w:bCs/>
-        </w:rPr>
-        <w:t>Fuerte:*</w:t>
-      </w:r>
-      <w:proofErr w:type="gramEnd"/>
-      <w:r>
-        <w:rPr>
-          <w:b/>
-          <w:bCs/>
-        </w:rPr>
-        <w:t>*</w:t>
-      </w:r>
-      <w:r>
-        <w:t xml:space="preserve"> La lógica de obtención de datos estaba fuertemente acoplada al renderizado visual, dificultando la reutilización de la lógica en otras partes de la aplicación.</w:t>
-      </w:r>
-    </w:p>
-    <w:p>
-      <w:pPr>
-        <w:ind w:left="360"/>
-      </w:pPr>
-      <w:r>
-        <w:t xml:space="preserve">*   </w:t>
-      </w:r>
-      <w:r>
-        <w:rPr>
-          <w:b/>
-          <w:bCs/>
-        </w:rPr>
-        <w:t xml:space="preserve">**Dificultad para el </w:t>
-      </w:r>
-      <w:proofErr w:type="spellStart"/>
-      <w:proofErr w:type="gramStart"/>
-      <w:r>
-        <w:rPr>
-          <w:b/>
-          <w:bCs/>
-        </w:rPr>
-        <w:t>Testing</w:t>
-      </w:r>
-      <w:proofErr w:type="spellEnd"/>
-      <w:r>
-        <w:rPr>
-          <w:b/>
-          <w:bCs/>
-        </w:rPr>
-        <w:t>:*</w:t>
-      </w:r>
-      <w:proofErr w:type="gramEnd"/>
-      <w:r>
-        <w:rPr>
-          <w:b/>
-          <w:bCs/>
-        </w:rPr>
-        <w:t>*</w:t>
-      </w:r>
-      <w:r>
-        <w:t xml:space="preserve"> Probar componentes monolíticos requiere </w:t>
-      </w:r>
-      <w:proofErr w:type="spellStart"/>
-      <w:r>
-        <w:t>mockear</w:t>
-      </w:r>
-      <w:proofErr w:type="spellEnd"/>
-      <w:r>
-        <w:t xml:space="preserve"> una gran cantidad de dependencias y estados internos, lo que hace que los </w:t>
-      </w:r>
-      <w:proofErr w:type="spellStart"/>
-      <w:r>
-        <w:t>tests</w:t>
-      </w:r>
-      <w:proofErr w:type="spellEnd"/>
-      <w:r>
-        <w:t xml:space="preserve"> sean frágiles y complejos de escribir.</w:t>
-      </w:r>
-    </w:p>
-    <w:p>
-      <w:pPr>
-        <w:ind w:left="360"/>
-      </w:pPr>
-      <w:r>
-        <w:rPr>
-          <w:b/>
-          <w:bCs/>
-        </w:rPr>
-        <w:t xml:space="preserve">## 2. La Solución: Arquitectura Basada en Páginas y </w:t>
-      </w:r>
-      <w:proofErr w:type="spellStart"/>
-      <w:r>
-        <w:rPr>
-          <w:b/>
-          <w:bCs/>
-        </w:rPr>
-        <w:t>Custom</w:t>
-      </w:r>
-      <w:proofErr w:type="spellEnd"/>
-      <w:r>
-        <w:rPr>
-          <w:b/>
-          <w:bCs/>
-        </w:rPr>
-        <w:t xml:space="preserve"> </w:t>
-      </w:r>
-      <w:proofErr w:type="spellStart"/>
-      <w:r>
-        <w:rPr>
-          <w:b/>
-          <w:bCs/>
-        </w:rPr>
-        <w:t>Hooks</w:t>
-      </w:r>
-      <w:proofErr w:type="spellEnd"/>
-    </w:p>
-    <w:p>
-      <w:pPr>
-        <w:ind w:left="360"/>
-      </w:pPr>
-      <w:r>
-        <w:t>Para resolver estos problemas, se adoptó una arquitectura más escalable y modular, basada en dos pilares fundamentales:</w:t>
-      </w:r>
-    </w:p>
-    <w:p>
-      <w:pPr>
-        <w:ind w:left="360"/>
-      </w:pPr>
-      <w:r>
-        <w:rPr>
-          <w:b/>
-          <w:bCs/>
-        </w:rPr>
-        <w:t xml:space="preserve">### A. Extracción de Lógica a </w:t>
-      </w:r>
-      <w:proofErr w:type="spellStart"/>
-      <w:r>
-        <w:rPr>
-          <w:b/>
-          <w:bCs/>
-        </w:rPr>
-        <w:t>Custom</w:t>
-      </w:r>
-      <w:proofErr w:type="spellEnd"/>
-      <w:r>
-        <w:rPr>
-          <w:b/>
-          <w:bCs/>
-        </w:rPr>
-        <w:t xml:space="preserve"> </w:t>
-      </w:r>
-      <w:proofErr w:type="spellStart"/>
-      <w:r>
-        <w:rPr>
-          <w:b/>
-          <w:bCs/>
-        </w:rPr>
-        <w:t>Hooks</w:t>
-      </w:r>
-      <w:proofErr w:type="spellEnd"/>
-      <w:r>
-        <w:rPr>
-          <w:b/>
-          <w:bCs/>
-        </w:rPr>
-        <w:t xml:space="preserve"> (Patrón </w:t>
-      </w:r>
-      <w:r>
-        <w:rPr>
-          <w:i/>
-          <w:iCs/>
-        </w:rPr>
-        <w:t>*Container/</w:t>
-      </w:r>
-      <w:proofErr w:type="spellStart"/>
-      <w:r>
-        <w:rPr>
-          <w:i/>
-          <w:iCs/>
-        </w:rPr>
-        <w:t>Presenter</w:t>
-      </w:r>
-      <w:proofErr w:type="spellEnd"/>
-      <w:r>
-        <w:rPr>
-          <w:i/>
-          <w:iCs/>
-        </w:rPr>
-        <w:t>*</w:t>
-      </w:r>
-      <w:r>
-        <w:rPr>
-          <w:b/>
-          <w:bCs/>
-        </w:rPr>
-        <w:t xml:space="preserve"> Moderno)</w:t>
-      </w:r>
-    </w:p>
-    <w:p>
-      <w:pPr>
-        <w:ind w:left="360"/>
-      </w:pPr>
-      <w:r>
-        <w:t xml:space="preserve">Se separó la lógica de negocio y el manejo de estado de la capa de presentación utilizando </w:t>
-      </w:r>
-      <w:proofErr w:type="spellStart"/>
-      <w:r>
-        <w:t>Custom</w:t>
-      </w:r>
-      <w:proofErr w:type="spellEnd"/>
-      <w:r>
-        <w:t xml:space="preserve"> </w:t>
-      </w:r>
-      <w:proofErr w:type="spellStart"/>
-      <w:r>
-        <w:t>Hooks</w:t>
-      </w:r>
-      <w:proofErr w:type="spellEnd"/>
-      <w:r>
-        <w:t xml:space="preserve"> de </w:t>
-      </w:r>
-      <w:proofErr w:type="spellStart"/>
-      <w:r>
-        <w:t>React</w:t>
-      </w:r>
-      <w:proofErr w:type="spellEnd"/>
-      <w:r>
-        <w:t>.</w:t>
-      </w:r>
-    </w:p>
-    <w:p>
-      <w:pPr>
-        <w:ind w:left="360"/>
-      </w:pPr>
-      <w:r>
-        <w:t xml:space="preserve">*   </w:t>
-      </w:r>
-      <w:r>
-        <w:rPr>
-          <w:b/>
-          <w:bCs/>
-        </w:rPr>
-        <w:t xml:space="preserve">**Ejemplos </w:t>
-      </w:r>
-      <w:proofErr w:type="gramStart"/>
-      <w:r>
-        <w:rPr>
-          <w:b/>
-          <w:bCs/>
-        </w:rPr>
-        <w:t>implementados:*</w:t>
-      </w:r>
-      <w:proofErr w:type="gramEnd"/>
-      <w:r>
-        <w:rPr>
-          <w:b/>
-          <w:bCs/>
-        </w:rPr>
-        <w:t>*</w:t>
-      </w:r>
-      <w:r>
-        <w:t xml:space="preserve"> `</w:t>
-      </w:r>
-      <w:proofErr w:type="spellStart"/>
-      <w:r>
-        <w:t>useDetalleLibro</w:t>
-      </w:r>
-      <w:proofErr w:type="spellEnd"/>
-      <w:r>
-        <w:t>`, `</w:t>
-      </w:r>
-      <w:proofErr w:type="spellStart"/>
-      <w:r>
-        <w:t>useAdminLibros</w:t>
-      </w:r>
-      <w:proofErr w:type="spellEnd"/>
-      <w:r>
-        <w:t>`, `</w:t>
-      </w:r>
-      <w:proofErr w:type="spellStart"/>
-      <w:r>
-        <w:t>useAdminUsuarios</w:t>
-      </w:r>
-      <w:proofErr w:type="spellEnd"/>
-      <w:r>
-        <w:t>`, `</w:t>
-      </w:r>
-      <w:proofErr w:type="spellStart"/>
-      <w:r>
-        <w:t>useEditoriales</w:t>
-      </w:r>
-      <w:proofErr w:type="spellEnd"/>
-      <w:r>
-        <w:t>`, `</w:t>
-      </w:r>
-      <w:proofErr w:type="spellStart"/>
-      <w:r>
-        <w:t>useEditarPerfil</w:t>
-      </w:r>
-      <w:proofErr w:type="spellEnd"/>
-      <w:r>
-        <w:t>`.</w:t>
-      </w:r>
-    </w:p>
-    <w:p>
-      <w:pPr>
-        <w:ind w:left="360"/>
-      </w:pPr>
-      <w:r>
-        <w:t xml:space="preserve">*   </w:t>
-      </w:r>
-      <w:r>
-        <w:rPr>
-          <w:b/>
-          <w:bCs/>
-        </w:rPr>
-        <w:t>**</w:t>
-      </w:r>
-      <w:proofErr w:type="gramStart"/>
-      <w:r>
-        <w:rPr>
-          <w:b/>
-          <w:bCs/>
-        </w:rPr>
-        <w:t>Beneficios:*</w:t>
-      </w:r>
-      <w:proofErr w:type="gramEnd"/>
-      <w:r>
-        <w:rPr>
-          <w:b/>
-          <w:bCs/>
-        </w:rPr>
-        <w:t>*</w:t>
-      </w:r>
-    </w:p>
-    <w:p>
-      <w:pPr>
-        <w:ind w:left="360"/>
-      </w:pPr>
-      <w:r>
-        <w:t xml:space="preserve">    *   </w:t>
-      </w:r>
-      <w:r>
-        <w:rPr>
-          <w:b/>
-          <w:bCs/>
-        </w:rPr>
-        <w:t>**Separación de Preocupaciones (</w:t>
-      </w:r>
-      <w:proofErr w:type="spellStart"/>
-      <w:r>
-        <w:rPr>
-          <w:b/>
-          <w:bCs/>
-        </w:rPr>
-        <w:t>SoC</w:t>
-      </w:r>
-      <w:proofErr w:type="spellEnd"/>
-      <w:proofErr w:type="gramStart"/>
-      <w:r>
-        <w:rPr>
-          <w:b/>
-          <w:bCs/>
-        </w:rPr>
-        <w:t>):*</w:t>
-      </w:r>
-      <w:proofErr w:type="gramEnd"/>
-      <w:r>
-        <w:rPr>
-          <w:b/>
-          <w:bCs/>
-        </w:rPr>
-        <w:t>*</w:t>
-      </w:r>
-      <w:r>
-        <w:t xml:space="preserve"> Los componentes de </w:t>
-      </w:r>
-      <w:proofErr w:type="spellStart"/>
-      <w:r>
-        <w:t>React</w:t>
-      </w:r>
-      <w:proofErr w:type="spellEnd"/>
-      <w:r>
-        <w:t xml:space="preserve"> ahora son "tontos" (</w:t>
-      </w:r>
-      <w:proofErr w:type="spellStart"/>
-      <w:r>
-        <w:t>dumb</w:t>
-      </w:r>
-      <w:proofErr w:type="spellEnd"/>
-      <w:r>
-        <w:t xml:space="preserve"> </w:t>
-      </w:r>
-      <w:proofErr w:type="spellStart"/>
-      <w:r>
-        <w:t>components</w:t>
-      </w:r>
-      <w:proofErr w:type="spellEnd"/>
-      <w:r>
-        <w:t>); se limitan a recibir datos (</w:t>
-      </w:r>
-      <w:proofErr w:type="spellStart"/>
-      <w:r>
-        <w:t>props</w:t>
-      </w:r>
-      <w:proofErr w:type="spellEnd"/>
-      <w:r>
-        <w:t xml:space="preserve">) y renderizar la UI. El </w:t>
-      </w:r>
-      <w:proofErr w:type="spellStart"/>
-      <w:r>
-        <w:t>hook</w:t>
-      </w:r>
-      <w:proofErr w:type="spellEnd"/>
-      <w:r>
-        <w:t xml:space="preserve"> actúa como el "cerebro" que provee esos datos y las funciones para modificarlos.</w:t>
-      </w:r>
-    </w:p>
-    <w:p>
-      <w:pPr>
-        <w:ind w:left="360"/>
-      </w:pPr>
-      <w:r>
-        <w:t xml:space="preserve">    *   </w:t>
-      </w:r>
-      <w:r>
-        <w:rPr>
-          <w:b/>
-          <w:bCs/>
-        </w:rPr>
-        <w:t xml:space="preserve">**Reusabilidad de la </w:t>
-      </w:r>
-      <w:proofErr w:type="gramStart"/>
-      <w:r>
-        <w:rPr>
-          <w:b/>
-          <w:bCs/>
-        </w:rPr>
-        <w:t>Lógica:*</w:t>
-      </w:r>
-      <w:proofErr w:type="gramEnd"/>
-      <w:r>
-        <w:rPr>
-          <w:b/>
-          <w:bCs/>
-        </w:rPr>
-        <w:t>*</w:t>
-      </w:r>
-      <w:r>
-        <w:t xml:space="preserve"> Si en el futuro otra vista necesita la misma lógica de filtrado de editoriales, se puede importar `</w:t>
-      </w:r>
-      <w:proofErr w:type="spellStart"/>
-      <w:r>
-        <w:t>useEditoriales</w:t>
-      </w:r>
-      <w:proofErr w:type="spellEnd"/>
-      <w:r>
-        <w:t>` sin importar su UI.</w:t>
-      </w:r>
-    </w:p>
-    <w:p>
-      <w:pPr>
-        <w:ind w:left="360"/>
-      </w:pPr>
-      <w:r>
-        <w:lastRenderedPageBreak/>
-        <w:t xml:space="preserve">    *   </w:t>
-      </w:r>
-      <w:r>
-        <w:rPr>
-          <w:b/>
-          <w:bCs/>
-        </w:rPr>
-        <w:t>**</w:t>
-      </w:r>
-      <w:proofErr w:type="spellStart"/>
-      <w:proofErr w:type="gramStart"/>
-      <w:r>
-        <w:rPr>
-          <w:b/>
-          <w:bCs/>
-        </w:rPr>
-        <w:t>Testabilidad</w:t>
-      </w:r>
-      <w:proofErr w:type="spellEnd"/>
-      <w:r>
-        <w:rPr>
-          <w:b/>
-          <w:bCs/>
-        </w:rPr>
-        <w:t>:*</w:t>
-      </w:r>
-      <w:proofErr w:type="gramEnd"/>
-      <w:r>
-        <w:rPr>
-          <w:b/>
-          <w:bCs/>
-        </w:rPr>
-        <w:t>*</w:t>
-      </w:r>
-      <w:r>
-        <w:t xml:space="preserve"> Es mucho más sencillo escribir </w:t>
-      </w:r>
-      <w:proofErr w:type="spellStart"/>
-      <w:r>
-        <w:t>tests</w:t>
-      </w:r>
-      <w:proofErr w:type="spellEnd"/>
-      <w:r>
-        <w:t xml:space="preserve"> unitarios para un </w:t>
-      </w:r>
-      <w:proofErr w:type="spellStart"/>
-      <w:r>
-        <w:t>hook</w:t>
-      </w:r>
-      <w:proofErr w:type="spellEnd"/>
-      <w:r>
-        <w:t xml:space="preserve"> puro (que retorna datos y funciones) que para un componente de UI complejo.</w:t>
-      </w:r>
-    </w:p>
-    <w:p>
-      <w:pPr>
-        <w:ind w:left="360"/>
-      </w:pPr>
-      <w:r>
-        <w:rPr>
-          <w:b/>
-          <w:bCs/>
-        </w:rPr>
-        <w:t>### B. Estructura de Carpetas Basada en Páginas (Page-</w:t>
-      </w:r>
-      <w:proofErr w:type="spellStart"/>
-      <w:r>
-        <w:rPr>
-          <w:b/>
-          <w:bCs/>
-        </w:rPr>
-        <w:t>Based</w:t>
-      </w:r>
-      <w:proofErr w:type="spellEnd"/>
-      <w:r>
-        <w:rPr>
-          <w:b/>
-          <w:bCs/>
-        </w:rPr>
-        <w:t xml:space="preserve"> </w:t>
-      </w:r>
-      <w:proofErr w:type="spellStart"/>
-      <w:r>
-        <w:rPr>
-          <w:b/>
-          <w:bCs/>
-        </w:rPr>
-        <w:t>Structure</w:t>
-      </w:r>
-      <w:proofErr w:type="spellEnd"/>
-      <w:r>
-        <w:rPr>
-          <w:b/>
-          <w:bCs/>
-        </w:rPr>
-        <w:t>)</w:t>
-      </w:r>
-    </w:p>
-    <w:p>
-      <w:pPr>
-        <w:ind w:left="360"/>
-      </w:pPr>
-      <w:r>
-        <w:t>En lugar de tener una carpeta global `</w:t>
-      </w:r>
-      <w:proofErr w:type="spellStart"/>
-      <w:r>
-        <w:t>components</w:t>
-      </w:r>
-      <w:proofErr w:type="spellEnd"/>
-      <w:r>
-        <w:t>/` saturada con subcomponentes específicos de una sola vista, se adoptó una estructura donde cada página compleja tiene su propio directorio.</w:t>
-      </w:r>
-    </w:p>
-    <w:p>
-      <w:pPr>
-        <w:ind w:left="360"/>
-      </w:pPr>
-      <w:r>
-        <w:t xml:space="preserve">*   </w:t>
-      </w:r>
-      <w:r>
-        <w:rPr>
-          <w:b/>
-          <w:bCs/>
-        </w:rPr>
-        <w:t xml:space="preserve">**Estructura </w:t>
-      </w:r>
-      <w:proofErr w:type="gramStart"/>
-      <w:r>
-        <w:rPr>
-          <w:b/>
-          <w:bCs/>
-        </w:rPr>
-        <w:t>anterior:*</w:t>
-      </w:r>
-      <w:proofErr w:type="gramEnd"/>
-      <w:r>
-        <w:rPr>
-          <w:b/>
-          <w:bCs/>
-        </w:rPr>
-        <w:t>*</w:t>
-      </w:r>
-    </w:p>
-    <w:p>
-      <w:pPr>
-        <w:ind w:left="360"/>
-      </w:pPr>
-      <w:r>
-        <w:t xml:space="preserve">    ```</w:t>
-      </w:r>
-      <w:proofErr w:type="spellStart"/>
-      <w:r>
-        <w:t>text</w:t>
-      </w:r>
-      <w:proofErr w:type="spellEnd"/>
-    </w:p>
-    <w:p>
-      <w:pPr>
-        <w:ind w:left="360"/>
-      </w:pPr>
-      <w:r>
-        <w:t xml:space="preserve">    </w:t>
-      </w:r>
-      <w:proofErr w:type="spellStart"/>
-      <w:r>
-        <w:t>src</w:t>
-      </w:r>
-      <w:proofErr w:type="spellEnd"/>
-      <w:r>
-        <w:t>/</w:t>
-      </w:r>
-    </w:p>
-    <w:p>
-      <w:pPr>
-        <w:ind w:left="360"/>
-      </w:pPr>
-      <w:r>
-        <w:t xml:space="preserve">    </w:t>
-      </w:r>
-      <w:r>
-        <w:rPr>
-          <w:rFonts w:ascii="Arial" w:hAnsi="Arial" w:cs="Arial"/>
-        </w:rPr>
-        <w:t>├</w:t>
-      </w:r>
-      <w:r>
-        <w:rPr>
-          <w:rFonts w:ascii="Aptos" w:hAnsi="Aptos" w:cs="Aptos"/>
-        </w:rPr>
-        <w:t>──</w:t>
-      </w:r>
-      <w:r>
-        <w:t xml:space="preserve"> </w:t>
-      </w:r>
-      <w:proofErr w:type="spellStart"/>
-      <w:r>
-        <w:t>components</w:t>
-      </w:r>
-      <w:proofErr w:type="spellEnd"/>
-      <w:r>
-        <w:t>/</w:t>
-      </w:r>
-    </w:p>
-    <w:p>
-      <w:pPr>
-        <w:ind w:left="360"/>
-      </w:pPr>
-      <w:r>
-        <w:t xml:space="preserve">    │   </w:t>
-      </w:r>
-      <w:r>
-        <w:rPr>
-          <w:rFonts w:ascii="Arial" w:hAnsi="Arial" w:cs="Arial"/>
-        </w:rPr>
-        <w:t>├</w:t>
-      </w:r>
-      <w:r>
-        <w:rPr>
-          <w:rFonts w:ascii="Aptos" w:hAnsi="Aptos" w:cs="Aptos"/>
-        </w:rPr>
-        <w:t>──</w:t>
-      </w:r>
-      <w:r>
-        <w:t xml:space="preserve"> </w:t>
-      </w:r>
-      <w:proofErr w:type="spellStart"/>
-      <w:r>
-        <w:t>ModalGutendex.jsx</w:t>
-      </w:r>
-      <w:proofErr w:type="spellEnd"/>
-      <w:r>
-        <w:t xml:space="preserve"> (Solo usado en </w:t>
-      </w:r>
-      <w:proofErr w:type="spellStart"/>
-      <w:r>
-        <w:t>DetalleLibro</w:t>
-      </w:r>
-      <w:proofErr w:type="spellEnd"/>
-      <w:r>
-        <w:t>)</w:t>
-      </w:r>
-    </w:p>
-    <w:p>
-      <w:pPr>
-        <w:ind w:left="360"/>
-      </w:pPr>
-      <w:r>
-        <w:t xml:space="preserve">    │   </w:t>
-      </w:r>
-      <w:r>
-        <w:rPr>
-          <w:rFonts w:ascii="Arial" w:hAnsi="Arial" w:cs="Arial"/>
-        </w:rPr>
-        <w:t>├</w:t>
-      </w:r>
-      <w:r>
-        <w:rPr>
-          <w:rFonts w:ascii="Aptos" w:hAnsi="Aptos" w:cs="Aptos"/>
-        </w:rPr>
-        <w:t>──</w:t>
-      </w:r>
-      <w:r>
-        <w:t xml:space="preserve"> </w:t>
-      </w:r>
-      <w:proofErr w:type="spellStart"/>
-      <w:r>
-        <w:t>TablaLibros.jsx</w:t>
-      </w:r>
-      <w:proofErr w:type="spellEnd"/>
-      <w:r>
-        <w:t xml:space="preserve"> (Solo usado en </w:t>
-      </w:r>
-      <w:proofErr w:type="spellStart"/>
-      <w:r>
-        <w:t>AdminLibros</w:t>
-      </w:r>
-      <w:proofErr w:type="spellEnd"/>
-      <w:r>
-        <w:t>)</w:t>
-      </w:r>
-    </w:p>
-    <w:p>
-      <w:pPr>
-        <w:ind w:left="360"/>
-      </w:pPr>
-      <w:r>
-        <w:t xml:space="preserve">    │   └── ...</w:t>
-      </w:r>
-    </w:p>
-    <w:p>
-      <w:pPr>
-        <w:ind w:left="360"/>
-      </w:pPr>
-      <w:r>
-        <w:t xml:space="preserve">    </w:t>
-      </w:r>
-      <w:r>
-        <w:rPr>
-          <w:rFonts w:ascii="Arial" w:hAnsi="Arial" w:cs="Arial"/>
-        </w:rPr>
-        <w:t>├</w:t>
-      </w:r>
-      <w:r>
-        <w:rPr>
-          <w:rFonts w:ascii="Aptos" w:hAnsi="Aptos" w:cs="Aptos"/>
-        </w:rPr>
-        <w:t>──</w:t>
-      </w:r>
-      <w:r>
-        <w:t xml:space="preserve"> </w:t>
-      </w:r>
-      <w:proofErr w:type="spellStart"/>
-      <w:r>
-        <w:t>pages</w:t>
-      </w:r>
-      <w:proofErr w:type="spellEnd"/>
-      <w:r>
-        <w:t>/</w:t>
-      </w:r>
-    </w:p>
-    <w:p>
-      <w:pPr>
-        <w:ind w:left="360"/>
-      </w:pPr>
-      <w:r>
-        <w:t xml:space="preserve">    │   </w:t>
-      </w:r>
-      <w:r>
-        <w:rPr>
-          <w:rFonts w:ascii="Arial" w:hAnsi="Arial" w:cs="Arial"/>
-        </w:rPr>
-        <w:t>├</w:t>
-      </w:r>
-      <w:r>
-        <w:rPr>
-          <w:rFonts w:ascii="Aptos" w:hAnsi="Aptos" w:cs="Aptos"/>
-        </w:rPr>
-        <w:t>──</w:t>
-      </w:r>
-      <w:r>
-        <w:t xml:space="preserve"> </w:t>
-      </w:r>
-      <w:proofErr w:type="spellStart"/>
-      <w:r>
-        <w:t>DetalleLibro.jsx</w:t>
-      </w:r>
-      <w:proofErr w:type="spellEnd"/>
-    </w:p>
-    <w:p>
-      <w:pPr>
-        <w:ind w:left="360"/>
-      </w:pPr>
-      <w:r>
-        <w:t xml:space="preserve">    │   </w:t>
-      </w:r>
-      <w:r>
-        <w:rPr>
-          <w:rFonts w:ascii="Arial" w:hAnsi="Arial" w:cs="Arial"/>
-        </w:rPr>
-        <w:t>├</w:t>
-      </w:r>
-      <w:r>
-        <w:rPr>
-          <w:rFonts w:ascii="Aptos" w:hAnsi="Aptos" w:cs="Aptos"/>
-        </w:rPr>
-        <w:t>──</w:t>
-      </w:r>
-      <w:r>
-        <w:t xml:space="preserve"> </w:t>
-      </w:r>
-      <w:proofErr w:type="spellStart"/>
-      <w:r>
-        <w:t>AdminLibros.jsx</w:t>
-      </w:r>
-      <w:proofErr w:type="spellEnd"/>
-    </w:p>
-    <w:p>
-      <w:pPr>
-        <w:ind w:left="360"/>
-      </w:pPr>
-      <w:r>
-        <w:t xml:space="preserve">    │   └── ...</w:t>
-      </w:r>
-    </w:p>
-    <w:p>
-      <w:pPr>
-        <w:ind w:left="360"/>
-      </w:pPr>
-      <w:r>
-        <w:t xml:space="preserve">    ```</w:t>
-      </w:r>
-    </w:p>
-    <w:p>
-      <w:pPr>
-        <w:ind w:left="360"/>
-      </w:pPr>
-      <w:r>
-        <w:t xml:space="preserve">*   </w:t>
-      </w:r>
-      <w:r>
-        <w:rPr>
-          <w:b/>
-          <w:bCs/>
-        </w:rPr>
-        <w:t>**Nueva Estructura (Ejemplo `</w:t>
-      </w:r>
-      <w:proofErr w:type="spellStart"/>
-      <w:r>
-        <w:rPr>
-          <w:b/>
-          <w:bCs/>
-        </w:rPr>
-        <w:t>DetalleLibro</w:t>
-      </w:r>
-      <w:proofErr w:type="spellEnd"/>
-      <w:r>
-        <w:rPr>
-          <w:b/>
-          <w:bCs/>
-        </w:rPr>
-        <w:t>` y `Editoriales`</w:t>
-      </w:r>
-      <w:proofErr w:type="gramStart"/>
-      <w:r>
-        <w:rPr>
-          <w:b/>
-          <w:bCs/>
-        </w:rPr>
-        <w:t>):*</w:t>
-      </w:r>
-      <w:proofErr w:type="gramEnd"/>
-      <w:r>
-        <w:rPr>
-          <w:b/>
-          <w:bCs/>
-        </w:rPr>
-        <w:t>*</w:t>
-      </w:r>
-    </w:p>
-    <w:p>
-      <w:pPr>
-        <w:ind w:left="360"/>
-      </w:pPr>
-      <w:r>
-        <w:t xml:space="preserve">    ```</w:t>
-      </w:r>
-      <w:proofErr w:type="spellStart"/>
-      <w:r>
-        <w:t>text</w:t>
-      </w:r>
-      <w:proofErr w:type="spellEnd"/>
-    </w:p>
-    <w:p>
-      <w:pPr>
-        <w:ind w:left="360"/>
-      </w:pPr>
-      <w:r>
-        <w:t xml:space="preserve">    </w:t>
-      </w:r>
-      <w:proofErr w:type="spellStart"/>
-      <w:r>
-        <w:t>src</w:t>
-      </w:r>
-      <w:proofErr w:type="spellEnd"/>
-      <w:r>
-        <w:t>/</w:t>
-      </w:r>
-    </w:p>
-    <w:p>
-      <w:pPr>
-        <w:ind w:left="360"/>
-      </w:pPr>
-      <w:r>
-        <w:t xml:space="preserve">    </w:t>
-      </w:r>
-      <w:r>
-        <w:rPr>
-          <w:rFonts w:ascii="Arial" w:hAnsi="Arial" w:cs="Arial"/>
-        </w:rPr>
-        <w:t>├</w:t>
-      </w:r>
-      <w:r>
-        <w:rPr>
-          <w:rFonts w:ascii="Aptos" w:hAnsi="Aptos" w:cs="Aptos"/>
-        </w:rPr>
-        <w:t>──</w:t>
-      </w:r>
-      <w:r>
-        <w:t xml:space="preserve"> </w:t>
-      </w:r>
-      <w:proofErr w:type="spellStart"/>
-      <w:r>
-        <w:t>components</w:t>
-      </w:r>
-      <w:proofErr w:type="spellEnd"/>
-      <w:r>
-        <w:t xml:space="preserve">/ (Solo componentes verdaderamente globales/reutilizables: </w:t>
-      </w:r>
-      <w:proofErr w:type="spellStart"/>
-      <w:r>
-        <w:t>Navbar</w:t>
-      </w:r>
-      <w:proofErr w:type="spellEnd"/>
-      <w:r>
-        <w:t xml:space="preserve">, </w:t>
-      </w:r>
-      <w:proofErr w:type="spellStart"/>
-      <w:r>
-        <w:t>TarjetaLibro</w:t>
-      </w:r>
-      <w:proofErr w:type="spellEnd"/>
-      <w:r>
-        <w:t>)</w:t>
-      </w:r>
-    </w:p>
-    <w:p>
-      <w:pPr>
-        <w:ind w:left="360"/>
-      </w:pPr>
-      <w:r>
-        <w:t xml:space="preserve">    </w:t>
-      </w:r>
-      <w:r>
-        <w:rPr>
-          <w:rFonts w:ascii="Arial" w:hAnsi="Arial" w:cs="Arial"/>
-        </w:rPr>
-        <w:t>├</w:t>
-      </w:r>
-      <w:r>
-        <w:rPr>
-          <w:rFonts w:ascii="Aptos" w:hAnsi="Aptos" w:cs="Aptos"/>
-        </w:rPr>
-        <w:t>──</w:t>
-      </w:r>
-      <w:r>
-        <w:t xml:space="preserve"> </w:t>
-      </w:r>
-      <w:proofErr w:type="spellStart"/>
-      <w:r>
-        <w:t>hooks</w:t>
-      </w:r>
-      <w:proofErr w:type="spellEnd"/>
-      <w:r>
-        <w:t>/</w:t>
-      </w:r>
-    </w:p>
-    <w:p>
-      <w:pPr>
-        <w:ind w:left="360"/>
-      </w:pPr>
-      <w:r>
-        <w:t xml:space="preserve">    │   </w:t>
-      </w:r>
-      <w:r>
-        <w:rPr>
-          <w:rFonts w:ascii="Arial" w:hAnsi="Arial" w:cs="Arial"/>
-        </w:rPr>
-        <w:t>├</w:t>
-      </w:r>
-      <w:r>
-        <w:rPr>
-          <w:rFonts w:ascii="Aptos" w:hAnsi="Aptos" w:cs="Aptos"/>
-        </w:rPr>
-        <w:t>──</w:t>
-      </w:r>
-      <w:r>
-        <w:t xml:space="preserve"> useDetalleLibro.js</w:t>
-      </w:r>
-    </w:p>
-    <w:p>
-      <w:pPr>
-        <w:ind w:left="360"/>
-      </w:pPr>
-      <w:r>
-        <w:t xml:space="preserve">    │   </w:t>
-      </w:r>
-      <w:r>
-        <w:rPr>
-          <w:rFonts w:ascii="Arial" w:hAnsi="Arial" w:cs="Arial"/>
-        </w:rPr>
-        <w:t>├</w:t>
-      </w:r>
-      <w:r>
-        <w:rPr>
-          <w:rFonts w:ascii="Aptos" w:hAnsi="Aptos" w:cs="Aptos"/>
-        </w:rPr>
-        <w:t>──</w:t>
-      </w:r>
-      <w:r>
-        <w:t xml:space="preserve"> useEditoriales.js</w:t>
-      </w:r>
-    </w:p>
-    <w:p>
-      <w:pPr>
-        <w:ind w:left="360"/>
-      </w:pPr>
-      <w:r>
-        <w:t xml:space="preserve">    │   └── useInfiniteScroll.js</w:t>
-      </w:r>
-    </w:p>
-    <w:p>
-      <w:pPr>
-        <w:ind w:left="360"/>
-      </w:pPr>
-      <w:r>
-        <w:t xml:space="preserve">    </w:t>
-      </w:r>
-      <w:r>
-        <w:rPr>
-          <w:rFonts w:ascii="Arial" w:hAnsi="Arial" w:cs="Arial"/>
-        </w:rPr>
-        <w:t>├</w:t>
-      </w:r>
-      <w:r>
-        <w:rPr>
-          <w:rFonts w:ascii="Aptos" w:hAnsi="Aptos" w:cs="Aptos"/>
-        </w:rPr>
-        <w:t>──</w:t>
-      </w:r>
-      <w:r>
-        <w:t xml:space="preserve"> </w:t>
-      </w:r>
-      <w:proofErr w:type="spellStart"/>
-      <w:r>
-        <w:t>pages</w:t>
-      </w:r>
-      <w:proofErr w:type="spellEnd"/>
-      <w:r>
-        <w:t>/</w:t>
-      </w:r>
-    </w:p>
-    <w:p>
-      <w:pPr>
-        <w:ind w:left="360"/>
-      </w:pPr>
-      <w:r>
-        <w:t xml:space="preserve">    │   </w:t>
-      </w:r>
-      <w:r>
-        <w:rPr>
-          <w:rFonts w:ascii="Arial" w:hAnsi="Arial" w:cs="Arial"/>
-        </w:rPr>
-        <w:t>├</w:t>
-      </w:r>
-      <w:r>
-        <w:rPr>
-          <w:rFonts w:ascii="Aptos" w:hAnsi="Aptos" w:cs="Aptos"/>
-        </w:rPr>
-        <w:t>──</w:t>
-      </w:r>
-      <w:r>
-        <w:t xml:space="preserve"> </w:t>
-      </w:r>
-      <w:proofErr w:type="spellStart"/>
-      <w:r>
-        <w:t>DetalleLibro</w:t>
-      </w:r>
-      <w:proofErr w:type="spellEnd"/>
-      <w:r>
-        <w:t>/</w:t>
-      </w:r>
-    </w:p>
-    <w:p>
-      <w:pPr>
-        <w:ind w:left="360"/>
-      </w:pPr>
-      <w:r>
-        <w:lastRenderedPageBreak/>
-        <w:t xml:space="preserve">    │   │   </w:t>
-      </w:r>
-      <w:r>
-        <w:rPr>
-          <w:rFonts w:ascii="Arial" w:hAnsi="Arial" w:cs="Arial"/>
-        </w:rPr>
-        <w:t>├</w:t>
-      </w:r>
-      <w:r>
-        <w:rPr>
-          <w:rFonts w:ascii="Aptos" w:hAnsi="Aptos" w:cs="Aptos"/>
-        </w:rPr>
-        <w:t>──</w:t>
-      </w:r>
-      <w:r>
-        <w:t xml:space="preserve"> </w:t>
-      </w:r>
-      <w:proofErr w:type="spellStart"/>
-      <w:r>
-        <w:t>index.jsx</w:t>
-      </w:r>
-      <w:proofErr w:type="spellEnd"/>
-      <w:r>
-        <w:t xml:space="preserve"> (Punto de entrada, invoca el </w:t>
-      </w:r>
-      <w:proofErr w:type="spellStart"/>
-      <w:r>
-        <w:t>hook</w:t>
-      </w:r>
-      <w:proofErr w:type="spellEnd"/>
-      <w:r>
-        <w:t xml:space="preserve"> y ensambla la UI)</w:t>
-      </w:r>
-    </w:p>
-    <w:p>
-      <w:pPr>
-        <w:ind w:left="360"/>
-      </w:pPr>
-      <w:r>
-        <w:t xml:space="preserve">    │   │   </w:t>
-      </w:r>
-      <w:r>
-        <w:rPr>
-          <w:rFonts w:ascii="Arial" w:hAnsi="Arial" w:cs="Arial"/>
-        </w:rPr>
-        <w:t>├</w:t>
-      </w:r>
-      <w:r>
-        <w:rPr>
-          <w:rFonts w:ascii="Aptos" w:hAnsi="Aptos" w:cs="Aptos"/>
-        </w:rPr>
-        <w:t>──</w:t>
-      </w:r>
-      <w:r>
-        <w:t xml:space="preserve"> </w:t>
-      </w:r>
-      <w:proofErr w:type="spellStart"/>
-      <w:r>
-        <w:t>OpcionesCompra.jsx</w:t>
-      </w:r>
-      <w:proofErr w:type="spellEnd"/>
-    </w:p>
-    <w:p>
-      <w:pPr>
-        <w:ind w:left="360"/>
-      </w:pPr>
-      <w:r>
-        <w:t xml:space="preserve">    │   │   </w:t>
-      </w:r>
-      <w:r>
-        <w:rPr>
-          <w:rFonts w:ascii="Arial" w:hAnsi="Arial" w:cs="Arial"/>
-        </w:rPr>
-        <w:t>├</w:t>
-      </w:r>
-      <w:r>
-        <w:rPr>
-          <w:rFonts w:ascii="Aptos" w:hAnsi="Aptos" w:cs="Aptos"/>
-        </w:rPr>
-        <w:t>──</w:t>
-      </w:r>
-      <w:r>
-        <w:t xml:space="preserve"> </w:t>
-      </w:r>
-      <w:proofErr w:type="spellStart"/>
-      <w:r>
-        <w:t>SeccionRelacionados.jsx</w:t>
-      </w:r>
-      <w:proofErr w:type="spellEnd"/>
-    </w:p>
-    <w:p>
-      <w:pPr>
-        <w:ind w:left="360"/>
-      </w:pPr>
-      <w:r>
-        <w:t xml:space="preserve">    │   │   └── </w:t>
-      </w:r>
-      <w:proofErr w:type="spellStart"/>
-      <w:r>
-        <w:t>ModalGutendex.jsx</w:t>
-      </w:r>
-      <w:proofErr w:type="spellEnd"/>
-    </w:p>
-    <w:p>
-      <w:pPr>
-        <w:ind w:left="360"/>
-      </w:pPr>
-      <w:r>
-        <w:t xml:space="preserve">    │   </w:t>
-      </w:r>
-      <w:r>
-        <w:rPr>
-          <w:rFonts w:ascii="Arial" w:hAnsi="Arial" w:cs="Arial"/>
-        </w:rPr>
-        <w:t>├</w:t>
-      </w:r>
-      <w:r>
-        <w:rPr>
-          <w:rFonts w:ascii="Aptos" w:hAnsi="Aptos" w:cs="Aptos"/>
-        </w:rPr>
-        <w:t>──</w:t>
-      </w:r>
-      <w:r>
-        <w:t xml:space="preserve"> Editoriales/</w:t>
-      </w:r>
-    </w:p>
-    <w:p>
-      <w:pPr>
-        <w:ind w:left="360"/>
-      </w:pPr>
-      <w:r>
-        <w:t xml:space="preserve">    │   │   </w:t>
-      </w:r>
-      <w:r>
-        <w:rPr>
-          <w:rFonts w:ascii="Arial" w:hAnsi="Arial" w:cs="Arial"/>
-        </w:rPr>
-        <w:t>├</w:t>
-      </w:r>
-      <w:r>
-        <w:rPr>
-          <w:rFonts w:ascii="Aptos" w:hAnsi="Aptos" w:cs="Aptos"/>
-        </w:rPr>
-        <w:t>──</w:t>
-      </w:r>
-      <w:r>
-        <w:t xml:space="preserve"> </w:t>
-      </w:r>
-      <w:proofErr w:type="spellStart"/>
-      <w:r>
-        <w:t>index.jsx</w:t>
-      </w:r>
-      <w:proofErr w:type="spellEnd"/>
-    </w:p>
-    <w:p>
-      <w:pPr>
-        <w:ind w:left="360"/>
-      </w:pPr>
-      <w:r>
-        <w:t xml:space="preserve">    │   │   </w:t>
-      </w:r>
-      <w:r>
-        <w:rPr>
-          <w:rFonts w:ascii="Arial" w:hAnsi="Arial" w:cs="Arial"/>
-        </w:rPr>
-        <w:t>├</w:t>
-      </w:r>
-      <w:r>
-        <w:rPr>
-          <w:rFonts w:ascii="Aptos" w:hAnsi="Aptos" w:cs="Aptos"/>
-        </w:rPr>
-        <w:t>──</w:t>
-      </w:r>
-      <w:r>
-        <w:t xml:space="preserve"> </w:t>
-      </w:r>
-      <w:proofErr w:type="spellStart"/>
-      <w:r>
-        <w:t>BuscadorEditoriales.jsx</w:t>
-      </w:r>
-      <w:proofErr w:type="spellEnd"/>
-    </w:p>
-    <w:p>
-      <w:pPr>
-        <w:ind w:left="360"/>
-      </w:pPr>
-      <w:r>
-        <w:t xml:space="preserve">    │   │   └── </w:t>
-      </w:r>
-      <w:proofErr w:type="spellStart"/>
-      <w:r>
-        <w:t>ListaEditoriales.jsx</w:t>
-      </w:r>
-      <w:proofErr w:type="spellEnd"/>
-    </w:p>
-    <w:p>
-      <w:pPr>
-        <w:ind w:left="360"/>
-      </w:pPr>
-      <w:r>
-        <w:t xml:space="preserve">    ```</w:t>
-      </w:r>
-    </w:p>
-    <w:p>
-      <w:pPr>
-        <w:ind w:left="360"/>
-      </w:pPr>
-      <w:r>
-        <w:t xml:space="preserve">*   </w:t>
-      </w:r>
-      <w:r>
-        <w:rPr>
-          <w:b/>
-          <w:bCs/>
-        </w:rPr>
-        <w:t>**</w:t>
-      </w:r>
-      <w:proofErr w:type="gramStart"/>
-      <w:r>
-        <w:rPr>
-          <w:b/>
-          <w:bCs/>
-        </w:rPr>
-        <w:t>Beneficios:*</w:t>
-      </w:r>
-      <w:proofErr w:type="gramEnd"/>
-      <w:r>
-        <w:rPr>
-          <w:b/>
-          <w:bCs/>
-        </w:rPr>
-        <w:t>*</w:t>
-      </w:r>
-    </w:p>
-    <w:p>
-      <w:pPr>
-        <w:ind w:left="360"/>
-      </w:pPr>
-      <w:r>
-        <w:t xml:space="preserve">    *   </w:t>
-      </w:r>
-      <w:r>
-        <w:rPr>
-          <w:b/>
-          <w:bCs/>
-        </w:rPr>
-        <w:t xml:space="preserve">**Cohesión </w:t>
-      </w:r>
-      <w:proofErr w:type="gramStart"/>
-      <w:r>
-        <w:rPr>
-          <w:b/>
-          <w:bCs/>
-        </w:rPr>
-        <w:t>Espacial:*</w:t>
-      </w:r>
-      <w:proofErr w:type="gramEnd"/>
-      <w:r>
-        <w:rPr>
-          <w:b/>
-          <w:bCs/>
-        </w:rPr>
-        <w:t>*</w:t>
-      </w:r>
-      <w:r>
-        <w:t xml:space="preserve"> Los archivos que cambian juntos, viven juntos. Si necesitas modificar la vista de Editoriales, sabes que todo lo relacionado (excepto la lógica del </w:t>
-      </w:r>
-      <w:proofErr w:type="spellStart"/>
-      <w:r>
-        <w:t>hook</w:t>
-      </w:r>
-      <w:proofErr w:type="spellEnd"/>
-      <w:r>
-        <w:t>) está dentro de `</w:t>
-      </w:r>
-      <w:proofErr w:type="spellStart"/>
-      <w:r>
-        <w:t>pages</w:t>
-      </w:r>
-      <w:proofErr w:type="spellEnd"/>
-      <w:r>
-        <w:t>/Editoriales/`.</w:t>
-      </w:r>
-    </w:p>
-    <w:p>
-      <w:pPr>
-        <w:ind w:left="360"/>
-      </w:pPr>
-      <w:r>
-        <w:t xml:space="preserve">    *   </w:t>
-      </w:r>
-      <w:r>
-        <w:rPr>
-          <w:b/>
-          <w:bCs/>
-        </w:rPr>
-        <w:t xml:space="preserve">**Limpieza del Directorio </w:t>
-      </w:r>
-      <w:proofErr w:type="gramStart"/>
-      <w:r>
-        <w:rPr>
-          <w:b/>
-          <w:bCs/>
-        </w:rPr>
-        <w:t>Global:*</w:t>
-      </w:r>
-      <w:proofErr w:type="gramEnd"/>
-      <w:r>
-        <w:rPr>
-          <w:b/>
-          <w:bCs/>
-        </w:rPr>
-        <w:t>*</w:t>
-      </w:r>
-      <w:r>
-        <w:t xml:space="preserve"> La carpeta `</w:t>
-      </w:r>
-      <w:proofErr w:type="spellStart"/>
-      <w:r>
-        <w:t>src</w:t>
-      </w:r>
-      <w:proofErr w:type="spellEnd"/>
-      <w:r>
-        <w:t>/</w:t>
-      </w:r>
-      <w:proofErr w:type="spellStart"/>
-      <w:r>
-        <w:t>components</w:t>
-      </w:r>
-      <w:proofErr w:type="spellEnd"/>
-      <w:r>
-        <w:t>/` vuelve a su propósito original: alojar componentes genéricos y reutilizables en toda la app.</w:t>
-      </w:r>
-    </w:p>
-    <w:p>
-      <w:pPr>
-        <w:ind w:left="360"/>
-      </w:pPr>
-      <w:r>
-        <w:rPr>
-          <w:b/>
-          <w:bCs/>
-        </w:rPr>
-        <w:t>## 3. Centralización y Reutilización de Funcionalidades Transversales</w:t>
-      </w:r>
-    </w:p>
-    <w:p>
-      <w:pPr>
-        <w:ind w:left="360"/>
-      </w:pPr>
-      <w:r>
-        <w:t>Durante la refactorización, se identificaron patrones repetidos que fueron abstraídos:</w:t>
-      </w:r>
-    </w:p>
-    <w:p>
-      <w:pPr>
-        <w:ind w:left="360"/>
-      </w:pPr>
-      <w:r>
-        <w:t xml:space="preserve">*   </w:t>
-      </w:r>
-      <w:r>
-        <w:rPr>
-          <w:b/>
-          <w:bCs/>
-        </w:rPr>
-        <w:t xml:space="preserve">**Centralización de </w:t>
-      </w:r>
-      <w:proofErr w:type="gramStart"/>
-      <w:r>
-        <w:rPr>
-          <w:b/>
-          <w:bCs/>
-        </w:rPr>
-        <w:t>Mensajes:*</w:t>
-      </w:r>
-      <w:proofErr w:type="gramEnd"/>
-      <w:r>
-        <w:rPr>
-          <w:b/>
-          <w:bCs/>
-        </w:rPr>
-        <w:t>*</w:t>
-      </w:r>
-      <w:r>
-        <w:t xml:space="preserve"> Se crearon diccionarios de constantes (`</w:t>
-      </w:r>
-      <w:proofErr w:type="spellStart"/>
-      <w:r>
-        <w:t>constants</w:t>
-      </w:r>
-      <w:proofErr w:type="spellEnd"/>
-      <w:r>
-        <w:t xml:space="preserve">/messages.js` tanto en </w:t>
-      </w:r>
-      <w:proofErr w:type="spellStart"/>
-      <w:r>
-        <w:t>frontend</w:t>
-      </w:r>
-      <w:proofErr w:type="spellEnd"/>
-      <w:r>
-        <w:t xml:space="preserve"> como en </w:t>
-      </w:r>
-      <w:proofErr w:type="spellStart"/>
-      <w:r>
-        <w:t>backend</w:t>
-      </w:r>
-      <w:proofErr w:type="spellEnd"/>
-      <w:r>
-        <w:t>) para manejar los mensajes de error, éxito y notificaciones. Esto asegura consistencia en el tono de la aplicación (Principio DRY) y facilita la internacionalización (i18n) en el futuro.</w:t>
-      </w:r>
-    </w:p>
-    <w:p>
-      <w:pPr>
-        <w:ind w:left="360"/>
-      </w:pPr>
-      <w:r>
-        <w:t xml:space="preserve">*   </w:t>
-      </w:r>
-      <w:r>
-        <w:rPr>
-          <w:b/>
-          <w:bCs/>
-        </w:rPr>
-        <w:t>**Hook `</w:t>
-      </w:r>
-      <w:proofErr w:type="spellStart"/>
-      <w:r>
-        <w:rPr>
-          <w:b/>
-          <w:bCs/>
-        </w:rPr>
-        <w:t>useInfiniteScroll</w:t>
-      </w:r>
-      <w:proofErr w:type="spellEnd"/>
-      <w:proofErr w:type="gramStart"/>
-      <w:r>
-        <w:rPr>
-          <w:b/>
-          <w:bCs/>
-        </w:rPr>
-        <w:t>`:*</w:t>
-      </w:r>
-      <w:proofErr w:type="gramEnd"/>
-      <w:r>
-        <w:rPr>
-          <w:b/>
-          <w:bCs/>
-        </w:rPr>
-        <w:t>*</w:t>
-      </w:r>
-      <w:r>
-        <w:t xml:space="preserve"> Se detectó que la lógica de paginación por </w:t>
-      </w:r>
-      <w:proofErr w:type="spellStart"/>
-      <w:r>
-        <w:t>scroll</w:t>
-      </w:r>
-      <w:proofErr w:type="spellEnd"/>
-      <w:r>
-        <w:t xml:space="preserve"> se repetía en `Editoriales`, `</w:t>
-      </w:r>
-      <w:proofErr w:type="spellStart"/>
-      <w:r>
-        <w:t>Categorias</w:t>
-      </w:r>
-      <w:proofErr w:type="spellEnd"/>
-      <w:r>
-        <w:t xml:space="preserve">` y `Autores`. Se extrajo esta lógica a un </w:t>
-      </w:r>
-      <w:proofErr w:type="spellStart"/>
-      <w:r>
-        <w:t>hook</w:t>
-      </w:r>
-      <w:proofErr w:type="spellEnd"/>
-      <w:r>
-        <w:t xml:space="preserve"> genérico `</w:t>
-      </w:r>
-      <w:proofErr w:type="spellStart"/>
-      <w:proofErr w:type="gramStart"/>
-      <w:r>
-        <w:t>useInfiniteScroll</w:t>
-      </w:r>
-      <w:proofErr w:type="spellEnd"/>
-      <w:r>
-        <w:t>(</w:t>
-      </w:r>
-      <w:proofErr w:type="spellStart"/>
-      <w:proofErr w:type="gramEnd"/>
-      <w:r>
-        <w:t>callback</w:t>
-      </w:r>
-      <w:proofErr w:type="spellEnd"/>
-      <w:r>
-        <w:t xml:space="preserve">, </w:t>
-      </w:r>
-      <w:proofErr w:type="spellStart"/>
-      <w:r>
-        <w:t>isCargando</w:t>
-      </w:r>
-      <w:proofErr w:type="spellEnd"/>
-      <w:r>
-        <w:t xml:space="preserve">, </w:t>
-      </w:r>
-      <w:proofErr w:type="spellStart"/>
-      <w:r>
-        <w:t>hasMore</w:t>
-      </w:r>
-      <w:proofErr w:type="spellEnd"/>
-      <w:r>
-        <w:t xml:space="preserve">)`, eliminando código duplicado y estandarizando el comportamiento del </w:t>
-      </w:r>
-      <w:proofErr w:type="spellStart"/>
-      <w:r>
-        <w:t>scroll</w:t>
-      </w:r>
-      <w:proofErr w:type="spellEnd"/>
-      <w:r>
-        <w:t xml:space="preserve"> en toda la plataforma.</w:t>
-      </w:r>
-    </w:p>
-    <w:p>
-      <w:pPr>
-        <w:ind w:left="360"/>
-      </w:pPr>
-      <w:r>
-        <w:rPr>
-          <w:b/>
-          <w:bCs/>
-        </w:rPr>
-        <w:t>## Conclusión</w:t>
-      </w:r>
-    </w:p>
-    <w:p>
-      <w:pPr>
-        <w:ind w:left="360"/>
-      </w:pPr>
-      <w:r>
-        <w:t xml:space="preserve">Esta refactorización transforma la base de código de un estado monolítico y acoplado a una arquitectura modular, escalable y mantenible. Facilita el trabajo en equipo (menos conflictos de </w:t>
-      </w:r>
-      <w:r>
-        <w:rPr>
-          <w:i/>
-          <w:iCs/>
-        </w:rPr>
-        <w:t>*</w:t>
-      </w:r>
-      <w:proofErr w:type="spellStart"/>
-      <w:r>
-        <w:rPr>
-          <w:i/>
-          <w:iCs/>
-        </w:rPr>
-        <w:t>merge</w:t>
-      </w:r>
-      <w:proofErr w:type="spellEnd"/>
-      <w:r>
-        <w:rPr>
-          <w:i/>
-          <w:iCs/>
-        </w:rPr>
-        <w:t>*</w:t>
-      </w:r>
-      <w:r>
-        <w:t xml:space="preserve"> al tener archivos más </w:t>
-      </w:r>
-      <w:r>
-        <w:lastRenderedPageBreak/>
-        <w:t>pequeños), mejora la legibilidad del código y sienta unas bases sólidas para la futura expansión de la aplicación.</w:t>
-      </w:r>
-    </w:p>
-    <w:p>
-      <w:pPr>
-        <w:ind w:left="360"/>
-      </w:pPr>
-    </w:p>
-    <w:p>
-      <w:pPr>
-        <w:ind w:left="360"/>
-      </w:pPr>
-    </w:p>
-    <w:p>
-      <w:pPr>
-        <w:ind w:left="360"/>
-      </w:pPr>
-      <w:r>
-        <w:t>MEJORAS PENDIENTES:</w:t>
-      </w:r>
-    </w:p>
-    <w:p>
-      <w:pPr>
-        <w:pStyle w:val="Prrafodelista"/>
-        <w:numPr>
-          <w:ilvl w:val="1"/>
-          <w:numId w:val="6"/>
-        </w:numPr>
-      </w:pPr>
-      <w:r>
-        <w:t>Cuando un usuario pierde la contraseña opción de restaurarla por email.</w:t>
-      </w:r>
-    </w:p>
-    <w:p>
-      <w:pPr>
-        <w:ind w:left="360"/>
-      </w:pPr>
-      <w:r>
         <w:rPr>
           <w:noProof/>
         </w:rPr>
         <w:drawing>
-          <wp:inline distT="0" distB="0" distL="0" distR="0" wp14:anchorId="47237619" wp14:editId="36767C8B">
-            <wp:extent cx="5363323" cy="704948"/>
-            <wp:effectExtent l="0" t="0" r="8890" b="0"/>
-            <wp:docPr id="4" name="Imagen 4"/>
+          <wp:inline distT="0" distB="0" distL="0" distR="0" wp14:anchorId="72D5F143" wp14:editId="2A456F1D">
+            <wp:extent cx="5400040" cy="3430270"/>
+            <wp:effectExtent l="0" t="0" r="0" b="0"/>
+            <wp:docPr id="33" name="Imagen 33"/>
             <wp:cNvGraphicFramePr>
               <a:graphicFrameLocks xmlns:a="http://schemas.openxmlformats.org/drawingml/2006/main" noChangeAspect="1"/>
             </wp:cNvGraphicFramePr>
@@ -10811,6 +8785,76 @@
                   <pic:spPr>
                     <a:xfrm>
                       <a:off x="0" y="0"/>
+                      <a:ext cx="5400040" cy="3430270"/>
+                    </a:xfrm>
+                    <a:prstGeom prst="rect">
+                      <a:avLst/>
+                    </a:prstGeom>
+                  </pic:spPr>
+                </pic:pic>
+              </a:graphicData>
+            </a:graphic>
+          </wp:inline>
+        </w:drawing>
+      </w:r>
+    </w:p>
+    <w:p>
+      <w:pPr>
+        <w:ind w:left="360"/>
+      </w:pPr>
+      <w:r>
+        <w:t>Creación de archivo .</w:t>
+      </w:r>
+      <w:proofErr w:type="spellStart"/>
+      <w:r>
+        <w:t>htaccess</w:t>
+      </w:r>
+      <w:proofErr w:type="spellEnd"/>
+    </w:p>
+    <w:p>
+      <w:pPr>
+        <w:pStyle w:val="Prrafodelista"/>
+        <w:numPr>
+          <w:ilvl w:val="1"/>
+          <w:numId w:val="6"/>
+        </w:numPr>
+      </w:pPr>
+      <w:r>
+        <w:t>Desde el panel de usuario opción para cambiar la contraseña</w:t>
+      </w:r>
+    </w:p>
+    <w:p>
+      <w:pPr>
+        <w:ind w:left="360"/>
+      </w:pPr>
+      <w:r>
+        <w:rPr>
+          <w:noProof/>
+        </w:rPr>
+        <w:drawing>
+          <wp:inline distT="0" distB="0" distL="0" distR="0" wp14:anchorId="47237619" wp14:editId="36767C8B">
+            <wp:extent cx="5363323" cy="704948"/>
+            <wp:effectExtent l="0" t="0" r="8890" b="0"/>
+            <wp:docPr id="4" name="Imagen 4"/>
+            <wp:cNvGraphicFramePr>
+              <a:graphicFrameLocks xmlns:a="http://schemas.openxmlformats.org/drawingml/2006/main" noChangeAspect="1"/>
+            </wp:cNvGraphicFramePr>
+            <a:graphic xmlns:a="http://schemas.openxmlformats.org/drawingml/2006/main">
+              <a:graphicData uri="http://schemas.openxmlformats.org/drawingml/2006/picture">
+                <pic:pic xmlns:pic="http://schemas.openxmlformats.org/drawingml/2006/picture">
+                  <pic:nvPicPr>
+                    <pic:cNvPr id="1" name=""/>
+                    <pic:cNvPicPr/>
+                  </pic:nvPicPr>
+                  <pic:blipFill>
+                    <a:blip r:embed="rId43"/>
+                    <a:stretch>
+                      <a:fillRect/>
+                    </a:stretch>
+                  </pic:blipFill>
+                  <pic:spPr>
+                    <a:xfrm>
+                      <a:off x="0" y="0"/>
                       <a:ext cx="5363323" cy="704948"/>
                     </a:xfrm>
                     <a:prstGeom prst="rect">
@@ -10875,7 +8919,15 @@
         </w:numPr>
       </w:pPr>
       <w:r>
-        <w:t>Revisar seguridad de password (tanto en node.js como a nivel de web)</w:t>
+        <w:t xml:space="preserve">Revisar seguridad de </w:t>
+      </w:r>
+      <w:proofErr w:type="spellStart"/>
+      <w:r>
+        <w:t>password</w:t>
+      </w:r>
+      <w:proofErr w:type="spellEnd"/>
+      <w:r>
+        <w:t xml:space="preserve"> (tanto en node.js como a nivel de web)</w:t>
       </w:r>
     </w:p>
     <w:p>
@@ -10946,6 +8998,7 @@
           <w:i/>
           <w:iCs/>
         </w:rPr>
+        <w:lastRenderedPageBreak/>
         <w:t>Por qué:</w:t>
       </w:r>
       <w:r>
@@ -11070,7 +9123,6 @@
           <w:i/>
           <w:iCs/>
         </w:rPr>
-        <w:lastRenderedPageBreak/>
         <w:t>Qué es:</w:t>
       </w:r>
       <w:r>
@@ -11393,6 +9445,7 @@
           <w:i/>
           <w:iCs/>
         </w:rPr>
+        <w:lastRenderedPageBreak/>
         <w:t>Qué es:</w:t>
       </w:r>
       <w:r>
@@ -11555,7 +9608,6 @@
           <w:i/>
           <w:iCs/>
         </w:rPr>
-        <w:lastRenderedPageBreak/>
         <w:t>Por qué:</w:t>
       </w:r>
       <w:r>
@@ -11918,6 +9970,7 @@
           <w:i/>
           <w:iCs/>
         </w:rPr>
+        <w:lastRenderedPageBreak/>
         <w:t>Qué es:</w:t>
       </w:r>
       <w:r>
@@ -11960,7 +10013,7 @@
       </w:pPr>
     </w:p>
     <w:sectPr>
-      <w:headerReference w:type="default" r:id="rId43"/>
+      <w:headerReference w:type="default" r:id="rId44"/>
       <w:pgSz w:w="11906" w:h="16838"/>
       <w:pgMar w:top="1417" w:right="1701" w:bottom="1417" w:left="1701" w:header="708" w:footer="708" w:gutter="0"/>
       <w:pgNumType w:start="0"/>
@@ -16501,7 +14554,6 @@
   <w:style w:type="character" w:default="1" w:styleId="Fuentedeprrafopredeter">
     <w:name w:val="Default Paragraph Font"/>
     <w:uiPriority w:val="1"/>
-    <w:semiHidden/>
     <w:unhideWhenUsed/>
   </w:style>
   <w:style w:type="table" w:default="1" w:styleId="Tablanormal">

--- a/proyecto.docx
+++ b/proyecto.docx
@@ -3347,7 +3347,7 @@
                   </wp:anchor>
                 </w:drawing>
               </mc:Choice>
-              <mc:Fallback xmlns:w16du="http://schemas.microsoft.com/office/word/2023/wordml/word16du" xmlns:w16sdtfl="http://schemas.microsoft.com/office/word/2024/wordml/sdtformatlock">
+              <mc:Fallback xmlns:w16sdtfl="http://schemas.microsoft.com/office/word/2024/wordml/sdtformatlock" xmlns:w16du="http://schemas.microsoft.com/office/word/2023/wordml/word16du">
                 <w:pict>
                   <v:group w14:anchorId="07305E3A" id="Grupo 26" o:spid="_x0000_s1026" style="position:absolute;margin-left:0;margin-top:0;width:168pt;height:718.55pt;z-index:-251643904;mso-height-percent:950;mso-left-percent:40;mso-position-horizontal-relative:page;mso-position-vertical:center;mso-position-vertical-relative:page;mso-height-percent:950;mso-left-percent:40" coordsize="21336,91257" o:gfxdata="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">
                     <v:rect id="Rectángulo 3" o:spid="_x0000_s1027" style="position:absolute;width:1945;height:91257;visibility:visible;mso-wrap-style:square;v-text-anchor:middle" o:gfxdata="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" fillcolor="#0e2841 [3215]" stroked="f" strokeweight="1.5pt"/>
@@ -5569,7 +5569,7 @@
           <w:noProof/>
         </w:rPr>
         <w:drawing>
-          <wp:inline distT="0" distB="0" distL="0" distR="0" wp14:anchorId="3A9F5494" wp14:editId="25D1CD82">
+          <wp:inline distT="0" distB="0" distL="0" distR="0" wp14:anchorId="3A9F5494" wp14:editId="620B4929">
             <wp:extent cx="4443624" cy="3161307"/>
             <wp:effectExtent l="76200" t="76200" r="128905" b="134620"/>
             <wp:docPr id="935891741" name="Imagen 1"/>
@@ -5722,7 +5722,7 @@
           <w:noProof/>
         </w:rPr>
         <w:drawing>
-          <wp:inline distT="0" distB="0" distL="0" distR="0" wp14:anchorId="6CC8F11D" wp14:editId="2FDBFEFC">
+          <wp:inline distT="0" distB="0" distL="0" distR="0" wp14:anchorId="6CC8F11D" wp14:editId="4AA2C924">
             <wp:extent cx="5396230" cy="3834130"/>
             <wp:effectExtent l="76200" t="76200" r="128270" b="128270"/>
             <wp:docPr id="1285130325" name="Imagen 3"/>
@@ -5878,7 +5878,7 @@
           <w:noProof/>
         </w:rPr>
         <w:drawing>
-          <wp:inline distT="0" distB="0" distL="0" distR="0" wp14:anchorId="100023D7" wp14:editId="3ED94294">
+          <wp:inline distT="0" distB="0" distL="0" distR="0" wp14:anchorId="100023D7" wp14:editId="5A13F4CA">
             <wp:extent cx="4772025" cy="3395500"/>
             <wp:effectExtent l="95250" t="95250" r="85725" b="90805"/>
             <wp:docPr id="418913" name="Imagen 8"/>
@@ -5961,7 +5961,7 @@
           <w:noProof/>
         </w:rPr>
         <w:drawing>
-          <wp:inline distT="0" distB="0" distL="0" distR="0" wp14:anchorId="252BBB8C" wp14:editId="38480AF6">
+          <wp:inline distT="0" distB="0" distL="0" distR="0" wp14:anchorId="252BBB8C" wp14:editId="3F70810F">
             <wp:extent cx="4974873" cy="3539836"/>
             <wp:effectExtent l="76200" t="76200" r="130810" b="137160"/>
             <wp:docPr id="913894690" name="Imagen 7"/>
@@ -6037,7 +6037,7 @@
           <w:noProof/>
         </w:rPr>
         <w:drawing>
-          <wp:inline distT="0" distB="0" distL="0" distR="0" wp14:anchorId="1C3A36F7" wp14:editId="49AE2180">
+          <wp:inline distT="0" distB="0" distL="0" distR="0" wp14:anchorId="1C3A36F7" wp14:editId="348723AD">
             <wp:extent cx="4949839" cy="3522023"/>
             <wp:effectExtent l="76200" t="76200" r="136525" b="135890"/>
             <wp:docPr id="1340598956" name="Imagen 1"/>
@@ -6344,7 +6344,7 @@
               </wp:anchor>
             </w:drawing>
           </mc:Choice>
-          <mc:Fallback xmlns:w16du="http://schemas.microsoft.com/office/word/2023/wordml/word16du" xmlns:w16sdtfl="http://schemas.microsoft.com/office/word/2024/wordml/sdtformatlock">
+          <mc:Fallback xmlns:w16sdtfl="http://schemas.microsoft.com/office/word/2024/wordml/sdtformatlock" xmlns:w16du="http://schemas.microsoft.com/office/word/2023/wordml/word16du">
             <w:pict>
               <v:shapetype w14:anchorId="49C09E3A" id="_x0000_t75" coordsize="21600,21600" o:spt="75" o:preferrelative="t" path="m@4@5l@4@11@9@11@9@5xe" filled="f" stroked="f">
                 <v:stroke joinstyle="miter"/>
@@ -6408,7 +6408,7 @@
               </wp:anchor>
             </w:drawing>
           </mc:Choice>
-          <mc:Fallback xmlns:w16du="http://schemas.microsoft.com/office/word/2023/wordml/word16du" xmlns:w16sdtfl="http://schemas.microsoft.com/office/word/2024/wordml/sdtformatlock">
+          <mc:Fallback xmlns:w16sdtfl="http://schemas.microsoft.com/office/word/2024/wordml/sdtformatlock" xmlns:w16du="http://schemas.microsoft.com/office/word/2023/wordml/word16du">
             <w:pict>
               <v:shape w14:anchorId="061103E0" id="Entrada de lápiz 3" o:spid="_x0000_s1026" type="#_x0000_t75" style="position:absolute;margin-left:65.5pt;margin-top:218.45pt;width:27.45pt;height:1.05pt;z-index:251664384;visibility:visible;mso-wrap-style:square;mso-wrap-distance-left:9pt;mso-wrap-distance-top:0;mso-wrap-distance-right:9pt;mso-wrap-distance-bottom:0;mso-position-horizontal:absolute;mso-position-horizontal-relative:text;mso-position-vertical:absolute;mso-position-vertical-relative:text" o:gfxdata="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">
                 <v:imagedata r:id="rId20" o:title=""/>
@@ -6453,7 +6453,7 @@
               </wp:anchor>
             </w:drawing>
           </mc:Choice>
-          <mc:Fallback xmlns:w16du="http://schemas.microsoft.com/office/word/2023/wordml/word16du" xmlns:w16sdtfl="http://schemas.microsoft.com/office/word/2024/wordml/sdtformatlock">
+          <mc:Fallback xmlns:w16sdtfl="http://schemas.microsoft.com/office/word/2024/wordml/sdtformatlock" xmlns:w16du="http://schemas.microsoft.com/office/word/2023/wordml/word16du">
             <w:pict>
               <v:shapetype w14:anchorId="26ED7025" id="_x0000_t75" coordsize="21600,21600" o:spt="75" o:preferrelative="t" path="m@4@5l@4@11@9@11@9@5xe" filled="f" stroked="f">
                 <v:stroke joinstyle="miter"/>
@@ -6550,7 +6550,7 @@
           <w:noProof/>
         </w:rPr>
         <w:drawing>
-          <wp:inline distT="0" distB="0" distL="0" distR="0" wp14:anchorId="4A834548" wp14:editId="67E4A581">
+          <wp:inline distT="0" distB="0" distL="0" distR="0" wp14:anchorId="4A834548" wp14:editId="62175790">
             <wp:extent cx="5396230" cy="3834130"/>
             <wp:effectExtent l="76200" t="76200" r="128270" b="128270"/>
             <wp:docPr id="433170619" name="Imagen 2"/>
@@ -6623,7 +6623,7 @@
           <w:noProof/>
         </w:rPr>
         <w:drawing>
-          <wp:inline distT="0" distB="0" distL="0" distR="0" wp14:anchorId="322F9951" wp14:editId="388BD7DA">
+          <wp:inline distT="0" distB="0" distL="0" distR="0" wp14:anchorId="322F9951" wp14:editId="73BAD8AD">
             <wp:extent cx="4621432" cy="3283620"/>
             <wp:effectExtent l="76200" t="76200" r="141605" b="126365"/>
             <wp:docPr id="784425407" name="Imagen 7"/>
@@ -6722,7 +6722,7 @@
           <w:noProof/>
         </w:rPr>
         <w:drawing>
-          <wp:inline distT="0" distB="0" distL="0" distR="0" wp14:anchorId="6F09FAA3" wp14:editId="1545F9C6">
+          <wp:inline distT="0" distB="0" distL="0" distR="0" wp14:anchorId="6F09FAA3" wp14:editId="02D9AC7D">
             <wp:extent cx="4461002" cy="3171884"/>
             <wp:effectExtent l="76200" t="76200" r="130175" b="123825"/>
             <wp:docPr id="1755659709" name="Imagen 12"/>
@@ -6869,7 +6869,7 @@
           <w:noProof/>
         </w:rPr>
         <w:drawing>
-          <wp:inline distT="0" distB="0" distL="0" distR="0" wp14:anchorId="5534E4D8" wp14:editId="4DCEE578">
+          <wp:inline distT="0" distB="0" distL="0" distR="0" wp14:anchorId="5534E4D8" wp14:editId="62EEEBD1">
             <wp:extent cx="4368895" cy="3106393"/>
             <wp:effectExtent l="76200" t="76200" r="127000" b="132715"/>
             <wp:docPr id="1844187693" name="Imagen 13"/>
@@ -6957,7 +6957,7 @@
           <w:noProof/>
         </w:rPr>
         <w:drawing>
-          <wp:inline distT="0" distB="0" distL="0" distR="0" wp14:anchorId="48AE76E1" wp14:editId="456BA612">
+          <wp:inline distT="0" distB="0" distL="0" distR="0" wp14:anchorId="48AE76E1" wp14:editId="75052F27">
             <wp:extent cx="4855490" cy="3452374"/>
             <wp:effectExtent l="76200" t="76200" r="135890" b="129540"/>
             <wp:docPr id="1526789695" name="Imagen 12" descr="Interfaz de usuario gráfica, Aplicación&#10;&#10;El contenido generado por IA puede ser incorrecto."/>
@@ -7030,7 +7030,7 @@
           <w:noProof/>
         </w:rPr>
         <w:drawing>
-          <wp:inline distT="0" distB="0" distL="0" distR="0" wp14:anchorId="6794A471" wp14:editId="50FE4360">
+          <wp:inline distT="0" distB="0" distL="0" distR="0" wp14:anchorId="6794A471" wp14:editId="0758CEE1">
             <wp:extent cx="4933366" cy="3507746"/>
             <wp:effectExtent l="76200" t="76200" r="133985" b="130810"/>
             <wp:docPr id="760556303" name="Imagen 1"/>
@@ -7104,7 +7104,7 @@
           <w:noProof/>
         </w:rPr>
         <w:drawing>
-          <wp:inline distT="0" distB="0" distL="0" distR="0" wp14:anchorId="41E0CD49" wp14:editId="548D6F93">
+          <wp:inline distT="0" distB="0" distL="0" distR="0" wp14:anchorId="41E0CD49" wp14:editId="5D830B63">
             <wp:extent cx="4989464" cy="3547635"/>
             <wp:effectExtent l="76200" t="76200" r="135255" b="129540"/>
             <wp:docPr id="272702160" name="Imagen 2"/>
@@ -7177,7 +7177,7 @@
           <w:noProof/>
         </w:rPr>
         <w:drawing>
-          <wp:inline distT="0" distB="0" distL="0" distR="0" wp14:anchorId="1DD9C742" wp14:editId="4F824B3E">
+          <wp:inline distT="0" distB="0" distL="0" distR="0" wp14:anchorId="1DD9C742" wp14:editId="56E9AC47">
             <wp:extent cx="5030649" cy="3576916"/>
             <wp:effectExtent l="76200" t="76200" r="132080" b="138430"/>
             <wp:docPr id="1519085843" name="Imagen 3"/>
@@ -7256,7 +7256,7 @@
           <w:noProof/>
         </w:rPr>
         <w:drawing>
-          <wp:inline distT="0" distB="0" distL="0" distR="0" wp14:anchorId="08C08F08" wp14:editId="0462707E">
+          <wp:inline distT="0" distB="0" distL="0" distR="0" wp14:anchorId="08C08F08" wp14:editId="371FB82F">
             <wp:extent cx="4873889" cy="3466106"/>
             <wp:effectExtent l="76200" t="76200" r="136525" b="134620"/>
             <wp:docPr id="1997279975" name="Imagen 1"/>
@@ -7332,7 +7332,7 @@
           <w:noProof/>
         </w:rPr>
         <w:drawing>
-          <wp:inline distT="0" distB="0" distL="0" distR="0" wp14:anchorId="68ACB7BF" wp14:editId="61D35B4C">
+          <wp:inline distT="0" distB="0" distL="0" distR="0" wp14:anchorId="68ACB7BF" wp14:editId="72AB77CC">
             <wp:extent cx="4862708" cy="3458154"/>
             <wp:effectExtent l="76200" t="76200" r="128905" b="142875"/>
             <wp:docPr id="1649579706" name="Imagen 2"/>
@@ -8734,11 +8734,55 @@
       </w:r>
     </w:p>
     <w:p>
+      <w:proofErr w:type="spellStart"/>
       <w:r>
         <w:lastRenderedPageBreak/>
+        <w:t>Webgrafia</w:t>
+      </w:r>
+      <w:proofErr w:type="spellEnd"/>
+      <w:r>
+        <w:t>:</w:t>
+      </w:r>
+    </w:p>
+    <w:p>
+      <w:proofErr w:type="spellStart"/>
+      <w:r>
+        <w:rPr>
+          <w:highlight w:val="yellow"/>
+        </w:rPr>
+        <w:t>react-oauth</w:t>
+      </w:r>
+      <w:r>
+        <w:rPr>
+          <w:highlight w:val="yellow"/>
+        </w:rPr>
+        <w:t>-</w:t>
+      </w:r>
+      <w:r>
+        <w:rPr>
+          <w:highlight w:val="yellow"/>
+        </w:rPr>
+        <w:t>google</w:t>
+      </w:r>
+      <w:proofErr w:type="spellEnd"/>
+    </w:p>
+    <w:p>
+      <w:hyperlink r:id="rId42" w:history="1">
+        <w:r>
+          <w:rPr>
+            <w:rStyle w:val="Hipervnculo"/>
+          </w:rPr>
+          <w:t>https://www.npmjs.com/package/@react-oauth/google</w:t>
+        </w:r>
+      </w:hyperlink>
+    </w:p>
+    <w:p/>
+    <w:p>
+      <w:r>
         <w:br w:type="page"/>
       </w:r>
     </w:p>
+    <w:p/>
     <w:p/>
     <w:p>
       <w:pPr>
@@ -8766,76 +8810,6 @@
             <wp:extent cx="5400040" cy="3430270"/>
             <wp:effectExtent l="0" t="0" r="0" b="0"/>
             <wp:docPr id="33" name="Imagen 33"/>
-            <wp:cNvGraphicFramePr>
-              <a:graphicFrameLocks xmlns:a="http://schemas.openxmlformats.org/drawingml/2006/main" noChangeAspect="1"/>
-            </wp:cNvGraphicFramePr>
-            <a:graphic xmlns:a="http://schemas.openxmlformats.org/drawingml/2006/main">
-              <a:graphicData uri="http://schemas.openxmlformats.org/drawingml/2006/picture">
-                <pic:pic xmlns:pic="http://schemas.openxmlformats.org/drawingml/2006/picture">
-                  <pic:nvPicPr>
-                    <pic:cNvPr id="1" name=""/>
-                    <pic:cNvPicPr/>
-                  </pic:nvPicPr>
-                  <pic:blipFill>
-                    <a:blip r:embed="rId42"/>
-                    <a:stretch>
-                      <a:fillRect/>
-                    </a:stretch>
-                  </pic:blipFill>
-                  <pic:spPr>
-                    <a:xfrm>
-                      <a:off x="0" y="0"/>
-                      <a:ext cx="5400040" cy="3430270"/>
-                    </a:xfrm>
-                    <a:prstGeom prst="rect">
-                      <a:avLst/>
-                    </a:prstGeom>
-                  </pic:spPr>
-                </pic:pic>
-              </a:graphicData>
-            </a:graphic>
-          </wp:inline>
-        </w:drawing>
-      </w:r>
-    </w:p>
-    <w:p>
-      <w:pPr>
-        <w:ind w:left="360"/>
-      </w:pPr>
-      <w:r>
-        <w:t>Creación de archivo .</w:t>
-      </w:r>
-      <w:proofErr w:type="spellStart"/>
-      <w:r>
-        <w:t>htaccess</w:t>
-      </w:r>
-      <w:proofErr w:type="spellEnd"/>
-    </w:p>
-    <w:p>
-      <w:pPr>
-        <w:pStyle w:val="Prrafodelista"/>
-        <w:numPr>
-          <w:ilvl w:val="1"/>
-          <w:numId w:val="6"/>
-        </w:numPr>
-      </w:pPr>
-      <w:r>
-        <w:t>Desde el panel de usuario opción para cambiar la contraseña</w:t>
-      </w:r>
-    </w:p>
-    <w:p>
-      <w:pPr>
-        <w:ind w:left="360"/>
-      </w:pPr>
-      <w:r>
-        <w:rPr>
-          <w:noProof/>
-        </w:rPr>
-        <w:drawing>
-          <wp:inline distT="0" distB="0" distL="0" distR="0" wp14:anchorId="47237619" wp14:editId="36767C8B">
-            <wp:extent cx="5363323" cy="704948"/>
-            <wp:effectExtent l="0" t="0" r="8890" b="0"/>
-            <wp:docPr id="4" name="Imagen 4"/>
             <wp:cNvGraphicFramePr>
               <a:graphicFrameLocks xmlns:a="http://schemas.openxmlformats.org/drawingml/2006/main" noChangeAspect="1"/>
             </wp:cNvGraphicFramePr>
@@ -8855,6 +8829,76 @@
                   <pic:spPr>
                     <a:xfrm>
                       <a:off x="0" y="0"/>
+                      <a:ext cx="5400040" cy="3430270"/>
+                    </a:xfrm>
+                    <a:prstGeom prst="rect">
+                      <a:avLst/>
+                    </a:prstGeom>
+                  </pic:spPr>
+                </pic:pic>
+              </a:graphicData>
+            </a:graphic>
+          </wp:inline>
+        </w:drawing>
+      </w:r>
+    </w:p>
+    <w:p>
+      <w:pPr>
+        <w:ind w:left="360"/>
+      </w:pPr>
+      <w:r>
+        <w:t>Creación de archivo .</w:t>
+      </w:r>
+      <w:proofErr w:type="spellStart"/>
+      <w:r>
+        <w:t>htaccess</w:t>
+      </w:r>
+      <w:proofErr w:type="spellEnd"/>
+    </w:p>
+    <w:p>
+      <w:pPr>
+        <w:pStyle w:val="Prrafodelista"/>
+        <w:numPr>
+          <w:ilvl w:val="1"/>
+          <w:numId w:val="6"/>
+        </w:numPr>
+      </w:pPr>
+      <w:r>
+        <w:t>Desde el panel de usuario opción para cambiar la contraseña</w:t>
+      </w:r>
+    </w:p>
+    <w:p>
+      <w:pPr>
+        <w:ind w:left="360"/>
+      </w:pPr>
+      <w:r>
+        <w:rPr>
+          <w:noProof/>
+        </w:rPr>
+        <w:drawing>
+          <wp:inline distT="0" distB="0" distL="0" distR="0" wp14:anchorId="47237619" wp14:editId="36767C8B">
+            <wp:extent cx="5363323" cy="704948"/>
+            <wp:effectExtent l="0" t="0" r="8890" b="0"/>
+            <wp:docPr id="4" name="Imagen 4"/>
+            <wp:cNvGraphicFramePr>
+              <a:graphicFrameLocks xmlns:a="http://schemas.openxmlformats.org/drawingml/2006/main" noChangeAspect="1"/>
+            </wp:cNvGraphicFramePr>
+            <a:graphic xmlns:a="http://schemas.openxmlformats.org/drawingml/2006/main">
+              <a:graphicData uri="http://schemas.openxmlformats.org/drawingml/2006/picture">
+                <pic:pic xmlns:pic="http://schemas.openxmlformats.org/drawingml/2006/picture">
+                  <pic:nvPicPr>
+                    <pic:cNvPr id="1" name=""/>
+                    <pic:cNvPicPr/>
+                  </pic:nvPicPr>
+                  <pic:blipFill>
+                    <a:blip r:embed="rId44"/>
+                    <a:stretch>
+                      <a:fillRect/>
+                    </a:stretch>
+                  </pic:blipFill>
+                  <pic:spPr>
+                    <a:xfrm>
+                      <a:off x="0" y="0"/>
                       <a:ext cx="5363323" cy="704948"/>
                     </a:xfrm>
                     <a:prstGeom prst="rect">
@@ -8972,6 +9016,7 @@
           <w:i/>
           <w:iCs/>
         </w:rPr>
+        <w:lastRenderedPageBreak/>
         <w:t>Qué es:</w:t>
       </w:r>
       <w:r>
@@ -8998,7 +9043,6 @@
           <w:i/>
           <w:iCs/>
         </w:rPr>
-        <w:lastRenderedPageBreak/>
         <w:t>Por qué:</w:t>
       </w:r>
       <w:r>
@@ -9412,6 +9456,7 @@
           <w:i/>
           <w:iCs/>
         </w:rPr>
+        <w:lastRenderedPageBreak/>
         <w:t>Por qué:</w:t>
       </w:r>
       <w:r>
@@ -9445,7 +9490,6 @@
           <w:i/>
           <w:iCs/>
         </w:rPr>
-        <w:lastRenderedPageBreak/>
         <w:t>Qué es:</w:t>
       </w:r>
       <w:r>
@@ -9921,6 +9965,7 @@
           <w:i/>
           <w:iCs/>
         </w:rPr>
+        <w:lastRenderedPageBreak/>
         <w:t>Por qué:</w:t>
       </w:r>
       <w:r>
@@ -9970,7 +10015,6 @@
           <w:i/>
           <w:iCs/>
         </w:rPr>
-        <w:lastRenderedPageBreak/>
         <w:t>Qué es:</w:t>
       </w:r>
       <w:r>
@@ -10013,7 +10057,7 @@
       </w:pPr>
     </w:p>
     <w:sectPr>
-      <w:headerReference w:type="default" r:id="rId44"/>
+      <w:headerReference w:type="default" r:id="rId45"/>
       <w:pgSz w:w="11906" w:h="16838"/>
       <w:pgMar w:top="1417" w:right="1701" w:bottom="1417" w:left="1701" w:header="708" w:footer="708" w:gutter="0"/>
       <w:pgNumType w:start="0"/>

--- a/proyecto.docx
+++ b/proyecto.docx
@@ -1,6 +1,6 @@
 
 <file path=word/document.xml><?xml version="1.0" encoding="utf-8"?>
-<w:document xmlns:wpc="http://schemas.microsoft.com/office/word/2010/wordprocessingCanvas" xmlns:cx="http://schemas.microsoft.com/office/drawing/2014/chartex" xmlns:cx1="http://schemas.microsoft.com/office/drawing/2015/9/8/chartex" xmlns:cx2="http://schemas.microsoft.com/office/drawing/2015/10/21/chartex" xmlns:cx3="http://schemas.microsoft.com/office/drawing/2016/5/9/chartex" xmlns:cx4="http://schemas.microsoft.com/office/drawing/2016/5/10/chartex" xmlns:cx5="http://schemas.microsoft.com/office/drawing/2016/5/11/chartex" xmlns:cx6="http://schemas.microsoft.com/office/drawing/2016/5/12/chartex" xmlns:cx7="http://schemas.microsoft.com/office/drawing/2016/5/13/chartex" xmlns:cx8="http://schemas.microsoft.com/office/drawing/2016/5/14/chartex" xmlns:mc="http://schemas.openxmlformats.org/markup-compatibility/2006" xmlns:aink="http://schemas.microsoft.com/office/drawing/2016/ink" xmlns:am3d="http://schemas.microsoft.com/office/drawing/2017/model3d" xmlns:o="urn:schemas-microsoft-com:office:office" xmlns:oel="http://schemas.microsoft.com/office/2019/extlst" xmlns:r="http://schemas.openxmlformats.org/officeDocument/2006/relationships" xmlns:m="http://schemas.openxmlformats.org/officeDocument/2006/math" xmlns:v="urn:schemas-microsoft-com:vml" xmlns:wp14="http://schemas.microsoft.com/office/word/2010/wordprocessingDrawing" xmlns:wp="http://schemas.openxmlformats.org/drawingml/2006/wordprocessingDrawing" xmlns:w10="urn:schemas-microsoft-com:office:word" xmlns:w="http://schemas.openxmlformats.org/wordprocessingml/2006/main" xmlns:w14="http://schemas.microsoft.com/office/word/2010/wordml" xmlns:w15="http://schemas.microsoft.com/office/word/2012/wordml" xmlns:w16cex="http://schemas.microsoft.com/office/word/2018/wordml/cex" xmlns:w16cid="http://schemas.microsoft.com/office/word/2016/wordml/cid" xmlns:w16="http://schemas.microsoft.com/office/word/2018/wordml" xmlns:w16sdtdh="http://schemas.microsoft.com/office/word/2020/wordml/sdtdatahash" xmlns:w16se="http://schemas.microsoft.com/office/word/2015/wordml/symex" xmlns:wpg="http://schemas.microsoft.com/office/word/2010/wordprocessingGroup" xmlns:wpi="http://schemas.microsoft.com/office/word/2010/wordprocessingInk" xmlns:wne="http://schemas.microsoft.com/office/word/2006/wordml" xmlns:wps="http://schemas.microsoft.com/office/word/2010/wordprocessingShape" mc:Ignorable="w14 w15 w16se w16cid w16 w16cex w16sdtdh wp14">
+<w:document xmlns:wpc="http://schemas.microsoft.com/office/word/2010/wordprocessingCanvas" xmlns:cx="http://schemas.microsoft.com/office/drawing/2014/chartex" xmlns:cx1="http://schemas.microsoft.com/office/drawing/2015/9/8/chartex" xmlns:cx2="http://schemas.microsoft.com/office/drawing/2015/10/21/chartex" xmlns:cx3="http://schemas.microsoft.com/office/drawing/2016/5/9/chartex" xmlns:cx4="http://schemas.microsoft.com/office/drawing/2016/5/10/chartex" xmlns:cx5="http://schemas.microsoft.com/office/drawing/2016/5/11/chartex" xmlns:cx6="http://schemas.microsoft.com/office/drawing/2016/5/12/chartex" xmlns:cx7="http://schemas.microsoft.com/office/drawing/2016/5/13/chartex" xmlns:cx8="http://schemas.microsoft.com/office/drawing/2016/5/14/chartex" xmlns:mc="http://schemas.openxmlformats.org/markup-compatibility/2006" xmlns:aink="http://schemas.microsoft.com/office/drawing/2016/ink" xmlns:am3d="http://schemas.microsoft.com/office/drawing/2017/model3d" xmlns:o="urn:schemas-microsoft-com:office:office" xmlns:oel="http://schemas.microsoft.com/office/2019/extlst" xmlns:r="http://schemas.openxmlformats.org/officeDocument/2006/relationships" xmlns:m="http://schemas.openxmlformats.org/officeDocument/2006/math" xmlns:v="urn:schemas-microsoft-com:vml" xmlns:wp14="http://schemas.microsoft.com/office/word/2010/wordprocessingDrawing" xmlns:wp="http://schemas.openxmlformats.org/drawingml/2006/wordprocessingDrawing" xmlns:w10="urn:schemas-microsoft-com:office:word" xmlns:w="http://schemas.openxmlformats.org/wordprocessingml/2006/main" xmlns:w14="http://schemas.microsoft.com/office/word/2010/wordml" xmlns:w15="http://schemas.microsoft.com/office/word/2012/wordml" xmlns:w16cex="http://schemas.microsoft.com/office/word/2018/wordml/cex" xmlns:w16cid="http://schemas.microsoft.com/office/word/2016/wordml/cid" xmlns:w16="http://schemas.microsoft.com/office/word/2018/wordml" xmlns:w16du="http://schemas.microsoft.com/office/word/2023/wordml/word16du" xmlns:w16sdtdh="http://schemas.microsoft.com/office/word/2020/wordml/sdtdatahash" xmlns:w16sdtfl="http://schemas.microsoft.com/office/word/2024/wordml/sdtformatlock" xmlns:w16se="http://schemas.microsoft.com/office/word/2015/wordml/symex" xmlns:wpg="http://schemas.microsoft.com/office/word/2010/wordprocessingGroup" xmlns:wpi="http://schemas.microsoft.com/office/word/2010/wordprocessingInk" xmlns:wne="http://schemas.microsoft.com/office/word/2006/wordml" xmlns:wps="http://schemas.microsoft.com/office/word/2010/wordprocessingShape" mc:Ignorable="w14 w15 w16se w16cid w16 w16cex w16sdtdh w16sdtfl w16du wp14">
   <w:body>
     <w:sdt>
       <w:sdtPr>
@@ -3347,7 +3347,7 @@
                   </wp:anchor>
                 </w:drawing>
               </mc:Choice>
-              <mc:Fallback xmlns:w16sdtfl="http://schemas.microsoft.com/office/word/2024/wordml/sdtformatlock" xmlns:w16du="http://schemas.microsoft.com/office/word/2023/wordml/word16du">
+              <mc:Fallback>
                 <w:pict>
                   <v:group w14:anchorId="07305E3A" id="Grupo 26" o:spid="_x0000_s1026" style="position:absolute;margin-left:0;margin-top:0;width:168pt;height:718.55pt;z-index:-251643904;mso-height-percent:950;mso-left-percent:40;mso-position-horizontal-relative:page;mso-position-vertical:center;mso-position-vertical-relative:page;mso-height-percent:950;mso-left-percent:40" coordsize="21336,91257" o:gfxdata="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">
                     <v:rect id="Rectángulo 3" o:spid="_x0000_s1027" style="position:absolute;width:1945;height:91257;visibility:visible;mso-wrap-style:square;v-text-anchor:middle" o:gfxdata="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" fillcolor="#0e2841 [3215]" stroked="f" strokeweight="1.5pt"/>
@@ -3550,6 +3550,7 @@
                                     <w:dataBinding w:prefixMappings="xmlns:ns0='http://purl.org/dc/elements/1.1/' xmlns:ns1='http://schemas.openxmlformats.org/package/2006/metadata/core-properties' " w:xpath="/ns1:coreProperties[1]/ns0:creator[1]" w:storeItemID="{6C3C8BC8-F283-45AE-878A-BAB7291924A1}"/>
                                     <w:text/>
                                   </w:sdtPr>
+                                  <w:sdtEndPr/>
                                   <w:sdtContent>
                                     <w:r>
                                       <w:rPr>
@@ -3585,6 +3586,7 @@
                                     <w:dataBinding w:prefixMappings="xmlns:ns0='http://schemas.openxmlformats.org/officeDocument/2006/extended-properties' " w:xpath="/ns0:Properties[1]/ns0:Company[1]" w:storeItemID="{6668398D-A668-4E3E-A5EB-62B293D839F1}"/>
                                     <w:text/>
                                   </w:sdtPr>
+                                  <w:sdtEndPr/>
                                   <w:sdtContent>
                                     <w:r>
                                       <w:rPr>
@@ -3649,6 +3651,7 @@
                               <w:dataBinding w:prefixMappings="xmlns:ns0='http://purl.org/dc/elements/1.1/' xmlns:ns1='http://schemas.openxmlformats.org/package/2006/metadata/core-properties' " w:xpath="/ns1:coreProperties[1]/ns0:creator[1]" w:storeItemID="{6C3C8BC8-F283-45AE-878A-BAB7291924A1}"/>
                               <w:text/>
                             </w:sdtPr>
+                            <w:sdtEndPr/>
                             <w:sdtContent>
                               <w:r>
                                 <w:rPr>
@@ -3684,6 +3687,7 @@
                               <w:dataBinding w:prefixMappings="xmlns:ns0='http://schemas.openxmlformats.org/officeDocument/2006/extended-properties' " w:xpath="/ns0:Properties[1]/ns0:Company[1]" w:storeItemID="{6668398D-A668-4E3E-A5EB-62B293D839F1}"/>
                               <w:text/>
                             </w:sdtPr>
+                            <w:sdtEndPr/>
                             <w:sdtContent>
                               <w:r>
                                 <w:rPr>
@@ -3800,6 +3804,7 @@
                                     <w:dataBinding w:prefixMappings="xmlns:ns0='http://purl.org/dc/elements/1.1/' xmlns:ns1='http://schemas.openxmlformats.org/package/2006/metadata/core-properties' " w:xpath="/ns1:coreProperties[1]/ns0:title[1]" w:storeItemID="{6C3C8BC8-F283-45AE-878A-BAB7291924A1}"/>
                                     <w:text/>
                                   </w:sdtPr>
+                                  <w:sdtEndPr/>
                                   <w:sdtContent>
                                     <w:r>
                                       <w:rPr>
@@ -3835,6 +3840,7 @@
                                     <w:dataBinding w:prefixMappings="xmlns:ns0='http://purl.org/dc/elements/1.1/' xmlns:ns1='http://schemas.openxmlformats.org/package/2006/metadata/core-properties' " w:xpath="/ns1:coreProperties[1]/ns0:subject[1]" w:storeItemID="{6C3C8BC8-F283-45AE-878A-BAB7291924A1}"/>
                                     <w:text/>
                                   </w:sdtPr>
+                                  <w:sdtEndPr/>
                                   <w:sdtContent>
                                     <w:r>
                                       <w:rPr>
@@ -3896,6 +3902,7 @@
                               <w:dataBinding w:prefixMappings="xmlns:ns0='http://purl.org/dc/elements/1.1/' xmlns:ns1='http://schemas.openxmlformats.org/package/2006/metadata/core-properties' " w:xpath="/ns1:coreProperties[1]/ns0:title[1]" w:storeItemID="{6C3C8BC8-F283-45AE-878A-BAB7291924A1}"/>
                               <w:text/>
                             </w:sdtPr>
+                            <w:sdtEndPr/>
                             <w:sdtContent>
                               <w:r>
                                 <w:rPr>
@@ -3931,6 +3938,7 @@
                               <w:dataBinding w:prefixMappings="xmlns:ns0='http://purl.org/dc/elements/1.1/' xmlns:ns1='http://schemas.openxmlformats.org/package/2006/metadata/core-properties' " w:xpath="/ns1:coreProperties[1]/ns0:subject[1]" w:storeItemID="{6C3C8BC8-F283-45AE-878A-BAB7291924A1}"/>
                               <w:text/>
                             </w:sdtPr>
+                            <w:sdtEndPr/>
                             <w:sdtContent>
                               <w:r>
                                 <w:rPr>
@@ -4498,13 +4506,8 @@
         <w:t xml:space="preserve">de "Recomendados para ti" </w:t>
       </w:r>
       <w:r>
-        <w:t xml:space="preserve">estará en </w:t>
-      </w:r>
-      <w:proofErr w:type="gramStart"/>
-      <w:r>
-        <w:t>la home</w:t>
-      </w:r>
-      <w:proofErr w:type="gramEnd"/>
+        <w:t>estará en la home</w:t>
+      </w:r>
       <w:r>
         <w:t xml:space="preserve"> del usuario</w:t>
       </w:r>
@@ -4614,15 +4617,7 @@
         <w:t xml:space="preserve">libros relacionados </w:t>
       </w:r>
       <w:r>
-        <w:t>sin coste (PDF/</w:t>
-      </w:r>
-      <w:proofErr w:type="spellStart"/>
-      <w:r>
-        <w:t>ePub</w:t>
-      </w:r>
-      <w:proofErr w:type="spellEnd"/>
-      <w:r>
-        <w:t>).</w:t>
+        <w:t>sin coste (PDF/ePub).</w:t>
       </w:r>
     </w:p>
     <w:p>
@@ -4845,13 +4840,8 @@
       <w:pPr>
         <w:pStyle w:val="Ttulo3"/>
       </w:pPr>
-      <w:proofErr w:type="spellStart"/>
-      <w:r>
-        <w:t>FrontEnd</w:t>
-      </w:r>
-      <w:proofErr w:type="spellEnd"/>
-      <w:r>
-        <w:t xml:space="preserve"> </w:t>
+      <w:r>
+        <w:t xml:space="preserve">FrontEnd </w:t>
       </w:r>
     </w:p>
     <w:p>
@@ -4929,13 +4919,8 @@
       <w:pPr>
         <w:pStyle w:val="Ttulo4"/>
       </w:pPr>
-      <w:proofErr w:type="spellStart"/>
-      <w:r>
-        <w:t>Frameworks</w:t>
-      </w:r>
-      <w:proofErr w:type="spellEnd"/>
-      <w:r>
-        <w:t xml:space="preserve"> y Librerías:</w:t>
+      <w:r>
+        <w:t>Frameworks y Librerías:</w:t>
       </w:r>
     </w:p>
     <w:p>
@@ -4958,26 +4943,18 @@
         <w:ind w:left="1080"/>
       </w:pPr>
       <w:r>
-        <w:t xml:space="preserve">He escogido </w:t>
-      </w:r>
-      <w:proofErr w:type="spellStart"/>
-      <w:r>
-        <w:t>React</w:t>
-      </w:r>
-      <w:proofErr w:type="spellEnd"/>
+        <w:t xml:space="preserve">He escogido React </w:t>
+      </w:r>
+      <w:r>
+        <w:t xml:space="preserve">por su arquitectura basada en </w:t>
+      </w:r>
+      <w:r>
+        <w:t>componentes</w:t>
+      </w:r>
       <w:r>
         <w:t xml:space="preserve"> </w:t>
       </w:r>
       <w:r>
-        <w:t xml:space="preserve">por su arquitectura basada en </w:t>
-      </w:r>
-      <w:r>
-        <w:t>componentes</w:t>
-      </w:r>
-      <w:r>
-        <w:t xml:space="preserve"> </w:t>
-      </w:r>
-      <w:r>
         <w:t>reutilizables</w:t>
       </w:r>
       <w:r>
@@ -4987,15 +4964,7 @@
         <w:t>Con él, implementaré</w:t>
       </w:r>
       <w:r>
-        <w:t xml:space="preserve"> una Single Page </w:t>
-      </w:r>
-      <w:proofErr w:type="spellStart"/>
-      <w:r>
-        <w:t>Application</w:t>
-      </w:r>
-      <w:proofErr w:type="spellEnd"/>
-      <w:r>
-        <w:t xml:space="preserve"> (SPA) para garantizar una navegación fluida sin recargas de página.</w:t>
+        <w:t xml:space="preserve"> una Single Page Application (SPA) para garantizar una navegación fluida sin recargas de página.</w:t>
       </w:r>
     </w:p>
     <w:p>
@@ -5018,15 +4987,7 @@
         <w:t>Utilizare</w:t>
       </w:r>
       <w:r>
-        <w:t xml:space="preserve"> Bootstrap 5 (la librería </w:t>
-      </w:r>
-      <w:proofErr w:type="spellStart"/>
-      <w:r>
-        <w:t>react-bootstrap</w:t>
-      </w:r>
-      <w:proofErr w:type="spellEnd"/>
-      <w:r>
-        <w:t xml:space="preserve"> o clases nativas) para el diseño responsive y el uso de variables CSS para la identidad visual.</w:t>
+        <w:t xml:space="preserve"> Bootstrap 5 (la librería react-bootstrap o clases nativas) para el diseño responsive y el uso de variables CSS para la identidad visual.</w:t>
       </w:r>
     </w:p>
     <w:p>
@@ -5067,14 +5028,9 @@
       <w:pPr>
         <w:pStyle w:val="Ttulo3"/>
       </w:pPr>
-      <w:proofErr w:type="spellStart"/>
       <w:r>
         <w:lastRenderedPageBreak/>
-        <w:t>BackEnd</w:t>
-      </w:r>
-      <w:proofErr w:type="spellEnd"/>
-      <w:r>
-        <w:t xml:space="preserve"> (Lado del Servidor)</w:t>
+        <w:t>BackEnd (Lado del Servidor)</w:t>
       </w:r>
     </w:p>
     <w:p>
@@ -5109,11 +5065,9 @@
       <w:r>
         <w:t xml:space="preserve">Utilizaré la herramienta </w:t>
       </w:r>
-      <w:proofErr w:type="spellStart"/>
       <w:r>
         <w:t>axios</w:t>
       </w:r>
-      <w:proofErr w:type="spellEnd"/>
     </w:p>
     <w:p>
       <w:pPr>
@@ -5183,15 +5137,7 @@
         <w:t>API REST</w:t>
       </w:r>
       <w:r>
-        <w:t>. Se encargará de crear las "rutas" (</w:t>
-      </w:r>
-      <w:proofErr w:type="spellStart"/>
-      <w:r>
-        <w:t>endpoints</w:t>
-      </w:r>
-      <w:proofErr w:type="spellEnd"/>
-      <w:r>
-        <w:t>) como:</w:t>
+        <w:t>. Se encargará de crear las "rutas" (endpoints) como:</w:t>
       </w:r>
     </w:p>
     <w:p>
@@ -5213,15 +5159,7 @@
         </w:numPr>
       </w:pPr>
       <w:r>
-        <w:t>/api/</w:t>
-      </w:r>
-      <w:proofErr w:type="spellStart"/>
-      <w:r>
-        <w:t>login</w:t>
-      </w:r>
-      <w:proofErr w:type="spellEnd"/>
-      <w:r>
-        <w:t xml:space="preserve"> (verifica usuario y contraseña).</w:t>
+        <w:t>/api/login (verifica usuario y contraseña).</w:t>
       </w:r>
     </w:p>
     <w:p>
@@ -5272,15 +5210,7 @@
         </w:numPr>
       </w:pPr>
       <w:r>
-        <w:t xml:space="preserve">Modelado de Datos (ODM): </w:t>
-      </w:r>
-      <w:proofErr w:type="spellStart"/>
-      <w:r>
-        <w:t>Mongoose</w:t>
-      </w:r>
-      <w:proofErr w:type="spellEnd"/>
-      <w:r>
-        <w:t>.</w:t>
+        <w:t>Modelado de Datos (ODM): Mongoose.</w:t>
       </w:r>
     </w:p>
     <w:p>
@@ -5324,15 +5254,7 @@
         <w:ind w:left="1080"/>
       </w:pPr>
       <w:r>
-        <w:t xml:space="preserve">Para manejar las sesiones. Cuando el usuario se </w:t>
-      </w:r>
-      <w:proofErr w:type="spellStart"/>
-      <w:r>
-        <w:t>loguea</w:t>
-      </w:r>
-      <w:proofErr w:type="spellEnd"/>
-      <w:r>
-        <w:t xml:space="preserve"> para recibir recomendaciones, el sistema le da un "token" seguro para navegar sin tener </w:t>
+        <w:t xml:space="preserve">Para manejar las sesiones. Cuando el usuario se loguea para recibir recomendaciones, el sistema le da un "token" seguro para navegar sin tener </w:t>
       </w:r>
       <w:r>
         <w:t xml:space="preserve">que introducir </w:t>
@@ -5349,27 +5271,17 @@
           <w:numId w:val="9"/>
         </w:numPr>
       </w:pPr>
-      <w:proofErr w:type="spellStart"/>
       <w:r>
         <w:lastRenderedPageBreak/>
-        <w:t>Bcrypt</w:t>
-      </w:r>
-      <w:proofErr w:type="spellEnd"/>
-      <w:r>
-        <w:t>:</w:t>
+        <w:t>Bcrypt:</w:t>
       </w:r>
     </w:p>
     <w:p>
       <w:pPr>
         <w:ind w:left="1080"/>
       </w:pPr>
-      <w:proofErr w:type="spellStart"/>
-      <w:r>
-        <w:t>Bcrypt</w:t>
-      </w:r>
-      <w:proofErr w:type="spellEnd"/>
-      <w:r>
-        <w:t>:</w:t>
+      <w:r>
+        <w:t>Bcrypt:</w:t>
       </w:r>
       <w:r>
         <w:t xml:space="preserve"> Para encriptar las contraseñas en la base de datos (fundamental para la seguridad de los usuarios).</w:t>
@@ -5380,15 +5292,7 @@
         <w:pStyle w:val="Ttulo4"/>
       </w:pPr>
       <w:r>
-        <w:t xml:space="preserve">Gestión de </w:t>
-      </w:r>
-      <w:proofErr w:type="spellStart"/>
-      <w:r>
-        <w:t>APIs</w:t>
-      </w:r>
-      <w:proofErr w:type="spellEnd"/>
-      <w:r>
-        <w:t xml:space="preserve"> Externas (Proxy):</w:t>
+        <w:t>Gestión de APIs Externas (Proxy):</w:t>
       </w:r>
     </w:p>
     <w:p>
@@ -5396,23 +5300,7 @@
         <w:ind w:left="1080"/>
       </w:pPr>
       <w:r>
-        <w:t xml:space="preserve">El servidor actuará como intermediario para conectar con servicios de terceros (Google </w:t>
-      </w:r>
-      <w:proofErr w:type="spellStart"/>
-      <w:r>
-        <w:t>Books</w:t>
-      </w:r>
-      <w:proofErr w:type="spellEnd"/>
-      <w:r>
-        <w:t xml:space="preserve">, </w:t>
-      </w:r>
-      <w:proofErr w:type="spellStart"/>
-      <w:r>
-        <w:t>Gutendex</w:t>
-      </w:r>
-      <w:proofErr w:type="spellEnd"/>
-      <w:r>
-        <w:t>), garantizando la seguridad de las claves y evitando problemas de CORS en el navegador.</w:t>
+        <w:t>El servidor actuará como intermediario para conectar con servicios de terceros (Google Books, Gutendex), garantizando la seguridad de las claves y evitando problemas de CORS en el navegador.</w:t>
       </w:r>
     </w:p>
     <w:p>
@@ -5424,15 +5312,7 @@
         </w:numPr>
       </w:pPr>
       <w:r>
-        <w:t xml:space="preserve">Google </w:t>
-      </w:r>
-      <w:proofErr w:type="spellStart"/>
-      <w:r>
-        <w:t>Books</w:t>
-      </w:r>
-      <w:proofErr w:type="spellEnd"/>
-      <w:r>
-        <w:t xml:space="preserve"> API: </w:t>
+        <w:t xml:space="preserve">Google Books API: </w:t>
       </w:r>
     </w:p>
     <w:p>
@@ -5451,13 +5331,8 @@
           <w:numId w:val="9"/>
         </w:numPr>
       </w:pPr>
-      <w:proofErr w:type="spellStart"/>
-      <w:r>
-        <w:t>Gutendex</w:t>
-      </w:r>
-      <w:proofErr w:type="spellEnd"/>
-      <w:r>
-        <w:t xml:space="preserve"> (Project Gutenberg): </w:t>
+      <w:r>
+        <w:t xml:space="preserve">Gutendex (Project Gutenberg): </w:t>
       </w:r>
     </w:p>
     <w:p>
@@ -5465,15 +5340,7 @@
         <w:ind w:left="720"/>
       </w:pPr>
       <w:r>
-        <w:t>Utilizada exclusivamente para la sección de "Libros Gratuitos", proporcionando los enlaces directos de descarga en formatos electrónicos (</w:t>
-      </w:r>
-      <w:proofErr w:type="spellStart"/>
-      <w:r>
-        <w:t>ePub</w:t>
-      </w:r>
-      <w:proofErr w:type="spellEnd"/>
-      <w:r>
-        <w:t>, PDF).</w:t>
+        <w:t>Utilizada exclusivamente para la sección de "Libros Gratuitos", proporcionando los enlaces directos de descarga en formatos electrónicos (ePub, PDF).</w:t>
       </w:r>
     </w:p>
     <w:p>
@@ -5540,27 +5407,7 @@
           <w:sz w:val="20"/>
           <w:szCs w:val="20"/>
         </w:rPr>
-        <w:t xml:space="preserve">Nota: Cada uno de los apartados incluidos dentro de explorar abren diferentes vistas, idénticas a la página </w:t>
-      </w:r>
-      <w:proofErr w:type="gramStart"/>
-      <w:r>
-        <w:rPr>
-          <w:b/>
-          <w:bCs/>
-          <w:sz w:val="20"/>
-          <w:szCs w:val="20"/>
-        </w:rPr>
-        <w:t>principal</w:t>
-      </w:r>
-      <w:proofErr w:type="gramEnd"/>
-      <w:r>
-        <w:rPr>
-          <w:b/>
-          <w:bCs/>
-          <w:sz w:val="20"/>
-          <w:szCs w:val="20"/>
-        </w:rPr>
-        <w:t xml:space="preserve"> pero con diferente título y contenido: </w:t>
+        <w:t xml:space="preserve">Nota: Cada uno de los apartados incluidos dentro de explorar abren diferentes vistas, idénticas a la página principal pero con diferente título y contenido: </w:t>
       </w:r>
     </w:p>
     <w:p>
@@ -5569,7 +5416,7 @@
           <w:noProof/>
         </w:rPr>
         <w:drawing>
-          <wp:inline distT="0" distB="0" distL="0" distR="0" wp14:anchorId="3A9F5494" wp14:editId="620B4929">
+          <wp:inline distT="0" distB="0" distL="0" distR="0" wp14:anchorId="3A9F5494" wp14:editId="4533A3C4">
             <wp:extent cx="4443624" cy="3161307"/>
             <wp:effectExtent l="76200" t="76200" r="128905" b="134620"/>
             <wp:docPr id="935891741" name="Imagen 1"/>
@@ -5722,7 +5569,7 @@
           <w:noProof/>
         </w:rPr>
         <w:drawing>
-          <wp:inline distT="0" distB="0" distL="0" distR="0" wp14:anchorId="6CC8F11D" wp14:editId="4AA2C924">
+          <wp:inline distT="0" distB="0" distL="0" distR="0" wp14:anchorId="6CC8F11D" wp14:editId="6CF67000">
             <wp:extent cx="5396230" cy="3834130"/>
             <wp:effectExtent l="76200" t="76200" r="128270" b="128270"/>
             <wp:docPr id="1285130325" name="Imagen 3"/>
@@ -5878,7 +5725,7 @@
           <w:noProof/>
         </w:rPr>
         <w:drawing>
-          <wp:inline distT="0" distB="0" distL="0" distR="0" wp14:anchorId="100023D7" wp14:editId="5A13F4CA">
+          <wp:inline distT="0" distB="0" distL="0" distR="0" wp14:anchorId="100023D7" wp14:editId="4FC252FC">
             <wp:extent cx="4772025" cy="3395500"/>
             <wp:effectExtent l="95250" t="95250" r="85725" b="90805"/>
             <wp:docPr id="418913" name="Imagen 8"/>
@@ -5961,7 +5808,7 @@
           <w:noProof/>
         </w:rPr>
         <w:drawing>
-          <wp:inline distT="0" distB="0" distL="0" distR="0" wp14:anchorId="252BBB8C" wp14:editId="3F70810F">
+          <wp:inline distT="0" distB="0" distL="0" distR="0" wp14:anchorId="252BBB8C" wp14:editId="5879B284">
             <wp:extent cx="4974873" cy="3539836"/>
             <wp:effectExtent l="76200" t="76200" r="130810" b="137160"/>
             <wp:docPr id="913894690" name="Imagen 7"/>
@@ -6037,7 +5884,7 @@
           <w:noProof/>
         </w:rPr>
         <w:drawing>
-          <wp:inline distT="0" distB="0" distL="0" distR="0" wp14:anchorId="1C3A36F7" wp14:editId="348723AD">
+          <wp:inline distT="0" distB="0" distL="0" distR="0" wp14:anchorId="1C3A36F7" wp14:editId="6FDBA5EF">
             <wp:extent cx="4949839" cy="3522023"/>
             <wp:effectExtent l="76200" t="76200" r="136525" b="135890"/>
             <wp:docPr id="1340598956" name="Imagen 1"/>
@@ -6296,15 +6143,7 @@
         <w:t>” Mostrarán los libros dentro del pro</w:t>
       </w:r>
       <w:r>
-        <w:t xml:space="preserve">pio carrusel sin recargar la </w:t>
-      </w:r>
-      <w:proofErr w:type="spellStart"/>
-      <w:r>
-        <w:t>pagina</w:t>
-      </w:r>
-      <w:proofErr w:type="spellEnd"/>
-      <w:r>
-        <w:t>.</w:t>
+        <w:t>pio carrusel sin recargar la pagina.</w:t>
       </w:r>
     </w:p>
     <w:p>
@@ -6344,7 +6183,7 @@
               </wp:anchor>
             </w:drawing>
           </mc:Choice>
-          <mc:Fallback xmlns:w16sdtfl="http://schemas.microsoft.com/office/word/2024/wordml/sdtformatlock" xmlns:w16du="http://schemas.microsoft.com/office/word/2023/wordml/word16du">
+          <mc:Fallback>
             <w:pict>
               <v:shapetype w14:anchorId="49C09E3A" id="_x0000_t75" coordsize="21600,21600" o:spt="75" o:preferrelative="t" path="m@4@5l@4@11@9@11@9@5xe" filled="f" stroked="f">
                 <v:stroke joinstyle="miter"/>
@@ -6408,7 +6247,7 @@
               </wp:anchor>
             </w:drawing>
           </mc:Choice>
-          <mc:Fallback xmlns:w16sdtfl="http://schemas.microsoft.com/office/word/2024/wordml/sdtformatlock" xmlns:w16du="http://schemas.microsoft.com/office/word/2023/wordml/word16du">
+          <mc:Fallback>
             <w:pict>
               <v:shape w14:anchorId="061103E0" id="Entrada de lápiz 3" o:spid="_x0000_s1026" type="#_x0000_t75" style="position:absolute;margin-left:65.5pt;margin-top:218.45pt;width:27.45pt;height:1.05pt;z-index:251664384;visibility:visible;mso-wrap-style:square;mso-wrap-distance-left:9pt;mso-wrap-distance-top:0;mso-wrap-distance-right:9pt;mso-wrap-distance-bottom:0;mso-position-horizontal:absolute;mso-position-horizontal-relative:text;mso-position-vertical:absolute;mso-position-vertical-relative:text" o:gfxdata="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">
                 <v:imagedata r:id="rId20" o:title=""/>
@@ -6453,7 +6292,7 @@
               </wp:anchor>
             </w:drawing>
           </mc:Choice>
-          <mc:Fallback xmlns:w16sdtfl="http://schemas.microsoft.com/office/word/2024/wordml/sdtformatlock" xmlns:w16du="http://schemas.microsoft.com/office/word/2023/wordml/word16du">
+          <mc:Fallback>
             <w:pict>
               <v:shapetype w14:anchorId="26ED7025" id="_x0000_t75" coordsize="21600,21600" o:spt="75" o:preferrelative="t" path="m@4@5l@4@11@9@11@9@5xe" filled="f" stroked="f">
                 <v:stroke joinstyle="miter"/>
@@ -6550,7 +6389,7 @@
           <w:noProof/>
         </w:rPr>
         <w:drawing>
-          <wp:inline distT="0" distB="0" distL="0" distR="0" wp14:anchorId="4A834548" wp14:editId="62175790">
+          <wp:inline distT="0" distB="0" distL="0" distR="0" wp14:anchorId="4A834548" wp14:editId="3705AD71">
             <wp:extent cx="5396230" cy="3834130"/>
             <wp:effectExtent l="76200" t="76200" r="128270" b="128270"/>
             <wp:docPr id="433170619" name="Imagen 2"/>
@@ -6623,7 +6462,7 @@
           <w:noProof/>
         </w:rPr>
         <w:drawing>
-          <wp:inline distT="0" distB="0" distL="0" distR="0" wp14:anchorId="322F9951" wp14:editId="73BAD8AD">
+          <wp:inline distT="0" distB="0" distL="0" distR="0" wp14:anchorId="322F9951" wp14:editId="5FDCDC8B">
             <wp:extent cx="4621432" cy="3283620"/>
             <wp:effectExtent l="76200" t="76200" r="141605" b="126365"/>
             <wp:docPr id="784425407" name="Imagen 7"/>
@@ -6722,7 +6561,7 @@
           <w:noProof/>
         </w:rPr>
         <w:drawing>
-          <wp:inline distT="0" distB="0" distL="0" distR="0" wp14:anchorId="6F09FAA3" wp14:editId="02D9AC7D">
+          <wp:inline distT="0" distB="0" distL="0" distR="0" wp14:anchorId="6F09FAA3" wp14:editId="293E8E11">
             <wp:extent cx="4461002" cy="3171884"/>
             <wp:effectExtent l="76200" t="76200" r="130175" b="123825"/>
             <wp:docPr id="1755659709" name="Imagen 12"/>
@@ -6869,7 +6708,7 @@
           <w:noProof/>
         </w:rPr>
         <w:drawing>
-          <wp:inline distT="0" distB="0" distL="0" distR="0" wp14:anchorId="5534E4D8" wp14:editId="62EEEBD1">
+          <wp:inline distT="0" distB="0" distL="0" distR="0" wp14:anchorId="5534E4D8" wp14:editId="7B2DDB2F">
             <wp:extent cx="4368895" cy="3106393"/>
             <wp:effectExtent l="76200" t="76200" r="127000" b="132715"/>
             <wp:docPr id="1844187693" name="Imagen 13"/>
@@ -6957,7 +6796,7 @@
           <w:noProof/>
         </w:rPr>
         <w:drawing>
-          <wp:inline distT="0" distB="0" distL="0" distR="0" wp14:anchorId="48AE76E1" wp14:editId="75052F27">
+          <wp:inline distT="0" distB="0" distL="0" distR="0" wp14:anchorId="48AE76E1" wp14:editId="1D204CC5">
             <wp:extent cx="4855490" cy="3452374"/>
             <wp:effectExtent l="76200" t="76200" r="135890" b="129540"/>
             <wp:docPr id="1526789695" name="Imagen 12" descr="Interfaz de usuario gráfica, Aplicación&#10;&#10;El contenido generado por IA puede ser incorrecto."/>
@@ -7030,7 +6869,7 @@
           <w:noProof/>
         </w:rPr>
         <w:drawing>
-          <wp:inline distT="0" distB="0" distL="0" distR="0" wp14:anchorId="6794A471" wp14:editId="0758CEE1">
+          <wp:inline distT="0" distB="0" distL="0" distR="0" wp14:anchorId="6794A471" wp14:editId="5C6B581E">
             <wp:extent cx="4933366" cy="3507746"/>
             <wp:effectExtent l="76200" t="76200" r="133985" b="130810"/>
             <wp:docPr id="760556303" name="Imagen 1"/>
@@ -7104,7 +6943,7 @@
           <w:noProof/>
         </w:rPr>
         <w:drawing>
-          <wp:inline distT="0" distB="0" distL="0" distR="0" wp14:anchorId="41E0CD49" wp14:editId="5D830B63">
+          <wp:inline distT="0" distB="0" distL="0" distR="0" wp14:anchorId="41E0CD49" wp14:editId="5505D93A">
             <wp:extent cx="4989464" cy="3547635"/>
             <wp:effectExtent l="76200" t="76200" r="135255" b="129540"/>
             <wp:docPr id="272702160" name="Imagen 2"/>
@@ -7177,7 +7016,7 @@
           <w:noProof/>
         </w:rPr>
         <w:drawing>
-          <wp:inline distT="0" distB="0" distL="0" distR="0" wp14:anchorId="1DD9C742" wp14:editId="56E9AC47">
+          <wp:inline distT="0" distB="0" distL="0" distR="0" wp14:anchorId="1DD9C742" wp14:editId="2E99956A">
             <wp:extent cx="5030649" cy="3576916"/>
             <wp:effectExtent l="76200" t="76200" r="132080" b="138430"/>
             <wp:docPr id="1519085843" name="Imagen 3"/>
@@ -7256,7 +7095,7 @@
           <w:noProof/>
         </w:rPr>
         <w:drawing>
-          <wp:inline distT="0" distB="0" distL="0" distR="0" wp14:anchorId="08C08F08" wp14:editId="371FB82F">
+          <wp:inline distT="0" distB="0" distL="0" distR="0" wp14:anchorId="08C08F08" wp14:editId="23A93D18">
             <wp:extent cx="4873889" cy="3466106"/>
             <wp:effectExtent l="76200" t="76200" r="136525" b="134620"/>
             <wp:docPr id="1997279975" name="Imagen 1"/>
@@ -7332,7 +7171,7 @@
           <w:noProof/>
         </w:rPr>
         <w:drawing>
-          <wp:inline distT="0" distB="0" distL="0" distR="0" wp14:anchorId="68ACB7BF" wp14:editId="72AB77CC">
+          <wp:inline distT="0" distB="0" distL="0" distR="0" wp14:anchorId="68ACB7BF" wp14:editId="43E78369">
             <wp:extent cx="4862708" cy="3458154"/>
             <wp:effectExtent l="76200" t="76200" r="128905" b="142875"/>
             <wp:docPr id="1649579706" name="Imagen 2"/>
@@ -7404,30 +7243,43 @@
     </w:p>
     <w:p>
       <w:pPr>
+        <w:pStyle w:val="Ttulo1"/>
+      </w:pPr>
+      <w:r>
+        <w:lastRenderedPageBreak/>
+        <w:t xml:space="preserve">Diagrama de Casos de Uso: </w:t>
+      </w:r>
+    </w:p>
+    <w:p>
+      <w:pPr>
         <w:pStyle w:val="Ttulo2"/>
       </w:pPr>
       <w:r>
+        <w:t>Parte Pública</w:t>
+      </w:r>
+    </w:p>
+    <w:p>
+      <w:r>
         <w:rPr>
           <w:noProof/>
         </w:rPr>
-        <w:lastRenderedPageBreak/>
         <w:drawing>
-          <wp:anchor distT="0" distB="0" distL="114300" distR="114300" simplePos="0" relativeHeight="251658245" behindDoc="0" locked="0" layoutInCell="1" allowOverlap="1" wp14:anchorId="65EDE247" wp14:editId="39613CBD">
+          <wp:anchor distT="0" distB="0" distL="114300" distR="114300" simplePos="0" relativeHeight="251658245" behindDoc="0" locked="0" layoutInCell="1" allowOverlap="1" wp14:anchorId="65EDE247" wp14:editId="3D70A5C1">
             <wp:simplePos x="0" y="0"/>
             <wp:positionH relativeFrom="margin">
-              <wp:posOffset>-1905</wp:posOffset>
+              <wp:align>left</wp:align>
             </wp:positionH>
             <wp:positionV relativeFrom="margin">
-              <wp:posOffset>257810</wp:posOffset>
+              <wp:posOffset>836930</wp:posOffset>
             </wp:positionV>
-            <wp:extent cx="3596640" cy="8945245"/>
-            <wp:effectExtent l="0" t="0" r="3810" b="8255"/>
+            <wp:extent cx="3363595" cy="8368030"/>
+            <wp:effectExtent l="0" t="0" r="8255" b="0"/>
             <wp:wrapThrough wrapText="bothSides">
               <wp:wrapPolygon edited="0">
                 <wp:start x="0" y="0"/>
-                <wp:lineTo x="0" y="21574"/>
-                <wp:lineTo x="21508" y="21574"/>
-                <wp:lineTo x="21508" y="0"/>
+                <wp:lineTo x="0" y="21538"/>
+                <wp:lineTo x="21531" y="21538"/>
+                <wp:lineTo x="21531" y="0"/>
                 <wp:lineTo x="0" y="0"/>
               </wp:wrapPolygon>
             </wp:wrapThrough>
@@ -7460,7 +7312,7 @@
                   <pic:spPr bwMode="auto">
                     <a:xfrm>
                       <a:off x="0" y="0"/>
-                      <a:ext cx="3596640" cy="8945245"/>
+                      <a:ext cx="3363595" cy="8368030"/>
                     </a:xfrm>
                     <a:prstGeom prst="rect">
                       <a:avLst/>
@@ -7483,11 +7335,6 @@
         </w:drawing>
       </w:r>
       <w:r>
-        <w:t>Diagrama de Casos de Uso: Parte Pública</w:t>
-      </w:r>
-    </w:p>
-    <w:p>
-      <w:r>
         <w:t>E</w:t>
       </w:r>
       <w:r>
@@ -7509,9 +7356,6 @@
       </w:pPr>
       <w:r>
         <w:lastRenderedPageBreak/>
-        <w:t xml:space="preserve">Diagrama de Casos de Uso: </w:t>
-      </w:r>
-      <w:r>
         <w:t>Parte de Gestión</w:t>
       </w:r>
     </w:p>
@@ -7619,7 +7463,7 @@
     </w:p>
     <w:p>
       <w:pPr>
-        <w:pStyle w:val="Ttulo2"/>
+        <w:pStyle w:val="Ttulo1"/>
       </w:pPr>
       <w:r>
         <w:lastRenderedPageBreak/>
@@ -7628,9 +7472,6 @@
       <w:r>
         <w:t xml:space="preserve"> </w:t>
       </w:r>
-      <w:r>
-        <w:t>Completo</w:t>
-      </w:r>
     </w:p>
     <w:p>
       <w:r>
@@ -7638,9 +7479,9 @@
           <w:noProof/>
         </w:rPr>
         <w:drawing>
-          <wp:inline distT="0" distB="0" distL="0" distR="0" wp14:anchorId="603098C6" wp14:editId="5AC4D915">
-            <wp:extent cx="5460521" cy="8487437"/>
-            <wp:effectExtent l="0" t="0" r="6985" b="8890"/>
+          <wp:inline distT="0" distB="0" distL="0" distR="0" wp14:anchorId="603098C6" wp14:editId="0B53FC4E">
+            <wp:extent cx="4784267" cy="7436317"/>
+            <wp:effectExtent l="0" t="0" r="0" b="0"/>
             <wp:docPr id="320059969" name="Imagen 4"/>
             <wp:cNvGraphicFramePr>
               <a:graphicFrameLocks xmlns:a="http://schemas.openxmlformats.org/drawingml/2006/main" noChangeAspect="1"/>
@@ -7670,7 +7511,7 @@
                   <pic:spPr bwMode="auto">
                     <a:xfrm>
                       <a:off x="0" y="0"/>
-                      <a:ext cx="5464817" cy="8494115"/>
+                      <a:ext cx="4793119" cy="7450076"/>
                     </a:xfrm>
                     <a:prstGeom prst="rect">
                       <a:avLst/>
@@ -7693,13 +7534,10 @@
       </w:pPr>
       <w:r>
         <w:lastRenderedPageBreak/>
-        <w:t>Diagrama de Actividades</w:t>
-      </w:r>
-      <w:r>
-        <w:t xml:space="preserve"> </w:t>
-      </w:r>
-      <w:r>
-        <w:t>desglosado</w:t>
+        <w:t>D</w:t>
+      </w:r>
+      <w:r>
+        <w:t>esglosado</w:t>
       </w:r>
       <w:r>
         <w:t>, parte 1:</w:t>
@@ -7766,10 +7604,10 @@
       </w:pPr>
       <w:r>
         <w:lastRenderedPageBreak/>
-        <w:t>Diagrama de Actividades</w:t>
-      </w:r>
-      <w:r>
-        <w:t xml:space="preserve"> desglosado, parte 2</w:t>
+        <w:t>D</w:t>
+      </w:r>
+      <w:r>
+        <w:t>esglosado, parte 2</w:t>
       </w:r>
       <w:r>
         <w:rPr>
@@ -7836,10 +7674,10 @@
       </w:pPr>
       <w:r>
         <w:lastRenderedPageBreak/>
-        <w:t>Diagrama de Actividades</w:t>
-      </w:r>
-      <w:r>
-        <w:t xml:space="preserve"> desglosado, parte </w:t>
+        <w:t>D</w:t>
+      </w:r>
+      <w:r>
+        <w:t xml:space="preserve">esglosado, parte </w:t>
       </w:r>
       <w:r>
         <w:t>3</w:t>
@@ -7911,71 +7749,33 @@
       </w:pPr>
       <w:r>
         <w:lastRenderedPageBreak/>
-        <w:t>Despliegue:</w:t>
-      </w:r>
-    </w:p>
-    <w:p>
-      <w:r>
-        <w:t xml:space="preserve">Dado que el servicio de hosting facilitado por el centro no ofrecía en su plan básico la posibilidad de desplegar en él un proyecto con tecnología node.js, he recorrido a la web </w:t>
-      </w:r>
-      <w:hyperlink r:id="rId40" w:history="1">
-        <w:r>
-          <w:rPr>
-            <w:rStyle w:val="Hipervnculo"/>
-          </w:rPr>
-          <w:t>https://railway.com/</w:t>
-        </w:r>
-      </w:hyperlink>
-      <w:r>
-        <w:t>.</w:t>
-      </w:r>
-    </w:p>
-    <w:p/>
-    <w:p>
-      <w:pPr>
-        <w:pStyle w:val="Ttulo4"/>
-      </w:pPr>
-      <w:proofErr w:type="spellStart"/>
-      <w:r>
-        <w:t>C</w:t>
-      </w:r>
-      <w:r>
-        <w:t>loudinary</w:t>
-      </w:r>
-      <w:proofErr w:type="spellEnd"/>
-      <w:r>
-        <w:t>:</w:t>
-      </w:r>
-    </w:p>
-    <w:p>
-      <w:r>
-        <w:t xml:space="preserve">Utilizo la API de </w:t>
-      </w:r>
-      <w:proofErr w:type="spellStart"/>
-      <w:r>
-        <w:rPr>
-          <w:highlight w:val="yellow"/>
-        </w:rPr>
-        <w:t>Cloudinary</w:t>
-      </w:r>
-      <w:proofErr w:type="spellEnd"/>
-      <w:r>
-        <w:t xml:space="preserve"> para subir las imágenes de las portadas de los libros a la web.</w:t>
-      </w:r>
-    </w:p>
-    <w:p/>
-    <w:p/>
-    <w:p/>
-    <w:p>
-      <w:r>
-        <w:rPr>
-          <w:noProof/>
-        </w:rPr>
+        <w:t>Diagrama BDD</w:t>
+      </w:r>
+      <w:r>
+        <w:t xml:space="preserve"> (mongoDB):</w:t>
+      </w:r>
+    </w:p>
+    <w:p>
+      <w:pPr>
+        <w:pStyle w:val="Sinespaciado"/>
+      </w:pPr>
+      <w:r>
+        <w:t>El diagrama muestra las 4 colecciones que utilizo para guardar datos en mongoDB</w:t>
+      </w:r>
+      <w:r>
+        <w:t>, con sus PK para relacionar unas colecciones con otras.</w:t>
+      </w:r>
+    </w:p>
+    <w:p>
+      <w:pPr>
+        <w:pStyle w:val="Sinespaciado"/>
+      </w:pPr>
+      <w:r>
         <w:drawing>
-          <wp:inline distT="0" distB="0" distL="0" distR="0" wp14:anchorId="5376CD5C" wp14:editId="49B1D426">
-            <wp:extent cx="3426490" cy="2692760"/>
-            <wp:effectExtent l="0" t="0" r="2540" b="0"/>
-            <wp:docPr id="11" name="Imagen 11"/>
+          <wp:inline distT="0" distB="0" distL="0" distR="0" wp14:anchorId="43B346AD" wp14:editId="4FAB45FF">
+            <wp:extent cx="3981840" cy="7739304"/>
+            <wp:effectExtent l="0" t="0" r="0" b="0"/>
+            <wp:docPr id="1055213562" name="Imagen 1"/>
             <wp:cNvGraphicFramePr>
               <a:graphicFrameLocks xmlns:a="http://schemas.openxmlformats.org/drawingml/2006/main" noChangeAspect="1"/>
             </wp:cNvGraphicFramePr>
@@ -7983,11 +7783,11 @@
               <a:graphicData uri="http://schemas.openxmlformats.org/drawingml/2006/picture">
                 <pic:pic xmlns:pic="http://schemas.openxmlformats.org/drawingml/2006/picture">
                   <pic:nvPicPr>
-                    <pic:cNvPr id="1" name=""/>
+                    <pic:cNvPr id="1055213562" name=""/>
                     <pic:cNvPicPr/>
                   </pic:nvPicPr>
                   <pic:blipFill>
-                    <a:blip r:embed="rId41"/>
+                    <a:blip r:embed="rId40"/>
                     <a:stretch>
                       <a:fillRect/>
                     </a:stretch>
@@ -7995,7 +7795,7 @@
                   <pic:spPr>
                     <a:xfrm>
                       <a:off x="0" y="0"/>
-                      <a:ext cx="3433423" cy="2698209"/>
+                      <a:ext cx="3984544" cy="7744560"/>
                     </a:xfrm>
                     <a:prstGeom prst="rect">
                       <a:avLst/>
@@ -8018,6 +7818,308 @@
         <w:pStyle w:val="Ttulo1"/>
       </w:pPr>
       <w:r>
+        <w:t>Despliegue:</w:t>
+      </w:r>
+    </w:p>
+    <w:p>
+      <w:r>
+        <w:t>Tecnologías utilizadas en el proyecto para desplegar la aplicación web:</w:t>
+      </w:r>
+    </w:p>
+    <w:p>
+      <w:r>
+        <w:t>El plan que cdmon ofrece para estudiantes no es compatible para desplegar con node.js. Debido a eso, he tenido que utilizar Railway:</w:t>
+      </w:r>
+    </w:p>
+    <w:p>
+      <w:pPr>
+        <w:pStyle w:val="Ttulo3"/>
+      </w:pPr>
+      <w:hyperlink r:id="rId41" w:history="1">
+        <w:r>
+          <w:rPr>
+            <w:rStyle w:val="Ttulo3Car"/>
+          </w:rPr>
+          <w:t>Railway</w:t>
+        </w:r>
+      </w:hyperlink>
+      <w:r>
+        <w:rPr>
+          <w:rStyle w:val="Ttulo3Car"/>
+        </w:rPr>
+        <w:t>:</w:t>
+      </w:r>
+      <w:r>
+        <w:t xml:space="preserve"> </w:t>
+      </w:r>
+    </w:p>
+    <w:p>
+      <w:r>
+        <w:t>Es una plataforma en la nube</w:t>
+      </w:r>
+      <w:r>
+        <w:t xml:space="preserve"> </w:t>
+      </w:r>
+      <w:r>
+        <w:t>diseñada para simplificar y acelerar el proceso de desarrollo y publicación de software</w:t>
+      </w:r>
+      <w:r>
+        <w:t>. Ofrece s</w:t>
+      </w:r>
+      <w:r>
+        <w:t>oporte nativo para Node.js</w:t>
+      </w:r>
+      <w:r>
+        <w:t xml:space="preserve"> y permite un despliegue </w:t>
+      </w:r>
+      <w:r>
+        <w:t>automatizado</w:t>
+      </w:r>
+      <w:r>
+        <w:t xml:space="preserve"> ya que se integra </w:t>
+      </w:r>
+      <w:r>
+        <w:t>directamente con los repositorios de GitHub</w:t>
+      </w:r>
+      <w:r>
+        <w:t>.</w:t>
+      </w:r>
+    </w:p>
+    <w:p>
+      <w:r>
+        <w:t>Railway detecta las tecnologías empleadas (</w:t>
+      </w:r>
+      <w:r>
+        <w:t>en mi caso</w:t>
+      </w:r>
+      <w:r>
+        <w:t>, React con Vite en el frontend y Express en el backend) y genera automáticamente el entorno necesario para compilar y ejecutar la aplicación.</w:t>
+      </w:r>
+      <w:r>
+        <w:t xml:space="preserve"> Tambien permite monitorear los logs en ti</w:t>
+      </w:r>
+      <w:r>
+        <w:t>e</w:t>
+      </w:r>
+      <w:r>
+        <w:t>mpo real.</w:t>
+      </w:r>
+    </w:p>
+    <w:p>
+      <w:pPr>
+        <w:pStyle w:val="Ttulo4"/>
+      </w:pPr>
+      <w:r>
+        <w:t>V</w:t>
+      </w:r>
+      <w:r>
+        <w:t>ariables de Entorno</w:t>
+      </w:r>
+      <w:r>
+        <w:t xml:space="preserve"> (.env)</w:t>
+      </w:r>
+    </w:p>
+    <w:p>
+      <w:r>
+        <w:t>En local guardo las credenciales (</w:t>
+      </w:r>
+      <w:r>
+        <w:t>contraseñas de la base de datos, claves de APIs o el "Client ID" de Google</w:t>
+      </w:r>
+      <w:r>
+        <w:t>) en un archivo .env</w:t>
+      </w:r>
+      <w:r>
+        <w:t xml:space="preserve"> y c</w:t>
+      </w:r>
+      <w:r>
+        <w:t xml:space="preserve">on .gitignore evito que este fichero se suba a </w:t>
+      </w:r>
+      <w:r>
+        <w:t>G</w:t>
+      </w:r>
+      <w:r>
+        <w:t>it</w:t>
+      </w:r>
+      <w:r>
+        <w:t>Hub</w:t>
+      </w:r>
+      <w:r>
+        <w:t>.</w:t>
+      </w:r>
+    </w:p>
+    <w:p>
+      <w:r>
+        <w:t xml:space="preserve">Para </w:t>
+      </w:r>
+      <w:r>
+        <w:t xml:space="preserve">que el proyecto desplegado en </w:t>
+      </w:r>
+      <w:r>
+        <w:t>Railway</w:t>
+      </w:r>
+      <w:r>
+        <w:t xml:space="preserve"> </w:t>
+      </w:r>
+      <w:r>
+        <w:t>tenga acceso a las credenciales estas deben configurarse en la pestaña variables del servidor.</w:t>
+      </w:r>
+    </w:p>
+    <w:p/>
+    <w:p>
+      <w:pPr>
+        <w:pStyle w:val="Ttulo3"/>
+      </w:pPr>
+      <w:r>
+        <w:t>MongoDB:</w:t>
+      </w:r>
+    </w:p>
+    <w:p>
+      <w:r>
+        <w:t>MongoDB atlas ofrece un cluster gratuito en sus servidores para los usuarios registrados. En él he podido desplegar l</w:t>
+      </w:r>
+      <w:r>
+        <w:t xml:space="preserve">a base de datos </w:t>
+      </w:r>
+      <w:r>
+        <w:t xml:space="preserve">de mi proyecto. Gracias a </w:t>
+      </w:r>
+      <w:r>
+        <w:t xml:space="preserve">que, tanto en local en la web, utilizo </w:t>
+      </w:r>
+      <w:r>
+        <w:t xml:space="preserve">sus servidores puedo mantener sincronizada la base de datos </w:t>
+      </w:r>
+      <w:r>
+        <w:t xml:space="preserve">de mi aplicación. </w:t>
+      </w:r>
+    </w:p>
+    <w:p>
+      <w:r>
+        <w:t xml:space="preserve">¿Por qué mongoDB en lugar de mySQL? </w:t>
+      </w:r>
+      <w:r>
+        <w:t xml:space="preserve">MongoDB es extremadamente flexible y permisivo a la hora realizar modificaciones (añadir o eliminar campos) en la estructura de sus archivos. </w:t>
+      </w:r>
+    </w:p>
+    <w:p>
+      <w:r>
+        <w:t xml:space="preserve">Pero más importante aún: MongoDB es plenamente compatible con JSON, y JSON es plenamente compatible con node.js. De modo que node.js puede tratar los datos que obtiene de la base de datos sin necesitad </w:t>
+      </w:r>
+      <w:r>
+        <w:t xml:space="preserve">de </w:t>
+      </w:r>
+      <w:r>
+        <w:t>intermediarios que se encarguen de transformar los datos que devuelve la consulta sql a json.</w:t>
+      </w:r>
+    </w:p>
+    <w:p>
+      <w:r>
+        <w:lastRenderedPageBreak/>
+        <w:t xml:space="preserve">Conforme el proyecto crecía he necesitado añadir nuevos campos a la ficha de usuarios. </w:t>
+      </w:r>
+      <w:r>
+        <w:t>Para realizar estos cambios en mongoDB s</w:t>
+      </w:r>
+      <w:r>
+        <w:t xml:space="preserve">implemente </w:t>
+      </w:r>
+      <w:r>
+        <w:t>he añadido el nuevo campo al modelo y listo. A partir de ese momento estaba preparado para recibir y almacenar un nuevo dato.</w:t>
+      </w:r>
+    </w:p>
+    <w:p>
+      <w:pPr>
+        <w:pStyle w:val="Ttulo3"/>
+      </w:pPr>
+      <w:r>
+        <w:t>C</w:t>
+      </w:r>
+      <w:r>
+        <w:t>loudinary</w:t>
+      </w:r>
+      <w:r>
+        <w:t>:</w:t>
+      </w:r>
+    </w:p>
+    <w:p>
+      <w:r>
+        <w:t>Mediante parámetros insertados en la ur</w:t>
+      </w:r>
+      <w:r>
+        <w:t>l, C</w:t>
+      </w:r>
+      <w:r>
+        <w:t>loudinary</w:t>
+      </w:r>
+      <w:r>
+        <w:t xml:space="preserve"> permite redimensionar, </w:t>
+      </w:r>
+      <w:r>
+        <w:t>recortar, aplicar filtros o cambiar el formato</w:t>
+      </w:r>
+      <w:r>
+        <w:t xml:space="preserve"> a las imágenes </w:t>
+      </w:r>
+      <w:r>
+        <w:t>sin necesidad de editar la imagen original.</w:t>
+      </w:r>
+    </w:p>
+    <w:p>
+      <w:r>
+        <w:t xml:space="preserve">Utilizo la plataforma de </w:t>
+      </w:r>
+      <w:r>
+        <w:t>gestión de archivos digitales Cloudinary para</w:t>
+      </w:r>
+      <w:r>
+        <w:t xml:space="preserve"> subir las imágenes de las portadas de los libros a la web. En la base de datos solo guardo las URL.</w:t>
+      </w:r>
+    </w:p>
+    <w:p>
+      <w:pPr>
+        <w:pStyle w:val="Ttulo3"/>
+      </w:pPr>
+      <w:r>
+        <w:t>OAuth con Google</w:t>
+      </w:r>
+    </w:p>
+    <w:p>
+      <w:r>
+        <w:t xml:space="preserve">He integrado en la web el servicio de </w:t>
+      </w:r>
+      <w:r>
+        <w:t>inicio de sesión con Google.</w:t>
+      </w:r>
+    </w:p>
+    <w:p>
+      <w:pPr>
+        <w:pStyle w:val="Ttulo3"/>
+      </w:pPr>
+      <w:r>
+        <w:t>Servidor SMTP</w:t>
+      </w:r>
+      <w:r>
+        <w:t xml:space="preserve"> (recuperación de contraseña)</w:t>
+      </w:r>
+    </w:p>
+    <w:p>
+      <w:r>
+        <w:t xml:space="preserve">He configurado nodemailer y lo he integrado con el servidor </w:t>
+      </w:r>
+      <w:r>
+        <w:t>SMTP</w:t>
+      </w:r>
+      <w:r>
+        <w:t xml:space="preserve"> de Gmail para que el usuario pueda recuperar la contraseña en caso de olvidarla</w:t>
+      </w:r>
+    </w:p>
+    <w:p/>
+    <w:p>
+      <w:pPr>
+        <w:pStyle w:val="Ttulo1"/>
+      </w:pPr>
+      <w:r>
         <w:t>Mejoras</w:t>
       </w:r>
       <w:r>
@@ -8051,162 +8153,97 @@
         <w:pStyle w:val="Ttulo3"/>
       </w:pPr>
       <w:r>
+        <w:t>¿Cómo lo he implementado?</w:t>
+      </w:r>
+    </w:p>
+    <w:p>
+      <w:r>
+        <w:t>H</w:t>
+      </w:r>
+      <w:r>
+        <w:t>e añadido</w:t>
+      </w:r>
+      <w:r>
+        <w:t xml:space="preserve"> </w:t>
+      </w:r>
+      <w:r>
+        <w:t xml:space="preserve">cache </w:t>
+      </w:r>
+      <w:r>
+        <w:t xml:space="preserve">en las rutas encargadas </w:t>
+      </w:r>
+      <w:r>
+        <w:t>de realizar las consultas a mongoDB</w:t>
+      </w:r>
+      <w:r>
+        <w:t xml:space="preserve">. </w:t>
+      </w:r>
+      <w:r>
+        <w:t xml:space="preserve">El sistema realiza una primera consulta a la </w:t>
+      </w:r>
+      <w:r>
+        <w:t>base de datos</w:t>
+      </w:r>
+      <w:r>
+        <w:t xml:space="preserve"> cuando un usuario hace una petición</w:t>
+      </w:r>
+      <w:r>
+        <w:t xml:space="preserve"> y</w:t>
+      </w:r>
+      <w:r>
+        <w:t xml:space="preserve"> almacena los datos en node.js</w:t>
+      </w:r>
+      <w:r>
+        <w:t xml:space="preserve">. Cuando un segundo usuario </w:t>
+      </w:r>
+      <w:r>
+        <w:t>vuelve</w:t>
+      </w:r>
+      <w:r>
+        <w:t xml:space="preserve"> a </w:t>
+      </w:r>
+      <w:r>
+        <w:t xml:space="preserve">visitar la misma vista el sistema devuelve los datos almacenados en cache. </w:t>
+      </w:r>
+      <w:r>
+        <w:t>El cache se resetea cuando un usuario añade un nuevo libro</w:t>
+      </w:r>
+      <w:r>
+        <w:t>, lo elimina o lo edita.</w:t>
+      </w:r>
+    </w:p>
+    <w:p>
+      <w:pPr>
+        <w:pStyle w:val="Ttulo2"/>
+      </w:pPr>
+      <w:bookmarkStart w:id="0" w:name="_Hlk227607073"/>
+      <w:r>
+        <w:t>L</w:t>
+      </w:r>
+      <w:r>
+        <w:t>ocalStorage</w:t>
+      </w:r>
+      <w:r>
+        <w:t xml:space="preserve"> y sesionStorage:</w:t>
+      </w:r>
+    </w:p>
+    <w:p>
+      <w:r>
+        <w:t>No caí en la necesidad de utilizarlo hasta que recordé el uso de sessions y cokies para guardar sesiones temporales (sessions) y guardar datos en el navegador (cokies).</w:t>
+      </w:r>
+    </w:p>
+    <w:p>
+      <w:r>
         <w:lastRenderedPageBreak/>
-        <w:t>¿Cómo lo he implementado?</w:t>
-      </w:r>
-    </w:p>
-    <w:p>
-      <w:r>
-        <w:t>H</w:t>
-      </w:r>
-      <w:r>
-        <w:t>e añadido</w:t>
-      </w:r>
-      <w:r>
-        <w:t xml:space="preserve"> </w:t>
-      </w:r>
-      <w:r>
-        <w:t xml:space="preserve">cache </w:t>
-      </w:r>
-      <w:r>
-        <w:t xml:space="preserve">en las rutas encargadas </w:t>
-      </w:r>
-      <w:r>
-        <w:t xml:space="preserve">de realizar las consultas a </w:t>
-      </w:r>
-      <w:proofErr w:type="spellStart"/>
-      <w:r>
-        <w:t>mongoDB</w:t>
-      </w:r>
-      <w:proofErr w:type="spellEnd"/>
-      <w:r>
-        <w:t xml:space="preserve">. </w:t>
-      </w:r>
-      <w:r>
-        <w:t xml:space="preserve">El sistema realiza una primera consulta a la </w:t>
-      </w:r>
-      <w:r>
-        <w:t>base de datos</w:t>
-      </w:r>
-      <w:r>
-        <w:t xml:space="preserve"> cuando un usuario hace una petición</w:t>
-      </w:r>
-      <w:r>
-        <w:t xml:space="preserve"> y</w:t>
-      </w:r>
-      <w:r>
-        <w:t xml:space="preserve"> almacena los datos en node.js</w:t>
-      </w:r>
-      <w:r>
-        <w:t xml:space="preserve">. Cuando un segundo usuario </w:t>
-      </w:r>
-      <w:r>
-        <w:t>vuelve</w:t>
-      </w:r>
-      <w:r>
-        <w:t xml:space="preserve"> a </w:t>
-      </w:r>
-      <w:r>
-        <w:t xml:space="preserve">visitar la misma vista el sistema devuelve los datos almacenados en cache. </w:t>
-      </w:r>
-      <w:r>
-        <w:t>El cache se resetea cuando un usuario añade un nuevo libro</w:t>
-      </w:r>
-      <w:r>
-        <w:t>, lo elimina o lo edita.</w:t>
-      </w:r>
-    </w:p>
-    <w:p>
-      <w:pPr>
-        <w:pStyle w:val="Ttulo2"/>
-      </w:pPr>
-      <w:bookmarkStart w:id="0" w:name="_Hlk227607073"/>
-      <w:proofErr w:type="spellStart"/>
-      <w:r>
-        <w:t>L</w:t>
-      </w:r>
-      <w:r>
-        <w:t>ocalStorage</w:t>
-      </w:r>
-      <w:proofErr w:type="spellEnd"/>
-      <w:r>
-        <w:t xml:space="preserve"> y </w:t>
-      </w:r>
-      <w:proofErr w:type="spellStart"/>
-      <w:r>
-        <w:t>sesionStorage</w:t>
-      </w:r>
-      <w:proofErr w:type="spellEnd"/>
-      <w:r>
-        <w:t>:</w:t>
-      </w:r>
-    </w:p>
-    <w:p>
-      <w:r>
-        <w:t xml:space="preserve">No caí en la necesidad de utilizarlo hasta que recordé el uso de </w:t>
-      </w:r>
-      <w:proofErr w:type="spellStart"/>
-      <w:r>
-        <w:t>sessions</w:t>
-      </w:r>
-      <w:proofErr w:type="spellEnd"/>
-      <w:r>
-        <w:t xml:space="preserve"> y </w:t>
-      </w:r>
-      <w:proofErr w:type="spellStart"/>
-      <w:r>
-        <w:t>cokies</w:t>
-      </w:r>
-      <w:proofErr w:type="spellEnd"/>
-      <w:r>
-        <w:t xml:space="preserve"> para guardar sesiones temporales (</w:t>
-      </w:r>
-      <w:proofErr w:type="spellStart"/>
-      <w:r>
-        <w:t>sessions</w:t>
-      </w:r>
-      <w:proofErr w:type="spellEnd"/>
-      <w:r>
-        <w:t>) y guardar datos en el navegador (</w:t>
-      </w:r>
-      <w:proofErr w:type="spellStart"/>
-      <w:r>
-        <w:t>cokies</w:t>
-      </w:r>
-      <w:proofErr w:type="spellEnd"/>
-      <w:r>
-        <w:t>).</w:t>
-      </w:r>
-    </w:p>
-    <w:p>
-      <w:r>
-        <w:t xml:space="preserve">Dado que utilizo node.js y </w:t>
-      </w:r>
-      <w:proofErr w:type="spellStart"/>
-      <w:r>
-        <w:t>react</w:t>
-      </w:r>
-      <w:proofErr w:type="spellEnd"/>
-      <w:r>
-        <w:t xml:space="preserve"> </w:t>
+        <w:t xml:space="preserve">Dado que utilizo node.js y react </w:t>
       </w:r>
       <w:bookmarkEnd w:id="0"/>
       <w:r>
         <w:t xml:space="preserve">tuve que recurrir a </w:t>
       </w:r>
-      <w:proofErr w:type="spellStart"/>
-      <w:r>
-        <w:t>LocalStorage</w:t>
-      </w:r>
-      <w:proofErr w:type="spellEnd"/>
-      <w:r>
-        <w:t xml:space="preserve"> y </w:t>
-      </w:r>
-      <w:proofErr w:type="spellStart"/>
-      <w:r>
-        <w:t>sesionStorage</w:t>
-      </w:r>
-      <w:proofErr w:type="spellEnd"/>
+      <w:r>
+        <w:t>LocalStorage y sesionStorage</w:t>
+      </w:r>
       <w:r>
         <w:t>, que</w:t>
       </w:r>
@@ -8250,15 +8287,7 @@
         <w:t>el servidor, que actúa como un pase con fecha de caducidad."</w:t>
       </w:r>
       <w:r>
-        <w:t xml:space="preserve"> Esto significa </w:t>
-      </w:r>
-      <w:proofErr w:type="gramStart"/>
-      <w:r>
-        <w:t>que</w:t>
-      </w:r>
-      <w:proofErr w:type="gramEnd"/>
-      <w:r>
-        <w:t xml:space="preserve"> aunque un usuario seleccioné la opción recordar sesión, pasados X días (los configurados en el servidor) el servidor rechazara el token guardado en el navegador del usuario y lo obligará a volver a iniciar sesión.</w:t>
+        <w:t xml:space="preserve"> Esto significa que aunque un usuario seleccioné la opción recordar sesión, pasados X días (los configurados en el servidor) el servidor rechazara el token guardado en el navegador del usuario y lo obligará a volver a iniciar sesión.</w:t>
       </w:r>
     </w:p>
     <w:p>
@@ -8302,15 +8331,7 @@
     </w:p>
     <w:p>
       <w:r>
-        <w:t xml:space="preserve">Si el usuario esta registrado, coteja esta información con los gustos literarios definidos en el perfil y cruza los datos para mostrar libros de interés en la </w:t>
-      </w:r>
-      <w:proofErr w:type="spellStart"/>
-      <w:r>
-        <w:t>pagina</w:t>
-      </w:r>
-      <w:proofErr w:type="spellEnd"/>
-      <w:r>
-        <w:t xml:space="preserve"> principal.</w:t>
+        <w:t>Si el usuario esta registrado, coteja esta información con los gustos literarios definidos en el perfil y cruza los datos para mostrar libros de interés en la pagina principal.</w:t>
       </w:r>
     </w:p>
     <w:p>
@@ -8336,101 +8357,132 @@
         <w:pStyle w:val="Ttulo4"/>
       </w:pPr>
       <w:r>
+        <w:t xml:space="preserve">1. </w:t>
+      </w:r>
+      <w:r>
+        <w:t>P</w:t>
+      </w:r>
+      <w:r>
+        <w:t>ara usuarios no registrados:</w:t>
+      </w:r>
+    </w:p>
+    <w:p>
+      <w:r>
+        <w:t>De base, la página principal muestra:</w:t>
+      </w:r>
+    </w:p>
+    <w:p>
+      <w:pPr>
+        <w:pStyle w:val="Prrafodelista"/>
+        <w:numPr>
+          <w:ilvl w:val="0"/>
+          <w:numId w:val="9"/>
+        </w:numPr>
+      </w:pPr>
+      <w:r>
+        <w:t>Novedades</w:t>
+      </w:r>
+      <w:r>
+        <w:t>: Últimos libros añadidos</w:t>
+      </w:r>
+    </w:p>
+    <w:p>
+      <w:pPr>
+        <w:pStyle w:val="Prrafodelista"/>
+        <w:numPr>
+          <w:ilvl w:val="0"/>
+          <w:numId w:val="9"/>
+        </w:numPr>
+      </w:pPr>
+      <w:r>
+        <w:t>Top Ventas Global</w:t>
+      </w:r>
+      <w:r>
+        <w:t>: Los libros más comprados de todos los tiempos</w:t>
+      </w:r>
+    </w:p>
+    <w:p>
+      <w:pPr>
+        <w:pStyle w:val="Prrafodelista"/>
+        <w:numPr>
+          <w:ilvl w:val="0"/>
+          <w:numId w:val="9"/>
+        </w:numPr>
+      </w:pPr>
+      <w:r>
+        <w:t>Tendencias de la Semana</w:t>
+      </w:r>
+      <w:r>
+        <w:t>: Los libros más visitados/comprados de la semana.</w:t>
+      </w:r>
+    </w:p>
+    <w:p>
+      <w:pPr>
+        <w:pStyle w:val="Ttulo4"/>
+      </w:pPr>
+      <w:r>
+        <w:t xml:space="preserve">2. </w:t>
+      </w:r>
+      <w:r>
+        <w:t>P</w:t>
+      </w:r>
+      <w:r>
+        <w:t>ara usuarios registrados:</w:t>
+      </w:r>
+    </w:p>
+    <w:p>
+      <w:pPr>
+        <w:pStyle w:val="Prrafodelista"/>
+        <w:numPr>
+          <w:ilvl w:val="0"/>
+          <w:numId w:val="9"/>
+        </w:numPr>
+      </w:pPr>
+      <w:r>
+        <w:t>Porque leíste</w:t>
+      </w:r>
+      <w:r>
+        <w:t xml:space="preserve"> [titulo de libro]</w:t>
+      </w:r>
+      <w:r>
+        <w:t xml:space="preserve">: Se basa en los libros que has comprado. Muestra libros relacionados con la categoría del libro. </w:t>
+      </w:r>
+    </w:p>
+    <w:p>
+      <w:pPr>
+        <w:pStyle w:val="Prrafodelista"/>
+        <w:numPr>
+          <w:ilvl w:val="0"/>
+          <w:numId w:val="9"/>
+        </w:numPr>
+      </w:pPr>
+      <w:r>
+        <w:t>Porque te gusta</w:t>
+      </w:r>
+      <w:r>
+        <w:t xml:space="preserve"> [genero favorito]</w:t>
+      </w:r>
+      <w:r>
+        <w:t xml:space="preserve">: </w:t>
+      </w:r>
+      <w:r>
+        <w:t xml:space="preserve">Se basa en los generos que has seleccionado como favoritos en tu ficha de perfil y en tu historial de navegación </w:t>
+      </w:r>
+      <w:hyperlink w:anchor="_Sistema_de_recomendaciones" w:history="1">
+        <w:r>
+          <w:rPr>
+            <w:rStyle w:val="Hipervnculo"/>
+          </w:rPr>
+          <w:t>(sistema de recomendaciones)</w:t>
+        </w:r>
+      </w:hyperlink>
+    </w:p>
+    <w:p>
+      <w:pPr>
+        <w:pStyle w:val="Ttulo2"/>
+      </w:pPr>
+      <w:r>
         <w:lastRenderedPageBreak/>
-        <w:t xml:space="preserve">1. </w:t>
-      </w:r>
-      <w:r>
-        <w:t>P</w:t>
-      </w:r>
-      <w:r>
-        <w:t>ara usuarios no registrados:</w:t>
-      </w:r>
-    </w:p>
-    <w:p>
-      <w:r>
-        <w:t>De base, la página principal muestra:</w:t>
-      </w:r>
-    </w:p>
-    <w:p>
-      <w:r>
-        <w:rPr>
-          <w:highlight w:val="yellow"/>
-        </w:rPr>
-        <w:t>¿Qué tres categorías muestra?</w:t>
-      </w:r>
-    </w:p>
-    <w:p>
-      <w:pPr>
-        <w:rPr>
-          <w:strike/>
-        </w:rPr>
-      </w:pPr>
-      <w:r>
-        <w:rPr>
-          <w:strike/>
-        </w:rPr>
-        <w:t>Top Ventas Global Novedades, Tendencias de la semana (</w:t>
-      </w:r>
-      <w:proofErr w:type="spellStart"/>
-      <w:r>
-        <w:rPr>
-          <w:strike/>
-        </w:rPr>
-        <w:t>Trending</w:t>
-      </w:r>
-      <w:proofErr w:type="spellEnd"/>
-      <w:r>
-        <w:rPr>
-          <w:strike/>
-        </w:rPr>
-        <w:t>), Autores del Momento y Autores Emergentes.</w:t>
-      </w:r>
-    </w:p>
-    <w:p>
-      <w:pPr>
-        <w:pStyle w:val="Ttulo4"/>
-      </w:pPr>
-      <w:r>
-        <w:t xml:space="preserve">2. </w:t>
-      </w:r>
-      <w:r>
-        <w:t>P</w:t>
-      </w:r>
-      <w:r>
-        <w:t>ara usuarios registrados:</w:t>
-      </w:r>
-    </w:p>
-    <w:p>
-      <w:r>
-        <w:t>Porque leíste</w:t>
-      </w:r>
-      <w:r>
-        <w:t xml:space="preserve"> [</w:t>
-      </w:r>
-      <w:proofErr w:type="spellStart"/>
-      <w:r>
-        <w:t>titulo</w:t>
-      </w:r>
-      <w:proofErr w:type="spellEnd"/>
-      <w:r>
-        <w:t xml:space="preserve"> de libro],</w:t>
-      </w:r>
-      <w:r>
-        <w:t xml:space="preserve"> </w:t>
-      </w:r>
-      <w:r>
-        <w:t>Tus géneros favoritos</w:t>
-      </w:r>
-      <w:r>
-        <w:t>, tus autores favoritos…</w:t>
-      </w:r>
-    </w:p>
-    <w:p/>
-    <w:p>
-      <w:pPr>
-        <w:pStyle w:val="Ttulo2"/>
-      </w:pPr>
-      <w:r>
         <w:t xml:space="preserve">Refactorización de código </w:t>
       </w:r>
     </w:p>
@@ -8438,11 +8490,9 @@
       <w:pPr>
         <w:pStyle w:val="Ttulo3"/>
       </w:pPr>
-      <w:proofErr w:type="spellStart"/>
       <w:r>
         <w:t>Frontend</w:t>
       </w:r>
-      <w:proofErr w:type="spellEnd"/>
     </w:p>
     <w:p>
       <w:r>
@@ -8508,31 +8558,13 @@
       <w:pPr>
         <w:pStyle w:val="Ttulo3"/>
       </w:pPr>
-      <w:proofErr w:type="spellStart"/>
       <w:r>
         <w:t>Bakend</w:t>
       </w:r>
-      <w:proofErr w:type="spellEnd"/>
-    </w:p>
-    <w:p>
-      <w:r>
-        <w:t xml:space="preserve">Como en el </w:t>
-      </w:r>
-      <w:proofErr w:type="spellStart"/>
-      <w:r>
-        <w:t>frontend</w:t>
-      </w:r>
-      <w:proofErr w:type="spellEnd"/>
-      <w:r>
-        <w:t xml:space="preserve">, el </w:t>
-      </w:r>
-      <w:proofErr w:type="spellStart"/>
-      <w:r>
-        <w:t>bakend</w:t>
-      </w:r>
-      <w:proofErr w:type="spellEnd"/>
-      <w:r>
-        <w:t xml:space="preserve"> también sigue el diseño de la arquitectura </w:t>
+    </w:p>
+    <w:p>
+      <w:r>
+        <w:t xml:space="preserve">Como en el frontend, el bakend también sigue el diseño de la arquitectura </w:t>
       </w:r>
       <w:r>
         <w:rPr>
@@ -8655,9 +8687,181 @@
     </w:p>
     <w:p>
       <w:pPr>
+        <w:numPr>
+          <w:ilvl w:val="0"/>
+          <w:numId w:val="27"/>
+        </w:numPr>
+      </w:pPr>
+      <w:r>
+        <w:t>Diagrama de Classes</w:t>
+      </w:r>
+    </w:p>
+    <w:p/>
+    <w:p>
+      <w:r>
+        <w:br w:type="page"/>
+      </w:r>
+    </w:p>
+    <w:p>
+      <w:pPr>
+        <w:ind w:left="720"/>
+      </w:pPr>
+    </w:p>
+    <w:p>
+      <w:pPr>
+        <w:numPr>
+          <w:ilvl w:val="0"/>
+          <w:numId w:val="27"/>
+        </w:numPr>
+      </w:pPr>
+      <w:r>
+        <w:t>Implementació</w:t>
+      </w:r>
+    </w:p>
+    <w:p>
+      <w:pPr>
+        <w:numPr>
+          <w:ilvl w:val="1"/>
+          <w:numId w:val="27"/>
+        </w:numPr>
+      </w:pPr>
+      <w:r>
+        <w:t>Proves unitàries</w:t>
+      </w:r>
+    </w:p>
+    <w:p>
+      <w:pPr>
+        <w:numPr>
+          <w:ilvl w:val="0"/>
+          <w:numId w:val="27"/>
+        </w:numPr>
+      </w:pPr>
+      <w:r>
+        <w:t>Desplegament del projecte</w:t>
+      </w:r>
+    </w:p>
+    <w:p>
+      <w:pPr>
+        <w:numPr>
+          <w:ilvl w:val="1"/>
+          <w:numId w:val="27"/>
+        </w:numPr>
+      </w:pPr>
+      <w:r>
+        <w:t>Sistema, Laravel, PHP, Nginx, MariaDB, MySQL, Hosting..</w:t>
+      </w:r>
+    </w:p>
+    <w:p>
+      <w:pPr>
+        <w:numPr>
+          <w:ilvl w:val="1"/>
+          <w:numId w:val="27"/>
+        </w:numPr>
+      </w:pPr>
+      <w:r>
+        <w:t>Enllaços al projecte</w:t>
+      </w:r>
+    </w:p>
+    <w:p>
+      <w:pPr>
+        <w:numPr>
+          <w:ilvl w:val="1"/>
+          <w:numId w:val="27"/>
+        </w:numPr>
+      </w:pPr>
+      <w:r>
+        <w:t>Proves unitàries</w:t>
+      </w:r>
+    </w:p>
+    <w:p>
+      <w:pPr>
+        <w:numPr>
+          <w:ilvl w:val="0"/>
+          <w:numId w:val="27"/>
+        </w:numPr>
+      </w:pPr>
+      <w:r>
+        <w:t>Propostes de millora</w:t>
+      </w:r>
+    </w:p>
+    <w:p/>
+    <w:p/>
+    <w:p/>
+    <w:p>
+      <w:pPr>
+        <w:numPr>
+          <w:ilvl w:val="0"/>
+          <w:numId w:val="27"/>
+        </w:numPr>
+      </w:pPr>
+      <w:r>
+        <w:t>Conclusions</w:t>
+      </w:r>
+    </w:p>
+    <w:p>
+      <w:pPr>
+        <w:numPr>
+          <w:ilvl w:val="0"/>
+          <w:numId w:val="27"/>
+        </w:numPr>
+      </w:pPr>
+      <w:r>
+        <w:t>Webgrafia</w:t>
+      </w:r>
+    </w:p>
+    <w:p>
+      <w:pPr>
+        <w:numPr>
+          <w:ilvl w:val="1"/>
+          <w:numId w:val="27"/>
+        </w:numPr>
+      </w:pPr>
+      <w:r>
+        <w:t>Documentació i ajuda</w:t>
+      </w:r>
+    </w:p>
+    <w:p>
+      <w:pPr>
+        <w:numPr>
+          <w:ilvl w:val="1"/>
+          <w:numId w:val="27"/>
+        </w:numPr>
+      </w:pPr>
+      <w:r>
+        <w:t>Eines</w:t>
+      </w:r>
+    </w:p>
+    <w:p>
+      <w:pPr>
+        <w:numPr>
+          <w:ilvl w:val="1"/>
+          <w:numId w:val="27"/>
+        </w:numPr>
+      </w:pPr>
+      <w:r>
+        <w:t>Recursos</w:t>
+      </w:r>
+    </w:p>
+    <w:p/>
+    <w:p>
+      <w:pPr>
+        <w:rPr>
+          <w:rFonts w:asciiTheme="majorHAnsi" w:eastAsiaTheme="majorEastAsia" w:hAnsiTheme="majorHAnsi" w:cstheme="majorBidi"/>
+          <w:color w:val="0F4761" w:themeColor="accent1" w:themeShade="BF"/>
+          <w:sz w:val="40"/>
+          <w:szCs w:val="40"/>
+        </w:rPr>
+      </w:pPr>
+      <w:r>
+        <w:br w:type="page"/>
+      </w:r>
+    </w:p>
+    <w:p>
+      <w:pPr>
         <w:pStyle w:val="Ttulo1"/>
       </w:pPr>
       <w:r>
+        <w:lastRenderedPageBreak/>
         <w:t>Cambios realizados</w:t>
       </w:r>
     </w:p>
@@ -8733,19 +8937,28 @@
         <w:t>bastante más complejo que al resto de las vistas. Lamentablemente no he sabido distribuir el tiempo adecuadamente, y no he sido capaz de ofrecer el mismo diseño en el resto de vistas.</w:t>
       </w:r>
     </w:p>
-    <w:p>
-      <w:proofErr w:type="spellStart"/>
-      <w:r>
-        <w:lastRenderedPageBreak/>
+    <w:p/>
+    <w:p>
+      <w:r>
+        <w:br w:type="page"/>
+      </w:r>
+    </w:p>
+    <w:p/>
+    <w:p>
+      <w:pPr>
+        <w:pStyle w:val="Ttulo1"/>
+      </w:pPr>
+      <w:r>
+        <w:rPr>
+          <w:rStyle w:val="Ttulo1Car"/>
+        </w:rPr>
         <w:t>Webgrafia</w:t>
       </w:r>
-      <w:proofErr w:type="spellEnd"/>
       <w:r>
         <w:t>:</w:t>
       </w:r>
     </w:p>
     <w:p>
-      <w:proofErr w:type="spellStart"/>
       <w:r>
         <w:rPr>
           <w:highlight w:val="yellow"/>
@@ -8764,7 +8977,6 @@
         </w:rPr>
         <w:t>google</w:t>
       </w:r>
-      <w:proofErr w:type="spellEnd"/>
     </w:p>
     <w:p>
       <w:hyperlink r:id="rId42" w:history="1">
@@ -8847,13 +9059,8 @@
         <w:ind w:left="360"/>
       </w:pPr>
       <w:r>
-        <w:t>Creación de archivo .</w:t>
-      </w:r>
-      <w:proofErr w:type="spellStart"/>
-      <w:r>
-        <w:t>htaccess</w:t>
-      </w:r>
-      <w:proofErr w:type="spellEnd"/>
+        <w:t>Creación de archivo .htaccess</w:t>
+      </w:r>
     </w:p>
     <w:p>
       <w:pPr>
@@ -8963,15 +9170,7 @@
         </w:numPr>
       </w:pPr>
       <w:r>
-        <w:t xml:space="preserve">Revisar seguridad de </w:t>
-      </w:r>
-      <w:proofErr w:type="spellStart"/>
-      <w:r>
-        <w:t>password</w:t>
-      </w:r>
-      <w:proofErr w:type="spellEnd"/>
-      <w:r>
-        <w:t xml:space="preserve"> (tanto en node.js como a nivel de web)</w:t>
+        <w:t>Revisar seguridad de password (tanto en node.js como a nivel de web)</w:t>
       </w:r>
     </w:p>
     <w:p>
@@ -9020,15 +9219,7 @@
         <w:t>Qué es:</w:t>
       </w:r>
       <w:r>
-        <w:t> Una barra de búsqueda en el </w:t>
-      </w:r>
-      <w:proofErr w:type="spellStart"/>
-      <w:r>
-        <w:t>Navbar</w:t>
-      </w:r>
-      <w:proofErr w:type="spellEnd"/>
-      <w:r>
-        <w:t> que, al ir escribiendo, muestre un desplegable con sugerencias en tiempo real (libros, autores o categorías) sin tener que recargar la página.</w:t>
+        <w:t> Una barra de búsqueda en el Navbar que, al ir escribiendo, muestre un desplegable con sugerencias en tiempo real (libros, autores o categorías) sin tener que recargar la página.</w:t>
       </w:r>
     </w:p>
     <w:p>
@@ -9046,15 +9237,7 @@
         <w:t>Por qué:</w:t>
       </w:r>
       <w:r>
-        <w:t> Es el estándar en cualquier e-</w:t>
-      </w:r>
-      <w:proofErr w:type="spellStart"/>
-      <w:r>
-        <w:t>commerce</w:t>
-      </w:r>
-      <w:proofErr w:type="spellEnd"/>
-      <w:r>
-        <w:t xml:space="preserve"> moderno. Facilita enormemente encontrar un libro específico.</w:t>
+        <w:t> Es el estándar en cualquier e-commerce moderno. Facilita enormemente encontrar un libro específico.</w:t>
       </w:r>
     </w:p>
     <w:p>
@@ -9120,39 +9303,7 @@
           <w:b/>
           <w:bCs/>
         </w:rPr>
-        <w:t xml:space="preserve">Paginación Real en el </w:t>
-      </w:r>
-      <w:proofErr w:type="spellStart"/>
-      <w:r>
-        <w:rPr>
-          <w:b/>
-          <w:bCs/>
-        </w:rPr>
-        <w:t>Backend</w:t>
-      </w:r>
-      <w:proofErr w:type="spellEnd"/>
-      <w:r>
-        <w:rPr>
-          <w:b/>
-          <w:bCs/>
-        </w:rPr>
-        <w:t xml:space="preserve"> (Infinite </w:t>
-      </w:r>
-      <w:proofErr w:type="spellStart"/>
-      <w:r>
-        <w:rPr>
-          <w:b/>
-          <w:bCs/>
-        </w:rPr>
-        <w:t>Scroll</w:t>
-      </w:r>
-      <w:proofErr w:type="spellEnd"/>
-      <w:r>
-        <w:rPr>
-          <w:b/>
-          <w:bCs/>
-        </w:rPr>
-        <w:t xml:space="preserve"> o Botones):</w:t>
+        <w:t>Paginación Real en el Backend (Infinite Scroll o Botones):</w:t>
       </w:r>
     </w:p>
     <w:p>
@@ -9170,39 +9321,7 @@
         <w:t>Qué es:</w:t>
       </w:r>
       <w:r>
-        <w:t xml:space="preserve"> Actualmente, si tienes 1000 libros, el </w:t>
-      </w:r>
-      <w:proofErr w:type="spellStart"/>
-      <w:r>
-        <w:t>backend</w:t>
-      </w:r>
-      <w:proofErr w:type="spellEnd"/>
-      <w:r>
-        <w:t xml:space="preserve"> envía los 1000 de golpe al </w:t>
-      </w:r>
-      <w:proofErr w:type="spellStart"/>
-      <w:r>
-        <w:t>frontend</w:t>
-      </w:r>
-      <w:proofErr w:type="spellEnd"/>
-      <w:r>
-        <w:t>. La mejora consiste en enviar los datos de 20 en 20 usando </w:t>
-      </w:r>
-      <w:proofErr w:type="spellStart"/>
-      <w:r>
-        <w:t>limit</w:t>
-      </w:r>
-      <w:proofErr w:type="spellEnd"/>
-      <w:r>
-        <w:t> y </w:t>
-      </w:r>
-      <w:proofErr w:type="spellStart"/>
-      <w:r>
-        <w:t>skip</w:t>
-      </w:r>
-      <w:proofErr w:type="spellEnd"/>
-      <w:r>
-        <w:t> en MongoDB.</w:t>
+        <w:t> Actualmente, si tienes 1000 libros, el backend envía los 1000 de golpe al frontend. La mejora consiste en enviar los datos de 20 en 20 usando limit y skip en MongoDB.</w:t>
       </w:r>
     </w:p>
     <w:p>
@@ -9276,23 +9395,7 @@
           <w:b/>
           <w:bCs/>
         </w:rPr>
-        <w:t xml:space="preserve">️ 2. Mejoras de Administración y Gestión (Para el </w:t>
-      </w:r>
-      <w:proofErr w:type="spellStart"/>
-      <w:r>
-        <w:rPr>
-          <w:b/>
-          <w:bCs/>
-        </w:rPr>
-        <w:t>Admin</w:t>
-      </w:r>
-      <w:proofErr w:type="spellEnd"/>
-      <w:r>
-        <w:rPr>
-          <w:b/>
-          <w:bCs/>
-        </w:rPr>
-        <w:t>/Editorial)</w:t>
+        <w:t>️ 2. Mejoras de Administración y Gestión (Para el Admin/Editorial)</w:t>
       </w:r>
     </w:p>
     <w:p>
@@ -9307,23 +9410,7 @@
           <w:b/>
           <w:bCs/>
         </w:rPr>
-        <w:t>Panel de Estadísticas (</w:t>
-      </w:r>
-      <w:proofErr w:type="spellStart"/>
-      <w:r>
-        <w:rPr>
-          <w:b/>
-          <w:bCs/>
-        </w:rPr>
-        <w:t>Dashboard</w:t>
-      </w:r>
-      <w:proofErr w:type="spellEnd"/>
-      <w:r>
-        <w:rPr>
-          <w:b/>
-          <w:bCs/>
-        </w:rPr>
-        <w:t>):</w:t>
+        <w:t>Panel de Estadísticas (Dashboard):</w:t>
       </w:r>
     </w:p>
     <w:p>
@@ -9341,23 +9428,7 @@
         <w:t>Qué es:</w:t>
       </w:r>
       <w:r>
-        <w:t> Una vista principal en /</w:t>
-      </w:r>
-      <w:proofErr w:type="spellStart"/>
-      <w:r>
-        <w:t>admin</w:t>
-      </w:r>
-      <w:proofErr w:type="spellEnd"/>
-      <w:r>
-        <w:t> con gráficos (usando librerías como Chart.js o </w:t>
-      </w:r>
-      <w:proofErr w:type="spellStart"/>
-      <w:r>
-        <w:t>Recharts</w:t>
-      </w:r>
-      <w:proofErr w:type="spellEnd"/>
-      <w:r>
-        <w:t>) que muestre: Ventas del mes, libros más populares, géneros más descargados, etc.</w:t>
+        <w:t> Una vista principal en /admin con gráficos (usando librerías como Chart.js o Recharts) que muestre: Ventas del mes, libros más populares, géneros más descargados, etc.</w:t>
       </w:r>
     </w:p>
     <w:p>
@@ -9385,37 +9456,12 @@
           <w:numId w:val="24"/>
         </w:numPr>
       </w:pPr>
-      <w:proofErr w:type="spellStart"/>
       <w:r>
         <w:rPr>
           <w:b/>
           <w:bCs/>
         </w:rPr>
-        <w:t>Soft</w:t>
-      </w:r>
-      <w:proofErr w:type="spellEnd"/>
-      <w:r>
-        <w:rPr>
-          <w:b/>
-          <w:bCs/>
-        </w:rPr>
-        <w:t xml:space="preserve"> </w:t>
-      </w:r>
-      <w:proofErr w:type="spellStart"/>
-      <w:r>
-        <w:rPr>
-          <w:b/>
-          <w:bCs/>
-        </w:rPr>
-        <w:t>Delete</w:t>
-      </w:r>
-      <w:proofErr w:type="spellEnd"/>
-      <w:r>
-        <w:rPr>
-          <w:b/>
-          <w:bCs/>
-        </w:rPr>
-        <w:t xml:space="preserve"> (Borrado Lógico) para Libros y Usuarios:</w:t>
+        <w:t>Soft Delete (Borrado Lógico) para Libros y Usuarios:</w:t>
       </w:r>
     </w:p>
     <w:p>
@@ -9433,15 +9479,7 @@
         <w:t>Qué es:</w:t>
       </w:r>
       <w:r>
-        <w:t> En lugar de usar </w:t>
-      </w:r>
-      <w:proofErr w:type="spellStart"/>
-      <w:r>
-        <w:t>findByIdAndDelete</w:t>
-      </w:r>
-      <w:proofErr w:type="spellEnd"/>
-      <w:r>
-        <w:t> (que borra el registro para siempre), añadir un campo activo: false.</w:t>
+        <w:t> En lugar de usar findByIdAndDelete (que borra el registro para siempre), añadir un campo activo: false.</w:t>
       </w:r>
     </w:p>
     <w:p>
@@ -9516,55 +9554,7 @@
           <w:b/>
           <w:bCs/>
         </w:rPr>
-        <w:t>️ 3. Mejoras Técnicas y de Rendimiento (</w:t>
-      </w:r>
-      <w:proofErr w:type="spellStart"/>
-      <w:r>
-        <w:rPr>
-          <w:b/>
-          <w:bCs/>
-        </w:rPr>
-        <w:t>Under</w:t>
-      </w:r>
-      <w:proofErr w:type="spellEnd"/>
-      <w:r>
-        <w:rPr>
-          <w:b/>
-          <w:bCs/>
-        </w:rPr>
-        <w:t xml:space="preserve"> </w:t>
-      </w:r>
-      <w:proofErr w:type="spellStart"/>
-      <w:r>
-        <w:rPr>
-          <w:b/>
-          <w:bCs/>
-        </w:rPr>
-        <w:t>the</w:t>
-      </w:r>
-      <w:proofErr w:type="spellEnd"/>
-      <w:r>
-        <w:rPr>
-          <w:b/>
-          <w:bCs/>
-        </w:rPr>
-        <w:t xml:space="preserve"> </w:t>
-      </w:r>
-      <w:proofErr w:type="spellStart"/>
-      <w:r>
-        <w:rPr>
-          <w:b/>
-          <w:bCs/>
-        </w:rPr>
-        <w:t>hood</w:t>
-      </w:r>
-      <w:proofErr w:type="spellEnd"/>
-      <w:r>
-        <w:rPr>
-          <w:b/>
-          <w:bCs/>
-        </w:rPr>
-        <w:t>)</w:t>
+        <w:t>️ 3. Mejoras Técnicas y de Rendimiento (Under the hood)</w:t>
       </w:r>
     </w:p>
     <w:p>
@@ -9579,39 +9569,7 @@
           <w:b/>
           <w:bCs/>
         </w:rPr>
-        <w:t>Pasarela de Pago Simulada (</w:t>
-      </w:r>
-      <w:proofErr w:type="spellStart"/>
-      <w:r>
-        <w:rPr>
-          <w:b/>
-          <w:bCs/>
-        </w:rPr>
-        <w:t>Stripe</w:t>
-      </w:r>
-      <w:proofErr w:type="spellEnd"/>
-      <w:r>
-        <w:rPr>
-          <w:b/>
-          <w:bCs/>
-        </w:rPr>
-        <w:t xml:space="preserve"> / PayPal Test </w:t>
-      </w:r>
-      <w:proofErr w:type="spellStart"/>
-      <w:r>
-        <w:rPr>
-          <w:b/>
-          <w:bCs/>
-        </w:rPr>
-        <w:t>Mode</w:t>
-      </w:r>
-      <w:proofErr w:type="spellEnd"/>
-      <w:r>
-        <w:rPr>
-          <w:b/>
-          <w:bCs/>
-        </w:rPr>
-        <w:t>):</w:t>
+        <w:t>Pasarela de Pago Simulada (Stripe / PayPal Test Mode):</w:t>
       </w:r>
     </w:p>
     <w:p>
@@ -9629,15 +9587,7 @@
         <w:t>Qué es:</w:t>
       </w:r>
       <w:r>
-        <w:t xml:space="preserve"> Integrar el SDK de </w:t>
-      </w:r>
-      <w:proofErr w:type="spellStart"/>
-      <w:r>
-        <w:t>Stripe</w:t>
-      </w:r>
-      <w:proofErr w:type="spellEnd"/>
-      <w:r>
-        <w:t xml:space="preserve"> en modo prueba para que el flujo del carrito termine en un pago "real" (con tarjetas de prueba).</w:t>
+        <w:t> Integrar el SDK de Stripe en modo prueba para que el flujo del carrito termine en un pago "real" (con tarjetas de prueba).</w:t>
       </w:r>
     </w:p>
     <w:p>
@@ -9655,15 +9605,7 @@
         <w:t>Por qué:</w:t>
       </w:r>
       <w:r>
-        <w:t xml:space="preserve"> Es un requisito casi obligatorio si este proyecto es para un portfolio o trabajo de fin de grado (DAW). Demuestra conocimientos avanzados de integración de </w:t>
-      </w:r>
-      <w:proofErr w:type="spellStart"/>
-      <w:r>
-        <w:t>APIs</w:t>
-      </w:r>
-      <w:proofErr w:type="spellEnd"/>
-      <w:r>
-        <w:t xml:space="preserve"> de terceros.</w:t>
+        <w:t> Es un requisito casi obligatorio si este proyecto es para un portfolio o trabajo de fin de grado (DAW). Demuestra conocimientos avanzados de integración de APIs de terceros.</w:t>
       </w:r>
     </w:p>
     <w:p>
@@ -9678,23 +9620,7 @@
           <w:b/>
           <w:bCs/>
         </w:rPr>
-        <w:t>Optimización de Imágenes (</w:t>
-      </w:r>
-      <w:proofErr w:type="spellStart"/>
-      <w:r>
-        <w:rPr>
-          <w:b/>
-          <w:bCs/>
-        </w:rPr>
-        <w:t>Cloudinary</w:t>
-      </w:r>
-      <w:proofErr w:type="spellEnd"/>
-      <w:r>
-        <w:rPr>
-          <w:b/>
-          <w:bCs/>
-        </w:rPr>
-        <w:t>):</w:t>
+        <w:t>Optimización de Imágenes (Cloudinary):</w:t>
       </w:r>
     </w:p>
     <w:p>
@@ -9712,23 +9638,7 @@
         <w:t>Qué es:</w:t>
       </w:r>
       <w:r>
-        <w:t xml:space="preserve"> Ya usas </w:t>
-      </w:r>
-      <w:proofErr w:type="spellStart"/>
-      <w:r>
-        <w:t>Cloudinary</w:t>
-      </w:r>
-      <w:proofErr w:type="spellEnd"/>
-      <w:r>
-        <w:t xml:space="preserve">, pero podrías configurarlo para que, al subir una portada, automáticamente la redimensione, la comprima y la convierta a formato </w:t>
-      </w:r>
-      <w:proofErr w:type="spellStart"/>
-      <w:r>
-        <w:t>WebP</w:t>
-      </w:r>
-      <w:proofErr w:type="spellEnd"/>
-      <w:r>
-        <w:t>.</w:t>
+        <w:t> Ya usas Cloudinary, pero podrías configurarlo para que, al subir una portada, automáticamente la redimensione, la comprima y la convierta a formato WebP.</w:t>
       </w:r>
     </w:p>
     <w:p>
@@ -9761,23 +9671,7 @@
           <w:b/>
           <w:bCs/>
         </w:rPr>
-        <w:t>Refresco de Token (</w:t>
-      </w:r>
-      <w:proofErr w:type="spellStart"/>
-      <w:r>
-        <w:rPr>
-          <w:b/>
-          <w:bCs/>
-        </w:rPr>
-        <w:t>Refresh</w:t>
-      </w:r>
-      <w:proofErr w:type="spellEnd"/>
-      <w:r>
-        <w:rPr>
-          <w:b/>
-          <w:bCs/>
-        </w:rPr>
-        <w:t xml:space="preserve"> Tokens):</w:t>
+        <w:t>Refresco de Token (Refresh Tokens):</w:t>
       </w:r>
     </w:p>
     <w:p>
@@ -9807,32 +9701,15 @@
       <w:r>
         <w:t> (caduca en 15 min) y un </w:t>
       </w:r>
-      <w:proofErr w:type="spellStart"/>
       <w:r>
         <w:rPr>
           <w:i/>
           <w:iCs/>
         </w:rPr>
-        <w:t>Refresh</w:t>
-      </w:r>
-      <w:proofErr w:type="spellEnd"/>
-      <w:r>
-        <w:rPr>
-          <w:i/>
-          <w:iCs/>
-        </w:rPr>
-        <w:t xml:space="preserve"> Token</w:t>
-      </w:r>
-      <w:r>
-        <w:t xml:space="preserve"> (caduca en 7 días y se guarda en una cookie </w:t>
-      </w:r>
-      <w:proofErr w:type="spellStart"/>
-      <w:r>
-        <w:t>HttpOnly</w:t>
-      </w:r>
-      <w:proofErr w:type="spellEnd"/>
-      <w:r>
-        <w:t>) para pedir un nuevo Access Token sin molestar al usuario.</w:t>
+        <w:t>Refresh Token</w:t>
+      </w:r>
+      <w:r>
+        <w:t> (caduca en 7 días y se guarda en una cookie HttpOnly) para pedir un nuevo Access Token sin molestar al usuario.</w:t>
       </w:r>
     </w:p>
     <w:p>
@@ -9888,23 +9765,7 @@
           <w:b/>
           <w:bCs/>
         </w:rPr>
-        <w:t>Sistema de "Libros Relacionados" (Cross-</w:t>
-      </w:r>
-      <w:proofErr w:type="spellStart"/>
-      <w:r>
-        <w:rPr>
-          <w:b/>
-          <w:bCs/>
-        </w:rPr>
-        <w:t>selling</w:t>
-      </w:r>
-      <w:proofErr w:type="spellEnd"/>
-      <w:r>
-        <w:rPr>
-          <w:b/>
-          <w:bCs/>
-        </w:rPr>
-        <w:t>):</w:t>
+        <w:t>Sistema de "Libros Relacionados" (Cross-selling):</w:t>
       </w:r>
     </w:p>
     <w:p>
@@ -9922,15 +9783,7 @@
         <w:t>Qué es:</w:t>
       </w:r>
       <w:r>
-        <w:t> En la vista de </w:t>
-      </w:r>
-      <w:proofErr w:type="spellStart"/>
-      <w:r>
-        <w:t>DetalleLibro</w:t>
-      </w:r>
-      <w:proofErr w:type="spellEnd"/>
-      <w:r>
-        <w:t>, mostrar una sección abajo que diga: </w:t>
+        <w:t> En la vista de DetalleLibro, mostrar una sección abajo que diga: </w:t>
       </w:r>
       <w:r>
         <w:rPr>
@@ -9984,23 +9837,7 @@
           <w:b/>
           <w:bCs/>
         </w:rPr>
-        <w:t xml:space="preserve">Notificaciones </w:t>
-      </w:r>
-      <w:proofErr w:type="spellStart"/>
-      <w:r>
-        <w:rPr>
-          <w:b/>
-          <w:bCs/>
-        </w:rPr>
-        <w:t>Toast</w:t>
-      </w:r>
-      <w:proofErr w:type="spellEnd"/>
-      <w:r>
-        <w:rPr>
-          <w:b/>
-          <w:bCs/>
-        </w:rPr>
-        <w:t xml:space="preserve"> para Acciones Secundarias:</w:t>
+        <w:t>Notificaciones Toast para Acciones Secundarias:</w:t>
       </w:r>
     </w:p>
     <w:p>
@@ -10018,15 +9855,7 @@
         <w:t>Qué es:</w:t>
       </w:r>
       <w:r>
-        <w:t> Ya usas </w:t>
-      </w:r>
-      <w:proofErr w:type="spellStart"/>
-      <w:r>
-        <w:t>react-hot-toast</w:t>
-      </w:r>
-      <w:proofErr w:type="spellEnd"/>
-      <w:r>
-        <w:t>. Asegúrate de usarlo para </w:t>
+        <w:t> Ya usas react-hot-toast. Asegúrate de usarlo para </w:t>
       </w:r>
       <w:r>
         <w:rPr>
@@ -10070,7 +9899,7 @@
 </file>
 
 <file path=word/endnotes.xml><?xml version="1.0" encoding="utf-8"?>
-<w:endnotes xmlns:wpc="http://schemas.microsoft.com/office/word/2010/wordprocessingCanvas" xmlns:cx="http://schemas.microsoft.com/office/drawing/2014/chartex" xmlns:cx1="http://schemas.microsoft.com/office/drawing/2015/9/8/chartex" xmlns:cx2="http://schemas.microsoft.com/office/drawing/2015/10/21/chartex" xmlns:cx3="http://schemas.microsoft.com/office/drawing/2016/5/9/chartex" xmlns:cx4="http://schemas.microsoft.com/office/drawing/2016/5/10/chartex" xmlns:cx5="http://schemas.microsoft.com/office/drawing/2016/5/11/chartex" xmlns:cx6="http://schemas.microsoft.com/office/drawing/2016/5/12/chartex" xmlns:cx7="http://schemas.microsoft.com/office/drawing/2016/5/13/chartex" xmlns:cx8="http://schemas.microsoft.com/office/drawing/2016/5/14/chartex" xmlns:mc="http://schemas.openxmlformats.org/markup-compatibility/2006" xmlns:aink="http://schemas.microsoft.com/office/drawing/2016/ink" xmlns:am3d="http://schemas.microsoft.com/office/drawing/2017/model3d" xmlns:o="urn:schemas-microsoft-com:office:office" xmlns:oel="http://schemas.microsoft.com/office/2019/extlst" xmlns:r="http://schemas.openxmlformats.org/officeDocument/2006/relationships" xmlns:m="http://schemas.openxmlformats.org/officeDocument/2006/math" xmlns:v="urn:schemas-microsoft-com:vml" xmlns:wp14="http://schemas.microsoft.com/office/word/2010/wordprocessingDrawing" xmlns:wp="http://schemas.openxmlformats.org/drawingml/2006/wordprocessingDrawing" xmlns:w10="urn:schemas-microsoft-com:office:word" xmlns:w="http://schemas.openxmlformats.org/wordprocessingml/2006/main" xmlns:w14="http://schemas.microsoft.com/office/word/2010/wordml" xmlns:w15="http://schemas.microsoft.com/office/word/2012/wordml" xmlns:w16cex="http://schemas.microsoft.com/office/word/2018/wordml/cex" xmlns:w16cid="http://schemas.microsoft.com/office/word/2016/wordml/cid" xmlns:w16="http://schemas.microsoft.com/office/word/2018/wordml" xmlns:w16sdtdh="http://schemas.microsoft.com/office/word/2020/wordml/sdtdatahash" xmlns:w16se="http://schemas.microsoft.com/office/word/2015/wordml/symex" xmlns:wpg="http://schemas.microsoft.com/office/word/2010/wordprocessingGroup" xmlns:wpi="http://schemas.microsoft.com/office/word/2010/wordprocessingInk" xmlns:wne="http://schemas.microsoft.com/office/word/2006/wordml" xmlns:wps="http://schemas.microsoft.com/office/word/2010/wordprocessingShape" mc:Ignorable="w14 w15 w16se w16cid w16 w16cex w16sdtdh wp14">
+<w:endnotes xmlns:wpc="http://schemas.microsoft.com/office/word/2010/wordprocessingCanvas" xmlns:cx="http://schemas.microsoft.com/office/drawing/2014/chartex" xmlns:cx1="http://schemas.microsoft.com/office/drawing/2015/9/8/chartex" xmlns:cx2="http://schemas.microsoft.com/office/drawing/2015/10/21/chartex" xmlns:cx3="http://schemas.microsoft.com/office/drawing/2016/5/9/chartex" xmlns:cx4="http://schemas.microsoft.com/office/drawing/2016/5/10/chartex" xmlns:cx5="http://schemas.microsoft.com/office/drawing/2016/5/11/chartex" xmlns:cx6="http://schemas.microsoft.com/office/drawing/2016/5/12/chartex" xmlns:cx7="http://schemas.microsoft.com/office/drawing/2016/5/13/chartex" xmlns:cx8="http://schemas.microsoft.com/office/drawing/2016/5/14/chartex" xmlns:mc="http://schemas.openxmlformats.org/markup-compatibility/2006" xmlns:aink="http://schemas.microsoft.com/office/drawing/2016/ink" xmlns:am3d="http://schemas.microsoft.com/office/drawing/2017/model3d" xmlns:o="urn:schemas-microsoft-com:office:office" xmlns:oel="http://schemas.microsoft.com/office/2019/extlst" xmlns:r="http://schemas.openxmlformats.org/officeDocument/2006/relationships" xmlns:m="http://schemas.openxmlformats.org/officeDocument/2006/math" xmlns:v="urn:schemas-microsoft-com:vml" xmlns:wp14="http://schemas.microsoft.com/office/word/2010/wordprocessingDrawing" xmlns:wp="http://schemas.openxmlformats.org/drawingml/2006/wordprocessingDrawing" xmlns:w10="urn:schemas-microsoft-com:office:word" xmlns:w="http://schemas.openxmlformats.org/wordprocessingml/2006/main" xmlns:w14="http://schemas.microsoft.com/office/word/2010/wordml" xmlns:w15="http://schemas.microsoft.com/office/word/2012/wordml" xmlns:w16cex="http://schemas.microsoft.com/office/word/2018/wordml/cex" xmlns:w16cid="http://schemas.microsoft.com/office/word/2016/wordml/cid" xmlns:w16="http://schemas.microsoft.com/office/word/2018/wordml" xmlns:w16du="http://schemas.microsoft.com/office/word/2023/wordml/word16du" xmlns:w16sdtdh="http://schemas.microsoft.com/office/word/2020/wordml/sdtdatahash" xmlns:w16sdtfl="http://schemas.microsoft.com/office/word/2024/wordml/sdtformatlock" xmlns:w16se="http://schemas.microsoft.com/office/word/2015/wordml/symex" xmlns:wpg="http://schemas.microsoft.com/office/word/2010/wordprocessingGroup" xmlns:wpi="http://schemas.microsoft.com/office/word/2010/wordprocessingInk" xmlns:wne="http://schemas.microsoft.com/office/word/2006/wordml" xmlns:wps="http://schemas.microsoft.com/office/word/2010/wordprocessingShape" mc:Ignorable="w14 w15 w16se w16cid w16 w16cex w16sdtdh w16sdtfl w16du wp14">
   <w:endnote w:type="separator" w:id="-1">
     <w:p>
       <w:pPr>
@@ -10102,7 +9931,7 @@
 </file>
 
 <file path=word/footnotes.xml><?xml version="1.0" encoding="utf-8"?>
-<w:footnotes xmlns:wpc="http://schemas.microsoft.com/office/word/2010/wordprocessingCanvas" xmlns:cx="http://schemas.microsoft.com/office/drawing/2014/chartex" xmlns:cx1="http://schemas.microsoft.com/office/drawing/2015/9/8/chartex" xmlns:cx2="http://schemas.microsoft.com/office/drawing/2015/10/21/chartex" xmlns:cx3="http://schemas.microsoft.com/office/drawing/2016/5/9/chartex" xmlns:cx4="http://schemas.microsoft.com/office/drawing/2016/5/10/chartex" xmlns:cx5="http://schemas.microsoft.com/office/drawing/2016/5/11/chartex" xmlns:cx6="http://schemas.microsoft.com/office/drawing/2016/5/12/chartex" xmlns:cx7="http://schemas.microsoft.com/office/drawing/2016/5/13/chartex" xmlns:cx8="http://schemas.microsoft.com/office/drawing/2016/5/14/chartex" xmlns:mc="http://schemas.openxmlformats.org/markup-compatibility/2006" xmlns:aink="http://schemas.microsoft.com/office/drawing/2016/ink" xmlns:am3d="http://schemas.microsoft.com/office/drawing/2017/model3d" xmlns:o="urn:schemas-microsoft-com:office:office" xmlns:oel="http://schemas.microsoft.com/office/2019/extlst" xmlns:r="http://schemas.openxmlformats.org/officeDocument/2006/relationships" xmlns:m="http://schemas.openxmlformats.org/officeDocument/2006/math" xmlns:v="urn:schemas-microsoft-com:vml" xmlns:wp14="http://schemas.microsoft.com/office/word/2010/wordprocessingDrawing" xmlns:wp="http://schemas.openxmlformats.org/drawingml/2006/wordprocessingDrawing" xmlns:w10="urn:schemas-microsoft-com:office:word" xmlns:w="http://schemas.openxmlformats.org/wordprocessingml/2006/main" xmlns:w14="http://schemas.microsoft.com/office/word/2010/wordml" xmlns:w15="http://schemas.microsoft.com/office/word/2012/wordml" xmlns:w16cex="http://schemas.microsoft.com/office/word/2018/wordml/cex" xmlns:w16cid="http://schemas.microsoft.com/office/word/2016/wordml/cid" xmlns:w16="http://schemas.microsoft.com/office/word/2018/wordml" xmlns:w16sdtdh="http://schemas.microsoft.com/office/word/2020/wordml/sdtdatahash" xmlns:w16se="http://schemas.microsoft.com/office/word/2015/wordml/symex" xmlns:wpg="http://schemas.microsoft.com/office/word/2010/wordprocessingGroup" xmlns:wpi="http://schemas.microsoft.com/office/word/2010/wordprocessingInk" xmlns:wne="http://schemas.microsoft.com/office/word/2006/wordml" xmlns:wps="http://schemas.microsoft.com/office/word/2010/wordprocessingShape" mc:Ignorable="w14 w15 w16se w16cid w16 w16cex w16sdtdh wp14">
+<w:footnotes xmlns:wpc="http://schemas.microsoft.com/office/word/2010/wordprocessingCanvas" xmlns:cx="http://schemas.microsoft.com/office/drawing/2014/chartex" xmlns:cx1="http://schemas.microsoft.com/office/drawing/2015/9/8/chartex" xmlns:cx2="http://schemas.microsoft.com/office/drawing/2015/10/21/chartex" xmlns:cx3="http://schemas.microsoft.com/office/drawing/2016/5/9/chartex" xmlns:cx4="http://schemas.microsoft.com/office/drawing/2016/5/10/chartex" xmlns:cx5="http://schemas.microsoft.com/office/drawing/2016/5/11/chartex" xmlns:cx6="http://schemas.microsoft.com/office/drawing/2016/5/12/chartex" xmlns:cx7="http://schemas.microsoft.com/office/drawing/2016/5/13/chartex" xmlns:cx8="http://schemas.microsoft.com/office/drawing/2016/5/14/chartex" xmlns:mc="http://schemas.openxmlformats.org/markup-compatibility/2006" xmlns:aink="http://schemas.microsoft.com/office/drawing/2016/ink" xmlns:am3d="http://schemas.microsoft.com/office/drawing/2017/model3d" xmlns:o="urn:schemas-microsoft-com:office:office" xmlns:oel="http://schemas.microsoft.com/office/2019/extlst" xmlns:r="http://schemas.openxmlformats.org/officeDocument/2006/relationships" xmlns:m="http://schemas.openxmlformats.org/officeDocument/2006/math" xmlns:v="urn:schemas-microsoft-com:vml" xmlns:wp14="http://schemas.microsoft.com/office/word/2010/wordprocessingDrawing" xmlns:wp="http://schemas.openxmlformats.org/drawingml/2006/wordprocessingDrawing" xmlns:w10="urn:schemas-microsoft-com:office:word" xmlns:w="http://schemas.openxmlformats.org/wordprocessingml/2006/main" xmlns:w14="http://schemas.microsoft.com/office/word/2010/wordml" xmlns:w15="http://schemas.microsoft.com/office/word/2012/wordml" xmlns:w16cex="http://schemas.microsoft.com/office/word/2018/wordml/cex" xmlns:w16cid="http://schemas.microsoft.com/office/word/2016/wordml/cid" xmlns:w16="http://schemas.microsoft.com/office/word/2018/wordml" xmlns:w16du="http://schemas.microsoft.com/office/word/2023/wordml/word16du" xmlns:w16sdtdh="http://schemas.microsoft.com/office/word/2020/wordml/sdtdatahash" xmlns:w16sdtfl="http://schemas.microsoft.com/office/word/2024/wordml/sdtformatlock" xmlns:w16se="http://schemas.microsoft.com/office/word/2015/wordml/symex" xmlns:wpg="http://schemas.microsoft.com/office/word/2010/wordprocessingGroup" xmlns:wpi="http://schemas.microsoft.com/office/word/2010/wordprocessingInk" xmlns:wne="http://schemas.microsoft.com/office/word/2006/wordml" xmlns:wps="http://schemas.microsoft.com/office/word/2010/wordprocessingShape" mc:Ignorable="w14 w15 w16se w16cid w16 w16cex w16sdtdh w16sdtfl w16du wp14">
   <w:footnote w:type="separator" w:id="-1">
     <w:p>
       <w:pPr>
@@ -10134,7 +9963,7 @@
 </file>
 
 <file path=word/header1.xml><?xml version="1.0" encoding="utf-8"?>
-<w:hdr xmlns:wpc="http://schemas.microsoft.com/office/word/2010/wordprocessingCanvas" xmlns:cx="http://schemas.microsoft.com/office/drawing/2014/chartex" xmlns:cx1="http://schemas.microsoft.com/office/drawing/2015/9/8/chartex" xmlns:cx2="http://schemas.microsoft.com/office/drawing/2015/10/21/chartex" xmlns:cx3="http://schemas.microsoft.com/office/drawing/2016/5/9/chartex" xmlns:cx4="http://schemas.microsoft.com/office/drawing/2016/5/10/chartex" xmlns:cx5="http://schemas.microsoft.com/office/drawing/2016/5/11/chartex" xmlns:cx6="http://schemas.microsoft.com/office/drawing/2016/5/12/chartex" xmlns:cx7="http://schemas.microsoft.com/office/drawing/2016/5/13/chartex" xmlns:cx8="http://schemas.microsoft.com/office/drawing/2016/5/14/chartex" xmlns:mc="http://schemas.openxmlformats.org/markup-compatibility/2006" xmlns:aink="http://schemas.microsoft.com/office/drawing/2016/ink" xmlns:am3d="http://schemas.microsoft.com/office/drawing/2017/model3d" xmlns:o="urn:schemas-microsoft-com:office:office" xmlns:oel="http://schemas.microsoft.com/office/2019/extlst" xmlns:r="http://schemas.openxmlformats.org/officeDocument/2006/relationships" xmlns:m="http://schemas.openxmlformats.org/officeDocument/2006/math" xmlns:v="urn:schemas-microsoft-com:vml" xmlns:wp14="http://schemas.microsoft.com/office/word/2010/wordprocessingDrawing" xmlns:wp="http://schemas.openxmlformats.org/drawingml/2006/wordprocessingDrawing" xmlns:w10="urn:schemas-microsoft-com:office:word" xmlns:w="http://schemas.openxmlformats.org/wordprocessingml/2006/main" xmlns:w14="http://schemas.microsoft.com/office/word/2010/wordml" xmlns:w15="http://schemas.microsoft.com/office/word/2012/wordml" xmlns:w16cex="http://schemas.microsoft.com/office/word/2018/wordml/cex" xmlns:w16cid="http://schemas.microsoft.com/office/word/2016/wordml/cid" xmlns:w16="http://schemas.microsoft.com/office/word/2018/wordml" xmlns:w16sdtdh="http://schemas.microsoft.com/office/word/2020/wordml/sdtdatahash" xmlns:w16se="http://schemas.microsoft.com/office/word/2015/wordml/symex" xmlns:wpg="http://schemas.microsoft.com/office/word/2010/wordprocessingGroup" xmlns:wpi="http://schemas.microsoft.com/office/word/2010/wordprocessingInk" xmlns:wne="http://schemas.microsoft.com/office/word/2006/wordml" xmlns:wps="http://schemas.microsoft.com/office/word/2010/wordprocessingShape" mc:Ignorable="w14 w15 w16se w16cid w16 w16cex w16sdtdh wp14">
+<w:hdr xmlns:wpc="http://schemas.microsoft.com/office/word/2010/wordprocessingCanvas" xmlns:cx="http://schemas.microsoft.com/office/drawing/2014/chartex" xmlns:cx1="http://schemas.microsoft.com/office/drawing/2015/9/8/chartex" xmlns:cx2="http://schemas.microsoft.com/office/drawing/2015/10/21/chartex" xmlns:cx3="http://schemas.microsoft.com/office/drawing/2016/5/9/chartex" xmlns:cx4="http://schemas.microsoft.com/office/drawing/2016/5/10/chartex" xmlns:cx5="http://schemas.microsoft.com/office/drawing/2016/5/11/chartex" xmlns:cx6="http://schemas.microsoft.com/office/drawing/2016/5/12/chartex" xmlns:cx7="http://schemas.microsoft.com/office/drawing/2016/5/13/chartex" xmlns:cx8="http://schemas.microsoft.com/office/drawing/2016/5/14/chartex" xmlns:mc="http://schemas.openxmlformats.org/markup-compatibility/2006" xmlns:aink="http://schemas.microsoft.com/office/drawing/2016/ink" xmlns:am3d="http://schemas.microsoft.com/office/drawing/2017/model3d" xmlns:o="urn:schemas-microsoft-com:office:office" xmlns:oel="http://schemas.microsoft.com/office/2019/extlst" xmlns:r="http://schemas.openxmlformats.org/officeDocument/2006/relationships" xmlns:m="http://schemas.openxmlformats.org/officeDocument/2006/math" xmlns:v="urn:schemas-microsoft-com:vml" xmlns:wp14="http://schemas.microsoft.com/office/word/2010/wordprocessingDrawing" xmlns:wp="http://schemas.openxmlformats.org/drawingml/2006/wordprocessingDrawing" xmlns:w10="urn:schemas-microsoft-com:office:word" xmlns:w="http://schemas.openxmlformats.org/wordprocessingml/2006/main" xmlns:w14="http://schemas.microsoft.com/office/word/2010/wordml" xmlns:w15="http://schemas.microsoft.com/office/word/2012/wordml" xmlns:w16cex="http://schemas.microsoft.com/office/word/2018/wordml/cex" xmlns:w16cid="http://schemas.microsoft.com/office/word/2016/wordml/cid" xmlns:w16="http://schemas.microsoft.com/office/word/2018/wordml" xmlns:w16du="http://schemas.microsoft.com/office/word/2023/wordml/word16du" xmlns:w16sdtdh="http://schemas.microsoft.com/office/word/2020/wordml/sdtdatahash" xmlns:w16sdtfl="http://schemas.microsoft.com/office/word/2024/wordml/sdtformatlock" xmlns:w16se="http://schemas.microsoft.com/office/word/2015/wordml/symex" xmlns:wpg="http://schemas.microsoft.com/office/word/2010/wordprocessingGroup" xmlns:wpi="http://schemas.microsoft.com/office/word/2010/wordprocessingInk" xmlns:wne="http://schemas.microsoft.com/office/word/2006/wordml" xmlns:wps="http://schemas.microsoft.com/office/word/2010/wordprocessingShape" mc:Ignorable="w14 w15 w16se w16cid w16 w16cex w16sdtdh w16sdtfl w16du wp14">
   <w:p>
     <w:pPr>
       <w:pStyle w:val="Encabezado"/>
@@ -10157,7 +9986,7 @@
 </file>
 
 <file path=word/numbering.xml><?xml version="1.0" encoding="utf-8"?>
-<w:numbering xmlns:wpc="http://schemas.microsoft.com/office/word/2010/wordprocessingCanvas" xmlns:cx="http://schemas.microsoft.com/office/drawing/2014/chartex" xmlns:cx1="http://schemas.microsoft.com/office/drawing/2015/9/8/chartex" xmlns:cx2="http://schemas.microsoft.com/office/drawing/2015/10/21/chartex" xmlns:cx3="http://schemas.microsoft.com/office/drawing/2016/5/9/chartex" xmlns:cx4="http://schemas.microsoft.com/office/drawing/2016/5/10/chartex" xmlns:cx5="http://schemas.microsoft.com/office/drawing/2016/5/11/chartex" xmlns:cx6="http://schemas.microsoft.com/office/drawing/2016/5/12/chartex" xmlns:cx7="http://schemas.microsoft.com/office/drawing/2016/5/13/chartex" xmlns:cx8="http://schemas.microsoft.com/office/drawing/2016/5/14/chartex" xmlns:mc="http://schemas.openxmlformats.org/markup-compatibility/2006" xmlns:aink="http://schemas.microsoft.com/office/drawing/2016/ink" xmlns:am3d="http://schemas.microsoft.com/office/drawing/2017/model3d" xmlns:o="urn:schemas-microsoft-com:office:office" xmlns:oel="http://schemas.microsoft.com/office/2019/extlst" xmlns:r="http://schemas.openxmlformats.org/officeDocument/2006/relationships" xmlns:m="http://schemas.openxmlformats.org/officeDocument/2006/math" xmlns:v="urn:schemas-microsoft-com:vml" xmlns:wp14="http://schemas.microsoft.com/office/word/2010/wordprocessingDrawing" xmlns:wp="http://schemas.openxmlformats.org/drawingml/2006/wordprocessingDrawing" xmlns:w10="urn:schemas-microsoft-com:office:word" xmlns:w="http://schemas.openxmlformats.org/wordprocessingml/2006/main" xmlns:w14="http://schemas.microsoft.com/office/word/2010/wordml" xmlns:w15="http://schemas.microsoft.com/office/word/2012/wordml" xmlns:w16cex="http://schemas.microsoft.com/office/word/2018/wordml/cex" xmlns:w16cid="http://schemas.microsoft.com/office/word/2016/wordml/cid" xmlns:w16="http://schemas.microsoft.com/office/word/2018/wordml" xmlns:w16sdtdh="http://schemas.microsoft.com/office/word/2020/wordml/sdtdatahash" xmlns:w16se="http://schemas.microsoft.com/office/word/2015/wordml/symex" xmlns:wpg="http://schemas.microsoft.com/office/word/2010/wordprocessingGroup" xmlns:wpi="http://schemas.microsoft.com/office/word/2010/wordprocessingInk" xmlns:wne="http://schemas.microsoft.com/office/word/2006/wordml" xmlns:wps="http://schemas.microsoft.com/office/word/2010/wordprocessingShape" mc:Ignorable="w14 w15 w16se w16cid w16 w16cex w16sdtdh wp14">
+<w:numbering xmlns:wpc="http://schemas.microsoft.com/office/word/2010/wordprocessingCanvas" xmlns:cx="http://schemas.microsoft.com/office/drawing/2014/chartex" xmlns:cx1="http://schemas.microsoft.com/office/drawing/2015/9/8/chartex" xmlns:cx2="http://schemas.microsoft.com/office/drawing/2015/10/21/chartex" xmlns:cx3="http://schemas.microsoft.com/office/drawing/2016/5/9/chartex" xmlns:cx4="http://schemas.microsoft.com/office/drawing/2016/5/10/chartex" xmlns:cx5="http://schemas.microsoft.com/office/drawing/2016/5/11/chartex" xmlns:cx6="http://schemas.microsoft.com/office/drawing/2016/5/12/chartex" xmlns:cx7="http://schemas.microsoft.com/office/drawing/2016/5/13/chartex" xmlns:cx8="http://schemas.microsoft.com/office/drawing/2016/5/14/chartex" xmlns:mc="http://schemas.openxmlformats.org/markup-compatibility/2006" xmlns:aink="http://schemas.microsoft.com/office/drawing/2016/ink" xmlns:am3d="http://schemas.microsoft.com/office/drawing/2017/model3d" xmlns:o="urn:schemas-microsoft-com:office:office" xmlns:oel="http://schemas.microsoft.com/office/2019/extlst" xmlns:r="http://schemas.openxmlformats.org/officeDocument/2006/relationships" xmlns:m="http://schemas.openxmlformats.org/officeDocument/2006/math" xmlns:v="urn:schemas-microsoft-com:vml" xmlns:wp14="http://schemas.microsoft.com/office/word/2010/wordprocessingDrawing" xmlns:wp="http://schemas.openxmlformats.org/drawingml/2006/wordprocessingDrawing" xmlns:w10="urn:schemas-microsoft-com:office:word" xmlns:w="http://schemas.openxmlformats.org/wordprocessingml/2006/main" xmlns:w14="http://schemas.microsoft.com/office/word/2010/wordml" xmlns:w15="http://schemas.microsoft.com/office/word/2012/wordml" xmlns:w16cex="http://schemas.microsoft.com/office/word/2018/wordml/cex" xmlns:w16cid="http://schemas.microsoft.com/office/word/2016/wordml/cid" xmlns:w16="http://schemas.microsoft.com/office/word/2018/wordml" xmlns:w16du="http://schemas.microsoft.com/office/word/2023/wordml/word16du" xmlns:w16sdtdh="http://schemas.microsoft.com/office/word/2020/wordml/sdtdatahash" xmlns:w16sdtfl="http://schemas.microsoft.com/office/word/2024/wordml/sdtformatlock" xmlns:w16se="http://schemas.microsoft.com/office/word/2015/wordml/symex" xmlns:wpg="http://schemas.microsoft.com/office/word/2010/wordprocessingGroup" xmlns:wpi="http://schemas.microsoft.com/office/word/2010/wordprocessingInk" xmlns:wne="http://schemas.microsoft.com/office/word/2006/wordml" xmlns:wps="http://schemas.microsoft.com/office/word/2010/wordprocessingShape" mc:Ignorable="w14 w15 w16se w16cid w16 w16cex w16sdtdh w16sdtfl w16du wp14">
   <w:abstractNum w:abstractNumId="0" w15:restartNumberingAfterBreak="0">
     <w:nsid w:val="008651CD"/>
     <w:multiLevelType w:val="multilevel"/>
@@ -11615,7 +11444,7 @@
   <w:abstractNum w:abstractNumId="10" w15:restartNumberingAfterBreak="0">
     <w:nsid w:val="2BBA3020"/>
     <w:multiLevelType w:val="hybridMultilevel"/>
-    <w:tmpl w:val="B9EAD044"/>
+    <w:tmpl w:val="1690D3E2"/>
     <w:lvl w:ilvl="0" w:tplc="0C0A0001">
       <w:start w:val="1"/>
       <w:numFmt w:val="bullet"/>
@@ -11628,7 +11457,7 @@
         <w:rFonts w:ascii="Symbol" w:hAnsi="Symbol" w:hint="default"/>
       </w:rPr>
     </w:lvl>
-    <w:lvl w:ilvl="1" w:tplc="0C0A0003" w:tentative="1">
+    <w:lvl w:ilvl="1" w:tplc="0C0A0003">
       <w:start w:val="1"/>
       <w:numFmt w:val="bullet"/>
       <w:lvlText w:val="o"/>
@@ -13792,6 +13621,155 @@
       </w:rPr>
     </w:lvl>
     <w:lvl w:ilvl="1" w:tentative="1">
+      <w:start w:val="1"/>
+      <w:numFmt w:val="bullet"/>
+      <w:lvlText w:val="o"/>
+      <w:lvlJc w:val="left"/>
+      <w:pPr>
+        <w:tabs>
+          <w:tab w:val="num" w:pos="1440"/>
+        </w:tabs>
+        <w:ind w:left="1440" w:hanging="360"/>
+      </w:pPr>
+      <w:rPr>
+        <w:rFonts w:ascii="Courier New" w:hAnsi="Courier New" w:hint="default"/>
+        <w:sz w:val="20"/>
+      </w:rPr>
+    </w:lvl>
+    <w:lvl w:ilvl="2" w:tentative="1">
+      <w:start w:val="1"/>
+      <w:numFmt w:val="bullet"/>
+      <w:lvlText w:val=""/>
+      <w:lvlJc w:val="left"/>
+      <w:pPr>
+        <w:tabs>
+          <w:tab w:val="num" w:pos="2160"/>
+        </w:tabs>
+        <w:ind w:left="2160" w:hanging="360"/>
+      </w:pPr>
+      <w:rPr>
+        <w:rFonts w:ascii="Wingdings" w:hAnsi="Wingdings" w:hint="default"/>
+        <w:sz w:val="20"/>
+      </w:rPr>
+    </w:lvl>
+    <w:lvl w:ilvl="3" w:tentative="1">
+      <w:start w:val="1"/>
+      <w:numFmt w:val="bullet"/>
+      <w:lvlText w:val=""/>
+      <w:lvlJc w:val="left"/>
+      <w:pPr>
+        <w:tabs>
+          <w:tab w:val="num" w:pos="2880"/>
+        </w:tabs>
+        <w:ind w:left="2880" w:hanging="360"/>
+      </w:pPr>
+      <w:rPr>
+        <w:rFonts w:ascii="Wingdings" w:hAnsi="Wingdings" w:hint="default"/>
+        <w:sz w:val="20"/>
+      </w:rPr>
+    </w:lvl>
+    <w:lvl w:ilvl="4" w:tentative="1">
+      <w:start w:val="1"/>
+      <w:numFmt w:val="bullet"/>
+      <w:lvlText w:val=""/>
+      <w:lvlJc w:val="left"/>
+      <w:pPr>
+        <w:tabs>
+          <w:tab w:val="num" w:pos="3600"/>
+        </w:tabs>
+        <w:ind w:left="3600" w:hanging="360"/>
+      </w:pPr>
+      <w:rPr>
+        <w:rFonts w:ascii="Wingdings" w:hAnsi="Wingdings" w:hint="default"/>
+        <w:sz w:val="20"/>
+      </w:rPr>
+    </w:lvl>
+    <w:lvl w:ilvl="5" w:tentative="1">
+      <w:start w:val="1"/>
+      <w:numFmt w:val="bullet"/>
+      <w:lvlText w:val=""/>
+      <w:lvlJc w:val="left"/>
+      <w:pPr>
+        <w:tabs>
+          <w:tab w:val="num" w:pos="4320"/>
+        </w:tabs>
+        <w:ind w:left="4320" w:hanging="360"/>
+      </w:pPr>
+      <w:rPr>
+        <w:rFonts w:ascii="Wingdings" w:hAnsi="Wingdings" w:hint="default"/>
+        <w:sz w:val="20"/>
+      </w:rPr>
+    </w:lvl>
+    <w:lvl w:ilvl="6" w:tentative="1">
+      <w:start w:val="1"/>
+      <w:numFmt w:val="bullet"/>
+      <w:lvlText w:val=""/>
+      <w:lvlJc w:val="left"/>
+      <w:pPr>
+        <w:tabs>
+          <w:tab w:val="num" w:pos="5040"/>
+        </w:tabs>
+        <w:ind w:left="5040" w:hanging="360"/>
+      </w:pPr>
+      <w:rPr>
+        <w:rFonts w:ascii="Wingdings" w:hAnsi="Wingdings" w:hint="default"/>
+        <w:sz w:val="20"/>
+      </w:rPr>
+    </w:lvl>
+    <w:lvl w:ilvl="7" w:tentative="1">
+      <w:start w:val="1"/>
+      <w:numFmt w:val="bullet"/>
+      <w:lvlText w:val=""/>
+      <w:lvlJc w:val="left"/>
+      <w:pPr>
+        <w:tabs>
+          <w:tab w:val="num" w:pos="5760"/>
+        </w:tabs>
+        <w:ind w:left="5760" w:hanging="360"/>
+      </w:pPr>
+      <w:rPr>
+        <w:rFonts w:ascii="Wingdings" w:hAnsi="Wingdings" w:hint="default"/>
+        <w:sz w:val="20"/>
+      </w:rPr>
+    </w:lvl>
+    <w:lvl w:ilvl="8" w:tentative="1">
+      <w:start w:val="1"/>
+      <w:numFmt w:val="bullet"/>
+      <w:lvlText w:val=""/>
+      <w:lvlJc w:val="left"/>
+      <w:pPr>
+        <w:tabs>
+          <w:tab w:val="num" w:pos="6480"/>
+        </w:tabs>
+        <w:ind w:left="6480" w:hanging="360"/>
+      </w:pPr>
+      <w:rPr>
+        <w:rFonts w:ascii="Wingdings" w:hAnsi="Wingdings" w:hint="default"/>
+        <w:sz w:val="20"/>
+      </w:rPr>
+    </w:lvl>
+  </w:abstractNum>
+  <w:abstractNum w:abstractNumId="26" w15:restartNumberingAfterBreak="0">
+    <w:nsid w:val="781B76AF"/>
+    <w:multiLevelType w:val="multilevel"/>
+    <w:tmpl w:val="D4FC85D4"/>
+    <w:lvl w:ilvl="0">
+      <w:start w:val="1"/>
+      <w:numFmt w:val="bullet"/>
+      <w:lvlText w:val=""/>
+      <w:lvlJc w:val="left"/>
+      <w:pPr>
+        <w:tabs>
+          <w:tab w:val="num" w:pos="720"/>
+        </w:tabs>
+        <w:ind w:left="720" w:hanging="360"/>
+      </w:pPr>
+      <w:rPr>
+        <w:rFonts w:ascii="Symbol" w:hAnsi="Symbol" w:hint="default"/>
+        <w:sz w:val="20"/>
+      </w:rPr>
+    </w:lvl>
+    <w:lvl w:ilvl="1">
       <w:start w:val="1"/>
       <w:numFmt w:val="bullet"/>
       <w:lvlText w:val="o"/>
@@ -13998,11 +13976,14 @@
   <w:num w:numId="26" w16cid:durableId="150371805">
     <w:abstractNumId w:val="24"/>
   </w:num>
+  <w:num w:numId="27" w16cid:durableId="1516724294">
+    <w:abstractNumId w:val="26"/>
+  </w:num>
 </w:numbering>
 </file>
 
 <file path=word/styles.xml><?xml version="1.0" encoding="utf-8"?>
-<w:styles xmlns:mc="http://schemas.openxmlformats.org/markup-compatibility/2006" xmlns:r="http://schemas.openxmlformats.org/officeDocument/2006/relationships" xmlns:w="http://schemas.openxmlformats.org/wordprocessingml/2006/main" xmlns:w14="http://schemas.microsoft.com/office/word/2010/wordml" xmlns:w15="http://schemas.microsoft.com/office/word/2012/wordml" xmlns:w16cex="http://schemas.microsoft.com/office/word/2018/wordml/cex" xmlns:w16cid="http://schemas.microsoft.com/office/word/2016/wordml/cid" xmlns:w16="http://schemas.microsoft.com/office/word/2018/wordml" xmlns:w16sdtdh="http://schemas.microsoft.com/office/word/2020/wordml/sdtdatahash" xmlns:w16se="http://schemas.microsoft.com/office/word/2015/wordml/symex" mc:Ignorable="w14 w15 w16se w16cid w16 w16cex w16sdtdh">
+<w:styles xmlns:mc="http://schemas.openxmlformats.org/markup-compatibility/2006" xmlns:r="http://schemas.openxmlformats.org/officeDocument/2006/relationships" xmlns:w="http://schemas.openxmlformats.org/wordprocessingml/2006/main" xmlns:w14="http://schemas.microsoft.com/office/word/2010/wordml" xmlns:w15="http://schemas.microsoft.com/office/word/2012/wordml" xmlns:w16cex="http://schemas.microsoft.com/office/word/2018/wordml/cex" xmlns:w16cid="http://schemas.microsoft.com/office/word/2016/wordml/cid" xmlns:w16="http://schemas.microsoft.com/office/word/2018/wordml" xmlns:w16du="http://schemas.microsoft.com/office/word/2023/wordml/word16du" xmlns:w16sdtdh="http://schemas.microsoft.com/office/word/2020/wordml/sdtdatahash" xmlns:w16sdtfl="http://schemas.microsoft.com/office/word/2024/wordml/sdtformatlock" xmlns:w16se="http://schemas.microsoft.com/office/word/2015/wordml/symex" mc:Ignorable="w14 w15 w16se w16cid w16 w16cex w16sdtdh w16sdtfl w16du">
   <w:docDefaults>
     <w:rPrDefault>
       <w:rPr>

--- a/proyecto.docx
+++ b/proyecto.docx
@@ -1,6 +1,6 @@
 
 <file path=word/document.xml><?xml version="1.0" encoding="utf-8"?>
-<w:document xmlns:wpc="http://schemas.microsoft.com/office/word/2010/wordprocessingCanvas" xmlns:cx="http://schemas.microsoft.com/office/drawing/2014/chartex" xmlns:cx1="http://schemas.microsoft.com/office/drawing/2015/9/8/chartex" xmlns:cx2="http://schemas.microsoft.com/office/drawing/2015/10/21/chartex" xmlns:cx3="http://schemas.microsoft.com/office/drawing/2016/5/9/chartex" xmlns:cx4="http://schemas.microsoft.com/office/drawing/2016/5/10/chartex" xmlns:cx5="http://schemas.microsoft.com/office/drawing/2016/5/11/chartex" xmlns:cx6="http://schemas.microsoft.com/office/drawing/2016/5/12/chartex" xmlns:cx7="http://schemas.microsoft.com/office/drawing/2016/5/13/chartex" xmlns:cx8="http://schemas.microsoft.com/office/drawing/2016/5/14/chartex" xmlns:mc="http://schemas.openxmlformats.org/markup-compatibility/2006" xmlns:aink="http://schemas.microsoft.com/office/drawing/2016/ink" xmlns:am3d="http://schemas.microsoft.com/office/drawing/2017/model3d" xmlns:o="urn:schemas-microsoft-com:office:office" xmlns:oel="http://schemas.microsoft.com/office/2019/extlst" xmlns:r="http://schemas.openxmlformats.org/officeDocument/2006/relationships" xmlns:m="http://schemas.openxmlformats.org/officeDocument/2006/math" xmlns:v="urn:schemas-microsoft-com:vml" xmlns:wp14="http://schemas.microsoft.com/office/word/2010/wordprocessingDrawing" xmlns:wp="http://schemas.openxmlformats.org/drawingml/2006/wordprocessingDrawing" xmlns:w10="urn:schemas-microsoft-com:office:word" xmlns:w="http://schemas.openxmlformats.org/wordprocessingml/2006/main" xmlns:w14="http://schemas.microsoft.com/office/word/2010/wordml" xmlns:w15="http://schemas.microsoft.com/office/word/2012/wordml" xmlns:w16cex="http://schemas.microsoft.com/office/word/2018/wordml/cex" xmlns:w16cid="http://schemas.microsoft.com/office/word/2016/wordml/cid" xmlns:w16="http://schemas.microsoft.com/office/word/2018/wordml" xmlns:w16du="http://schemas.microsoft.com/office/word/2023/wordml/word16du" xmlns:w16sdtdh="http://schemas.microsoft.com/office/word/2020/wordml/sdtdatahash" xmlns:w16sdtfl="http://schemas.microsoft.com/office/word/2024/wordml/sdtformatlock" xmlns:w16se="http://schemas.microsoft.com/office/word/2015/wordml/symex" xmlns:wpg="http://schemas.microsoft.com/office/word/2010/wordprocessingGroup" xmlns:wpi="http://schemas.microsoft.com/office/word/2010/wordprocessingInk" xmlns:wne="http://schemas.microsoft.com/office/word/2006/wordml" xmlns:wps="http://schemas.microsoft.com/office/word/2010/wordprocessingShape" mc:Ignorable="w14 w15 w16se w16cid w16 w16cex w16sdtdh w16sdtfl w16du wp14">
+<w:document xmlns:wpc="http://schemas.microsoft.com/office/word/2010/wordprocessingCanvas" xmlns:cx="http://schemas.microsoft.com/office/drawing/2014/chartex" xmlns:cx1="http://schemas.microsoft.com/office/drawing/2015/9/8/chartex" xmlns:cx2="http://schemas.microsoft.com/office/drawing/2015/10/21/chartex" xmlns:cx3="http://schemas.microsoft.com/office/drawing/2016/5/9/chartex" xmlns:cx4="http://schemas.microsoft.com/office/drawing/2016/5/10/chartex" xmlns:cx5="http://schemas.microsoft.com/office/drawing/2016/5/11/chartex" xmlns:cx6="http://schemas.microsoft.com/office/drawing/2016/5/12/chartex" xmlns:cx7="http://schemas.microsoft.com/office/drawing/2016/5/13/chartex" xmlns:cx8="http://schemas.microsoft.com/office/drawing/2016/5/14/chartex" xmlns:mc="http://schemas.openxmlformats.org/markup-compatibility/2006" xmlns:aink="http://schemas.microsoft.com/office/drawing/2016/ink" xmlns:am3d="http://schemas.microsoft.com/office/drawing/2017/model3d" xmlns:o="urn:schemas-microsoft-com:office:office" xmlns:oel="http://schemas.microsoft.com/office/2019/extlst" xmlns:r="http://schemas.openxmlformats.org/officeDocument/2006/relationships" xmlns:m="http://schemas.openxmlformats.org/officeDocument/2006/math" xmlns:v="urn:schemas-microsoft-com:vml" xmlns:wp14="http://schemas.microsoft.com/office/word/2010/wordprocessingDrawing" xmlns:wp="http://schemas.openxmlformats.org/drawingml/2006/wordprocessingDrawing" xmlns:w10="urn:schemas-microsoft-com:office:word" xmlns:w="http://schemas.openxmlformats.org/wordprocessingml/2006/main" xmlns:w14="http://schemas.microsoft.com/office/word/2010/wordml" xmlns:w15="http://schemas.microsoft.com/office/word/2012/wordml" xmlns:w16cex="http://schemas.microsoft.com/office/word/2018/wordml/cex" xmlns:w16cid="http://schemas.microsoft.com/office/word/2016/wordml/cid" xmlns:w16="http://schemas.microsoft.com/office/word/2018/wordml" xmlns:w16sdtdh="http://schemas.microsoft.com/office/word/2020/wordml/sdtdatahash" xmlns:w16se="http://schemas.microsoft.com/office/word/2015/wordml/symex" xmlns:wpg="http://schemas.microsoft.com/office/word/2010/wordprocessingGroup" xmlns:wpi="http://schemas.microsoft.com/office/word/2010/wordprocessingInk" xmlns:wne="http://schemas.microsoft.com/office/word/2006/wordml" xmlns:wps="http://schemas.microsoft.com/office/word/2010/wordprocessingShape" mc:Ignorable="w14 w15 w16se w16cid w16 w16cex w16sdtdh wp14">
   <w:body>
     <w:sdt>
       <w:sdtPr>
@@ -3347,7 +3347,7 @@
                   </wp:anchor>
                 </w:drawing>
               </mc:Choice>
-              <mc:Fallback>
+              <mc:Fallback xmlns:w16sdtfl="http://schemas.microsoft.com/office/word/2024/wordml/sdtformatlock" xmlns:w16du="http://schemas.microsoft.com/office/word/2023/wordml/word16du">
                 <w:pict>
                   <v:group w14:anchorId="07305E3A" id="Grupo 26" o:spid="_x0000_s1026" style="position:absolute;margin-left:0;margin-top:0;width:168pt;height:718.55pt;z-index:-251643904;mso-height-percent:950;mso-left-percent:40;mso-position-horizontal-relative:page;mso-position-vertical:center;mso-position-vertical-relative:page;mso-height-percent:950;mso-left-percent:40" coordsize="21336,91257" o:gfxdata="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">
                     <v:rect id="Rectángulo 3" o:spid="_x0000_s1027" style="position:absolute;width:1945;height:91257;visibility:visible;mso-wrap-style:square;v-text-anchor:middle" o:gfxdata="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" fillcolor="#0e2841 [3215]" stroked="f" strokeweight="1.5pt"/>
@@ -3550,7 +3550,6 @@
                                     <w:dataBinding w:prefixMappings="xmlns:ns0='http://purl.org/dc/elements/1.1/' xmlns:ns1='http://schemas.openxmlformats.org/package/2006/metadata/core-properties' " w:xpath="/ns1:coreProperties[1]/ns0:creator[1]" w:storeItemID="{6C3C8BC8-F283-45AE-878A-BAB7291924A1}"/>
                                     <w:text/>
                                   </w:sdtPr>
-                                  <w:sdtEndPr/>
                                   <w:sdtContent>
                                     <w:r>
                                       <w:rPr>
@@ -3586,7 +3585,6 @@
                                     <w:dataBinding w:prefixMappings="xmlns:ns0='http://schemas.openxmlformats.org/officeDocument/2006/extended-properties' " w:xpath="/ns0:Properties[1]/ns0:Company[1]" w:storeItemID="{6668398D-A668-4E3E-A5EB-62B293D839F1}"/>
                                     <w:text/>
                                   </w:sdtPr>
-                                  <w:sdtEndPr/>
                                   <w:sdtContent>
                                     <w:r>
                                       <w:rPr>
@@ -3651,7 +3649,6 @@
                               <w:dataBinding w:prefixMappings="xmlns:ns0='http://purl.org/dc/elements/1.1/' xmlns:ns1='http://schemas.openxmlformats.org/package/2006/metadata/core-properties' " w:xpath="/ns1:coreProperties[1]/ns0:creator[1]" w:storeItemID="{6C3C8BC8-F283-45AE-878A-BAB7291924A1}"/>
                               <w:text/>
                             </w:sdtPr>
-                            <w:sdtEndPr/>
                             <w:sdtContent>
                               <w:r>
                                 <w:rPr>
@@ -3687,7 +3684,6 @@
                               <w:dataBinding w:prefixMappings="xmlns:ns0='http://schemas.openxmlformats.org/officeDocument/2006/extended-properties' " w:xpath="/ns0:Properties[1]/ns0:Company[1]" w:storeItemID="{6668398D-A668-4E3E-A5EB-62B293D839F1}"/>
                               <w:text/>
                             </w:sdtPr>
-                            <w:sdtEndPr/>
                             <w:sdtContent>
                               <w:r>
                                 <w:rPr>
@@ -3804,7 +3800,6 @@
                                     <w:dataBinding w:prefixMappings="xmlns:ns0='http://purl.org/dc/elements/1.1/' xmlns:ns1='http://schemas.openxmlformats.org/package/2006/metadata/core-properties' " w:xpath="/ns1:coreProperties[1]/ns0:title[1]" w:storeItemID="{6C3C8BC8-F283-45AE-878A-BAB7291924A1}"/>
                                     <w:text/>
                                   </w:sdtPr>
-                                  <w:sdtEndPr/>
                                   <w:sdtContent>
                                     <w:r>
                                       <w:rPr>
@@ -3840,7 +3835,6 @@
                                     <w:dataBinding w:prefixMappings="xmlns:ns0='http://purl.org/dc/elements/1.1/' xmlns:ns1='http://schemas.openxmlformats.org/package/2006/metadata/core-properties' " w:xpath="/ns1:coreProperties[1]/ns0:subject[1]" w:storeItemID="{6C3C8BC8-F283-45AE-878A-BAB7291924A1}"/>
                                     <w:text/>
                                   </w:sdtPr>
-                                  <w:sdtEndPr/>
                                   <w:sdtContent>
                                     <w:r>
                                       <w:rPr>
@@ -3902,7 +3896,6 @@
                               <w:dataBinding w:prefixMappings="xmlns:ns0='http://purl.org/dc/elements/1.1/' xmlns:ns1='http://schemas.openxmlformats.org/package/2006/metadata/core-properties' " w:xpath="/ns1:coreProperties[1]/ns0:title[1]" w:storeItemID="{6C3C8BC8-F283-45AE-878A-BAB7291924A1}"/>
                               <w:text/>
                             </w:sdtPr>
-                            <w:sdtEndPr/>
                             <w:sdtContent>
                               <w:r>
                                 <w:rPr>
@@ -3938,7 +3931,6 @@
                               <w:dataBinding w:prefixMappings="xmlns:ns0='http://purl.org/dc/elements/1.1/' xmlns:ns1='http://schemas.openxmlformats.org/package/2006/metadata/core-properties' " w:xpath="/ns1:coreProperties[1]/ns0:subject[1]" w:storeItemID="{6C3C8BC8-F283-45AE-878A-BAB7291924A1}"/>
                               <w:text/>
                             </w:sdtPr>
-                            <w:sdtEndPr/>
                             <w:sdtContent>
                               <w:r>
                                 <w:rPr>
@@ -5383,6 +5375,8 @@
       <w:pPr>
         <w:pStyle w:val="Ttulo3"/>
       </w:pPr>
+      <w:bookmarkStart w:id="0" w:name="_Página_principal,_sesión"/>
+      <w:bookmarkEnd w:id="0"/>
       <w:r>
         <w:t>Página principal, sesión no iniciada</w:t>
       </w:r>
@@ -5416,7 +5410,7 @@
           <w:noProof/>
         </w:rPr>
         <w:drawing>
-          <wp:inline distT="0" distB="0" distL="0" distR="0" wp14:anchorId="3A9F5494" wp14:editId="4533A3C4">
+          <wp:inline distT="0" distB="0" distL="0" distR="0" wp14:anchorId="3A9F5494" wp14:editId="381F253B">
             <wp:extent cx="4443624" cy="3161307"/>
             <wp:effectExtent l="76200" t="76200" r="128905" b="134620"/>
             <wp:docPr id="935891741" name="Imagen 1"/>
@@ -5569,7 +5563,7 @@
           <w:noProof/>
         </w:rPr>
         <w:drawing>
-          <wp:inline distT="0" distB="0" distL="0" distR="0" wp14:anchorId="6CC8F11D" wp14:editId="6CF67000">
+          <wp:inline distT="0" distB="0" distL="0" distR="0" wp14:anchorId="6CC8F11D" wp14:editId="43CD5ABF">
             <wp:extent cx="5396230" cy="3834130"/>
             <wp:effectExtent l="76200" t="76200" r="128270" b="128270"/>
             <wp:docPr id="1285130325" name="Imagen 3"/>
@@ -5725,7 +5719,7 @@
           <w:noProof/>
         </w:rPr>
         <w:drawing>
-          <wp:inline distT="0" distB="0" distL="0" distR="0" wp14:anchorId="100023D7" wp14:editId="4FC252FC">
+          <wp:inline distT="0" distB="0" distL="0" distR="0" wp14:anchorId="100023D7" wp14:editId="2F2BF11B">
             <wp:extent cx="4772025" cy="3395500"/>
             <wp:effectExtent l="95250" t="95250" r="85725" b="90805"/>
             <wp:docPr id="418913" name="Imagen 8"/>
@@ -5808,7 +5802,7 @@
           <w:noProof/>
         </w:rPr>
         <w:drawing>
-          <wp:inline distT="0" distB="0" distL="0" distR="0" wp14:anchorId="252BBB8C" wp14:editId="5879B284">
+          <wp:inline distT="0" distB="0" distL="0" distR="0" wp14:anchorId="252BBB8C" wp14:editId="3F33540B">
             <wp:extent cx="4974873" cy="3539836"/>
             <wp:effectExtent l="76200" t="76200" r="130810" b="137160"/>
             <wp:docPr id="913894690" name="Imagen 7"/>
@@ -5884,7 +5878,7 @@
           <w:noProof/>
         </w:rPr>
         <w:drawing>
-          <wp:inline distT="0" distB="0" distL="0" distR="0" wp14:anchorId="1C3A36F7" wp14:editId="6FDBA5EF">
+          <wp:inline distT="0" distB="0" distL="0" distR="0" wp14:anchorId="1C3A36F7" wp14:editId="35EC2424">
             <wp:extent cx="4949839" cy="3522023"/>
             <wp:effectExtent l="76200" t="76200" r="136525" b="135890"/>
             <wp:docPr id="1340598956" name="Imagen 1"/>
@@ -6183,7 +6177,7 @@
               </wp:anchor>
             </w:drawing>
           </mc:Choice>
-          <mc:Fallback>
+          <mc:Fallback xmlns:w16sdtfl="http://schemas.microsoft.com/office/word/2024/wordml/sdtformatlock" xmlns:w16du="http://schemas.microsoft.com/office/word/2023/wordml/word16du">
             <w:pict>
               <v:shapetype w14:anchorId="49C09E3A" id="_x0000_t75" coordsize="21600,21600" o:spt="75" o:preferrelative="t" path="m@4@5l@4@11@9@11@9@5xe" filled="f" stroked="f">
                 <v:stroke joinstyle="miter"/>
@@ -6247,7 +6241,7 @@
               </wp:anchor>
             </w:drawing>
           </mc:Choice>
-          <mc:Fallback>
+          <mc:Fallback xmlns:w16sdtfl="http://schemas.microsoft.com/office/word/2024/wordml/sdtformatlock" xmlns:w16du="http://schemas.microsoft.com/office/word/2023/wordml/word16du">
             <w:pict>
               <v:shape w14:anchorId="061103E0" id="Entrada de lápiz 3" o:spid="_x0000_s1026" type="#_x0000_t75" style="position:absolute;margin-left:65.5pt;margin-top:218.45pt;width:27.45pt;height:1.05pt;z-index:251664384;visibility:visible;mso-wrap-style:square;mso-wrap-distance-left:9pt;mso-wrap-distance-top:0;mso-wrap-distance-right:9pt;mso-wrap-distance-bottom:0;mso-position-horizontal:absolute;mso-position-horizontal-relative:text;mso-position-vertical:absolute;mso-position-vertical-relative:text" o:gfxdata="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">
                 <v:imagedata r:id="rId20" o:title=""/>
@@ -6292,7 +6286,7 @@
               </wp:anchor>
             </w:drawing>
           </mc:Choice>
-          <mc:Fallback>
+          <mc:Fallback xmlns:w16sdtfl="http://schemas.microsoft.com/office/word/2024/wordml/sdtformatlock" xmlns:w16du="http://schemas.microsoft.com/office/word/2023/wordml/word16du">
             <w:pict>
               <v:shapetype w14:anchorId="26ED7025" id="_x0000_t75" coordsize="21600,21600" o:spt="75" o:preferrelative="t" path="m@4@5l@4@11@9@11@9@5xe" filled="f" stroked="f">
                 <v:stroke joinstyle="miter"/>
@@ -6356,7 +6350,7 @@
               </wp:anchor>
             </w:drawing>
           </mc:Choice>
-          <mc:Fallback>
+          <mc:Fallback xmlns:w16sdtfl="http://schemas.microsoft.com/office/word/2024/wordml/sdtformatlock" xmlns:w16du="http://schemas.microsoft.com/office/word/2023/wordml/word16du">
             <w:pict>
               <v:shapetype w14:anchorId="158DAAA9" id="_x0000_t75" coordsize="21600,21600" o:spt="75" o:preferrelative="t" path="m@4@5l@4@11@9@11@9@5xe" filled="f" stroked="f">
                 <v:stroke joinstyle="miter"/>
@@ -6389,7 +6383,7 @@
           <w:noProof/>
         </w:rPr>
         <w:drawing>
-          <wp:inline distT="0" distB="0" distL="0" distR="0" wp14:anchorId="4A834548" wp14:editId="3705AD71">
+          <wp:inline distT="0" distB="0" distL="0" distR="0" wp14:anchorId="4A834548" wp14:editId="47D44872">
             <wp:extent cx="5396230" cy="3834130"/>
             <wp:effectExtent l="76200" t="76200" r="128270" b="128270"/>
             <wp:docPr id="433170619" name="Imagen 2"/>
@@ -6462,7 +6456,7 @@
           <w:noProof/>
         </w:rPr>
         <w:drawing>
-          <wp:inline distT="0" distB="0" distL="0" distR="0" wp14:anchorId="322F9951" wp14:editId="5FDCDC8B">
+          <wp:inline distT="0" distB="0" distL="0" distR="0" wp14:anchorId="322F9951" wp14:editId="72732EB8">
             <wp:extent cx="4621432" cy="3283620"/>
             <wp:effectExtent l="76200" t="76200" r="141605" b="126365"/>
             <wp:docPr id="784425407" name="Imagen 7"/>
@@ -6561,7 +6555,7 @@
           <w:noProof/>
         </w:rPr>
         <w:drawing>
-          <wp:inline distT="0" distB="0" distL="0" distR="0" wp14:anchorId="6F09FAA3" wp14:editId="293E8E11">
+          <wp:inline distT="0" distB="0" distL="0" distR="0" wp14:anchorId="6F09FAA3" wp14:editId="3C646493">
             <wp:extent cx="4461002" cy="3171884"/>
             <wp:effectExtent l="76200" t="76200" r="130175" b="123825"/>
             <wp:docPr id="1755659709" name="Imagen 12"/>
@@ -6708,7 +6702,7 @@
           <w:noProof/>
         </w:rPr>
         <w:drawing>
-          <wp:inline distT="0" distB="0" distL="0" distR="0" wp14:anchorId="5534E4D8" wp14:editId="7B2DDB2F">
+          <wp:inline distT="0" distB="0" distL="0" distR="0" wp14:anchorId="5534E4D8" wp14:editId="6462C675">
             <wp:extent cx="4368895" cy="3106393"/>
             <wp:effectExtent l="76200" t="76200" r="127000" b="132715"/>
             <wp:docPr id="1844187693" name="Imagen 13"/>
@@ -6796,7 +6790,7 @@
           <w:noProof/>
         </w:rPr>
         <w:drawing>
-          <wp:inline distT="0" distB="0" distL="0" distR="0" wp14:anchorId="48AE76E1" wp14:editId="1D204CC5">
+          <wp:inline distT="0" distB="0" distL="0" distR="0" wp14:anchorId="48AE76E1" wp14:editId="1C758B03">
             <wp:extent cx="4855490" cy="3452374"/>
             <wp:effectExtent l="76200" t="76200" r="135890" b="129540"/>
             <wp:docPr id="1526789695" name="Imagen 12" descr="Interfaz de usuario gráfica, Aplicación&#10;&#10;El contenido generado por IA puede ser incorrecto."/>
@@ -6869,7 +6863,7 @@
           <w:noProof/>
         </w:rPr>
         <w:drawing>
-          <wp:inline distT="0" distB="0" distL="0" distR="0" wp14:anchorId="6794A471" wp14:editId="5C6B581E">
+          <wp:inline distT="0" distB="0" distL="0" distR="0" wp14:anchorId="6794A471" wp14:editId="27B66CB8">
             <wp:extent cx="4933366" cy="3507746"/>
             <wp:effectExtent l="76200" t="76200" r="133985" b="130810"/>
             <wp:docPr id="760556303" name="Imagen 1"/>
@@ -6943,7 +6937,7 @@
           <w:noProof/>
         </w:rPr>
         <w:drawing>
-          <wp:inline distT="0" distB="0" distL="0" distR="0" wp14:anchorId="41E0CD49" wp14:editId="5505D93A">
+          <wp:inline distT="0" distB="0" distL="0" distR="0" wp14:anchorId="41E0CD49" wp14:editId="20D1B26B">
             <wp:extent cx="4989464" cy="3547635"/>
             <wp:effectExtent l="76200" t="76200" r="135255" b="129540"/>
             <wp:docPr id="272702160" name="Imagen 2"/>
@@ -7016,7 +7010,7 @@
           <w:noProof/>
         </w:rPr>
         <w:drawing>
-          <wp:inline distT="0" distB="0" distL="0" distR="0" wp14:anchorId="1DD9C742" wp14:editId="2E99956A">
+          <wp:inline distT="0" distB="0" distL="0" distR="0" wp14:anchorId="1DD9C742" wp14:editId="1C55C0C9">
             <wp:extent cx="5030649" cy="3576916"/>
             <wp:effectExtent l="76200" t="76200" r="132080" b="138430"/>
             <wp:docPr id="1519085843" name="Imagen 3"/>
@@ -7095,7 +7089,7 @@
           <w:noProof/>
         </w:rPr>
         <w:drawing>
-          <wp:inline distT="0" distB="0" distL="0" distR="0" wp14:anchorId="08C08F08" wp14:editId="23A93D18">
+          <wp:inline distT="0" distB="0" distL="0" distR="0" wp14:anchorId="08C08F08" wp14:editId="439A9513">
             <wp:extent cx="4873889" cy="3466106"/>
             <wp:effectExtent l="76200" t="76200" r="136525" b="134620"/>
             <wp:docPr id="1997279975" name="Imagen 1"/>
@@ -7171,7 +7165,7 @@
           <w:noProof/>
         </w:rPr>
         <w:drawing>
-          <wp:inline distT="0" distB="0" distL="0" distR="0" wp14:anchorId="68ACB7BF" wp14:editId="43E78369">
+          <wp:inline distT="0" distB="0" distL="0" distR="0" wp14:anchorId="68ACB7BF" wp14:editId="666B75FF">
             <wp:extent cx="4862708" cy="3458154"/>
             <wp:effectExtent l="76200" t="76200" r="128905" b="142875"/>
             <wp:docPr id="1649579706" name="Imagen 2"/>
@@ -7749,6 +7743,65 @@
       </w:pPr>
       <w:r>
         <w:lastRenderedPageBreak/>
+        <w:t>Diagrama de clases:</w:t>
+      </w:r>
+    </w:p>
+    <w:p>
+      <w:r>
+        <w:t xml:space="preserve">He especificado, entre llaves, las clases que son especificas para </w:t>
+      </w:r>
+      <w:r>
+        <w:t>cada tipo de usuarios: administrador, editorial o usuario autentificado.</w:t>
+      </w:r>
+    </w:p>
+    <w:p>
+      <w:r>
+        <w:rPr>
+          <w:noProof/>
+        </w:rPr>
+        <w:drawing>
+          <wp:inline distT="0" distB="0" distL="0" distR="0" wp14:anchorId="6ABC52C8" wp14:editId="47A39A09">
+            <wp:extent cx="3764943" cy="7786775"/>
+            <wp:effectExtent l="0" t="0" r="6985" b="5080"/>
+            <wp:docPr id="645260791" name="Imagen 1"/>
+            <wp:cNvGraphicFramePr>
+              <a:graphicFrameLocks xmlns:a="http://schemas.openxmlformats.org/drawingml/2006/main" noChangeAspect="1"/>
+            </wp:cNvGraphicFramePr>
+            <a:graphic xmlns:a="http://schemas.openxmlformats.org/drawingml/2006/main">
+              <a:graphicData uri="http://schemas.openxmlformats.org/drawingml/2006/picture">
+                <pic:pic xmlns:pic="http://schemas.openxmlformats.org/drawingml/2006/picture">
+                  <pic:nvPicPr>
+                    <pic:cNvPr id="645260791" name=""/>
+                    <pic:cNvPicPr/>
+                  </pic:nvPicPr>
+                  <pic:blipFill>
+                    <a:blip r:embed="rId40"/>
+                    <a:stretch>
+                      <a:fillRect/>
+                    </a:stretch>
+                  </pic:blipFill>
+                  <pic:spPr>
+                    <a:xfrm>
+                      <a:off x="0" y="0"/>
+                      <a:ext cx="3775814" cy="7809258"/>
+                    </a:xfrm>
+                    <a:prstGeom prst="rect">
+                      <a:avLst/>
+                    </a:prstGeom>
+                  </pic:spPr>
+                </pic:pic>
+              </a:graphicData>
+            </a:graphic>
+          </wp:inline>
+        </w:drawing>
+      </w:r>
+    </w:p>
+    <w:p>
+      <w:pPr>
+        <w:pStyle w:val="Ttulo1"/>
+      </w:pPr>
+      <w:r>
+        <w:lastRenderedPageBreak/>
         <w:t>Diagrama BDD</w:t>
       </w:r>
       <w:r>
@@ -7760,10 +7813,7 @@
         <w:pStyle w:val="Sinespaciado"/>
       </w:pPr>
       <w:r>
-        <w:t>El diagrama muestra las 4 colecciones que utilizo para guardar datos en mongoDB</w:t>
-      </w:r>
-      <w:r>
-        <w:t>, con sus PK para relacionar unas colecciones con otras.</w:t>
+        <w:t>El diagrama muestra las 4 colecciones que utilizo para guardar datos en mongoDB, con sus PK para relacionar unas colecciones con otras.</w:t>
       </w:r>
     </w:p>
     <w:p>
@@ -7771,6 +7821,9 @@
         <w:pStyle w:val="Sinespaciado"/>
       </w:pPr>
       <w:r>
+        <w:rPr>
+          <w:noProof/>
+        </w:rPr>
         <w:drawing>
           <wp:inline distT="0" distB="0" distL="0" distR="0" wp14:anchorId="43B346AD" wp14:editId="4FAB45FF">
             <wp:extent cx="3981840" cy="7739304"/>
@@ -7787,7 +7840,7 @@
                     <pic:cNvPicPr/>
                   </pic:nvPicPr>
                   <pic:blipFill>
-                    <a:blip r:embed="rId40"/>
+                    <a:blip r:embed="rId41"/>
                     <a:stretch>
                       <a:fillRect/>
                     </a:stretch>
@@ -7812,13 +7865,382 @@
       <w:pPr>
         <w:pStyle w:val="Ttulo1"/>
       </w:pPr>
-    </w:p>
+      <w:r>
+        <w:lastRenderedPageBreak/>
+        <w:t>Tecnologías empleadas</w:t>
+      </w:r>
+    </w:p>
+    <w:p>
+      <w:r>
+        <w:t>En el backend y en el frontend he trabajado con las siguientes tecnologías:</w:t>
+      </w:r>
+    </w:p>
+    <w:p>
+      <w:pPr>
+        <w:pStyle w:val="Ttulo2"/>
+      </w:pPr>
+      <w:r>
+        <w:t>Backend:</w:t>
+      </w:r>
+    </w:p>
+    <w:p>
+      <w:pPr>
+        <w:pStyle w:val="Ttulo3"/>
+      </w:pPr>
+      <w:r>
+        <w:t>Node.js</w:t>
+      </w:r>
+    </w:p>
+    <w:p>
+      <w:r>
+        <w:t>Desde que empecé a estudiar javaScrip el año pasado (y lo mismo me sucedió con mongoDB), siempre he sentido una cierta predilección por este lenguaje de programación. Por su versatilidad en el frontend. Cuando a final de curso descubrí que se podía desplegar un servidor con node.js, no lo pensé dos veces: eso era justo lo que necesitaba para el proyecto de fin de curso.</w:t>
+      </w:r>
+    </w:p>
+    <w:p/>
+    <w:p>
+      <w:pPr>
+        <w:pStyle w:val="Ttulo3"/>
+      </w:pPr>
+      <w:r>
+        <w:t>Axios</w:t>
+      </w:r>
+    </w:p>
+    <w:p>
+      <w:pPr>
+        <w:pStyle w:val="Ttulo2"/>
+      </w:pPr>
+      <w:r>
+        <w:t>Frontend</w:t>
+      </w:r>
+    </w:p>
+    <w:p>
+      <w:pPr>
+        <w:pStyle w:val="Ttulo3"/>
+      </w:pPr>
+      <w:r>
+        <w:t>Vite</w:t>
+      </w:r>
+    </w:p>
+    <w:p>
+      <w:pPr>
+        <w:pStyle w:val="Ttulo3"/>
+      </w:pPr>
+      <w:r>
+        <w:t>React</w:t>
+      </w:r>
+    </w:p>
+    <w:p>
+      <w:r>
+        <w:t xml:space="preserve">React </w:t>
+      </w:r>
+      <w:r>
+        <w:t xml:space="preserve">es una biblioteca de JavaScript diseñada para construir </w:t>
+      </w:r>
+      <w:r>
+        <w:t xml:space="preserve">vistas </w:t>
+      </w:r>
+      <w:r>
+        <w:t>interactivas</w:t>
+      </w:r>
+      <w:r>
+        <w:t xml:space="preserve"> y reactivas. </w:t>
+      </w:r>
+      <w:r>
+        <w:t>E</w:t>
+      </w:r>
+      <w:r>
+        <w:t>s un lenguaje declarativo</w:t>
+      </w:r>
+      <w:r>
+        <w:t>, además del</w:t>
+      </w:r>
+      <w:r>
+        <w:t xml:space="preserve"> motor principal que mueve todo el frontend</w:t>
+      </w:r>
+      <w:r>
+        <w:t xml:space="preserve"> en mi proyecto. </w:t>
+      </w:r>
+      <w:r>
+        <w:t xml:space="preserve"> </w:t>
+      </w:r>
+      <w:r>
+        <w:t xml:space="preserve">Lo que hace </w:t>
+      </w:r>
+      <w:r>
+        <w:t xml:space="preserve">React en mi aplicación web </w:t>
+      </w:r>
+      <w:r>
+        <w:t>es gestionar la</w:t>
+      </w:r>
+      <w:r>
+        <w:t>s</w:t>
+      </w:r>
+      <w:r>
+        <w:t xml:space="preserve"> </w:t>
+      </w:r>
+      <w:r>
+        <w:t>vistas</w:t>
+      </w:r>
+      <w:r>
+        <w:t xml:space="preserve"> de forma dinámica permitiendo que elementos como el catálogo de libros, el estado del carrito de compras y el menú de navegación se actualicen al instante en la memoria del navegador sin tener que recargar la página completa. </w:t>
+      </w:r>
+      <w:r>
+        <w:t>De cara a la experiencia de usuario, React ofrece</w:t>
+      </w:r>
+      <w:r>
+        <w:t xml:space="preserve"> una experiencia de navegación fluida y moderna, conectando la interfaz visual de la tienda con el backend</w:t>
+      </w:r>
+      <w:r>
+        <w:t>.</w:t>
+      </w:r>
+    </w:p>
+    <w:p>
+      <w:pPr>
+        <w:pStyle w:val="Ttulo3"/>
+      </w:pPr>
+      <w:r>
+        <w:t>Hooks de React</w:t>
+      </w:r>
+    </w:p>
+    <w:p>
+      <w:r>
+        <w:t>React cuenta con sus propios métodos que pueden importarse en las diferentes vistas dependiendo de la necesidad especifica de la vista. A estos métodos también se los conoce como Hooks.</w:t>
+      </w:r>
+    </w:p>
+    <w:p>
+      <w:pPr>
+        <w:pStyle w:val="Ttulo4"/>
+      </w:pPr>
+      <w:r>
+        <w:t>UseState</w:t>
+      </w:r>
+    </w:p>
+    <w:p>
+      <w:r>
+        <w:t>S</w:t>
+      </w:r>
+      <w:r>
+        <w:t>irve para capturar el estado inicial de una página y</w:t>
+      </w:r>
+      <w:r>
+        <w:t>, mediante acciones</w:t>
+      </w:r>
+      <w:r>
+        <w:t xml:space="preserve"> del usuario</w:t>
+      </w:r>
+      <w:r>
+        <w:t>, poderlo modificar</w:t>
+      </w:r>
+      <w:r>
+        <w:t>. Por ejempl</w:t>
+      </w:r>
+      <w:r>
+        <w:t>o:</w:t>
+      </w:r>
+    </w:p>
+    <w:p>
+      <w:r>
+        <w:t>import { useState } from "react";</w:t>
+      </w:r>
+      <w:r>
+        <w:t xml:space="preserve"> </w:t>
+      </w:r>
+      <w:r>
+        <w:sym w:font="Wingdings" w:char="F0E0"/>
+      </w:r>
+      <w:r>
+        <w:t xml:space="preserve"> </w:t>
+      </w:r>
+      <w:r>
+        <w:t>Primero se importa</w:t>
+      </w:r>
+    </w:p>
+    <w:p>
+      <w:r>
+        <w:t>C</w:t>
+      </w:r>
+      <w:r>
+        <w:t>onst [isRecoveryOpen, setIsRecoveryOpen] = useState(false);</w:t>
+      </w:r>
+      <w:r>
+        <w:t xml:space="preserve"> </w:t>
+      </w:r>
+      <w:r>
+        <w:sym w:font="Wingdings" w:char="F0E0"/>
+      </w:r>
+      <w:r>
+        <w:t xml:space="preserve"> Luego se usa.</w:t>
+      </w:r>
+    </w:p>
+    <w:p>
+      <w:pPr>
+        <w:pStyle w:val="Ttulo4"/>
+      </w:pPr>
+      <w:r>
+        <w:lastRenderedPageBreak/>
+        <w:t>useNavigate</w:t>
+      </w:r>
+      <w:r>
+        <w:t xml:space="preserve"> </w:t>
+      </w:r>
+      <w:r>
+        <w:sym w:font="Wingdings" w:char="F0E0"/>
+      </w:r>
+      <w:r>
+        <w:t xml:space="preserve"> </w:t>
+      </w:r>
+    </w:p>
+    <w:p>
+      <w:pPr>
+        <w:pStyle w:val="Ttulo4"/>
+        <w:rPr>
+          <w:rFonts w:eastAsiaTheme="minorHAnsi" w:cstheme="minorBidi"/>
+          <w:i w:val="0"/>
+          <w:iCs w:val="0"/>
+          <w:color w:val="auto"/>
+        </w:rPr>
+      </w:pPr>
+      <w:r>
+        <w:rPr>
+          <w:rFonts w:eastAsiaTheme="minorHAnsi" w:cstheme="minorBidi"/>
+          <w:i w:val="0"/>
+          <w:iCs w:val="0"/>
+          <w:color w:val="auto"/>
+        </w:rPr>
+        <w:t>Permite redirigir al usuario</w:t>
+      </w:r>
+      <w:r>
+        <w:rPr>
+          <w:rFonts w:eastAsiaTheme="minorHAnsi" w:cstheme="minorBidi"/>
+          <w:i w:val="0"/>
+          <w:iCs w:val="0"/>
+          <w:color w:val="auto"/>
+        </w:rPr>
+        <w:t xml:space="preserve"> a otra pagina de la aplicación. Ej: si no está logueado por que cierra sesión, fuerza al usuario a ir a login. </w:t>
+      </w:r>
+    </w:p>
+    <w:p>
+      <w:pPr>
+        <w:pStyle w:val="Ttulo4"/>
+      </w:pPr>
+      <w:r>
+        <w:t>useLocation</w:t>
+      </w:r>
+      <w:r>
+        <w:t xml:space="preserve"> </w:t>
+      </w:r>
+      <w:r>
+        <w:sym w:font="Wingdings" w:char="F0E0"/>
+      </w:r>
+    </w:p>
+    <w:p>
+      <w:r>
+        <w:t>D</w:t>
+      </w:r>
+      <w:r>
+        <w:t>a información sobre la página exacta en la que está el usuario</w:t>
+      </w:r>
+      <w:r>
+        <w:t xml:space="preserve">. </w:t>
+      </w:r>
+    </w:p>
+    <w:p>
+      <w:pPr>
+        <w:pStyle w:val="Ttulo3"/>
+      </w:pPr>
+      <w:r>
+        <w:t xml:space="preserve">Componentes </w:t>
+      </w:r>
+    </w:p>
+    <w:p>
+      <w:r>
+        <w:t>Los componentes se escriben con la primera letra en mayúscula. Esto ayuda a react a saber que el elemento es un componente.</w:t>
+      </w:r>
+    </w:p>
+    <w:p>
+      <w:r>
+        <w:rPr>
+          <w:b/>
+          <w:bCs/>
+        </w:rPr>
+        <w:t>&lt;Fragment&gt; o &lt;&gt; &lt;/&gt;:</w:t>
+      </w:r>
+      <w:r>
+        <w:t xml:space="preserve"> Un componente invisible que sirve para agrupar otros componentes sin añadir etiquetas &lt;div&gt; innecesarias al HTML final.</w:t>
+      </w:r>
+    </w:p>
+    <w:p>
+      <w:r>
+        <w:rPr>
+          <w:b/>
+          <w:bCs/>
+        </w:rPr>
+        <w:t>&lt;Link&gt; (de Router):</w:t>
+      </w:r>
+      <w:r>
+        <w:t xml:space="preserve"> El sustituto absoluto de la etiqueta &lt;a href&gt;. Sirve para crear enlaces que cambian de página instantáneamente sin que la web parpadee o se recargue.</w:t>
+      </w:r>
+    </w:p>
+    <w:p>
+      <w:r>
+        <w:rPr>
+          <w:b/>
+          <w:bCs/>
+        </w:rPr>
+        <w:t>&lt;Navigate&gt; (de Router):</w:t>
+      </w:r>
+      <w:r>
+        <w:t xml:space="preserve"> Se usa para redirigir al usuario automáticamente nada más renderizar (ej. si intenta entrar al /perfil sin estar logueado, devuelves un &lt;Navigate to="/login"/&gt;).</w:t>
+      </w:r>
+    </w:p>
+    <w:p>
+      <w:r>
+        <w:rPr>
+          <w:b/>
+          <w:bCs/>
+        </w:rPr>
+        <w:t>&lt;Outlet&gt; (de Router):</w:t>
+      </w:r>
+      <w:r>
+        <w:t xml:space="preserve"> Es un "hueco" o plantilla. Sirve para crear un diseño maestro (como tener siempre tu Navbar y Footer fijos) y que las páginas cambien solo en el medio.</w:t>
+      </w:r>
+    </w:p>
+    <w:p/>
+    <w:p/>
+    <w:p>
+      <w:r>
+        <w:t>Se puede definir el estado de libro(false) para que al financiar la página es ese sea el estado de libro y luego, cuando se haga clic onClick modificar el estado con setLibro</w:t>
+      </w:r>
+    </w:p>
+    <w:p>
+      <w:pPr>
+        <w:pStyle w:val="Ttulo2"/>
+        <w:rPr>
+          <w:rFonts w:eastAsiaTheme="minorHAnsi"/>
+        </w:rPr>
+      </w:pPr>
+      <w:r>
+        <w:rPr>
+          <w:rFonts w:eastAsiaTheme="minorHAnsi"/>
+        </w:rPr>
+        <w:t>BDD</w:t>
+      </w:r>
+    </w:p>
+    <w:p>
+      <w:pPr>
+        <w:pStyle w:val="Ttulo3"/>
+      </w:pPr>
+      <w:r>
+        <w:t>MongoDB</w:t>
+      </w:r>
+    </w:p>
+    <w:p/>
     <w:p>
       <w:pPr>
         <w:pStyle w:val="Ttulo1"/>
       </w:pPr>
       <w:r>
-        <w:t>Despliegue:</w:t>
+        <w:t>Despliegue</w:t>
       </w:r>
     </w:p>
     <w:p>
@@ -7827,15 +8249,45 @@
       </w:r>
     </w:p>
     <w:p>
-      <w:r>
-        <w:t>El plan que cdmon ofrece para estudiantes no es compatible para desplegar con node.js. Debido a eso, he tenido que utilizar Railway:</w:t>
+      <w:pPr>
+        <w:ind w:firstLine="708"/>
+      </w:pPr>
+      <w:r>
+        <w:t xml:space="preserve">El plan que </w:t>
+      </w:r>
+      <w:r>
+        <w:rPr>
+          <w:i/>
+          <w:iCs/>
+        </w:rPr>
+        <w:t>C</w:t>
+      </w:r>
+      <w:r>
+        <w:rPr>
+          <w:i/>
+          <w:iCs/>
+        </w:rPr>
+        <w:t>dmon</w:t>
+      </w:r>
+      <w:r>
+        <w:t xml:space="preserve"> ofrece para estudiantes no es compatible para desplegar con node.js. Debido a eso, he tenido que utilizar </w:t>
+      </w:r>
+      <w:r>
+        <w:rPr>
+          <w:i/>
+          <w:iCs/>
+        </w:rPr>
+        <w:t>Railway</w:t>
+      </w:r>
+      <w:r>
+        <w:t>.</w:t>
       </w:r>
     </w:p>
     <w:p>
       <w:pPr>
         <w:pStyle w:val="Ttulo3"/>
       </w:pPr>
-      <w:hyperlink r:id="rId41" w:history="1">
+      <w:hyperlink r:id="rId42" w:history="1">
         <w:r>
           <w:rPr>
             <w:rStyle w:val="Ttulo3Car"/>
@@ -7843,414 +8295,670 @@
           <w:t>Railway</w:t>
         </w:r>
       </w:hyperlink>
-      <w:r>
-        <w:rPr>
-          <w:rStyle w:val="Ttulo3Car"/>
-        </w:rPr>
+    </w:p>
+    <w:p>
+      <w:pPr>
+        <w:ind w:firstLine="708"/>
+      </w:pPr>
+      <w:r>
+        <w:t>Es una plataforma en la nube</w:t>
+      </w:r>
+      <w:r>
+        <w:t xml:space="preserve"> </w:t>
+      </w:r>
+      <w:r>
+        <w:t>diseñada para simplificar y acelerar el proceso de desarrollo y publicación de software</w:t>
+      </w:r>
+      <w:r>
+        <w:t>. Ofrece s</w:t>
+      </w:r>
+      <w:r>
+        <w:t>oporte nativo para Node.js</w:t>
+      </w:r>
+      <w:r>
+        <w:t xml:space="preserve"> y permite un despliegue </w:t>
+      </w:r>
+      <w:r>
+        <w:t>automatizado</w:t>
+      </w:r>
+      <w:r>
+        <w:t xml:space="preserve"> ya que se integra </w:t>
+      </w:r>
+      <w:r>
+        <w:t>directamente con los repositorios de GitHub</w:t>
+      </w:r>
+      <w:r>
+        <w:t>.</w:t>
+      </w:r>
+    </w:p>
+    <w:p>
+      <w:pPr>
+        <w:ind w:firstLine="708"/>
+      </w:pPr>
+      <w:r>
+        <w:t>Railway detecta las tecnologías empleadas (</w:t>
+      </w:r>
+      <w:r>
+        <w:t>en mi caso</w:t>
+      </w:r>
+      <w:r>
+        <w:t xml:space="preserve">, </w:t>
+      </w:r>
+      <w:r>
+        <w:rPr>
+          <w:i/>
+          <w:iCs/>
+        </w:rPr>
+        <w:t>React</w:t>
+      </w:r>
+      <w:r>
+        <w:t xml:space="preserve"> con </w:t>
+      </w:r>
+      <w:r>
+        <w:rPr>
+          <w:i/>
+          <w:iCs/>
+        </w:rPr>
+        <w:t>Vite</w:t>
+      </w:r>
+      <w:r>
+        <w:t xml:space="preserve"> en el frontend y Express en el backend) y genera automáticamente el entorno necesario para compilar y ejecutar la aplicación.</w:t>
+      </w:r>
+      <w:r>
+        <w:t xml:space="preserve"> </w:t>
+      </w:r>
+      <w:r>
+        <w:t>También</w:t>
+      </w:r>
+      <w:r>
+        <w:t xml:space="preserve"> permite monitorear los logs en ti</w:t>
+      </w:r>
+      <w:r>
+        <w:t>e</w:t>
+      </w:r>
+      <w:r>
+        <w:t>mpo real.</w:t>
+      </w:r>
+    </w:p>
+    <w:p>
+      <w:pPr>
+        <w:ind w:firstLine="708"/>
+      </w:pPr>
+      <w:r>
+        <w:t>El firewall de Railway bloqueaba las direcciones ip6 que utiliza la última versión de node.js por defecto para enviar el correo de restaurar la contraseña. Para solucionarlo he tenido que cambiar la opción en la configuración de del servidor.</w:t>
+      </w:r>
+    </w:p>
+    <w:p>
+      <w:pPr>
+        <w:pStyle w:val="Ttulo4"/>
+      </w:pPr>
+      <w:r>
+        <w:t>V</w:t>
+      </w:r>
+      <w:r>
+        <w:t>ariables de Entorno</w:t>
+      </w:r>
+      <w:r>
+        <w:t xml:space="preserve"> (.env)</w:t>
+      </w:r>
+    </w:p>
+    <w:p>
+      <w:pPr>
+        <w:ind w:firstLine="708"/>
+      </w:pPr>
+      <w:r>
+        <w:t>En local guardo las credenciales (</w:t>
+      </w:r>
+      <w:r>
+        <w:t>contraseñas de la base de datos, claves de APIs o el "Client ID" de Google</w:t>
+      </w:r>
+      <w:r>
+        <w:t>) en un archivo .env</w:t>
+      </w:r>
+      <w:r>
+        <w:t xml:space="preserve"> y c</w:t>
+      </w:r>
+      <w:r>
+        <w:t xml:space="preserve">on .gitignore evito que este fichero se suba a </w:t>
+      </w:r>
+      <w:r>
+        <w:t>G</w:t>
+      </w:r>
+      <w:r>
+        <w:t>it</w:t>
+      </w:r>
+      <w:r>
+        <w:t>Hub</w:t>
+      </w:r>
+      <w:r>
+        <w:t>.</w:t>
+      </w:r>
+    </w:p>
+    <w:p>
+      <w:pPr>
+        <w:ind w:firstLine="708"/>
+      </w:pPr>
+      <w:r>
+        <w:t xml:space="preserve">Para </w:t>
+      </w:r>
+      <w:r>
+        <w:t xml:space="preserve">que el proyecto desplegado en </w:t>
+      </w:r>
+      <w:r>
+        <w:t>Railway</w:t>
+      </w:r>
+      <w:r>
+        <w:t xml:space="preserve"> </w:t>
+      </w:r>
+      <w:r>
+        <w:t xml:space="preserve">tenga acceso a las credenciales </w:t>
+      </w:r>
+      <w:r>
+        <w:t>he tenido que configurarlas</w:t>
+      </w:r>
+      <w:r>
+        <w:t xml:space="preserve"> en la pestaña variables del servidor.</w:t>
+      </w:r>
+    </w:p>
+    <w:p>
+      <w:pPr>
+        <w:pStyle w:val="Ttulo3"/>
+      </w:pPr>
+      <w:r>
+        <w:t>MongoDB:</w:t>
+      </w:r>
+    </w:p>
+    <w:p>
+      <w:pPr>
+        <w:ind w:firstLine="708"/>
+      </w:pPr>
+      <w:r>
+        <w:t xml:space="preserve">MongoDB atlas ofrece un cluster gratuito en sus servidores para los usuarios registrados. </w:t>
+      </w:r>
+      <w:r>
+        <w:t>H</w:t>
+      </w:r>
+      <w:r>
+        <w:t xml:space="preserve">e </w:t>
+      </w:r>
+      <w:r>
+        <w:t>desplegado</w:t>
+      </w:r>
+      <w:r>
+        <w:t xml:space="preserve"> l</w:t>
+      </w:r>
+      <w:r>
+        <w:t xml:space="preserve">a base de datos </w:t>
+      </w:r>
+      <w:r>
+        <w:t>de mi proyecto</w:t>
+      </w:r>
+      <w:r>
+        <w:t xml:space="preserve"> allí</w:t>
+      </w:r>
+      <w:r>
+        <w:t xml:space="preserve">. </w:t>
+      </w:r>
+      <w:r>
+        <w:t xml:space="preserve">Como utilizo sus servidores tanto en local como atreves de la web, </w:t>
+      </w:r>
+      <w:r>
+        <w:t xml:space="preserve">la base de datos </w:t>
+      </w:r>
+      <w:r>
+        <w:t>de mi aplicación</w:t>
+      </w:r>
+      <w:r>
+        <w:t xml:space="preserve"> se mantiene sincronizada, manteniendo la persistencia de los datos</w:t>
+      </w:r>
+      <w:r>
+        <w:t xml:space="preserve">. </w:t>
+      </w:r>
+    </w:p>
+    <w:p>
+      <w:pPr>
+        <w:ind w:firstLine="708"/>
+      </w:pPr>
+      <w:r>
+        <w:t>¿Por qué mongoDB en lugar de mySQL?</w:t>
+      </w:r>
+      <w:r>
+        <w:t xml:space="preserve"> </w:t>
+      </w:r>
+      <w:r>
+        <w:t xml:space="preserve"> </w:t>
+      </w:r>
+      <w:r>
+        <w:t>Porqué</w:t>
+      </w:r>
+      <w:r>
+        <w:t xml:space="preserve"> MongoDB es plenamente compatible con JSON, y JSON es plenamente compatible con node.js. De modo que node.js puede tratar los datos que obtiene de la base de datos sin necesitad </w:t>
+      </w:r>
+      <w:r>
+        <w:t xml:space="preserve">de </w:t>
+      </w:r>
+      <w:r>
+        <w:t xml:space="preserve">intermediarios </w:t>
+      </w:r>
+      <w:r>
+        <w:t>que transformen</w:t>
+      </w:r>
+      <w:r>
+        <w:t xml:space="preserve"> los datos que devuelve la consulta</w:t>
+      </w:r>
+      <w:r>
+        <w:t>, como sí sucedería con MySQL</w:t>
+      </w:r>
+      <w:r>
+        <w:t>.</w:t>
+      </w:r>
+    </w:p>
+    <w:p>
+      <w:pPr>
+        <w:ind w:firstLine="708"/>
+      </w:pPr>
+      <w:r>
+        <w:t xml:space="preserve">MongoDB es extremadamente flexible y permisivo a la hora realizar modificaciones (añadir o eliminar campos) en sus colecciones. </w:t>
+      </w:r>
+      <w:r>
+        <w:t xml:space="preserve">Conforme el proyecto crecía he necesitado </w:t>
+      </w:r>
+      <w:r>
+        <w:t>modificar y crear varias colecciones para añadirle nuevos campos. Realizar estos cambios ha sido tan sencillo como modificar la estructura de los archivos del modelo</w:t>
+      </w:r>
+      <w:r>
+        <w:t xml:space="preserve">. A partir de ese momento </w:t>
+      </w:r>
+      <w:r>
+        <w:t xml:space="preserve">la base de datos ya </w:t>
+      </w:r>
+      <w:r>
+        <w:t>estaba preparad</w:t>
+      </w:r>
+      <w:r>
+        <w:t>a</w:t>
+      </w:r>
+      <w:r>
+        <w:t xml:space="preserve"> para recibir y almacenar </w:t>
+      </w:r>
+      <w:r>
+        <w:t>nuevos datos</w:t>
+      </w:r>
+      <w:r>
+        <w:t>.</w:t>
+      </w:r>
+    </w:p>
+    <w:p>
+      <w:pPr>
+        <w:pStyle w:val="Ttulo4"/>
+        <w:ind w:left="708"/>
+      </w:pPr>
+      <w:r>
+        <w:lastRenderedPageBreak/>
+        <w:t>Mongose</w:t>
+      </w:r>
+    </w:p>
+    <w:p>
+      <w:pPr>
+        <w:ind w:firstLine="708"/>
+      </w:pPr>
+      <w:r>
+        <w:t xml:space="preserve">Con el uso de Mongose fuerzo a que los datos introducidos en la base de datos sigan una estructura </w:t>
+      </w:r>
+      <w:r>
+        <w:t>lógica</w:t>
+      </w:r>
+      <w:r>
+        <w:t>. Mongose trabaja en tiempo de ejecución validando los datos que recibe antes de mandarlos al servidor</w:t>
+      </w:r>
+      <w:r>
+        <w:t>. A demás</w:t>
+      </w:r>
+      <w:r>
+        <w:t>,</w:t>
+      </w:r>
+      <w:r>
+        <w:t xml:space="preserve"> </w:t>
+      </w:r>
+      <w:r>
+        <w:t>Mongose t</w:t>
+      </w:r>
+      <w:r>
+        <w:t xml:space="preserve">rae funciones específicas </w:t>
+      </w:r>
+      <w:r>
+        <w:t>para comunicarse con la base de datos</w:t>
+      </w:r>
+      <w:r>
+        <w:t xml:space="preserve"> y hacer peticiones</w:t>
+      </w:r>
+      <w:r>
+        <w:t xml:space="preserve">: Algunas de las que más utilizo en mi proyecto son:  </w:t>
+      </w:r>
+      <w:r>
+        <w:t>findOne</w:t>
+      </w:r>
+      <w:r>
+        <w:t xml:space="preserve">(), </w:t>
+      </w:r>
+      <w:r>
+        <w:t>findById(</w:t>
+      </w:r>
+      <w:r>
+        <w:t xml:space="preserve">), </w:t>
+      </w:r>
+      <w:r>
+        <w:t>save()</w:t>
+      </w:r>
+      <w:r>
+        <w:t xml:space="preserve">, </w:t>
+      </w:r>
+      <w:r>
+        <w:t>findByIdAndUpdate</w:t>
+      </w:r>
+      <w:r>
+        <w:t>…</w:t>
+      </w:r>
+      <w:r>
+        <w:t xml:space="preserve"> </w:t>
+      </w:r>
+      <w:r>
+        <w:t>También permite encadenar estas funciones con sort, select, limit…</w:t>
+      </w:r>
+    </w:p>
+    <w:p>
+      <w:pPr>
+        <w:ind w:firstLine="708"/>
+      </w:pPr>
+      <w:r>
+        <w:t>Mongoose hace para MongoDB lo mismo que TypeScript hace para JavaScript.</w:t>
+      </w:r>
+    </w:p>
+    <w:p>
+      <w:pPr>
+        <w:pStyle w:val="Ttulo3"/>
+      </w:pPr>
+      <w:r>
+        <w:t>C</w:t>
+      </w:r>
+      <w:r>
+        <w:t>loudinary</w:t>
+      </w:r>
+      <w:r>
         <w:t>:</w:t>
       </w:r>
+    </w:p>
+    <w:p>
+      <w:pPr>
+        <w:ind w:firstLine="708"/>
+      </w:pPr>
+      <w:r>
+        <w:t>Mediante parámetros insertados en la ur</w:t>
+      </w:r>
+      <w:r>
+        <w:t>l, C</w:t>
+      </w:r>
+      <w:r>
+        <w:t>loudinary</w:t>
+      </w:r>
+      <w:r>
+        <w:t xml:space="preserve"> permite redimensionar, </w:t>
+      </w:r>
+      <w:r>
+        <w:t>recortar, aplicar filtros o cambiar el formato</w:t>
+      </w:r>
+      <w:r>
+        <w:t xml:space="preserve"> a las imágenes </w:t>
+      </w:r>
+      <w:r>
+        <w:t>sin necesidad de editar la imagen original.</w:t>
+      </w:r>
+    </w:p>
+    <w:p>
+      <w:pPr>
+        <w:ind w:firstLine="708"/>
+      </w:pPr>
+      <w:r>
+        <w:t xml:space="preserve">Utilizo la plataforma de </w:t>
+      </w:r>
+      <w:r>
+        <w:t>gestión de archivos digitales Cloudinary para</w:t>
+      </w:r>
+      <w:r>
+        <w:t xml:space="preserve"> subir las imágenes de las portadas de los libros a la web. En la base de datos solo guardo las URL.</w:t>
+      </w:r>
+    </w:p>
+    <w:p>
+      <w:pPr>
+        <w:pStyle w:val="Ttulo3"/>
+      </w:pPr>
+      <w:r>
+        <w:t>OAuth con Google</w:t>
+      </w:r>
+    </w:p>
+    <w:p>
+      <w:pPr>
+        <w:ind w:firstLine="708"/>
+      </w:pPr>
+      <w:r>
+        <w:t xml:space="preserve">He integrado en la web el servicio de </w:t>
+      </w:r>
+      <w:r>
+        <w:t xml:space="preserve">inicio de sesión </w:t>
+      </w:r>
+      <w:r>
+        <w:t>y registrarse con el Oauth de Google mediante la API.</w:t>
+      </w:r>
+    </w:p>
+    <w:p>
+      <w:pPr>
+        <w:pStyle w:val="Ttulo3"/>
+      </w:pPr>
+      <w:r>
+        <w:t>Servidor SMTP</w:t>
+      </w:r>
+      <w:r>
+        <w:t xml:space="preserve"> (recuperación de contraseña)</w:t>
+      </w:r>
+    </w:p>
+    <w:p>
+      <w:r>
+        <w:t xml:space="preserve">He configurado nodemailer y lo he integrado con el servidor </w:t>
+      </w:r>
+      <w:r>
+        <w:t>SMTP</w:t>
+      </w:r>
+      <w:r>
+        <w:t xml:space="preserve"> de Gmail para que el usuario pueda recuperar la contraseña en caso de olvidarla</w:t>
+      </w:r>
+      <w:r>
+        <w:t>.</w:t>
+      </w:r>
+    </w:p>
+    <w:p/>
+    <w:p>
+      <w:pPr>
+        <w:rPr>
+          <w:rFonts w:asciiTheme="majorHAnsi" w:eastAsiaTheme="majorEastAsia" w:hAnsiTheme="majorHAnsi" w:cstheme="majorBidi"/>
+          <w:color w:val="0F4761" w:themeColor="accent1" w:themeShade="BF"/>
+          <w:sz w:val="40"/>
+          <w:szCs w:val="40"/>
+        </w:rPr>
+      </w:pPr>
+      <w:r>
+        <w:br w:type="page"/>
+      </w:r>
+    </w:p>
+    <w:p>
+      <w:pPr>
+        <w:pStyle w:val="Ttulo1"/>
+      </w:pPr>
+      <w:r>
+        <w:lastRenderedPageBreak/>
+        <w:t>Mejoras</w:t>
+      </w:r>
+      <w:r>
+        <w:t xml:space="preserve"> implementadas:</w:t>
+      </w:r>
+    </w:p>
+    <w:p>
+      <w:pPr>
+        <w:ind w:firstLine="360"/>
+      </w:pPr>
+      <w:r>
+        <w:t>A continuación, listo todas las mejoras que he considerado necesarias y he ido aplicando en el proyecto.</w:t>
+      </w:r>
+    </w:p>
+    <w:p>
+      <w:pPr>
+        <w:pStyle w:val="Ttulo2"/>
+        <w:numPr>
+          <w:ilvl w:val="0"/>
+          <w:numId w:val="29"/>
+        </w:numPr>
+      </w:pPr>
+      <w:r>
+        <w:t>Sistema de cache</w:t>
+      </w:r>
+    </w:p>
+    <w:p>
+      <w:pPr>
+        <w:ind w:firstLine="360"/>
+      </w:pPr>
+      <w:r>
+        <w:t>Sistema de cache para evitar</w:t>
+      </w:r>
+      <w:r>
+        <w:t xml:space="preserve"> saturar la base de datos con consultas repetidas</w:t>
+      </w:r>
+      <w:r>
+        <w:t>.</w:t>
+      </w:r>
+      <w:r>
+        <w:t xml:space="preserve"> Para un proyecto pequeño esto no tiene demasiada utilidad, pero pensando de cara al futuro lo considero una mejora importante.</w:t>
+      </w:r>
+    </w:p>
+    <w:p>
+      <w:pPr>
+        <w:pStyle w:val="Ttulo3"/>
+      </w:pPr>
+      <w:r>
+        <w:t>¿Cómo lo he implementado?</w:t>
+      </w:r>
+    </w:p>
+    <w:p>
+      <w:pPr>
+        <w:ind w:firstLine="360"/>
+      </w:pPr>
+      <w:r>
+        <w:t>H</w:t>
+      </w:r>
+      <w:r>
+        <w:t>e añadido</w:t>
+      </w:r>
       <w:r>
         <w:t xml:space="preserve"> </w:t>
       </w:r>
-    </w:p>
-    <w:p>
-      <w:r>
-        <w:t>Es una plataforma en la nube</w:t>
+      <w:r>
+        <w:t xml:space="preserve">cache </w:t>
+      </w:r>
+      <w:r>
+        <w:t xml:space="preserve">en las rutas encargadas </w:t>
+      </w:r>
+      <w:r>
+        <w:t>de realizar las consultas a mongoDB</w:t>
+      </w:r>
+      <w:r>
+        <w:t xml:space="preserve">. </w:t>
+      </w:r>
+      <w:r>
+        <w:t xml:space="preserve">El sistema realiza una primera consulta a la </w:t>
+      </w:r>
+      <w:r>
+        <w:t>base de datos</w:t>
+      </w:r>
+      <w:r>
+        <w:t xml:space="preserve"> cuando un usuario hace una petición</w:t>
+      </w:r>
+      <w:r>
+        <w:t xml:space="preserve"> y</w:t>
+      </w:r>
+      <w:r>
+        <w:t xml:space="preserve"> almacena los datos en node.js</w:t>
+      </w:r>
+      <w:r>
+        <w:t xml:space="preserve">. Cuando un segundo usuario </w:t>
+      </w:r>
+      <w:r>
+        <w:t>vuelve</w:t>
+      </w:r>
+      <w:r>
+        <w:t xml:space="preserve"> a </w:t>
+      </w:r>
+      <w:r>
+        <w:t xml:space="preserve">visitar la misma vista el sistema devuelve los datos almacenados en cache. </w:t>
+      </w:r>
+      <w:r>
+        <w:t>El cache se resetea cuando un usuario añade un nuevo libro</w:t>
+      </w:r>
+      <w:r>
+        <w:t>, lo elimina o lo edita.</w:t>
+      </w:r>
+    </w:p>
+    <w:p>
+      <w:pPr>
+        <w:pStyle w:val="Ttulo2"/>
+        <w:numPr>
+          <w:ilvl w:val="0"/>
+          <w:numId w:val="29"/>
+        </w:numPr>
+      </w:pPr>
+      <w:bookmarkStart w:id="1" w:name="_Hlk227607073"/>
+      <w:r>
+        <w:t>L</w:t>
+      </w:r>
+      <w:r>
+        <w:t>ocalStorage</w:t>
+      </w:r>
+      <w:r>
+        <w:t xml:space="preserve"> y sesionStorage:</w:t>
+      </w:r>
+    </w:p>
+    <w:p>
+      <w:pPr>
+        <w:ind w:firstLine="360"/>
+      </w:pPr>
+      <w:r>
+        <w:t>No caí en la necesidad de utilizarlo hasta que recordé el uso de sessions y cokies para guardar sesiones temporales (sessions) y guardar datos en el navegador (cokies).</w:t>
+      </w:r>
+    </w:p>
+    <w:p>
+      <w:pPr>
+        <w:ind w:firstLine="360"/>
+      </w:pPr>
+      <w:r>
+        <w:t xml:space="preserve">Dado que utilizo node.js y react </w:t>
+      </w:r>
+      <w:bookmarkEnd w:id="1"/>
+      <w:r>
+        <w:t xml:space="preserve">tuve que recurrir a </w:t>
+      </w:r>
+      <w:r>
+        <w:t xml:space="preserve">LocalStorage y </w:t>
+      </w:r>
+      <w:r>
+        <w:t>S</w:t>
+      </w:r>
+      <w:r>
+        <w:t>esionStorage</w:t>
+      </w:r>
+      <w:r>
+        <w:t>, que</w:t>
       </w:r>
       <w:r>
         <w:t xml:space="preserve"> </w:t>
       </w:r>
       <w:r>
-        <w:t>diseñada para simplificar y acelerar el proceso de desarrollo y publicación de software</w:t>
-      </w:r>
-      <w:r>
-        <w:t>. Ofrece s</w:t>
-      </w:r>
-      <w:r>
-        <w:t>oporte nativo para Node.js</w:t>
-      </w:r>
-      <w:r>
-        <w:t xml:space="preserve"> y permite un despliegue </w:t>
-      </w:r>
-      <w:r>
-        <w:t>automatizado</w:t>
-      </w:r>
-      <w:r>
-        <w:t xml:space="preserve"> ya que se integra </w:t>
-      </w:r>
-      <w:r>
-        <w:t>directamente con los repositorios de GitHub</w:t>
-      </w:r>
-      <w:r>
-        <w:t>.</w:t>
-      </w:r>
-    </w:p>
-    <w:p>
-      <w:r>
-        <w:t>Railway detecta las tecnologías empleadas (</w:t>
-      </w:r>
-      <w:r>
-        <w:t>en mi caso</w:t>
-      </w:r>
-      <w:r>
-        <w:t>, React con Vite en el frontend y Express en el backend) y genera automáticamente el entorno necesario para compilar y ejecutar la aplicación.</w:t>
-      </w:r>
-      <w:r>
-        <w:t xml:space="preserve"> Tambien permite monitorear los logs en ti</w:t>
-      </w:r>
-      <w:r>
-        <w:t>e</w:t>
-      </w:r>
-      <w:r>
-        <w:t>mpo real.</w:t>
-      </w:r>
-    </w:p>
-    <w:p>
-      <w:pPr>
-        <w:pStyle w:val="Ttulo4"/>
-      </w:pPr>
-      <w:r>
-        <w:t>V</w:t>
-      </w:r>
-      <w:r>
-        <w:t>ariables de Entorno</w:t>
-      </w:r>
-      <w:r>
-        <w:t xml:space="preserve"> (.env)</w:t>
-      </w:r>
-    </w:p>
-    <w:p>
-      <w:r>
-        <w:t>En local guardo las credenciales (</w:t>
-      </w:r>
-      <w:r>
-        <w:t>contraseñas de la base de datos, claves de APIs o el "Client ID" de Google</w:t>
-      </w:r>
-      <w:r>
-        <w:t>) en un archivo .env</w:t>
-      </w:r>
-      <w:r>
-        <w:t xml:space="preserve"> y c</w:t>
-      </w:r>
-      <w:r>
-        <w:t xml:space="preserve">on .gitignore evito que este fichero se suba a </w:t>
-      </w:r>
-      <w:r>
-        <w:t>G</w:t>
-      </w:r>
-      <w:r>
-        <w:t>it</w:t>
-      </w:r>
-      <w:r>
-        <w:t>Hub</w:t>
-      </w:r>
-      <w:r>
-        <w:t>.</w:t>
-      </w:r>
-    </w:p>
-    <w:p>
-      <w:r>
-        <w:t xml:space="preserve">Para </w:t>
-      </w:r>
-      <w:r>
-        <w:t xml:space="preserve">que el proyecto desplegado en </w:t>
-      </w:r>
-      <w:r>
-        <w:t>Railway</w:t>
-      </w:r>
-      <w:r>
-        <w:t xml:space="preserve"> </w:t>
-      </w:r>
-      <w:r>
-        <w:t>tenga acceso a las credenciales estas deben configurarse en la pestaña variables del servidor.</w:t>
-      </w:r>
-    </w:p>
-    <w:p/>
-    <w:p>
-      <w:pPr>
-        <w:pStyle w:val="Ttulo3"/>
-      </w:pPr>
-      <w:r>
-        <w:t>MongoDB:</w:t>
-      </w:r>
-    </w:p>
-    <w:p>
-      <w:r>
-        <w:t>MongoDB atlas ofrece un cluster gratuito en sus servidores para los usuarios registrados. En él he podido desplegar l</w:t>
-      </w:r>
-      <w:r>
-        <w:t xml:space="preserve">a base de datos </w:t>
-      </w:r>
-      <w:r>
-        <w:t xml:space="preserve">de mi proyecto. Gracias a </w:t>
-      </w:r>
-      <w:r>
-        <w:t xml:space="preserve">que, tanto en local en la web, utilizo </w:t>
-      </w:r>
-      <w:r>
-        <w:t xml:space="preserve">sus servidores puedo mantener sincronizada la base de datos </w:t>
-      </w:r>
-      <w:r>
-        <w:t xml:space="preserve">de mi aplicación. </w:t>
-      </w:r>
-    </w:p>
-    <w:p>
-      <w:r>
-        <w:t xml:space="preserve">¿Por qué mongoDB en lugar de mySQL? </w:t>
-      </w:r>
-      <w:r>
-        <w:t xml:space="preserve">MongoDB es extremadamente flexible y permisivo a la hora realizar modificaciones (añadir o eliminar campos) en la estructura de sus archivos. </w:t>
-      </w:r>
-    </w:p>
-    <w:p>
-      <w:r>
-        <w:t xml:space="preserve">Pero más importante aún: MongoDB es plenamente compatible con JSON, y JSON es plenamente compatible con node.js. De modo que node.js puede tratar los datos que obtiene de la base de datos sin necesitad </w:t>
-      </w:r>
-      <w:r>
-        <w:t xml:space="preserve">de </w:t>
-      </w:r>
-      <w:r>
-        <w:t>intermediarios que se encarguen de transformar los datos que devuelve la consulta sql a json.</w:t>
-      </w:r>
-    </w:p>
-    <w:p>
-      <w:r>
-        <w:lastRenderedPageBreak/>
-        <w:t xml:space="preserve">Conforme el proyecto crecía he necesitado añadir nuevos campos a la ficha de usuarios. </w:t>
-      </w:r>
-      <w:r>
-        <w:t>Para realizar estos cambios en mongoDB s</w:t>
-      </w:r>
-      <w:r>
-        <w:t xml:space="preserve">implemente </w:t>
-      </w:r>
-      <w:r>
-        <w:t>he añadido el nuevo campo al modelo y listo. A partir de ese momento estaba preparado para recibir y almacenar un nuevo dato.</w:t>
-      </w:r>
-    </w:p>
-    <w:p>
-      <w:pPr>
-        <w:pStyle w:val="Ttulo3"/>
-      </w:pPr>
-      <w:r>
-        <w:t>C</w:t>
-      </w:r>
-      <w:r>
-        <w:t>loudinary</w:t>
-      </w:r>
-      <w:r>
-        <w:t>:</w:t>
-      </w:r>
-    </w:p>
-    <w:p>
-      <w:r>
-        <w:t>Mediante parámetros insertados en la ur</w:t>
-      </w:r>
-      <w:r>
-        <w:t>l, C</w:t>
-      </w:r>
-      <w:r>
-        <w:t>loudinary</w:t>
-      </w:r>
-      <w:r>
-        <w:t xml:space="preserve"> permite redimensionar, </w:t>
-      </w:r>
-      <w:r>
-        <w:t>recortar, aplicar filtros o cambiar el formato</w:t>
-      </w:r>
-      <w:r>
-        <w:t xml:space="preserve"> a las imágenes </w:t>
-      </w:r>
-      <w:r>
-        <w:t>sin necesidad de editar la imagen original.</w:t>
-      </w:r>
-    </w:p>
-    <w:p>
-      <w:r>
-        <w:t xml:space="preserve">Utilizo la plataforma de </w:t>
-      </w:r>
-      <w:r>
-        <w:t>gestión de archivos digitales Cloudinary para</w:t>
-      </w:r>
-      <w:r>
-        <w:t xml:space="preserve"> subir las imágenes de las portadas de los libros a la web. En la base de datos solo guardo las URL.</w:t>
-      </w:r>
-    </w:p>
-    <w:p>
-      <w:pPr>
-        <w:pStyle w:val="Ttulo3"/>
-      </w:pPr>
-      <w:r>
-        <w:t>OAuth con Google</w:t>
-      </w:r>
-    </w:p>
-    <w:p>
-      <w:r>
-        <w:t xml:space="preserve">He integrado en la web el servicio de </w:t>
-      </w:r>
-      <w:r>
-        <w:t>inicio de sesión con Google.</w:t>
-      </w:r>
-    </w:p>
-    <w:p>
-      <w:pPr>
-        <w:pStyle w:val="Ttulo3"/>
-      </w:pPr>
-      <w:r>
-        <w:t>Servidor SMTP</w:t>
-      </w:r>
-      <w:r>
-        <w:t xml:space="preserve"> (recuperación de contraseña)</w:t>
-      </w:r>
-    </w:p>
-    <w:p>
-      <w:r>
-        <w:t xml:space="preserve">He configurado nodemailer y lo he integrado con el servidor </w:t>
-      </w:r>
-      <w:r>
-        <w:t>SMTP</w:t>
-      </w:r>
-      <w:r>
-        <w:t xml:space="preserve"> de Gmail para que el usuario pueda recuperar la contraseña en caso de olvidarla</w:t>
-      </w:r>
-    </w:p>
-    <w:p/>
-    <w:p>
-      <w:pPr>
-        <w:pStyle w:val="Ttulo1"/>
-      </w:pPr>
-      <w:r>
-        <w:t>Mejoras</w:t>
-      </w:r>
-      <w:r>
-        <w:t xml:space="preserve"> implementadas:</w:t>
-      </w:r>
-    </w:p>
-    <w:p>
-      <w:pPr>
-        <w:pStyle w:val="Ttulo2"/>
-      </w:pPr>
-      <w:r>
-        <w:t>Sistema de cache</w:t>
-      </w:r>
-    </w:p>
-    <w:p>
-      <w:r>
-        <w:t>Sistema de cache para evitar</w:t>
-      </w:r>
-      <w:r>
-        <w:t xml:space="preserve"> saturar la base de datos con consultas repetidas</w:t>
-      </w:r>
-      <w:r>
-        <w:t>.</w:t>
-      </w:r>
-      <w:r>
-        <w:t xml:space="preserve"> Para un proyecto pequeño esto no tiene demasiada utilidad, pero pensando de cara al futuro lo considero una mejora importante.</w:t>
-      </w:r>
-    </w:p>
-    <w:p>
-      <w:pPr>
-        <w:pStyle w:val="Ttulo3"/>
-      </w:pPr>
-      <w:r>
-        <w:t>¿Cómo lo he implementado?</w:t>
-      </w:r>
-    </w:p>
-    <w:p>
-      <w:r>
-        <w:t>H</w:t>
-      </w:r>
-      <w:r>
-        <w:t>e añadido</w:t>
-      </w:r>
-      <w:r>
-        <w:t xml:space="preserve"> </w:t>
-      </w:r>
-      <w:r>
-        <w:t xml:space="preserve">cache </w:t>
-      </w:r>
-      <w:r>
-        <w:t xml:space="preserve">en las rutas encargadas </w:t>
-      </w:r>
-      <w:r>
-        <w:t>de realizar las consultas a mongoDB</w:t>
-      </w:r>
-      <w:r>
-        <w:t xml:space="preserve">. </w:t>
-      </w:r>
-      <w:r>
-        <w:t xml:space="preserve">El sistema realiza una primera consulta a la </w:t>
-      </w:r>
-      <w:r>
-        <w:t>base de datos</w:t>
-      </w:r>
-      <w:r>
-        <w:t xml:space="preserve"> cuando un usuario hace una petición</w:t>
-      </w:r>
-      <w:r>
-        <w:t xml:space="preserve"> y</w:t>
-      </w:r>
-      <w:r>
-        <w:t xml:space="preserve"> almacena los datos en node.js</w:t>
-      </w:r>
-      <w:r>
-        <w:t xml:space="preserve">. Cuando un segundo usuario </w:t>
-      </w:r>
-      <w:r>
-        <w:t>vuelve</w:t>
-      </w:r>
-      <w:r>
-        <w:t xml:space="preserve"> a </w:t>
-      </w:r>
-      <w:r>
-        <w:t xml:space="preserve">visitar la misma vista el sistema devuelve los datos almacenados en cache. </w:t>
-      </w:r>
-      <w:r>
-        <w:t>El cache se resetea cuando un usuario añade un nuevo libro</w:t>
-      </w:r>
-      <w:r>
-        <w:t>, lo elimina o lo edita.</w:t>
-      </w:r>
-    </w:p>
-    <w:p>
-      <w:pPr>
-        <w:pStyle w:val="Ttulo2"/>
-      </w:pPr>
-      <w:bookmarkStart w:id="0" w:name="_Hlk227607073"/>
-      <w:r>
-        <w:t>L</w:t>
-      </w:r>
-      <w:r>
-        <w:t>ocalStorage</w:t>
-      </w:r>
-      <w:r>
-        <w:t xml:space="preserve"> y sesionStorage:</w:t>
-      </w:r>
-    </w:p>
-    <w:p>
-      <w:r>
-        <w:t>No caí en la necesidad de utilizarlo hasta que recordé el uso de sessions y cokies para guardar sesiones temporales (sessions) y guardar datos en el navegador (cokies).</w:t>
-      </w:r>
-    </w:p>
-    <w:p>
-      <w:r>
-        <w:lastRenderedPageBreak/>
-        <w:t xml:space="preserve">Dado que utilizo node.js y react </w:t>
-      </w:r>
-      <w:bookmarkEnd w:id="0"/>
-      <w:r>
-        <w:t xml:space="preserve">tuve que recurrir a </w:t>
-      </w:r>
-      <w:r>
-        <w:t>LocalStorage y sesionStorage</w:t>
-      </w:r>
-      <w:r>
-        <w:t>, que</w:t>
-      </w:r>
-      <w:r>
-        <w:t xml:space="preserve"> </w:t>
-      </w:r>
-      <w:r>
         <w:t>son herramientas de Web Storage</w:t>
       </w:r>
       <w:r>
@@ -8264,11 +8972,26 @@
       </w:r>
     </w:p>
     <w:p>
-      <w:r>
-        <w:t>E</w:t>
-      </w:r>
-      <w:r>
-        <w:t xml:space="preserve">l tiempo de validez real de la sesión lo determina el </w:t>
+      <w:pPr>
+        <w:ind w:firstLine="360"/>
+      </w:pPr>
+      <w:r>
+        <w:t xml:space="preserve">A pesar del uso de estas </w:t>
+      </w:r>
+      <w:r>
+        <w:t>herramientas de Web Storage</w:t>
+      </w:r>
+      <w:r>
+        <w:t>, e</w:t>
+      </w:r>
+      <w:r>
+        <w:t xml:space="preserve">l tiempo de validez real de la sesión </w:t>
+      </w:r>
+      <w:r>
+        <w:t xml:space="preserve">del usuario </w:t>
+      </w:r>
+      <w:r>
+        <w:t xml:space="preserve">lo determina el </w:t>
       </w:r>
       <w:r>
         <w:rPr>
@@ -8284,23 +9007,64 @@
         <w:t xml:space="preserve">que genera </w:t>
       </w:r>
       <w:r>
-        <w:t>el servidor, que actúa como un pase con fecha de caducidad."</w:t>
-      </w:r>
-      <w:r>
-        <w:t xml:space="preserve"> Esto significa que aunque un usuario seleccioné la opción recordar sesión, pasados X días (los configurados en el servidor) el servidor rechazara el token guardado en el navegador del usuario y lo obligará a volver a iniciar sesión.</w:t>
+        <w:t>el servidor</w:t>
+      </w:r>
+      <w:r>
+        <w:t xml:space="preserve">. </w:t>
+      </w:r>
+      <w:r>
+        <w:t>Esto significa que aunque un usuario seleccion</w:t>
+      </w:r>
+      <w:r>
+        <w:t>a</w:t>
+      </w:r>
+      <w:r>
+        <w:t xml:space="preserve"> la opción recordar sesión, pasados X días (los configurados en el servidor</w:t>
+      </w:r>
+      <w:r>
+        <w:t xml:space="preserve"> a la hora de crear el token</w:t>
+      </w:r>
+      <w:r>
+        <w:t xml:space="preserve">) el servidor rechazara </w:t>
+      </w:r>
+      <w:r>
+        <w:t>la conexión</w:t>
+      </w:r>
+      <w:r>
+        <w:t xml:space="preserve"> </w:t>
+      </w:r>
+      <w:r>
+        <w:t>y</w:t>
+      </w:r>
+      <w:r>
+        <w:t xml:space="preserve"> obligará </w:t>
+      </w:r>
+      <w:r>
+        <w:t xml:space="preserve">al usuario </w:t>
+      </w:r>
+      <w:r>
+        <w:t>a volver a iniciar sesión.</w:t>
       </w:r>
     </w:p>
     <w:p>
       <w:pPr>
         <w:pStyle w:val="Ttulo2"/>
-      </w:pPr>
-      <w:bookmarkStart w:id="1" w:name="_Sistema_de_recomendaciones"/>
-      <w:bookmarkEnd w:id="1"/>
+        <w:numPr>
+          <w:ilvl w:val="0"/>
+          <w:numId w:val="29"/>
+        </w:numPr>
+      </w:pPr>
+      <w:bookmarkStart w:id="2" w:name="_Sistema_de_recomendaciones"/>
+      <w:bookmarkEnd w:id="2"/>
       <w:r>
         <w:t>Sistema de recomendaciones</w:t>
       </w:r>
     </w:p>
     <w:p>
+      <w:pPr>
+        <w:pStyle w:val="Sinespaciado"/>
+        <w:ind w:firstLine="360"/>
+      </w:pPr>
       <w:r>
         <w:t>El sistema recopila</w:t>
       </w:r>
@@ -8309,6 +9073,18 @@
       </w:r>
     </w:p>
     <w:p>
+      <w:pPr>
+        <w:pStyle w:val="Sinespaciado"/>
+      </w:pPr>
+    </w:p>
+    <w:p>
+      <w:pPr>
+        <w:pStyle w:val="Sinespaciado"/>
+        <w:numPr>
+          <w:ilvl w:val="0"/>
+          <w:numId w:val="11"/>
+        </w:numPr>
+      </w:pPr>
       <w:r>
         <w:t>L</w:t>
       </w:r>
@@ -8317,6 +9093,13 @@
       </w:r>
     </w:p>
     <w:p>
+      <w:pPr>
+        <w:pStyle w:val="Sinespaciado"/>
+        <w:numPr>
+          <w:ilvl w:val="0"/>
+          <w:numId w:val="11"/>
+        </w:numPr>
+      </w:pPr>
       <w:r>
         <w:t>Los libros que guarda en la lista de deseos</w:t>
       </w:r>
@@ -8325,13 +9108,36 @@
       </w:r>
     </w:p>
     <w:p>
+      <w:pPr>
+        <w:pStyle w:val="Sinespaciado"/>
+        <w:numPr>
+          <w:ilvl w:val="0"/>
+          <w:numId w:val="11"/>
+        </w:numPr>
+      </w:pPr>
       <w:r>
         <w:t>Los libros que añade al carrito de la compra.</w:t>
       </w:r>
     </w:p>
     <w:p>
-      <w:r>
-        <w:t>Si el usuario esta registrado, coteja esta información con los gustos literarios definidos en el perfil y cruza los datos para mostrar libros de interés en la pagina principal.</w:t>
+      <w:pPr>
+        <w:pStyle w:val="Sinespaciado"/>
+        <w:ind w:left="720"/>
+      </w:pPr>
+    </w:p>
+    <w:p>
+      <w:pPr>
+        <w:pStyle w:val="Sinespaciado"/>
+        <w:ind w:left="360" w:firstLine="348"/>
+      </w:pPr>
+      <w:r>
+        <w:t xml:space="preserve">Si el usuario esta registrado, coteja esta información con los gustos literarios definidos en el perfil y cruza los datos para mostrar libros de interés en la </w:t>
+      </w:r>
+      <w:r>
+        <w:t>página</w:t>
+      </w:r>
+      <w:r>
+        <w:t xml:space="preserve"> principal.</w:t>
       </w:r>
     </w:p>
     <w:p>
@@ -8339,15 +9145,28 @@
         <w:pStyle w:val="Ttulo3"/>
       </w:pPr>
       <w:r>
+        <w:lastRenderedPageBreak/>
         <w:t>Uso de datos obtenidos:</w:t>
       </w:r>
     </w:p>
     <w:p>
-      <w:r>
-        <w:t>La vista principal muestra recomendaciones personalizadas basándose en los datos obtenidos. Se analiza que libros han tenido más visitas, se cruzan con el género o los géneros que los usuarios han seleccionado en su perfil y muestra las recomendaciones.</w:t>
-      </w:r>
-    </w:p>
-    <w:p>
+      <w:pPr>
+        <w:ind w:firstLine="708"/>
+      </w:pPr>
+      <w:r>
+        <w:t xml:space="preserve">La </w:t>
+      </w:r>
+      <w:r>
+        <w:t>página</w:t>
+      </w:r>
+      <w:r>
+        <w:t xml:space="preserve"> principal muestra recomendaciones personalizadas basándose en los datos obtenidos. Se analiza que libros han tenido más visitas, se cruzan con el género o los géneros que los usuarios han seleccionado en su perfil y muestra las recomendaciones.</w:t>
+      </w:r>
+    </w:p>
+    <w:p>
+      <w:pPr>
+        <w:ind w:firstLine="708"/>
+      </w:pPr>
       <w:r>
         <w:t>Dependiendo de si el usuario esta registrado o no, se mostraran unos carruseles de libros u otros.</w:t>
       </w:r>
@@ -8355,20 +9174,13 @@
     <w:p>
       <w:pPr>
         <w:pStyle w:val="Ttulo4"/>
-      </w:pPr>
-      <w:r>
-        <w:t xml:space="preserve">1. </w:t>
-      </w:r>
+        <w:ind w:left="708"/>
+      </w:pPr>
       <w:r>
         <w:t>P</w:t>
       </w:r>
       <w:r>
         <w:t>ara usuarios no registrados:</w:t>
-      </w:r>
-    </w:p>
-    <w:p>
-      <w:r>
-        <w:t>De base, la página principal muestra:</w:t>
       </w:r>
     </w:p>
     <w:p>
@@ -8419,10 +9231,8 @@
     <w:p>
       <w:pPr>
         <w:pStyle w:val="Ttulo4"/>
-      </w:pPr>
-      <w:r>
-        <w:t xml:space="preserve">2. </w:t>
-      </w:r>
+        <w:ind w:left="708"/>
+      </w:pPr>
       <w:r>
         <w:t>P</w:t>
       </w:r>
@@ -8442,7 +9252,13 @@
         <w:t>Porque leíste</w:t>
       </w:r>
       <w:r>
-        <w:t xml:space="preserve"> [titulo de libro]</w:t>
+        <w:t xml:space="preserve"> [</w:t>
+      </w:r>
+      <w:r>
+        <w:t>título</w:t>
+      </w:r>
+      <w:r>
+        <w:t xml:space="preserve"> de libro]</w:t>
       </w:r>
       <w:r>
         <w:t xml:space="preserve">: Se basa en los libros que has comprado. Muestra libros relacionados con la categoría del libro. </w:t>
@@ -8480,9 +9296,12 @@
     <w:p>
       <w:pPr>
         <w:pStyle w:val="Ttulo2"/>
-      </w:pPr>
-      <w:r>
-        <w:lastRenderedPageBreak/>
+        <w:numPr>
+          <w:ilvl w:val="0"/>
+          <w:numId w:val="29"/>
+        </w:numPr>
+      </w:pPr>
+      <w:r>
         <w:t xml:space="preserve">Refactorización de código </w:t>
       </w:r>
     </w:p>
@@ -8495,6 +9314,9 @@
       </w:r>
     </w:p>
     <w:p>
+      <w:pPr>
+        <w:pStyle w:val="Sinespaciado"/>
+      </w:pPr>
       <w:r>
         <w:t xml:space="preserve">Siguiendo el diseño </w:t>
       </w:r>
@@ -8533,26 +9355,42 @@
         <w:t xml:space="preserve">, </w:t>
       </w:r>
       <w:r>
+        <w:t>he reestructurado</w:t>
+      </w:r>
+      <w:r>
+        <w:rPr>
+          <w:b/>
+          <w:bCs/>
+        </w:rPr>
+        <w:t xml:space="preserve"> </w:t>
+      </w:r>
+      <w:r>
+        <w:t xml:space="preserve">y dividido en carpetas </w:t>
+      </w:r>
+      <w:r>
         <w:t>t</w:t>
       </w:r>
       <w:r>
         <w:t>odas las vistas del proyecto</w:t>
       </w:r>
       <w:r>
+        <w:t xml:space="preserve">, </w:t>
+      </w:r>
+      <w:r>
+        <w:t>extrayendo y separando</w:t>
+      </w:r>
+      <w:r>
+        <w:t xml:space="preserve"> el código en </w:t>
+      </w:r>
+      <w:r>
+        <w:t xml:space="preserve">diferentes </w:t>
+      </w:r>
+      <w:r>
+        <w:t>archivos para facilitar su lectura y mantenimiento.</w:t>
+      </w:r>
+      <w:r>
         <w:t xml:space="preserve"> </w:t>
       </w:r>
-      <w:r>
-        <w:t>han sido reestructuradas y divididas en</w:t>
-      </w:r>
-      <w:r>
-        <w:t xml:space="preserve"> carpetas</w:t>
-      </w:r>
-      <w:r>
-        <w:t>, donde he extraído y separado el código en archivos para facilitar su lectura y mantenimiento.</w:t>
-      </w:r>
-      <w:r>
-        <w:t xml:space="preserve"> </w:t>
-      </w:r>
     </w:p>
     <w:p>
       <w:pPr>
@@ -8563,6 +9401,9 @@
       </w:r>
     </w:p>
     <w:p>
+      <w:pPr>
+        <w:pStyle w:val="Sinespaciado"/>
+      </w:pPr>
       <w:r>
         <w:t xml:space="preserve">Como en el frontend, el bakend también sigue el diseño de la arquitectura </w:t>
       </w:r>
@@ -8675,353 +9516,348 @@
     <w:p>
       <w:pPr>
         <w:pStyle w:val="Ttulo2"/>
-      </w:pPr>
-      <w:r>
-        <w:t>Constantes para definir el texto</w:t>
-      </w:r>
-    </w:p>
-    <w:p>
-      <w:r>
-        <w:t xml:space="preserve">En el proyecto utilizo archivos donde he definido el texto que muestran las distintas vistas. </w:t>
-      </w:r>
-    </w:p>
-    <w:p>
-      <w:pPr>
         <w:numPr>
           <w:ilvl w:val="0"/>
-          <w:numId w:val="27"/>
+          <w:numId w:val="29"/>
         </w:numPr>
       </w:pPr>
       <w:r>
-        <w:t>Diagrama de Classes</w:t>
-      </w:r>
-    </w:p>
-    <w:p/>
-    <w:p>
-      <w:r>
-        <w:br w:type="page"/>
-      </w:r>
-    </w:p>
-    <w:p>
-      <w:pPr>
-        <w:ind w:left="720"/>
-      </w:pPr>
-    </w:p>
-    <w:p>
-      <w:pPr>
+        <w:t xml:space="preserve">Accesibilidad </w:t>
+      </w:r>
+    </w:p>
+    <w:p>
+      <w:pPr>
+        <w:pStyle w:val="Sinespaciado"/>
+      </w:pPr>
+      <w:r>
+        <w:t xml:space="preserve">Todas las imágenes de las portadas de los libros tienen la etiqueta html </w:t>
+      </w:r>
+      <w:r>
+        <w:rPr>
+          <w:b/>
+          <w:bCs/>
+        </w:rPr>
+        <w:t>alt</w:t>
+      </w:r>
+      <w:r>
+        <w:t xml:space="preserve">. Los botones que no muestran texto también cuentan con la etiqueta html </w:t>
+      </w:r>
+      <w:r>
+        <w:rPr>
+          <w:b/>
+          <w:bCs/>
+        </w:rPr>
+        <w:t>aria-label</w:t>
+      </w:r>
+      <w:r>
+        <w:t>.</w:t>
+      </w:r>
+    </w:p>
+    <w:p>
+      <w:pPr>
+        <w:pStyle w:val="Sinespaciado"/>
         <w:numPr>
           <w:ilvl w:val="0"/>
-          <w:numId w:val="27"/>
+          <w:numId w:val="31"/>
         </w:numPr>
       </w:pPr>
       <w:r>
-        <w:t>Implementació</w:t>
-      </w:r>
-    </w:p>
-    <w:p>
-      <w:pPr>
-        <w:numPr>
-          <w:ilvl w:val="1"/>
-          <w:numId w:val="27"/>
-        </w:numPr>
-      </w:pPr>
-      <w:r>
-        <w:t>Proves unitàries</w:t>
-      </w:r>
-    </w:p>
-    <w:p>
-      <w:pPr>
+        <w:t>Con React inserto la etiqueta html alt a todas las imágenes cuando renderizo los libros.</w:t>
+      </w:r>
+    </w:p>
+    <w:p>
+      <w:pPr>
+        <w:pStyle w:val="Sinespaciado"/>
         <w:numPr>
           <w:ilvl w:val="0"/>
-          <w:numId w:val="27"/>
+          <w:numId w:val="31"/>
         </w:numPr>
       </w:pPr>
       <w:r>
-        <w:t>Desplegament del projecte</w:t>
-      </w:r>
-    </w:p>
-    <w:p>
-      <w:pPr>
-        <w:numPr>
-          <w:ilvl w:val="1"/>
-          <w:numId w:val="27"/>
-        </w:numPr>
-      </w:pPr>
-      <w:r>
-        <w:t>Sistema, Laravel, PHP, Nginx, MariaDB, MySQL, Hosting..</w:t>
-      </w:r>
-    </w:p>
-    <w:p>
-      <w:pPr>
-        <w:numPr>
-          <w:ilvl w:val="1"/>
-          <w:numId w:val="27"/>
-        </w:numPr>
-      </w:pPr>
-      <w:r>
-        <w:t>Enllaços al projecte</w:t>
-      </w:r>
-    </w:p>
-    <w:p>
-      <w:pPr>
-        <w:numPr>
-          <w:ilvl w:val="1"/>
-          <w:numId w:val="27"/>
-        </w:numPr>
-      </w:pPr>
-      <w:r>
-        <w:t>Proves unitàries</w:t>
-      </w:r>
-    </w:p>
-    <w:p>
-      <w:pPr>
+        <w:t>Gracias a Bootstrap todo el proyecto es responsive.</w:t>
+      </w:r>
+    </w:p>
+    <w:p>
+      <w:pPr>
+        <w:pStyle w:val="Sinespaciado"/>
         <w:numPr>
           <w:ilvl w:val="0"/>
-          <w:numId w:val="27"/>
+          <w:numId w:val="31"/>
         </w:numPr>
       </w:pPr>
       <w:r>
-        <w:t>Propostes de millora</w:t>
+        <w:t xml:space="preserve">Se puede navegar por la </w:t>
+      </w:r>
+      <w:r>
+        <w:t>página</w:t>
+      </w:r>
+      <w:r>
+        <w:t xml:space="preserve"> utilizando el tabulador.</w:t>
       </w:r>
     </w:p>
     <w:p/>
-    <w:p/>
-    <w:p/>
-    <w:p>
-      <w:pPr>
+    <w:p>
+      <w:pPr>
+        <w:pStyle w:val="Ttulo2"/>
         <w:numPr>
           <w:ilvl w:val="0"/>
-          <w:numId w:val="27"/>
+          <w:numId w:val="29"/>
         </w:numPr>
       </w:pPr>
       <w:r>
-        <w:t>Conclusions</w:t>
-      </w:r>
-    </w:p>
-    <w:p>
-      <w:pPr>
-        <w:numPr>
-          <w:ilvl w:val="0"/>
-          <w:numId w:val="27"/>
-        </w:numPr>
-      </w:pPr>
-      <w:r>
-        <w:t>Webgrafia</w:t>
-      </w:r>
-    </w:p>
-    <w:p>
-      <w:pPr>
-        <w:numPr>
-          <w:ilvl w:val="1"/>
-          <w:numId w:val="27"/>
-        </w:numPr>
-      </w:pPr>
-      <w:r>
-        <w:t>Documentació i ajuda</w:t>
-      </w:r>
-    </w:p>
-    <w:p>
-      <w:pPr>
-        <w:numPr>
-          <w:ilvl w:val="1"/>
-          <w:numId w:val="27"/>
-        </w:numPr>
-      </w:pPr>
-      <w:r>
-        <w:t>Eines</w:t>
-      </w:r>
-    </w:p>
-    <w:p>
-      <w:pPr>
-        <w:numPr>
-          <w:ilvl w:val="1"/>
-          <w:numId w:val="27"/>
-        </w:numPr>
-      </w:pPr>
-      <w:r>
-        <w:t>Recursos</w:t>
-      </w:r>
-    </w:p>
-    <w:p/>
-    <w:p>
-      <w:pPr>
-        <w:rPr>
-          <w:rFonts w:asciiTheme="majorHAnsi" w:eastAsiaTheme="majorEastAsia" w:hAnsiTheme="majorHAnsi" w:cstheme="majorBidi"/>
-          <w:color w:val="0F4761" w:themeColor="accent1" w:themeShade="BF"/>
-          <w:sz w:val="40"/>
-          <w:szCs w:val="40"/>
-        </w:rPr>
-      </w:pPr>
-      <w:r>
-        <w:br w:type="page"/>
-      </w:r>
-    </w:p>
-    <w:p>
-      <w:pPr>
-        <w:pStyle w:val="Ttulo1"/>
-      </w:pPr>
-      <w:r>
         <w:lastRenderedPageBreak/>
-        <w:t>Cambios realizados</w:t>
-      </w:r>
-    </w:p>
-    <w:p>
-      <w:pPr>
-        <w:pStyle w:val="Ttulo2"/>
-      </w:pPr>
-      <w:r>
-        <w:t>Vistas</w:t>
-      </w:r>
-    </w:p>
-    <w:p>
-      <w:r>
-        <w:rPr>
-          <w:b/>
-          <w:bCs/>
-        </w:rPr>
-        <w:t>Página de inicio</w:t>
-      </w:r>
-      <w:r>
-        <w:t xml:space="preserve">: Muestra diversos carruseles de libros en tendencia. Se basa en el </w:t>
-      </w:r>
-      <w:hyperlink w:anchor="_Sistema_de_recomendaciones" w:history="1">
+        <w:t>Página de inicio:</w:t>
+      </w:r>
+    </w:p>
+    <w:p>
+      <w:pPr>
+        <w:pStyle w:val="Sinespaciado"/>
+        <w:rPr>
+          <w:rStyle w:val="Ttulo1Car"/>
+          <w:rFonts w:asciiTheme="minorHAnsi" w:eastAsiaTheme="minorHAnsi" w:hAnsiTheme="minorHAnsi" w:cstheme="minorBidi"/>
+          <w:color w:val="auto"/>
+          <w:sz w:val="24"/>
+          <w:szCs w:val="24"/>
+        </w:rPr>
+      </w:pPr>
+      <w:r>
+        <w:rPr>
+          <w:rStyle w:val="Ttulo1Car"/>
+          <w:rFonts w:asciiTheme="minorHAnsi" w:eastAsiaTheme="minorHAnsi" w:hAnsiTheme="minorHAnsi" w:cstheme="minorBidi"/>
+          <w:color w:val="auto"/>
+          <w:sz w:val="24"/>
+          <w:szCs w:val="24"/>
+        </w:rPr>
+        <w:t>E</w:t>
+      </w:r>
+      <w:r>
+        <w:rPr>
+          <w:rStyle w:val="Ttulo1Car"/>
+          <w:rFonts w:asciiTheme="minorHAnsi" w:eastAsiaTheme="minorHAnsi" w:hAnsiTheme="minorHAnsi" w:cstheme="minorBidi"/>
+          <w:color w:val="auto"/>
+          <w:sz w:val="24"/>
+          <w:szCs w:val="24"/>
+        </w:rPr>
+        <w:t>n un principio</w:t>
+      </w:r>
+      <w:r>
+        <w:rPr>
+          <w:rStyle w:val="Ttulo1Car"/>
+          <w:rFonts w:asciiTheme="minorHAnsi" w:eastAsiaTheme="minorHAnsi" w:hAnsiTheme="minorHAnsi" w:cstheme="minorBidi"/>
+          <w:color w:val="auto"/>
+          <w:sz w:val="24"/>
+          <w:szCs w:val="24"/>
+        </w:rPr>
+        <w:t>, el diseño de la página de inicio</w:t>
+      </w:r>
+      <w:r>
+        <w:rPr>
+          <w:rStyle w:val="Ttulo1Car"/>
+          <w:rFonts w:asciiTheme="minorHAnsi" w:eastAsiaTheme="minorHAnsi" w:hAnsiTheme="minorHAnsi" w:cstheme="minorBidi"/>
+          <w:color w:val="auto"/>
+          <w:sz w:val="24"/>
+          <w:szCs w:val="24"/>
+        </w:rPr>
+        <w:t xml:space="preserve"> iba a ser algo mucho más básico: (</w:t>
+      </w:r>
+      <w:hyperlink w:anchor="_Página_principal,_sesión" w:history="1">
         <w:r>
           <w:rPr>
             <w:rStyle w:val="Hipervnculo"/>
           </w:rPr>
-          <w:t>sistema de recomendaciones</w:t>
+          <w:t>una simple vista</w:t>
         </w:r>
       </w:hyperlink>
       <w:r>
+        <w:rPr>
+          <w:rStyle w:val="Ttulo1Car"/>
+          <w:rFonts w:asciiTheme="minorHAnsi" w:eastAsiaTheme="minorHAnsi" w:hAnsiTheme="minorHAnsi" w:cstheme="minorBidi"/>
+          <w:color w:val="auto"/>
+          <w:sz w:val="24"/>
+          <w:szCs w:val="24"/>
+        </w:rPr>
+        <w:t xml:space="preserve"> donde se cargaran los libros ordenados alfabéticamente, con sus portadas y demás</w:t>
+      </w:r>
+      <w:r>
+        <w:rPr>
+          <w:rStyle w:val="Ttulo1Car"/>
+          <w:rFonts w:asciiTheme="minorHAnsi" w:eastAsiaTheme="minorHAnsi" w:hAnsiTheme="minorHAnsi" w:cstheme="minorBidi"/>
+          <w:color w:val="auto"/>
+          <w:sz w:val="24"/>
+          <w:szCs w:val="24"/>
+        </w:rPr>
+        <w:t xml:space="preserve"> elementos</w:t>
+      </w:r>
+      <w:r>
+        <w:rPr>
+          <w:rStyle w:val="Ttulo1Car"/>
+          <w:rFonts w:asciiTheme="minorHAnsi" w:eastAsiaTheme="minorHAnsi" w:hAnsiTheme="minorHAnsi" w:cstheme="minorBidi"/>
+          <w:color w:val="auto"/>
+          <w:sz w:val="24"/>
+          <w:szCs w:val="24"/>
+        </w:rPr>
+        <w:t>). Esta idea cambió cuando comencé a utilizar componentes</w:t>
+      </w:r>
+      <w:r>
+        <w:rPr>
+          <w:rStyle w:val="Ttulo1Car"/>
+          <w:rFonts w:asciiTheme="minorHAnsi" w:eastAsiaTheme="minorHAnsi" w:hAnsiTheme="minorHAnsi" w:cstheme="minorBidi"/>
+          <w:color w:val="auto"/>
+          <w:sz w:val="24"/>
+          <w:szCs w:val="24"/>
+        </w:rPr>
+        <w:t xml:space="preserve"> en React</w:t>
+      </w:r>
+      <w:r>
+        <w:rPr>
+          <w:rStyle w:val="Ttulo1Car"/>
+          <w:rFonts w:asciiTheme="minorHAnsi" w:eastAsiaTheme="minorHAnsi" w:hAnsiTheme="minorHAnsi" w:cstheme="minorBidi"/>
+          <w:color w:val="auto"/>
+          <w:sz w:val="24"/>
+          <w:szCs w:val="24"/>
+        </w:rPr>
         <w:t>.</w:t>
       </w:r>
     </w:p>
     <w:p>
-      <w:r>
-        <w:rPr>
-          <w:b/>
-          <w:bCs/>
-        </w:rPr>
-        <w:t>Pestaña libros</w:t>
-      </w:r>
-      <w:r>
-        <w:t>: Nueva pestaña que muestra todos los libros de la web. Esta era la antigua página de inicio.</w:t>
-      </w:r>
-    </w:p>
-    <w:p>
-      <w:r>
-        <w:rPr>
-          <w:b/>
-          <w:bCs/>
-        </w:rPr>
-        <w:t>C</w:t>
-      </w:r>
-      <w:r>
-        <w:rPr>
-          <w:b/>
-          <w:bCs/>
-        </w:rPr>
-        <w:t>ategorías, editoriales y autores</w:t>
-      </w:r>
-      <w:r>
-        <w:rPr>
-          <w:b/>
-          <w:bCs/>
-        </w:rPr>
-        <w:t xml:space="preserve">: </w:t>
-      </w:r>
-      <w:r>
-        <w:t xml:space="preserve">He otorgado a estas vistas un diseño </w:t>
-      </w:r>
-      <w:r>
-        <w:t>bastante más complejo que al resto de las vistas. Lamentablemente no he sabido distribuir el tiempo adecuadamente, y no he sido capaz de ofrecer el mismo diseño en el resto de vistas.</w:t>
-      </w:r>
-    </w:p>
-    <w:p/>
-    <w:p>
-      <w:r>
-        <w:br w:type="page"/>
-      </w:r>
-    </w:p>
-    <w:p/>
-    <w:p>
-      <w:pPr>
-        <w:pStyle w:val="Ttulo1"/>
-      </w:pPr>
-      <w:r>
+      <w:pPr>
+        <w:pStyle w:val="Sinespaciado"/>
         <w:rPr>
           <w:rStyle w:val="Ttulo1Car"/>
-        </w:rPr>
-        <w:t>Webgrafia</w:t>
-      </w:r>
-      <w:r>
-        <w:t>:</w:t>
-      </w:r>
-    </w:p>
-    <w:p>
-      <w:r>
-        <w:rPr>
-          <w:highlight w:val="yellow"/>
-        </w:rPr>
-        <w:t>react-oauth</w:t>
-      </w:r>
-      <w:r>
-        <w:rPr>
-          <w:highlight w:val="yellow"/>
-        </w:rPr>
-        <w:t>-</w:t>
-      </w:r>
-      <w:r>
-        <w:rPr>
-          <w:highlight w:val="yellow"/>
-        </w:rPr>
-        <w:t>google</w:t>
-      </w:r>
-    </w:p>
-    <w:p>
-      <w:hyperlink r:id="rId42" w:history="1">
-        <w:r>
-          <w:rPr>
-            <w:rStyle w:val="Hipervnculo"/>
-          </w:rPr>
-          <w:t>https://www.npmjs.com/package/@react-oauth/google</w:t>
-        </w:r>
-      </w:hyperlink>
-    </w:p>
-    <w:p/>
-    <w:p>
-      <w:r>
-        <w:br w:type="page"/>
-      </w:r>
-    </w:p>
-    <w:p/>
-    <w:p/>
-    <w:p>
-      <w:pPr>
-        <w:pStyle w:val="Ttulo2"/>
-      </w:pPr>
-    </w:p>
-    <w:p>
-      <w:pPr>
-        <w:ind w:left="360"/>
-      </w:pPr>
-      <w:r>
-        <w:t>MEJORAS PENDIENTES:</w:t>
-      </w:r>
-    </w:p>
-    <w:p>
-      <w:pPr>
-        <w:ind w:left="360"/>
-      </w:pPr>
-      <w:r>
+          <w:rFonts w:asciiTheme="minorHAnsi" w:eastAsiaTheme="minorHAnsi" w:hAnsiTheme="minorHAnsi" w:cstheme="minorBidi"/>
+          <w:color w:val="auto"/>
+          <w:sz w:val="24"/>
+          <w:szCs w:val="24"/>
+        </w:rPr>
+      </w:pPr>
+      <w:r>
+        <w:rPr>
+          <w:rStyle w:val="Ttulo1Car"/>
+          <w:rFonts w:asciiTheme="minorHAnsi" w:eastAsiaTheme="minorHAnsi" w:hAnsiTheme="minorHAnsi" w:cstheme="minorBidi"/>
+          <w:color w:val="auto"/>
+          <w:sz w:val="24"/>
+          <w:szCs w:val="24"/>
+        </w:rPr>
+        <w:t>En la imagen que muestro a continuación se puede</w:t>
+      </w:r>
+      <w:r>
+        <w:rPr>
+          <w:rStyle w:val="Ttulo1Car"/>
+          <w:rFonts w:asciiTheme="minorHAnsi" w:eastAsiaTheme="minorHAnsi" w:hAnsiTheme="minorHAnsi" w:cstheme="minorBidi"/>
+          <w:color w:val="auto"/>
+          <w:sz w:val="24"/>
+          <w:szCs w:val="24"/>
+        </w:rPr>
+        <w:t xml:space="preserve"> ver</w:t>
+      </w:r>
+      <w:r>
+        <w:rPr>
+          <w:rStyle w:val="Ttulo1Car"/>
+          <w:rFonts w:asciiTheme="minorHAnsi" w:eastAsiaTheme="minorHAnsi" w:hAnsiTheme="minorHAnsi" w:cstheme="minorBidi"/>
+          <w:color w:val="auto"/>
+          <w:sz w:val="24"/>
+          <w:szCs w:val="24"/>
+        </w:rPr>
+        <w:t xml:space="preserve"> </w:t>
+      </w:r>
+      <w:r>
+        <w:rPr>
+          <w:rStyle w:val="Ttulo1Car"/>
+          <w:rFonts w:asciiTheme="minorHAnsi" w:eastAsiaTheme="minorHAnsi" w:hAnsiTheme="minorHAnsi" w:cstheme="minorBidi"/>
+          <w:color w:val="auto"/>
+          <w:sz w:val="24"/>
+          <w:szCs w:val="24"/>
+        </w:rPr>
+        <w:t>como, con un simple componente,</w:t>
+      </w:r>
+      <w:r>
+        <w:rPr>
+          <w:rStyle w:val="Ttulo1Car"/>
+          <w:rFonts w:asciiTheme="minorHAnsi" w:eastAsiaTheme="minorHAnsi" w:hAnsiTheme="minorHAnsi" w:cstheme="minorBidi"/>
+          <w:color w:val="auto"/>
+          <w:sz w:val="24"/>
+          <w:szCs w:val="24"/>
+        </w:rPr>
+        <w:t xml:space="preserve"> </w:t>
+      </w:r>
+      <w:r>
+        <w:rPr>
+          <w:rStyle w:val="Ttulo1Car"/>
+          <w:rFonts w:asciiTheme="minorHAnsi" w:eastAsiaTheme="minorHAnsi" w:hAnsiTheme="minorHAnsi" w:cstheme="minorBidi"/>
+          <w:color w:val="auto"/>
+          <w:sz w:val="24"/>
+          <w:szCs w:val="24"/>
+        </w:rPr>
+        <w:t xml:space="preserve">logro dar un aspecto innovador a la </w:t>
+      </w:r>
+      <w:r>
+        <w:rPr>
+          <w:rStyle w:val="Ttulo1Car"/>
+          <w:rFonts w:asciiTheme="minorHAnsi" w:eastAsiaTheme="minorHAnsi" w:hAnsiTheme="minorHAnsi" w:cstheme="minorBidi"/>
+          <w:color w:val="auto"/>
+          <w:sz w:val="24"/>
+          <w:szCs w:val="24"/>
+        </w:rPr>
+        <w:t>página principal</w:t>
+      </w:r>
+      <w:r>
+        <w:rPr>
+          <w:rStyle w:val="Ttulo1Car"/>
+          <w:rFonts w:asciiTheme="minorHAnsi" w:eastAsiaTheme="minorHAnsi" w:hAnsiTheme="minorHAnsi" w:cstheme="minorBidi"/>
+          <w:color w:val="auto"/>
+          <w:sz w:val="24"/>
+          <w:szCs w:val="24"/>
+        </w:rPr>
+        <w:t xml:space="preserve"> (home)</w:t>
+      </w:r>
+      <w:r>
+        <w:rPr>
+          <w:rStyle w:val="Ttulo1Car"/>
+          <w:rFonts w:asciiTheme="minorHAnsi" w:eastAsiaTheme="minorHAnsi" w:hAnsiTheme="minorHAnsi" w:cstheme="minorBidi"/>
+          <w:color w:val="auto"/>
+          <w:sz w:val="24"/>
+          <w:szCs w:val="24"/>
+        </w:rPr>
+        <w:t>,</w:t>
+      </w:r>
+      <w:r>
+        <w:rPr>
+          <w:rStyle w:val="Ttulo1Car"/>
+          <w:rFonts w:asciiTheme="minorHAnsi" w:eastAsiaTheme="minorHAnsi" w:hAnsiTheme="minorHAnsi" w:cstheme="minorBidi"/>
+          <w:color w:val="auto"/>
+          <w:sz w:val="24"/>
+          <w:szCs w:val="24"/>
+        </w:rPr>
+        <w:t xml:space="preserve"> y lo sencillo que resulta integrarlo en el código.</w:t>
+      </w:r>
+    </w:p>
+    <w:p>
+      <w:pPr>
+        <w:pStyle w:val="Sinespaciado"/>
         <w:rPr>
           <w:noProof/>
         </w:rPr>
+      </w:pPr>
+      <w:r>
+        <w:rPr>
+          <w:noProof/>
+        </w:rPr>
+        <w:t xml:space="preserve"> </w:t>
+      </w:r>
+      <w:r>
+        <w:rPr>
+          <w:rStyle w:val="Ttulo1Car"/>
+          <w:rFonts w:asciiTheme="minorHAnsi" w:eastAsiaTheme="minorHAnsi" w:hAnsiTheme="minorHAnsi" w:cstheme="minorBidi"/>
+          <w:noProof/>
+          <w:color w:val="auto"/>
+          <w:sz w:val="24"/>
+          <w:szCs w:val="24"/>
+        </w:rPr>
         <w:drawing>
-          <wp:inline distT="0" distB="0" distL="0" distR="0" wp14:anchorId="72D5F143" wp14:editId="2A456F1D">
-            <wp:extent cx="5400040" cy="3430270"/>
+          <wp:inline distT="0" distB="0" distL="0" distR="0" wp14:anchorId="7EE30A72" wp14:editId="5F78EB5C">
+            <wp:extent cx="3035991" cy="1965683"/>
             <wp:effectExtent l="0" t="0" r="0" b="0"/>
-            <wp:docPr id="33" name="Imagen 33"/>
+            <wp:docPr id="34" name="Imagen 34"/>
             <wp:cNvGraphicFramePr>
               <a:graphicFrameLocks xmlns:a="http://schemas.openxmlformats.org/drawingml/2006/main" noChangeAspect="1"/>
             </wp:cNvGraphicFramePr>
@@ -9041,6 +9877,1716 @@
                   <pic:spPr>
                     <a:xfrm>
                       <a:off x="0" y="0"/>
+                      <a:ext cx="3045953" cy="1972133"/>
+                    </a:xfrm>
+                    <a:prstGeom prst="rect">
+                      <a:avLst/>
+                    </a:prstGeom>
+                  </pic:spPr>
+                </pic:pic>
+              </a:graphicData>
+            </a:graphic>
+          </wp:inline>
+        </w:drawing>
+      </w:r>
+    </w:p>
+    <w:p>
+      <w:pPr>
+        <w:pStyle w:val="Sinespaciado"/>
+        <w:rPr>
+          <w:noProof/>
+        </w:rPr>
+      </w:pPr>
+    </w:p>
+    <w:p>
+      <w:pPr>
+        <w:pStyle w:val="Sinespaciado"/>
+        <w:rPr>
+          <w:rStyle w:val="Ttulo1Car"/>
+          <w:rFonts w:asciiTheme="minorHAnsi" w:eastAsiaTheme="minorHAnsi" w:hAnsiTheme="minorHAnsi" w:cstheme="minorBidi"/>
+          <w:color w:val="auto"/>
+          <w:sz w:val="24"/>
+          <w:szCs w:val="24"/>
+        </w:rPr>
+      </w:pPr>
+      <w:r>
+        <w:rPr>
+          <w:noProof/>
+        </w:rPr>
+        <w:t>Componentes:</w:t>
+      </w:r>
+    </w:p>
+    <w:p>
+      <w:pPr>
+        <w:pStyle w:val="Sinespaciado"/>
+        <w:rPr>
+          <w:rStyle w:val="Ttulo1Car"/>
+          <w:rFonts w:asciiTheme="minorHAnsi" w:eastAsiaTheme="minorHAnsi" w:hAnsiTheme="minorHAnsi" w:cstheme="minorBidi"/>
+          <w:color w:val="auto"/>
+          <w:sz w:val="24"/>
+          <w:szCs w:val="24"/>
+        </w:rPr>
+      </w:pPr>
+    </w:p>
+    <w:p>
+      <w:pPr>
+        <w:pStyle w:val="Sinespaciado"/>
+        <w:rPr>
+          <w:rStyle w:val="Ttulo1Car"/>
+          <w:rFonts w:asciiTheme="minorHAnsi" w:eastAsiaTheme="minorHAnsi" w:hAnsiTheme="minorHAnsi" w:cstheme="minorBidi"/>
+          <w:color w:val="auto"/>
+          <w:sz w:val="24"/>
+          <w:szCs w:val="24"/>
+        </w:rPr>
+      </w:pPr>
+      <w:r>
+        <w:rPr>
+          <w:rStyle w:val="Ttulo1Car"/>
+          <w:rFonts w:asciiTheme="minorHAnsi" w:eastAsiaTheme="minorHAnsi" w:hAnsiTheme="minorHAnsi" w:cstheme="minorBidi"/>
+          <w:color w:val="auto"/>
+          <w:sz w:val="24"/>
+          <w:szCs w:val="24"/>
+        </w:rPr>
+        <w:t>El componente carruselLibros</w:t>
+      </w:r>
+      <w:r>
+        <w:rPr>
+          <w:rStyle w:val="Ttulo1Car"/>
+          <w:rFonts w:asciiTheme="minorHAnsi" w:eastAsiaTheme="minorHAnsi" w:hAnsiTheme="minorHAnsi" w:cstheme="minorBidi"/>
+          <w:color w:val="auto"/>
+          <w:sz w:val="24"/>
+          <w:szCs w:val="24"/>
+        </w:rPr>
+        <w:t xml:space="preserve"> acepta por parámetros </w:t>
+      </w:r>
+      <w:r>
+        <w:rPr>
+          <w:rStyle w:val="Ttulo1Car"/>
+          <w:rFonts w:asciiTheme="minorHAnsi" w:eastAsiaTheme="minorHAnsi" w:hAnsiTheme="minorHAnsi" w:cstheme="minorBidi"/>
+          <w:color w:val="auto"/>
+          <w:sz w:val="24"/>
+          <w:szCs w:val="24"/>
+        </w:rPr>
+        <w:t>un</w:t>
+      </w:r>
+      <w:r>
+        <w:rPr>
+          <w:rStyle w:val="Ttulo1Car"/>
+          <w:rFonts w:asciiTheme="minorHAnsi" w:eastAsiaTheme="minorHAnsi" w:hAnsiTheme="minorHAnsi" w:cstheme="minorBidi"/>
+          <w:color w:val="auto"/>
+          <w:sz w:val="24"/>
+          <w:szCs w:val="24"/>
+        </w:rPr>
+        <w:t xml:space="preserve"> objeto </w:t>
+      </w:r>
+      <w:r>
+        <w:rPr>
+          <w:rStyle w:val="Ttulo1Car"/>
+          <w:rFonts w:asciiTheme="minorHAnsi" w:eastAsiaTheme="minorHAnsi" w:hAnsiTheme="minorHAnsi" w:cstheme="minorBidi"/>
+          <w:color w:val="auto"/>
+          <w:sz w:val="24"/>
+          <w:szCs w:val="24"/>
+        </w:rPr>
+        <w:t>que contiene los libros que debe mostrar</w:t>
+      </w:r>
+      <w:r>
+        <w:rPr>
+          <w:rStyle w:val="Ttulo1Car"/>
+          <w:rFonts w:asciiTheme="minorHAnsi" w:eastAsiaTheme="minorHAnsi" w:hAnsiTheme="minorHAnsi" w:cstheme="minorBidi"/>
+          <w:color w:val="auto"/>
+          <w:sz w:val="24"/>
+          <w:szCs w:val="24"/>
+        </w:rPr>
+        <w:t xml:space="preserve"> </w:t>
+      </w:r>
+      <w:r>
+        <w:rPr>
+          <w:rStyle w:val="Ttulo1Car"/>
+          <w:rFonts w:asciiTheme="minorHAnsi" w:eastAsiaTheme="minorHAnsi" w:hAnsiTheme="minorHAnsi" w:cstheme="minorBidi"/>
+          <w:color w:val="auto"/>
+          <w:sz w:val="24"/>
+          <w:szCs w:val="24"/>
+        </w:rPr>
+        <w:t xml:space="preserve">y luego se encarga de estructurar </w:t>
+      </w:r>
+      <w:r>
+        <w:rPr>
+          <w:rStyle w:val="Ttulo1Car"/>
+          <w:rFonts w:asciiTheme="minorHAnsi" w:eastAsiaTheme="minorHAnsi" w:hAnsiTheme="minorHAnsi" w:cstheme="minorBidi"/>
+          <w:color w:val="auto"/>
+          <w:sz w:val="24"/>
+          <w:szCs w:val="24"/>
+        </w:rPr>
+        <w:t xml:space="preserve">los elementos </w:t>
+      </w:r>
+      <w:r>
+        <w:rPr>
+          <w:rStyle w:val="Ttulo1Car"/>
+          <w:rFonts w:asciiTheme="minorHAnsi" w:eastAsiaTheme="minorHAnsi" w:hAnsiTheme="minorHAnsi" w:cstheme="minorBidi"/>
+          <w:color w:val="auto"/>
+          <w:sz w:val="24"/>
+          <w:szCs w:val="24"/>
+        </w:rPr>
+        <w:t>y alinearlo</w:t>
+      </w:r>
+      <w:r>
+        <w:rPr>
+          <w:rStyle w:val="Ttulo1Car"/>
+          <w:rFonts w:asciiTheme="minorHAnsi" w:eastAsiaTheme="minorHAnsi" w:hAnsiTheme="minorHAnsi" w:cstheme="minorBidi"/>
+          <w:color w:val="auto"/>
+          <w:sz w:val="24"/>
+          <w:szCs w:val="24"/>
+        </w:rPr>
+        <w:t>s</w:t>
+      </w:r>
+      <w:r>
+        <w:rPr>
+          <w:rStyle w:val="Ttulo1Car"/>
+          <w:rFonts w:asciiTheme="minorHAnsi" w:eastAsiaTheme="minorHAnsi" w:hAnsiTheme="minorHAnsi" w:cstheme="minorBidi"/>
+          <w:color w:val="auto"/>
+          <w:sz w:val="24"/>
+          <w:szCs w:val="24"/>
+        </w:rPr>
+        <w:t xml:space="preserve"> horizontalmente. </w:t>
+      </w:r>
+    </w:p>
+    <w:p>
+      <w:pPr>
+        <w:pStyle w:val="Sinespaciado"/>
+        <w:rPr>
+          <w:rStyle w:val="Ttulo1Car"/>
+          <w:rFonts w:asciiTheme="minorHAnsi" w:eastAsiaTheme="minorHAnsi" w:hAnsiTheme="minorHAnsi" w:cstheme="minorBidi"/>
+          <w:color w:val="auto"/>
+          <w:sz w:val="24"/>
+          <w:szCs w:val="24"/>
+        </w:rPr>
+      </w:pPr>
+    </w:p>
+    <w:p>
+      <w:pPr>
+        <w:pStyle w:val="Sinespaciado"/>
+        <w:rPr>
+          <w:rStyle w:val="Ttulo1Car"/>
+          <w:rFonts w:asciiTheme="minorHAnsi" w:eastAsiaTheme="minorHAnsi" w:hAnsiTheme="minorHAnsi" w:cstheme="minorBidi"/>
+          <w:color w:val="auto"/>
+          <w:sz w:val="24"/>
+          <w:szCs w:val="24"/>
+        </w:rPr>
+      </w:pPr>
+      <w:r>
+        <w:rPr>
+          <w:rStyle w:val="Ttulo1Car"/>
+          <w:rFonts w:asciiTheme="minorHAnsi" w:eastAsiaTheme="minorHAnsi" w:hAnsiTheme="minorHAnsi" w:cstheme="minorBidi"/>
+          <w:color w:val="auto"/>
+          <w:sz w:val="24"/>
+          <w:szCs w:val="24"/>
+        </w:rPr>
+        <w:t>P</w:t>
+      </w:r>
+      <w:r>
+        <w:rPr>
+          <w:rStyle w:val="Ttulo1Car"/>
+          <w:rFonts w:asciiTheme="minorHAnsi" w:eastAsiaTheme="minorHAnsi" w:hAnsiTheme="minorHAnsi" w:cstheme="minorBidi"/>
+          <w:color w:val="auto"/>
+          <w:sz w:val="24"/>
+          <w:szCs w:val="24"/>
+        </w:rPr>
+        <w:t xml:space="preserve">uedo llamar a este componente </w:t>
+      </w:r>
+      <w:r>
+        <w:rPr>
+          <w:rStyle w:val="Ttulo1Car"/>
+          <w:rFonts w:asciiTheme="minorHAnsi" w:eastAsiaTheme="minorHAnsi" w:hAnsiTheme="minorHAnsi" w:cstheme="minorBidi"/>
+          <w:color w:val="auto"/>
+          <w:sz w:val="24"/>
+          <w:szCs w:val="24"/>
+        </w:rPr>
+        <w:t>las veces que necesite pasándole el listado de libros</w:t>
+      </w:r>
+      <w:r>
+        <w:rPr>
+          <w:rStyle w:val="Ttulo1Car"/>
+          <w:rFonts w:asciiTheme="minorHAnsi" w:eastAsiaTheme="minorHAnsi" w:hAnsiTheme="minorHAnsi" w:cstheme="minorBidi"/>
+          <w:color w:val="auto"/>
+          <w:sz w:val="24"/>
+          <w:szCs w:val="24"/>
+        </w:rPr>
+        <w:t xml:space="preserve"> filtrados por categorías, editoriales, top ventas y demás</w:t>
+      </w:r>
+      <w:r>
+        <w:rPr>
+          <w:rStyle w:val="Ttulo1Car"/>
+          <w:rFonts w:asciiTheme="minorHAnsi" w:eastAsiaTheme="minorHAnsi" w:hAnsiTheme="minorHAnsi" w:cstheme="minorBidi"/>
+          <w:color w:val="auto"/>
+          <w:sz w:val="24"/>
+          <w:szCs w:val="24"/>
+        </w:rPr>
+        <w:t xml:space="preserve">. </w:t>
+      </w:r>
+      <w:r>
+        <w:rPr>
+          <w:rStyle w:val="Ttulo1Car"/>
+          <w:rFonts w:asciiTheme="minorHAnsi" w:eastAsiaTheme="minorHAnsi" w:hAnsiTheme="minorHAnsi" w:cstheme="minorBidi"/>
+          <w:color w:val="auto"/>
+          <w:sz w:val="24"/>
+          <w:szCs w:val="24"/>
+        </w:rPr>
+        <w:t>Es altamente reutilizable.</w:t>
+      </w:r>
+    </w:p>
+    <w:p>
+      <w:pPr>
+        <w:pStyle w:val="Sinespaciado"/>
+        <w:rPr>
+          <w:rStyle w:val="Ttulo1Car"/>
+          <w:rFonts w:asciiTheme="minorHAnsi" w:eastAsiaTheme="minorHAnsi" w:hAnsiTheme="minorHAnsi" w:cstheme="minorBidi"/>
+          <w:color w:val="auto"/>
+          <w:sz w:val="24"/>
+          <w:szCs w:val="24"/>
+        </w:rPr>
+      </w:pPr>
+      <w:r>
+        <w:rPr>
+          <w:rStyle w:val="Ttulo1Car"/>
+          <w:rFonts w:asciiTheme="minorHAnsi" w:eastAsiaTheme="minorHAnsi" w:hAnsiTheme="minorHAnsi" w:cstheme="minorBidi"/>
+          <w:color w:val="auto"/>
+          <w:sz w:val="24"/>
+          <w:szCs w:val="24"/>
+        </w:rPr>
+        <w:t>Se utiliza en las siguientes vistas: Página principal, categorías y editoriales</w:t>
+      </w:r>
+    </w:p>
+    <w:p/>
+    <w:p>
+      <w:pPr>
+        <w:pStyle w:val="Ttulo2"/>
+        <w:numPr>
+          <w:ilvl w:val="0"/>
+          <w:numId w:val="29"/>
+        </w:numPr>
+      </w:pPr>
+      <w:r>
+        <w:t>Scroll infinito</w:t>
+      </w:r>
+    </w:p>
+    <w:p>
+      <w:pPr>
+        <w:pStyle w:val="Sinespaciado"/>
+        <w:ind w:firstLine="360"/>
+      </w:pPr>
+      <w:r>
+        <w:t xml:space="preserve">Tras varios cambios visuales, en las vistas categorías y editoriales me decanté por utilizar scroll infinito: </w:t>
+      </w:r>
+    </w:p>
+    <w:p>
+      <w:pPr>
+        <w:pStyle w:val="Sinespaciado"/>
+        <w:ind w:firstLine="360"/>
+      </w:pPr>
+      <w:r>
+        <w:t>Motivo: La página de categorías carga un carrusel de libros por cada categoría, y cada carrusel carga quince libros. Cargar doce categorías de golpe sobrecargaba el servidor y hacia que la navegación fuera lenta.</w:t>
+      </w:r>
+      <w:r>
+        <w:t xml:space="preserve"> Lo mismo ocurre con las editoriales.</w:t>
+      </w:r>
+    </w:p>
+    <w:p>
+      <w:pPr>
+        <w:pStyle w:val="Sinespaciado"/>
+        <w:ind w:firstLine="360"/>
+      </w:pPr>
+      <w:r>
+        <w:t xml:space="preserve">En estos dos casos anteriores descarté la paginación por un tema meramente visual. </w:t>
+      </w:r>
+    </w:p>
+    <w:p/>
+    <w:p/>
+    <w:p>
+      <w:pPr>
+        <w:pStyle w:val="Ttulo1"/>
+      </w:pPr>
+      <w:r>
+        <w:lastRenderedPageBreak/>
+        <w:t>Propuestas de mejora</w:t>
+      </w:r>
+    </w:p>
+    <w:p>
+      <w:pPr>
+        <w:pStyle w:val="Ttulo2"/>
+        <w:numPr>
+          <w:ilvl w:val="0"/>
+          <w:numId w:val="30"/>
+        </w:numPr>
+      </w:pPr>
+      <w:r>
+        <w:t>Traducción a varios idiomas:</w:t>
+      </w:r>
+    </w:p>
+    <w:p>
+      <w:r>
+        <w:tab/>
+        <w:t xml:space="preserve">Dado </w:t>
+      </w:r>
+      <w:r>
+        <w:t>casi todo</w:t>
+      </w:r>
+      <w:r>
+        <w:t xml:space="preserve"> el texto de la aplicación se encuentra almacenado en variables globales</w:t>
+      </w:r>
+      <w:r>
+        <w:t>,</w:t>
+      </w:r>
+      <w:r>
+        <w:t xml:space="preserve"> sería una mejora interesante encontrar la forma de utilizar archivos de idiomas</w:t>
+      </w:r>
+      <w:r>
+        <w:t xml:space="preserve"> para realizar las traducciones. He leído</w:t>
+      </w:r>
+      <w:r>
+        <w:t>, por ejemplo,</w:t>
+      </w:r>
+      <w:r>
+        <w:t xml:space="preserve"> que existen </w:t>
+      </w:r>
+      <w:r>
+        <w:t>frameworks o libresias como</w:t>
+      </w:r>
+      <w:r>
+        <w:t xml:space="preserve"> i18next</w:t>
+      </w:r>
+      <w:r>
+        <w:t xml:space="preserve">.  i18next es </w:t>
+      </w:r>
+      <w:r>
+        <w:t>extremadamente flexible, tiene soporte para plugins (detección de idioma, carga de archivos externos) y funciona tanto en el backend (Node.js/Express) como en el frontend (React, Vue, Angular).</w:t>
+      </w:r>
+    </w:p>
+    <w:p>
+      <w:pPr>
+        <w:pStyle w:val="Ttulo2"/>
+        <w:numPr>
+          <w:ilvl w:val="0"/>
+          <w:numId w:val="30"/>
+        </w:numPr>
+      </w:pPr>
+      <w:r>
+        <w:t>Panel de administrador</w:t>
+      </w:r>
+    </w:p>
+    <w:p>
+      <w:pPr>
+        <w:ind w:firstLine="360"/>
+      </w:pPr>
+      <w:r>
+        <w:t xml:space="preserve">Una mejora interesante </w:t>
+      </w:r>
+      <w:r>
+        <w:t xml:space="preserve">sería </w:t>
+      </w:r>
+      <w:r>
+        <w:t>poner un panel o banner con las herramientas administrativas para que el usuario administrador las tenga a mano. Actualmente solo puede acceder a ellas mediante el navbar.</w:t>
+      </w:r>
+    </w:p>
+    <w:p>
+      <w:pPr>
+        <w:pStyle w:val="Ttulo2"/>
+        <w:numPr>
+          <w:ilvl w:val="0"/>
+          <w:numId w:val="30"/>
+        </w:numPr>
+      </w:pPr>
+      <w:r>
+        <w:t xml:space="preserve">Control de stock </w:t>
+      </w:r>
+    </w:p>
+    <w:p>
+      <w:pPr>
+        <w:pStyle w:val="Sinespaciado"/>
+        <w:rPr>
+          <w:rStyle w:val="Ttulo1Car"/>
+          <w:rFonts w:asciiTheme="minorHAnsi" w:eastAsiaTheme="minorHAnsi" w:hAnsiTheme="minorHAnsi" w:cstheme="minorBidi"/>
+          <w:color w:val="auto"/>
+          <w:sz w:val="24"/>
+          <w:szCs w:val="24"/>
+        </w:rPr>
+      </w:pPr>
+    </w:p>
+    <w:p>
+      <w:pPr>
+        <w:pStyle w:val="Sinespaciado"/>
+        <w:ind w:firstLine="360"/>
+        <w:rPr>
+          <w:rStyle w:val="Ttulo1Car"/>
+          <w:rFonts w:asciiTheme="minorHAnsi" w:eastAsiaTheme="minorHAnsi" w:hAnsiTheme="minorHAnsi" w:cstheme="minorBidi"/>
+          <w:color w:val="auto"/>
+          <w:sz w:val="24"/>
+          <w:szCs w:val="24"/>
+        </w:rPr>
+      </w:pPr>
+      <w:r>
+        <w:rPr>
+          <w:rStyle w:val="Ttulo1Car"/>
+          <w:rFonts w:asciiTheme="minorHAnsi" w:eastAsiaTheme="minorHAnsi" w:hAnsiTheme="minorHAnsi" w:cstheme="minorBidi"/>
+          <w:color w:val="auto"/>
+          <w:sz w:val="24"/>
+          <w:szCs w:val="24"/>
+        </w:rPr>
+        <w:t xml:space="preserve">Debo implementar un sistema para controlar el stock de los libros que se venden a través de la web. Por ejemplo, en la página 'nuestro catálogo', en la vista de editores, mostrar 'stock disponible' de cada libro, con la opción de modificarlo. Entonces siempre que se </w:t>
+      </w:r>
+      <w:r>
+        <w:rPr>
+          <w:rStyle w:val="Ttulo1Car"/>
+          <w:rFonts w:asciiTheme="minorHAnsi" w:eastAsiaTheme="minorHAnsi" w:hAnsiTheme="minorHAnsi" w:cstheme="minorBidi"/>
+          <w:color w:val="auto"/>
+          <w:sz w:val="24"/>
+          <w:szCs w:val="24"/>
+        </w:rPr>
+        <w:t>produzcan</w:t>
+      </w:r>
+      <w:r>
+        <w:rPr>
+          <w:rStyle w:val="Ttulo1Car"/>
+          <w:rFonts w:asciiTheme="minorHAnsi" w:eastAsiaTheme="minorHAnsi" w:hAnsiTheme="minorHAnsi" w:cstheme="minorBidi"/>
+          <w:color w:val="auto"/>
+          <w:sz w:val="24"/>
+          <w:szCs w:val="24"/>
+        </w:rPr>
+        <w:t xml:space="preserve"> ventas restar </w:t>
+      </w:r>
+      <w:r>
+        <w:rPr>
+          <w:rStyle w:val="Ttulo1Car"/>
+          <w:rFonts w:asciiTheme="minorHAnsi" w:eastAsiaTheme="minorHAnsi" w:hAnsiTheme="minorHAnsi" w:cstheme="minorBidi"/>
+          <w:color w:val="auto"/>
+          <w:sz w:val="24"/>
+          <w:szCs w:val="24"/>
+        </w:rPr>
+        <w:t>las unidades del</w:t>
+      </w:r>
+      <w:r>
+        <w:rPr>
+          <w:rStyle w:val="Ttulo1Car"/>
+          <w:rFonts w:asciiTheme="minorHAnsi" w:eastAsiaTheme="minorHAnsi" w:hAnsiTheme="minorHAnsi" w:cstheme="minorBidi"/>
+          <w:color w:val="auto"/>
+          <w:sz w:val="24"/>
+          <w:szCs w:val="24"/>
+        </w:rPr>
+        <w:t xml:space="preserve"> stock.</w:t>
+      </w:r>
+    </w:p>
+    <w:p>
+      <w:pPr>
+        <w:pStyle w:val="Sinespaciado"/>
+        <w:rPr>
+          <w:rStyle w:val="Ttulo1Car"/>
+          <w:rFonts w:asciiTheme="minorHAnsi" w:eastAsiaTheme="minorHAnsi" w:hAnsiTheme="minorHAnsi" w:cstheme="minorBidi"/>
+          <w:color w:val="auto"/>
+          <w:sz w:val="24"/>
+          <w:szCs w:val="24"/>
+        </w:rPr>
+      </w:pPr>
+      <w:r>
+        <w:rPr>
+          <w:rStyle w:val="Ttulo1Car"/>
+          <w:rFonts w:asciiTheme="minorHAnsi" w:eastAsiaTheme="minorHAnsi" w:hAnsiTheme="minorHAnsi" w:cstheme="minorBidi"/>
+          <w:color w:val="auto"/>
+          <w:sz w:val="24"/>
+          <w:szCs w:val="24"/>
+        </w:rPr>
+        <w:t>Para implementarlo se podría crear una nueva colección en MongoDB: fecha de compra, número de unidades vendidas, usuario y id del libro.</w:t>
+      </w:r>
+    </w:p>
+    <w:p>
+      <w:pPr>
+        <w:pStyle w:val="Sinespaciado"/>
+        <w:rPr>
+          <w:rStyle w:val="Ttulo1Car"/>
+          <w:rFonts w:asciiTheme="minorHAnsi" w:eastAsiaTheme="minorHAnsi" w:hAnsiTheme="minorHAnsi" w:cstheme="minorBidi"/>
+          <w:color w:val="auto"/>
+          <w:sz w:val="24"/>
+          <w:szCs w:val="24"/>
+        </w:rPr>
+      </w:pPr>
+      <w:r>
+        <w:rPr>
+          <w:rStyle w:val="Ttulo1Car"/>
+          <w:rFonts w:asciiTheme="minorHAnsi" w:eastAsiaTheme="minorHAnsi" w:hAnsiTheme="minorHAnsi" w:cstheme="minorBidi"/>
+          <w:color w:val="auto"/>
+          <w:sz w:val="24"/>
+          <w:szCs w:val="24"/>
+        </w:rPr>
+        <w:t>En la colección libros habría un nuevo campo llamado stock.</w:t>
+      </w:r>
+    </w:p>
+    <w:p>
+      <w:pPr>
+        <w:pStyle w:val="Ttulo2"/>
+        <w:numPr>
+          <w:ilvl w:val="0"/>
+          <w:numId w:val="30"/>
+        </w:numPr>
+        <w:rPr>
+          <w:rStyle w:val="Ttulo1Car"/>
+          <w:sz w:val="32"/>
+          <w:szCs w:val="32"/>
+        </w:rPr>
+      </w:pPr>
+      <w:r>
+        <w:rPr>
+          <w:rStyle w:val="Ttulo1Car"/>
+          <w:sz w:val="32"/>
+          <w:szCs w:val="32"/>
+        </w:rPr>
+        <w:t>Borrar cuenta</w:t>
+      </w:r>
+    </w:p>
+    <w:p>
+      <w:pPr>
+        <w:pStyle w:val="Sinespaciado"/>
+        <w:ind w:firstLine="360"/>
+        <w:rPr>
+          <w:rStyle w:val="Ttulo1Car"/>
+          <w:rFonts w:asciiTheme="minorHAnsi" w:eastAsiaTheme="minorHAnsi" w:hAnsiTheme="minorHAnsi" w:cstheme="minorBidi"/>
+          <w:color w:val="auto"/>
+          <w:sz w:val="24"/>
+          <w:szCs w:val="24"/>
+        </w:rPr>
+      </w:pPr>
+      <w:r>
+        <w:rPr>
+          <w:rStyle w:val="Ttulo1Car"/>
+          <w:rFonts w:asciiTheme="minorHAnsi" w:eastAsiaTheme="minorHAnsi" w:hAnsiTheme="minorHAnsi" w:cstheme="minorBidi"/>
+          <w:color w:val="auto"/>
+          <w:sz w:val="24"/>
+          <w:szCs w:val="24"/>
+        </w:rPr>
+        <w:t>Debería crear una colección en MongoDB llamado usuariosEliminados y en ella guardar una copia de los datos de todos los usuarios eliminados y dar la opción de restaurarlos desde el panel de administrador.</w:t>
+      </w:r>
+    </w:p>
+    <w:p>
+      <w:pPr>
+        <w:pStyle w:val="Sinespaciado"/>
+        <w:rPr>
+          <w:rStyle w:val="Ttulo1Car"/>
+          <w:rFonts w:asciiTheme="minorHAnsi" w:eastAsiaTheme="minorHAnsi" w:hAnsiTheme="minorHAnsi" w:cstheme="minorBidi"/>
+          <w:color w:val="auto"/>
+          <w:sz w:val="24"/>
+          <w:szCs w:val="24"/>
+        </w:rPr>
+      </w:pPr>
+      <w:r>
+        <w:rPr>
+          <w:rStyle w:val="Ttulo1Car"/>
+          <w:rFonts w:asciiTheme="minorHAnsi" w:eastAsiaTheme="minorHAnsi" w:hAnsiTheme="minorHAnsi" w:cstheme="minorBidi"/>
+          <w:color w:val="auto"/>
+          <w:sz w:val="24"/>
+          <w:szCs w:val="24"/>
+        </w:rPr>
+        <w:t>Por lo tanto al eliminar un usuario este solo debería pasar a figurar como inactivo.</w:t>
+      </w:r>
+    </w:p>
+    <w:p>
+      <w:pPr>
+        <w:pStyle w:val="Sinespaciado"/>
+        <w:rPr>
+          <w:rStyle w:val="Ttulo1Car"/>
+          <w:rFonts w:asciiTheme="minorHAnsi" w:eastAsiaTheme="minorHAnsi" w:hAnsiTheme="minorHAnsi" w:cstheme="minorBidi"/>
+          <w:color w:val="auto"/>
+          <w:sz w:val="24"/>
+          <w:szCs w:val="24"/>
+        </w:rPr>
+      </w:pPr>
+      <w:r>
+        <w:rPr>
+          <w:rStyle w:val="Ttulo1Car"/>
+          <w:rFonts w:asciiTheme="minorHAnsi" w:eastAsiaTheme="minorHAnsi" w:hAnsiTheme="minorHAnsi" w:cstheme="minorBidi"/>
+          <w:color w:val="auto"/>
+          <w:sz w:val="24"/>
+          <w:szCs w:val="24"/>
+        </w:rPr>
+        <w:t>Desde el panel de usuario se tendría que dar la opción de borrar cuenta. Si se borra la cuenta un usuario esta tendría que pasar a estar inactiva e inaccesible.</w:t>
+      </w:r>
+    </w:p>
+    <w:p>
+      <w:pPr>
+        <w:pStyle w:val="Sinespaciado"/>
+        <w:rPr>
+          <w:rStyle w:val="Ttulo1Car"/>
+          <w:rFonts w:asciiTheme="minorHAnsi" w:eastAsiaTheme="minorHAnsi" w:hAnsiTheme="minorHAnsi" w:cstheme="minorBidi"/>
+          <w:color w:val="auto"/>
+          <w:sz w:val="24"/>
+          <w:szCs w:val="24"/>
+        </w:rPr>
+      </w:pPr>
+      <w:r>
+        <w:rPr>
+          <w:rStyle w:val="Ttulo1Car"/>
+          <w:rFonts w:asciiTheme="minorHAnsi" w:eastAsiaTheme="minorHAnsi" w:hAnsiTheme="minorHAnsi" w:cstheme="minorBidi"/>
+          <w:color w:val="auto"/>
+          <w:sz w:val="24"/>
+          <w:szCs w:val="24"/>
+        </w:rPr>
+        <w:t xml:space="preserve">El usuario administrador debe poder gestionar las cuentas inactivas. </w:t>
+      </w:r>
+    </w:p>
+    <w:p>
+      <w:pPr>
+        <w:pStyle w:val="Sinespaciado"/>
+        <w:rPr>
+          <w:rStyle w:val="Ttulo1Car"/>
+          <w:rFonts w:asciiTheme="minorHAnsi" w:eastAsiaTheme="minorHAnsi" w:hAnsiTheme="minorHAnsi" w:cstheme="minorBidi"/>
+          <w:color w:val="auto"/>
+          <w:sz w:val="24"/>
+          <w:szCs w:val="24"/>
+        </w:rPr>
+      </w:pPr>
+    </w:p>
+    <w:p>
+      <w:pPr>
+        <w:pStyle w:val="Ttulo2"/>
+        <w:numPr>
+          <w:ilvl w:val="0"/>
+          <w:numId w:val="30"/>
+        </w:numPr>
+        <w:rPr>
+          <w:rStyle w:val="Ttulo1Car"/>
+          <w:sz w:val="32"/>
+          <w:szCs w:val="32"/>
+        </w:rPr>
+      </w:pPr>
+      <w:r>
+        <w:rPr>
+          <w:rStyle w:val="Ttulo1Car"/>
+          <w:sz w:val="32"/>
+          <w:szCs w:val="32"/>
+        </w:rPr>
+        <w:t>Al registrarse:</w:t>
+      </w:r>
+    </w:p>
+    <w:p>
+      <w:pPr>
+        <w:pStyle w:val="Sinespaciado"/>
+        <w:ind w:firstLine="360"/>
+        <w:rPr>
+          <w:rStyle w:val="Ttulo1Car"/>
+          <w:rFonts w:asciiTheme="minorHAnsi" w:eastAsiaTheme="minorHAnsi" w:hAnsiTheme="minorHAnsi" w:cstheme="minorBidi"/>
+          <w:color w:val="auto"/>
+          <w:sz w:val="24"/>
+          <w:szCs w:val="24"/>
+        </w:rPr>
+      </w:pPr>
+      <w:r>
+        <w:rPr>
+          <w:rStyle w:val="Ttulo1Car"/>
+          <w:rFonts w:asciiTheme="minorHAnsi" w:eastAsiaTheme="minorHAnsi" w:hAnsiTheme="minorHAnsi" w:cstheme="minorBidi"/>
+          <w:color w:val="auto"/>
+          <w:sz w:val="24"/>
+          <w:szCs w:val="24"/>
+        </w:rPr>
+        <w:t>Cuando un usuario se registra se debería mandar un correo electrónico para validar la dirección de correo asociada a la cuenta.</w:t>
+      </w:r>
+    </w:p>
+    <w:p>
+      <w:pPr>
+        <w:pStyle w:val="Sinespaciado"/>
+        <w:rPr>
+          <w:rStyle w:val="Ttulo1Car"/>
+          <w:rFonts w:asciiTheme="minorHAnsi" w:eastAsiaTheme="minorHAnsi" w:hAnsiTheme="minorHAnsi" w:cstheme="minorBidi"/>
+          <w:color w:val="auto"/>
+          <w:sz w:val="24"/>
+          <w:szCs w:val="24"/>
+        </w:rPr>
+      </w:pPr>
+      <w:r>
+        <w:rPr>
+          <w:rStyle w:val="Ttulo1Car"/>
+          <w:rFonts w:asciiTheme="minorHAnsi" w:eastAsiaTheme="minorHAnsi" w:hAnsiTheme="minorHAnsi" w:cstheme="minorBidi"/>
+          <w:color w:val="auto"/>
+          <w:sz w:val="24"/>
+          <w:szCs w:val="24"/>
+        </w:rPr>
+        <w:t>Recuperar una cuenta que ha sido eliminado.</w:t>
+      </w:r>
+    </w:p>
+    <w:p>
+      <w:pPr>
+        <w:pStyle w:val="Sinespaciado"/>
+        <w:ind w:firstLine="708"/>
+        <w:rPr>
+          <w:rStyle w:val="Ttulo1Car"/>
+          <w:rFonts w:asciiTheme="minorHAnsi" w:eastAsiaTheme="minorHAnsi" w:hAnsiTheme="minorHAnsi" w:cstheme="minorBidi"/>
+          <w:color w:val="auto"/>
+          <w:sz w:val="24"/>
+          <w:szCs w:val="24"/>
+        </w:rPr>
+      </w:pPr>
+      <w:r>
+        <w:rPr>
+          <w:rStyle w:val="Ttulo1Car"/>
+          <w:rFonts w:asciiTheme="minorHAnsi" w:eastAsiaTheme="minorHAnsi" w:hAnsiTheme="minorHAnsi" w:cstheme="minorBidi"/>
+          <w:color w:val="auto"/>
+          <w:sz w:val="24"/>
+          <w:szCs w:val="24"/>
+        </w:rPr>
+        <w:t xml:space="preserve">Si el usuario que ha borrado su cuenta vuelve registrarse en la web con el mismo correo electrónico debe aparecer un mensaje diciéndole que ya tiene una cuenta en la página web y preguntarle si quiere habilitarla. </w:t>
+      </w:r>
+    </w:p>
+    <w:p>
+      <w:pPr>
+        <w:pStyle w:val="Sinespaciado"/>
+        <w:rPr>
+          <w:rStyle w:val="Ttulo1Car"/>
+          <w:rFonts w:asciiTheme="minorHAnsi" w:eastAsiaTheme="minorHAnsi" w:hAnsiTheme="minorHAnsi" w:cstheme="minorBidi"/>
+          <w:color w:val="auto"/>
+          <w:sz w:val="24"/>
+          <w:szCs w:val="24"/>
+        </w:rPr>
+      </w:pPr>
+      <w:r>
+        <w:rPr>
+          <w:rStyle w:val="Ttulo1Car"/>
+          <w:rFonts w:asciiTheme="minorHAnsi" w:eastAsiaTheme="minorHAnsi" w:hAnsiTheme="minorHAnsi" w:cstheme="minorBidi"/>
+          <w:color w:val="auto"/>
+          <w:sz w:val="24"/>
+          <w:szCs w:val="24"/>
+        </w:rPr>
+        <w:lastRenderedPageBreak/>
+        <w:t xml:space="preserve">Inicio de sesión cuenta admin. </w:t>
+      </w:r>
+    </w:p>
+    <w:p>
+      <w:pPr>
+        <w:pStyle w:val="Sinespaciado"/>
+        <w:rPr>
+          <w:rStyle w:val="Ttulo1Car"/>
+          <w:rFonts w:asciiTheme="minorHAnsi" w:eastAsiaTheme="minorHAnsi" w:hAnsiTheme="minorHAnsi" w:cstheme="minorBidi"/>
+          <w:color w:val="auto"/>
+          <w:sz w:val="24"/>
+          <w:szCs w:val="24"/>
+        </w:rPr>
+      </w:pPr>
+      <w:r>
+        <w:rPr>
+          <w:rStyle w:val="Ttulo1Car"/>
+          <w:rFonts w:asciiTheme="minorHAnsi" w:eastAsiaTheme="minorHAnsi" w:hAnsiTheme="minorHAnsi" w:cstheme="minorBidi"/>
+          <w:color w:val="auto"/>
+          <w:sz w:val="24"/>
+          <w:szCs w:val="24"/>
+        </w:rPr>
+        <w:t>Cuando el usuario administrador accede a su cuenta se debería al restringir a sessionStorage y a una de las duración muy menor.</w:t>
+      </w:r>
+    </w:p>
+    <w:p>
+      <w:pPr>
+        <w:pStyle w:val="Sinespaciado"/>
+        <w:rPr>
+          <w:rStyle w:val="Ttulo1Car"/>
+          <w:rFonts w:asciiTheme="minorHAnsi" w:eastAsiaTheme="minorHAnsi" w:hAnsiTheme="minorHAnsi" w:cstheme="minorBidi"/>
+          <w:color w:val="auto"/>
+          <w:sz w:val="24"/>
+          <w:szCs w:val="24"/>
+        </w:rPr>
+      </w:pPr>
+    </w:p>
+    <w:p/>
+    <w:p>
+      <w:pPr>
+        <w:pStyle w:val="Ttulo1"/>
+      </w:pPr>
+      <w:r>
+        <w:t>Cambios realizados</w:t>
+      </w:r>
+    </w:p>
+    <w:p>
+      <w:pPr>
+        <w:pStyle w:val="Ttulo2"/>
+      </w:pPr>
+      <w:r>
+        <w:t>Vistas</w:t>
+      </w:r>
+    </w:p>
+    <w:p>
+      <w:r>
+        <w:rPr>
+          <w:b/>
+          <w:bCs/>
+        </w:rPr>
+        <w:t>Página de inicio</w:t>
+      </w:r>
+      <w:r>
+        <w:t xml:space="preserve">: Muestra diversos carruseles de libros en tendencia. Se basa en el </w:t>
+      </w:r>
+      <w:hyperlink w:anchor="_Sistema_de_recomendaciones" w:history="1">
+        <w:r>
+          <w:rPr>
+            <w:rStyle w:val="Hipervnculo"/>
+          </w:rPr>
+          <w:t>sistema de recomendaciones</w:t>
+        </w:r>
+      </w:hyperlink>
+      <w:r>
+        <w:t>.</w:t>
+      </w:r>
+    </w:p>
+    <w:p>
+      <w:r>
+        <w:rPr>
+          <w:b/>
+          <w:bCs/>
+        </w:rPr>
+        <w:t>Pestaña libros</w:t>
+      </w:r>
+      <w:r>
+        <w:t>: Nueva pestaña que muestra todos los libros de la web. Esta era la antigua página de inicio.</w:t>
+      </w:r>
+    </w:p>
+    <w:p>
+      <w:r>
+        <w:rPr>
+          <w:b/>
+          <w:bCs/>
+        </w:rPr>
+        <w:t>C</w:t>
+      </w:r>
+      <w:r>
+        <w:rPr>
+          <w:b/>
+          <w:bCs/>
+        </w:rPr>
+        <w:t>ategorías, editoriales y autores</w:t>
+      </w:r>
+      <w:r>
+        <w:rPr>
+          <w:b/>
+          <w:bCs/>
+        </w:rPr>
+        <w:t xml:space="preserve">: </w:t>
+      </w:r>
+      <w:r>
+        <w:t xml:space="preserve">He otorgado a estas vistas un diseño </w:t>
+      </w:r>
+      <w:r>
+        <w:t>bastante más complejo que al resto de las vistas. Lamentablemente no he sabido distribuir el tiempo adecuadamente, y no he sido capaz de ofrecer el mismo diseño en el resto de vistas.</w:t>
+      </w:r>
+    </w:p>
+    <w:p/>
+    <w:p>
+      <w:r>
+        <w:tab/>
+      </w:r>
+    </w:p>
+    <w:p>
+      <w:r>
+        <w:br w:type="page"/>
+      </w:r>
+    </w:p>
+    <w:p>
+      <w:pPr>
+        <w:ind w:left="720"/>
+      </w:pPr>
+    </w:p>
+    <w:p>
+      <w:pPr>
+        <w:numPr>
+          <w:ilvl w:val="0"/>
+          <w:numId w:val="27"/>
+        </w:numPr>
+      </w:pPr>
+      <w:r>
+        <w:t>Implementació</w:t>
+      </w:r>
+    </w:p>
+    <w:p>
+      <w:pPr>
+        <w:numPr>
+          <w:ilvl w:val="1"/>
+          <w:numId w:val="27"/>
+        </w:numPr>
+      </w:pPr>
+      <w:r>
+        <w:t>Proves unitàries</w:t>
+      </w:r>
+    </w:p>
+    <w:p>
+      <w:pPr>
+        <w:numPr>
+          <w:ilvl w:val="0"/>
+          <w:numId w:val="27"/>
+        </w:numPr>
+        <w:rPr>
+          <w:strike/>
+        </w:rPr>
+      </w:pPr>
+      <w:r>
+        <w:rPr>
+          <w:strike/>
+        </w:rPr>
+        <w:t>Desplegament del projecte</w:t>
+      </w:r>
+    </w:p>
+    <w:p>
+      <w:pPr>
+        <w:numPr>
+          <w:ilvl w:val="1"/>
+          <w:numId w:val="27"/>
+        </w:numPr>
+        <w:rPr>
+          <w:strike/>
+        </w:rPr>
+      </w:pPr>
+      <w:r>
+        <w:rPr>
+          <w:strike/>
+        </w:rPr>
+        <w:t>Sistema, Laravel, PHP, Nginx, MariaDB, MySQL, Hosting..</w:t>
+      </w:r>
+    </w:p>
+    <w:p>
+      <w:pPr>
+        <w:numPr>
+          <w:ilvl w:val="1"/>
+          <w:numId w:val="27"/>
+        </w:numPr>
+        <w:rPr>
+          <w:strike/>
+        </w:rPr>
+      </w:pPr>
+      <w:r>
+        <w:rPr>
+          <w:strike/>
+        </w:rPr>
+        <w:t>Enllaços al projecte</w:t>
+      </w:r>
+    </w:p>
+    <w:p>
+      <w:pPr>
+        <w:numPr>
+          <w:ilvl w:val="1"/>
+          <w:numId w:val="27"/>
+        </w:numPr>
+        <w:rPr>
+          <w:strike/>
+        </w:rPr>
+      </w:pPr>
+      <w:r>
+        <w:rPr>
+          <w:strike/>
+        </w:rPr>
+        <w:t>Proves unitàries</w:t>
+      </w:r>
+    </w:p>
+    <w:p>
+      <w:pPr>
+        <w:numPr>
+          <w:ilvl w:val="0"/>
+          <w:numId w:val="27"/>
+        </w:numPr>
+        <w:rPr>
+          <w:strike/>
+        </w:rPr>
+      </w:pPr>
+      <w:r>
+        <w:rPr>
+          <w:strike/>
+        </w:rPr>
+        <w:t>Propostes de millora</w:t>
+      </w:r>
+    </w:p>
+    <w:p/>
+    <w:p/>
+    <w:p/>
+    <w:p>
+      <w:pPr>
+        <w:numPr>
+          <w:ilvl w:val="0"/>
+          <w:numId w:val="27"/>
+        </w:numPr>
+        <w:rPr>
+          <w:strike/>
+        </w:rPr>
+      </w:pPr>
+      <w:r>
+        <w:rPr>
+          <w:strike/>
+        </w:rPr>
+        <w:t>Conclusions</w:t>
+      </w:r>
+    </w:p>
+    <w:p>
+      <w:pPr>
+        <w:numPr>
+          <w:ilvl w:val="0"/>
+          <w:numId w:val="27"/>
+        </w:numPr>
+      </w:pPr>
+      <w:r>
+        <w:t>Webgrafia</w:t>
+      </w:r>
+    </w:p>
+    <w:p>
+      <w:pPr>
+        <w:numPr>
+          <w:ilvl w:val="1"/>
+          <w:numId w:val="27"/>
+        </w:numPr>
+      </w:pPr>
+      <w:r>
+        <w:t>Documentació i ajuda</w:t>
+      </w:r>
+    </w:p>
+    <w:p>
+      <w:pPr>
+        <w:numPr>
+          <w:ilvl w:val="1"/>
+          <w:numId w:val="27"/>
+        </w:numPr>
+      </w:pPr>
+      <w:r>
+        <w:t>Eines</w:t>
+      </w:r>
+    </w:p>
+    <w:p>
+      <w:pPr>
+        <w:numPr>
+          <w:ilvl w:val="1"/>
+          <w:numId w:val="27"/>
+        </w:numPr>
+      </w:pPr>
+      <w:r>
+        <w:t>Recursos</w:t>
+      </w:r>
+    </w:p>
+    <w:p/>
+    <w:p>
+      <w:pPr>
+        <w:rPr>
+          <w:rFonts w:asciiTheme="majorHAnsi" w:eastAsiaTheme="majorEastAsia" w:hAnsiTheme="majorHAnsi" w:cstheme="majorBidi"/>
+          <w:color w:val="0F4761" w:themeColor="accent1" w:themeShade="BF"/>
+          <w:sz w:val="40"/>
+          <w:szCs w:val="40"/>
+        </w:rPr>
+      </w:pPr>
+      <w:r>
+        <w:br w:type="page"/>
+      </w:r>
+    </w:p>
+    <w:p>
+      <w:pPr>
+        <w:pStyle w:val="Ttulo1"/>
+      </w:pPr>
+      <w:r>
+        <w:lastRenderedPageBreak/>
+        <w:t>Conclusiones</w:t>
+      </w:r>
+    </w:p>
+    <w:p>
+      <w:r>
+        <w:t>Realizar el proyecto ha supuesto para mi toda una experiencia. Ver como crecía, semana tras semana, conforme le añadía nuevas vistas y controladores…, no tardó en agobiarme. Con el proyecto a medio hacer, descubrí que se había convertido en un batiburrillo de código en el que era fácil perderse. Y lo refactorice:</w:t>
+      </w:r>
+    </w:p>
+    <w:p>
+      <w:r>
+        <w:t xml:space="preserve">Gracias a lidiar </w:t>
+      </w:r>
+      <w:r>
+        <w:t>con</w:t>
+      </w:r>
+      <w:r>
+        <w:t xml:space="preserve"> la refactorización, aprendí el potencial que tienen los componentes en React</w:t>
+      </w:r>
+      <w:r>
+        <w:t xml:space="preserve"> para no repetir codigo</w:t>
+      </w:r>
+      <w:r>
+        <w:t>.</w:t>
+      </w:r>
+    </w:p>
+    <w:p>
+      <w:pPr>
+        <w:pStyle w:val="Sinespaciado"/>
+        <w:rPr>
+          <w:rStyle w:val="Ttulo1Car"/>
+          <w:rFonts w:asciiTheme="minorHAnsi" w:eastAsiaTheme="minorHAnsi" w:hAnsiTheme="minorHAnsi" w:cstheme="minorBidi"/>
+          <w:color w:val="auto"/>
+          <w:sz w:val="24"/>
+          <w:szCs w:val="24"/>
+        </w:rPr>
+      </w:pPr>
+      <w:r>
+        <w:rPr>
+          <w:rStyle w:val="Ttulo1Car"/>
+          <w:rFonts w:asciiTheme="minorHAnsi" w:eastAsiaTheme="minorHAnsi" w:hAnsiTheme="minorHAnsi" w:cstheme="minorBidi"/>
+          <w:color w:val="auto"/>
+          <w:sz w:val="24"/>
+          <w:szCs w:val="24"/>
+        </w:rPr>
+        <w:t xml:space="preserve">En definitiva, al realizar este proyecto he llegado a las siguientes conclusiones: </w:t>
+      </w:r>
+    </w:p>
+    <w:p>
+      <w:pPr>
+        <w:pStyle w:val="Sinespaciado"/>
+        <w:rPr>
+          <w:rStyle w:val="Ttulo1Car"/>
+          <w:rFonts w:asciiTheme="minorHAnsi" w:eastAsiaTheme="minorHAnsi" w:hAnsiTheme="minorHAnsi" w:cstheme="minorBidi"/>
+          <w:color w:val="auto"/>
+          <w:sz w:val="24"/>
+          <w:szCs w:val="24"/>
+        </w:rPr>
+      </w:pPr>
+      <w:r>
+        <w:rPr>
+          <w:rStyle w:val="Ttulo1Car"/>
+          <w:rFonts w:asciiTheme="minorHAnsi" w:eastAsiaTheme="minorHAnsi" w:hAnsiTheme="minorHAnsi" w:cstheme="minorBidi"/>
+          <w:color w:val="auto"/>
+          <w:sz w:val="24"/>
+          <w:szCs w:val="24"/>
+        </w:rPr>
+        <w:t xml:space="preserve">Lo ideal es tener un código limpio y estructurado desde el principio. Esto evita perder tiempo </w:t>
+      </w:r>
+      <w:r>
+        <w:rPr>
+          <w:rStyle w:val="Ttulo1Car"/>
+          <w:rFonts w:asciiTheme="minorHAnsi" w:eastAsiaTheme="minorHAnsi" w:hAnsiTheme="minorHAnsi" w:cstheme="minorBidi"/>
+          <w:color w:val="auto"/>
+          <w:sz w:val="24"/>
+          <w:szCs w:val="24"/>
+        </w:rPr>
+        <w:t>refactorizándolo</w:t>
+      </w:r>
+      <w:r>
+        <w:rPr>
+          <w:rStyle w:val="Ttulo1Car"/>
+          <w:rFonts w:asciiTheme="minorHAnsi" w:eastAsiaTheme="minorHAnsi" w:hAnsiTheme="minorHAnsi" w:cstheme="minorBidi"/>
+          <w:color w:val="auto"/>
+          <w:sz w:val="24"/>
+          <w:szCs w:val="24"/>
+        </w:rPr>
+        <w:t xml:space="preserve"> más adelante</w:t>
+      </w:r>
+      <w:r>
+        <w:rPr>
+          <w:rStyle w:val="Ttulo1Car"/>
+          <w:rFonts w:asciiTheme="minorHAnsi" w:eastAsiaTheme="minorHAnsi" w:hAnsiTheme="minorHAnsi" w:cstheme="minorBidi"/>
+          <w:color w:val="auto"/>
+          <w:sz w:val="24"/>
+          <w:szCs w:val="24"/>
+        </w:rPr>
+        <w:t xml:space="preserve"> y ayuda a que sepas en todo momento </w:t>
+      </w:r>
+      <w:r>
+        <w:rPr>
+          <w:rStyle w:val="Ttulo1Car"/>
+          <w:rFonts w:asciiTheme="minorHAnsi" w:eastAsiaTheme="minorHAnsi" w:hAnsiTheme="minorHAnsi" w:cstheme="minorBidi"/>
+          <w:color w:val="auto"/>
+          <w:sz w:val="24"/>
+          <w:szCs w:val="24"/>
+        </w:rPr>
+        <w:t xml:space="preserve">qué y dónde </w:t>
+      </w:r>
+      <w:r>
+        <w:rPr>
+          <w:rStyle w:val="Ttulo1Car"/>
+          <w:rFonts w:asciiTheme="minorHAnsi" w:eastAsiaTheme="minorHAnsi" w:hAnsiTheme="minorHAnsi" w:cstheme="minorBidi"/>
+          <w:color w:val="auto"/>
+          <w:sz w:val="24"/>
+          <w:szCs w:val="24"/>
+        </w:rPr>
+        <w:t>se encuentra cada parte del código.</w:t>
+      </w:r>
+    </w:p>
+    <w:p>
+      <w:pPr>
+        <w:pStyle w:val="Sinespaciado"/>
+        <w:rPr>
+          <w:rStyle w:val="Ttulo1Car"/>
+          <w:rFonts w:asciiTheme="minorHAnsi" w:eastAsiaTheme="minorHAnsi" w:hAnsiTheme="minorHAnsi" w:cstheme="minorBidi"/>
+          <w:color w:val="auto"/>
+          <w:sz w:val="24"/>
+          <w:szCs w:val="24"/>
+        </w:rPr>
+      </w:pPr>
+      <w:r>
+        <w:rPr>
+          <w:rStyle w:val="Ttulo1Car"/>
+          <w:rFonts w:asciiTheme="minorHAnsi" w:eastAsiaTheme="minorHAnsi" w:hAnsiTheme="minorHAnsi" w:cstheme="minorBidi"/>
+          <w:color w:val="auto"/>
+          <w:sz w:val="24"/>
+          <w:szCs w:val="24"/>
+        </w:rPr>
+        <w:t>MongoDB me ha resultado especialmente útil para guardar libros</w:t>
+      </w:r>
+    </w:p>
+    <w:p>
+      <w:pPr>
+        <w:pStyle w:val="Sinespaciado"/>
+        <w:rPr>
+          <w:rStyle w:val="Ttulo1Car"/>
+          <w:rFonts w:asciiTheme="minorHAnsi" w:eastAsiaTheme="minorHAnsi" w:hAnsiTheme="minorHAnsi" w:cstheme="minorBidi"/>
+          <w:color w:val="auto"/>
+          <w:sz w:val="24"/>
+          <w:szCs w:val="24"/>
+        </w:rPr>
+      </w:pPr>
+    </w:p>
+    <w:p>
+      <w:pPr>
+        <w:pStyle w:val="Sinespaciado"/>
+        <w:rPr>
+          <w:rStyle w:val="Ttulo1Car"/>
+          <w:rFonts w:asciiTheme="minorHAnsi" w:eastAsiaTheme="minorHAnsi" w:hAnsiTheme="minorHAnsi" w:cstheme="minorBidi"/>
+          <w:color w:val="auto"/>
+          <w:sz w:val="24"/>
+          <w:szCs w:val="24"/>
+        </w:rPr>
+      </w:pPr>
+    </w:p>
+    <w:p>
+      <w:pPr>
+        <w:pStyle w:val="Ttulo1"/>
+        <w:rPr>
+          <w:rStyle w:val="Ttulo1Car"/>
+          <w:rFonts w:asciiTheme="minorHAnsi" w:eastAsiaTheme="minorHAnsi" w:hAnsiTheme="minorHAnsi" w:cstheme="minorBidi"/>
+          <w:color w:val="auto"/>
+          <w:sz w:val="24"/>
+          <w:szCs w:val="24"/>
+        </w:rPr>
+      </w:pPr>
+      <w:r>
+        <w:rPr>
+          <w:rStyle w:val="Ttulo1Car"/>
+          <w:rFonts w:asciiTheme="minorHAnsi" w:eastAsiaTheme="minorHAnsi" w:hAnsiTheme="minorHAnsi" w:cstheme="minorBidi"/>
+          <w:color w:val="auto"/>
+          <w:sz w:val="24"/>
+          <w:szCs w:val="24"/>
+        </w:rPr>
+        <w:t>Mejoras</w:t>
+      </w:r>
+    </w:p>
+    <w:p>
+      <w:pPr>
+        <w:pStyle w:val="Sinespaciado"/>
+        <w:rPr>
+          <w:rStyle w:val="Ttulo1Car"/>
+          <w:rFonts w:asciiTheme="minorHAnsi" w:eastAsiaTheme="minorHAnsi" w:hAnsiTheme="minorHAnsi" w:cstheme="minorBidi"/>
+          <w:color w:val="auto"/>
+          <w:sz w:val="24"/>
+          <w:szCs w:val="24"/>
+        </w:rPr>
+      </w:pPr>
+    </w:p>
+    <w:p>
+      <w:pPr>
+        <w:pStyle w:val="Sinespaciado"/>
+        <w:rPr>
+          <w:rStyle w:val="Ttulo1Car"/>
+          <w:rFonts w:asciiTheme="minorHAnsi" w:eastAsiaTheme="minorHAnsi" w:hAnsiTheme="minorHAnsi" w:cstheme="minorBidi"/>
+          <w:color w:val="auto"/>
+          <w:sz w:val="24"/>
+          <w:szCs w:val="24"/>
+        </w:rPr>
+      </w:pPr>
+      <w:r>
+        <w:rPr>
+          <w:rStyle w:val="Ttulo1Car"/>
+          <w:rFonts w:asciiTheme="minorHAnsi" w:eastAsiaTheme="minorHAnsi" w:hAnsiTheme="minorHAnsi" w:cstheme="minorBidi"/>
+          <w:color w:val="auto"/>
+          <w:sz w:val="24"/>
+          <w:szCs w:val="24"/>
+        </w:rPr>
+        <w:t xml:space="preserve">Componente modal. </w:t>
+      </w:r>
+    </w:p>
+    <w:p>
+      <w:pPr>
+        <w:pStyle w:val="Sinespaciado"/>
+        <w:rPr>
+          <w:rStyle w:val="Ttulo1Car"/>
+          <w:rFonts w:asciiTheme="minorHAnsi" w:eastAsiaTheme="minorHAnsi" w:hAnsiTheme="minorHAnsi" w:cstheme="minorBidi"/>
+          <w:color w:val="auto"/>
+          <w:sz w:val="24"/>
+          <w:szCs w:val="24"/>
+        </w:rPr>
+      </w:pPr>
+      <w:r>
+        <w:rPr>
+          <w:rStyle w:val="Ttulo1Car"/>
+          <w:rFonts w:asciiTheme="minorHAnsi" w:eastAsiaTheme="minorHAnsi" w:hAnsiTheme="minorHAnsi" w:cstheme="minorBidi"/>
+          <w:color w:val="auto"/>
+          <w:sz w:val="24"/>
+          <w:szCs w:val="24"/>
+        </w:rPr>
+        <w:t>Este es otro componente que por su versatilidad utilizo en la mayoría de las vistas que permiten editar o eliminar o agregar libros.</w:t>
+      </w:r>
+    </w:p>
+    <w:p>
+      <w:pPr>
+        <w:rPr>
+          <w:rStyle w:val="Ttulo1Car"/>
+        </w:rPr>
+      </w:pPr>
+    </w:p>
+    <w:p>
+      <w:pPr>
+        <w:rPr>
+          <w:rStyle w:val="Ttulo1Car"/>
+        </w:rPr>
+      </w:pPr>
+    </w:p>
+    <w:p>
+      <w:pPr>
+        <w:rPr>
+          <w:rStyle w:val="Ttulo1Car"/>
+        </w:rPr>
+      </w:pPr>
+      <w:r>
+        <w:rPr>
+          <w:rStyle w:val="Ttulo1Car"/>
+        </w:rPr>
+        <w:br w:type="page"/>
+      </w:r>
+    </w:p>
+    <w:p>
+      <w:pPr>
+        <w:pStyle w:val="Ttulo1"/>
+      </w:pPr>
+      <w:r>
+        <w:rPr>
+          <w:rStyle w:val="Ttulo1Car"/>
+        </w:rPr>
+        <w:lastRenderedPageBreak/>
+        <w:t>Webgrafia</w:t>
+      </w:r>
+    </w:p>
+    <w:p>
+      <w:r>
+        <w:t>Autentificación social de Google con React:</w:t>
+      </w:r>
+    </w:p>
+    <w:p>
+      <w:pPr>
+        <w:rPr>
+          <w:rStyle w:val="Hipervnculo"/>
+        </w:rPr>
+      </w:pPr>
+      <w:hyperlink r:id="rId44" w:history="1">
+        <w:r>
+          <w:rPr>
+            <w:rStyle w:val="Hipervnculo"/>
+          </w:rPr>
+          <w:t>https://www.npmjs.com/package/@react-oauth/google</w:t>
+        </w:r>
+      </w:hyperlink>
+    </w:p>
+    <w:p>
+      <w:pPr>
+        <w:pStyle w:val="Sinespaciado"/>
+        <w:rPr>
+          <w:rStyle w:val="Hipervnculo"/>
+          <w:color w:val="auto"/>
+          <w:u w:val="none"/>
+        </w:rPr>
+      </w:pPr>
+      <w:r>
+        <w:rPr>
+          <w:rStyle w:val="Hipervnculo"/>
+          <w:color w:val="auto"/>
+          <w:u w:val="none"/>
+        </w:rPr>
+        <w:t>Curso de react:</w:t>
+      </w:r>
+    </w:p>
+    <w:p>
+      <w:pPr>
+        <w:rPr>
+          <w:rStyle w:val="Hipervnculo"/>
+        </w:rPr>
+      </w:pPr>
+      <w:hyperlink r:id="rId45" w:history="1">
+        <w:r>
+          <w:rPr>
+            <w:rStyle w:val="Hipervnculo"/>
+          </w:rPr>
+          <w:t>https://www.youtube.com/watch?v=7iobxzd_2wY&amp;list=PLUofhDIg_38q4D0xNWp7FEHOTcZhjWJ29</w:t>
+        </w:r>
+      </w:hyperlink>
+    </w:p>
+    <w:p>
+      <w:pPr>
+        <w:pStyle w:val="Sinespaciado"/>
+        <w:rPr>
+          <w:rStyle w:val="Hipervnculo"/>
+          <w:color w:val="auto"/>
+          <w:u w:val="none"/>
+        </w:rPr>
+      </w:pPr>
+      <w:r>
+        <w:rPr>
+          <w:rStyle w:val="Hipervnculo"/>
+          <w:color w:val="auto"/>
+          <w:u w:val="none"/>
+        </w:rPr>
+        <w:t>Curso de node.js:</w:t>
+      </w:r>
+    </w:p>
+    <w:p>
+      <w:pPr>
+        <w:rPr>
+          <w:rStyle w:val="Hipervnculo"/>
+        </w:rPr>
+      </w:pPr>
+      <w:r>
+        <w:rPr>
+          <w:rStyle w:val="Hipervnculo"/>
+        </w:rPr>
+        <w:t>https://www.youtube.com/watch?v=yB4n_K7dZV8</w:t>
+      </w:r>
+    </w:p>
+    <w:p>
+      <w:pPr>
+        <w:pStyle w:val="Sinespaciado"/>
+        <w:rPr>
+          <w:rStyle w:val="Hipervnculo"/>
+          <w:color w:val="auto"/>
+          <w:u w:val="none"/>
+        </w:rPr>
+      </w:pPr>
+      <w:r>
+        <w:rPr>
+          <w:rStyle w:val="Hipervnculo"/>
+          <w:color w:val="auto"/>
+          <w:u w:val="none"/>
+        </w:rPr>
+        <w:t>Paginas web</w:t>
+      </w:r>
+      <w:r>
+        <w:rPr>
+          <w:rStyle w:val="Hipervnculo"/>
+          <w:color w:val="auto"/>
+          <w:u w:val="none"/>
+        </w:rPr>
+        <w:t xml:space="preserve"> consultadas</w:t>
+      </w:r>
+      <w:r>
+        <w:rPr>
+          <w:rStyle w:val="Hipervnculo"/>
+          <w:color w:val="auto"/>
+          <w:u w:val="none"/>
+        </w:rPr>
+        <w:t>:</w:t>
+      </w:r>
+    </w:p>
+    <w:p>
+      <w:pPr>
+        <w:rPr>
+          <w:rStyle w:val="Hipervnculo"/>
+        </w:rPr>
+      </w:pPr>
+      <w:hyperlink r:id="rId46" w:history="1">
+        <w:r>
+          <w:rPr>
+            <w:rStyle w:val="Hipervnculo"/>
+          </w:rPr>
+          <w:t>https://es.react.dev/learn</w:t>
+        </w:r>
+      </w:hyperlink>
+    </w:p>
+    <w:p>
+      <w:pPr>
+        <w:rPr>
+          <w:rStyle w:val="Hipervnculo"/>
+        </w:rPr>
+      </w:pPr>
+      <w:r>
+        <w:rPr>
+          <w:rStyle w:val="Hipervnculo"/>
+        </w:rPr>
+        <w:t>GEMINI:</w:t>
+      </w:r>
+    </w:p>
+    <w:p>
+      <w:pPr>
+        <w:pStyle w:val="Sinespaciado"/>
+      </w:pPr>
+      <w:r>
+        <w:rPr>
+          <w:rStyle w:val="Hipervnculo"/>
+          <w:color w:val="auto"/>
+          <w:u w:val="none"/>
+        </w:rPr>
+        <w:t>He utilizado la IA</w:t>
+      </w:r>
+      <w:r>
+        <w:rPr>
+          <w:rStyle w:val="Hipervnculo"/>
+          <w:color w:val="auto"/>
+          <w:u w:val="none"/>
+        </w:rPr>
+        <w:t xml:space="preserve"> para resolver </w:t>
+      </w:r>
+      <w:r>
+        <w:rPr>
+          <w:rStyle w:val="Hipervnculo"/>
+          <w:color w:val="auto"/>
+          <w:sz w:val="28"/>
+          <w:szCs w:val="28"/>
+          <w:u w:val="none"/>
+        </w:rPr>
+        <w:t>t</w:t>
+      </w:r>
+      <w:r>
+        <w:rPr>
+          <w:rStyle w:val="Hipervnculo"/>
+          <w:color w:val="auto"/>
+          <w:sz w:val="28"/>
+          <w:szCs w:val="28"/>
+          <w:u w:val="none"/>
+        </w:rPr>
+        <w:t xml:space="preserve">odo </w:t>
+      </w:r>
+      <w:r>
+        <w:rPr>
+          <w:rStyle w:val="Hipervnculo"/>
+          <w:color w:val="auto"/>
+          <w:u w:val="none"/>
+        </w:rPr>
+        <w:t xml:space="preserve">tipo de dudas sobre </w:t>
+      </w:r>
+      <w:r>
+        <w:rPr>
+          <w:rStyle w:val="Hipervnculo"/>
+          <w:color w:val="auto"/>
+          <w:sz w:val="28"/>
+          <w:szCs w:val="28"/>
+          <w:u w:val="none"/>
+        </w:rPr>
+        <w:t>t</w:t>
+      </w:r>
+      <w:r>
+        <w:rPr>
+          <w:rStyle w:val="Hipervnculo"/>
+          <w:color w:val="auto"/>
+          <w:sz w:val="28"/>
+          <w:szCs w:val="28"/>
+          <w:u w:val="none"/>
+        </w:rPr>
+        <w:t xml:space="preserve">odos </w:t>
+      </w:r>
+      <w:r>
+        <w:rPr>
+          <w:rStyle w:val="Hipervnculo"/>
+          <w:color w:val="auto"/>
+          <w:u w:val="none"/>
+        </w:rPr>
+        <w:t xml:space="preserve">los lenguajes de programación utilizados </w:t>
+      </w:r>
+      <w:r>
+        <w:rPr>
+          <w:rStyle w:val="Hipervnculo"/>
+          <w:color w:val="auto"/>
+          <w:u w:val="none"/>
+        </w:rPr>
+        <w:t xml:space="preserve">en el proyecto </w:t>
+      </w:r>
+      <w:r>
+        <w:rPr>
+          <w:rStyle w:val="Hipervnculo"/>
+          <w:color w:val="auto"/>
+          <w:u w:val="none"/>
+        </w:rPr>
+        <w:t xml:space="preserve">y para ver ejemplos de uso de </w:t>
+      </w:r>
+      <w:r>
+        <w:rPr>
+          <w:rStyle w:val="Hipervnculo"/>
+          <w:color w:val="auto"/>
+          <w:sz w:val="28"/>
+          <w:szCs w:val="28"/>
+          <w:u w:val="none"/>
+        </w:rPr>
+        <w:t>t</w:t>
+      </w:r>
+      <w:r>
+        <w:rPr>
+          <w:rStyle w:val="Hipervnculo"/>
+          <w:color w:val="auto"/>
+          <w:sz w:val="28"/>
+          <w:szCs w:val="28"/>
+          <w:u w:val="none"/>
+        </w:rPr>
+        <w:t>odo</w:t>
+      </w:r>
+      <w:r>
+        <w:rPr>
+          <w:rStyle w:val="Hipervnculo"/>
+          <w:color w:val="auto"/>
+          <w:sz w:val="28"/>
+          <w:szCs w:val="28"/>
+          <w:u w:val="none"/>
+        </w:rPr>
+        <w:t>.</w:t>
+      </w:r>
+    </w:p>
+    <w:p/>
+    <w:p/>
+    <w:p/>
+    <w:p>
+      <w:r>
+        <w:t>Herramenta / extensión wawe para el tema de la accesibilidad</w:t>
+      </w:r>
+    </w:p>
+    <w:p>
+      <w:r>
+        <w:br w:type="page"/>
+      </w:r>
+    </w:p>
+    <w:p/>
+    <w:p/>
+    <w:p>
+      <w:pPr>
+        <w:pStyle w:val="Ttulo2"/>
+      </w:pPr>
+    </w:p>
+    <w:p>
+      <w:pPr>
+        <w:ind w:left="360"/>
+      </w:pPr>
+      <w:r>
+        <w:t>MEJORAS PENDIENTES:</w:t>
+      </w:r>
+    </w:p>
+    <w:p>
+      <w:pPr>
+        <w:ind w:left="360"/>
+      </w:pPr>
+      <w:r>
+        <w:rPr>
+          <w:noProof/>
+        </w:rPr>
+        <w:drawing>
+          <wp:inline distT="0" distB="0" distL="0" distR="0" wp14:anchorId="72D5F143" wp14:editId="2A456F1D">
+            <wp:extent cx="5400040" cy="3430270"/>
+            <wp:effectExtent l="0" t="0" r="0" b="0"/>
+            <wp:docPr id="33" name="Imagen 33"/>
+            <wp:cNvGraphicFramePr>
+              <a:graphicFrameLocks xmlns:a="http://schemas.openxmlformats.org/drawingml/2006/main" noChangeAspect="1"/>
+            </wp:cNvGraphicFramePr>
+            <a:graphic xmlns:a="http://schemas.openxmlformats.org/drawingml/2006/main">
+              <a:graphicData uri="http://schemas.openxmlformats.org/drawingml/2006/picture">
+                <pic:pic xmlns:pic="http://schemas.openxmlformats.org/drawingml/2006/picture">
+                  <pic:nvPicPr>
+                    <pic:cNvPr id="1" name=""/>
+                    <pic:cNvPicPr/>
+                  </pic:nvPicPr>
+                  <pic:blipFill>
+                    <a:blip r:embed="rId47"/>
+                    <a:stretch>
+                      <a:fillRect/>
+                    </a:stretch>
+                  </pic:blipFill>
+                  <pic:spPr>
+                    <a:xfrm>
+                      <a:off x="0" y="0"/>
                       <a:ext cx="5400040" cy="3430270"/>
                     </a:xfrm>
                     <a:prstGeom prst="rect">
@@ -9067,7 +11613,7 @@
         <w:pStyle w:val="Prrafodelista"/>
         <w:numPr>
           <w:ilvl w:val="1"/>
-          <w:numId w:val="6"/>
+          <w:numId w:val="30"/>
         </w:numPr>
       </w:pPr>
       <w:r>
@@ -9098,7 +11644,7 @@
                     <pic:cNvPicPr/>
                   </pic:nvPicPr>
                   <pic:blipFill>
-                    <a:blip r:embed="rId44"/>
+                    <a:blip r:embed="rId48"/>
                     <a:stretch>
                       <a:fillRect/>
                     </a:stretch>
@@ -9124,7 +11670,7 @@
         <w:pStyle w:val="Prrafodelista"/>
         <w:numPr>
           <w:ilvl w:val="1"/>
-          <w:numId w:val="6"/>
+          <w:numId w:val="30"/>
         </w:numPr>
       </w:pPr>
       <w:r>
@@ -9142,7 +11688,7 @@
         <w:pStyle w:val="Prrafodelista"/>
         <w:numPr>
           <w:ilvl w:val="1"/>
-          <w:numId w:val="6"/>
+          <w:numId w:val="30"/>
         </w:numPr>
       </w:pPr>
       <w:r>
@@ -9154,7 +11700,7 @@
         <w:pStyle w:val="Prrafodelista"/>
         <w:numPr>
           <w:ilvl w:val="2"/>
-          <w:numId w:val="6"/>
+          <w:numId w:val="30"/>
         </w:numPr>
       </w:pPr>
       <w:r>
@@ -9166,7 +11712,7 @@
         <w:pStyle w:val="Prrafodelista"/>
         <w:numPr>
           <w:ilvl w:val="2"/>
-          <w:numId w:val="6"/>
+          <w:numId w:val="30"/>
         </w:numPr>
       </w:pPr>
       <w:r>
@@ -9886,7 +12432,7 @@
       </w:pPr>
     </w:p>
     <w:sectPr>
-      <w:headerReference w:type="default" r:id="rId45"/>
+      <w:headerReference w:type="default" r:id="rId49"/>
       <w:pgSz w:w="11906" w:h="16838"/>
       <w:pgMar w:top="1417" w:right="1701" w:bottom="1417" w:left="1701" w:header="708" w:footer="708" w:gutter="0"/>
       <w:pgNumType w:start="0"/>
@@ -9899,7 +12445,7 @@
 </file>
 
 <file path=word/endnotes.xml><?xml version="1.0" encoding="utf-8"?>
-<w:endnotes xmlns:wpc="http://schemas.microsoft.com/office/word/2010/wordprocessingCanvas" xmlns:cx="http://schemas.microsoft.com/office/drawing/2014/chartex" xmlns:cx1="http://schemas.microsoft.com/office/drawing/2015/9/8/chartex" xmlns:cx2="http://schemas.microsoft.com/office/drawing/2015/10/21/chartex" xmlns:cx3="http://schemas.microsoft.com/office/drawing/2016/5/9/chartex" xmlns:cx4="http://schemas.microsoft.com/office/drawing/2016/5/10/chartex" xmlns:cx5="http://schemas.microsoft.com/office/drawing/2016/5/11/chartex" xmlns:cx6="http://schemas.microsoft.com/office/drawing/2016/5/12/chartex" xmlns:cx7="http://schemas.microsoft.com/office/drawing/2016/5/13/chartex" xmlns:cx8="http://schemas.microsoft.com/office/drawing/2016/5/14/chartex" xmlns:mc="http://schemas.openxmlformats.org/markup-compatibility/2006" xmlns:aink="http://schemas.microsoft.com/office/drawing/2016/ink" xmlns:am3d="http://schemas.microsoft.com/office/drawing/2017/model3d" xmlns:o="urn:schemas-microsoft-com:office:office" xmlns:oel="http://schemas.microsoft.com/office/2019/extlst" xmlns:r="http://schemas.openxmlformats.org/officeDocument/2006/relationships" xmlns:m="http://schemas.openxmlformats.org/officeDocument/2006/math" xmlns:v="urn:schemas-microsoft-com:vml" xmlns:wp14="http://schemas.microsoft.com/office/word/2010/wordprocessingDrawing" xmlns:wp="http://schemas.openxmlformats.org/drawingml/2006/wordprocessingDrawing" xmlns:w10="urn:schemas-microsoft-com:office:word" xmlns:w="http://schemas.openxmlformats.org/wordprocessingml/2006/main" xmlns:w14="http://schemas.microsoft.com/office/word/2010/wordml" xmlns:w15="http://schemas.microsoft.com/office/word/2012/wordml" xmlns:w16cex="http://schemas.microsoft.com/office/word/2018/wordml/cex" xmlns:w16cid="http://schemas.microsoft.com/office/word/2016/wordml/cid" xmlns:w16="http://schemas.microsoft.com/office/word/2018/wordml" xmlns:w16du="http://schemas.microsoft.com/office/word/2023/wordml/word16du" xmlns:w16sdtdh="http://schemas.microsoft.com/office/word/2020/wordml/sdtdatahash" xmlns:w16sdtfl="http://schemas.microsoft.com/office/word/2024/wordml/sdtformatlock" xmlns:w16se="http://schemas.microsoft.com/office/word/2015/wordml/symex" xmlns:wpg="http://schemas.microsoft.com/office/word/2010/wordprocessingGroup" xmlns:wpi="http://schemas.microsoft.com/office/word/2010/wordprocessingInk" xmlns:wne="http://schemas.microsoft.com/office/word/2006/wordml" xmlns:wps="http://schemas.microsoft.com/office/word/2010/wordprocessingShape" mc:Ignorable="w14 w15 w16se w16cid w16 w16cex w16sdtdh w16sdtfl w16du wp14">
+<w:endnotes xmlns:wpc="http://schemas.microsoft.com/office/word/2010/wordprocessingCanvas" xmlns:cx="http://schemas.microsoft.com/office/drawing/2014/chartex" xmlns:cx1="http://schemas.microsoft.com/office/drawing/2015/9/8/chartex" xmlns:cx2="http://schemas.microsoft.com/office/drawing/2015/10/21/chartex" xmlns:cx3="http://schemas.microsoft.com/office/drawing/2016/5/9/chartex" xmlns:cx4="http://schemas.microsoft.com/office/drawing/2016/5/10/chartex" xmlns:cx5="http://schemas.microsoft.com/office/drawing/2016/5/11/chartex" xmlns:cx6="http://schemas.microsoft.com/office/drawing/2016/5/12/chartex" xmlns:cx7="http://schemas.microsoft.com/office/drawing/2016/5/13/chartex" xmlns:cx8="http://schemas.microsoft.com/office/drawing/2016/5/14/chartex" xmlns:mc="http://schemas.openxmlformats.org/markup-compatibility/2006" xmlns:aink="http://schemas.microsoft.com/office/drawing/2016/ink" xmlns:am3d="http://schemas.microsoft.com/office/drawing/2017/model3d" xmlns:o="urn:schemas-microsoft-com:office:office" xmlns:oel="http://schemas.microsoft.com/office/2019/extlst" xmlns:r="http://schemas.openxmlformats.org/officeDocument/2006/relationships" xmlns:m="http://schemas.openxmlformats.org/officeDocument/2006/math" xmlns:v="urn:schemas-microsoft-com:vml" xmlns:wp14="http://schemas.microsoft.com/office/word/2010/wordprocessingDrawing" xmlns:wp="http://schemas.openxmlformats.org/drawingml/2006/wordprocessingDrawing" xmlns:w10="urn:schemas-microsoft-com:office:word" xmlns:w="http://schemas.openxmlformats.org/wordprocessingml/2006/main" xmlns:w14="http://schemas.microsoft.com/office/word/2010/wordml" xmlns:w15="http://schemas.microsoft.com/office/word/2012/wordml" xmlns:w16cex="http://schemas.microsoft.com/office/word/2018/wordml/cex" xmlns:w16cid="http://schemas.microsoft.com/office/word/2016/wordml/cid" xmlns:w16="http://schemas.microsoft.com/office/word/2018/wordml" xmlns:w16sdtdh="http://schemas.microsoft.com/office/word/2020/wordml/sdtdatahash" xmlns:w16se="http://schemas.microsoft.com/office/word/2015/wordml/symex" xmlns:wpg="http://schemas.microsoft.com/office/word/2010/wordprocessingGroup" xmlns:wpi="http://schemas.microsoft.com/office/word/2010/wordprocessingInk" xmlns:wne="http://schemas.microsoft.com/office/word/2006/wordml" xmlns:wps="http://schemas.microsoft.com/office/word/2010/wordprocessingShape" mc:Ignorable="w14 w15 w16se w16cid w16 w16cex w16sdtdh wp14">
   <w:endnote w:type="separator" w:id="-1">
     <w:p>
       <w:pPr>
@@ -9931,7 +12477,7 @@
 </file>
 
 <file path=word/footnotes.xml><?xml version="1.0" encoding="utf-8"?>
-<w:footnotes xmlns:wpc="http://schemas.microsoft.com/office/word/2010/wordprocessingCanvas" xmlns:cx="http://schemas.microsoft.com/office/drawing/2014/chartex" xmlns:cx1="http://schemas.microsoft.com/office/drawing/2015/9/8/chartex" xmlns:cx2="http://schemas.microsoft.com/office/drawing/2015/10/21/chartex" xmlns:cx3="http://schemas.microsoft.com/office/drawing/2016/5/9/chartex" xmlns:cx4="http://schemas.microsoft.com/office/drawing/2016/5/10/chartex" xmlns:cx5="http://schemas.microsoft.com/office/drawing/2016/5/11/chartex" xmlns:cx6="http://schemas.microsoft.com/office/drawing/2016/5/12/chartex" xmlns:cx7="http://schemas.microsoft.com/office/drawing/2016/5/13/chartex" xmlns:cx8="http://schemas.microsoft.com/office/drawing/2016/5/14/chartex" xmlns:mc="http://schemas.openxmlformats.org/markup-compatibility/2006" xmlns:aink="http://schemas.microsoft.com/office/drawing/2016/ink" xmlns:am3d="http://schemas.microsoft.com/office/drawing/2017/model3d" xmlns:o="urn:schemas-microsoft-com:office:office" xmlns:oel="http://schemas.microsoft.com/office/2019/extlst" xmlns:r="http://schemas.openxmlformats.org/officeDocument/2006/relationships" xmlns:m="http://schemas.openxmlformats.org/officeDocument/2006/math" xmlns:v="urn:schemas-microsoft-com:vml" xmlns:wp14="http://schemas.microsoft.com/office/word/2010/wordprocessingDrawing" xmlns:wp="http://schemas.openxmlformats.org/drawingml/2006/wordprocessingDrawing" xmlns:w10="urn:schemas-microsoft-com:office:word" xmlns:w="http://schemas.openxmlformats.org/wordprocessingml/2006/main" xmlns:w14="http://schemas.microsoft.com/office/word/2010/wordml" xmlns:w15="http://schemas.microsoft.com/office/word/2012/wordml" xmlns:w16cex="http://schemas.microsoft.com/office/word/2018/wordml/cex" xmlns:w16cid="http://schemas.microsoft.com/office/word/2016/wordml/cid" xmlns:w16="http://schemas.microsoft.com/office/word/2018/wordml" xmlns:w16du="http://schemas.microsoft.com/office/word/2023/wordml/word16du" xmlns:w16sdtdh="http://schemas.microsoft.com/office/word/2020/wordml/sdtdatahash" xmlns:w16sdtfl="http://schemas.microsoft.com/office/word/2024/wordml/sdtformatlock" xmlns:w16se="http://schemas.microsoft.com/office/word/2015/wordml/symex" xmlns:wpg="http://schemas.microsoft.com/office/word/2010/wordprocessingGroup" xmlns:wpi="http://schemas.microsoft.com/office/word/2010/wordprocessingInk" xmlns:wne="http://schemas.microsoft.com/office/word/2006/wordml" xmlns:wps="http://schemas.microsoft.com/office/word/2010/wordprocessingShape" mc:Ignorable="w14 w15 w16se w16cid w16 w16cex w16sdtdh w16sdtfl w16du wp14">
+<w:footnotes xmlns:wpc="http://schemas.microsoft.com/office/word/2010/wordprocessingCanvas" xmlns:cx="http://schemas.microsoft.com/office/drawing/2014/chartex" xmlns:cx1="http://schemas.microsoft.com/office/drawing/2015/9/8/chartex" xmlns:cx2="http://schemas.microsoft.com/office/drawing/2015/10/21/chartex" xmlns:cx3="http://schemas.microsoft.com/office/drawing/2016/5/9/chartex" xmlns:cx4="http://schemas.microsoft.com/office/drawing/2016/5/10/chartex" xmlns:cx5="http://schemas.microsoft.com/office/drawing/2016/5/11/chartex" xmlns:cx6="http://schemas.microsoft.com/office/drawing/2016/5/12/chartex" xmlns:cx7="http://schemas.microsoft.com/office/drawing/2016/5/13/chartex" xmlns:cx8="http://schemas.microsoft.com/office/drawing/2016/5/14/chartex" xmlns:mc="http://schemas.openxmlformats.org/markup-compatibility/2006" xmlns:aink="http://schemas.microsoft.com/office/drawing/2016/ink" xmlns:am3d="http://schemas.microsoft.com/office/drawing/2017/model3d" xmlns:o="urn:schemas-microsoft-com:office:office" xmlns:oel="http://schemas.microsoft.com/office/2019/extlst" xmlns:r="http://schemas.openxmlformats.org/officeDocument/2006/relationships" xmlns:m="http://schemas.openxmlformats.org/officeDocument/2006/math" xmlns:v="urn:schemas-microsoft-com:vml" xmlns:wp14="http://schemas.microsoft.com/office/word/2010/wordprocessingDrawing" xmlns:wp="http://schemas.openxmlformats.org/drawingml/2006/wordprocessingDrawing" xmlns:w10="urn:schemas-microsoft-com:office:word" xmlns:w="http://schemas.openxmlformats.org/wordprocessingml/2006/main" xmlns:w14="http://schemas.microsoft.com/office/word/2010/wordml" xmlns:w15="http://schemas.microsoft.com/office/word/2012/wordml" xmlns:w16cex="http://schemas.microsoft.com/office/word/2018/wordml/cex" xmlns:w16cid="http://schemas.microsoft.com/office/word/2016/wordml/cid" xmlns:w16="http://schemas.microsoft.com/office/word/2018/wordml" xmlns:w16sdtdh="http://schemas.microsoft.com/office/word/2020/wordml/sdtdatahash" xmlns:w16se="http://schemas.microsoft.com/office/word/2015/wordml/symex" xmlns:wpg="http://schemas.microsoft.com/office/word/2010/wordprocessingGroup" xmlns:wpi="http://schemas.microsoft.com/office/word/2010/wordprocessingInk" xmlns:wne="http://schemas.microsoft.com/office/word/2006/wordml" xmlns:wps="http://schemas.microsoft.com/office/word/2010/wordprocessingShape" mc:Ignorable="w14 w15 w16se w16cid w16 w16cex w16sdtdh wp14">
   <w:footnote w:type="separator" w:id="-1">
     <w:p>
       <w:pPr>
@@ -9963,7 +12509,7 @@
 </file>
 
 <file path=word/header1.xml><?xml version="1.0" encoding="utf-8"?>
-<w:hdr xmlns:wpc="http://schemas.microsoft.com/office/word/2010/wordprocessingCanvas" xmlns:cx="http://schemas.microsoft.com/office/drawing/2014/chartex" xmlns:cx1="http://schemas.microsoft.com/office/drawing/2015/9/8/chartex" xmlns:cx2="http://schemas.microsoft.com/office/drawing/2015/10/21/chartex" xmlns:cx3="http://schemas.microsoft.com/office/drawing/2016/5/9/chartex" xmlns:cx4="http://schemas.microsoft.com/office/drawing/2016/5/10/chartex" xmlns:cx5="http://schemas.microsoft.com/office/drawing/2016/5/11/chartex" xmlns:cx6="http://schemas.microsoft.com/office/drawing/2016/5/12/chartex" xmlns:cx7="http://schemas.microsoft.com/office/drawing/2016/5/13/chartex" xmlns:cx8="http://schemas.microsoft.com/office/drawing/2016/5/14/chartex" xmlns:mc="http://schemas.openxmlformats.org/markup-compatibility/2006" xmlns:aink="http://schemas.microsoft.com/office/drawing/2016/ink" xmlns:am3d="http://schemas.microsoft.com/office/drawing/2017/model3d" xmlns:o="urn:schemas-microsoft-com:office:office" xmlns:oel="http://schemas.microsoft.com/office/2019/extlst" xmlns:r="http://schemas.openxmlformats.org/officeDocument/2006/relationships" xmlns:m="http://schemas.openxmlformats.org/officeDocument/2006/math" xmlns:v="urn:schemas-microsoft-com:vml" xmlns:wp14="http://schemas.microsoft.com/office/word/2010/wordprocessingDrawing" xmlns:wp="http://schemas.openxmlformats.org/drawingml/2006/wordprocessingDrawing" xmlns:w10="urn:schemas-microsoft-com:office:word" xmlns:w="http://schemas.openxmlformats.org/wordprocessingml/2006/main" xmlns:w14="http://schemas.microsoft.com/office/word/2010/wordml" xmlns:w15="http://schemas.microsoft.com/office/word/2012/wordml" xmlns:w16cex="http://schemas.microsoft.com/office/word/2018/wordml/cex" xmlns:w16cid="http://schemas.microsoft.com/office/word/2016/wordml/cid" xmlns:w16="http://schemas.microsoft.com/office/word/2018/wordml" xmlns:w16du="http://schemas.microsoft.com/office/word/2023/wordml/word16du" xmlns:w16sdtdh="http://schemas.microsoft.com/office/word/2020/wordml/sdtdatahash" xmlns:w16sdtfl="http://schemas.microsoft.com/office/word/2024/wordml/sdtformatlock" xmlns:w16se="http://schemas.microsoft.com/office/word/2015/wordml/symex" xmlns:wpg="http://schemas.microsoft.com/office/word/2010/wordprocessingGroup" xmlns:wpi="http://schemas.microsoft.com/office/word/2010/wordprocessingInk" xmlns:wne="http://schemas.microsoft.com/office/word/2006/wordml" xmlns:wps="http://schemas.microsoft.com/office/word/2010/wordprocessingShape" mc:Ignorable="w14 w15 w16se w16cid w16 w16cex w16sdtdh w16sdtfl w16du wp14">
+<w:hdr xmlns:wpc="http://schemas.microsoft.com/office/word/2010/wordprocessingCanvas" xmlns:cx="http://schemas.microsoft.com/office/drawing/2014/chartex" xmlns:cx1="http://schemas.microsoft.com/office/drawing/2015/9/8/chartex" xmlns:cx2="http://schemas.microsoft.com/office/drawing/2015/10/21/chartex" xmlns:cx3="http://schemas.microsoft.com/office/drawing/2016/5/9/chartex" xmlns:cx4="http://schemas.microsoft.com/office/drawing/2016/5/10/chartex" xmlns:cx5="http://schemas.microsoft.com/office/drawing/2016/5/11/chartex" xmlns:cx6="http://schemas.microsoft.com/office/drawing/2016/5/12/chartex" xmlns:cx7="http://schemas.microsoft.com/office/drawing/2016/5/13/chartex" xmlns:cx8="http://schemas.microsoft.com/office/drawing/2016/5/14/chartex" xmlns:mc="http://schemas.openxmlformats.org/markup-compatibility/2006" xmlns:aink="http://schemas.microsoft.com/office/drawing/2016/ink" xmlns:am3d="http://schemas.microsoft.com/office/drawing/2017/model3d" xmlns:o="urn:schemas-microsoft-com:office:office" xmlns:oel="http://schemas.microsoft.com/office/2019/extlst" xmlns:r="http://schemas.openxmlformats.org/officeDocument/2006/relationships" xmlns:m="http://schemas.openxmlformats.org/officeDocument/2006/math" xmlns:v="urn:schemas-microsoft-com:vml" xmlns:wp14="http://schemas.microsoft.com/office/word/2010/wordprocessingDrawing" xmlns:wp="http://schemas.openxmlformats.org/drawingml/2006/wordprocessingDrawing" xmlns:w10="urn:schemas-microsoft-com:office:word" xmlns:w="http://schemas.openxmlformats.org/wordprocessingml/2006/main" xmlns:w14="http://schemas.microsoft.com/office/word/2010/wordml" xmlns:w15="http://schemas.microsoft.com/office/word/2012/wordml" xmlns:w16cex="http://schemas.microsoft.com/office/word/2018/wordml/cex" xmlns:w16cid="http://schemas.microsoft.com/office/word/2016/wordml/cid" xmlns:w16="http://schemas.microsoft.com/office/word/2018/wordml" xmlns:w16sdtdh="http://schemas.microsoft.com/office/word/2020/wordml/sdtdatahash" xmlns:w16se="http://schemas.microsoft.com/office/word/2015/wordml/symex" xmlns:wpg="http://schemas.microsoft.com/office/word/2010/wordprocessingGroup" xmlns:wpi="http://schemas.microsoft.com/office/word/2010/wordprocessingInk" xmlns:wne="http://schemas.microsoft.com/office/word/2006/wordml" xmlns:wps="http://schemas.microsoft.com/office/word/2010/wordprocessingShape" mc:Ignorable="w14 w15 w16se w16cid w16 w16cex w16sdtdh wp14">
   <w:p>
     <w:pPr>
       <w:pStyle w:val="Encabezado"/>
@@ -9986,7 +12532,7 @@
 </file>
 
 <file path=word/numbering.xml><?xml version="1.0" encoding="utf-8"?>
-<w:numbering xmlns:wpc="http://schemas.microsoft.com/office/word/2010/wordprocessingCanvas" xmlns:cx="http://schemas.microsoft.com/office/drawing/2014/chartex" xmlns:cx1="http://schemas.microsoft.com/office/drawing/2015/9/8/chartex" xmlns:cx2="http://schemas.microsoft.com/office/drawing/2015/10/21/chartex" xmlns:cx3="http://schemas.microsoft.com/office/drawing/2016/5/9/chartex" xmlns:cx4="http://schemas.microsoft.com/office/drawing/2016/5/10/chartex" xmlns:cx5="http://schemas.microsoft.com/office/drawing/2016/5/11/chartex" xmlns:cx6="http://schemas.microsoft.com/office/drawing/2016/5/12/chartex" xmlns:cx7="http://schemas.microsoft.com/office/drawing/2016/5/13/chartex" xmlns:cx8="http://schemas.microsoft.com/office/drawing/2016/5/14/chartex" xmlns:mc="http://schemas.openxmlformats.org/markup-compatibility/2006" xmlns:aink="http://schemas.microsoft.com/office/drawing/2016/ink" xmlns:am3d="http://schemas.microsoft.com/office/drawing/2017/model3d" xmlns:o="urn:schemas-microsoft-com:office:office" xmlns:oel="http://schemas.microsoft.com/office/2019/extlst" xmlns:r="http://schemas.openxmlformats.org/officeDocument/2006/relationships" xmlns:m="http://schemas.openxmlformats.org/officeDocument/2006/math" xmlns:v="urn:schemas-microsoft-com:vml" xmlns:wp14="http://schemas.microsoft.com/office/word/2010/wordprocessingDrawing" xmlns:wp="http://schemas.openxmlformats.org/drawingml/2006/wordprocessingDrawing" xmlns:w10="urn:schemas-microsoft-com:office:word" xmlns:w="http://schemas.openxmlformats.org/wordprocessingml/2006/main" xmlns:w14="http://schemas.microsoft.com/office/word/2010/wordml" xmlns:w15="http://schemas.microsoft.com/office/word/2012/wordml" xmlns:w16cex="http://schemas.microsoft.com/office/word/2018/wordml/cex" xmlns:w16cid="http://schemas.microsoft.com/office/word/2016/wordml/cid" xmlns:w16="http://schemas.microsoft.com/office/word/2018/wordml" xmlns:w16du="http://schemas.microsoft.com/office/word/2023/wordml/word16du" xmlns:w16sdtdh="http://schemas.microsoft.com/office/word/2020/wordml/sdtdatahash" xmlns:w16sdtfl="http://schemas.microsoft.com/office/word/2024/wordml/sdtformatlock" xmlns:w16se="http://schemas.microsoft.com/office/word/2015/wordml/symex" xmlns:wpg="http://schemas.microsoft.com/office/word/2010/wordprocessingGroup" xmlns:wpi="http://schemas.microsoft.com/office/word/2010/wordprocessingInk" xmlns:wne="http://schemas.microsoft.com/office/word/2006/wordml" xmlns:wps="http://schemas.microsoft.com/office/word/2010/wordprocessingShape" mc:Ignorable="w14 w15 w16se w16cid w16 w16cex w16sdtdh w16sdtfl w16du wp14">
+<w:numbering xmlns:wpc="http://schemas.microsoft.com/office/word/2010/wordprocessingCanvas" xmlns:cx="http://schemas.microsoft.com/office/drawing/2014/chartex" xmlns:cx1="http://schemas.microsoft.com/office/drawing/2015/9/8/chartex" xmlns:cx2="http://schemas.microsoft.com/office/drawing/2015/10/21/chartex" xmlns:cx3="http://schemas.microsoft.com/office/drawing/2016/5/9/chartex" xmlns:cx4="http://schemas.microsoft.com/office/drawing/2016/5/10/chartex" xmlns:cx5="http://schemas.microsoft.com/office/drawing/2016/5/11/chartex" xmlns:cx6="http://schemas.microsoft.com/office/drawing/2016/5/12/chartex" xmlns:cx7="http://schemas.microsoft.com/office/drawing/2016/5/13/chartex" xmlns:cx8="http://schemas.microsoft.com/office/drawing/2016/5/14/chartex" xmlns:mc="http://schemas.openxmlformats.org/markup-compatibility/2006" xmlns:aink="http://schemas.microsoft.com/office/drawing/2016/ink" xmlns:am3d="http://schemas.microsoft.com/office/drawing/2017/model3d" xmlns:o="urn:schemas-microsoft-com:office:office" xmlns:oel="http://schemas.microsoft.com/office/2019/extlst" xmlns:r="http://schemas.openxmlformats.org/officeDocument/2006/relationships" xmlns:m="http://schemas.openxmlformats.org/officeDocument/2006/math" xmlns:v="urn:schemas-microsoft-com:vml" xmlns:wp14="http://schemas.microsoft.com/office/word/2010/wordprocessingDrawing" xmlns:wp="http://schemas.openxmlformats.org/drawingml/2006/wordprocessingDrawing" xmlns:w10="urn:schemas-microsoft-com:office:word" xmlns:w="http://schemas.openxmlformats.org/wordprocessingml/2006/main" xmlns:w14="http://schemas.microsoft.com/office/word/2010/wordml" xmlns:w15="http://schemas.microsoft.com/office/word/2012/wordml" xmlns:w16cex="http://schemas.microsoft.com/office/word/2018/wordml/cex" xmlns:w16cid="http://schemas.microsoft.com/office/word/2016/wordml/cid" xmlns:w16="http://schemas.microsoft.com/office/word/2018/wordml" xmlns:w16sdtdh="http://schemas.microsoft.com/office/word/2020/wordml/sdtdatahash" xmlns:w16se="http://schemas.microsoft.com/office/word/2015/wordml/symex" xmlns:wpg="http://schemas.microsoft.com/office/word/2010/wordprocessingGroup" xmlns:wpi="http://schemas.microsoft.com/office/word/2010/wordprocessingInk" xmlns:wne="http://schemas.microsoft.com/office/word/2006/wordml" xmlns:wps="http://schemas.microsoft.com/office/word/2010/wordprocessingShape" mc:Ignorable="w14 w15 w16se w16cid w16 w16cex w16sdtdh wp14">
   <w:abstractNum w:abstractNumId="0" w15:restartNumberingAfterBreak="0">
     <w:nsid w:val="008651CD"/>
     <w:multiLevelType w:val="multilevel"/>
@@ -11442,9 +13988,122 @@
     </w:lvl>
   </w:abstractNum>
   <w:abstractNum w:abstractNumId="10" w15:restartNumberingAfterBreak="0">
+    <w:nsid w:val="28755484"/>
+    <w:multiLevelType w:val="hybridMultilevel"/>
+    <w:tmpl w:val="3A08A2F6"/>
+    <w:lvl w:ilvl="0" w:tplc="0C0A0001">
+      <w:start w:val="1"/>
+      <w:numFmt w:val="bullet"/>
+      <w:lvlText w:val=""/>
+      <w:lvlJc w:val="left"/>
+      <w:pPr>
+        <w:ind w:left="720" w:hanging="360"/>
+      </w:pPr>
+      <w:rPr>
+        <w:rFonts w:ascii="Symbol" w:hAnsi="Symbol" w:hint="default"/>
+      </w:rPr>
+    </w:lvl>
+    <w:lvl w:ilvl="1" w:tplc="0C0A0003" w:tentative="1">
+      <w:start w:val="1"/>
+      <w:numFmt w:val="bullet"/>
+      <w:lvlText w:val="o"/>
+      <w:lvlJc w:val="left"/>
+      <w:pPr>
+        <w:ind w:left="1440" w:hanging="360"/>
+      </w:pPr>
+      <w:rPr>
+        <w:rFonts w:ascii="Courier New" w:hAnsi="Courier New" w:cs="Courier New" w:hint="default"/>
+      </w:rPr>
+    </w:lvl>
+    <w:lvl w:ilvl="2" w:tplc="0C0A0005" w:tentative="1">
+      <w:start w:val="1"/>
+      <w:numFmt w:val="bullet"/>
+      <w:lvlText w:val=""/>
+      <w:lvlJc w:val="left"/>
+      <w:pPr>
+        <w:ind w:left="2160" w:hanging="360"/>
+      </w:pPr>
+      <w:rPr>
+        <w:rFonts w:ascii="Wingdings" w:hAnsi="Wingdings" w:hint="default"/>
+      </w:rPr>
+    </w:lvl>
+    <w:lvl w:ilvl="3" w:tplc="0C0A0001" w:tentative="1">
+      <w:start w:val="1"/>
+      <w:numFmt w:val="bullet"/>
+      <w:lvlText w:val=""/>
+      <w:lvlJc w:val="left"/>
+      <w:pPr>
+        <w:ind w:left="2880" w:hanging="360"/>
+      </w:pPr>
+      <w:rPr>
+        <w:rFonts w:ascii="Symbol" w:hAnsi="Symbol" w:hint="default"/>
+      </w:rPr>
+    </w:lvl>
+    <w:lvl w:ilvl="4" w:tplc="0C0A0003" w:tentative="1">
+      <w:start w:val="1"/>
+      <w:numFmt w:val="bullet"/>
+      <w:lvlText w:val="o"/>
+      <w:lvlJc w:val="left"/>
+      <w:pPr>
+        <w:ind w:left="3600" w:hanging="360"/>
+      </w:pPr>
+      <w:rPr>
+        <w:rFonts w:ascii="Courier New" w:hAnsi="Courier New" w:cs="Courier New" w:hint="default"/>
+      </w:rPr>
+    </w:lvl>
+    <w:lvl w:ilvl="5" w:tplc="0C0A0005" w:tentative="1">
+      <w:start w:val="1"/>
+      <w:numFmt w:val="bullet"/>
+      <w:lvlText w:val=""/>
+      <w:lvlJc w:val="left"/>
+      <w:pPr>
+        <w:ind w:left="4320" w:hanging="360"/>
+      </w:pPr>
+      <w:rPr>
+        <w:rFonts w:ascii="Wingdings" w:hAnsi="Wingdings" w:hint="default"/>
+      </w:rPr>
+    </w:lvl>
+    <w:lvl w:ilvl="6" w:tplc="0C0A0001" w:tentative="1">
+      <w:start w:val="1"/>
+      <w:numFmt w:val="bullet"/>
+      <w:lvlText w:val=""/>
+      <w:lvlJc w:val="left"/>
+      <w:pPr>
+        <w:ind w:left="5040" w:hanging="360"/>
+      </w:pPr>
+      <w:rPr>
+        <w:rFonts w:ascii="Symbol" w:hAnsi="Symbol" w:hint="default"/>
+      </w:rPr>
+    </w:lvl>
+    <w:lvl w:ilvl="7" w:tplc="0C0A0003" w:tentative="1">
+      <w:start w:val="1"/>
+      <w:numFmt w:val="bullet"/>
+      <w:lvlText w:val="o"/>
+      <w:lvlJc w:val="left"/>
+      <w:pPr>
+        <w:ind w:left="5760" w:hanging="360"/>
+      </w:pPr>
+      <w:rPr>
+        <w:rFonts w:ascii="Courier New" w:hAnsi="Courier New" w:cs="Courier New" w:hint="default"/>
+      </w:rPr>
+    </w:lvl>
+    <w:lvl w:ilvl="8" w:tplc="0C0A0005" w:tentative="1">
+      <w:start w:val="1"/>
+      <w:numFmt w:val="bullet"/>
+      <w:lvlText w:val=""/>
+      <w:lvlJc w:val="left"/>
+      <w:pPr>
+        <w:ind w:left="6480" w:hanging="360"/>
+      </w:pPr>
+      <w:rPr>
+        <w:rFonts w:ascii="Wingdings" w:hAnsi="Wingdings" w:hint="default"/>
+      </w:rPr>
+    </w:lvl>
+  </w:abstractNum>
+  <w:abstractNum w:abstractNumId="11" w15:restartNumberingAfterBreak="0">
     <w:nsid w:val="2BBA3020"/>
     <w:multiLevelType w:val="hybridMultilevel"/>
-    <w:tmpl w:val="1690D3E2"/>
+    <w:tmpl w:val="A7C4A566"/>
     <w:lvl w:ilvl="0" w:tplc="0C0A0001">
       <w:start w:val="1"/>
       <w:numFmt w:val="bullet"/>
@@ -11554,14 +14213,14 @@
       </w:rPr>
     </w:lvl>
   </w:abstractNum>
-  <w:abstractNum w:abstractNumId="11" w15:restartNumberingAfterBreak="0">
+  <w:abstractNum w:abstractNumId="12" w15:restartNumberingAfterBreak="0">
     <w:nsid w:val="2F2F62D3"/>
     <w:multiLevelType w:val="multilevel"/>
-    <w:tmpl w:val="494438EA"/>
+    <w:tmpl w:val="CC148F16"/>
     <w:lvl w:ilvl="0">
       <w:start w:val="1"/>
-      <w:numFmt w:val="bullet"/>
-      <w:lvlText w:val=""/>
+      <w:numFmt w:val="decimal"/>
+      <w:lvlText w:val="%1."/>
       <w:lvlJc w:val="left"/>
       <w:pPr>
         <w:tabs>
@@ -11570,7 +14229,7 @@
         <w:ind w:left="720" w:hanging="360"/>
       </w:pPr>
       <w:rPr>
-        <w:rFonts w:ascii="Symbol" w:hAnsi="Symbol" w:hint="default"/>
+        <w:rFonts w:hint="default"/>
         <w:sz w:val="20"/>
       </w:rPr>
     </w:lvl>
@@ -11699,7 +14358,120 @@
       </w:rPr>
     </w:lvl>
   </w:abstractNum>
-  <w:abstractNum w:abstractNumId="12" w15:restartNumberingAfterBreak="0">
+  <w:abstractNum w:abstractNumId="13" w15:restartNumberingAfterBreak="0">
+    <w:nsid w:val="3BBF6134"/>
+    <w:multiLevelType w:val="hybridMultilevel"/>
+    <w:tmpl w:val="A0101DBA"/>
+    <w:lvl w:ilvl="0" w:tplc="0C0A0001">
+      <w:start w:val="1"/>
+      <w:numFmt w:val="bullet"/>
+      <w:lvlText w:val=""/>
+      <w:lvlJc w:val="left"/>
+      <w:pPr>
+        <w:ind w:left="720" w:hanging="360"/>
+      </w:pPr>
+      <w:rPr>
+        <w:rFonts w:ascii="Symbol" w:hAnsi="Symbol" w:hint="default"/>
+      </w:rPr>
+    </w:lvl>
+    <w:lvl w:ilvl="1" w:tplc="0C0A0003" w:tentative="1">
+      <w:start w:val="1"/>
+      <w:numFmt w:val="bullet"/>
+      <w:lvlText w:val="o"/>
+      <w:lvlJc w:val="left"/>
+      <w:pPr>
+        <w:ind w:left="1440" w:hanging="360"/>
+      </w:pPr>
+      <w:rPr>
+        <w:rFonts w:ascii="Courier New" w:hAnsi="Courier New" w:cs="Courier New" w:hint="default"/>
+      </w:rPr>
+    </w:lvl>
+    <w:lvl w:ilvl="2" w:tplc="0C0A0005" w:tentative="1">
+      <w:start w:val="1"/>
+      <w:numFmt w:val="bullet"/>
+      <w:lvlText w:val=""/>
+      <w:lvlJc w:val="left"/>
+      <w:pPr>
+        <w:ind w:left="2160" w:hanging="360"/>
+      </w:pPr>
+      <w:rPr>
+        <w:rFonts w:ascii="Wingdings" w:hAnsi="Wingdings" w:hint="default"/>
+      </w:rPr>
+    </w:lvl>
+    <w:lvl w:ilvl="3" w:tplc="0C0A0001" w:tentative="1">
+      <w:start w:val="1"/>
+      <w:numFmt w:val="bullet"/>
+      <w:lvlText w:val=""/>
+      <w:lvlJc w:val="left"/>
+      <w:pPr>
+        <w:ind w:left="2880" w:hanging="360"/>
+      </w:pPr>
+      <w:rPr>
+        <w:rFonts w:ascii="Symbol" w:hAnsi="Symbol" w:hint="default"/>
+      </w:rPr>
+    </w:lvl>
+    <w:lvl w:ilvl="4" w:tplc="0C0A0003" w:tentative="1">
+      <w:start w:val="1"/>
+      <w:numFmt w:val="bullet"/>
+      <w:lvlText w:val="o"/>
+      <w:lvlJc w:val="left"/>
+      <w:pPr>
+        <w:ind w:left="3600" w:hanging="360"/>
+      </w:pPr>
+      <w:rPr>
+        <w:rFonts w:ascii="Courier New" w:hAnsi="Courier New" w:cs="Courier New" w:hint="default"/>
+      </w:rPr>
+    </w:lvl>
+    <w:lvl w:ilvl="5" w:tplc="0C0A0005" w:tentative="1">
+      <w:start w:val="1"/>
+      <w:numFmt w:val="bullet"/>
+      <w:lvlText w:val=""/>
+      <w:lvlJc w:val="left"/>
+      <w:pPr>
+        <w:ind w:left="4320" w:hanging="360"/>
+      </w:pPr>
+      <w:rPr>
+        <w:rFonts w:ascii="Wingdings" w:hAnsi="Wingdings" w:hint="default"/>
+      </w:rPr>
+    </w:lvl>
+    <w:lvl w:ilvl="6" w:tplc="0C0A0001" w:tentative="1">
+      <w:start w:val="1"/>
+      <w:numFmt w:val="bullet"/>
+      <w:lvlText w:val=""/>
+      <w:lvlJc w:val="left"/>
+      <w:pPr>
+        <w:ind w:left="5040" w:hanging="360"/>
+      </w:pPr>
+      <w:rPr>
+        <w:rFonts w:ascii="Symbol" w:hAnsi="Symbol" w:hint="default"/>
+      </w:rPr>
+    </w:lvl>
+    <w:lvl w:ilvl="7" w:tplc="0C0A0003" w:tentative="1">
+      <w:start w:val="1"/>
+      <w:numFmt w:val="bullet"/>
+      <w:lvlText w:val="o"/>
+      <w:lvlJc w:val="left"/>
+      <w:pPr>
+        <w:ind w:left="5760" w:hanging="360"/>
+      </w:pPr>
+      <w:rPr>
+        <w:rFonts w:ascii="Courier New" w:hAnsi="Courier New" w:cs="Courier New" w:hint="default"/>
+      </w:rPr>
+    </w:lvl>
+    <w:lvl w:ilvl="8" w:tplc="0C0A0005" w:tentative="1">
+      <w:start w:val="1"/>
+      <w:numFmt w:val="bullet"/>
+      <w:lvlText w:val=""/>
+      <w:lvlJc w:val="left"/>
+      <w:pPr>
+        <w:ind w:left="6480" w:hanging="360"/>
+      </w:pPr>
+      <w:rPr>
+        <w:rFonts w:ascii="Wingdings" w:hAnsi="Wingdings" w:hint="default"/>
+      </w:rPr>
+    </w:lvl>
+  </w:abstractNum>
+  <w:abstractNum w:abstractNumId="14" w15:restartNumberingAfterBreak="0">
     <w:nsid w:val="51631B07"/>
     <w:multiLevelType w:val="multilevel"/>
     <w:tmpl w:val="11789D44"/>
@@ -11848,7 +14620,152 @@
       </w:rPr>
     </w:lvl>
   </w:abstractNum>
-  <w:abstractNum w:abstractNumId="13" w15:restartNumberingAfterBreak="0">
+  <w:abstractNum w:abstractNumId="15" w15:restartNumberingAfterBreak="0">
+    <w:nsid w:val="52166B1E"/>
+    <w:multiLevelType w:val="multilevel"/>
+    <w:tmpl w:val="CC148F16"/>
+    <w:lvl w:ilvl="0">
+      <w:start w:val="1"/>
+      <w:numFmt w:val="decimal"/>
+      <w:lvlText w:val="%1."/>
+      <w:lvlJc w:val="left"/>
+      <w:pPr>
+        <w:tabs>
+          <w:tab w:val="num" w:pos="720"/>
+        </w:tabs>
+        <w:ind w:left="720" w:hanging="360"/>
+      </w:pPr>
+      <w:rPr>
+        <w:rFonts w:hint="default"/>
+        <w:sz w:val="20"/>
+      </w:rPr>
+    </w:lvl>
+    <w:lvl w:ilvl="1">
+      <w:start w:val="1"/>
+      <w:numFmt w:val="decimal"/>
+      <w:lvlText w:val="%2."/>
+      <w:lvlJc w:val="left"/>
+      <w:pPr>
+        <w:ind w:left="1352" w:hanging="360"/>
+      </w:pPr>
+      <w:rPr>
+        <w:rFonts w:hint="default"/>
+      </w:rPr>
+    </w:lvl>
+    <w:lvl w:ilvl="2">
+      <w:start w:val="1"/>
+      <w:numFmt w:val="bullet"/>
+      <w:lvlText w:val=""/>
+      <w:lvlJc w:val="left"/>
+      <w:pPr>
+        <w:tabs>
+          <w:tab w:val="num" w:pos="2160"/>
+        </w:tabs>
+        <w:ind w:left="2160" w:hanging="360"/>
+      </w:pPr>
+      <w:rPr>
+        <w:rFonts w:ascii="Wingdings" w:hAnsi="Wingdings" w:hint="default"/>
+        <w:sz w:val="20"/>
+      </w:rPr>
+    </w:lvl>
+    <w:lvl w:ilvl="3" w:tentative="1">
+      <w:start w:val="1"/>
+      <w:numFmt w:val="bullet"/>
+      <w:lvlText w:val=""/>
+      <w:lvlJc w:val="left"/>
+      <w:pPr>
+        <w:tabs>
+          <w:tab w:val="num" w:pos="2880"/>
+        </w:tabs>
+        <w:ind w:left="2880" w:hanging="360"/>
+      </w:pPr>
+      <w:rPr>
+        <w:rFonts w:ascii="Wingdings" w:hAnsi="Wingdings" w:hint="default"/>
+        <w:sz w:val="20"/>
+      </w:rPr>
+    </w:lvl>
+    <w:lvl w:ilvl="4" w:tentative="1">
+      <w:start w:val="1"/>
+      <w:numFmt w:val="bullet"/>
+      <w:lvlText w:val=""/>
+      <w:lvlJc w:val="left"/>
+      <w:pPr>
+        <w:tabs>
+          <w:tab w:val="num" w:pos="3600"/>
+        </w:tabs>
+        <w:ind w:left="3600" w:hanging="360"/>
+      </w:pPr>
+      <w:rPr>
+        <w:rFonts w:ascii="Wingdings" w:hAnsi="Wingdings" w:hint="default"/>
+        <w:sz w:val="20"/>
+      </w:rPr>
+    </w:lvl>
+    <w:lvl w:ilvl="5" w:tentative="1">
+      <w:start w:val="1"/>
+      <w:numFmt w:val="bullet"/>
+      <w:lvlText w:val=""/>
+      <w:lvlJc w:val="left"/>
+      <w:pPr>
+        <w:tabs>
+          <w:tab w:val="num" w:pos="4320"/>
+        </w:tabs>
+        <w:ind w:left="4320" w:hanging="360"/>
+      </w:pPr>
+      <w:rPr>
+        <w:rFonts w:ascii="Wingdings" w:hAnsi="Wingdings" w:hint="default"/>
+        <w:sz w:val="20"/>
+      </w:rPr>
+    </w:lvl>
+    <w:lvl w:ilvl="6" w:tentative="1">
+      <w:start w:val="1"/>
+      <w:numFmt w:val="bullet"/>
+      <w:lvlText w:val=""/>
+      <w:lvlJc w:val="left"/>
+      <w:pPr>
+        <w:tabs>
+          <w:tab w:val="num" w:pos="5040"/>
+        </w:tabs>
+        <w:ind w:left="5040" w:hanging="360"/>
+      </w:pPr>
+      <w:rPr>
+        <w:rFonts w:ascii="Wingdings" w:hAnsi="Wingdings" w:hint="default"/>
+        <w:sz w:val="20"/>
+      </w:rPr>
+    </w:lvl>
+    <w:lvl w:ilvl="7" w:tentative="1">
+      <w:start w:val="1"/>
+      <w:numFmt w:val="bullet"/>
+      <w:lvlText w:val=""/>
+      <w:lvlJc w:val="left"/>
+      <w:pPr>
+        <w:tabs>
+          <w:tab w:val="num" w:pos="5760"/>
+        </w:tabs>
+        <w:ind w:left="5760" w:hanging="360"/>
+      </w:pPr>
+      <w:rPr>
+        <w:rFonts w:ascii="Wingdings" w:hAnsi="Wingdings" w:hint="default"/>
+        <w:sz w:val="20"/>
+      </w:rPr>
+    </w:lvl>
+    <w:lvl w:ilvl="8" w:tentative="1">
+      <w:start w:val="1"/>
+      <w:numFmt w:val="bullet"/>
+      <w:lvlText w:val=""/>
+      <w:lvlJc w:val="left"/>
+      <w:pPr>
+        <w:tabs>
+          <w:tab w:val="num" w:pos="6480"/>
+        </w:tabs>
+        <w:ind w:left="6480" w:hanging="360"/>
+      </w:pPr>
+      <w:rPr>
+        <w:rFonts w:ascii="Wingdings" w:hAnsi="Wingdings" w:hint="default"/>
+        <w:sz w:val="20"/>
+      </w:rPr>
+    </w:lvl>
+  </w:abstractNum>
+  <w:abstractNum w:abstractNumId="16" w15:restartNumberingAfterBreak="0">
     <w:nsid w:val="52875918"/>
     <w:multiLevelType w:val="multilevel"/>
     <w:tmpl w:val="69428556"/>
@@ -11997,7 +14914,7 @@
       </w:rPr>
     </w:lvl>
   </w:abstractNum>
-  <w:abstractNum w:abstractNumId="14" w15:restartNumberingAfterBreak="0">
+  <w:abstractNum w:abstractNumId="17" w15:restartNumberingAfterBreak="0">
     <w:nsid w:val="52930F3D"/>
     <w:multiLevelType w:val="multilevel"/>
     <w:tmpl w:val="B784D95A"/>
@@ -12146,7 +15063,7 @@
       </w:rPr>
     </w:lvl>
   </w:abstractNum>
-  <w:abstractNum w:abstractNumId="15" w15:restartNumberingAfterBreak="0">
+  <w:abstractNum w:abstractNumId="18" w15:restartNumberingAfterBreak="0">
     <w:nsid w:val="59F42DD2"/>
     <w:multiLevelType w:val="multilevel"/>
     <w:tmpl w:val="084EEAA2"/>
@@ -12295,7 +15212,7 @@
       </w:rPr>
     </w:lvl>
   </w:abstractNum>
-  <w:abstractNum w:abstractNumId="16" w15:restartNumberingAfterBreak="0">
+  <w:abstractNum w:abstractNumId="19" w15:restartNumberingAfterBreak="0">
     <w:nsid w:val="5A094854"/>
     <w:multiLevelType w:val="multilevel"/>
     <w:tmpl w:val="1A9C43D4"/>
@@ -12444,7 +15361,7 @@
       </w:rPr>
     </w:lvl>
   </w:abstractNum>
-  <w:abstractNum w:abstractNumId="17" w15:restartNumberingAfterBreak="0">
+  <w:abstractNum w:abstractNumId="20" w15:restartNumberingAfterBreak="0">
     <w:nsid w:val="5DCE61D3"/>
     <w:multiLevelType w:val="multilevel"/>
     <w:tmpl w:val="ECD0AD18"/>
@@ -12593,7 +15510,7 @@
       </w:rPr>
     </w:lvl>
   </w:abstractNum>
-  <w:abstractNum w:abstractNumId="18" w15:restartNumberingAfterBreak="0">
+  <w:abstractNum w:abstractNumId="21" w15:restartNumberingAfterBreak="0">
     <w:nsid w:val="5E18008D"/>
     <w:multiLevelType w:val="multilevel"/>
     <w:tmpl w:val="8EEA377E"/>
@@ -12742,7 +15659,7 @@
       </w:rPr>
     </w:lvl>
   </w:abstractNum>
-  <w:abstractNum w:abstractNumId="19" w15:restartNumberingAfterBreak="0">
+  <w:abstractNum w:abstractNumId="22" w15:restartNumberingAfterBreak="0">
     <w:nsid w:val="5F81180B"/>
     <w:multiLevelType w:val="multilevel"/>
     <w:tmpl w:val="077A3356"/>
@@ -12891,7 +15808,7 @@
       </w:rPr>
     </w:lvl>
   </w:abstractNum>
-  <w:abstractNum w:abstractNumId="20" w15:restartNumberingAfterBreak="0">
+  <w:abstractNum w:abstractNumId="23" w15:restartNumberingAfterBreak="0">
     <w:nsid w:val="63870928"/>
     <w:multiLevelType w:val="multilevel"/>
     <w:tmpl w:val="F7CE3A8C"/>
@@ -13040,7 +15957,7 @@
       </w:rPr>
     </w:lvl>
   </w:abstractNum>
-  <w:abstractNum w:abstractNumId="21" w15:restartNumberingAfterBreak="0">
+  <w:abstractNum w:abstractNumId="24" w15:restartNumberingAfterBreak="0">
     <w:nsid w:val="63B30347"/>
     <w:multiLevelType w:val="multilevel"/>
     <w:tmpl w:val="BFBE5E38"/>
@@ -13153,7 +16070,7 @@
       </w:pPr>
     </w:lvl>
   </w:abstractNum>
-  <w:abstractNum w:abstractNumId="22" w15:restartNumberingAfterBreak="0">
+  <w:abstractNum w:abstractNumId="25" w15:restartNumberingAfterBreak="0">
     <w:nsid w:val="666E4B55"/>
     <w:multiLevelType w:val="multilevel"/>
     <w:tmpl w:val="5B4A9B68"/>
@@ -13302,7 +16219,152 @@
       </w:rPr>
     </w:lvl>
   </w:abstractNum>
-  <w:abstractNum w:abstractNumId="23" w15:restartNumberingAfterBreak="0">
+  <w:abstractNum w:abstractNumId="26" w15:restartNumberingAfterBreak="0">
+    <w:nsid w:val="6852560B"/>
+    <w:multiLevelType w:val="multilevel"/>
+    <w:tmpl w:val="CC148F16"/>
+    <w:lvl w:ilvl="0">
+      <w:start w:val="1"/>
+      <w:numFmt w:val="decimal"/>
+      <w:lvlText w:val="%1."/>
+      <w:lvlJc w:val="left"/>
+      <w:pPr>
+        <w:tabs>
+          <w:tab w:val="num" w:pos="720"/>
+        </w:tabs>
+        <w:ind w:left="720" w:hanging="360"/>
+      </w:pPr>
+      <w:rPr>
+        <w:rFonts w:hint="default"/>
+        <w:sz w:val="20"/>
+      </w:rPr>
+    </w:lvl>
+    <w:lvl w:ilvl="1">
+      <w:start w:val="1"/>
+      <w:numFmt w:val="decimal"/>
+      <w:lvlText w:val="%2."/>
+      <w:lvlJc w:val="left"/>
+      <w:pPr>
+        <w:ind w:left="1352" w:hanging="360"/>
+      </w:pPr>
+      <w:rPr>
+        <w:rFonts w:hint="default"/>
+      </w:rPr>
+    </w:lvl>
+    <w:lvl w:ilvl="2">
+      <w:start w:val="1"/>
+      <w:numFmt w:val="bullet"/>
+      <w:lvlText w:val=""/>
+      <w:lvlJc w:val="left"/>
+      <w:pPr>
+        <w:tabs>
+          <w:tab w:val="num" w:pos="2160"/>
+        </w:tabs>
+        <w:ind w:left="2160" w:hanging="360"/>
+      </w:pPr>
+      <w:rPr>
+        <w:rFonts w:ascii="Wingdings" w:hAnsi="Wingdings" w:hint="default"/>
+        <w:sz w:val="20"/>
+      </w:rPr>
+    </w:lvl>
+    <w:lvl w:ilvl="3" w:tentative="1">
+      <w:start w:val="1"/>
+      <w:numFmt w:val="bullet"/>
+      <w:lvlText w:val=""/>
+      <w:lvlJc w:val="left"/>
+      <w:pPr>
+        <w:tabs>
+          <w:tab w:val="num" w:pos="2880"/>
+        </w:tabs>
+        <w:ind w:left="2880" w:hanging="360"/>
+      </w:pPr>
+      <w:rPr>
+        <w:rFonts w:ascii="Wingdings" w:hAnsi="Wingdings" w:hint="default"/>
+        <w:sz w:val="20"/>
+      </w:rPr>
+    </w:lvl>
+    <w:lvl w:ilvl="4" w:tentative="1">
+      <w:start w:val="1"/>
+      <w:numFmt w:val="bullet"/>
+      <w:lvlText w:val=""/>
+      <w:lvlJc w:val="left"/>
+      <w:pPr>
+        <w:tabs>
+          <w:tab w:val="num" w:pos="3600"/>
+        </w:tabs>
+        <w:ind w:left="3600" w:hanging="360"/>
+      </w:pPr>
+      <w:rPr>
+        <w:rFonts w:ascii="Wingdings" w:hAnsi="Wingdings" w:hint="default"/>
+        <w:sz w:val="20"/>
+      </w:rPr>
+    </w:lvl>
+    <w:lvl w:ilvl="5" w:tentative="1">
+      <w:start w:val="1"/>
+      <w:numFmt w:val="bullet"/>
+      <w:lvlText w:val=""/>
+      <w:lvlJc w:val="left"/>
+      <w:pPr>
+        <w:tabs>
+          <w:tab w:val="num" w:pos="4320"/>
+        </w:tabs>
+        <w:ind w:left="4320" w:hanging="360"/>
+      </w:pPr>
+      <w:rPr>
+        <w:rFonts w:ascii="Wingdings" w:hAnsi="Wingdings" w:hint="default"/>
+        <w:sz w:val="20"/>
+      </w:rPr>
+    </w:lvl>
+    <w:lvl w:ilvl="6" w:tentative="1">
+      <w:start w:val="1"/>
+      <w:numFmt w:val="bullet"/>
+      <w:lvlText w:val=""/>
+      <w:lvlJc w:val="left"/>
+      <w:pPr>
+        <w:tabs>
+          <w:tab w:val="num" w:pos="5040"/>
+        </w:tabs>
+        <w:ind w:left="5040" w:hanging="360"/>
+      </w:pPr>
+      <w:rPr>
+        <w:rFonts w:ascii="Wingdings" w:hAnsi="Wingdings" w:hint="default"/>
+        <w:sz w:val="20"/>
+      </w:rPr>
+    </w:lvl>
+    <w:lvl w:ilvl="7" w:tentative="1">
+      <w:start w:val="1"/>
+      <w:numFmt w:val="bullet"/>
+      <w:lvlText w:val=""/>
+      <w:lvlJc w:val="left"/>
+      <w:pPr>
+        <w:tabs>
+          <w:tab w:val="num" w:pos="5760"/>
+        </w:tabs>
+        <w:ind w:left="5760" w:hanging="360"/>
+      </w:pPr>
+      <w:rPr>
+        <w:rFonts w:ascii="Wingdings" w:hAnsi="Wingdings" w:hint="default"/>
+        <w:sz w:val="20"/>
+      </w:rPr>
+    </w:lvl>
+    <w:lvl w:ilvl="8" w:tentative="1">
+      <w:start w:val="1"/>
+      <w:numFmt w:val="bullet"/>
+      <w:lvlText w:val=""/>
+      <w:lvlJc w:val="left"/>
+      <w:pPr>
+        <w:tabs>
+          <w:tab w:val="num" w:pos="6480"/>
+        </w:tabs>
+        <w:ind w:left="6480" w:hanging="360"/>
+      </w:pPr>
+      <w:rPr>
+        <w:rFonts w:ascii="Wingdings" w:hAnsi="Wingdings" w:hint="default"/>
+        <w:sz w:val="20"/>
+      </w:rPr>
+    </w:lvl>
+  </w:abstractNum>
+  <w:abstractNum w:abstractNumId="27" w15:restartNumberingAfterBreak="0">
     <w:nsid w:val="68990829"/>
     <w:multiLevelType w:val="multilevel"/>
     <w:tmpl w:val="789EA58E"/>
@@ -13451,7 +16513,7 @@
       </w:rPr>
     </w:lvl>
   </w:abstractNum>
-  <w:abstractNum w:abstractNumId="24" w15:restartNumberingAfterBreak="0">
+  <w:abstractNum w:abstractNumId="28" w15:restartNumberingAfterBreak="0">
     <w:nsid w:val="6C7D3971"/>
     <w:multiLevelType w:val="multilevel"/>
     <w:tmpl w:val="D4A67752"/>
@@ -13600,7 +16662,7 @@
       </w:rPr>
     </w:lvl>
   </w:abstractNum>
-  <w:abstractNum w:abstractNumId="25" w15:restartNumberingAfterBreak="0">
+  <w:abstractNum w:abstractNumId="29" w15:restartNumberingAfterBreak="0">
     <w:nsid w:val="753B3032"/>
     <w:multiLevelType w:val="multilevel"/>
     <w:tmpl w:val="3EF6B1D2"/>
@@ -13749,7 +16811,7 @@
       </w:rPr>
     </w:lvl>
   </w:abstractNum>
-  <w:abstractNum w:abstractNumId="26" w15:restartNumberingAfterBreak="0">
+  <w:abstractNum w:abstractNumId="30" w15:restartNumberingAfterBreak="0">
     <w:nsid w:val="781B76AF"/>
     <w:multiLevelType w:val="multilevel"/>
     <w:tmpl w:val="D4FC85D4"/>
@@ -13899,7 +16961,7 @@
     </w:lvl>
   </w:abstractNum>
   <w:num w:numId="1" w16cid:durableId="187647205">
-    <w:abstractNumId w:val="17"/>
+    <w:abstractNumId w:val="20"/>
   </w:num>
   <w:num w:numId="2" w16cid:durableId="268897277">
     <w:abstractNumId w:val="3"/>
@@ -13908,13 +16970,13 @@
     <w:abstractNumId w:val="9"/>
   </w:num>
   <w:num w:numId="4" w16cid:durableId="1652638062">
-    <w:abstractNumId w:val="13"/>
+    <w:abstractNumId w:val="16"/>
   </w:num>
   <w:num w:numId="5" w16cid:durableId="1125386027">
-    <w:abstractNumId w:val="22"/>
+    <w:abstractNumId w:val="25"/>
   </w:num>
   <w:num w:numId="6" w16cid:durableId="1983196970">
-    <w:abstractNumId w:val="11"/>
+    <w:abstractNumId w:val="12"/>
   </w:num>
   <w:num w:numId="7" w16cid:durableId="301927838">
     <w:abstractNumId w:val="5"/>
@@ -13929,43 +16991,43 @@
     <w:abstractNumId w:val="8"/>
   </w:num>
   <w:num w:numId="11" w16cid:durableId="163715901">
-    <w:abstractNumId w:val="10"/>
+    <w:abstractNumId w:val="11"/>
   </w:num>
   <w:num w:numId="12" w16cid:durableId="1772968846">
     <w:abstractNumId w:val="7"/>
   </w:num>
   <w:num w:numId="13" w16cid:durableId="535196467">
-    <w:abstractNumId w:val="25"/>
+    <w:abstractNumId w:val="29"/>
   </w:num>
   <w:num w:numId="14" w16cid:durableId="1397623767">
-    <w:abstractNumId w:val="16"/>
+    <w:abstractNumId w:val="19"/>
   </w:num>
   <w:num w:numId="15" w16cid:durableId="1828206777">
-    <w:abstractNumId w:val="15"/>
+    <w:abstractNumId w:val="18"/>
   </w:num>
   <w:num w:numId="16" w16cid:durableId="1503199997">
-    <w:abstractNumId w:val="19"/>
+    <w:abstractNumId w:val="22"/>
   </w:num>
   <w:num w:numId="17" w16cid:durableId="1699159518">
-    <w:abstractNumId w:val="12"/>
+    <w:abstractNumId w:val="14"/>
   </w:num>
   <w:num w:numId="18" w16cid:durableId="366637589">
     <w:abstractNumId w:val="1"/>
   </w:num>
   <w:num w:numId="19" w16cid:durableId="1708875637">
-    <w:abstractNumId w:val="14"/>
+    <w:abstractNumId w:val="17"/>
   </w:num>
   <w:num w:numId="20" w16cid:durableId="435097416">
-    <w:abstractNumId w:val="18"/>
+    <w:abstractNumId w:val="21"/>
   </w:num>
   <w:num w:numId="21" w16cid:durableId="895580630">
-    <w:abstractNumId w:val="20"/>
+    <w:abstractNumId w:val="23"/>
   </w:num>
   <w:num w:numId="22" w16cid:durableId="1869248968">
-    <w:abstractNumId w:val="21"/>
+    <w:abstractNumId w:val="24"/>
   </w:num>
   <w:num w:numId="23" w16cid:durableId="1606231536">
-    <w:abstractNumId w:val="23"/>
+    <w:abstractNumId w:val="27"/>
   </w:num>
   <w:num w:numId="24" w16cid:durableId="340202646">
     <w:abstractNumId w:val="6"/>
@@ -13974,16 +17036,28 @@
     <w:abstractNumId w:val="0"/>
   </w:num>
   <w:num w:numId="26" w16cid:durableId="150371805">
-    <w:abstractNumId w:val="24"/>
+    <w:abstractNumId w:val="28"/>
   </w:num>
   <w:num w:numId="27" w16cid:durableId="1516724294">
+    <w:abstractNumId w:val="30"/>
+  </w:num>
+  <w:num w:numId="28" w16cid:durableId="254216222">
+    <w:abstractNumId w:val="10"/>
+  </w:num>
+  <w:num w:numId="29" w16cid:durableId="850216127">
     <w:abstractNumId w:val="26"/>
+  </w:num>
+  <w:num w:numId="30" w16cid:durableId="519397268">
+    <w:abstractNumId w:val="15"/>
+  </w:num>
+  <w:num w:numId="31" w16cid:durableId="1786999036">
+    <w:abstractNumId w:val="13"/>
   </w:num>
 </w:numbering>
 </file>
 
 <file path=word/styles.xml><?xml version="1.0" encoding="utf-8"?>
-<w:styles xmlns:mc="http://schemas.openxmlformats.org/markup-compatibility/2006" xmlns:r="http://schemas.openxmlformats.org/officeDocument/2006/relationships" xmlns:w="http://schemas.openxmlformats.org/wordprocessingml/2006/main" xmlns:w14="http://schemas.microsoft.com/office/word/2010/wordml" xmlns:w15="http://schemas.microsoft.com/office/word/2012/wordml" xmlns:w16cex="http://schemas.microsoft.com/office/word/2018/wordml/cex" xmlns:w16cid="http://schemas.microsoft.com/office/word/2016/wordml/cid" xmlns:w16="http://schemas.microsoft.com/office/word/2018/wordml" xmlns:w16du="http://schemas.microsoft.com/office/word/2023/wordml/word16du" xmlns:w16sdtdh="http://schemas.microsoft.com/office/word/2020/wordml/sdtdatahash" xmlns:w16sdtfl="http://schemas.microsoft.com/office/word/2024/wordml/sdtformatlock" xmlns:w16se="http://schemas.microsoft.com/office/word/2015/wordml/symex" mc:Ignorable="w14 w15 w16se w16cid w16 w16cex w16sdtdh w16sdtfl w16du">
+<w:styles xmlns:mc="http://schemas.openxmlformats.org/markup-compatibility/2006" xmlns:r="http://schemas.openxmlformats.org/officeDocument/2006/relationships" xmlns:w="http://schemas.openxmlformats.org/wordprocessingml/2006/main" xmlns:w14="http://schemas.microsoft.com/office/word/2010/wordml" xmlns:w15="http://schemas.microsoft.com/office/word/2012/wordml" xmlns:w16cex="http://schemas.microsoft.com/office/word/2018/wordml/cex" xmlns:w16cid="http://schemas.microsoft.com/office/word/2016/wordml/cid" xmlns:w16="http://schemas.microsoft.com/office/word/2018/wordml" xmlns:w16sdtdh="http://schemas.microsoft.com/office/word/2020/wordml/sdtdatahash" xmlns:w16se="http://schemas.microsoft.com/office/word/2015/wordml/symex" mc:Ignorable="w14 w15 w16se w16cid w16 w16cex w16sdtdh">
   <w:docDefaults>
     <w:rPrDefault>
       <w:rPr>
@@ -14431,18 +17505,22 @@
     <w:basedOn w:val="Normal"/>
     <w:next w:val="Normal"/>
     <w:link w:val="Ttulo3Car"/>
+    <w:autoRedefine/>
     <w:uiPriority w:val="9"/>
     <w:unhideWhenUsed/>
     <w:qFormat/>
-    <w:rsid w:val="005A5DCD"/>
+    <w:rsid w:val="00D64229"/>
     <w:pPr>
       <w:keepNext/>
       <w:keepLines/>
       <w:spacing w:before="160" w:after="80"/>
+      <w:ind w:firstLine="708"/>
       <w:outlineLvl w:val="2"/>
     </w:pPr>
     <w:rPr>
       <w:rFonts w:eastAsiaTheme="majorEastAsia" w:cstheme="majorBidi"/>
+      <w:i/>
+      <w:iCs/>
       <w:color w:val="0F4761" w:themeColor="accent1" w:themeShade="BF"/>
       <w:sz w:val="28"/>
       <w:szCs w:val="28"/>
@@ -14633,9 +17711,11 @@
     <w:basedOn w:val="Fuentedeprrafopredeter"/>
     <w:link w:val="Ttulo3"/>
     <w:uiPriority w:val="9"/>
-    <w:rsid w:val="005A5DCD"/>
+    <w:rsid w:val="00D64229"/>
     <w:rPr>
       <w:rFonts w:eastAsiaTheme="majorEastAsia" w:cstheme="majorBidi"/>
+      <w:i/>
+      <w:iCs/>
       <w:color w:val="0F4761" w:themeColor="accent1" w:themeShade="BF"/>
       <w:sz w:val="28"/>
       <w:szCs w:val="28"/>
@@ -14980,6 +18060,18 @@
     <w:link w:val="Sinespaciado"/>
     <w:uiPriority w:val="1"/>
     <w:rsid w:val="007A08FD"/>
+  </w:style>
+  <w:style w:type="character" w:styleId="Hipervnculovisitado">
+    <w:name w:val="FollowedHyperlink"/>
+    <w:basedOn w:val="Fuentedeprrafopredeter"/>
+    <w:uiPriority w:val="99"/>
+    <w:semiHidden/>
+    <w:unhideWhenUsed/>
+    <w:rsid w:val="00372F6E"/>
+    <w:rPr>
+      <w:color w:val="96607D" w:themeColor="followedHyperlink"/>
+      <w:u w:val="single"/>
+    </w:rPr>
   </w:style>
 </w:styles>
 </file>

--- a/proyecto.docx
+++ b/proyecto.docx
@@ -3347,7 +3347,7 @@
                   </wp:anchor>
                 </w:drawing>
               </mc:Choice>
-              <mc:Fallback xmlns:w16sdtfl="http://schemas.microsoft.com/office/word/2024/wordml/sdtformatlock" xmlns:w16du="http://schemas.microsoft.com/office/word/2023/wordml/word16du">
+              <mc:Fallback xmlns:w16du="http://schemas.microsoft.com/office/word/2023/wordml/word16du" xmlns:w16sdtfl="http://schemas.microsoft.com/office/word/2024/wordml/sdtformatlock">
                 <w:pict>
                   <v:group w14:anchorId="07305E3A" id="Grupo 26" o:spid="_x0000_s1026" style="position:absolute;margin-left:0;margin-top:0;width:168pt;height:718.55pt;z-index:-251643904;mso-height-percent:950;mso-left-percent:40;mso-position-horizontal-relative:page;mso-position-vertical:center;mso-position-vertical-relative:page;mso-height-percent:950;mso-left-percent:40" coordsize="21336,91257" o:gfxdata="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">
                     <v:rect id="Rectángulo 3" o:spid="_x0000_s1027" style="position:absolute;width:1945;height:91257;visibility:visible;mso-wrap-style:square;v-text-anchor:middle" o:gfxdata="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" fillcolor="#0e2841 [3215]" stroked="f" strokeweight="1.5pt"/>
@@ -5410,7 +5410,7 @@
           <w:noProof/>
         </w:rPr>
         <w:drawing>
-          <wp:inline distT="0" distB="0" distL="0" distR="0" wp14:anchorId="3A9F5494" wp14:editId="381F253B">
+          <wp:inline distT="0" distB="0" distL="0" distR="0" wp14:anchorId="3A9F5494" wp14:editId="6945F8DD">
             <wp:extent cx="4443624" cy="3161307"/>
             <wp:effectExtent l="76200" t="76200" r="128905" b="134620"/>
             <wp:docPr id="935891741" name="Imagen 1"/>
@@ -5563,7 +5563,7 @@
           <w:noProof/>
         </w:rPr>
         <w:drawing>
-          <wp:inline distT="0" distB="0" distL="0" distR="0" wp14:anchorId="6CC8F11D" wp14:editId="43CD5ABF">
+          <wp:inline distT="0" distB="0" distL="0" distR="0" wp14:anchorId="6CC8F11D" wp14:editId="070F1930">
             <wp:extent cx="5396230" cy="3834130"/>
             <wp:effectExtent l="76200" t="76200" r="128270" b="128270"/>
             <wp:docPr id="1285130325" name="Imagen 3"/>
@@ -5719,7 +5719,7 @@
           <w:noProof/>
         </w:rPr>
         <w:drawing>
-          <wp:inline distT="0" distB="0" distL="0" distR="0" wp14:anchorId="100023D7" wp14:editId="2F2BF11B">
+          <wp:inline distT="0" distB="0" distL="0" distR="0" wp14:anchorId="100023D7" wp14:editId="0FBDFFE8">
             <wp:extent cx="4772025" cy="3395500"/>
             <wp:effectExtent l="95250" t="95250" r="85725" b="90805"/>
             <wp:docPr id="418913" name="Imagen 8"/>
@@ -5802,7 +5802,7 @@
           <w:noProof/>
         </w:rPr>
         <w:drawing>
-          <wp:inline distT="0" distB="0" distL="0" distR="0" wp14:anchorId="252BBB8C" wp14:editId="3F33540B">
+          <wp:inline distT="0" distB="0" distL="0" distR="0" wp14:anchorId="252BBB8C" wp14:editId="55E00F76">
             <wp:extent cx="4974873" cy="3539836"/>
             <wp:effectExtent l="76200" t="76200" r="130810" b="137160"/>
             <wp:docPr id="913894690" name="Imagen 7"/>
@@ -5878,7 +5878,7 @@
           <w:noProof/>
         </w:rPr>
         <w:drawing>
-          <wp:inline distT="0" distB="0" distL="0" distR="0" wp14:anchorId="1C3A36F7" wp14:editId="35EC2424">
+          <wp:inline distT="0" distB="0" distL="0" distR="0" wp14:anchorId="1C3A36F7" wp14:editId="7933DE32">
             <wp:extent cx="4949839" cy="3522023"/>
             <wp:effectExtent l="76200" t="76200" r="136525" b="135890"/>
             <wp:docPr id="1340598956" name="Imagen 1"/>
@@ -6177,7 +6177,7 @@
               </wp:anchor>
             </w:drawing>
           </mc:Choice>
-          <mc:Fallback xmlns:w16sdtfl="http://schemas.microsoft.com/office/word/2024/wordml/sdtformatlock" xmlns:w16du="http://schemas.microsoft.com/office/word/2023/wordml/word16du">
+          <mc:Fallback xmlns:w16du="http://schemas.microsoft.com/office/word/2023/wordml/word16du" xmlns:w16sdtfl="http://schemas.microsoft.com/office/word/2024/wordml/sdtformatlock">
             <w:pict>
               <v:shapetype w14:anchorId="49C09E3A" id="_x0000_t75" coordsize="21600,21600" o:spt="75" o:preferrelative="t" path="m@4@5l@4@11@9@11@9@5xe" filled="f" stroked="f">
                 <v:stroke joinstyle="miter"/>
@@ -6241,7 +6241,7 @@
               </wp:anchor>
             </w:drawing>
           </mc:Choice>
-          <mc:Fallback xmlns:w16sdtfl="http://schemas.microsoft.com/office/word/2024/wordml/sdtformatlock" xmlns:w16du="http://schemas.microsoft.com/office/word/2023/wordml/word16du">
+          <mc:Fallback xmlns:w16du="http://schemas.microsoft.com/office/word/2023/wordml/word16du" xmlns:w16sdtfl="http://schemas.microsoft.com/office/word/2024/wordml/sdtformatlock">
             <w:pict>
               <v:shape w14:anchorId="061103E0" id="Entrada de lápiz 3" o:spid="_x0000_s1026" type="#_x0000_t75" style="position:absolute;margin-left:65.5pt;margin-top:218.45pt;width:27.45pt;height:1.05pt;z-index:251664384;visibility:visible;mso-wrap-style:square;mso-wrap-distance-left:9pt;mso-wrap-distance-top:0;mso-wrap-distance-right:9pt;mso-wrap-distance-bottom:0;mso-position-horizontal:absolute;mso-position-horizontal-relative:text;mso-position-vertical:absolute;mso-position-vertical-relative:text" o:gfxdata="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">
                 <v:imagedata r:id="rId20" o:title=""/>
@@ -6286,7 +6286,7 @@
               </wp:anchor>
             </w:drawing>
           </mc:Choice>
-          <mc:Fallback xmlns:w16sdtfl="http://schemas.microsoft.com/office/word/2024/wordml/sdtformatlock" xmlns:w16du="http://schemas.microsoft.com/office/word/2023/wordml/word16du">
+          <mc:Fallback xmlns:w16du="http://schemas.microsoft.com/office/word/2023/wordml/word16du" xmlns:w16sdtfl="http://schemas.microsoft.com/office/word/2024/wordml/sdtformatlock">
             <w:pict>
               <v:shapetype w14:anchorId="26ED7025" id="_x0000_t75" coordsize="21600,21600" o:spt="75" o:preferrelative="t" path="m@4@5l@4@11@9@11@9@5xe" filled="f" stroked="f">
                 <v:stroke joinstyle="miter"/>
@@ -6350,7 +6350,7 @@
               </wp:anchor>
             </w:drawing>
           </mc:Choice>
-          <mc:Fallback xmlns:w16sdtfl="http://schemas.microsoft.com/office/word/2024/wordml/sdtformatlock" xmlns:w16du="http://schemas.microsoft.com/office/word/2023/wordml/word16du">
+          <mc:Fallback xmlns:w16du="http://schemas.microsoft.com/office/word/2023/wordml/word16du" xmlns:w16sdtfl="http://schemas.microsoft.com/office/word/2024/wordml/sdtformatlock">
             <w:pict>
               <v:shapetype w14:anchorId="158DAAA9" id="_x0000_t75" coordsize="21600,21600" o:spt="75" o:preferrelative="t" path="m@4@5l@4@11@9@11@9@5xe" filled="f" stroked="f">
                 <v:stroke joinstyle="miter"/>
@@ -6383,7 +6383,7 @@
           <w:noProof/>
         </w:rPr>
         <w:drawing>
-          <wp:inline distT="0" distB="0" distL="0" distR="0" wp14:anchorId="4A834548" wp14:editId="47D44872">
+          <wp:inline distT="0" distB="0" distL="0" distR="0" wp14:anchorId="4A834548" wp14:editId="191C995A">
             <wp:extent cx="5396230" cy="3834130"/>
             <wp:effectExtent l="76200" t="76200" r="128270" b="128270"/>
             <wp:docPr id="433170619" name="Imagen 2"/>
@@ -6456,7 +6456,7 @@
           <w:noProof/>
         </w:rPr>
         <w:drawing>
-          <wp:inline distT="0" distB="0" distL="0" distR="0" wp14:anchorId="322F9951" wp14:editId="72732EB8">
+          <wp:inline distT="0" distB="0" distL="0" distR="0" wp14:anchorId="322F9951" wp14:editId="6B117E06">
             <wp:extent cx="4621432" cy="3283620"/>
             <wp:effectExtent l="76200" t="76200" r="141605" b="126365"/>
             <wp:docPr id="784425407" name="Imagen 7"/>
@@ -6555,7 +6555,7 @@
           <w:noProof/>
         </w:rPr>
         <w:drawing>
-          <wp:inline distT="0" distB="0" distL="0" distR="0" wp14:anchorId="6F09FAA3" wp14:editId="3C646493">
+          <wp:inline distT="0" distB="0" distL="0" distR="0" wp14:anchorId="6F09FAA3" wp14:editId="099D1A95">
             <wp:extent cx="4461002" cy="3171884"/>
             <wp:effectExtent l="76200" t="76200" r="130175" b="123825"/>
             <wp:docPr id="1755659709" name="Imagen 12"/>
@@ -6702,7 +6702,7 @@
           <w:noProof/>
         </w:rPr>
         <w:drawing>
-          <wp:inline distT="0" distB="0" distL="0" distR="0" wp14:anchorId="5534E4D8" wp14:editId="6462C675">
+          <wp:inline distT="0" distB="0" distL="0" distR="0" wp14:anchorId="5534E4D8" wp14:editId="18943AB6">
             <wp:extent cx="4368895" cy="3106393"/>
             <wp:effectExtent l="76200" t="76200" r="127000" b="132715"/>
             <wp:docPr id="1844187693" name="Imagen 13"/>
@@ -6790,7 +6790,7 @@
           <w:noProof/>
         </w:rPr>
         <w:drawing>
-          <wp:inline distT="0" distB="0" distL="0" distR="0" wp14:anchorId="48AE76E1" wp14:editId="1C758B03">
+          <wp:inline distT="0" distB="0" distL="0" distR="0" wp14:anchorId="48AE76E1" wp14:editId="6CC339FB">
             <wp:extent cx="4855490" cy="3452374"/>
             <wp:effectExtent l="76200" t="76200" r="135890" b="129540"/>
             <wp:docPr id="1526789695" name="Imagen 12" descr="Interfaz de usuario gráfica, Aplicación&#10;&#10;El contenido generado por IA puede ser incorrecto."/>
@@ -6863,7 +6863,7 @@
           <w:noProof/>
         </w:rPr>
         <w:drawing>
-          <wp:inline distT="0" distB="0" distL="0" distR="0" wp14:anchorId="6794A471" wp14:editId="27B66CB8">
+          <wp:inline distT="0" distB="0" distL="0" distR="0" wp14:anchorId="6794A471" wp14:editId="3525232D">
             <wp:extent cx="4933366" cy="3507746"/>
             <wp:effectExtent l="76200" t="76200" r="133985" b="130810"/>
             <wp:docPr id="760556303" name="Imagen 1"/>
@@ -6937,7 +6937,7 @@
           <w:noProof/>
         </w:rPr>
         <w:drawing>
-          <wp:inline distT="0" distB="0" distL="0" distR="0" wp14:anchorId="41E0CD49" wp14:editId="20D1B26B">
+          <wp:inline distT="0" distB="0" distL="0" distR="0" wp14:anchorId="41E0CD49" wp14:editId="60A1AADF">
             <wp:extent cx="4989464" cy="3547635"/>
             <wp:effectExtent l="76200" t="76200" r="135255" b="129540"/>
             <wp:docPr id="272702160" name="Imagen 2"/>
@@ -7010,7 +7010,7 @@
           <w:noProof/>
         </w:rPr>
         <w:drawing>
-          <wp:inline distT="0" distB="0" distL="0" distR="0" wp14:anchorId="1DD9C742" wp14:editId="1C55C0C9">
+          <wp:inline distT="0" distB="0" distL="0" distR="0" wp14:anchorId="1DD9C742" wp14:editId="44B14B47">
             <wp:extent cx="5030649" cy="3576916"/>
             <wp:effectExtent l="76200" t="76200" r="132080" b="138430"/>
             <wp:docPr id="1519085843" name="Imagen 3"/>
@@ -7089,7 +7089,7 @@
           <w:noProof/>
         </w:rPr>
         <w:drawing>
-          <wp:inline distT="0" distB="0" distL="0" distR="0" wp14:anchorId="08C08F08" wp14:editId="439A9513">
+          <wp:inline distT="0" distB="0" distL="0" distR="0" wp14:anchorId="08C08F08" wp14:editId="3EC5C8B3">
             <wp:extent cx="4873889" cy="3466106"/>
             <wp:effectExtent l="76200" t="76200" r="136525" b="134620"/>
             <wp:docPr id="1997279975" name="Imagen 1"/>
@@ -7165,7 +7165,7 @@
           <w:noProof/>
         </w:rPr>
         <w:drawing>
-          <wp:inline distT="0" distB="0" distL="0" distR="0" wp14:anchorId="68ACB7BF" wp14:editId="666B75FF">
+          <wp:inline distT="0" distB="0" distL="0" distR="0" wp14:anchorId="68ACB7BF" wp14:editId="7D6FA2CF">
             <wp:extent cx="4862708" cy="3458154"/>
             <wp:effectExtent l="76200" t="76200" r="128905" b="142875"/>
             <wp:docPr id="1649579706" name="Imagen 2"/>
@@ -7871,11 +7871,6 @@
       </w:r>
     </w:p>
     <w:p>
-      <w:r>
-        <w:t>En el backend y en el frontend he trabajado con las siguientes tecnologías:</w:t>
-      </w:r>
-    </w:p>
-    <w:p>
       <w:pPr>
         <w:pStyle w:val="Ttulo2"/>
       </w:pPr>
@@ -7884,16 +7879,87 @@
       </w:r>
     </w:p>
     <w:p>
+      <w:r>
+        <w:t>En el backend he trabajado con las siguientes tecnologías:</w:t>
+      </w:r>
+    </w:p>
+    <w:p>
       <w:pPr>
         <w:pStyle w:val="Ttulo3"/>
       </w:pPr>
       <w:r>
         <w:t>Node.js</w:t>
       </w:r>
-    </w:p>
-    <w:p>
-      <w:r>
-        <w:t>Desde que empecé a estudiar javaScrip el año pasado (y lo mismo me sucedió con mongoDB), siempre he sentido una cierta predilección por este lenguaje de programación. Por su versatilidad en el frontend. Cuando a final de curso descubrí que se podía desplegar un servidor con node.js, no lo pensé dos veces: eso era justo lo que necesitaba para el proyecto de fin de curso.</w:t>
+      <w:r>
+        <w:t xml:space="preserve"> y Exprees</w:t>
+      </w:r>
+    </w:p>
+    <w:p>
+      <w:pPr>
+        <w:ind w:firstLine="708"/>
+      </w:pPr>
+      <w:r>
+        <w:rPr>
+          <w:noProof/>
+        </w:rPr>
+        <w:drawing>
+          <wp:inline distT="0" distB="0" distL="0" distR="0" wp14:anchorId="34B14B38" wp14:editId="2502B50A">
+            <wp:extent cx="904428" cy="257525"/>
+            <wp:effectExtent l="0" t="0" r="0" b="9525"/>
+            <wp:docPr id="11" name="Imagen 11"/>
+            <wp:cNvGraphicFramePr>
+              <a:graphicFrameLocks xmlns:a="http://schemas.openxmlformats.org/drawingml/2006/main" noChangeAspect="1"/>
+            </wp:cNvGraphicFramePr>
+            <a:graphic xmlns:a="http://schemas.openxmlformats.org/drawingml/2006/main">
+              <a:graphicData uri="http://schemas.openxmlformats.org/drawingml/2006/picture">
+                <pic:pic xmlns:pic="http://schemas.openxmlformats.org/drawingml/2006/picture">
+                  <pic:nvPicPr>
+                    <pic:cNvPr id="1" name=""/>
+                    <pic:cNvPicPr/>
+                  </pic:nvPicPr>
+                  <pic:blipFill>
+                    <a:blip r:embed="rId42"/>
+                    <a:stretch>
+                      <a:fillRect/>
+                    </a:stretch>
+                  </pic:blipFill>
+                  <pic:spPr>
+                    <a:xfrm>
+                      <a:off x="0" y="0"/>
+                      <a:ext cx="904428" cy="257525"/>
+                    </a:xfrm>
+                    <a:prstGeom prst="rect">
+                      <a:avLst/>
+                    </a:prstGeom>
+                  </pic:spPr>
+                </pic:pic>
+              </a:graphicData>
+            </a:graphic>
+          </wp:inline>
+        </w:drawing>
+      </w:r>
+    </w:p>
+    <w:p>
+      <w:pPr>
+        <w:ind w:firstLine="708"/>
+      </w:pPr>
+      <w:r>
+        <w:t xml:space="preserve">He decidido utilizar node.js junto a express </w:t>
+      </w:r>
+      <w:r>
+        <w:t xml:space="preserve">para desplegar el servidor </w:t>
+      </w:r>
+      <w:r>
+        <w:t>p</w:t>
+      </w:r>
+      <w:r>
+        <w:t>or su versatilidad</w:t>
+      </w:r>
+      <w:r>
+        <w:t xml:space="preserve"> y facilidad de uso. Descubrí esta tecnología el año pasado, me pareció interesante</w:t>
+      </w:r>
+      <w:r>
+        <w:t xml:space="preserve"> y desarrollé un proyecto personal con él. </w:t>
       </w:r>
     </w:p>
     <w:p/>
@@ -7907,1957 +7973,17 @@
     </w:p>
     <w:p>
       <w:pPr>
-        <w:pStyle w:val="Ttulo2"/>
-      </w:pPr>
-      <w:r>
-        <w:t>Frontend</w:t>
-      </w:r>
-    </w:p>
-    <w:p>
-      <w:pPr>
-        <w:pStyle w:val="Ttulo3"/>
-      </w:pPr>
-      <w:r>
-        <w:t>Vite</w:t>
-      </w:r>
-    </w:p>
-    <w:p>
-      <w:pPr>
-        <w:pStyle w:val="Ttulo3"/>
-      </w:pPr>
-      <w:r>
-        <w:t>React</w:t>
-      </w:r>
-    </w:p>
-    <w:p>
-      <w:r>
-        <w:t xml:space="preserve">React </w:t>
-      </w:r>
-      <w:r>
-        <w:t xml:space="preserve">es una biblioteca de JavaScript diseñada para construir </w:t>
-      </w:r>
-      <w:r>
-        <w:t xml:space="preserve">vistas </w:t>
-      </w:r>
-      <w:r>
-        <w:t>interactivas</w:t>
-      </w:r>
-      <w:r>
-        <w:t xml:space="preserve"> y reactivas. </w:t>
-      </w:r>
-      <w:r>
-        <w:t>E</w:t>
-      </w:r>
-      <w:r>
-        <w:t>s un lenguaje declarativo</w:t>
-      </w:r>
-      <w:r>
-        <w:t>, además del</w:t>
-      </w:r>
-      <w:r>
-        <w:t xml:space="preserve"> motor principal que mueve todo el frontend</w:t>
-      </w:r>
-      <w:r>
-        <w:t xml:space="preserve"> en mi proyecto. </w:t>
-      </w:r>
-      <w:r>
-        <w:t xml:space="preserve"> </w:t>
-      </w:r>
-      <w:r>
-        <w:t xml:space="preserve">Lo que hace </w:t>
-      </w:r>
-      <w:r>
-        <w:t xml:space="preserve">React en mi aplicación web </w:t>
-      </w:r>
-      <w:r>
-        <w:t>es gestionar la</w:t>
-      </w:r>
-      <w:r>
-        <w:t>s</w:t>
-      </w:r>
-      <w:r>
-        <w:t xml:space="preserve"> </w:t>
-      </w:r>
-      <w:r>
-        <w:t>vistas</w:t>
-      </w:r>
-      <w:r>
-        <w:t xml:space="preserve"> de forma dinámica permitiendo que elementos como el catálogo de libros, el estado del carrito de compras y el menú de navegación se actualicen al instante en la memoria del navegador sin tener que recargar la página completa. </w:t>
-      </w:r>
-      <w:r>
-        <w:t>De cara a la experiencia de usuario, React ofrece</w:t>
-      </w:r>
-      <w:r>
-        <w:t xml:space="preserve"> una experiencia de navegación fluida y moderna, conectando la interfaz visual de la tienda con el backend</w:t>
-      </w:r>
-      <w:r>
-        <w:t>.</w:t>
-      </w:r>
-    </w:p>
-    <w:p>
-      <w:pPr>
-        <w:pStyle w:val="Ttulo3"/>
-      </w:pPr>
-      <w:r>
-        <w:t>Hooks de React</w:t>
-      </w:r>
-    </w:p>
-    <w:p>
-      <w:r>
-        <w:t>React cuenta con sus propios métodos que pueden importarse en las diferentes vistas dependiendo de la necesidad especifica de la vista. A estos métodos también se los conoce como Hooks.</w:t>
-      </w:r>
-    </w:p>
-    <w:p>
-      <w:pPr>
-        <w:pStyle w:val="Ttulo4"/>
-      </w:pPr>
-      <w:r>
-        <w:t>UseState</w:t>
-      </w:r>
-    </w:p>
-    <w:p>
-      <w:r>
-        <w:t>S</w:t>
-      </w:r>
-      <w:r>
-        <w:t>irve para capturar el estado inicial de una página y</w:t>
-      </w:r>
-      <w:r>
-        <w:t>, mediante acciones</w:t>
-      </w:r>
-      <w:r>
-        <w:t xml:space="preserve"> del usuario</w:t>
-      </w:r>
-      <w:r>
-        <w:t>, poderlo modificar</w:t>
-      </w:r>
-      <w:r>
-        <w:t>. Por ejempl</w:t>
-      </w:r>
-      <w:r>
-        <w:t>o:</w:t>
-      </w:r>
-    </w:p>
-    <w:p>
-      <w:r>
-        <w:t>import { useState } from "react";</w:t>
-      </w:r>
-      <w:r>
-        <w:t xml:space="preserve"> </w:t>
-      </w:r>
-      <w:r>
-        <w:sym w:font="Wingdings" w:char="F0E0"/>
-      </w:r>
-      <w:r>
-        <w:t xml:space="preserve"> </w:t>
-      </w:r>
-      <w:r>
-        <w:t>Primero se importa</w:t>
-      </w:r>
-    </w:p>
-    <w:p>
-      <w:r>
-        <w:t>C</w:t>
-      </w:r>
-      <w:r>
-        <w:t>onst [isRecoveryOpen, setIsRecoveryOpen] = useState(false);</w:t>
-      </w:r>
-      <w:r>
-        <w:t xml:space="preserve"> </w:t>
-      </w:r>
-      <w:r>
-        <w:sym w:font="Wingdings" w:char="F0E0"/>
-      </w:r>
-      <w:r>
-        <w:t xml:space="preserve"> Luego se usa.</w:t>
-      </w:r>
-    </w:p>
-    <w:p>
-      <w:pPr>
-        <w:pStyle w:val="Ttulo4"/>
-      </w:pPr>
-      <w:r>
-        <w:lastRenderedPageBreak/>
-        <w:t>useNavigate</w:t>
-      </w:r>
-      <w:r>
-        <w:t xml:space="preserve"> </w:t>
-      </w:r>
-      <w:r>
-        <w:sym w:font="Wingdings" w:char="F0E0"/>
-      </w:r>
-      <w:r>
-        <w:t xml:space="preserve"> </w:t>
-      </w:r>
-    </w:p>
-    <w:p>
-      <w:pPr>
-        <w:pStyle w:val="Ttulo4"/>
-        <w:rPr>
-          <w:rFonts w:eastAsiaTheme="minorHAnsi" w:cstheme="minorBidi"/>
-          <w:i w:val="0"/>
-          <w:iCs w:val="0"/>
-          <w:color w:val="auto"/>
-        </w:rPr>
-      </w:pPr>
-      <w:r>
-        <w:rPr>
-          <w:rFonts w:eastAsiaTheme="minorHAnsi" w:cstheme="minorBidi"/>
-          <w:i w:val="0"/>
-          <w:iCs w:val="0"/>
-          <w:color w:val="auto"/>
-        </w:rPr>
-        <w:t>Permite redirigir al usuario</w:t>
-      </w:r>
-      <w:r>
-        <w:rPr>
-          <w:rFonts w:eastAsiaTheme="minorHAnsi" w:cstheme="minorBidi"/>
-          <w:i w:val="0"/>
-          <w:iCs w:val="0"/>
-          <w:color w:val="auto"/>
-        </w:rPr>
-        <w:t xml:space="preserve"> a otra pagina de la aplicación. Ej: si no está logueado por que cierra sesión, fuerza al usuario a ir a login. </w:t>
-      </w:r>
-    </w:p>
-    <w:p>
-      <w:pPr>
-        <w:pStyle w:val="Ttulo4"/>
-      </w:pPr>
-      <w:r>
-        <w:t>useLocation</w:t>
-      </w:r>
-      <w:r>
-        <w:t xml:space="preserve"> </w:t>
-      </w:r>
-      <w:r>
-        <w:sym w:font="Wingdings" w:char="F0E0"/>
-      </w:r>
-    </w:p>
-    <w:p>
-      <w:r>
-        <w:t>D</w:t>
-      </w:r>
-      <w:r>
-        <w:t>a información sobre la página exacta en la que está el usuario</w:t>
-      </w:r>
-      <w:r>
-        <w:t xml:space="preserve">. </w:t>
-      </w:r>
-    </w:p>
-    <w:p>
-      <w:pPr>
-        <w:pStyle w:val="Ttulo3"/>
-      </w:pPr>
-      <w:r>
-        <w:t xml:space="preserve">Componentes </w:t>
-      </w:r>
-    </w:p>
-    <w:p>
-      <w:r>
-        <w:t>Los componentes se escriben con la primera letra en mayúscula. Esto ayuda a react a saber que el elemento es un componente.</w:t>
-      </w:r>
-    </w:p>
-    <w:p>
-      <w:r>
-        <w:rPr>
-          <w:b/>
-          <w:bCs/>
-        </w:rPr>
-        <w:t>&lt;Fragment&gt; o &lt;&gt; &lt;/&gt;:</w:t>
-      </w:r>
-      <w:r>
-        <w:t xml:space="preserve"> Un componente invisible que sirve para agrupar otros componentes sin añadir etiquetas &lt;div&gt; innecesarias al HTML final.</w:t>
-      </w:r>
-    </w:p>
-    <w:p>
-      <w:r>
-        <w:rPr>
-          <w:b/>
-          <w:bCs/>
-        </w:rPr>
-        <w:t>&lt;Link&gt; (de Router):</w:t>
-      </w:r>
-      <w:r>
-        <w:t xml:space="preserve"> El sustituto absoluto de la etiqueta &lt;a href&gt;. Sirve para crear enlaces que cambian de página instantáneamente sin que la web parpadee o se recargue.</w:t>
-      </w:r>
-    </w:p>
-    <w:p>
-      <w:r>
-        <w:rPr>
-          <w:b/>
-          <w:bCs/>
-        </w:rPr>
-        <w:t>&lt;Navigate&gt; (de Router):</w:t>
-      </w:r>
-      <w:r>
-        <w:t xml:space="preserve"> Se usa para redirigir al usuario automáticamente nada más renderizar (ej. si intenta entrar al /perfil sin estar logueado, devuelves un &lt;Navigate to="/login"/&gt;).</w:t>
-      </w:r>
-    </w:p>
-    <w:p>
-      <w:r>
-        <w:rPr>
-          <w:b/>
-          <w:bCs/>
-        </w:rPr>
-        <w:t>&lt;Outlet&gt; (de Router):</w:t>
-      </w:r>
-      <w:r>
-        <w:t xml:space="preserve"> Es un "hueco" o plantilla. Sirve para crear un diseño maestro (como tener siempre tu Navbar y Footer fijos) y que las páginas cambien solo en el medio.</w:t>
-      </w:r>
-    </w:p>
-    <w:p/>
-    <w:p/>
-    <w:p>
-      <w:r>
-        <w:t>Se puede definir el estado de libro(false) para que al financiar la página es ese sea el estado de libro y luego, cuando se haga clic onClick modificar el estado con setLibro</w:t>
-      </w:r>
-    </w:p>
-    <w:p>
-      <w:pPr>
-        <w:pStyle w:val="Ttulo2"/>
-        <w:rPr>
-          <w:rFonts w:eastAsiaTheme="minorHAnsi"/>
-        </w:rPr>
-      </w:pPr>
-      <w:r>
-        <w:rPr>
-          <w:rFonts w:eastAsiaTheme="minorHAnsi"/>
-        </w:rPr>
-        <w:t>BDD</w:t>
-      </w:r>
-    </w:p>
-    <w:p>
-      <w:pPr>
-        <w:pStyle w:val="Ttulo3"/>
-      </w:pPr>
-      <w:r>
-        <w:t>MongoDB</w:t>
-      </w:r>
-    </w:p>
-    <w:p/>
-    <w:p>
-      <w:pPr>
-        <w:pStyle w:val="Ttulo1"/>
-      </w:pPr>
-      <w:r>
-        <w:t>Despliegue</w:t>
-      </w:r>
-    </w:p>
-    <w:p>
-      <w:r>
-        <w:t>Tecnologías utilizadas en el proyecto para desplegar la aplicación web:</w:t>
-      </w:r>
-    </w:p>
-    <w:p>
-      <w:pPr>
         <w:ind w:firstLine="708"/>
       </w:pPr>
       <w:r>
-        <w:t xml:space="preserve">El plan que </w:t>
-      </w:r>
-      <w:r>
-        <w:rPr>
-          <w:i/>
-          <w:iCs/>
-        </w:rPr>
-        <w:t>C</w:t>
-      </w:r>
-      <w:r>
-        <w:rPr>
-          <w:i/>
-          <w:iCs/>
-        </w:rPr>
-        <w:t>dmon</w:t>
-      </w:r>
-      <w:r>
-        <w:t xml:space="preserve"> ofrece para estudiantes no es compatible para desplegar con node.js. Debido a eso, he tenido que utilizar </w:t>
-      </w:r>
-      <w:r>
-        <w:rPr>
-          <w:i/>
-          <w:iCs/>
-        </w:rPr>
-        <w:t>Railway</w:t>
-      </w:r>
-      <w:r>
-        <w:t>.</w:t>
-      </w:r>
-    </w:p>
-    <w:p>
-      <w:pPr>
-        <w:pStyle w:val="Ttulo3"/>
-      </w:pPr>
-      <w:hyperlink r:id="rId42" w:history="1">
-        <w:r>
-          <w:rPr>
-            <w:rStyle w:val="Ttulo3Car"/>
-          </w:rPr>
-          <w:t>Railway</w:t>
-        </w:r>
-      </w:hyperlink>
-    </w:p>
-    <w:p>
-      <w:pPr>
-        <w:ind w:firstLine="708"/>
-      </w:pPr>
-      <w:r>
-        <w:t>Es una plataforma en la nube</w:t>
-      </w:r>
-      <w:r>
-        <w:t xml:space="preserve"> </w:t>
-      </w:r>
-      <w:r>
-        <w:t>diseñada para simplificar y acelerar el proceso de desarrollo y publicación de software</w:t>
-      </w:r>
-      <w:r>
-        <w:t>. Ofrece s</w:t>
-      </w:r>
-      <w:r>
-        <w:t>oporte nativo para Node.js</w:t>
-      </w:r>
-      <w:r>
-        <w:t xml:space="preserve"> y permite un despliegue </w:t>
-      </w:r>
-      <w:r>
-        <w:t>automatizado</w:t>
-      </w:r>
-      <w:r>
-        <w:t xml:space="preserve"> ya que se integra </w:t>
-      </w:r>
-      <w:r>
-        <w:t>directamente con los repositorios de GitHub</w:t>
-      </w:r>
-      <w:r>
-        <w:t>.</w:t>
-      </w:r>
-    </w:p>
-    <w:p>
-      <w:pPr>
-        <w:ind w:firstLine="708"/>
-      </w:pPr>
-      <w:r>
-        <w:t>Railway detecta las tecnologías empleadas (</w:t>
-      </w:r>
-      <w:r>
-        <w:t>en mi caso</w:t>
-      </w:r>
-      <w:r>
-        <w:t xml:space="preserve">, </w:t>
-      </w:r>
-      <w:r>
-        <w:rPr>
-          <w:i/>
-          <w:iCs/>
-        </w:rPr>
-        <w:t>React</w:t>
-      </w:r>
-      <w:r>
-        <w:t xml:space="preserve"> con </w:t>
-      </w:r>
-      <w:r>
-        <w:rPr>
-          <w:i/>
-          <w:iCs/>
-        </w:rPr>
-        <w:t>Vite</w:t>
-      </w:r>
-      <w:r>
-        <w:t xml:space="preserve"> en el frontend y Express en el backend) y genera automáticamente el entorno necesario para compilar y ejecutar la aplicación.</w:t>
-      </w:r>
-      <w:r>
-        <w:t xml:space="preserve"> </w:t>
-      </w:r>
-      <w:r>
-        <w:t>También</w:t>
-      </w:r>
-      <w:r>
-        <w:t xml:space="preserve"> permite monitorear los logs en ti</w:t>
-      </w:r>
-      <w:r>
-        <w:t>e</w:t>
-      </w:r>
-      <w:r>
-        <w:t>mpo real.</w:t>
-      </w:r>
-    </w:p>
-    <w:p>
-      <w:pPr>
-        <w:ind w:firstLine="708"/>
-      </w:pPr>
-      <w:r>
-        <w:t>El firewall de Railway bloqueaba las direcciones ip6 que utiliza la última versión de node.js por defecto para enviar el correo de restaurar la contraseña. Para solucionarlo he tenido que cambiar la opción en la configuración de del servidor.</w:t>
-      </w:r>
-    </w:p>
-    <w:p>
-      <w:pPr>
-        <w:pStyle w:val="Ttulo4"/>
-      </w:pPr>
-      <w:r>
-        <w:t>V</w:t>
-      </w:r>
-      <w:r>
-        <w:t>ariables de Entorno</w:t>
-      </w:r>
-      <w:r>
-        <w:t xml:space="preserve"> (.env)</w:t>
-      </w:r>
-    </w:p>
-    <w:p>
-      <w:pPr>
-        <w:ind w:firstLine="708"/>
-      </w:pPr>
-      <w:r>
-        <w:t>En local guardo las credenciales (</w:t>
-      </w:r>
-      <w:r>
-        <w:t>contraseñas de la base de datos, claves de APIs o el "Client ID" de Google</w:t>
-      </w:r>
-      <w:r>
-        <w:t>) en un archivo .env</w:t>
-      </w:r>
-      <w:r>
-        <w:t xml:space="preserve"> y c</w:t>
-      </w:r>
-      <w:r>
-        <w:t xml:space="preserve">on .gitignore evito que este fichero se suba a </w:t>
-      </w:r>
-      <w:r>
-        <w:t>G</w:t>
-      </w:r>
-      <w:r>
-        <w:t>it</w:t>
-      </w:r>
-      <w:r>
-        <w:t>Hub</w:t>
-      </w:r>
-      <w:r>
-        <w:t>.</w:t>
-      </w:r>
-    </w:p>
-    <w:p>
-      <w:pPr>
-        <w:ind w:firstLine="708"/>
-      </w:pPr>
-      <w:r>
-        <w:t xml:space="preserve">Para </w:t>
-      </w:r>
-      <w:r>
-        <w:t xml:space="preserve">que el proyecto desplegado en </w:t>
-      </w:r>
-      <w:r>
-        <w:t>Railway</w:t>
-      </w:r>
-      <w:r>
-        <w:t xml:space="preserve"> </w:t>
-      </w:r>
-      <w:r>
-        <w:t xml:space="preserve">tenga acceso a las credenciales </w:t>
-      </w:r>
-      <w:r>
-        <w:t>he tenido que configurarlas</w:t>
-      </w:r>
-      <w:r>
-        <w:t xml:space="preserve"> en la pestaña variables del servidor.</w:t>
-      </w:r>
-    </w:p>
-    <w:p>
-      <w:pPr>
-        <w:pStyle w:val="Ttulo3"/>
-      </w:pPr>
-      <w:r>
-        <w:t>MongoDB:</w:t>
-      </w:r>
-    </w:p>
-    <w:p>
-      <w:pPr>
-        <w:ind w:firstLine="708"/>
-      </w:pPr>
-      <w:r>
-        <w:t xml:space="preserve">MongoDB atlas ofrece un cluster gratuito en sus servidores para los usuarios registrados. </w:t>
-      </w:r>
-      <w:r>
-        <w:t>H</w:t>
-      </w:r>
-      <w:r>
-        <w:t xml:space="preserve">e </w:t>
-      </w:r>
-      <w:r>
-        <w:t>desplegado</w:t>
-      </w:r>
-      <w:r>
-        <w:t xml:space="preserve"> l</w:t>
-      </w:r>
-      <w:r>
-        <w:t xml:space="preserve">a base de datos </w:t>
-      </w:r>
-      <w:r>
-        <w:t>de mi proyecto</w:t>
-      </w:r>
-      <w:r>
-        <w:t xml:space="preserve"> allí</w:t>
-      </w:r>
-      <w:r>
-        <w:t xml:space="preserve">. </w:t>
-      </w:r>
-      <w:r>
-        <w:t xml:space="preserve">Como utilizo sus servidores tanto en local como atreves de la web, </w:t>
-      </w:r>
-      <w:r>
-        <w:t xml:space="preserve">la base de datos </w:t>
-      </w:r>
-      <w:r>
-        <w:t>de mi aplicación</w:t>
-      </w:r>
-      <w:r>
-        <w:t xml:space="preserve"> se mantiene sincronizada, manteniendo la persistencia de los datos</w:t>
-      </w:r>
-      <w:r>
-        <w:t xml:space="preserve">. </w:t>
-      </w:r>
-    </w:p>
-    <w:p>
-      <w:pPr>
-        <w:ind w:firstLine="708"/>
-      </w:pPr>
-      <w:r>
-        <w:t>¿Por qué mongoDB en lugar de mySQL?</w:t>
-      </w:r>
-      <w:r>
-        <w:t xml:space="preserve"> </w:t>
-      </w:r>
-      <w:r>
-        <w:t xml:space="preserve"> </w:t>
-      </w:r>
-      <w:r>
-        <w:t>Porqué</w:t>
-      </w:r>
-      <w:r>
-        <w:t xml:space="preserve"> MongoDB es plenamente compatible con JSON, y JSON es plenamente compatible con node.js. De modo que node.js puede tratar los datos que obtiene de la base de datos sin necesitad </w:t>
-      </w:r>
-      <w:r>
-        <w:t xml:space="preserve">de </w:t>
-      </w:r>
-      <w:r>
-        <w:t xml:space="preserve">intermediarios </w:t>
-      </w:r>
-      <w:r>
-        <w:t>que transformen</w:t>
-      </w:r>
-      <w:r>
-        <w:t xml:space="preserve"> los datos que devuelve la consulta</w:t>
-      </w:r>
-      <w:r>
-        <w:t>, como sí sucedería con MySQL</w:t>
-      </w:r>
-      <w:r>
-        <w:t>.</w:t>
-      </w:r>
-    </w:p>
-    <w:p>
-      <w:pPr>
-        <w:ind w:firstLine="708"/>
-      </w:pPr>
-      <w:r>
-        <w:t xml:space="preserve">MongoDB es extremadamente flexible y permisivo a la hora realizar modificaciones (añadir o eliminar campos) en sus colecciones. </w:t>
-      </w:r>
-      <w:r>
-        <w:t xml:space="preserve">Conforme el proyecto crecía he necesitado </w:t>
-      </w:r>
-      <w:r>
-        <w:t>modificar y crear varias colecciones para añadirle nuevos campos. Realizar estos cambios ha sido tan sencillo como modificar la estructura de los archivos del modelo</w:t>
-      </w:r>
-      <w:r>
-        <w:t xml:space="preserve">. A partir de ese momento </w:t>
-      </w:r>
-      <w:r>
-        <w:t xml:space="preserve">la base de datos ya </w:t>
-      </w:r>
-      <w:r>
-        <w:t>estaba preparad</w:t>
-      </w:r>
-      <w:r>
-        <w:t>a</w:t>
-      </w:r>
-      <w:r>
-        <w:t xml:space="preserve"> para recibir y almacenar </w:t>
-      </w:r>
-      <w:r>
-        <w:t>nuevos datos</w:t>
-      </w:r>
-      <w:r>
-        <w:t>.</w:t>
-      </w:r>
-    </w:p>
-    <w:p>
-      <w:pPr>
-        <w:pStyle w:val="Ttulo4"/>
-        <w:ind w:left="708"/>
-      </w:pPr>
-      <w:r>
-        <w:lastRenderedPageBreak/>
-        <w:t>Mongose</w:t>
-      </w:r>
-    </w:p>
-    <w:p>
-      <w:pPr>
-        <w:ind w:firstLine="708"/>
-      </w:pPr>
-      <w:r>
-        <w:t xml:space="preserve">Con el uso de Mongose fuerzo a que los datos introducidos en la base de datos sigan una estructura </w:t>
-      </w:r>
-      <w:r>
-        <w:t>lógica</w:t>
-      </w:r>
-      <w:r>
-        <w:t>. Mongose trabaja en tiempo de ejecución validando los datos que recibe antes de mandarlos al servidor</w:t>
-      </w:r>
-      <w:r>
-        <w:t>. A demás</w:t>
-      </w:r>
-      <w:r>
-        <w:t>,</w:t>
-      </w:r>
-      <w:r>
-        <w:t xml:space="preserve"> </w:t>
-      </w:r>
-      <w:r>
-        <w:t>Mongose t</w:t>
-      </w:r>
-      <w:r>
-        <w:t xml:space="preserve">rae funciones específicas </w:t>
-      </w:r>
-      <w:r>
-        <w:t>para comunicarse con la base de datos</w:t>
-      </w:r>
-      <w:r>
-        <w:t xml:space="preserve"> y hacer peticiones</w:t>
-      </w:r>
-      <w:r>
-        <w:t xml:space="preserve">: Algunas de las que más utilizo en mi proyecto son:  </w:t>
-      </w:r>
-      <w:r>
-        <w:t>findOne</w:t>
-      </w:r>
-      <w:r>
-        <w:t xml:space="preserve">(), </w:t>
-      </w:r>
-      <w:r>
-        <w:t>findById(</w:t>
-      </w:r>
-      <w:r>
-        <w:t xml:space="preserve">), </w:t>
-      </w:r>
-      <w:r>
-        <w:t>save()</w:t>
-      </w:r>
-      <w:r>
-        <w:t xml:space="preserve">, </w:t>
-      </w:r>
-      <w:r>
-        <w:t>findByIdAndUpdate</w:t>
-      </w:r>
-      <w:r>
-        <w:t>…</w:t>
-      </w:r>
-      <w:r>
-        <w:t xml:space="preserve"> </w:t>
-      </w:r>
-      <w:r>
-        <w:t>También permite encadenar estas funciones con sort, select, limit…</w:t>
-      </w:r>
-    </w:p>
-    <w:p>
-      <w:pPr>
-        <w:ind w:firstLine="708"/>
-      </w:pPr>
-      <w:r>
-        <w:t>Mongoose hace para MongoDB lo mismo que TypeScript hace para JavaScript.</w:t>
-      </w:r>
-    </w:p>
-    <w:p>
-      <w:pPr>
-        <w:pStyle w:val="Ttulo3"/>
-      </w:pPr>
-      <w:r>
-        <w:t>C</w:t>
-      </w:r>
-      <w:r>
-        <w:t>loudinary</w:t>
-      </w:r>
-      <w:r>
-        <w:t>:</w:t>
-      </w:r>
-    </w:p>
-    <w:p>
-      <w:pPr>
-        <w:ind w:firstLine="708"/>
-      </w:pPr>
-      <w:r>
-        <w:t>Mediante parámetros insertados en la ur</w:t>
-      </w:r>
-      <w:r>
-        <w:t>l, C</w:t>
-      </w:r>
-      <w:r>
-        <w:t>loudinary</w:t>
-      </w:r>
-      <w:r>
-        <w:t xml:space="preserve"> permite redimensionar, </w:t>
-      </w:r>
-      <w:r>
-        <w:t>recortar, aplicar filtros o cambiar el formato</w:t>
-      </w:r>
-      <w:r>
-        <w:t xml:space="preserve"> a las imágenes </w:t>
-      </w:r>
-      <w:r>
-        <w:t>sin necesidad de editar la imagen original.</w:t>
-      </w:r>
-    </w:p>
-    <w:p>
-      <w:pPr>
-        <w:ind w:firstLine="708"/>
-      </w:pPr>
-      <w:r>
-        <w:t xml:space="preserve">Utilizo la plataforma de </w:t>
-      </w:r>
-      <w:r>
-        <w:t>gestión de archivos digitales Cloudinary para</w:t>
-      </w:r>
-      <w:r>
-        <w:t xml:space="preserve"> subir las imágenes de las portadas de los libros a la web. En la base de datos solo guardo las URL.</w:t>
-      </w:r>
-    </w:p>
-    <w:p>
-      <w:pPr>
-        <w:pStyle w:val="Ttulo3"/>
-      </w:pPr>
-      <w:r>
-        <w:t>OAuth con Google</w:t>
-      </w:r>
-    </w:p>
-    <w:p>
-      <w:pPr>
-        <w:ind w:firstLine="708"/>
-      </w:pPr>
-      <w:r>
-        <w:t xml:space="preserve">He integrado en la web el servicio de </w:t>
-      </w:r>
-      <w:r>
-        <w:t xml:space="preserve">inicio de sesión </w:t>
-      </w:r>
-      <w:r>
-        <w:t>y registrarse con el Oauth de Google mediante la API.</w:t>
-      </w:r>
-    </w:p>
-    <w:p>
-      <w:pPr>
-        <w:pStyle w:val="Ttulo3"/>
-      </w:pPr>
-      <w:r>
-        <w:t>Servidor SMTP</w:t>
-      </w:r>
-      <w:r>
-        <w:t xml:space="preserve"> (recuperación de contraseña)</w:t>
-      </w:r>
-    </w:p>
-    <w:p>
-      <w:r>
-        <w:t xml:space="preserve">He configurado nodemailer y lo he integrado con el servidor </w:t>
-      </w:r>
-      <w:r>
-        <w:t>SMTP</w:t>
-      </w:r>
-      <w:r>
-        <w:t xml:space="preserve"> de Gmail para que el usuario pueda recuperar la contraseña en caso de olvidarla</w:t>
-      </w:r>
-      <w:r>
-        <w:t>.</w:t>
-      </w:r>
-    </w:p>
-    <w:p/>
-    <w:p>
-      <w:pPr>
-        <w:rPr>
-          <w:rFonts w:asciiTheme="majorHAnsi" w:eastAsiaTheme="majorEastAsia" w:hAnsiTheme="majorHAnsi" w:cstheme="majorBidi"/>
-          <w:color w:val="0F4761" w:themeColor="accent1" w:themeShade="BF"/>
-          <w:sz w:val="40"/>
-          <w:szCs w:val="40"/>
-        </w:rPr>
-      </w:pPr>
-      <w:r>
-        <w:br w:type="page"/>
-      </w:r>
-    </w:p>
-    <w:p>
-      <w:pPr>
-        <w:pStyle w:val="Ttulo1"/>
-      </w:pPr>
-      <w:r>
-        <w:lastRenderedPageBreak/>
-        <w:t>Mejoras</w:t>
-      </w:r>
-      <w:r>
-        <w:t xml:space="preserve"> implementadas:</w:t>
-      </w:r>
-    </w:p>
-    <w:p>
-      <w:pPr>
-        <w:ind w:firstLine="360"/>
-      </w:pPr>
-      <w:r>
-        <w:t>A continuación, listo todas las mejoras que he considerado necesarias y he ido aplicando en el proyecto.</w:t>
-      </w:r>
-    </w:p>
-    <w:p>
-      <w:pPr>
-        <w:pStyle w:val="Ttulo2"/>
-        <w:numPr>
-          <w:ilvl w:val="0"/>
-          <w:numId w:val="29"/>
-        </w:numPr>
-      </w:pPr>
-      <w:r>
-        <w:t>Sistema de cache</w:t>
-      </w:r>
-    </w:p>
-    <w:p>
-      <w:pPr>
-        <w:ind w:firstLine="360"/>
-      </w:pPr>
-      <w:r>
-        <w:t>Sistema de cache para evitar</w:t>
-      </w:r>
-      <w:r>
-        <w:t xml:space="preserve"> saturar la base de datos con consultas repetidas</w:t>
-      </w:r>
-      <w:r>
-        <w:t>.</w:t>
-      </w:r>
-      <w:r>
-        <w:t xml:space="preserve"> Para un proyecto pequeño esto no tiene demasiada utilidad, pero pensando de cara al futuro lo considero una mejora importante.</w:t>
-      </w:r>
-    </w:p>
-    <w:p>
-      <w:pPr>
-        <w:pStyle w:val="Ttulo3"/>
-      </w:pPr>
-      <w:r>
-        <w:t>¿Cómo lo he implementado?</w:t>
-      </w:r>
-    </w:p>
-    <w:p>
-      <w:pPr>
-        <w:ind w:firstLine="360"/>
-      </w:pPr>
-      <w:r>
-        <w:t>H</w:t>
-      </w:r>
-      <w:r>
-        <w:t>e añadido</w:t>
-      </w:r>
-      <w:r>
-        <w:t xml:space="preserve"> </w:t>
-      </w:r>
-      <w:r>
-        <w:t xml:space="preserve">cache </w:t>
-      </w:r>
-      <w:r>
-        <w:t xml:space="preserve">en las rutas encargadas </w:t>
-      </w:r>
-      <w:r>
-        <w:t>de realizar las consultas a mongoDB</w:t>
-      </w:r>
-      <w:r>
-        <w:t xml:space="preserve">. </w:t>
-      </w:r>
-      <w:r>
-        <w:t xml:space="preserve">El sistema realiza una primera consulta a la </w:t>
-      </w:r>
-      <w:r>
-        <w:t>base de datos</w:t>
-      </w:r>
-      <w:r>
-        <w:t xml:space="preserve"> cuando un usuario hace una petición</w:t>
-      </w:r>
-      <w:r>
-        <w:t xml:space="preserve"> y</w:t>
-      </w:r>
-      <w:r>
-        <w:t xml:space="preserve"> almacena los datos en node.js</w:t>
-      </w:r>
-      <w:r>
-        <w:t xml:space="preserve">. Cuando un segundo usuario </w:t>
-      </w:r>
-      <w:r>
-        <w:t>vuelve</w:t>
-      </w:r>
-      <w:r>
-        <w:t xml:space="preserve"> a </w:t>
-      </w:r>
-      <w:r>
-        <w:t xml:space="preserve">visitar la misma vista el sistema devuelve los datos almacenados en cache. </w:t>
-      </w:r>
-      <w:r>
-        <w:t>El cache se resetea cuando un usuario añade un nuevo libro</w:t>
-      </w:r>
-      <w:r>
-        <w:t>, lo elimina o lo edita.</w:t>
-      </w:r>
-    </w:p>
-    <w:p>
-      <w:pPr>
-        <w:pStyle w:val="Ttulo2"/>
-        <w:numPr>
-          <w:ilvl w:val="0"/>
-          <w:numId w:val="29"/>
-        </w:numPr>
-      </w:pPr>
-      <w:bookmarkStart w:id="1" w:name="_Hlk227607073"/>
-      <w:r>
-        <w:t>L</w:t>
-      </w:r>
-      <w:r>
-        <w:t>ocalStorage</w:t>
-      </w:r>
-      <w:r>
-        <w:t xml:space="preserve"> y sesionStorage:</w:t>
-      </w:r>
-    </w:p>
-    <w:p>
-      <w:pPr>
-        <w:ind w:firstLine="360"/>
-      </w:pPr>
-      <w:r>
-        <w:t>No caí en la necesidad de utilizarlo hasta que recordé el uso de sessions y cokies para guardar sesiones temporales (sessions) y guardar datos en el navegador (cokies).</w:t>
-      </w:r>
-    </w:p>
-    <w:p>
-      <w:pPr>
-        <w:ind w:firstLine="360"/>
-      </w:pPr>
-      <w:r>
-        <w:t xml:space="preserve">Dado que utilizo node.js y react </w:t>
-      </w:r>
-      <w:bookmarkEnd w:id="1"/>
-      <w:r>
-        <w:t xml:space="preserve">tuve que recurrir a </w:t>
-      </w:r>
-      <w:r>
-        <w:t xml:space="preserve">LocalStorage y </w:t>
-      </w:r>
-      <w:r>
-        <w:t>S</w:t>
-      </w:r>
-      <w:r>
-        <w:t>esionStorage</w:t>
-      </w:r>
-      <w:r>
-        <w:t>, que</w:t>
-      </w:r>
-      <w:r>
-        <w:t xml:space="preserve"> </w:t>
-      </w:r>
-      <w:r>
-        <w:t>son herramientas de Web Storage</w:t>
-      </w:r>
-      <w:r>
-        <w:t xml:space="preserve">, para gestionar </w:t>
-      </w:r>
-      <w:r>
-        <w:t>la persistencia del usuario</w:t>
-      </w:r>
-      <w:r>
-        <w:t xml:space="preserve"> en la web.</w:t>
-      </w:r>
-    </w:p>
-    <w:p>
-      <w:pPr>
-        <w:ind w:firstLine="360"/>
-      </w:pPr>
-      <w:r>
-        <w:t xml:space="preserve">A pesar del uso de estas </w:t>
-      </w:r>
-      <w:r>
-        <w:t>herramientas de Web Storage</w:t>
-      </w:r>
-      <w:r>
-        <w:t>, e</w:t>
-      </w:r>
-      <w:r>
-        <w:t xml:space="preserve">l tiempo de validez real de la sesión </w:t>
-      </w:r>
-      <w:r>
-        <w:t xml:space="preserve">del usuario </w:t>
-      </w:r>
-      <w:r>
-        <w:t xml:space="preserve">lo determina el </w:t>
-      </w:r>
-      <w:r>
-        <w:rPr>
-          <w:b/>
-          <w:bCs/>
-        </w:rPr>
-        <w:t>Token JWT</w:t>
-      </w:r>
-      <w:r>
-        <w:t xml:space="preserve"> </w:t>
-      </w:r>
-      <w:r>
-        <w:t xml:space="preserve">que genera </w:t>
-      </w:r>
-      <w:r>
-        <w:t>el servidor</w:t>
-      </w:r>
-      <w:r>
-        <w:t xml:space="preserve">. </w:t>
-      </w:r>
-      <w:r>
-        <w:t>Esto significa que aunque un usuario seleccion</w:t>
-      </w:r>
-      <w:r>
-        <w:t>a</w:t>
-      </w:r>
-      <w:r>
-        <w:t xml:space="preserve"> la opción recordar sesión, pasados X días (los configurados en el servidor</w:t>
-      </w:r>
-      <w:r>
-        <w:t xml:space="preserve"> a la hora de crear el token</w:t>
-      </w:r>
-      <w:r>
-        <w:t xml:space="preserve">) el servidor rechazara </w:t>
-      </w:r>
-      <w:r>
-        <w:t>la conexión</w:t>
-      </w:r>
-      <w:r>
-        <w:t xml:space="preserve"> </w:t>
-      </w:r>
-      <w:r>
-        <w:t>y</w:t>
-      </w:r>
-      <w:r>
-        <w:t xml:space="preserve"> obligará </w:t>
-      </w:r>
-      <w:r>
-        <w:t xml:space="preserve">al usuario </w:t>
-      </w:r>
-      <w:r>
-        <w:t>a volver a iniciar sesión.</w:t>
-      </w:r>
-    </w:p>
-    <w:p>
-      <w:pPr>
-        <w:pStyle w:val="Ttulo2"/>
-        <w:numPr>
-          <w:ilvl w:val="0"/>
-          <w:numId w:val="29"/>
-        </w:numPr>
-      </w:pPr>
-      <w:bookmarkStart w:id="2" w:name="_Sistema_de_recomendaciones"/>
-      <w:bookmarkEnd w:id="2"/>
-      <w:r>
-        <w:t>Sistema de recomendaciones</w:t>
-      </w:r>
-    </w:p>
-    <w:p>
-      <w:pPr>
-        <w:pStyle w:val="Sinespaciado"/>
-        <w:ind w:firstLine="360"/>
-      </w:pPr>
-      <w:r>
-        <w:t>El sistema recopila</w:t>
-      </w:r>
-      <w:r>
-        <w:t>:</w:t>
-      </w:r>
-    </w:p>
-    <w:p>
-      <w:pPr>
-        <w:pStyle w:val="Sinespaciado"/>
-      </w:pPr>
-    </w:p>
-    <w:p>
-      <w:pPr>
-        <w:pStyle w:val="Sinespaciado"/>
-        <w:numPr>
-          <w:ilvl w:val="0"/>
-          <w:numId w:val="11"/>
-        </w:numPr>
-      </w:pPr>
-      <w:r>
-        <w:t>L</w:t>
-      </w:r>
-      <w:r>
-        <w:t>as visitas que un usuario realiza a un determinado libro.</w:t>
-      </w:r>
-    </w:p>
-    <w:p>
-      <w:pPr>
-        <w:pStyle w:val="Sinespaciado"/>
-        <w:numPr>
-          <w:ilvl w:val="0"/>
-          <w:numId w:val="11"/>
-        </w:numPr>
-      </w:pPr>
-      <w:r>
-        <w:t>Los libros que guarda en la lista de deseos</w:t>
-      </w:r>
-      <w:r>
-        <w:t>.</w:t>
-      </w:r>
-    </w:p>
-    <w:p>
-      <w:pPr>
-        <w:pStyle w:val="Sinespaciado"/>
-        <w:numPr>
-          <w:ilvl w:val="0"/>
-          <w:numId w:val="11"/>
-        </w:numPr>
-      </w:pPr>
-      <w:r>
-        <w:t>Los libros que añade al carrito de la compra.</w:t>
-      </w:r>
-    </w:p>
-    <w:p>
-      <w:pPr>
-        <w:pStyle w:val="Sinespaciado"/>
-        <w:ind w:left="720"/>
-      </w:pPr>
-    </w:p>
-    <w:p>
-      <w:pPr>
-        <w:pStyle w:val="Sinespaciado"/>
-        <w:ind w:left="360" w:firstLine="348"/>
-      </w:pPr>
-      <w:r>
-        <w:t xml:space="preserve">Si el usuario esta registrado, coteja esta información con los gustos literarios definidos en el perfil y cruza los datos para mostrar libros de interés en la </w:t>
-      </w:r>
-      <w:r>
-        <w:t>página</w:t>
-      </w:r>
-      <w:r>
-        <w:t xml:space="preserve"> principal.</w:t>
-      </w:r>
-    </w:p>
-    <w:p>
-      <w:pPr>
-        <w:pStyle w:val="Ttulo3"/>
-      </w:pPr>
-      <w:r>
-        <w:lastRenderedPageBreak/>
-        <w:t>Uso de datos obtenidos:</w:t>
-      </w:r>
-    </w:p>
-    <w:p>
-      <w:pPr>
-        <w:ind w:firstLine="708"/>
-      </w:pPr>
-      <w:r>
-        <w:t xml:space="preserve">La </w:t>
-      </w:r>
-      <w:r>
-        <w:t>página</w:t>
-      </w:r>
-      <w:r>
-        <w:t xml:space="preserve"> principal muestra recomendaciones personalizadas basándose en los datos obtenidos. Se analiza que libros han tenido más visitas, se cruzan con el género o los géneros que los usuarios han seleccionado en su perfil y muestra las recomendaciones.</w:t>
-      </w:r>
-    </w:p>
-    <w:p>
-      <w:pPr>
-        <w:ind w:firstLine="708"/>
-      </w:pPr>
-      <w:r>
-        <w:t>Dependiendo de si el usuario esta registrado o no, se mostraran unos carruseles de libros u otros.</w:t>
-      </w:r>
-    </w:p>
-    <w:p>
-      <w:pPr>
-        <w:pStyle w:val="Ttulo4"/>
-        <w:ind w:left="708"/>
-      </w:pPr>
-      <w:r>
-        <w:t>P</w:t>
-      </w:r>
-      <w:r>
-        <w:t>ara usuarios no registrados:</w:t>
-      </w:r>
-    </w:p>
-    <w:p>
-      <w:pPr>
-        <w:pStyle w:val="Prrafodelista"/>
-        <w:numPr>
-          <w:ilvl w:val="0"/>
-          <w:numId w:val="9"/>
-        </w:numPr>
-      </w:pPr>
-      <w:r>
-        <w:t>Novedades</w:t>
-      </w:r>
-      <w:r>
-        <w:t>: Últimos libros añadidos</w:t>
-      </w:r>
-    </w:p>
-    <w:p>
-      <w:pPr>
-        <w:pStyle w:val="Prrafodelista"/>
-        <w:numPr>
-          <w:ilvl w:val="0"/>
-          <w:numId w:val="9"/>
-        </w:numPr>
-      </w:pPr>
-      <w:r>
-        <w:t>Top Ventas Global</w:t>
-      </w:r>
-      <w:r>
-        <w:t>: Los libros más comprados de todos los tiempos</w:t>
-      </w:r>
-    </w:p>
-    <w:p>
-      <w:pPr>
-        <w:pStyle w:val="Prrafodelista"/>
-        <w:numPr>
-          <w:ilvl w:val="0"/>
-          <w:numId w:val="9"/>
-        </w:numPr>
-      </w:pPr>
-      <w:r>
-        <w:t>Tendencias de la Semana</w:t>
-      </w:r>
-      <w:r>
-        <w:t>: Los libros más visitados/comprados de la semana.</w:t>
-      </w:r>
-    </w:p>
-    <w:p>
-      <w:pPr>
-        <w:pStyle w:val="Ttulo4"/>
-        <w:ind w:left="708"/>
-      </w:pPr>
-      <w:r>
-        <w:t>P</w:t>
-      </w:r>
-      <w:r>
-        <w:t>ara usuarios registrados:</w:t>
-      </w:r>
-    </w:p>
-    <w:p>
-      <w:pPr>
-        <w:pStyle w:val="Prrafodelista"/>
-        <w:numPr>
-          <w:ilvl w:val="0"/>
-          <w:numId w:val="9"/>
-        </w:numPr>
-      </w:pPr>
-      <w:r>
-        <w:t>Porque leíste</w:t>
-      </w:r>
-      <w:r>
-        <w:t xml:space="preserve"> [</w:t>
-      </w:r>
-      <w:r>
-        <w:t>título</w:t>
-      </w:r>
-      <w:r>
-        <w:t xml:space="preserve"> de libro]</w:t>
-      </w:r>
-      <w:r>
-        <w:t xml:space="preserve">: Se basa en los libros que has comprado. Muestra libros relacionados con la categoría del libro. </w:t>
-      </w:r>
-    </w:p>
-    <w:p>
-      <w:pPr>
-        <w:pStyle w:val="Prrafodelista"/>
-        <w:numPr>
-          <w:ilvl w:val="0"/>
-          <w:numId w:val="9"/>
-        </w:numPr>
-      </w:pPr>
-      <w:r>
-        <w:t>Porque te gusta</w:t>
-      </w:r>
-      <w:r>
-        <w:t xml:space="preserve"> [genero favorito]</w:t>
-      </w:r>
-      <w:r>
-        <w:t xml:space="preserve">: </w:t>
-      </w:r>
-      <w:r>
-        <w:t xml:space="preserve">Se basa en los generos que has seleccionado como favoritos en tu ficha de perfil y en tu historial de navegación </w:t>
-      </w:r>
-      <w:hyperlink w:anchor="_Sistema_de_recomendaciones" w:history="1">
-        <w:r>
-          <w:rPr>
-            <w:rStyle w:val="Hipervnculo"/>
-          </w:rPr>
-          <w:t>(sistema de recomendaciones)</w:t>
-        </w:r>
-      </w:hyperlink>
-    </w:p>
-    <w:p>
-      <w:pPr>
-        <w:pStyle w:val="Ttulo2"/>
-        <w:numPr>
-          <w:ilvl w:val="0"/>
-          <w:numId w:val="29"/>
-        </w:numPr>
-      </w:pPr>
-      <w:r>
-        <w:t xml:space="preserve">Refactorización de código </w:t>
-      </w:r>
-    </w:p>
-    <w:p>
-      <w:pPr>
-        <w:pStyle w:val="Ttulo3"/>
-      </w:pPr>
-      <w:r>
-        <w:t>Frontend</w:t>
-      </w:r>
-    </w:p>
-    <w:p>
-      <w:pPr>
-        <w:pStyle w:val="Sinespaciado"/>
-      </w:pPr>
-      <w:r>
-        <w:t xml:space="preserve">Siguiendo el diseño </w:t>
-      </w:r>
-      <w:r>
-        <w:rPr>
-          <w:b/>
-          <w:bCs/>
-        </w:rPr>
-        <w:t>modelo</w:t>
-      </w:r>
-      <w:r>
-        <w:t xml:space="preserve">, </w:t>
-      </w:r>
-      <w:r>
-        <w:rPr>
-          <w:b/>
-          <w:bCs/>
-        </w:rPr>
-        <w:t>vista</w:t>
-      </w:r>
-      <w:r>
-        <w:t xml:space="preserve">, </w:t>
-      </w:r>
-      <w:r>
-        <w:rPr>
-          <w:b/>
-          <w:bCs/>
-        </w:rPr>
-        <w:t>controlador</w:t>
-      </w:r>
-      <w:r>
-        <w:rPr>
-          <w:b/>
-          <w:bCs/>
-        </w:rPr>
-        <w:t xml:space="preserve">, </w:t>
-      </w:r>
-      <w:r>
-        <w:t>he reestructurado</w:t>
-      </w:r>
-      <w:r>
-        <w:rPr>
-          <w:b/>
-          <w:bCs/>
-        </w:rPr>
-        <w:t xml:space="preserve"> </w:t>
-      </w:r>
-      <w:r>
-        <w:t xml:space="preserve">y dividido en carpetas </w:t>
-      </w:r>
-      <w:r>
-        <w:t>t</w:t>
-      </w:r>
-      <w:r>
-        <w:t>odas las vistas del proyecto</w:t>
-      </w:r>
-      <w:r>
-        <w:t xml:space="preserve">, </w:t>
-      </w:r>
-      <w:r>
-        <w:t>extrayendo y separando</w:t>
-      </w:r>
-      <w:r>
-        <w:t xml:space="preserve"> el código en </w:t>
-      </w:r>
-      <w:r>
-        <w:t xml:space="preserve">diferentes </w:t>
-      </w:r>
-      <w:r>
-        <w:t>archivos para facilitar su lectura y mantenimiento.</w:t>
-      </w:r>
-      <w:r>
-        <w:t xml:space="preserve"> </w:t>
-      </w:r>
-    </w:p>
-    <w:p>
-      <w:pPr>
-        <w:pStyle w:val="Ttulo3"/>
-      </w:pPr>
-      <w:r>
-        <w:t>Bakend</w:t>
-      </w:r>
-    </w:p>
-    <w:p>
-      <w:pPr>
-        <w:pStyle w:val="Sinespaciado"/>
-      </w:pPr>
-      <w:r>
-        <w:t xml:space="preserve">Como en el frontend, el bakend también sigue el diseño de la arquitectura </w:t>
-      </w:r>
-      <w:r>
-        <w:rPr>
-          <w:b/>
-          <w:bCs/>
-        </w:rPr>
-        <w:t>modelo</w:t>
-      </w:r>
-      <w:r>
-        <w:t xml:space="preserve">, </w:t>
-      </w:r>
-      <w:r>
-        <w:rPr>
-          <w:b/>
-          <w:bCs/>
-          <w:strike/>
-        </w:rPr>
-        <w:t>vista</w:t>
-      </w:r>
-      <w:r>
-        <w:rPr>
-          <w:strike/>
-        </w:rPr>
-        <w:t>,</w:t>
-      </w:r>
-      <w:r>
-        <w:t xml:space="preserve"> </w:t>
-      </w:r>
-      <w:r>
-        <w:rPr>
-          <w:b/>
-          <w:bCs/>
-        </w:rPr>
-        <w:t>controlador</w:t>
-      </w:r>
-      <w:r>
-        <w:rPr>
-          <w:b/>
-          <w:bCs/>
-        </w:rPr>
-        <w:t xml:space="preserve">. </w:t>
-      </w:r>
-      <w:r>
-        <w:t>Solo que no hay</w:t>
-      </w:r>
-      <w:r>
-        <w:rPr>
-          <w:b/>
-          <w:bCs/>
-        </w:rPr>
-        <w:t xml:space="preserve"> vista. </w:t>
-      </w:r>
-      <w:r>
-        <w:t>Los archivos están divididos principalmente en</w:t>
-      </w:r>
-      <w:r>
-        <w:rPr>
-          <w:b/>
-          <w:bCs/>
-        </w:rPr>
-        <w:t xml:space="preserve"> </w:t>
-      </w:r>
-      <w:r>
-        <w:rPr>
-          <w:b/>
-          <w:bCs/>
-        </w:rPr>
-        <w:t>modelo, ruta</w:t>
-      </w:r>
-      <w:r>
-        <w:rPr>
-          <w:b/>
-          <w:bCs/>
-        </w:rPr>
-        <w:t xml:space="preserve"> y</w:t>
-      </w:r>
-      <w:r>
-        <w:rPr>
-          <w:b/>
-          <w:bCs/>
-        </w:rPr>
-        <w:t xml:space="preserve"> controlado</w:t>
-      </w:r>
-      <w:r>
-        <w:rPr>
-          <w:b/>
-          <w:bCs/>
-        </w:rPr>
-        <w:t xml:space="preserve">r. </w:t>
-      </w:r>
-      <w:r>
-        <w:t>Cada carpeta</w:t>
-      </w:r>
-      <w:r>
-        <w:rPr>
-          <w:b/>
-          <w:bCs/>
-        </w:rPr>
-        <w:t xml:space="preserve"> </w:t>
-      </w:r>
-      <w:r>
-        <w:t>contine sus propios archivos</w:t>
-      </w:r>
-      <w:r>
-        <w:t xml:space="preserve">, que a su vez se encargan de gestionar distintas partes del código. </w:t>
-      </w:r>
-    </w:p>
-    <w:p>
-      <w:pPr>
-        <w:pStyle w:val="Ttulo2"/>
-        <w:numPr>
-          <w:ilvl w:val="0"/>
-          <w:numId w:val="29"/>
-        </w:numPr>
-      </w:pPr>
-      <w:r>
-        <w:t xml:space="preserve">Accesibilidad </w:t>
-      </w:r>
-    </w:p>
-    <w:p>
-      <w:pPr>
-        <w:pStyle w:val="Sinespaciado"/>
-      </w:pPr>
-      <w:r>
-        <w:t xml:space="preserve">Todas las imágenes de las portadas de los libros tienen la etiqueta html </w:t>
-      </w:r>
-      <w:r>
-        <w:rPr>
-          <w:b/>
-          <w:bCs/>
-        </w:rPr>
-        <w:t>alt</w:t>
-      </w:r>
-      <w:r>
-        <w:t xml:space="preserve">. Los botones que no muestran texto también cuentan con la etiqueta html </w:t>
-      </w:r>
-      <w:r>
-        <w:rPr>
-          <w:b/>
-          <w:bCs/>
-        </w:rPr>
-        <w:t>aria-label</w:t>
-      </w:r>
-      <w:r>
-        <w:t>.</w:t>
-      </w:r>
-    </w:p>
-    <w:p>
-      <w:pPr>
-        <w:pStyle w:val="Sinespaciado"/>
-        <w:numPr>
-          <w:ilvl w:val="0"/>
-          <w:numId w:val="31"/>
-        </w:numPr>
-      </w:pPr>
-      <w:r>
-        <w:t>Con React inserto la etiqueta html alt a todas las imágenes cuando renderizo los libros.</w:t>
-      </w:r>
-    </w:p>
-    <w:p>
-      <w:pPr>
-        <w:pStyle w:val="Sinespaciado"/>
-        <w:numPr>
-          <w:ilvl w:val="0"/>
-          <w:numId w:val="31"/>
-        </w:numPr>
-      </w:pPr>
-      <w:r>
-        <w:t>Gracias a Bootstrap todo el proyecto es responsive.</w:t>
-      </w:r>
-    </w:p>
-    <w:p>
-      <w:pPr>
-        <w:pStyle w:val="Sinespaciado"/>
-        <w:numPr>
-          <w:ilvl w:val="0"/>
-          <w:numId w:val="31"/>
-        </w:numPr>
-      </w:pPr>
-      <w:r>
-        <w:t xml:space="preserve">Se puede navegar por la </w:t>
-      </w:r>
-      <w:r>
-        <w:t>página</w:t>
-      </w:r>
-      <w:r>
-        <w:t xml:space="preserve"> utilizando el tabulador.</w:t>
-      </w:r>
-    </w:p>
-    <w:p/>
-    <w:p>
-      <w:pPr>
-        <w:pStyle w:val="Ttulo2"/>
-        <w:numPr>
-          <w:ilvl w:val="0"/>
-          <w:numId w:val="29"/>
-        </w:numPr>
-      </w:pPr>
-      <w:r>
-        <w:lastRenderedPageBreak/>
-        <w:t>Página de inicio:</w:t>
-      </w:r>
-    </w:p>
-    <w:p>
-      <w:pPr>
-        <w:pStyle w:val="Sinespaciado"/>
-        <w:rPr>
-          <w:rStyle w:val="Ttulo1Car"/>
-          <w:rFonts w:asciiTheme="minorHAnsi" w:eastAsiaTheme="minorHAnsi" w:hAnsiTheme="minorHAnsi" w:cstheme="minorBidi"/>
-          <w:color w:val="auto"/>
-          <w:sz w:val="24"/>
-          <w:szCs w:val="24"/>
-        </w:rPr>
-      </w:pPr>
-      <w:r>
-        <w:rPr>
-          <w:rStyle w:val="Ttulo1Car"/>
-          <w:rFonts w:asciiTheme="minorHAnsi" w:eastAsiaTheme="minorHAnsi" w:hAnsiTheme="minorHAnsi" w:cstheme="minorBidi"/>
-          <w:color w:val="auto"/>
-          <w:sz w:val="24"/>
-          <w:szCs w:val="24"/>
-        </w:rPr>
-        <w:t>E</w:t>
-      </w:r>
-      <w:r>
-        <w:rPr>
-          <w:rStyle w:val="Ttulo1Car"/>
-          <w:rFonts w:asciiTheme="minorHAnsi" w:eastAsiaTheme="minorHAnsi" w:hAnsiTheme="minorHAnsi" w:cstheme="minorBidi"/>
-          <w:color w:val="auto"/>
-          <w:sz w:val="24"/>
-          <w:szCs w:val="24"/>
-        </w:rPr>
-        <w:t>n un principio</w:t>
-      </w:r>
-      <w:r>
-        <w:rPr>
-          <w:rStyle w:val="Ttulo1Car"/>
-          <w:rFonts w:asciiTheme="minorHAnsi" w:eastAsiaTheme="minorHAnsi" w:hAnsiTheme="minorHAnsi" w:cstheme="minorBidi"/>
-          <w:color w:val="auto"/>
-          <w:sz w:val="24"/>
-          <w:szCs w:val="24"/>
-        </w:rPr>
-        <w:t>, el diseño de la página de inicio</w:t>
-      </w:r>
-      <w:r>
-        <w:rPr>
-          <w:rStyle w:val="Ttulo1Car"/>
-          <w:rFonts w:asciiTheme="minorHAnsi" w:eastAsiaTheme="minorHAnsi" w:hAnsiTheme="minorHAnsi" w:cstheme="minorBidi"/>
-          <w:color w:val="auto"/>
-          <w:sz w:val="24"/>
-          <w:szCs w:val="24"/>
-        </w:rPr>
-        <w:t xml:space="preserve"> iba a ser algo mucho más básico: (</w:t>
-      </w:r>
-      <w:hyperlink w:anchor="_Página_principal,_sesión" w:history="1">
-        <w:r>
-          <w:rPr>
-            <w:rStyle w:val="Hipervnculo"/>
-          </w:rPr>
-          <w:t>una simple vista</w:t>
-        </w:r>
-      </w:hyperlink>
-      <w:r>
-        <w:rPr>
-          <w:rStyle w:val="Ttulo1Car"/>
-          <w:rFonts w:asciiTheme="minorHAnsi" w:eastAsiaTheme="minorHAnsi" w:hAnsiTheme="minorHAnsi" w:cstheme="minorBidi"/>
-          <w:color w:val="auto"/>
-          <w:sz w:val="24"/>
-          <w:szCs w:val="24"/>
-        </w:rPr>
-        <w:t xml:space="preserve"> donde se cargaran los libros ordenados alfabéticamente, con sus portadas y demás</w:t>
-      </w:r>
-      <w:r>
-        <w:rPr>
-          <w:rStyle w:val="Ttulo1Car"/>
-          <w:rFonts w:asciiTheme="minorHAnsi" w:eastAsiaTheme="minorHAnsi" w:hAnsiTheme="minorHAnsi" w:cstheme="minorBidi"/>
-          <w:color w:val="auto"/>
-          <w:sz w:val="24"/>
-          <w:szCs w:val="24"/>
-        </w:rPr>
-        <w:t xml:space="preserve"> elementos</w:t>
-      </w:r>
-      <w:r>
-        <w:rPr>
-          <w:rStyle w:val="Ttulo1Car"/>
-          <w:rFonts w:asciiTheme="minorHAnsi" w:eastAsiaTheme="minorHAnsi" w:hAnsiTheme="minorHAnsi" w:cstheme="minorBidi"/>
-          <w:color w:val="auto"/>
-          <w:sz w:val="24"/>
-          <w:szCs w:val="24"/>
-        </w:rPr>
-        <w:t>). Esta idea cambió cuando comencé a utilizar componentes</w:t>
-      </w:r>
-      <w:r>
-        <w:rPr>
-          <w:rStyle w:val="Ttulo1Car"/>
-          <w:rFonts w:asciiTheme="minorHAnsi" w:eastAsiaTheme="minorHAnsi" w:hAnsiTheme="minorHAnsi" w:cstheme="minorBidi"/>
-          <w:color w:val="auto"/>
-          <w:sz w:val="24"/>
-          <w:szCs w:val="24"/>
-        </w:rPr>
-        <w:t xml:space="preserve"> en React</w:t>
-      </w:r>
-      <w:r>
-        <w:rPr>
-          <w:rStyle w:val="Ttulo1Car"/>
-          <w:rFonts w:asciiTheme="minorHAnsi" w:eastAsiaTheme="minorHAnsi" w:hAnsiTheme="minorHAnsi" w:cstheme="minorBidi"/>
-          <w:color w:val="auto"/>
-          <w:sz w:val="24"/>
-          <w:szCs w:val="24"/>
-        </w:rPr>
-        <w:t>.</w:t>
-      </w:r>
-    </w:p>
-    <w:p>
-      <w:pPr>
-        <w:pStyle w:val="Sinespaciado"/>
-        <w:rPr>
-          <w:rStyle w:val="Ttulo1Car"/>
-          <w:rFonts w:asciiTheme="minorHAnsi" w:eastAsiaTheme="minorHAnsi" w:hAnsiTheme="minorHAnsi" w:cstheme="minorBidi"/>
-          <w:color w:val="auto"/>
-          <w:sz w:val="24"/>
-          <w:szCs w:val="24"/>
-        </w:rPr>
-      </w:pPr>
-      <w:r>
-        <w:rPr>
-          <w:rStyle w:val="Ttulo1Car"/>
-          <w:rFonts w:asciiTheme="minorHAnsi" w:eastAsiaTheme="minorHAnsi" w:hAnsiTheme="minorHAnsi" w:cstheme="minorBidi"/>
-          <w:color w:val="auto"/>
-          <w:sz w:val="24"/>
-          <w:szCs w:val="24"/>
-        </w:rPr>
-        <w:t>En la imagen que muestro a continuación se puede</w:t>
-      </w:r>
-      <w:r>
-        <w:rPr>
-          <w:rStyle w:val="Ttulo1Car"/>
-          <w:rFonts w:asciiTheme="minorHAnsi" w:eastAsiaTheme="minorHAnsi" w:hAnsiTheme="minorHAnsi" w:cstheme="minorBidi"/>
-          <w:color w:val="auto"/>
-          <w:sz w:val="24"/>
-          <w:szCs w:val="24"/>
-        </w:rPr>
-        <w:t xml:space="preserve"> ver</w:t>
-      </w:r>
-      <w:r>
-        <w:rPr>
-          <w:rStyle w:val="Ttulo1Car"/>
-          <w:rFonts w:asciiTheme="minorHAnsi" w:eastAsiaTheme="minorHAnsi" w:hAnsiTheme="minorHAnsi" w:cstheme="minorBidi"/>
-          <w:color w:val="auto"/>
-          <w:sz w:val="24"/>
-          <w:szCs w:val="24"/>
-        </w:rPr>
-        <w:t xml:space="preserve"> </w:t>
-      </w:r>
-      <w:r>
-        <w:rPr>
-          <w:rStyle w:val="Ttulo1Car"/>
-          <w:rFonts w:asciiTheme="minorHAnsi" w:eastAsiaTheme="minorHAnsi" w:hAnsiTheme="minorHAnsi" w:cstheme="minorBidi"/>
-          <w:color w:val="auto"/>
-          <w:sz w:val="24"/>
-          <w:szCs w:val="24"/>
-        </w:rPr>
-        <w:t>como, con un simple componente,</w:t>
-      </w:r>
-      <w:r>
-        <w:rPr>
-          <w:rStyle w:val="Ttulo1Car"/>
-          <w:rFonts w:asciiTheme="minorHAnsi" w:eastAsiaTheme="minorHAnsi" w:hAnsiTheme="minorHAnsi" w:cstheme="minorBidi"/>
-          <w:color w:val="auto"/>
-          <w:sz w:val="24"/>
-          <w:szCs w:val="24"/>
-        </w:rPr>
-        <w:t xml:space="preserve"> </w:t>
-      </w:r>
-      <w:r>
-        <w:rPr>
-          <w:rStyle w:val="Ttulo1Car"/>
-          <w:rFonts w:asciiTheme="minorHAnsi" w:eastAsiaTheme="minorHAnsi" w:hAnsiTheme="minorHAnsi" w:cstheme="minorBidi"/>
-          <w:color w:val="auto"/>
-          <w:sz w:val="24"/>
-          <w:szCs w:val="24"/>
-        </w:rPr>
-        <w:t xml:space="preserve">logro dar un aspecto innovador a la </w:t>
-      </w:r>
-      <w:r>
-        <w:rPr>
-          <w:rStyle w:val="Ttulo1Car"/>
-          <w:rFonts w:asciiTheme="minorHAnsi" w:eastAsiaTheme="minorHAnsi" w:hAnsiTheme="minorHAnsi" w:cstheme="minorBidi"/>
-          <w:color w:val="auto"/>
-          <w:sz w:val="24"/>
-          <w:szCs w:val="24"/>
-        </w:rPr>
-        <w:t>página principal</w:t>
-      </w:r>
-      <w:r>
-        <w:rPr>
-          <w:rStyle w:val="Ttulo1Car"/>
-          <w:rFonts w:asciiTheme="minorHAnsi" w:eastAsiaTheme="minorHAnsi" w:hAnsiTheme="minorHAnsi" w:cstheme="minorBidi"/>
-          <w:color w:val="auto"/>
-          <w:sz w:val="24"/>
-          <w:szCs w:val="24"/>
-        </w:rPr>
-        <w:t xml:space="preserve"> (home)</w:t>
-      </w:r>
-      <w:r>
-        <w:rPr>
-          <w:rStyle w:val="Ttulo1Car"/>
-          <w:rFonts w:asciiTheme="minorHAnsi" w:eastAsiaTheme="minorHAnsi" w:hAnsiTheme="minorHAnsi" w:cstheme="minorBidi"/>
-          <w:color w:val="auto"/>
-          <w:sz w:val="24"/>
-          <w:szCs w:val="24"/>
-        </w:rPr>
-        <w:t>,</w:t>
-      </w:r>
-      <w:r>
-        <w:rPr>
-          <w:rStyle w:val="Ttulo1Car"/>
-          <w:rFonts w:asciiTheme="minorHAnsi" w:eastAsiaTheme="minorHAnsi" w:hAnsiTheme="minorHAnsi" w:cstheme="minorBidi"/>
-          <w:color w:val="auto"/>
-          <w:sz w:val="24"/>
-          <w:szCs w:val="24"/>
-        </w:rPr>
-        <w:t xml:space="preserve"> y lo sencillo que resulta integrarlo en el código.</w:t>
-      </w:r>
-    </w:p>
-    <w:p>
-      <w:pPr>
-        <w:pStyle w:val="Sinespaciado"/>
         <w:rPr>
           <w:noProof/>
         </w:rPr>
-      </w:pPr>
-      <w:r>
-        <w:rPr>
-          <w:noProof/>
-        </w:rPr>
-        <w:t xml:space="preserve"> </w:t>
-      </w:r>
-      <w:r>
-        <w:rPr>
-          <w:rStyle w:val="Ttulo1Car"/>
-          <w:rFonts w:asciiTheme="minorHAnsi" w:eastAsiaTheme="minorHAnsi" w:hAnsiTheme="minorHAnsi" w:cstheme="minorBidi"/>
-          <w:noProof/>
-          <w:color w:val="auto"/>
-          <w:sz w:val="24"/>
-          <w:szCs w:val="24"/>
-        </w:rPr>
         <w:drawing>
-          <wp:inline distT="0" distB="0" distL="0" distR="0" wp14:anchorId="7EE30A72" wp14:editId="5F78EB5C">
-            <wp:extent cx="3035991" cy="1965683"/>
-            <wp:effectExtent l="0" t="0" r="0" b="0"/>
-            <wp:docPr id="34" name="Imagen 34"/>
+          <wp:inline distT="0" distB="0" distL="0" distR="0" wp14:anchorId="34EF777A" wp14:editId="678C2A30">
+            <wp:extent cx="862149" cy="227667"/>
+            <wp:effectExtent l="0" t="0" r="0" b="1270"/>
+            <wp:docPr id="35" name="Imagen 35"/>
             <wp:cNvGraphicFramePr>
               <a:graphicFrameLocks xmlns:a="http://schemas.openxmlformats.org/drawingml/2006/main" noChangeAspect="1"/>
             </wp:cNvGraphicFramePr>
@@ -9877,7 +8003,7 @@
                   <pic:spPr>
                     <a:xfrm>
                       <a:off x="0" y="0"/>
-                      <a:ext cx="3045953" cy="1972133"/>
+                      <a:ext cx="883243" cy="233237"/>
                     </a:xfrm>
                     <a:prstGeom prst="rect">
                       <a:avLst/>
@@ -9891,1683 +8017,42 @@
       </w:r>
     </w:p>
     <w:p>
-      <w:pPr>
-        <w:pStyle w:val="Sinespaciado"/>
+      <w:r>
+        <w:t>Es una librería de JavaScript que simplifica la ejecución de peticiones HTTP asíncronas (como GET, POST, DELETE) y transforma automáticamente los resultados a formato JSON.</w:t>
+      </w:r>
+    </w:p>
+    <w:p>
+      <w:r>
+        <w:t>Lo he utilizado en mi proyecto porque facilita el manejo de rutas entre el cliente y el servidor.</w:t>
+      </w:r>
+    </w:p>
+    <w:p/>
+    <w:p>
+      <w:pPr>
+        <w:pStyle w:val="Ttulo2"/>
+      </w:pPr>
+      <w:r>
+        <w:t>Frontend</w:t>
+      </w:r>
+    </w:p>
+    <w:p>
+      <w:pPr>
+        <w:pStyle w:val="Ttulo3"/>
+      </w:pPr>
+      <w:r>
+        <w:t>Vite</w:t>
+      </w:r>
+    </w:p>
+    <w:p>
+      <w:r>
         <w:rPr>
           <w:noProof/>
         </w:rPr>
-      </w:pPr>
-    </w:p>
-    <w:p>
-      <w:pPr>
-        <w:pStyle w:val="Sinespaciado"/>
-        <w:rPr>
-          <w:rStyle w:val="Ttulo1Car"/>
-          <w:rFonts w:asciiTheme="minorHAnsi" w:eastAsiaTheme="minorHAnsi" w:hAnsiTheme="minorHAnsi" w:cstheme="minorBidi"/>
-          <w:color w:val="auto"/>
-          <w:sz w:val="24"/>
-          <w:szCs w:val="24"/>
-        </w:rPr>
-      </w:pPr>
-      <w:r>
-        <w:rPr>
-          <w:noProof/>
-        </w:rPr>
-        <w:t>Componentes:</w:t>
-      </w:r>
-    </w:p>
-    <w:p>
-      <w:pPr>
-        <w:pStyle w:val="Sinespaciado"/>
-        <w:rPr>
-          <w:rStyle w:val="Ttulo1Car"/>
-          <w:rFonts w:asciiTheme="minorHAnsi" w:eastAsiaTheme="minorHAnsi" w:hAnsiTheme="minorHAnsi" w:cstheme="minorBidi"/>
-          <w:color w:val="auto"/>
-          <w:sz w:val="24"/>
-          <w:szCs w:val="24"/>
-        </w:rPr>
-      </w:pPr>
-    </w:p>
-    <w:p>
-      <w:pPr>
-        <w:pStyle w:val="Sinespaciado"/>
-        <w:rPr>
-          <w:rStyle w:val="Ttulo1Car"/>
-          <w:rFonts w:asciiTheme="minorHAnsi" w:eastAsiaTheme="minorHAnsi" w:hAnsiTheme="minorHAnsi" w:cstheme="minorBidi"/>
-          <w:color w:val="auto"/>
-          <w:sz w:val="24"/>
-          <w:szCs w:val="24"/>
-        </w:rPr>
-      </w:pPr>
-      <w:r>
-        <w:rPr>
-          <w:rStyle w:val="Ttulo1Car"/>
-          <w:rFonts w:asciiTheme="minorHAnsi" w:eastAsiaTheme="minorHAnsi" w:hAnsiTheme="minorHAnsi" w:cstheme="minorBidi"/>
-          <w:color w:val="auto"/>
-          <w:sz w:val="24"/>
-          <w:szCs w:val="24"/>
-        </w:rPr>
-        <w:t>El componente carruselLibros</w:t>
-      </w:r>
-      <w:r>
-        <w:rPr>
-          <w:rStyle w:val="Ttulo1Car"/>
-          <w:rFonts w:asciiTheme="minorHAnsi" w:eastAsiaTheme="minorHAnsi" w:hAnsiTheme="minorHAnsi" w:cstheme="minorBidi"/>
-          <w:color w:val="auto"/>
-          <w:sz w:val="24"/>
-          <w:szCs w:val="24"/>
-        </w:rPr>
-        <w:t xml:space="preserve"> acepta por parámetros </w:t>
-      </w:r>
-      <w:r>
-        <w:rPr>
-          <w:rStyle w:val="Ttulo1Car"/>
-          <w:rFonts w:asciiTheme="minorHAnsi" w:eastAsiaTheme="minorHAnsi" w:hAnsiTheme="minorHAnsi" w:cstheme="minorBidi"/>
-          <w:color w:val="auto"/>
-          <w:sz w:val="24"/>
-          <w:szCs w:val="24"/>
-        </w:rPr>
-        <w:t>un</w:t>
-      </w:r>
-      <w:r>
-        <w:rPr>
-          <w:rStyle w:val="Ttulo1Car"/>
-          <w:rFonts w:asciiTheme="minorHAnsi" w:eastAsiaTheme="minorHAnsi" w:hAnsiTheme="minorHAnsi" w:cstheme="minorBidi"/>
-          <w:color w:val="auto"/>
-          <w:sz w:val="24"/>
-          <w:szCs w:val="24"/>
-        </w:rPr>
-        <w:t xml:space="preserve"> objeto </w:t>
-      </w:r>
-      <w:r>
-        <w:rPr>
-          <w:rStyle w:val="Ttulo1Car"/>
-          <w:rFonts w:asciiTheme="minorHAnsi" w:eastAsiaTheme="minorHAnsi" w:hAnsiTheme="minorHAnsi" w:cstheme="minorBidi"/>
-          <w:color w:val="auto"/>
-          <w:sz w:val="24"/>
-          <w:szCs w:val="24"/>
-        </w:rPr>
-        <w:t>que contiene los libros que debe mostrar</w:t>
-      </w:r>
-      <w:r>
-        <w:rPr>
-          <w:rStyle w:val="Ttulo1Car"/>
-          <w:rFonts w:asciiTheme="minorHAnsi" w:eastAsiaTheme="minorHAnsi" w:hAnsiTheme="minorHAnsi" w:cstheme="minorBidi"/>
-          <w:color w:val="auto"/>
-          <w:sz w:val="24"/>
-          <w:szCs w:val="24"/>
-        </w:rPr>
-        <w:t xml:space="preserve"> </w:t>
-      </w:r>
-      <w:r>
-        <w:rPr>
-          <w:rStyle w:val="Ttulo1Car"/>
-          <w:rFonts w:asciiTheme="minorHAnsi" w:eastAsiaTheme="minorHAnsi" w:hAnsiTheme="minorHAnsi" w:cstheme="minorBidi"/>
-          <w:color w:val="auto"/>
-          <w:sz w:val="24"/>
-          <w:szCs w:val="24"/>
-        </w:rPr>
-        <w:t xml:space="preserve">y luego se encarga de estructurar </w:t>
-      </w:r>
-      <w:r>
-        <w:rPr>
-          <w:rStyle w:val="Ttulo1Car"/>
-          <w:rFonts w:asciiTheme="minorHAnsi" w:eastAsiaTheme="minorHAnsi" w:hAnsiTheme="minorHAnsi" w:cstheme="minorBidi"/>
-          <w:color w:val="auto"/>
-          <w:sz w:val="24"/>
-          <w:szCs w:val="24"/>
-        </w:rPr>
-        <w:t xml:space="preserve">los elementos </w:t>
-      </w:r>
-      <w:r>
-        <w:rPr>
-          <w:rStyle w:val="Ttulo1Car"/>
-          <w:rFonts w:asciiTheme="minorHAnsi" w:eastAsiaTheme="minorHAnsi" w:hAnsiTheme="minorHAnsi" w:cstheme="minorBidi"/>
-          <w:color w:val="auto"/>
-          <w:sz w:val="24"/>
-          <w:szCs w:val="24"/>
-        </w:rPr>
-        <w:t>y alinearlo</w:t>
-      </w:r>
-      <w:r>
-        <w:rPr>
-          <w:rStyle w:val="Ttulo1Car"/>
-          <w:rFonts w:asciiTheme="minorHAnsi" w:eastAsiaTheme="minorHAnsi" w:hAnsiTheme="minorHAnsi" w:cstheme="minorBidi"/>
-          <w:color w:val="auto"/>
-          <w:sz w:val="24"/>
-          <w:szCs w:val="24"/>
-        </w:rPr>
-        <w:t>s</w:t>
-      </w:r>
-      <w:r>
-        <w:rPr>
-          <w:rStyle w:val="Ttulo1Car"/>
-          <w:rFonts w:asciiTheme="minorHAnsi" w:eastAsiaTheme="minorHAnsi" w:hAnsiTheme="minorHAnsi" w:cstheme="minorBidi"/>
-          <w:color w:val="auto"/>
-          <w:sz w:val="24"/>
-          <w:szCs w:val="24"/>
-        </w:rPr>
-        <w:t xml:space="preserve"> horizontalmente. </w:t>
-      </w:r>
-    </w:p>
-    <w:p>
-      <w:pPr>
-        <w:pStyle w:val="Sinespaciado"/>
-        <w:rPr>
-          <w:rStyle w:val="Ttulo1Car"/>
-          <w:rFonts w:asciiTheme="minorHAnsi" w:eastAsiaTheme="minorHAnsi" w:hAnsiTheme="minorHAnsi" w:cstheme="minorBidi"/>
-          <w:color w:val="auto"/>
-          <w:sz w:val="24"/>
-          <w:szCs w:val="24"/>
-        </w:rPr>
-      </w:pPr>
-    </w:p>
-    <w:p>
-      <w:pPr>
-        <w:pStyle w:val="Sinespaciado"/>
-        <w:rPr>
-          <w:rStyle w:val="Ttulo1Car"/>
-          <w:rFonts w:asciiTheme="minorHAnsi" w:eastAsiaTheme="minorHAnsi" w:hAnsiTheme="minorHAnsi" w:cstheme="minorBidi"/>
-          <w:color w:val="auto"/>
-          <w:sz w:val="24"/>
-          <w:szCs w:val="24"/>
-        </w:rPr>
-      </w:pPr>
-      <w:r>
-        <w:rPr>
-          <w:rStyle w:val="Ttulo1Car"/>
-          <w:rFonts w:asciiTheme="minorHAnsi" w:eastAsiaTheme="minorHAnsi" w:hAnsiTheme="minorHAnsi" w:cstheme="minorBidi"/>
-          <w:color w:val="auto"/>
-          <w:sz w:val="24"/>
-          <w:szCs w:val="24"/>
-        </w:rPr>
-        <w:t>P</w:t>
-      </w:r>
-      <w:r>
-        <w:rPr>
-          <w:rStyle w:val="Ttulo1Car"/>
-          <w:rFonts w:asciiTheme="minorHAnsi" w:eastAsiaTheme="minorHAnsi" w:hAnsiTheme="minorHAnsi" w:cstheme="minorBidi"/>
-          <w:color w:val="auto"/>
-          <w:sz w:val="24"/>
-          <w:szCs w:val="24"/>
-        </w:rPr>
-        <w:t xml:space="preserve">uedo llamar a este componente </w:t>
-      </w:r>
-      <w:r>
-        <w:rPr>
-          <w:rStyle w:val="Ttulo1Car"/>
-          <w:rFonts w:asciiTheme="minorHAnsi" w:eastAsiaTheme="minorHAnsi" w:hAnsiTheme="minorHAnsi" w:cstheme="minorBidi"/>
-          <w:color w:val="auto"/>
-          <w:sz w:val="24"/>
-          <w:szCs w:val="24"/>
-        </w:rPr>
-        <w:t>las veces que necesite pasándole el listado de libros</w:t>
-      </w:r>
-      <w:r>
-        <w:rPr>
-          <w:rStyle w:val="Ttulo1Car"/>
-          <w:rFonts w:asciiTheme="minorHAnsi" w:eastAsiaTheme="minorHAnsi" w:hAnsiTheme="minorHAnsi" w:cstheme="minorBidi"/>
-          <w:color w:val="auto"/>
-          <w:sz w:val="24"/>
-          <w:szCs w:val="24"/>
-        </w:rPr>
-        <w:t xml:space="preserve"> filtrados por categorías, editoriales, top ventas y demás</w:t>
-      </w:r>
-      <w:r>
-        <w:rPr>
-          <w:rStyle w:val="Ttulo1Car"/>
-          <w:rFonts w:asciiTheme="minorHAnsi" w:eastAsiaTheme="minorHAnsi" w:hAnsiTheme="minorHAnsi" w:cstheme="minorBidi"/>
-          <w:color w:val="auto"/>
-          <w:sz w:val="24"/>
-          <w:szCs w:val="24"/>
-        </w:rPr>
-        <w:t xml:space="preserve">. </w:t>
-      </w:r>
-      <w:r>
-        <w:rPr>
-          <w:rStyle w:val="Ttulo1Car"/>
-          <w:rFonts w:asciiTheme="minorHAnsi" w:eastAsiaTheme="minorHAnsi" w:hAnsiTheme="minorHAnsi" w:cstheme="minorBidi"/>
-          <w:color w:val="auto"/>
-          <w:sz w:val="24"/>
-          <w:szCs w:val="24"/>
-        </w:rPr>
-        <w:t>Es altamente reutilizable.</w:t>
-      </w:r>
-    </w:p>
-    <w:p>
-      <w:pPr>
-        <w:pStyle w:val="Sinespaciado"/>
-        <w:rPr>
-          <w:rStyle w:val="Ttulo1Car"/>
-          <w:rFonts w:asciiTheme="minorHAnsi" w:eastAsiaTheme="minorHAnsi" w:hAnsiTheme="minorHAnsi" w:cstheme="minorBidi"/>
-          <w:color w:val="auto"/>
-          <w:sz w:val="24"/>
-          <w:szCs w:val="24"/>
-        </w:rPr>
-      </w:pPr>
-      <w:r>
-        <w:rPr>
-          <w:rStyle w:val="Ttulo1Car"/>
-          <w:rFonts w:asciiTheme="minorHAnsi" w:eastAsiaTheme="minorHAnsi" w:hAnsiTheme="minorHAnsi" w:cstheme="minorBidi"/>
-          <w:color w:val="auto"/>
-          <w:sz w:val="24"/>
-          <w:szCs w:val="24"/>
-        </w:rPr>
-        <w:t>Se utiliza en las siguientes vistas: Página principal, categorías y editoriales</w:t>
-      </w:r>
-    </w:p>
-    <w:p/>
-    <w:p>
-      <w:pPr>
-        <w:pStyle w:val="Ttulo2"/>
-        <w:numPr>
-          <w:ilvl w:val="0"/>
-          <w:numId w:val="29"/>
-        </w:numPr>
-      </w:pPr>
-      <w:r>
-        <w:t>Scroll infinito</w:t>
-      </w:r>
-    </w:p>
-    <w:p>
-      <w:pPr>
-        <w:pStyle w:val="Sinespaciado"/>
-        <w:ind w:firstLine="360"/>
-      </w:pPr>
-      <w:r>
-        <w:t xml:space="preserve">Tras varios cambios visuales, en las vistas categorías y editoriales me decanté por utilizar scroll infinito: </w:t>
-      </w:r>
-    </w:p>
-    <w:p>
-      <w:pPr>
-        <w:pStyle w:val="Sinespaciado"/>
-        <w:ind w:firstLine="360"/>
-      </w:pPr>
-      <w:r>
-        <w:t>Motivo: La página de categorías carga un carrusel de libros por cada categoría, y cada carrusel carga quince libros. Cargar doce categorías de golpe sobrecargaba el servidor y hacia que la navegación fuera lenta.</w:t>
-      </w:r>
-      <w:r>
-        <w:t xml:space="preserve"> Lo mismo ocurre con las editoriales.</w:t>
-      </w:r>
-    </w:p>
-    <w:p>
-      <w:pPr>
-        <w:pStyle w:val="Sinespaciado"/>
-        <w:ind w:firstLine="360"/>
-      </w:pPr>
-      <w:r>
-        <w:t xml:space="preserve">En estos dos casos anteriores descarté la paginación por un tema meramente visual. </w:t>
-      </w:r>
-    </w:p>
-    <w:p/>
-    <w:p/>
-    <w:p>
-      <w:pPr>
-        <w:pStyle w:val="Ttulo1"/>
-      </w:pPr>
-      <w:r>
-        <w:lastRenderedPageBreak/>
-        <w:t>Propuestas de mejora</w:t>
-      </w:r>
-    </w:p>
-    <w:p>
-      <w:pPr>
-        <w:pStyle w:val="Ttulo2"/>
-        <w:numPr>
-          <w:ilvl w:val="0"/>
-          <w:numId w:val="30"/>
-        </w:numPr>
-      </w:pPr>
-      <w:r>
-        <w:t>Traducción a varios idiomas:</w:t>
-      </w:r>
-    </w:p>
-    <w:p>
-      <w:r>
-        <w:tab/>
-        <w:t xml:space="preserve">Dado </w:t>
-      </w:r>
-      <w:r>
-        <w:t>casi todo</w:t>
-      </w:r>
-      <w:r>
-        <w:t xml:space="preserve"> el texto de la aplicación se encuentra almacenado en variables globales</w:t>
-      </w:r>
-      <w:r>
-        <w:t>,</w:t>
-      </w:r>
-      <w:r>
-        <w:t xml:space="preserve"> sería una mejora interesante encontrar la forma de utilizar archivos de idiomas</w:t>
-      </w:r>
-      <w:r>
-        <w:t xml:space="preserve"> para realizar las traducciones. He leído</w:t>
-      </w:r>
-      <w:r>
-        <w:t>, por ejemplo,</w:t>
-      </w:r>
-      <w:r>
-        <w:t xml:space="preserve"> que existen </w:t>
-      </w:r>
-      <w:r>
-        <w:t>frameworks o libresias como</w:t>
-      </w:r>
-      <w:r>
-        <w:t xml:space="preserve"> i18next</w:t>
-      </w:r>
-      <w:r>
-        <w:t xml:space="preserve">.  i18next es </w:t>
-      </w:r>
-      <w:r>
-        <w:t>extremadamente flexible, tiene soporte para plugins (detección de idioma, carga de archivos externos) y funciona tanto en el backend (Node.js/Express) como en el frontend (React, Vue, Angular).</w:t>
-      </w:r>
-    </w:p>
-    <w:p>
-      <w:pPr>
-        <w:pStyle w:val="Ttulo2"/>
-        <w:numPr>
-          <w:ilvl w:val="0"/>
-          <w:numId w:val="30"/>
-        </w:numPr>
-      </w:pPr>
-      <w:r>
-        <w:t>Panel de administrador</w:t>
-      </w:r>
-    </w:p>
-    <w:p>
-      <w:pPr>
-        <w:ind w:firstLine="360"/>
-      </w:pPr>
-      <w:r>
-        <w:t xml:space="preserve">Una mejora interesante </w:t>
-      </w:r>
-      <w:r>
-        <w:t xml:space="preserve">sería </w:t>
-      </w:r>
-      <w:r>
-        <w:t>poner un panel o banner con las herramientas administrativas para que el usuario administrador las tenga a mano. Actualmente solo puede acceder a ellas mediante el navbar.</w:t>
-      </w:r>
-    </w:p>
-    <w:p>
-      <w:pPr>
-        <w:pStyle w:val="Ttulo2"/>
-        <w:numPr>
-          <w:ilvl w:val="0"/>
-          <w:numId w:val="30"/>
-        </w:numPr>
-      </w:pPr>
-      <w:r>
-        <w:t xml:space="preserve">Control de stock </w:t>
-      </w:r>
-    </w:p>
-    <w:p>
-      <w:pPr>
-        <w:pStyle w:val="Sinespaciado"/>
-        <w:rPr>
-          <w:rStyle w:val="Ttulo1Car"/>
-          <w:rFonts w:asciiTheme="minorHAnsi" w:eastAsiaTheme="minorHAnsi" w:hAnsiTheme="minorHAnsi" w:cstheme="minorBidi"/>
-          <w:color w:val="auto"/>
-          <w:sz w:val="24"/>
-          <w:szCs w:val="24"/>
-        </w:rPr>
-      </w:pPr>
-    </w:p>
-    <w:p>
-      <w:pPr>
-        <w:pStyle w:val="Sinespaciado"/>
-        <w:ind w:firstLine="360"/>
-        <w:rPr>
-          <w:rStyle w:val="Ttulo1Car"/>
-          <w:rFonts w:asciiTheme="minorHAnsi" w:eastAsiaTheme="minorHAnsi" w:hAnsiTheme="minorHAnsi" w:cstheme="minorBidi"/>
-          <w:color w:val="auto"/>
-          <w:sz w:val="24"/>
-          <w:szCs w:val="24"/>
-        </w:rPr>
-      </w:pPr>
-      <w:r>
-        <w:rPr>
-          <w:rStyle w:val="Ttulo1Car"/>
-          <w:rFonts w:asciiTheme="minorHAnsi" w:eastAsiaTheme="minorHAnsi" w:hAnsiTheme="minorHAnsi" w:cstheme="minorBidi"/>
-          <w:color w:val="auto"/>
-          <w:sz w:val="24"/>
-          <w:szCs w:val="24"/>
-        </w:rPr>
-        <w:t xml:space="preserve">Debo implementar un sistema para controlar el stock de los libros que se venden a través de la web. Por ejemplo, en la página 'nuestro catálogo', en la vista de editores, mostrar 'stock disponible' de cada libro, con la opción de modificarlo. Entonces siempre que se </w:t>
-      </w:r>
-      <w:r>
-        <w:rPr>
-          <w:rStyle w:val="Ttulo1Car"/>
-          <w:rFonts w:asciiTheme="minorHAnsi" w:eastAsiaTheme="minorHAnsi" w:hAnsiTheme="minorHAnsi" w:cstheme="minorBidi"/>
-          <w:color w:val="auto"/>
-          <w:sz w:val="24"/>
-          <w:szCs w:val="24"/>
-        </w:rPr>
-        <w:t>produzcan</w:t>
-      </w:r>
-      <w:r>
-        <w:rPr>
-          <w:rStyle w:val="Ttulo1Car"/>
-          <w:rFonts w:asciiTheme="minorHAnsi" w:eastAsiaTheme="minorHAnsi" w:hAnsiTheme="minorHAnsi" w:cstheme="minorBidi"/>
-          <w:color w:val="auto"/>
-          <w:sz w:val="24"/>
-          <w:szCs w:val="24"/>
-        </w:rPr>
-        <w:t xml:space="preserve"> ventas restar </w:t>
-      </w:r>
-      <w:r>
-        <w:rPr>
-          <w:rStyle w:val="Ttulo1Car"/>
-          <w:rFonts w:asciiTheme="minorHAnsi" w:eastAsiaTheme="minorHAnsi" w:hAnsiTheme="minorHAnsi" w:cstheme="minorBidi"/>
-          <w:color w:val="auto"/>
-          <w:sz w:val="24"/>
-          <w:szCs w:val="24"/>
-        </w:rPr>
-        <w:t>las unidades del</w:t>
-      </w:r>
-      <w:r>
-        <w:rPr>
-          <w:rStyle w:val="Ttulo1Car"/>
-          <w:rFonts w:asciiTheme="minorHAnsi" w:eastAsiaTheme="minorHAnsi" w:hAnsiTheme="minorHAnsi" w:cstheme="minorBidi"/>
-          <w:color w:val="auto"/>
-          <w:sz w:val="24"/>
-          <w:szCs w:val="24"/>
-        </w:rPr>
-        <w:t xml:space="preserve"> stock.</w:t>
-      </w:r>
-    </w:p>
-    <w:p>
-      <w:pPr>
-        <w:pStyle w:val="Sinespaciado"/>
-        <w:rPr>
-          <w:rStyle w:val="Ttulo1Car"/>
-          <w:rFonts w:asciiTheme="minorHAnsi" w:eastAsiaTheme="minorHAnsi" w:hAnsiTheme="minorHAnsi" w:cstheme="minorBidi"/>
-          <w:color w:val="auto"/>
-          <w:sz w:val="24"/>
-          <w:szCs w:val="24"/>
-        </w:rPr>
-      </w:pPr>
-      <w:r>
-        <w:rPr>
-          <w:rStyle w:val="Ttulo1Car"/>
-          <w:rFonts w:asciiTheme="minorHAnsi" w:eastAsiaTheme="minorHAnsi" w:hAnsiTheme="minorHAnsi" w:cstheme="minorBidi"/>
-          <w:color w:val="auto"/>
-          <w:sz w:val="24"/>
-          <w:szCs w:val="24"/>
-        </w:rPr>
-        <w:t>Para implementarlo se podría crear una nueva colección en MongoDB: fecha de compra, número de unidades vendidas, usuario y id del libro.</w:t>
-      </w:r>
-    </w:p>
-    <w:p>
-      <w:pPr>
-        <w:pStyle w:val="Sinespaciado"/>
-        <w:rPr>
-          <w:rStyle w:val="Ttulo1Car"/>
-          <w:rFonts w:asciiTheme="minorHAnsi" w:eastAsiaTheme="minorHAnsi" w:hAnsiTheme="minorHAnsi" w:cstheme="minorBidi"/>
-          <w:color w:val="auto"/>
-          <w:sz w:val="24"/>
-          <w:szCs w:val="24"/>
-        </w:rPr>
-      </w:pPr>
-      <w:r>
-        <w:rPr>
-          <w:rStyle w:val="Ttulo1Car"/>
-          <w:rFonts w:asciiTheme="minorHAnsi" w:eastAsiaTheme="minorHAnsi" w:hAnsiTheme="minorHAnsi" w:cstheme="minorBidi"/>
-          <w:color w:val="auto"/>
-          <w:sz w:val="24"/>
-          <w:szCs w:val="24"/>
-        </w:rPr>
-        <w:t>En la colección libros habría un nuevo campo llamado stock.</w:t>
-      </w:r>
-    </w:p>
-    <w:p>
-      <w:pPr>
-        <w:pStyle w:val="Ttulo2"/>
-        <w:numPr>
-          <w:ilvl w:val="0"/>
-          <w:numId w:val="30"/>
-        </w:numPr>
-        <w:rPr>
-          <w:rStyle w:val="Ttulo1Car"/>
-          <w:sz w:val="32"/>
-          <w:szCs w:val="32"/>
-        </w:rPr>
-      </w:pPr>
-      <w:r>
-        <w:rPr>
-          <w:rStyle w:val="Ttulo1Car"/>
-          <w:sz w:val="32"/>
-          <w:szCs w:val="32"/>
-        </w:rPr>
-        <w:t>Borrar cuenta</w:t>
-      </w:r>
-    </w:p>
-    <w:p>
-      <w:pPr>
-        <w:pStyle w:val="Sinespaciado"/>
-        <w:ind w:firstLine="360"/>
-        <w:rPr>
-          <w:rStyle w:val="Ttulo1Car"/>
-          <w:rFonts w:asciiTheme="minorHAnsi" w:eastAsiaTheme="minorHAnsi" w:hAnsiTheme="minorHAnsi" w:cstheme="minorBidi"/>
-          <w:color w:val="auto"/>
-          <w:sz w:val="24"/>
-          <w:szCs w:val="24"/>
-        </w:rPr>
-      </w:pPr>
-      <w:r>
-        <w:rPr>
-          <w:rStyle w:val="Ttulo1Car"/>
-          <w:rFonts w:asciiTheme="minorHAnsi" w:eastAsiaTheme="minorHAnsi" w:hAnsiTheme="minorHAnsi" w:cstheme="minorBidi"/>
-          <w:color w:val="auto"/>
-          <w:sz w:val="24"/>
-          <w:szCs w:val="24"/>
-        </w:rPr>
-        <w:t>Debería crear una colección en MongoDB llamado usuariosEliminados y en ella guardar una copia de los datos de todos los usuarios eliminados y dar la opción de restaurarlos desde el panel de administrador.</w:t>
-      </w:r>
-    </w:p>
-    <w:p>
-      <w:pPr>
-        <w:pStyle w:val="Sinespaciado"/>
-        <w:rPr>
-          <w:rStyle w:val="Ttulo1Car"/>
-          <w:rFonts w:asciiTheme="minorHAnsi" w:eastAsiaTheme="minorHAnsi" w:hAnsiTheme="minorHAnsi" w:cstheme="minorBidi"/>
-          <w:color w:val="auto"/>
-          <w:sz w:val="24"/>
-          <w:szCs w:val="24"/>
-        </w:rPr>
-      </w:pPr>
-      <w:r>
-        <w:rPr>
-          <w:rStyle w:val="Ttulo1Car"/>
-          <w:rFonts w:asciiTheme="minorHAnsi" w:eastAsiaTheme="minorHAnsi" w:hAnsiTheme="minorHAnsi" w:cstheme="minorBidi"/>
-          <w:color w:val="auto"/>
-          <w:sz w:val="24"/>
-          <w:szCs w:val="24"/>
-        </w:rPr>
-        <w:t>Por lo tanto al eliminar un usuario este solo debería pasar a figurar como inactivo.</w:t>
-      </w:r>
-    </w:p>
-    <w:p>
-      <w:pPr>
-        <w:pStyle w:val="Sinespaciado"/>
-        <w:rPr>
-          <w:rStyle w:val="Ttulo1Car"/>
-          <w:rFonts w:asciiTheme="minorHAnsi" w:eastAsiaTheme="minorHAnsi" w:hAnsiTheme="minorHAnsi" w:cstheme="minorBidi"/>
-          <w:color w:val="auto"/>
-          <w:sz w:val="24"/>
-          <w:szCs w:val="24"/>
-        </w:rPr>
-      </w:pPr>
-      <w:r>
-        <w:rPr>
-          <w:rStyle w:val="Ttulo1Car"/>
-          <w:rFonts w:asciiTheme="minorHAnsi" w:eastAsiaTheme="minorHAnsi" w:hAnsiTheme="minorHAnsi" w:cstheme="minorBidi"/>
-          <w:color w:val="auto"/>
-          <w:sz w:val="24"/>
-          <w:szCs w:val="24"/>
-        </w:rPr>
-        <w:t>Desde el panel de usuario se tendría que dar la opción de borrar cuenta. Si se borra la cuenta un usuario esta tendría que pasar a estar inactiva e inaccesible.</w:t>
-      </w:r>
-    </w:p>
-    <w:p>
-      <w:pPr>
-        <w:pStyle w:val="Sinespaciado"/>
-        <w:rPr>
-          <w:rStyle w:val="Ttulo1Car"/>
-          <w:rFonts w:asciiTheme="minorHAnsi" w:eastAsiaTheme="minorHAnsi" w:hAnsiTheme="minorHAnsi" w:cstheme="minorBidi"/>
-          <w:color w:val="auto"/>
-          <w:sz w:val="24"/>
-          <w:szCs w:val="24"/>
-        </w:rPr>
-      </w:pPr>
-      <w:r>
-        <w:rPr>
-          <w:rStyle w:val="Ttulo1Car"/>
-          <w:rFonts w:asciiTheme="minorHAnsi" w:eastAsiaTheme="minorHAnsi" w:hAnsiTheme="minorHAnsi" w:cstheme="minorBidi"/>
-          <w:color w:val="auto"/>
-          <w:sz w:val="24"/>
-          <w:szCs w:val="24"/>
-        </w:rPr>
-        <w:t xml:space="preserve">El usuario administrador debe poder gestionar las cuentas inactivas. </w:t>
-      </w:r>
-    </w:p>
-    <w:p>
-      <w:pPr>
-        <w:pStyle w:val="Sinespaciado"/>
-        <w:rPr>
-          <w:rStyle w:val="Ttulo1Car"/>
-          <w:rFonts w:asciiTheme="minorHAnsi" w:eastAsiaTheme="minorHAnsi" w:hAnsiTheme="minorHAnsi" w:cstheme="minorBidi"/>
-          <w:color w:val="auto"/>
-          <w:sz w:val="24"/>
-          <w:szCs w:val="24"/>
-        </w:rPr>
-      </w:pPr>
-    </w:p>
-    <w:p>
-      <w:pPr>
-        <w:pStyle w:val="Ttulo2"/>
-        <w:numPr>
-          <w:ilvl w:val="0"/>
-          <w:numId w:val="30"/>
-        </w:numPr>
-        <w:rPr>
-          <w:rStyle w:val="Ttulo1Car"/>
-          <w:sz w:val="32"/>
-          <w:szCs w:val="32"/>
-        </w:rPr>
-      </w:pPr>
-      <w:r>
-        <w:rPr>
-          <w:rStyle w:val="Ttulo1Car"/>
-          <w:sz w:val="32"/>
-          <w:szCs w:val="32"/>
-        </w:rPr>
-        <w:t>Al registrarse:</w:t>
-      </w:r>
-    </w:p>
-    <w:p>
-      <w:pPr>
-        <w:pStyle w:val="Sinespaciado"/>
-        <w:ind w:firstLine="360"/>
-        <w:rPr>
-          <w:rStyle w:val="Ttulo1Car"/>
-          <w:rFonts w:asciiTheme="minorHAnsi" w:eastAsiaTheme="minorHAnsi" w:hAnsiTheme="minorHAnsi" w:cstheme="minorBidi"/>
-          <w:color w:val="auto"/>
-          <w:sz w:val="24"/>
-          <w:szCs w:val="24"/>
-        </w:rPr>
-      </w:pPr>
-      <w:r>
-        <w:rPr>
-          <w:rStyle w:val="Ttulo1Car"/>
-          <w:rFonts w:asciiTheme="minorHAnsi" w:eastAsiaTheme="minorHAnsi" w:hAnsiTheme="minorHAnsi" w:cstheme="minorBidi"/>
-          <w:color w:val="auto"/>
-          <w:sz w:val="24"/>
-          <w:szCs w:val="24"/>
-        </w:rPr>
-        <w:t>Cuando un usuario se registra se debería mandar un correo electrónico para validar la dirección de correo asociada a la cuenta.</w:t>
-      </w:r>
-    </w:p>
-    <w:p>
-      <w:pPr>
-        <w:pStyle w:val="Sinespaciado"/>
-        <w:rPr>
-          <w:rStyle w:val="Ttulo1Car"/>
-          <w:rFonts w:asciiTheme="minorHAnsi" w:eastAsiaTheme="minorHAnsi" w:hAnsiTheme="minorHAnsi" w:cstheme="minorBidi"/>
-          <w:color w:val="auto"/>
-          <w:sz w:val="24"/>
-          <w:szCs w:val="24"/>
-        </w:rPr>
-      </w:pPr>
-      <w:r>
-        <w:rPr>
-          <w:rStyle w:val="Ttulo1Car"/>
-          <w:rFonts w:asciiTheme="minorHAnsi" w:eastAsiaTheme="minorHAnsi" w:hAnsiTheme="minorHAnsi" w:cstheme="minorBidi"/>
-          <w:color w:val="auto"/>
-          <w:sz w:val="24"/>
-          <w:szCs w:val="24"/>
-        </w:rPr>
-        <w:t>Recuperar una cuenta que ha sido eliminado.</w:t>
-      </w:r>
-    </w:p>
-    <w:p>
-      <w:pPr>
-        <w:pStyle w:val="Sinespaciado"/>
-        <w:ind w:firstLine="708"/>
-        <w:rPr>
-          <w:rStyle w:val="Ttulo1Car"/>
-          <w:rFonts w:asciiTheme="minorHAnsi" w:eastAsiaTheme="minorHAnsi" w:hAnsiTheme="minorHAnsi" w:cstheme="minorBidi"/>
-          <w:color w:val="auto"/>
-          <w:sz w:val="24"/>
-          <w:szCs w:val="24"/>
-        </w:rPr>
-      </w:pPr>
-      <w:r>
-        <w:rPr>
-          <w:rStyle w:val="Ttulo1Car"/>
-          <w:rFonts w:asciiTheme="minorHAnsi" w:eastAsiaTheme="minorHAnsi" w:hAnsiTheme="minorHAnsi" w:cstheme="minorBidi"/>
-          <w:color w:val="auto"/>
-          <w:sz w:val="24"/>
-          <w:szCs w:val="24"/>
-        </w:rPr>
-        <w:t xml:space="preserve">Si el usuario que ha borrado su cuenta vuelve registrarse en la web con el mismo correo electrónico debe aparecer un mensaje diciéndole que ya tiene una cuenta en la página web y preguntarle si quiere habilitarla. </w:t>
-      </w:r>
-    </w:p>
-    <w:p>
-      <w:pPr>
-        <w:pStyle w:val="Sinespaciado"/>
-        <w:rPr>
-          <w:rStyle w:val="Ttulo1Car"/>
-          <w:rFonts w:asciiTheme="minorHAnsi" w:eastAsiaTheme="minorHAnsi" w:hAnsiTheme="minorHAnsi" w:cstheme="minorBidi"/>
-          <w:color w:val="auto"/>
-          <w:sz w:val="24"/>
-          <w:szCs w:val="24"/>
-        </w:rPr>
-      </w:pPr>
-      <w:r>
-        <w:rPr>
-          <w:rStyle w:val="Ttulo1Car"/>
-          <w:rFonts w:asciiTheme="minorHAnsi" w:eastAsiaTheme="minorHAnsi" w:hAnsiTheme="minorHAnsi" w:cstheme="minorBidi"/>
-          <w:color w:val="auto"/>
-          <w:sz w:val="24"/>
-          <w:szCs w:val="24"/>
-        </w:rPr>
-        <w:lastRenderedPageBreak/>
-        <w:t xml:space="preserve">Inicio de sesión cuenta admin. </w:t>
-      </w:r>
-    </w:p>
-    <w:p>
-      <w:pPr>
-        <w:pStyle w:val="Sinespaciado"/>
-        <w:rPr>
-          <w:rStyle w:val="Ttulo1Car"/>
-          <w:rFonts w:asciiTheme="minorHAnsi" w:eastAsiaTheme="minorHAnsi" w:hAnsiTheme="minorHAnsi" w:cstheme="minorBidi"/>
-          <w:color w:val="auto"/>
-          <w:sz w:val="24"/>
-          <w:szCs w:val="24"/>
-        </w:rPr>
-      </w:pPr>
-      <w:r>
-        <w:rPr>
-          <w:rStyle w:val="Ttulo1Car"/>
-          <w:rFonts w:asciiTheme="minorHAnsi" w:eastAsiaTheme="minorHAnsi" w:hAnsiTheme="minorHAnsi" w:cstheme="minorBidi"/>
-          <w:color w:val="auto"/>
-          <w:sz w:val="24"/>
-          <w:szCs w:val="24"/>
-        </w:rPr>
-        <w:t>Cuando el usuario administrador accede a su cuenta se debería al restringir a sessionStorage y a una de las duración muy menor.</w:t>
-      </w:r>
-    </w:p>
-    <w:p>
-      <w:pPr>
-        <w:pStyle w:val="Sinespaciado"/>
-        <w:rPr>
-          <w:rStyle w:val="Ttulo1Car"/>
-          <w:rFonts w:asciiTheme="minorHAnsi" w:eastAsiaTheme="minorHAnsi" w:hAnsiTheme="minorHAnsi" w:cstheme="minorBidi"/>
-          <w:color w:val="auto"/>
-          <w:sz w:val="24"/>
-          <w:szCs w:val="24"/>
-        </w:rPr>
-      </w:pPr>
-    </w:p>
-    <w:p/>
-    <w:p>
-      <w:pPr>
-        <w:pStyle w:val="Ttulo1"/>
-      </w:pPr>
-      <w:r>
-        <w:t>Cambios realizados</w:t>
-      </w:r>
-    </w:p>
-    <w:p>
-      <w:pPr>
-        <w:pStyle w:val="Ttulo2"/>
-      </w:pPr>
-      <w:r>
-        <w:t>Vistas</w:t>
-      </w:r>
-    </w:p>
-    <w:p>
-      <w:r>
-        <w:rPr>
-          <w:b/>
-          <w:bCs/>
-        </w:rPr>
-        <w:t>Página de inicio</w:t>
-      </w:r>
-      <w:r>
-        <w:t xml:space="preserve">: Muestra diversos carruseles de libros en tendencia. Se basa en el </w:t>
-      </w:r>
-      <w:hyperlink w:anchor="_Sistema_de_recomendaciones" w:history="1">
-        <w:r>
-          <w:rPr>
-            <w:rStyle w:val="Hipervnculo"/>
-          </w:rPr>
-          <w:t>sistema de recomendaciones</w:t>
-        </w:r>
-      </w:hyperlink>
-      <w:r>
-        <w:t>.</w:t>
-      </w:r>
-    </w:p>
-    <w:p>
-      <w:r>
-        <w:rPr>
-          <w:b/>
-          <w:bCs/>
-        </w:rPr>
-        <w:t>Pestaña libros</w:t>
-      </w:r>
-      <w:r>
-        <w:t>: Nueva pestaña que muestra todos los libros de la web. Esta era la antigua página de inicio.</w:t>
-      </w:r>
-    </w:p>
-    <w:p>
-      <w:r>
-        <w:rPr>
-          <w:b/>
-          <w:bCs/>
-        </w:rPr>
-        <w:t>C</w:t>
-      </w:r>
-      <w:r>
-        <w:rPr>
-          <w:b/>
-          <w:bCs/>
-        </w:rPr>
-        <w:t>ategorías, editoriales y autores</w:t>
-      </w:r>
-      <w:r>
-        <w:rPr>
-          <w:b/>
-          <w:bCs/>
-        </w:rPr>
-        <w:t xml:space="preserve">: </w:t>
-      </w:r>
-      <w:r>
-        <w:t xml:space="preserve">He otorgado a estas vistas un diseño </w:t>
-      </w:r>
-      <w:r>
-        <w:t>bastante más complejo que al resto de las vistas. Lamentablemente no he sabido distribuir el tiempo adecuadamente, y no he sido capaz de ofrecer el mismo diseño en el resto de vistas.</w:t>
-      </w:r>
-    </w:p>
-    <w:p/>
-    <w:p>
-      <w:r>
-        <w:tab/>
-      </w:r>
-    </w:p>
-    <w:p>
-      <w:r>
-        <w:br w:type="page"/>
-      </w:r>
-    </w:p>
-    <w:p>
-      <w:pPr>
-        <w:ind w:left="720"/>
-      </w:pPr>
-    </w:p>
-    <w:p>
-      <w:pPr>
-        <w:numPr>
-          <w:ilvl w:val="0"/>
-          <w:numId w:val="27"/>
-        </w:numPr>
-      </w:pPr>
-      <w:r>
-        <w:t>Implementació</w:t>
-      </w:r>
-    </w:p>
-    <w:p>
-      <w:pPr>
-        <w:numPr>
-          <w:ilvl w:val="1"/>
-          <w:numId w:val="27"/>
-        </w:numPr>
-      </w:pPr>
-      <w:r>
-        <w:t>Proves unitàries</w:t>
-      </w:r>
-    </w:p>
-    <w:p>
-      <w:pPr>
-        <w:numPr>
-          <w:ilvl w:val="0"/>
-          <w:numId w:val="27"/>
-        </w:numPr>
-        <w:rPr>
-          <w:strike/>
-        </w:rPr>
-      </w:pPr>
-      <w:r>
-        <w:rPr>
-          <w:strike/>
-        </w:rPr>
-        <w:t>Desplegament del projecte</w:t>
-      </w:r>
-    </w:p>
-    <w:p>
-      <w:pPr>
-        <w:numPr>
-          <w:ilvl w:val="1"/>
-          <w:numId w:val="27"/>
-        </w:numPr>
-        <w:rPr>
-          <w:strike/>
-        </w:rPr>
-      </w:pPr>
-      <w:r>
-        <w:rPr>
-          <w:strike/>
-        </w:rPr>
-        <w:t>Sistema, Laravel, PHP, Nginx, MariaDB, MySQL, Hosting..</w:t>
-      </w:r>
-    </w:p>
-    <w:p>
-      <w:pPr>
-        <w:numPr>
-          <w:ilvl w:val="1"/>
-          <w:numId w:val="27"/>
-        </w:numPr>
-        <w:rPr>
-          <w:strike/>
-        </w:rPr>
-      </w:pPr>
-      <w:r>
-        <w:rPr>
-          <w:strike/>
-        </w:rPr>
-        <w:t>Enllaços al projecte</w:t>
-      </w:r>
-    </w:p>
-    <w:p>
-      <w:pPr>
-        <w:numPr>
-          <w:ilvl w:val="1"/>
-          <w:numId w:val="27"/>
-        </w:numPr>
-        <w:rPr>
-          <w:strike/>
-        </w:rPr>
-      </w:pPr>
-      <w:r>
-        <w:rPr>
-          <w:strike/>
-        </w:rPr>
-        <w:t>Proves unitàries</w:t>
-      </w:r>
-    </w:p>
-    <w:p>
-      <w:pPr>
-        <w:numPr>
-          <w:ilvl w:val="0"/>
-          <w:numId w:val="27"/>
-        </w:numPr>
-        <w:rPr>
-          <w:strike/>
-        </w:rPr>
-      </w:pPr>
-      <w:r>
-        <w:rPr>
-          <w:strike/>
-        </w:rPr>
-        <w:t>Propostes de millora</w:t>
-      </w:r>
-    </w:p>
-    <w:p/>
-    <w:p/>
-    <w:p/>
-    <w:p>
-      <w:pPr>
-        <w:numPr>
-          <w:ilvl w:val="0"/>
-          <w:numId w:val="27"/>
-        </w:numPr>
-        <w:rPr>
-          <w:strike/>
-        </w:rPr>
-      </w:pPr>
-      <w:r>
-        <w:rPr>
-          <w:strike/>
-        </w:rPr>
-        <w:t>Conclusions</w:t>
-      </w:r>
-    </w:p>
-    <w:p>
-      <w:pPr>
-        <w:numPr>
-          <w:ilvl w:val="0"/>
-          <w:numId w:val="27"/>
-        </w:numPr>
-      </w:pPr>
-      <w:r>
-        <w:t>Webgrafia</w:t>
-      </w:r>
-    </w:p>
-    <w:p>
-      <w:pPr>
-        <w:numPr>
-          <w:ilvl w:val="1"/>
-          <w:numId w:val="27"/>
-        </w:numPr>
-      </w:pPr>
-      <w:r>
-        <w:t>Documentació i ajuda</w:t>
-      </w:r>
-    </w:p>
-    <w:p>
-      <w:pPr>
-        <w:numPr>
-          <w:ilvl w:val="1"/>
-          <w:numId w:val="27"/>
-        </w:numPr>
-      </w:pPr>
-      <w:r>
-        <w:t>Eines</w:t>
-      </w:r>
-    </w:p>
-    <w:p>
-      <w:pPr>
-        <w:numPr>
-          <w:ilvl w:val="1"/>
-          <w:numId w:val="27"/>
-        </w:numPr>
-      </w:pPr>
-      <w:r>
-        <w:t>Recursos</w:t>
-      </w:r>
-    </w:p>
-    <w:p/>
-    <w:p>
-      <w:pPr>
-        <w:rPr>
-          <w:rFonts w:asciiTheme="majorHAnsi" w:eastAsiaTheme="majorEastAsia" w:hAnsiTheme="majorHAnsi" w:cstheme="majorBidi"/>
-          <w:color w:val="0F4761" w:themeColor="accent1" w:themeShade="BF"/>
-          <w:sz w:val="40"/>
-          <w:szCs w:val="40"/>
-        </w:rPr>
-      </w:pPr>
-      <w:r>
-        <w:br w:type="page"/>
-      </w:r>
-    </w:p>
-    <w:p>
-      <w:pPr>
-        <w:pStyle w:val="Ttulo1"/>
-      </w:pPr>
-      <w:r>
-        <w:lastRenderedPageBreak/>
-        <w:t>Conclusiones</w:t>
-      </w:r>
-    </w:p>
-    <w:p>
-      <w:r>
-        <w:t>Realizar el proyecto ha supuesto para mi toda una experiencia. Ver como crecía, semana tras semana, conforme le añadía nuevas vistas y controladores…, no tardó en agobiarme. Con el proyecto a medio hacer, descubrí que se había convertido en un batiburrillo de código en el que era fácil perderse. Y lo refactorice:</w:t>
-      </w:r>
-    </w:p>
-    <w:p>
-      <w:r>
-        <w:t xml:space="preserve">Gracias a lidiar </w:t>
-      </w:r>
-      <w:r>
-        <w:t>con</w:t>
-      </w:r>
-      <w:r>
-        <w:t xml:space="preserve"> la refactorización, aprendí el potencial que tienen los componentes en React</w:t>
-      </w:r>
-      <w:r>
-        <w:t xml:space="preserve"> para no repetir codigo</w:t>
-      </w:r>
-      <w:r>
-        <w:t>.</w:t>
-      </w:r>
-    </w:p>
-    <w:p>
-      <w:pPr>
-        <w:pStyle w:val="Sinespaciado"/>
-        <w:rPr>
-          <w:rStyle w:val="Ttulo1Car"/>
-          <w:rFonts w:asciiTheme="minorHAnsi" w:eastAsiaTheme="minorHAnsi" w:hAnsiTheme="minorHAnsi" w:cstheme="minorBidi"/>
-          <w:color w:val="auto"/>
-          <w:sz w:val="24"/>
-          <w:szCs w:val="24"/>
-        </w:rPr>
-      </w:pPr>
-      <w:r>
-        <w:rPr>
-          <w:rStyle w:val="Ttulo1Car"/>
-          <w:rFonts w:asciiTheme="minorHAnsi" w:eastAsiaTheme="minorHAnsi" w:hAnsiTheme="minorHAnsi" w:cstheme="minorBidi"/>
-          <w:color w:val="auto"/>
-          <w:sz w:val="24"/>
-          <w:szCs w:val="24"/>
-        </w:rPr>
-        <w:t xml:space="preserve">En definitiva, al realizar este proyecto he llegado a las siguientes conclusiones: </w:t>
-      </w:r>
-    </w:p>
-    <w:p>
-      <w:pPr>
-        <w:pStyle w:val="Sinespaciado"/>
-        <w:rPr>
-          <w:rStyle w:val="Ttulo1Car"/>
-          <w:rFonts w:asciiTheme="minorHAnsi" w:eastAsiaTheme="minorHAnsi" w:hAnsiTheme="minorHAnsi" w:cstheme="minorBidi"/>
-          <w:color w:val="auto"/>
-          <w:sz w:val="24"/>
-          <w:szCs w:val="24"/>
-        </w:rPr>
-      </w:pPr>
-      <w:r>
-        <w:rPr>
-          <w:rStyle w:val="Ttulo1Car"/>
-          <w:rFonts w:asciiTheme="minorHAnsi" w:eastAsiaTheme="minorHAnsi" w:hAnsiTheme="minorHAnsi" w:cstheme="minorBidi"/>
-          <w:color w:val="auto"/>
-          <w:sz w:val="24"/>
-          <w:szCs w:val="24"/>
-        </w:rPr>
-        <w:t xml:space="preserve">Lo ideal es tener un código limpio y estructurado desde el principio. Esto evita perder tiempo </w:t>
-      </w:r>
-      <w:r>
-        <w:rPr>
-          <w:rStyle w:val="Ttulo1Car"/>
-          <w:rFonts w:asciiTheme="minorHAnsi" w:eastAsiaTheme="minorHAnsi" w:hAnsiTheme="minorHAnsi" w:cstheme="minorBidi"/>
-          <w:color w:val="auto"/>
-          <w:sz w:val="24"/>
-          <w:szCs w:val="24"/>
-        </w:rPr>
-        <w:t>refactorizándolo</w:t>
-      </w:r>
-      <w:r>
-        <w:rPr>
-          <w:rStyle w:val="Ttulo1Car"/>
-          <w:rFonts w:asciiTheme="minorHAnsi" w:eastAsiaTheme="minorHAnsi" w:hAnsiTheme="minorHAnsi" w:cstheme="minorBidi"/>
-          <w:color w:val="auto"/>
-          <w:sz w:val="24"/>
-          <w:szCs w:val="24"/>
-        </w:rPr>
-        <w:t xml:space="preserve"> más adelante</w:t>
-      </w:r>
-      <w:r>
-        <w:rPr>
-          <w:rStyle w:val="Ttulo1Car"/>
-          <w:rFonts w:asciiTheme="minorHAnsi" w:eastAsiaTheme="minorHAnsi" w:hAnsiTheme="minorHAnsi" w:cstheme="minorBidi"/>
-          <w:color w:val="auto"/>
-          <w:sz w:val="24"/>
-          <w:szCs w:val="24"/>
-        </w:rPr>
-        <w:t xml:space="preserve"> y ayuda a que sepas en todo momento </w:t>
-      </w:r>
-      <w:r>
-        <w:rPr>
-          <w:rStyle w:val="Ttulo1Car"/>
-          <w:rFonts w:asciiTheme="minorHAnsi" w:eastAsiaTheme="minorHAnsi" w:hAnsiTheme="minorHAnsi" w:cstheme="minorBidi"/>
-          <w:color w:val="auto"/>
-          <w:sz w:val="24"/>
-          <w:szCs w:val="24"/>
-        </w:rPr>
-        <w:t xml:space="preserve">qué y dónde </w:t>
-      </w:r>
-      <w:r>
-        <w:rPr>
-          <w:rStyle w:val="Ttulo1Car"/>
-          <w:rFonts w:asciiTheme="minorHAnsi" w:eastAsiaTheme="minorHAnsi" w:hAnsiTheme="minorHAnsi" w:cstheme="minorBidi"/>
-          <w:color w:val="auto"/>
-          <w:sz w:val="24"/>
-          <w:szCs w:val="24"/>
-        </w:rPr>
-        <w:t>se encuentra cada parte del código.</w:t>
-      </w:r>
-    </w:p>
-    <w:p>
-      <w:pPr>
-        <w:pStyle w:val="Sinespaciado"/>
-        <w:rPr>
-          <w:rStyle w:val="Ttulo1Car"/>
-          <w:rFonts w:asciiTheme="minorHAnsi" w:eastAsiaTheme="minorHAnsi" w:hAnsiTheme="minorHAnsi" w:cstheme="minorBidi"/>
-          <w:color w:val="auto"/>
-          <w:sz w:val="24"/>
-          <w:szCs w:val="24"/>
-        </w:rPr>
-      </w:pPr>
-      <w:r>
-        <w:rPr>
-          <w:rStyle w:val="Ttulo1Car"/>
-          <w:rFonts w:asciiTheme="minorHAnsi" w:eastAsiaTheme="minorHAnsi" w:hAnsiTheme="minorHAnsi" w:cstheme="minorBidi"/>
-          <w:color w:val="auto"/>
-          <w:sz w:val="24"/>
-          <w:szCs w:val="24"/>
-        </w:rPr>
-        <w:t>MongoDB me ha resultado especialmente útil para guardar libros</w:t>
-      </w:r>
-    </w:p>
-    <w:p>
-      <w:pPr>
-        <w:pStyle w:val="Sinespaciado"/>
-        <w:rPr>
-          <w:rStyle w:val="Ttulo1Car"/>
-          <w:rFonts w:asciiTheme="minorHAnsi" w:eastAsiaTheme="minorHAnsi" w:hAnsiTheme="minorHAnsi" w:cstheme="minorBidi"/>
-          <w:color w:val="auto"/>
-          <w:sz w:val="24"/>
-          <w:szCs w:val="24"/>
-        </w:rPr>
-      </w:pPr>
-    </w:p>
-    <w:p>
-      <w:pPr>
-        <w:pStyle w:val="Sinespaciado"/>
-        <w:rPr>
-          <w:rStyle w:val="Ttulo1Car"/>
-          <w:rFonts w:asciiTheme="minorHAnsi" w:eastAsiaTheme="minorHAnsi" w:hAnsiTheme="minorHAnsi" w:cstheme="minorBidi"/>
-          <w:color w:val="auto"/>
-          <w:sz w:val="24"/>
-          <w:szCs w:val="24"/>
-        </w:rPr>
-      </w:pPr>
-    </w:p>
-    <w:p>
-      <w:pPr>
-        <w:pStyle w:val="Ttulo1"/>
-        <w:rPr>
-          <w:rStyle w:val="Ttulo1Car"/>
-          <w:rFonts w:asciiTheme="minorHAnsi" w:eastAsiaTheme="minorHAnsi" w:hAnsiTheme="minorHAnsi" w:cstheme="minorBidi"/>
-          <w:color w:val="auto"/>
-          <w:sz w:val="24"/>
-          <w:szCs w:val="24"/>
-        </w:rPr>
-      </w:pPr>
-      <w:r>
-        <w:rPr>
-          <w:rStyle w:val="Ttulo1Car"/>
-          <w:rFonts w:asciiTheme="minorHAnsi" w:eastAsiaTheme="minorHAnsi" w:hAnsiTheme="minorHAnsi" w:cstheme="minorBidi"/>
-          <w:color w:val="auto"/>
-          <w:sz w:val="24"/>
-          <w:szCs w:val="24"/>
-        </w:rPr>
-        <w:t>Mejoras</w:t>
-      </w:r>
-    </w:p>
-    <w:p>
-      <w:pPr>
-        <w:pStyle w:val="Sinespaciado"/>
-        <w:rPr>
-          <w:rStyle w:val="Ttulo1Car"/>
-          <w:rFonts w:asciiTheme="minorHAnsi" w:eastAsiaTheme="minorHAnsi" w:hAnsiTheme="minorHAnsi" w:cstheme="minorBidi"/>
-          <w:color w:val="auto"/>
-          <w:sz w:val="24"/>
-          <w:szCs w:val="24"/>
-        </w:rPr>
-      </w:pPr>
-    </w:p>
-    <w:p>
-      <w:pPr>
-        <w:pStyle w:val="Sinespaciado"/>
-        <w:rPr>
-          <w:rStyle w:val="Ttulo1Car"/>
-          <w:rFonts w:asciiTheme="minorHAnsi" w:eastAsiaTheme="minorHAnsi" w:hAnsiTheme="minorHAnsi" w:cstheme="minorBidi"/>
-          <w:color w:val="auto"/>
-          <w:sz w:val="24"/>
-          <w:szCs w:val="24"/>
-        </w:rPr>
-      </w:pPr>
-      <w:r>
-        <w:rPr>
-          <w:rStyle w:val="Ttulo1Car"/>
-          <w:rFonts w:asciiTheme="minorHAnsi" w:eastAsiaTheme="minorHAnsi" w:hAnsiTheme="minorHAnsi" w:cstheme="minorBidi"/>
-          <w:color w:val="auto"/>
-          <w:sz w:val="24"/>
-          <w:szCs w:val="24"/>
-        </w:rPr>
-        <w:t xml:space="preserve">Componente modal. </w:t>
-      </w:r>
-    </w:p>
-    <w:p>
-      <w:pPr>
-        <w:pStyle w:val="Sinespaciado"/>
-        <w:rPr>
-          <w:rStyle w:val="Ttulo1Car"/>
-          <w:rFonts w:asciiTheme="minorHAnsi" w:eastAsiaTheme="minorHAnsi" w:hAnsiTheme="minorHAnsi" w:cstheme="minorBidi"/>
-          <w:color w:val="auto"/>
-          <w:sz w:val="24"/>
-          <w:szCs w:val="24"/>
-        </w:rPr>
-      </w:pPr>
-      <w:r>
-        <w:rPr>
-          <w:rStyle w:val="Ttulo1Car"/>
-          <w:rFonts w:asciiTheme="minorHAnsi" w:eastAsiaTheme="minorHAnsi" w:hAnsiTheme="minorHAnsi" w:cstheme="minorBidi"/>
-          <w:color w:val="auto"/>
-          <w:sz w:val="24"/>
-          <w:szCs w:val="24"/>
-        </w:rPr>
-        <w:t>Este es otro componente que por su versatilidad utilizo en la mayoría de las vistas que permiten editar o eliminar o agregar libros.</w:t>
-      </w:r>
-    </w:p>
-    <w:p>
-      <w:pPr>
-        <w:rPr>
-          <w:rStyle w:val="Ttulo1Car"/>
-        </w:rPr>
-      </w:pPr>
-    </w:p>
-    <w:p>
-      <w:pPr>
-        <w:rPr>
-          <w:rStyle w:val="Ttulo1Car"/>
-        </w:rPr>
-      </w:pPr>
-    </w:p>
-    <w:p>
-      <w:pPr>
-        <w:rPr>
-          <w:rStyle w:val="Ttulo1Car"/>
-        </w:rPr>
-      </w:pPr>
-      <w:r>
-        <w:rPr>
-          <w:rStyle w:val="Ttulo1Car"/>
-        </w:rPr>
-        <w:br w:type="page"/>
-      </w:r>
-    </w:p>
-    <w:p>
-      <w:pPr>
-        <w:pStyle w:val="Ttulo1"/>
-      </w:pPr>
-      <w:r>
-        <w:rPr>
-          <w:rStyle w:val="Ttulo1Car"/>
-        </w:rPr>
-        <w:lastRenderedPageBreak/>
-        <w:t>Webgrafia</w:t>
-      </w:r>
-    </w:p>
-    <w:p>
-      <w:r>
-        <w:t>Autentificación social de Google con React:</w:t>
-      </w:r>
-    </w:p>
-    <w:p>
-      <w:pPr>
-        <w:rPr>
-          <w:rStyle w:val="Hipervnculo"/>
-        </w:rPr>
-      </w:pPr>
-      <w:hyperlink r:id="rId44" w:history="1">
-        <w:r>
-          <w:rPr>
-            <w:rStyle w:val="Hipervnculo"/>
-          </w:rPr>
-          <w:t>https://www.npmjs.com/package/@react-oauth/google</w:t>
-        </w:r>
-      </w:hyperlink>
-    </w:p>
-    <w:p>
-      <w:pPr>
-        <w:pStyle w:val="Sinespaciado"/>
-        <w:rPr>
-          <w:rStyle w:val="Hipervnculo"/>
-          <w:color w:val="auto"/>
-          <w:u w:val="none"/>
-        </w:rPr>
-      </w:pPr>
-      <w:r>
-        <w:rPr>
-          <w:rStyle w:val="Hipervnculo"/>
-          <w:color w:val="auto"/>
-          <w:u w:val="none"/>
-        </w:rPr>
-        <w:t>Curso de react:</w:t>
-      </w:r>
-    </w:p>
-    <w:p>
-      <w:pPr>
-        <w:rPr>
-          <w:rStyle w:val="Hipervnculo"/>
-        </w:rPr>
-      </w:pPr>
-      <w:hyperlink r:id="rId45" w:history="1">
-        <w:r>
-          <w:rPr>
-            <w:rStyle w:val="Hipervnculo"/>
-          </w:rPr>
-          <w:t>https://www.youtube.com/watch?v=7iobxzd_2wY&amp;list=PLUofhDIg_38q4D0xNWp7FEHOTcZhjWJ29</w:t>
-        </w:r>
-      </w:hyperlink>
-    </w:p>
-    <w:p>
-      <w:pPr>
-        <w:pStyle w:val="Sinespaciado"/>
-        <w:rPr>
-          <w:rStyle w:val="Hipervnculo"/>
-          <w:color w:val="auto"/>
-          <w:u w:val="none"/>
-        </w:rPr>
-      </w:pPr>
-      <w:r>
-        <w:rPr>
-          <w:rStyle w:val="Hipervnculo"/>
-          <w:color w:val="auto"/>
-          <w:u w:val="none"/>
-        </w:rPr>
-        <w:t>Curso de node.js:</w:t>
-      </w:r>
-    </w:p>
-    <w:p>
-      <w:pPr>
-        <w:rPr>
-          <w:rStyle w:val="Hipervnculo"/>
-        </w:rPr>
-      </w:pPr>
-      <w:r>
-        <w:rPr>
-          <w:rStyle w:val="Hipervnculo"/>
-        </w:rPr>
-        <w:t>https://www.youtube.com/watch?v=yB4n_K7dZV8</w:t>
-      </w:r>
-    </w:p>
-    <w:p>
-      <w:pPr>
-        <w:pStyle w:val="Sinespaciado"/>
-        <w:rPr>
-          <w:rStyle w:val="Hipervnculo"/>
-          <w:color w:val="auto"/>
-          <w:u w:val="none"/>
-        </w:rPr>
-      </w:pPr>
-      <w:r>
-        <w:rPr>
-          <w:rStyle w:val="Hipervnculo"/>
-          <w:color w:val="auto"/>
-          <w:u w:val="none"/>
-        </w:rPr>
-        <w:t>Paginas web</w:t>
-      </w:r>
-      <w:r>
-        <w:rPr>
-          <w:rStyle w:val="Hipervnculo"/>
-          <w:color w:val="auto"/>
-          <w:u w:val="none"/>
-        </w:rPr>
-        <w:t xml:space="preserve"> consultadas</w:t>
-      </w:r>
-      <w:r>
-        <w:rPr>
-          <w:rStyle w:val="Hipervnculo"/>
-          <w:color w:val="auto"/>
-          <w:u w:val="none"/>
-        </w:rPr>
-        <w:t>:</w:t>
-      </w:r>
-    </w:p>
-    <w:p>
-      <w:pPr>
-        <w:rPr>
-          <w:rStyle w:val="Hipervnculo"/>
-        </w:rPr>
-      </w:pPr>
-      <w:hyperlink r:id="rId46" w:history="1">
-        <w:r>
-          <w:rPr>
-            <w:rStyle w:val="Hipervnculo"/>
-          </w:rPr>
-          <w:t>https://es.react.dev/learn</w:t>
-        </w:r>
-      </w:hyperlink>
-    </w:p>
-    <w:p>
-      <w:pPr>
-        <w:rPr>
-          <w:rStyle w:val="Hipervnculo"/>
-        </w:rPr>
-      </w:pPr>
-      <w:r>
-        <w:rPr>
-          <w:rStyle w:val="Hipervnculo"/>
-        </w:rPr>
-        <w:t>GEMINI:</w:t>
-      </w:r>
-    </w:p>
-    <w:p>
-      <w:pPr>
-        <w:pStyle w:val="Sinespaciado"/>
-      </w:pPr>
-      <w:r>
-        <w:rPr>
-          <w:rStyle w:val="Hipervnculo"/>
-          <w:color w:val="auto"/>
-          <w:u w:val="none"/>
-        </w:rPr>
-        <w:t>He utilizado la IA</w:t>
-      </w:r>
-      <w:r>
-        <w:rPr>
-          <w:rStyle w:val="Hipervnculo"/>
-          <w:color w:val="auto"/>
-          <w:u w:val="none"/>
-        </w:rPr>
-        <w:t xml:space="preserve"> para resolver </w:t>
-      </w:r>
-      <w:r>
-        <w:rPr>
-          <w:rStyle w:val="Hipervnculo"/>
-          <w:color w:val="auto"/>
-          <w:sz w:val="28"/>
-          <w:szCs w:val="28"/>
-          <w:u w:val="none"/>
-        </w:rPr>
-        <w:t>t</w:t>
-      </w:r>
-      <w:r>
-        <w:rPr>
-          <w:rStyle w:val="Hipervnculo"/>
-          <w:color w:val="auto"/>
-          <w:sz w:val="28"/>
-          <w:szCs w:val="28"/>
-          <w:u w:val="none"/>
-        </w:rPr>
-        <w:t xml:space="preserve">odo </w:t>
-      </w:r>
-      <w:r>
-        <w:rPr>
-          <w:rStyle w:val="Hipervnculo"/>
-          <w:color w:val="auto"/>
-          <w:u w:val="none"/>
-        </w:rPr>
-        <w:t xml:space="preserve">tipo de dudas sobre </w:t>
-      </w:r>
-      <w:r>
-        <w:rPr>
-          <w:rStyle w:val="Hipervnculo"/>
-          <w:color w:val="auto"/>
-          <w:sz w:val="28"/>
-          <w:szCs w:val="28"/>
-          <w:u w:val="none"/>
-        </w:rPr>
-        <w:t>t</w:t>
-      </w:r>
-      <w:r>
-        <w:rPr>
-          <w:rStyle w:val="Hipervnculo"/>
-          <w:color w:val="auto"/>
-          <w:sz w:val="28"/>
-          <w:szCs w:val="28"/>
-          <w:u w:val="none"/>
-        </w:rPr>
-        <w:t xml:space="preserve">odos </w:t>
-      </w:r>
-      <w:r>
-        <w:rPr>
-          <w:rStyle w:val="Hipervnculo"/>
-          <w:color w:val="auto"/>
-          <w:u w:val="none"/>
-        </w:rPr>
-        <w:t xml:space="preserve">los lenguajes de programación utilizados </w:t>
-      </w:r>
-      <w:r>
-        <w:rPr>
-          <w:rStyle w:val="Hipervnculo"/>
-          <w:color w:val="auto"/>
-          <w:u w:val="none"/>
-        </w:rPr>
-        <w:t xml:space="preserve">en el proyecto </w:t>
-      </w:r>
-      <w:r>
-        <w:rPr>
-          <w:rStyle w:val="Hipervnculo"/>
-          <w:color w:val="auto"/>
-          <w:u w:val="none"/>
-        </w:rPr>
-        <w:t xml:space="preserve">y para ver ejemplos de uso de </w:t>
-      </w:r>
-      <w:r>
-        <w:rPr>
-          <w:rStyle w:val="Hipervnculo"/>
-          <w:color w:val="auto"/>
-          <w:sz w:val="28"/>
-          <w:szCs w:val="28"/>
-          <w:u w:val="none"/>
-        </w:rPr>
-        <w:t>t</w:t>
-      </w:r>
-      <w:r>
-        <w:rPr>
-          <w:rStyle w:val="Hipervnculo"/>
-          <w:color w:val="auto"/>
-          <w:sz w:val="28"/>
-          <w:szCs w:val="28"/>
-          <w:u w:val="none"/>
-        </w:rPr>
-        <w:t>odo</w:t>
-      </w:r>
-      <w:r>
-        <w:rPr>
-          <w:rStyle w:val="Hipervnculo"/>
-          <w:color w:val="auto"/>
-          <w:sz w:val="28"/>
-          <w:szCs w:val="28"/>
-          <w:u w:val="none"/>
-        </w:rPr>
-        <w:t>.</w:t>
-      </w:r>
-    </w:p>
-    <w:p/>
-    <w:p/>
-    <w:p/>
-    <w:p>
-      <w:r>
-        <w:t>Herramenta / extensión wawe para el tema de la accesibilidad</w:t>
-      </w:r>
-    </w:p>
-    <w:p>
-      <w:r>
-        <w:br w:type="page"/>
-      </w:r>
-    </w:p>
-    <w:p/>
-    <w:p/>
-    <w:p>
-      <w:pPr>
-        <w:pStyle w:val="Ttulo2"/>
-      </w:pPr>
-    </w:p>
-    <w:p>
-      <w:pPr>
-        <w:ind w:left="360"/>
-      </w:pPr>
-      <w:r>
-        <w:t>MEJORAS PENDIENTES:</w:t>
-      </w:r>
-    </w:p>
-    <w:p>
-      <w:pPr>
-        <w:ind w:left="360"/>
-      </w:pPr>
-      <w:r>
-        <w:rPr>
-          <w:noProof/>
-        </w:rPr>
         <w:drawing>
-          <wp:inline distT="0" distB="0" distL="0" distR="0" wp14:anchorId="72D5F143" wp14:editId="2A456F1D">
-            <wp:extent cx="5400040" cy="3430270"/>
+          <wp:inline distT="0" distB="0" distL="0" distR="0" wp14:anchorId="18AD06EB" wp14:editId="24B86E11">
+            <wp:extent cx="731520" cy="311481"/>
             <wp:effectExtent l="0" t="0" r="0" b="0"/>
-            <wp:docPr id="33" name="Imagen 33"/>
+            <wp:docPr id="36" name="Imagen 36"/>
             <wp:cNvGraphicFramePr>
               <a:graphicFrameLocks xmlns:a="http://schemas.openxmlformats.org/drawingml/2006/main" noChangeAspect="1"/>
             </wp:cNvGraphicFramePr>
@@ -11579,7 +8064,7 @@
                     <pic:cNvPicPr/>
                   </pic:nvPicPr>
                   <pic:blipFill>
-                    <a:blip r:embed="rId47"/>
+                    <a:blip r:embed="rId44"/>
                     <a:stretch>
                       <a:fillRect/>
                     </a:stretch>
@@ -11587,7 +8072,7 @@
                   <pic:spPr>
                     <a:xfrm>
                       <a:off x="0" y="0"/>
-                      <a:ext cx="5400040" cy="3430270"/>
+                      <a:ext cx="750389" cy="319516"/>
                     </a:xfrm>
                     <a:prstGeom prst="rect">
                       <a:avLst/>
@@ -11601,38 +8086,615 @@
       </w:r>
     </w:p>
     <w:p>
-      <w:pPr>
-        <w:ind w:left="360"/>
-      </w:pPr>
-      <w:r>
-        <w:t>Creación de archivo .htaccess</w:t>
-      </w:r>
-    </w:p>
-    <w:p>
-      <w:pPr>
-        <w:pStyle w:val="Prrafodelista"/>
-        <w:numPr>
-          <w:ilvl w:val="1"/>
-          <w:numId w:val="30"/>
-        </w:numPr>
-      </w:pPr>
-      <w:r>
-        <w:t>Desde el panel de usuario opción para cambiar la contraseña</w:t>
-      </w:r>
-    </w:p>
-    <w:p>
-      <w:pPr>
-        <w:ind w:left="360"/>
-      </w:pPr>
+      <w:r>
+        <w:t>Vite es una herramienta de compilaci</w:t>
+      </w:r>
+      <w:r>
+        <w:rPr>
+          <w:rFonts w:ascii="Aptos" w:hAnsi="Aptos" w:cs="Aptos"/>
+        </w:rPr>
+        <w:t>ó</w:t>
+      </w:r>
+      <w:r>
+        <w:t>n</w:t>
+      </w:r>
+      <w:r>
+        <w:t xml:space="preserve"> que</w:t>
+      </w:r>
+      <w:r>
+        <w:t xml:space="preserve"> </w:t>
+      </w:r>
+      <w:r>
+        <w:t>proporciona</w:t>
+      </w:r>
+      <w:r>
+        <w:t xml:space="preserve"> una experiencia de desarrollo r</w:t>
+      </w:r>
+      <w:r>
+        <w:rPr>
+          <w:rFonts w:ascii="Aptos" w:hAnsi="Aptos" w:cs="Aptos"/>
+        </w:rPr>
+        <w:t>á</w:t>
+      </w:r>
+      <w:r>
+        <w:t xml:space="preserve">pida y </w:t>
+      </w:r>
+      <w:r>
+        <w:rPr>
+          <w:rFonts w:ascii="Aptos" w:hAnsi="Aptos" w:cs="Aptos"/>
+        </w:rPr>
+        <w:t>á</w:t>
+      </w:r>
+      <w:r>
+        <w:t>gil para proyectos web modernos.</w:t>
+      </w:r>
+    </w:p>
+    <w:p>
+      <w:r>
+        <w:t>En el proyecto, lo he utilizado porque mejora el tiempo de carga de los diferentes componentes de React y vistas que se ejecutan en la web.</w:t>
+      </w:r>
+    </w:p>
+    <w:p/>
+    <w:p>
+      <w:pPr>
+        <w:pStyle w:val="Ttulo3"/>
+      </w:pPr>
+      <w:r>
+        <w:t>React</w:t>
+      </w:r>
+    </w:p>
+    <w:p>
       <w:r>
         <w:rPr>
           <w:noProof/>
         </w:rPr>
         <w:drawing>
-          <wp:inline distT="0" distB="0" distL="0" distR="0" wp14:anchorId="47237619" wp14:editId="36767C8B">
-            <wp:extent cx="5363323" cy="704948"/>
-            <wp:effectExtent l="0" t="0" r="8890" b="0"/>
-            <wp:docPr id="4" name="Imagen 4"/>
+          <wp:inline distT="0" distB="0" distL="0" distR="0" wp14:anchorId="59015D5C" wp14:editId="78501A6F">
+            <wp:extent cx="640846" cy="227667"/>
+            <wp:effectExtent l="0" t="0" r="0" b="1270"/>
+            <wp:docPr id="37" name="Imagen 37"/>
+            <wp:cNvGraphicFramePr>
+              <a:graphicFrameLocks xmlns:a="http://schemas.openxmlformats.org/drawingml/2006/main" noChangeAspect="1"/>
+            </wp:cNvGraphicFramePr>
+            <a:graphic xmlns:a="http://schemas.openxmlformats.org/drawingml/2006/main">
+              <a:graphicData uri="http://schemas.openxmlformats.org/drawingml/2006/picture">
+                <pic:pic xmlns:pic="http://schemas.openxmlformats.org/drawingml/2006/picture">
+                  <pic:nvPicPr>
+                    <pic:cNvPr id="1" name=""/>
+                    <pic:cNvPicPr/>
+                  </pic:nvPicPr>
+                  <pic:blipFill rotWithShape="1">
+                    <a:blip r:embed="rId45"/>
+                    <a:srcRect t="12801" b="16145"/>
+                    <a:stretch/>
+                  </pic:blipFill>
+                  <pic:spPr bwMode="auto">
+                    <a:xfrm>
+                      <a:off x="0" y="0"/>
+                      <a:ext cx="656837" cy="233348"/>
+                    </a:xfrm>
+                    <a:prstGeom prst="rect">
+                      <a:avLst/>
+                    </a:prstGeom>
+                    <a:ln>
+                      <a:noFill/>
+                    </a:ln>
+                    <a:extLst>
+                      <a:ext uri="{53640926-AAD7-44D8-BBD7-CCE9431645EC}">
+                        <a14:shadowObscured xmlns:a14="http://schemas.microsoft.com/office/drawing/2010/main"/>
+                      </a:ext>
+                    </a:extLst>
+                  </pic:spPr>
+                </pic:pic>
+              </a:graphicData>
+            </a:graphic>
+          </wp:inline>
+        </w:drawing>
+      </w:r>
+    </w:p>
+    <w:p>
+      <w:r>
+        <w:lastRenderedPageBreak/>
+        <w:t xml:space="preserve">React </w:t>
+      </w:r>
+      <w:r>
+        <w:t>es el motor principal que mueve todo el frontend en mi proyecto.</w:t>
+      </w:r>
+      <w:r>
+        <w:t xml:space="preserve"> </w:t>
+      </w:r>
+      <w:r>
+        <w:t>E</w:t>
+      </w:r>
+      <w:r>
+        <w:t xml:space="preserve">s una biblioteca de JavaScript diseñada para construir </w:t>
+      </w:r>
+      <w:r>
+        <w:t xml:space="preserve">vistas </w:t>
+      </w:r>
+      <w:r>
+        <w:t>interactivas</w:t>
+      </w:r>
+      <w:r>
+        <w:t xml:space="preserve"> y reactivas. </w:t>
+      </w:r>
+      <w:r>
+        <w:t>Utiliza</w:t>
+      </w:r>
+      <w:r>
+        <w:t xml:space="preserve"> un lenguaje declarativo</w:t>
+      </w:r>
+      <w:r>
+        <w:t>.</w:t>
+      </w:r>
+    </w:p>
+    <w:p>
+      <w:r>
+        <w:t xml:space="preserve">Lo he utilizado en el proyecto, principalmente, porque es un framework del que siempre he oído hablar (dado que es ampliamente utilizado en aplicaciones web modernas) y quería aprender a utilizarlo para ampliar mi </w:t>
+      </w:r>
+      <w:r>
+        <w:rPr>
+          <w:i/>
+          <w:iCs/>
+        </w:rPr>
+        <w:t>curriculum</w:t>
+      </w:r>
+      <w:r>
+        <w:rPr>
+          <w:i/>
+          <w:iCs/>
+        </w:rPr>
+        <w:t>.</w:t>
+      </w:r>
+    </w:p>
+    <w:p>
+      <w:r>
+        <w:t xml:space="preserve"> </w:t>
+      </w:r>
+      <w:r>
+        <w:t xml:space="preserve">Lo que hace </w:t>
+      </w:r>
+      <w:r>
+        <w:t xml:space="preserve">React en mi aplicación web </w:t>
+      </w:r>
+      <w:r>
+        <w:t>es gestionar la</w:t>
+      </w:r>
+      <w:r>
+        <w:t>s</w:t>
+      </w:r>
+      <w:r>
+        <w:t xml:space="preserve"> </w:t>
+      </w:r>
+      <w:r>
+        <w:t>vistas</w:t>
+      </w:r>
+      <w:r>
+        <w:t xml:space="preserve"> de forma dinámica permitiendo que elementos como el catálogo de libros, el estado del carrito de compras y el menú de navegación se actualicen al instante en la memoria del navegador sin tener que recargar la página completa. </w:t>
+      </w:r>
+      <w:r>
+        <w:t xml:space="preserve">De cara a la experiencia de usuario, </w:t>
+      </w:r>
+      <w:r>
+        <w:t>la</w:t>
+      </w:r>
+      <w:r>
+        <w:t xml:space="preserve"> navegación </w:t>
+      </w:r>
+      <w:r>
+        <w:t xml:space="preserve">por la web es </w:t>
+      </w:r>
+      <w:r>
+        <w:t>fluida y moderna</w:t>
+      </w:r>
+      <w:r>
+        <w:t>.</w:t>
+      </w:r>
+    </w:p>
+    <w:p>
+      <w:pPr>
+        <w:pStyle w:val="Ttulo3"/>
+      </w:pPr>
+      <w:r>
+        <w:t>Hooks de React</w:t>
+      </w:r>
+    </w:p>
+    <w:p>
+      <w:r>
+        <w:t xml:space="preserve">React cuenta con sus propios métodos que pueden </w:t>
+      </w:r>
+      <w:r>
+        <w:t xml:space="preserve">utilizarse </w:t>
+      </w:r>
+      <w:r>
+        <w:t>en l</w:t>
+      </w:r>
+      <w:r>
+        <w:t>o</w:t>
+      </w:r>
+      <w:r>
+        <w:t xml:space="preserve">s diferentes </w:t>
+      </w:r>
+      <w:r>
+        <w:t>componentes</w:t>
+      </w:r>
+      <w:r>
+        <w:t xml:space="preserve"> </w:t>
+      </w:r>
+      <w:r>
+        <w:t xml:space="preserve">creados </w:t>
+      </w:r>
+      <w:r>
+        <w:t xml:space="preserve">dependiendo de la necesidad especifica </w:t>
+      </w:r>
+      <w:r>
+        <w:t>que tengan</w:t>
+      </w:r>
+      <w:r>
+        <w:t xml:space="preserve">. </w:t>
+      </w:r>
+      <w:r>
+        <w:t xml:space="preserve">A estas funciones se las conoce como </w:t>
+      </w:r>
+      <w:r>
+        <w:rPr>
+          <w:b/>
+          <w:bCs/>
+        </w:rPr>
+        <w:t>Hooks</w:t>
+      </w:r>
+      <w:r>
+        <w:t>.</w:t>
+      </w:r>
+    </w:p>
+    <w:p>
+      <w:pPr>
+        <w:pStyle w:val="Ttulo4"/>
+      </w:pPr>
+      <w:r>
+        <w:t>useContext</w:t>
+      </w:r>
+      <w:r>
+        <w:t>:</w:t>
+      </w:r>
+    </w:p>
+    <w:p>
+      <w:r>
+        <w:t>Permite acceder a datos globales (como la sesión del usuario o el carrito) desde cualquier componente, sin tener que pasar esos datos manualmente de un componente padre a un hijo.</w:t>
+      </w:r>
+    </w:p>
+    <w:p>
+      <w:pPr>
+        <w:pStyle w:val="Ttulo4"/>
+      </w:pPr>
+      <w:r>
+        <w:t>useEffect</w:t>
+      </w:r>
+    </w:p>
+    <w:p>
+      <w:r>
+        <w:t>Sirve para ejecutar código de forma automática en segundo plano cuando un componente aparece en pantalla o cuando un dato cambia (se usa principalmente para pedir datos al backend con Axios).</w:t>
+      </w:r>
+    </w:p>
+    <w:p>
+      <w:pPr>
+        <w:pStyle w:val="Ttulo4"/>
+      </w:pPr>
+      <w:r>
+        <w:t>UseState</w:t>
+      </w:r>
+    </w:p>
+    <w:p>
+      <w:r>
+        <w:t>S</w:t>
+      </w:r>
+      <w:r>
+        <w:t>irve para capturar el estado inicial de una página y</w:t>
+      </w:r>
+      <w:r>
+        <w:t>, mediante acciones</w:t>
+      </w:r>
+      <w:r>
+        <w:t xml:space="preserve"> del usuario</w:t>
+      </w:r>
+      <w:r>
+        <w:t>, poderlo modificar</w:t>
+      </w:r>
+      <w:r>
+        <w:t>. Por ejempl</w:t>
+      </w:r>
+      <w:r>
+        <w:t>o:</w:t>
+      </w:r>
+    </w:p>
+    <w:p>
+      <w:pPr>
+        <w:pStyle w:val="Ttulo4"/>
+      </w:pPr>
+      <w:r>
+        <w:t>useNavigate</w:t>
+      </w:r>
+      <w:r>
+        <w:t xml:space="preserve"> </w:t>
+      </w:r>
+      <w:r>
+        <w:sym w:font="Wingdings" w:char="F0E0"/>
+      </w:r>
+      <w:r>
+        <w:t xml:space="preserve"> </w:t>
+      </w:r>
+    </w:p>
+    <w:p>
+      <w:pPr>
+        <w:pStyle w:val="Ttulo4"/>
+        <w:rPr>
+          <w:rFonts w:eastAsiaTheme="minorHAnsi" w:cstheme="minorBidi"/>
+          <w:i w:val="0"/>
+          <w:iCs w:val="0"/>
+          <w:color w:val="auto"/>
+        </w:rPr>
+      </w:pPr>
+      <w:r>
+        <w:rPr>
+          <w:rFonts w:eastAsiaTheme="minorHAnsi" w:cstheme="minorBidi"/>
+          <w:i w:val="0"/>
+          <w:iCs w:val="0"/>
+          <w:color w:val="auto"/>
+        </w:rPr>
+        <w:t>Permite redirigir al usuario</w:t>
+      </w:r>
+      <w:r>
+        <w:rPr>
+          <w:rFonts w:eastAsiaTheme="minorHAnsi" w:cstheme="minorBidi"/>
+          <w:i w:val="0"/>
+          <w:iCs w:val="0"/>
+          <w:color w:val="auto"/>
+        </w:rPr>
+        <w:t xml:space="preserve"> a otra pagina de la aplicación. </w:t>
+      </w:r>
+      <w:r>
+        <w:rPr>
+          <w:rFonts w:eastAsiaTheme="minorHAnsi" w:cstheme="minorBidi"/>
+          <w:i w:val="0"/>
+          <w:iCs w:val="0"/>
+          <w:color w:val="auto"/>
+        </w:rPr>
+        <w:t>Por ejemplo, si un usuario cierra sesión, este hook fuerza al navegador a enviarlo a la ruta de login.</w:t>
+      </w:r>
+    </w:p>
+    <w:p>
+      <w:pPr>
+        <w:pStyle w:val="Ttulo4"/>
+      </w:pPr>
+      <w:r>
+        <w:t>useLocation</w:t>
+      </w:r>
+      <w:r>
+        <w:t xml:space="preserve"> </w:t>
+      </w:r>
+      <w:r>
+        <w:sym w:font="Wingdings" w:char="F0E0"/>
+      </w:r>
+    </w:p>
+    <w:p>
+      <w:r>
+        <w:t>Da información detallada sobre la ruta exacta (URL) en la que está navegando el usuario en ese momento.</w:t>
+      </w:r>
+    </w:p>
+    <w:p>
+      <w:pPr>
+        <w:pStyle w:val="Ttulo3"/>
+      </w:pPr>
+      <w:r>
+        <w:t xml:space="preserve">Componentes </w:t>
+      </w:r>
+    </w:p>
+    <w:p>
+      <w:r>
+        <w:t xml:space="preserve">Los componentes se escriben con la primera letra en mayúscula. Esto ayuda a </w:t>
+      </w:r>
+      <w:r>
+        <w:t>R</w:t>
+      </w:r>
+      <w:r>
+        <w:t>eact a saber que el elemento es un componente</w:t>
+      </w:r>
+      <w:r>
+        <w:t xml:space="preserve"> y no una variable de javaScript</w:t>
+      </w:r>
+      <w:r>
+        <w:t>.</w:t>
+      </w:r>
+      <w:r>
+        <w:t xml:space="preserve"> </w:t>
+      </w:r>
+      <w:r>
+        <w:lastRenderedPageBreak/>
+        <w:t>Siempre devuelven HTML mediante el bloque return</w:t>
+      </w:r>
+      <w:r>
+        <w:t>. Con ellos se pueden crear botones o vistas y reutilizarlas siempre que sea necesario, importándolas en cualquier vista.</w:t>
+      </w:r>
+    </w:p>
+    <w:p>
+      <w:r>
+        <w:t>A parte de los componentes personalizados que he creado para la aplicación, React incluye una serie de componentes prefabricados:</w:t>
+      </w:r>
+    </w:p>
+    <w:p>
+      <w:r>
+        <w:rPr>
+          <w:rStyle w:val="Ttulo4Car"/>
+        </w:rPr>
+        <w:t xml:space="preserve">&lt;Fragment&gt; </w:t>
+      </w:r>
+    </w:p>
+    <w:p>
+      <w:r>
+        <w:t>Un componente invisible que sirve para agrupar otros componentes sin añadir etiquetas &lt;div&gt; innecesarias al HTML final.</w:t>
+      </w:r>
+    </w:p>
+    <w:p>
+      <w:pPr>
+        <w:pStyle w:val="Ttulo4"/>
+      </w:pPr>
+      <w:r>
+        <w:t>&lt;Link&gt;</w:t>
+      </w:r>
+    </w:p>
+    <w:p>
+      <w:r>
+        <w:t>Sirve para crear enlaces que cambian de página instantáneamente sin que la web parpadee o se recargue.</w:t>
+      </w:r>
+      <w:r>
+        <w:t xml:space="preserve"> Sustituye a la</w:t>
+      </w:r>
+      <w:r>
+        <w:t xml:space="preserve"> etiqueta &lt;a href&gt;.</w:t>
+      </w:r>
+    </w:p>
+    <w:p>
+      <w:pPr>
+        <w:pStyle w:val="Ttulo4"/>
+      </w:pPr>
+      <w:r>
+        <w:t>&lt;Navigate&gt;</w:t>
+      </w:r>
+    </w:p>
+    <w:p>
+      <w:r>
+        <w:t>Se usa para redirigir al usuario automáticamente nada más renderizar (ej. si intenta entrar al /perfil sin estar logueado, devuelves un &lt;Navigate to="/login"/&gt;).</w:t>
+      </w:r>
+    </w:p>
+    <w:p/>
+    <w:p>
+      <w:pPr>
+        <w:pStyle w:val="Ttulo2"/>
+      </w:pPr>
+      <w:r>
+        <w:t>Boostrap</w:t>
+      </w:r>
+    </w:p>
+    <w:p>
+      <w:r>
+        <w:rPr>
+          <w:noProof/>
+        </w:rPr>
+        <w:drawing>
+          <wp:inline distT="0" distB="0" distL="0" distR="0" wp14:anchorId="29E6918F" wp14:editId="46D8DE3D">
+            <wp:extent cx="483022" cy="381427"/>
+            <wp:effectExtent l="0" t="0" r="0" b="0"/>
+            <wp:docPr id="45" name="Imagen 45"/>
+            <wp:cNvGraphicFramePr>
+              <a:graphicFrameLocks xmlns:a="http://schemas.openxmlformats.org/drawingml/2006/main" noChangeAspect="1"/>
+            </wp:cNvGraphicFramePr>
+            <a:graphic xmlns:a="http://schemas.openxmlformats.org/drawingml/2006/main">
+              <a:graphicData uri="http://schemas.openxmlformats.org/drawingml/2006/picture">
+                <pic:pic xmlns:pic="http://schemas.openxmlformats.org/drawingml/2006/picture">
+                  <pic:nvPicPr>
+                    <pic:cNvPr id="1" name=""/>
+                    <pic:cNvPicPr/>
+                  </pic:nvPicPr>
+                  <pic:blipFill>
+                    <a:blip r:embed="rId46"/>
+                    <a:stretch>
+                      <a:fillRect/>
+                    </a:stretch>
+                  </pic:blipFill>
+                  <pic:spPr>
+                    <a:xfrm>
+                      <a:off x="0" y="0"/>
+                      <a:ext cx="492513" cy="388921"/>
+                    </a:xfrm>
+                    <a:prstGeom prst="rect">
+                      <a:avLst/>
+                    </a:prstGeom>
+                  </pic:spPr>
+                </pic:pic>
+              </a:graphicData>
+            </a:graphic>
+          </wp:inline>
+        </w:drawing>
+      </w:r>
+    </w:p>
+    <w:p/>
+    <w:p>
+      <w:pPr>
+        <w:pStyle w:val="Ttulo1"/>
+      </w:pPr>
+      <w:r>
+        <w:t>Despliegue</w:t>
+      </w:r>
+    </w:p>
+    <w:p>
+      <w:r>
+        <w:t>Tecnologías utilizadas en el proyecto para desplegar la aplicación web:</w:t>
+      </w:r>
+    </w:p>
+    <w:p>
+      <w:pPr>
+        <w:ind w:firstLine="708"/>
+      </w:pPr>
+      <w:r>
+        <w:t xml:space="preserve">El plan que </w:t>
+      </w:r>
+      <w:r>
+        <w:rPr>
+          <w:i/>
+          <w:iCs/>
+        </w:rPr>
+        <w:t>C</w:t>
+      </w:r>
+      <w:r>
+        <w:rPr>
+          <w:i/>
+          <w:iCs/>
+        </w:rPr>
+        <w:t>dmon</w:t>
+      </w:r>
+      <w:r>
+        <w:t xml:space="preserve"> ofrece para estudiantes no es compatible para desplegar con node.js. Debido a eso, he tenido que utilizar </w:t>
+      </w:r>
+      <w:r>
+        <w:rPr>
+          <w:i/>
+          <w:iCs/>
+        </w:rPr>
+        <w:t>Railway</w:t>
+      </w:r>
+      <w:r>
+        <w:t>.</w:t>
+      </w:r>
+    </w:p>
+    <w:p>
+      <w:pPr>
+        <w:pStyle w:val="Ttulo3"/>
+        <w:rPr>
+          <w:rStyle w:val="Ttulo3Car"/>
+        </w:rPr>
+      </w:pPr>
+      <w:hyperlink r:id="rId47" w:history="1">
+        <w:r>
+          <w:rPr>
+            <w:rStyle w:val="Ttulo3Car"/>
+          </w:rPr>
+          <w:t>Railway</w:t>
+        </w:r>
+      </w:hyperlink>
+    </w:p>
+    <w:p>
+      <w:pPr>
+        <w:ind w:firstLine="708"/>
+      </w:pPr>
+      <w:r>
+        <w:rPr>
+          <w:noProof/>
+        </w:rPr>
+        <w:drawing>
+          <wp:inline distT="0" distB="0" distL="0" distR="0" wp14:anchorId="6E60A747" wp14:editId="49FBC12B">
+            <wp:extent cx="925597" cy="296003"/>
+            <wp:effectExtent l="0" t="0" r="8255" b="8890"/>
+            <wp:docPr id="40" name="Imagen 40"/>
             <wp:cNvGraphicFramePr>
               <a:graphicFrameLocks xmlns:a="http://schemas.openxmlformats.org/drawingml/2006/main" noChangeAspect="1"/>
             </wp:cNvGraphicFramePr>
@@ -11652,7 +8714,7 @@
                   <pic:spPr>
                     <a:xfrm>
                       <a:off x="0" y="0"/>
-                      <a:ext cx="5363323" cy="704948"/>
+                      <a:ext cx="930451" cy="297555"/>
                     </a:xfrm>
                     <a:prstGeom prst="rect">
                       <a:avLst/>
@@ -11667,71 +8729,3461 @@
     </w:p>
     <w:p>
       <w:pPr>
+        <w:ind w:firstLine="708"/>
+      </w:pPr>
+      <w:r>
+        <w:t>Es una plataforma en la nube</w:t>
+      </w:r>
+      <w:r>
+        <w:t xml:space="preserve"> </w:t>
+      </w:r>
+      <w:r>
+        <w:t>diseñada para simplificar y acelerar el proceso de desarrollo y publicación de software</w:t>
+      </w:r>
+      <w:r>
+        <w:t>. Ofrece s</w:t>
+      </w:r>
+      <w:r>
+        <w:t>oporte nativo para Node.js</w:t>
+      </w:r>
+      <w:r>
+        <w:t xml:space="preserve"> y permite un despliegue </w:t>
+      </w:r>
+      <w:r>
+        <w:t>automatizado</w:t>
+      </w:r>
+      <w:r>
+        <w:t xml:space="preserve"> ya que se integra </w:t>
+      </w:r>
+      <w:r>
+        <w:t>directamente con los repositorios de GitHub</w:t>
+      </w:r>
+      <w:r>
+        <w:t>.</w:t>
+      </w:r>
+    </w:p>
+    <w:p>
+      <w:pPr>
+        <w:ind w:firstLine="708"/>
+      </w:pPr>
+      <w:r>
+        <w:t>Railway detecta las tecnologías empleadas (</w:t>
+      </w:r>
+      <w:r>
+        <w:t>en mi caso</w:t>
+      </w:r>
+      <w:r>
+        <w:t xml:space="preserve">, </w:t>
+      </w:r>
+      <w:r>
+        <w:rPr>
+          <w:i/>
+          <w:iCs/>
+        </w:rPr>
+        <w:t>React</w:t>
+      </w:r>
+      <w:r>
+        <w:t xml:space="preserve"> con </w:t>
+      </w:r>
+      <w:r>
+        <w:rPr>
+          <w:i/>
+          <w:iCs/>
+        </w:rPr>
+        <w:t>Vite</w:t>
+      </w:r>
+      <w:r>
+        <w:t xml:space="preserve"> en el frontend y Express en el backend) y genera automáticamente el entorno </w:t>
+      </w:r>
+      <w:r>
+        <w:lastRenderedPageBreak/>
+        <w:t>necesario para compilar y ejecutar la aplicación.</w:t>
+      </w:r>
+      <w:r>
+        <w:t xml:space="preserve"> </w:t>
+      </w:r>
+      <w:r>
+        <w:t>También</w:t>
+      </w:r>
+      <w:r>
+        <w:t xml:space="preserve"> permite monitorear los logs en ti</w:t>
+      </w:r>
+      <w:r>
+        <w:t>e</w:t>
+      </w:r>
+      <w:r>
+        <w:t>mpo real.</w:t>
+      </w:r>
+    </w:p>
+    <w:p>
+      <w:pPr>
+        <w:ind w:firstLine="708"/>
+      </w:pPr>
+      <w:r>
+        <w:t>El firewall de Railway bloqueaba las direcciones ip6 que utiliza la última versión de node.js por defecto para enviar el correo de restaurar la contraseña. Para solucionarlo he tenido que cambiar la opción en la configuración de del servidor.</w:t>
+      </w:r>
+    </w:p>
+    <w:p>
+      <w:pPr>
+        <w:pStyle w:val="Ttulo4"/>
+      </w:pPr>
+      <w:r>
+        <w:t>V</w:t>
+      </w:r>
+      <w:r>
+        <w:t>ariables de Entorno</w:t>
+      </w:r>
+      <w:r>
+        <w:t xml:space="preserve"> (.env)</w:t>
+      </w:r>
+    </w:p>
+    <w:p>
+      <w:pPr>
+        <w:ind w:firstLine="708"/>
+      </w:pPr>
+      <w:r>
+        <w:t>En local guardo las credenciales (</w:t>
+      </w:r>
+      <w:r>
+        <w:t>contraseñas de la base de datos, claves de APIs o el "Client ID" de Google</w:t>
+      </w:r>
+      <w:r>
+        <w:t>) en un archivo .env</w:t>
+      </w:r>
+      <w:r>
+        <w:t xml:space="preserve"> y c</w:t>
+      </w:r>
+      <w:r>
+        <w:t xml:space="preserve">on .gitignore evito que este fichero se suba a </w:t>
+      </w:r>
+      <w:r>
+        <w:t>G</w:t>
+      </w:r>
+      <w:r>
+        <w:t>it</w:t>
+      </w:r>
+      <w:r>
+        <w:t>Hub</w:t>
+      </w:r>
+      <w:r>
+        <w:t>.</w:t>
+      </w:r>
+    </w:p>
+    <w:p>
+      <w:pPr>
+        <w:ind w:firstLine="708"/>
+      </w:pPr>
+      <w:r>
+        <w:t xml:space="preserve">Para </w:t>
+      </w:r>
+      <w:r>
+        <w:t xml:space="preserve">que el proyecto desplegado en </w:t>
+      </w:r>
+      <w:r>
+        <w:t>Railway</w:t>
+      </w:r>
+      <w:r>
+        <w:t xml:space="preserve"> </w:t>
+      </w:r>
+      <w:r>
+        <w:t xml:space="preserve">tenga acceso a las credenciales </w:t>
+      </w:r>
+      <w:r>
+        <w:t>he tenido que configurarlas</w:t>
+      </w:r>
+      <w:r>
+        <w:t xml:space="preserve"> en la pestaña variables del servidor.</w:t>
+      </w:r>
+    </w:p>
+    <w:p>
+      <w:pPr>
+        <w:pStyle w:val="Ttulo3"/>
+      </w:pPr>
+      <w:r>
+        <w:t>MongoDB:</w:t>
+      </w:r>
+    </w:p>
+    <w:p>
+      <w:pPr>
+        <w:ind w:firstLine="708"/>
+      </w:pPr>
+      <w:r>
+        <w:rPr>
+          <w:noProof/>
+        </w:rPr>
+        <w:drawing>
+          <wp:inline distT="0" distB="0" distL="0" distR="0" wp14:anchorId="0AC82DC9" wp14:editId="3C913EC1">
+            <wp:extent cx="347099" cy="347099"/>
+            <wp:effectExtent l="0" t="0" r="0" b="0"/>
+            <wp:docPr id="39" name="Imagen 39"/>
+            <wp:cNvGraphicFramePr>
+              <a:graphicFrameLocks xmlns:a="http://schemas.openxmlformats.org/drawingml/2006/main" noChangeAspect="1"/>
+            </wp:cNvGraphicFramePr>
+            <a:graphic xmlns:a="http://schemas.openxmlformats.org/drawingml/2006/main">
+              <a:graphicData uri="http://schemas.openxmlformats.org/drawingml/2006/picture">
+                <pic:pic xmlns:pic="http://schemas.openxmlformats.org/drawingml/2006/picture">
+                  <pic:nvPicPr>
+                    <pic:cNvPr id="1" name=""/>
+                    <pic:cNvPicPr/>
+                  </pic:nvPicPr>
+                  <pic:blipFill>
+                    <a:blip r:embed="rId49"/>
+                    <a:stretch>
+                      <a:fillRect/>
+                    </a:stretch>
+                  </pic:blipFill>
+                  <pic:spPr>
+                    <a:xfrm>
+                      <a:off x="0" y="0"/>
+                      <a:ext cx="350592" cy="350592"/>
+                    </a:xfrm>
+                    <a:prstGeom prst="rect">
+                      <a:avLst/>
+                    </a:prstGeom>
+                  </pic:spPr>
+                </pic:pic>
+              </a:graphicData>
+            </a:graphic>
+          </wp:inline>
+        </w:drawing>
+      </w:r>
+    </w:p>
+    <w:p>
+      <w:pPr>
+        <w:ind w:firstLine="708"/>
+      </w:pPr>
+      <w:r>
+        <w:t xml:space="preserve">MongoDB atlas ofrece un cluster gratuito en sus servidores para los usuarios registrados. </w:t>
+      </w:r>
+      <w:r>
+        <w:t>H</w:t>
+      </w:r>
+      <w:r>
+        <w:t xml:space="preserve">e </w:t>
+      </w:r>
+      <w:r>
+        <w:t>desplegado</w:t>
+      </w:r>
+      <w:r>
+        <w:t xml:space="preserve"> l</w:t>
+      </w:r>
+      <w:r>
+        <w:t xml:space="preserve">a base de datos </w:t>
+      </w:r>
+      <w:r>
+        <w:t>de mi proyecto</w:t>
+      </w:r>
+      <w:r>
+        <w:t xml:space="preserve"> allí</w:t>
+      </w:r>
+      <w:r>
+        <w:t xml:space="preserve">. </w:t>
+      </w:r>
+      <w:r>
+        <w:t xml:space="preserve">Como utilizo sus servidores tanto en local como atreves de la web, </w:t>
+      </w:r>
+      <w:r>
+        <w:t xml:space="preserve">la base de datos </w:t>
+      </w:r>
+      <w:r>
+        <w:t>de mi aplicación</w:t>
+      </w:r>
+      <w:r>
+        <w:t xml:space="preserve"> se mantiene sincronizada, manteniendo la persistencia de los datos</w:t>
+      </w:r>
+      <w:r>
+        <w:t xml:space="preserve">. </w:t>
+      </w:r>
+    </w:p>
+    <w:p>
+      <w:pPr>
+        <w:ind w:firstLine="708"/>
+      </w:pPr>
+      <w:r>
+        <w:t>¿Por qué mongoDB en lugar de mySQL?</w:t>
+      </w:r>
+      <w:r>
+        <w:t xml:space="preserve"> </w:t>
+      </w:r>
+      <w:r>
+        <w:t xml:space="preserve"> </w:t>
+      </w:r>
+      <w:r>
+        <w:t>Porqué</w:t>
+      </w:r>
+      <w:r>
+        <w:t xml:space="preserve"> MongoDB es plenamente compatible con JSON, y JSON es plenamente compatible con node.js. De modo que node.js puede tratar los datos que obtiene de la base de datos sin necesitad </w:t>
+      </w:r>
+      <w:r>
+        <w:t xml:space="preserve">de </w:t>
+      </w:r>
+      <w:r>
+        <w:t xml:space="preserve">intermediarios </w:t>
+      </w:r>
+      <w:r>
+        <w:t>que transformen</w:t>
+      </w:r>
+      <w:r>
+        <w:t xml:space="preserve"> los datos que devuelve la consulta</w:t>
+      </w:r>
+      <w:r>
+        <w:t>,</w:t>
+      </w:r>
+      <w:r>
+        <w:t>.</w:t>
+      </w:r>
+    </w:p>
+    <w:p>
+      <w:pPr>
+        <w:ind w:firstLine="708"/>
+      </w:pPr>
+      <w:r>
+        <w:t xml:space="preserve">MongoDB es extremadamente flexible y permisivo a la hora realizar modificaciones (añadir o eliminar campos) en sus colecciones. </w:t>
+      </w:r>
+      <w:r>
+        <w:t xml:space="preserve">Conforme el proyecto crecía he necesitado </w:t>
+      </w:r>
+      <w:r>
+        <w:t>modificar y crear varias colecciones para añadirle nuevos campos. Realizar estos cambios ha sido tan sencillo como modificar la estructura de los archivos del modelo</w:t>
+      </w:r>
+      <w:r>
+        <w:t xml:space="preserve">. A partir de ese momento </w:t>
+      </w:r>
+      <w:r>
+        <w:t xml:space="preserve">la base de datos ya </w:t>
+      </w:r>
+      <w:r>
+        <w:t>estaba preparad</w:t>
+      </w:r>
+      <w:r>
+        <w:t>a</w:t>
+      </w:r>
+      <w:r>
+        <w:t xml:space="preserve"> para recibir y almacenar </w:t>
+      </w:r>
+      <w:r>
+        <w:t>nuevos datos</w:t>
+      </w:r>
+      <w:r>
+        <w:t>.</w:t>
+      </w:r>
+    </w:p>
+    <w:p>
+      <w:pPr>
+        <w:pStyle w:val="Ttulo4"/>
+        <w:ind w:left="708"/>
+      </w:pPr>
+      <w:r>
+        <w:t>Mongose</w:t>
+      </w:r>
+    </w:p>
+    <w:p>
+      <w:r>
+        <w:rPr>
+          <w:noProof/>
+        </w:rPr>
+        <w:drawing>
+          <wp:inline distT="0" distB="0" distL="0" distR="0" wp14:anchorId="3D8231DB" wp14:editId="6D0C8D37">
+            <wp:extent cx="621844" cy="320209"/>
+            <wp:effectExtent l="0" t="0" r="6985" b="3810"/>
+            <wp:docPr id="44" name="Imagen 44"/>
+            <wp:cNvGraphicFramePr>
+              <a:graphicFrameLocks xmlns:a="http://schemas.openxmlformats.org/drawingml/2006/main" noChangeAspect="1"/>
+            </wp:cNvGraphicFramePr>
+            <a:graphic xmlns:a="http://schemas.openxmlformats.org/drawingml/2006/main">
+              <a:graphicData uri="http://schemas.openxmlformats.org/drawingml/2006/picture">
+                <pic:pic xmlns:pic="http://schemas.openxmlformats.org/drawingml/2006/picture">
+                  <pic:nvPicPr>
+                    <pic:cNvPr id="1" name=""/>
+                    <pic:cNvPicPr/>
+                  </pic:nvPicPr>
+                  <pic:blipFill>
+                    <a:blip r:embed="rId50"/>
+                    <a:stretch>
+                      <a:fillRect/>
+                    </a:stretch>
+                  </pic:blipFill>
+                  <pic:spPr>
+                    <a:xfrm>
+                      <a:off x="0" y="0"/>
+                      <a:ext cx="638717" cy="328898"/>
+                    </a:xfrm>
+                    <a:prstGeom prst="rect">
+                      <a:avLst/>
+                    </a:prstGeom>
+                  </pic:spPr>
+                </pic:pic>
+              </a:graphicData>
+            </a:graphic>
+          </wp:inline>
+        </w:drawing>
+      </w:r>
+    </w:p>
+    <w:p>
+      <w:pPr>
+        <w:ind w:firstLine="708"/>
+      </w:pPr>
+      <w:r>
+        <w:t xml:space="preserve">Con el uso de Mongose fuerzo a que los datos introducidos en la base de datos sigan una estructura </w:t>
+      </w:r>
+      <w:r>
+        <w:t>lógica</w:t>
+      </w:r>
+      <w:r>
+        <w:t>. Mongose trabaja en tiempo de ejecución validando los datos que recibe antes de mandarlos al servidor</w:t>
+      </w:r>
+      <w:r>
+        <w:t>. A demás</w:t>
+      </w:r>
+      <w:r>
+        <w:t>,</w:t>
+      </w:r>
+      <w:r>
+        <w:t xml:space="preserve"> </w:t>
+      </w:r>
+      <w:r>
+        <w:t>Mongose t</w:t>
+      </w:r>
+      <w:r>
+        <w:t xml:space="preserve">rae funciones específicas </w:t>
+      </w:r>
+      <w:r>
+        <w:t>para comunicarse con la base de datos</w:t>
+      </w:r>
+      <w:r>
+        <w:t xml:space="preserve"> y hacer </w:t>
+      </w:r>
+      <w:r>
+        <w:lastRenderedPageBreak/>
+        <w:t>peticiones</w:t>
+      </w:r>
+      <w:r>
+        <w:t xml:space="preserve">: Algunas de las que más utilizo en mi proyecto son:  </w:t>
+      </w:r>
+      <w:r>
+        <w:t>findOne</w:t>
+      </w:r>
+      <w:r>
+        <w:t xml:space="preserve">(), </w:t>
+      </w:r>
+      <w:r>
+        <w:t>findById(</w:t>
+      </w:r>
+      <w:r>
+        <w:t xml:space="preserve">), </w:t>
+      </w:r>
+      <w:r>
+        <w:t>save()</w:t>
+      </w:r>
+      <w:r>
+        <w:t xml:space="preserve">, </w:t>
+      </w:r>
+      <w:r>
+        <w:t>findByIdAndUpdate</w:t>
+      </w:r>
+      <w:r>
+        <w:t>…</w:t>
+      </w:r>
+      <w:r>
+        <w:t xml:space="preserve"> </w:t>
+      </w:r>
+      <w:r>
+        <w:t>También permite encadenar estas funciones con sort, select, limit…</w:t>
+      </w:r>
+    </w:p>
+    <w:p>
+      <w:pPr>
+        <w:ind w:firstLine="708"/>
+      </w:pPr>
+      <w:r>
+        <w:t>Mongoose hace para MongoDB lo mismo que TypeScript hace para JavaScript.</w:t>
+      </w:r>
+    </w:p>
+    <w:p>
+      <w:pPr>
+        <w:pStyle w:val="Ttulo3"/>
+      </w:pPr>
+      <w:r>
+        <w:t>C</w:t>
+      </w:r>
+      <w:r>
+        <w:t>loudinary</w:t>
+      </w:r>
+      <w:r>
+        <w:t>:</w:t>
+      </w:r>
+    </w:p>
+    <w:p>
+      <w:pPr>
+        <w:ind w:firstLine="708"/>
+      </w:pPr>
+      <w:r>
+        <w:rPr>
+          <w:noProof/>
+        </w:rPr>
+        <w:drawing>
+          <wp:inline distT="0" distB="0" distL="0" distR="0" wp14:anchorId="7ECF9397" wp14:editId="6D45FAA1">
+            <wp:extent cx="961406" cy="283651"/>
+            <wp:effectExtent l="0" t="0" r="0" b="2540"/>
+            <wp:docPr id="41" name="Imagen 41"/>
+            <wp:cNvGraphicFramePr>
+              <a:graphicFrameLocks xmlns:a="http://schemas.openxmlformats.org/drawingml/2006/main" noChangeAspect="1"/>
+            </wp:cNvGraphicFramePr>
+            <a:graphic xmlns:a="http://schemas.openxmlformats.org/drawingml/2006/main">
+              <a:graphicData uri="http://schemas.openxmlformats.org/drawingml/2006/picture">
+                <pic:pic xmlns:pic="http://schemas.openxmlformats.org/drawingml/2006/picture">
+                  <pic:nvPicPr>
+                    <pic:cNvPr id="1" name=""/>
+                    <pic:cNvPicPr/>
+                  </pic:nvPicPr>
+                  <pic:blipFill>
+                    <a:blip r:embed="rId51"/>
+                    <a:stretch>
+                      <a:fillRect/>
+                    </a:stretch>
+                  </pic:blipFill>
+                  <pic:spPr>
+                    <a:xfrm>
+                      <a:off x="0" y="0"/>
+                      <a:ext cx="978794" cy="288781"/>
+                    </a:xfrm>
+                    <a:prstGeom prst="rect">
+                      <a:avLst/>
+                    </a:prstGeom>
+                  </pic:spPr>
+                </pic:pic>
+              </a:graphicData>
+            </a:graphic>
+          </wp:inline>
+        </w:drawing>
+      </w:r>
+    </w:p>
+    <w:p>
+      <w:pPr>
+        <w:ind w:firstLine="708"/>
+      </w:pPr>
+      <w:r>
+        <w:t xml:space="preserve">Utilizo la plataforma de </w:t>
+      </w:r>
+      <w:r>
+        <w:t>gestión de archivos digitales Cloudinary para</w:t>
+      </w:r>
+      <w:r>
+        <w:t xml:space="preserve"> subir las imágenes de las portadas de los libros </w:t>
+      </w:r>
+      <w:r>
+        <w:t>y las fotos de perfil de los usuarios a la web</w:t>
+      </w:r>
+      <w:r>
+        <w:t>. En la base de datos solo guardo las URL.</w:t>
+      </w:r>
+    </w:p>
+    <w:p>
+      <w:pPr>
+        <w:pStyle w:val="Ttulo3"/>
+      </w:pPr>
+      <w:r>
+        <w:t>OAuth con Google</w:t>
+      </w:r>
+    </w:p>
+    <w:p>
+      <w:pPr>
+        <w:ind w:firstLine="708"/>
+      </w:pPr>
+      <w:r>
+        <w:rPr>
+          <w:noProof/>
+        </w:rPr>
+        <w:drawing>
+          <wp:inline distT="0" distB="0" distL="0" distR="0" wp14:anchorId="26E6D268" wp14:editId="0EC26CDC">
+            <wp:extent cx="1179883" cy="261257"/>
+            <wp:effectExtent l="0" t="0" r="1270" b="5715"/>
+            <wp:docPr id="42" name="Imagen 42"/>
+            <wp:cNvGraphicFramePr>
+              <a:graphicFrameLocks xmlns:a="http://schemas.openxmlformats.org/drawingml/2006/main" noChangeAspect="1"/>
+            </wp:cNvGraphicFramePr>
+            <a:graphic xmlns:a="http://schemas.openxmlformats.org/drawingml/2006/main">
+              <a:graphicData uri="http://schemas.openxmlformats.org/drawingml/2006/picture">
+                <pic:pic xmlns:pic="http://schemas.openxmlformats.org/drawingml/2006/picture">
+                  <pic:nvPicPr>
+                    <pic:cNvPr id="1" name=""/>
+                    <pic:cNvPicPr/>
+                  </pic:nvPicPr>
+                  <pic:blipFill>
+                    <a:blip r:embed="rId52"/>
+                    <a:stretch>
+                      <a:fillRect/>
+                    </a:stretch>
+                  </pic:blipFill>
+                  <pic:spPr>
+                    <a:xfrm>
+                      <a:off x="0" y="0"/>
+                      <a:ext cx="1267697" cy="280701"/>
+                    </a:xfrm>
+                    <a:prstGeom prst="rect">
+                      <a:avLst/>
+                    </a:prstGeom>
+                  </pic:spPr>
+                </pic:pic>
+              </a:graphicData>
+            </a:graphic>
+          </wp:inline>
+        </w:drawing>
+      </w:r>
+    </w:p>
+    <w:p>
+      <w:pPr>
+        <w:ind w:firstLine="708"/>
+      </w:pPr>
+      <w:r>
+        <w:t xml:space="preserve">He integrado en la web el servicio de </w:t>
+      </w:r>
+      <w:r>
+        <w:t xml:space="preserve">inicio de sesión </w:t>
+      </w:r>
+      <w:r>
+        <w:t>y registrarse con el Oauth de Google mediante la API.</w:t>
+      </w:r>
+    </w:p>
+    <w:p>
+      <w:pPr>
+        <w:pStyle w:val="Ttulo3"/>
+      </w:pPr>
+      <w:r>
+        <w:t>Servidor SMTP</w:t>
+      </w:r>
+      <w:r>
+        <w:t xml:space="preserve"> (recuperación de contraseña)</w:t>
+      </w:r>
+    </w:p>
+    <w:p>
+      <w:r>
+        <w:rPr>
+          <w:noProof/>
+        </w:rPr>
+        <w:drawing>
+          <wp:inline distT="0" distB="0" distL="0" distR="0" wp14:anchorId="6236FDD8" wp14:editId="4E0CB3E8">
+            <wp:extent cx="743315" cy="466530"/>
+            <wp:effectExtent l="0" t="0" r="0" b="0"/>
+            <wp:docPr id="43" name="Imagen 43"/>
+            <wp:cNvGraphicFramePr>
+              <a:graphicFrameLocks xmlns:a="http://schemas.openxmlformats.org/drawingml/2006/main" noChangeAspect="1"/>
+            </wp:cNvGraphicFramePr>
+            <a:graphic xmlns:a="http://schemas.openxmlformats.org/drawingml/2006/main">
+              <a:graphicData uri="http://schemas.openxmlformats.org/drawingml/2006/picture">
+                <pic:pic xmlns:pic="http://schemas.openxmlformats.org/drawingml/2006/picture">
+                  <pic:nvPicPr>
+                    <pic:cNvPr id="1" name=""/>
+                    <pic:cNvPicPr/>
+                  </pic:nvPicPr>
+                  <pic:blipFill>
+                    <a:blip r:embed="rId53"/>
+                    <a:stretch>
+                      <a:fillRect/>
+                    </a:stretch>
+                  </pic:blipFill>
+                  <pic:spPr>
+                    <a:xfrm>
+                      <a:off x="0" y="0"/>
+                      <a:ext cx="759103" cy="476439"/>
+                    </a:xfrm>
+                    <a:prstGeom prst="rect">
+                      <a:avLst/>
+                    </a:prstGeom>
+                  </pic:spPr>
+                </pic:pic>
+              </a:graphicData>
+            </a:graphic>
+          </wp:inline>
+        </w:drawing>
+      </w:r>
+    </w:p>
+    <w:p>
+      <w:r>
+        <w:t xml:space="preserve">He configurado nodemailer y lo he integrado con el servidor </w:t>
+      </w:r>
+      <w:r>
+        <w:t>SMTP</w:t>
+      </w:r>
+      <w:r>
+        <w:t xml:space="preserve"> de Gmail para que el usuario pueda recuperar la contraseña en caso de olvidarla</w:t>
+      </w:r>
+      <w:r>
+        <w:t>.</w:t>
+      </w:r>
+    </w:p>
+    <w:p/>
+    <w:p>
+      <w:pPr>
+        <w:rPr>
+          <w:rFonts w:asciiTheme="majorHAnsi" w:eastAsiaTheme="majorEastAsia" w:hAnsiTheme="majorHAnsi" w:cstheme="majorBidi"/>
+          <w:color w:val="0F4761" w:themeColor="accent1" w:themeShade="BF"/>
+          <w:sz w:val="40"/>
+          <w:szCs w:val="40"/>
+        </w:rPr>
+      </w:pPr>
+      <w:r>
+        <w:br w:type="page"/>
+      </w:r>
+    </w:p>
+    <w:p>
+      <w:pPr>
+        <w:pStyle w:val="Ttulo1"/>
+      </w:pPr>
+      <w:r>
+        <w:lastRenderedPageBreak/>
+        <w:t>Pruebas unitarias</w:t>
+      </w:r>
+    </w:p>
+    <w:p>
+      <w:r>
+        <w:t xml:space="preserve">Utilizo jest </w:t>
+      </w:r>
+      <w:r>
+        <w:t>para hacer las pruebas unitarias</w:t>
+      </w:r>
+    </w:p>
+    <w:p>
+      <w:pPr>
+        <w:pStyle w:val="Ttulo1"/>
+      </w:pPr>
+      <w:r>
+        <w:t>Mejoras</w:t>
+      </w:r>
+      <w:r>
+        <w:t xml:space="preserve"> implementadas:</w:t>
+      </w:r>
+    </w:p>
+    <w:p>
+      <w:pPr>
+        <w:ind w:firstLine="360"/>
+      </w:pPr>
+      <w:r>
+        <w:t>A continuación, listo todas las mejoras que he considerado necesarias y he ido aplicando en el proyecto.</w:t>
+      </w:r>
+    </w:p>
+    <w:p>
+      <w:pPr>
+        <w:pStyle w:val="Ttulo2"/>
+        <w:numPr>
+          <w:ilvl w:val="0"/>
+          <w:numId w:val="29"/>
+        </w:numPr>
+      </w:pPr>
+      <w:r>
+        <w:t>Sistema de cache</w:t>
+      </w:r>
+    </w:p>
+    <w:p>
+      <w:pPr>
+        <w:ind w:firstLine="360"/>
+      </w:pPr>
+      <w:r>
+        <w:t>Sistema de cache para evitar</w:t>
+      </w:r>
+      <w:r>
+        <w:t xml:space="preserve"> saturar la base de datos con consultas repetidas</w:t>
+      </w:r>
+      <w:r>
+        <w:t>.</w:t>
+      </w:r>
+      <w:r>
+        <w:t xml:space="preserve"> Para un proyecto pequeño esto no tiene demasiada utilidad, pero pensando de cara al futuro lo considero una mejora importante.</w:t>
+      </w:r>
+    </w:p>
+    <w:p>
+      <w:pPr>
+        <w:pStyle w:val="Ttulo3"/>
+      </w:pPr>
+      <w:r>
+        <w:t>¿Cómo lo he implementado?</w:t>
+      </w:r>
+    </w:p>
+    <w:p>
+      <w:pPr>
+        <w:ind w:firstLine="360"/>
+      </w:pPr>
+      <w:r>
+        <w:t>H</w:t>
+      </w:r>
+      <w:r>
+        <w:t>e añadido</w:t>
+      </w:r>
+      <w:r>
+        <w:t xml:space="preserve"> </w:t>
+      </w:r>
+      <w:r>
+        <w:t xml:space="preserve">cache </w:t>
+      </w:r>
+      <w:r>
+        <w:t xml:space="preserve">en las rutas encargadas </w:t>
+      </w:r>
+      <w:r>
+        <w:t>de realizar las consultas a mongoDB</w:t>
+      </w:r>
+      <w:r>
+        <w:t xml:space="preserve">. </w:t>
+      </w:r>
+      <w:r>
+        <w:t xml:space="preserve">El sistema realiza una primera consulta a la </w:t>
+      </w:r>
+      <w:r>
+        <w:t>base de datos</w:t>
+      </w:r>
+      <w:r>
+        <w:t xml:space="preserve"> cuando un usuario hace una petición</w:t>
+      </w:r>
+      <w:r>
+        <w:t xml:space="preserve"> y</w:t>
+      </w:r>
+      <w:r>
+        <w:t xml:space="preserve"> almacena los datos en node.js</w:t>
+      </w:r>
+      <w:r>
+        <w:t xml:space="preserve">. Cuando un segundo usuario </w:t>
+      </w:r>
+      <w:r>
+        <w:t>vuelve</w:t>
+      </w:r>
+      <w:r>
+        <w:t xml:space="preserve"> a </w:t>
+      </w:r>
+      <w:r>
+        <w:t xml:space="preserve">visitar la misma vista el sistema devuelve los datos almacenados en cache. </w:t>
+      </w:r>
+      <w:r>
+        <w:t>El cache se resetea cuando un usuario añade un nuevo libro</w:t>
+      </w:r>
+      <w:r>
+        <w:t>, lo elimina o lo edita.</w:t>
+      </w:r>
+    </w:p>
+    <w:p>
+      <w:pPr>
+        <w:pStyle w:val="Ttulo2"/>
+        <w:numPr>
+          <w:ilvl w:val="0"/>
+          <w:numId w:val="29"/>
+        </w:numPr>
+      </w:pPr>
+      <w:bookmarkStart w:id="1" w:name="_Hlk227607073"/>
+      <w:r>
+        <w:t>L</w:t>
+      </w:r>
+      <w:r>
+        <w:t>ocalStorage</w:t>
+      </w:r>
+      <w:r>
+        <w:t xml:space="preserve"> y sesionStorage:</w:t>
+      </w:r>
+    </w:p>
+    <w:p>
+      <w:pPr>
+        <w:ind w:firstLine="360"/>
+      </w:pPr>
+      <w:r>
+        <w:t>No caí en la necesidad de utilizarlo hasta que recordé el uso de sessions y cokies para guardar sesiones temporales (sessions) y guardar datos en el navegador (cokies).</w:t>
+      </w:r>
+    </w:p>
+    <w:p>
+      <w:pPr>
+        <w:ind w:firstLine="360"/>
+      </w:pPr>
+      <w:r>
+        <w:t xml:space="preserve">Dado que utilizo node.js y react </w:t>
+      </w:r>
+      <w:bookmarkEnd w:id="1"/>
+      <w:r>
+        <w:t xml:space="preserve">tuve que recurrir a </w:t>
+      </w:r>
+      <w:r>
+        <w:t xml:space="preserve">LocalStorage y </w:t>
+      </w:r>
+      <w:r>
+        <w:t>S</w:t>
+      </w:r>
+      <w:r>
+        <w:t>esionStorage</w:t>
+      </w:r>
+      <w:r>
+        <w:t>, que</w:t>
+      </w:r>
+      <w:r>
+        <w:t xml:space="preserve"> </w:t>
+      </w:r>
+      <w:r>
+        <w:t>son herramientas de Web Storage</w:t>
+      </w:r>
+      <w:r>
+        <w:t xml:space="preserve">, para gestionar </w:t>
+      </w:r>
+      <w:r>
+        <w:t>la persistencia del usuario</w:t>
+      </w:r>
+      <w:r>
+        <w:t xml:space="preserve"> en la web.</w:t>
+      </w:r>
+    </w:p>
+    <w:p>
+      <w:pPr>
+        <w:ind w:firstLine="360"/>
+      </w:pPr>
+      <w:r>
+        <w:t xml:space="preserve">A pesar del uso de estas </w:t>
+      </w:r>
+      <w:r>
+        <w:t>herramientas de Web Storage</w:t>
+      </w:r>
+      <w:r>
+        <w:t>, e</w:t>
+      </w:r>
+      <w:r>
+        <w:t xml:space="preserve">l tiempo de validez real de la sesión </w:t>
+      </w:r>
+      <w:r>
+        <w:t xml:space="preserve">del usuario </w:t>
+      </w:r>
+      <w:r>
+        <w:t xml:space="preserve">lo determina el </w:t>
+      </w:r>
+      <w:r>
+        <w:rPr>
+          <w:b/>
+          <w:bCs/>
+        </w:rPr>
+        <w:t>Token JWT</w:t>
+      </w:r>
+      <w:r>
+        <w:t xml:space="preserve"> </w:t>
+      </w:r>
+      <w:r>
+        <w:t xml:space="preserve">que genera </w:t>
+      </w:r>
+      <w:r>
+        <w:t>el servidor</w:t>
+      </w:r>
+      <w:r>
+        <w:t xml:space="preserve">. </w:t>
+      </w:r>
+      <w:r>
+        <w:t>Esto significa que aunque un usuario seleccion</w:t>
+      </w:r>
+      <w:r>
+        <w:t>a</w:t>
+      </w:r>
+      <w:r>
+        <w:t xml:space="preserve"> la opción recordar sesión, pasados X días (los configurados en el servidor</w:t>
+      </w:r>
+      <w:r>
+        <w:t xml:space="preserve"> a la hora de crear el token</w:t>
+      </w:r>
+      <w:r>
+        <w:t xml:space="preserve">) el servidor rechazara </w:t>
+      </w:r>
+      <w:r>
+        <w:t>la conexión</w:t>
+      </w:r>
+      <w:r>
+        <w:t xml:space="preserve"> </w:t>
+      </w:r>
+      <w:r>
+        <w:t>y</w:t>
+      </w:r>
+      <w:r>
+        <w:t xml:space="preserve"> obligará </w:t>
+      </w:r>
+      <w:r>
+        <w:t xml:space="preserve">al usuario </w:t>
+      </w:r>
+      <w:r>
+        <w:t>a volver a iniciar sesión.</w:t>
+      </w:r>
+    </w:p>
+    <w:p>
+      <w:pPr>
+        <w:pStyle w:val="Ttulo2"/>
+        <w:numPr>
+          <w:ilvl w:val="0"/>
+          <w:numId w:val="29"/>
+        </w:numPr>
+      </w:pPr>
+      <w:bookmarkStart w:id="2" w:name="_Sistema_de_recomendaciones"/>
+      <w:bookmarkEnd w:id="2"/>
+      <w:r>
+        <w:t>Sistema de recomendaciones</w:t>
+      </w:r>
+    </w:p>
+    <w:p>
+      <w:pPr>
+        <w:pStyle w:val="Sinespaciado"/>
+        <w:ind w:firstLine="360"/>
+      </w:pPr>
+      <w:r>
+        <w:t>El sistema recopila</w:t>
+      </w:r>
+      <w:r>
+        <w:t>:</w:t>
+      </w:r>
+    </w:p>
+    <w:p>
+      <w:pPr>
+        <w:pStyle w:val="Sinespaciado"/>
+      </w:pPr>
+    </w:p>
+    <w:p>
+      <w:pPr>
+        <w:pStyle w:val="Sinespaciado"/>
+        <w:numPr>
+          <w:ilvl w:val="0"/>
+          <w:numId w:val="11"/>
+        </w:numPr>
+      </w:pPr>
+      <w:r>
+        <w:t>L</w:t>
+      </w:r>
+      <w:r>
+        <w:t>as visitas que un usuario realiza a un determinado libro.</w:t>
+      </w:r>
+    </w:p>
+    <w:p>
+      <w:pPr>
+        <w:pStyle w:val="Sinespaciado"/>
+        <w:numPr>
+          <w:ilvl w:val="0"/>
+          <w:numId w:val="11"/>
+        </w:numPr>
+      </w:pPr>
+      <w:r>
+        <w:t>Los libros que guarda en la lista de deseos</w:t>
+      </w:r>
+      <w:r>
+        <w:t>.</w:t>
+      </w:r>
+    </w:p>
+    <w:p>
+      <w:pPr>
+        <w:pStyle w:val="Sinespaciado"/>
+        <w:numPr>
+          <w:ilvl w:val="0"/>
+          <w:numId w:val="11"/>
+        </w:numPr>
+      </w:pPr>
+      <w:r>
+        <w:t>Los libros que añade al carrito de la compra.</w:t>
+      </w:r>
+    </w:p>
+    <w:p>
+      <w:pPr>
+        <w:pStyle w:val="Sinespaciado"/>
+        <w:ind w:left="720"/>
+      </w:pPr>
+    </w:p>
+    <w:p>
+      <w:pPr>
+        <w:pStyle w:val="Sinespaciado"/>
+        <w:ind w:left="360" w:firstLine="348"/>
+      </w:pPr>
+      <w:r>
+        <w:t xml:space="preserve">Si el usuario esta registrado, coteja esta información con los gustos literarios definidos en el perfil y cruza los datos para mostrar libros de interés en la </w:t>
+      </w:r>
+      <w:r>
+        <w:t>página</w:t>
+      </w:r>
+      <w:r>
+        <w:t xml:space="preserve"> principal.</w:t>
+      </w:r>
+    </w:p>
+    <w:p>
+      <w:pPr>
+        <w:pStyle w:val="Ttulo3"/>
+      </w:pPr>
+      <w:r>
+        <w:t>Uso de datos obtenidos:</w:t>
+      </w:r>
+    </w:p>
+    <w:p>
+      <w:pPr>
+        <w:ind w:firstLine="708"/>
+      </w:pPr>
+      <w:r>
+        <w:t xml:space="preserve">La </w:t>
+      </w:r>
+      <w:r>
+        <w:t>página</w:t>
+      </w:r>
+      <w:r>
+        <w:t xml:space="preserve"> principal muestra recomendaciones personalizadas basándose en los datos obtenidos. Se analiza que libros han tenido más visitas, se cruzan con el género o los géneros que los usuarios han seleccionado en su perfil y muestra las recomendaciones.</w:t>
+      </w:r>
+    </w:p>
+    <w:p>
+      <w:pPr>
+        <w:ind w:firstLine="708"/>
+      </w:pPr>
+      <w:r>
+        <w:t>Dependiendo de si el usuario esta registrado o no, se mostraran unos carruseles de libros u otros.</w:t>
+      </w:r>
+    </w:p>
+    <w:p>
+      <w:pPr>
+        <w:pStyle w:val="Ttulo4"/>
+        <w:ind w:left="708"/>
+      </w:pPr>
+      <w:r>
+        <w:t>P</w:t>
+      </w:r>
+      <w:r>
+        <w:t>ara usuarios no registrados:</w:t>
+      </w:r>
+    </w:p>
+    <w:p>
+      <w:pPr>
         <w:pStyle w:val="Prrafodelista"/>
         <w:numPr>
-          <w:ilvl w:val="1"/>
+          <w:ilvl w:val="0"/>
+          <w:numId w:val="9"/>
+        </w:numPr>
+      </w:pPr>
+      <w:r>
+        <w:t>Novedades</w:t>
+      </w:r>
+      <w:r>
+        <w:t>: Últimos libros añadidos</w:t>
+      </w:r>
+    </w:p>
+    <w:p>
+      <w:pPr>
+        <w:pStyle w:val="Prrafodelista"/>
+        <w:numPr>
+          <w:ilvl w:val="0"/>
+          <w:numId w:val="9"/>
+        </w:numPr>
+      </w:pPr>
+      <w:r>
+        <w:t>Top Ventas Global</w:t>
+      </w:r>
+      <w:r>
+        <w:t>: Los libros más comprados de todos los tiempos</w:t>
+      </w:r>
+    </w:p>
+    <w:p>
+      <w:pPr>
+        <w:pStyle w:val="Prrafodelista"/>
+        <w:numPr>
+          <w:ilvl w:val="0"/>
+          <w:numId w:val="9"/>
+        </w:numPr>
+      </w:pPr>
+      <w:r>
+        <w:t>Tendencias de la Semana</w:t>
+      </w:r>
+      <w:r>
+        <w:t>: Los libros más visitados/comprados de la semana.</w:t>
+      </w:r>
+    </w:p>
+    <w:p>
+      <w:pPr>
+        <w:pStyle w:val="Ttulo4"/>
+        <w:ind w:left="708"/>
+      </w:pPr>
+      <w:r>
+        <w:t>P</w:t>
+      </w:r>
+      <w:r>
+        <w:t>ara usuarios registrados:</w:t>
+      </w:r>
+    </w:p>
+    <w:p>
+      <w:pPr>
+        <w:pStyle w:val="Prrafodelista"/>
+        <w:numPr>
+          <w:ilvl w:val="0"/>
+          <w:numId w:val="9"/>
+        </w:numPr>
+      </w:pPr>
+      <w:r>
+        <w:t>Porque leíste</w:t>
+      </w:r>
+      <w:r>
+        <w:t xml:space="preserve"> [</w:t>
+      </w:r>
+      <w:r>
+        <w:t>título</w:t>
+      </w:r>
+      <w:r>
+        <w:t xml:space="preserve"> de libro]</w:t>
+      </w:r>
+      <w:r>
+        <w:t xml:space="preserve">: Se basa en los libros que has comprado. Muestra libros relacionados con la categoría del libro. </w:t>
+      </w:r>
+    </w:p>
+    <w:p>
+      <w:pPr>
+        <w:pStyle w:val="Prrafodelista"/>
+        <w:numPr>
+          <w:ilvl w:val="0"/>
+          <w:numId w:val="9"/>
+        </w:numPr>
+      </w:pPr>
+      <w:r>
+        <w:t>Porque te gusta</w:t>
+      </w:r>
+      <w:r>
+        <w:t xml:space="preserve"> [genero favorito]</w:t>
+      </w:r>
+      <w:r>
+        <w:t xml:space="preserve">: </w:t>
+      </w:r>
+      <w:r>
+        <w:t xml:space="preserve">Se basa en los generos que has seleccionado como favoritos en tu ficha de perfil y en tu historial de navegación </w:t>
+      </w:r>
+      <w:hyperlink w:anchor="_Sistema_de_recomendaciones" w:history="1">
+        <w:r>
+          <w:rPr>
+            <w:rStyle w:val="Hipervnculo"/>
+          </w:rPr>
+          <w:t>(sistema de recomendaciones)</w:t>
+        </w:r>
+      </w:hyperlink>
+    </w:p>
+    <w:p>
+      <w:pPr>
+        <w:pStyle w:val="Ttulo2"/>
+        <w:numPr>
+          <w:ilvl w:val="0"/>
+          <w:numId w:val="29"/>
+        </w:numPr>
+      </w:pPr>
+      <w:r>
+        <w:t xml:space="preserve">Refactorización de código </w:t>
+      </w:r>
+    </w:p>
+    <w:p>
+      <w:pPr>
+        <w:pStyle w:val="Ttulo3"/>
+      </w:pPr>
+      <w:r>
+        <w:t>Frontend</w:t>
+      </w:r>
+    </w:p>
+    <w:p>
+      <w:pPr>
+        <w:pStyle w:val="Sinespaciado"/>
+      </w:pPr>
+      <w:r>
+        <w:t xml:space="preserve">Siguiendo el diseño </w:t>
+      </w:r>
+      <w:r>
+        <w:rPr>
+          <w:b/>
+          <w:bCs/>
+        </w:rPr>
+        <w:t>modelo</w:t>
+      </w:r>
+      <w:r>
+        <w:t xml:space="preserve">, </w:t>
+      </w:r>
+      <w:r>
+        <w:rPr>
+          <w:b/>
+          <w:bCs/>
+        </w:rPr>
+        <w:t>vista</w:t>
+      </w:r>
+      <w:r>
+        <w:t xml:space="preserve">, </w:t>
+      </w:r>
+      <w:r>
+        <w:rPr>
+          <w:b/>
+          <w:bCs/>
+        </w:rPr>
+        <w:t>controlador</w:t>
+      </w:r>
+      <w:r>
+        <w:rPr>
+          <w:b/>
+          <w:bCs/>
+        </w:rPr>
+        <w:t xml:space="preserve">, </w:t>
+      </w:r>
+      <w:r>
+        <w:t>he reestructurado</w:t>
+      </w:r>
+      <w:r>
+        <w:rPr>
+          <w:b/>
+          <w:bCs/>
+        </w:rPr>
+        <w:t xml:space="preserve"> </w:t>
+      </w:r>
+      <w:r>
+        <w:t xml:space="preserve">y dividido en carpetas </w:t>
+      </w:r>
+      <w:r>
+        <w:t>t</w:t>
+      </w:r>
+      <w:r>
+        <w:t>odas las vistas del proyecto</w:t>
+      </w:r>
+      <w:r>
+        <w:t xml:space="preserve">, </w:t>
+      </w:r>
+      <w:r>
+        <w:t>extrayendo y separando</w:t>
+      </w:r>
+      <w:r>
+        <w:t xml:space="preserve"> el código en </w:t>
+      </w:r>
+      <w:r>
+        <w:t xml:space="preserve">diferentes </w:t>
+      </w:r>
+      <w:r>
+        <w:t>archivos para facilitar su lectura y mantenimiento.</w:t>
+      </w:r>
+      <w:r>
+        <w:t xml:space="preserve"> </w:t>
+      </w:r>
+    </w:p>
+    <w:p>
+      <w:pPr>
+        <w:pStyle w:val="Ttulo3"/>
+      </w:pPr>
+      <w:r>
+        <w:t>Bakend</w:t>
+      </w:r>
+    </w:p>
+    <w:p>
+      <w:pPr>
+        <w:pStyle w:val="Sinespaciado"/>
+      </w:pPr>
+      <w:r>
+        <w:t xml:space="preserve">Como en el frontend, el bakend también sigue el diseño de la arquitectura </w:t>
+      </w:r>
+      <w:r>
+        <w:rPr>
+          <w:b/>
+          <w:bCs/>
+        </w:rPr>
+        <w:t>modelo</w:t>
+      </w:r>
+      <w:r>
+        <w:t xml:space="preserve">, </w:t>
+      </w:r>
+      <w:r>
+        <w:rPr>
+          <w:b/>
+          <w:bCs/>
+          <w:strike/>
+        </w:rPr>
+        <w:t>vista</w:t>
+      </w:r>
+      <w:r>
+        <w:rPr>
+          <w:strike/>
+        </w:rPr>
+        <w:t>,</w:t>
+      </w:r>
+      <w:r>
+        <w:t xml:space="preserve"> </w:t>
+      </w:r>
+      <w:r>
+        <w:rPr>
+          <w:b/>
+          <w:bCs/>
+        </w:rPr>
+        <w:t>controlador</w:t>
+      </w:r>
+      <w:r>
+        <w:rPr>
+          <w:b/>
+          <w:bCs/>
+        </w:rPr>
+        <w:t xml:space="preserve">. </w:t>
+      </w:r>
+      <w:r>
+        <w:t>Solo que no hay</w:t>
+      </w:r>
+      <w:r>
+        <w:rPr>
+          <w:b/>
+          <w:bCs/>
+        </w:rPr>
+        <w:t xml:space="preserve"> vista. </w:t>
+      </w:r>
+      <w:r>
+        <w:t>Los archivos están divididos principalmente en</w:t>
+      </w:r>
+      <w:r>
+        <w:rPr>
+          <w:b/>
+          <w:bCs/>
+        </w:rPr>
+        <w:t xml:space="preserve"> </w:t>
+      </w:r>
+      <w:r>
+        <w:rPr>
+          <w:b/>
+          <w:bCs/>
+        </w:rPr>
+        <w:t>modelo, ruta</w:t>
+      </w:r>
+      <w:r>
+        <w:rPr>
+          <w:b/>
+          <w:bCs/>
+        </w:rPr>
+        <w:t xml:space="preserve"> y</w:t>
+      </w:r>
+      <w:r>
+        <w:rPr>
+          <w:b/>
+          <w:bCs/>
+        </w:rPr>
+        <w:t xml:space="preserve"> controlado</w:t>
+      </w:r>
+      <w:r>
+        <w:rPr>
+          <w:b/>
+          <w:bCs/>
+        </w:rPr>
+        <w:t xml:space="preserve">r. </w:t>
+      </w:r>
+      <w:r>
+        <w:t>Cada carpeta</w:t>
+      </w:r>
+      <w:r>
+        <w:rPr>
+          <w:b/>
+          <w:bCs/>
+        </w:rPr>
+        <w:t xml:space="preserve"> </w:t>
+      </w:r>
+      <w:r>
+        <w:t>contine sus propios archivos</w:t>
+      </w:r>
+      <w:r>
+        <w:t xml:space="preserve">, que a su vez se encargan de gestionar distintas partes del código. </w:t>
+      </w:r>
+    </w:p>
+    <w:p>
+      <w:pPr>
+        <w:pStyle w:val="Ttulo2"/>
+        <w:numPr>
+          <w:ilvl w:val="0"/>
+          <w:numId w:val="29"/>
+        </w:numPr>
+      </w:pPr>
+      <w:r>
+        <w:t xml:space="preserve">Accesibilidad </w:t>
+      </w:r>
+    </w:p>
+    <w:p>
+      <w:pPr>
+        <w:pStyle w:val="Sinespaciado"/>
+      </w:pPr>
+      <w:r>
+        <w:t xml:space="preserve">Todas las imágenes de las portadas de los libros tienen la etiqueta html </w:t>
+      </w:r>
+      <w:r>
+        <w:rPr>
+          <w:b/>
+          <w:bCs/>
+        </w:rPr>
+        <w:t>alt</w:t>
+      </w:r>
+      <w:r>
+        <w:t xml:space="preserve">. Los botones que no muestran texto también cuentan con la etiqueta html </w:t>
+      </w:r>
+      <w:r>
+        <w:rPr>
+          <w:b/>
+          <w:bCs/>
+        </w:rPr>
+        <w:t>aria-label</w:t>
+      </w:r>
+      <w:r>
+        <w:t>.</w:t>
+      </w:r>
+    </w:p>
+    <w:p>
+      <w:pPr>
+        <w:pStyle w:val="Sinespaciado"/>
+        <w:numPr>
+          <w:ilvl w:val="0"/>
+          <w:numId w:val="31"/>
+        </w:numPr>
+      </w:pPr>
+      <w:r>
+        <w:t>Con React inserto la etiqueta html alt a todas las imágenes cuando renderizo los libros.</w:t>
+      </w:r>
+    </w:p>
+    <w:p>
+      <w:pPr>
+        <w:pStyle w:val="Sinespaciado"/>
+        <w:numPr>
+          <w:ilvl w:val="0"/>
+          <w:numId w:val="31"/>
+        </w:numPr>
+      </w:pPr>
+      <w:r>
+        <w:lastRenderedPageBreak/>
+        <w:t>Gracias a Bootstrap todo el proyecto es responsive.</w:t>
+      </w:r>
+    </w:p>
+    <w:p>
+      <w:pPr>
+        <w:pStyle w:val="Sinespaciado"/>
+        <w:numPr>
+          <w:ilvl w:val="0"/>
+          <w:numId w:val="31"/>
+        </w:numPr>
+      </w:pPr>
+      <w:r>
+        <w:t xml:space="preserve">Se puede navegar por la </w:t>
+      </w:r>
+      <w:r>
+        <w:t>página</w:t>
+      </w:r>
+      <w:r>
+        <w:t xml:space="preserve"> utilizando el tabulador.</w:t>
+      </w:r>
+    </w:p>
+    <w:p/>
+    <w:p>
+      <w:pPr>
+        <w:pStyle w:val="Ttulo2"/>
+        <w:numPr>
+          <w:ilvl w:val="0"/>
+          <w:numId w:val="29"/>
+        </w:numPr>
+      </w:pPr>
+      <w:r>
+        <w:t>Página de inicio:</w:t>
+      </w:r>
+    </w:p>
+    <w:p>
+      <w:pPr>
+        <w:pStyle w:val="Sinespaciado"/>
+        <w:rPr>
+          <w:rStyle w:val="Ttulo1Car"/>
+          <w:rFonts w:asciiTheme="minorHAnsi" w:eastAsiaTheme="minorHAnsi" w:hAnsiTheme="minorHAnsi" w:cstheme="minorBidi"/>
+          <w:color w:val="auto"/>
+          <w:sz w:val="24"/>
+          <w:szCs w:val="24"/>
+        </w:rPr>
+      </w:pPr>
+      <w:r>
+        <w:rPr>
+          <w:rStyle w:val="Ttulo1Car"/>
+          <w:rFonts w:asciiTheme="minorHAnsi" w:eastAsiaTheme="minorHAnsi" w:hAnsiTheme="minorHAnsi" w:cstheme="minorBidi"/>
+          <w:color w:val="auto"/>
+          <w:sz w:val="24"/>
+          <w:szCs w:val="24"/>
+        </w:rPr>
+        <w:t>E</w:t>
+      </w:r>
+      <w:r>
+        <w:rPr>
+          <w:rStyle w:val="Ttulo1Car"/>
+          <w:rFonts w:asciiTheme="minorHAnsi" w:eastAsiaTheme="minorHAnsi" w:hAnsiTheme="minorHAnsi" w:cstheme="minorBidi"/>
+          <w:color w:val="auto"/>
+          <w:sz w:val="24"/>
+          <w:szCs w:val="24"/>
+        </w:rPr>
+        <w:t>n un principio</w:t>
+      </w:r>
+      <w:r>
+        <w:rPr>
+          <w:rStyle w:val="Ttulo1Car"/>
+          <w:rFonts w:asciiTheme="minorHAnsi" w:eastAsiaTheme="minorHAnsi" w:hAnsiTheme="minorHAnsi" w:cstheme="minorBidi"/>
+          <w:color w:val="auto"/>
+          <w:sz w:val="24"/>
+          <w:szCs w:val="24"/>
+        </w:rPr>
+        <w:t>, el diseño de la página de inicio</w:t>
+      </w:r>
+      <w:r>
+        <w:rPr>
+          <w:rStyle w:val="Ttulo1Car"/>
+          <w:rFonts w:asciiTheme="minorHAnsi" w:eastAsiaTheme="minorHAnsi" w:hAnsiTheme="minorHAnsi" w:cstheme="minorBidi"/>
+          <w:color w:val="auto"/>
+          <w:sz w:val="24"/>
+          <w:szCs w:val="24"/>
+        </w:rPr>
+        <w:t xml:space="preserve"> iba a ser algo mucho más básico: (</w:t>
+      </w:r>
+      <w:hyperlink w:anchor="_Página_principal,_sesión" w:history="1">
+        <w:r>
+          <w:rPr>
+            <w:rStyle w:val="Hipervnculo"/>
+          </w:rPr>
+          <w:t>una simple vista</w:t>
+        </w:r>
+      </w:hyperlink>
+      <w:r>
+        <w:rPr>
+          <w:rStyle w:val="Ttulo1Car"/>
+          <w:rFonts w:asciiTheme="minorHAnsi" w:eastAsiaTheme="minorHAnsi" w:hAnsiTheme="minorHAnsi" w:cstheme="minorBidi"/>
+          <w:color w:val="auto"/>
+          <w:sz w:val="24"/>
+          <w:szCs w:val="24"/>
+        </w:rPr>
+        <w:t xml:space="preserve"> donde se cargaran los libros ordenados alfabéticamente, con sus portadas y demás</w:t>
+      </w:r>
+      <w:r>
+        <w:rPr>
+          <w:rStyle w:val="Ttulo1Car"/>
+          <w:rFonts w:asciiTheme="minorHAnsi" w:eastAsiaTheme="minorHAnsi" w:hAnsiTheme="minorHAnsi" w:cstheme="minorBidi"/>
+          <w:color w:val="auto"/>
+          <w:sz w:val="24"/>
+          <w:szCs w:val="24"/>
+        </w:rPr>
+        <w:t xml:space="preserve"> elementos</w:t>
+      </w:r>
+      <w:r>
+        <w:rPr>
+          <w:rStyle w:val="Ttulo1Car"/>
+          <w:rFonts w:asciiTheme="minorHAnsi" w:eastAsiaTheme="minorHAnsi" w:hAnsiTheme="minorHAnsi" w:cstheme="minorBidi"/>
+          <w:color w:val="auto"/>
+          <w:sz w:val="24"/>
+          <w:szCs w:val="24"/>
+        </w:rPr>
+        <w:t>). Esta idea cambió cuando comencé a utilizar componentes</w:t>
+      </w:r>
+      <w:r>
+        <w:rPr>
+          <w:rStyle w:val="Ttulo1Car"/>
+          <w:rFonts w:asciiTheme="minorHAnsi" w:eastAsiaTheme="minorHAnsi" w:hAnsiTheme="minorHAnsi" w:cstheme="minorBidi"/>
+          <w:color w:val="auto"/>
+          <w:sz w:val="24"/>
+          <w:szCs w:val="24"/>
+        </w:rPr>
+        <w:t xml:space="preserve"> en React</w:t>
+      </w:r>
+      <w:r>
+        <w:rPr>
+          <w:rStyle w:val="Ttulo1Car"/>
+          <w:rFonts w:asciiTheme="minorHAnsi" w:eastAsiaTheme="minorHAnsi" w:hAnsiTheme="minorHAnsi" w:cstheme="minorBidi"/>
+          <w:color w:val="auto"/>
+          <w:sz w:val="24"/>
+          <w:szCs w:val="24"/>
+        </w:rPr>
+        <w:t>.</w:t>
+      </w:r>
+    </w:p>
+    <w:p>
+      <w:pPr>
+        <w:pStyle w:val="Sinespaciado"/>
+        <w:rPr>
+          <w:rStyle w:val="Ttulo1Car"/>
+          <w:rFonts w:asciiTheme="minorHAnsi" w:eastAsiaTheme="minorHAnsi" w:hAnsiTheme="minorHAnsi" w:cstheme="minorBidi"/>
+          <w:color w:val="auto"/>
+          <w:sz w:val="24"/>
+          <w:szCs w:val="24"/>
+        </w:rPr>
+      </w:pPr>
+      <w:r>
+        <w:rPr>
+          <w:rStyle w:val="Ttulo1Car"/>
+          <w:rFonts w:asciiTheme="minorHAnsi" w:eastAsiaTheme="minorHAnsi" w:hAnsiTheme="minorHAnsi" w:cstheme="minorBidi"/>
+          <w:color w:val="auto"/>
+          <w:sz w:val="24"/>
+          <w:szCs w:val="24"/>
+        </w:rPr>
+        <w:t>En la imagen que muestro a continuación se puede</w:t>
+      </w:r>
+      <w:r>
+        <w:rPr>
+          <w:rStyle w:val="Ttulo1Car"/>
+          <w:rFonts w:asciiTheme="minorHAnsi" w:eastAsiaTheme="minorHAnsi" w:hAnsiTheme="minorHAnsi" w:cstheme="minorBidi"/>
+          <w:color w:val="auto"/>
+          <w:sz w:val="24"/>
+          <w:szCs w:val="24"/>
+        </w:rPr>
+        <w:t xml:space="preserve"> ver</w:t>
+      </w:r>
+      <w:r>
+        <w:rPr>
+          <w:rStyle w:val="Ttulo1Car"/>
+          <w:rFonts w:asciiTheme="minorHAnsi" w:eastAsiaTheme="minorHAnsi" w:hAnsiTheme="minorHAnsi" w:cstheme="minorBidi"/>
+          <w:color w:val="auto"/>
+          <w:sz w:val="24"/>
+          <w:szCs w:val="24"/>
+        </w:rPr>
+        <w:t xml:space="preserve"> </w:t>
+      </w:r>
+      <w:r>
+        <w:rPr>
+          <w:rStyle w:val="Ttulo1Car"/>
+          <w:rFonts w:asciiTheme="minorHAnsi" w:eastAsiaTheme="minorHAnsi" w:hAnsiTheme="minorHAnsi" w:cstheme="minorBidi"/>
+          <w:color w:val="auto"/>
+          <w:sz w:val="24"/>
+          <w:szCs w:val="24"/>
+        </w:rPr>
+        <w:t>como, con un simple componente,</w:t>
+      </w:r>
+      <w:r>
+        <w:rPr>
+          <w:rStyle w:val="Ttulo1Car"/>
+          <w:rFonts w:asciiTheme="minorHAnsi" w:eastAsiaTheme="minorHAnsi" w:hAnsiTheme="minorHAnsi" w:cstheme="minorBidi"/>
+          <w:color w:val="auto"/>
+          <w:sz w:val="24"/>
+          <w:szCs w:val="24"/>
+        </w:rPr>
+        <w:t xml:space="preserve"> </w:t>
+      </w:r>
+      <w:r>
+        <w:rPr>
+          <w:rStyle w:val="Ttulo1Car"/>
+          <w:rFonts w:asciiTheme="minorHAnsi" w:eastAsiaTheme="minorHAnsi" w:hAnsiTheme="minorHAnsi" w:cstheme="minorBidi"/>
+          <w:color w:val="auto"/>
+          <w:sz w:val="24"/>
+          <w:szCs w:val="24"/>
+        </w:rPr>
+        <w:t xml:space="preserve">logro dar un aspecto innovador a la </w:t>
+      </w:r>
+      <w:r>
+        <w:rPr>
+          <w:rStyle w:val="Ttulo1Car"/>
+          <w:rFonts w:asciiTheme="minorHAnsi" w:eastAsiaTheme="minorHAnsi" w:hAnsiTheme="minorHAnsi" w:cstheme="minorBidi"/>
+          <w:color w:val="auto"/>
+          <w:sz w:val="24"/>
+          <w:szCs w:val="24"/>
+        </w:rPr>
+        <w:t>página principal</w:t>
+      </w:r>
+      <w:r>
+        <w:rPr>
+          <w:rStyle w:val="Ttulo1Car"/>
+          <w:rFonts w:asciiTheme="minorHAnsi" w:eastAsiaTheme="minorHAnsi" w:hAnsiTheme="minorHAnsi" w:cstheme="minorBidi"/>
+          <w:color w:val="auto"/>
+          <w:sz w:val="24"/>
+          <w:szCs w:val="24"/>
+        </w:rPr>
+        <w:t xml:space="preserve"> (home)</w:t>
+      </w:r>
+      <w:r>
+        <w:rPr>
+          <w:rStyle w:val="Ttulo1Car"/>
+          <w:rFonts w:asciiTheme="minorHAnsi" w:eastAsiaTheme="minorHAnsi" w:hAnsiTheme="minorHAnsi" w:cstheme="minorBidi"/>
+          <w:color w:val="auto"/>
+          <w:sz w:val="24"/>
+          <w:szCs w:val="24"/>
+        </w:rPr>
+        <w:t>,</w:t>
+      </w:r>
+      <w:r>
+        <w:rPr>
+          <w:rStyle w:val="Ttulo1Car"/>
+          <w:rFonts w:asciiTheme="minorHAnsi" w:eastAsiaTheme="minorHAnsi" w:hAnsiTheme="minorHAnsi" w:cstheme="minorBidi"/>
+          <w:color w:val="auto"/>
+          <w:sz w:val="24"/>
+          <w:szCs w:val="24"/>
+        </w:rPr>
+        <w:t xml:space="preserve"> y lo sencillo que resulta integrarlo en el código.</w:t>
+      </w:r>
+    </w:p>
+    <w:p>
+      <w:pPr>
+        <w:pStyle w:val="Sinespaciado"/>
+        <w:rPr>
+          <w:noProof/>
+        </w:rPr>
+      </w:pPr>
+      <w:r>
+        <w:rPr>
+          <w:noProof/>
+        </w:rPr>
+        <w:t xml:space="preserve"> </w:t>
+      </w:r>
+      <w:r>
+        <w:rPr>
+          <w:rStyle w:val="Ttulo1Car"/>
+          <w:rFonts w:asciiTheme="minorHAnsi" w:eastAsiaTheme="minorHAnsi" w:hAnsiTheme="minorHAnsi" w:cstheme="minorBidi"/>
+          <w:noProof/>
+          <w:color w:val="auto"/>
+          <w:sz w:val="24"/>
+          <w:szCs w:val="24"/>
+        </w:rPr>
+        <w:drawing>
+          <wp:inline distT="0" distB="0" distL="0" distR="0" wp14:anchorId="7EE30A72" wp14:editId="5F78EB5C">
+            <wp:extent cx="3035991" cy="1965683"/>
+            <wp:effectExtent l="0" t="0" r="0" b="0"/>
+            <wp:docPr id="34" name="Imagen 34"/>
+            <wp:cNvGraphicFramePr>
+              <a:graphicFrameLocks xmlns:a="http://schemas.openxmlformats.org/drawingml/2006/main" noChangeAspect="1"/>
+            </wp:cNvGraphicFramePr>
+            <a:graphic xmlns:a="http://schemas.openxmlformats.org/drawingml/2006/main">
+              <a:graphicData uri="http://schemas.openxmlformats.org/drawingml/2006/picture">
+                <pic:pic xmlns:pic="http://schemas.openxmlformats.org/drawingml/2006/picture">
+                  <pic:nvPicPr>
+                    <pic:cNvPr id="1" name=""/>
+                    <pic:cNvPicPr/>
+                  </pic:nvPicPr>
+                  <pic:blipFill>
+                    <a:blip r:embed="rId54"/>
+                    <a:stretch>
+                      <a:fillRect/>
+                    </a:stretch>
+                  </pic:blipFill>
+                  <pic:spPr>
+                    <a:xfrm>
+                      <a:off x="0" y="0"/>
+                      <a:ext cx="3045953" cy="1972133"/>
+                    </a:xfrm>
+                    <a:prstGeom prst="rect">
+                      <a:avLst/>
+                    </a:prstGeom>
+                  </pic:spPr>
+                </pic:pic>
+              </a:graphicData>
+            </a:graphic>
+          </wp:inline>
+        </w:drawing>
+      </w:r>
+    </w:p>
+    <w:p>
+      <w:pPr>
+        <w:pStyle w:val="Sinespaciado"/>
+        <w:rPr>
+          <w:noProof/>
+        </w:rPr>
+      </w:pPr>
+    </w:p>
+    <w:p>
+      <w:pPr>
+        <w:pStyle w:val="Sinespaciado"/>
+        <w:rPr>
+          <w:rStyle w:val="Ttulo1Car"/>
+          <w:rFonts w:asciiTheme="minorHAnsi" w:eastAsiaTheme="minorHAnsi" w:hAnsiTheme="minorHAnsi" w:cstheme="minorBidi"/>
+          <w:color w:val="auto"/>
+          <w:sz w:val="24"/>
+          <w:szCs w:val="24"/>
+        </w:rPr>
+      </w:pPr>
+      <w:r>
+        <w:rPr>
+          <w:noProof/>
+        </w:rPr>
+        <w:t>Componentes:</w:t>
+      </w:r>
+    </w:p>
+    <w:p>
+      <w:pPr>
+        <w:pStyle w:val="Sinespaciado"/>
+        <w:rPr>
+          <w:rStyle w:val="Ttulo1Car"/>
+          <w:rFonts w:asciiTheme="minorHAnsi" w:eastAsiaTheme="minorHAnsi" w:hAnsiTheme="minorHAnsi" w:cstheme="minorBidi"/>
+          <w:color w:val="auto"/>
+          <w:sz w:val="24"/>
+          <w:szCs w:val="24"/>
+        </w:rPr>
+      </w:pPr>
+    </w:p>
+    <w:p>
+      <w:pPr>
+        <w:pStyle w:val="Sinespaciado"/>
+        <w:rPr>
+          <w:rStyle w:val="Ttulo1Car"/>
+          <w:rFonts w:asciiTheme="minorHAnsi" w:eastAsiaTheme="minorHAnsi" w:hAnsiTheme="minorHAnsi" w:cstheme="minorBidi"/>
+          <w:color w:val="auto"/>
+          <w:sz w:val="24"/>
+          <w:szCs w:val="24"/>
+        </w:rPr>
+      </w:pPr>
+      <w:r>
+        <w:rPr>
+          <w:rStyle w:val="Ttulo1Car"/>
+          <w:rFonts w:asciiTheme="minorHAnsi" w:eastAsiaTheme="minorHAnsi" w:hAnsiTheme="minorHAnsi" w:cstheme="minorBidi"/>
+          <w:color w:val="auto"/>
+          <w:sz w:val="24"/>
+          <w:szCs w:val="24"/>
+        </w:rPr>
+        <w:t>El componente carruselLibros</w:t>
+      </w:r>
+      <w:r>
+        <w:rPr>
+          <w:rStyle w:val="Ttulo1Car"/>
+          <w:rFonts w:asciiTheme="minorHAnsi" w:eastAsiaTheme="minorHAnsi" w:hAnsiTheme="minorHAnsi" w:cstheme="minorBidi"/>
+          <w:color w:val="auto"/>
+          <w:sz w:val="24"/>
+          <w:szCs w:val="24"/>
+        </w:rPr>
+        <w:t xml:space="preserve"> acepta por parámetros </w:t>
+      </w:r>
+      <w:r>
+        <w:rPr>
+          <w:rStyle w:val="Ttulo1Car"/>
+          <w:rFonts w:asciiTheme="minorHAnsi" w:eastAsiaTheme="minorHAnsi" w:hAnsiTheme="minorHAnsi" w:cstheme="minorBidi"/>
+          <w:color w:val="auto"/>
+          <w:sz w:val="24"/>
+          <w:szCs w:val="24"/>
+        </w:rPr>
+        <w:t>un</w:t>
+      </w:r>
+      <w:r>
+        <w:rPr>
+          <w:rStyle w:val="Ttulo1Car"/>
+          <w:rFonts w:asciiTheme="minorHAnsi" w:eastAsiaTheme="minorHAnsi" w:hAnsiTheme="minorHAnsi" w:cstheme="minorBidi"/>
+          <w:color w:val="auto"/>
+          <w:sz w:val="24"/>
+          <w:szCs w:val="24"/>
+        </w:rPr>
+        <w:t xml:space="preserve"> objeto </w:t>
+      </w:r>
+      <w:r>
+        <w:rPr>
+          <w:rStyle w:val="Ttulo1Car"/>
+          <w:rFonts w:asciiTheme="minorHAnsi" w:eastAsiaTheme="minorHAnsi" w:hAnsiTheme="minorHAnsi" w:cstheme="minorBidi"/>
+          <w:color w:val="auto"/>
+          <w:sz w:val="24"/>
+          <w:szCs w:val="24"/>
+        </w:rPr>
+        <w:t>que contiene los libros que debe mostrar</w:t>
+      </w:r>
+      <w:r>
+        <w:rPr>
+          <w:rStyle w:val="Ttulo1Car"/>
+          <w:rFonts w:asciiTheme="minorHAnsi" w:eastAsiaTheme="minorHAnsi" w:hAnsiTheme="minorHAnsi" w:cstheme="minorBidi"/>
+          <w:color w:val="auto"/>
+          <w:sz w:val="24"/>
+          <w:szCs w:val="24"/>
+        </w:rPr>
+        <w:t xml:space="preserve"> </w:t>
+      </w:r>
+      <w:r>
+        <w:rPr>
+          <w:rStyle w:val="Ttulo1Car"/>
+          <w:rFonts w:asciiTheme="minorHAnsi" w:eastAsiaTheme="minorHAnsi" w:hAnsiTheme="minorHAnsi" w:cstheme="minorBidi"/>
+          <w:color w:val="auto"/>
+          <w:sz w:val="24"/>
+          <w:szCs w:val="24"/>
+        </w:rPr>
+        <w:t xml:space="preserve">y luego se encarga de estructurar </w:t>
+      </w:r>
+      <w:r>
+        <w:rPr>
+          <w:rStyle w:val="Ttulo1Car"/>
+          <w:rFonts w:asciiTheme="minorHAnsi" w:eastAsiaTheme="minorHAnsi" w:hAnsiTheme="minorHAnsi" w:cstheme="minorBidi"/>
+          <w:color w:val="auto"/>
+          <w:sz w:val="24"/>
+          <w:szCs w:val="24"/>
+        </w:rPr>
+        <w:t xml:space="preserve">los elementos </w:t>
+      </w:r>
+      <w:r>
+        <w:rPr>
+          <w:rStyle w:val="Ttulo1Car"/>
+          <w:rFonts w:asciiTheme="minorHAnsi" w:eastAsiaTheme="minorHAnsi" w:hAnsiTheme="minorHAnsi" w:cstheme="minorBidi"/>
+          <w:color w:val="auto"/>
+          <w:sz w:val="24"/>
+          <w:szCs w:val="24"/>
+        </w:rPr>
+        <w:t>y alinearlo</w:t>
+      </w:r>
+      <w:r>
+        <w:rPr>
+          <w:rStyle w:val="Ttulo1Car"/>
+          <w:rFonts w:asciiTheme="minorHAnsi" w:eastAsiaTheme="minorHAnsi" w:hAnsiTheme="minorHAnsi" w:cstheme="minorBidi"/>
+          <w:color w:val="auto"/>
+          <w:sz w:val="24"/>
+          <w:szCs w:val="24"/>
+        </w:rPr>
+        <w:t>s</w:t>
+      </w:r>
+      <w:r>
+        <w:rPr>
+          <w:rStyle w:val="Ttulo1Car"/>
+          <w:rFonts w:asciiTheme="minorHAnsi" w:eastAsiaTheme="minorHAnsi" w:hAnsiTheme="minorHAnsi" w:cstheme="minorBidi"/>
+          <w:color w:val="auto"/>
+          <w:sz w:val="24"/>
+          <w:szCs w:val="24"/>
+        </w:rPr>
+        <w:t xml:space="preserve"> horizontalmente. </w:t>
+      </w:r>
+    </w:p>
+    <w:p>
+      <w:pPr>
+        <w:pStyle w:val="Sinespaciado"/>
+        <w:rPr>
+          <w:rStyle w:val="Ttulo1Car"/>
+          <w:rFonts w:asciiTheme="minorHAnsi" w:eastAsiaTheme="minorHAnsi" w:hAnsiTheme="minorHAnsi" w:cstheme="minorBidi"/>
+          <w:color w:val="auto"/>
+          <w:sz w:val="24"/>
+          <w:szCs w:val="24"/>
+        </w:rPr>
+      </w:pPr>
+    </w:p>
+    <w:p>
+      <w:pPr>
+        <w:pStyle w:val="Sinespaciado"/>
+        <w:rPr>
+          <w:rStyle w:val="Ttulo1Car"/>
+          <w:rFonts w:asciiTheme="minorHAnsi" w:eastAsiaTheme="minorHAnsi" w:hAnsiTheme="minorHAnsi" w:cstheme="minorBidi"/>
+          <w:color w:val="auto"/>
+          <w:sz w:val="24"/>
+          <w:szCs w:val="24"/>
+        </w:rPr>
+      </w:pPr>
+      <w:r>
+        <w:rPr>
+          <w:rStyle w:val="Ttulo1Car"/>
+          <w:rFonts w:asciiTheme="minorHAnsi" w:eastAsiaTheme="minorHAnsi" w:hAnsiTheme="minorHAnsi" w:cstheme="minorBidi"/>
+          <w:color w:val="auto"/>
+          <w:sz w:val="24"/>
+          <w:szCs w:val="24"/>
+        </w:rPr>
+        <w:t>P</w:t>
+      </w:r>
+      <w:r>
+        <w:rPr>
+          <w:rStyle w:val="Ttulo1Car"/>
+          <w:rFonts w:asciiTheme="minorHAnsi" w:eastAsiaTheme="minorHAnsi" w:hAnsiTheme="minorHAnsi" w:cstheme="minorBidi"/>
+          <w:color w:val="auto"/>
+          <w:sz w:val="24"/>
+          <w:szCs w:val="24"/>
+        </w:rPr>
+        <w:t xml:space="preserve">uedo llamar a este componente </w:t>
+      </w:r>
+      <w:r>
+        <w:rPr>
+          <w:rStyle w:val="Ttulo1Car"/>
+          <w:rFonts w:asciiTheme="minorHAnsi" w:eastAsiaTheme="minorHAnsi" w:hAnsiTheme="minorHAnsi" w:cstheme="minorBidi"/>
+          <w:color w:val="auto"/>
+          <w:sz w:val="24"/>
+          <w:szCs w:val="24"/>
+        </w:rPr>
+        <w:t>las veces que necesite pasándole el listado de libros</w:t>
+      </w:r>
+      <w:r>
+        <w:rPr>
+          <w:rStyle w:val="Ttulo1Car"/>
+          <w:rFonts w:asciiTheme="minorHAnsi" w:eastAsiaTheme="minorHAnsi" w:hAnsiTheme="minorHAnsi" w:cstheme="minorBidi"/>
+          <w:color w:val="auto"/>
+          <w:sz w:val="24"/>
+          <w:szCs w:val="24"/>
+        </w:rPr>
+        <w:t xml:space="preserve"> filtrados por categorías, editoriales, top ventas y demás</w:t>
+      </w:r>
+      <w:r>
+        <w:rPr>
+          <w:rStyle w:val="Ttulo1Car"/>
+          <w:rFonts w:asciiTheme="minorHAnsi" w:eastAsiaTheme="minorHAnsi" w:hAnsiTheme="minorHAnsi" w:cstheme="minorBidi"/>
+          <w:color w:val="auto"/>
+          <w:sz w:val="24"/>
+          <w:szCs w:val="24"/>
+        </w:rPr>
+        <w:t xml:space="preserve">. </w:t>
+      </w:r>
+      <w:r>
+        <w:rPr>
+          <w:rStyle w:val="Ttulo1Car"/>
+          <w:rFonts w:asciiTheme="minorHAnsi" w:eastAsiaTheme="minorHAnsi" w:hAnsiTheme="minorHAnsi" w:cstheme="minorBidi"/>
+          <w:color w:val="auto"/>
+          <w:sz w:val="24"/>
+          <w:szCs w:val="24"/>
+        </w:rPr>
+        <w:t>Es altamente reutilizable.</w:t>
+      </w:r>
+    </w:p>
+    <w:p>
+      <w:pPr>
+        <w:pStyle w:val="Sinespaciado"/>
+        <w:rPr>
+          <w:rStyle w:val="Ttulo1Car"/>
+          <w:rFonts w:asciiTheme="minorHAnsi" w:eastAsiaTheme="minorHAnsi" w:hAnsiTheme="minorHAnsi" w:cstheme="minorBidi"/>
+          <w:color w:val="auto"/>
+          <w:sz w:val="24"/>
+          <w:szCs w:val="24"/>
+        </w:rPr>
+      </w:pPr>
+      <w:r>
+        <w:rPr>
+          <w:rStyle w:val="Ttulo1Car"/>
+          <w:rFonts w:asciiTheme="minorHAnsi" w:eastAsiaTheme="minorHAnsi" w:hAnsiTheme="minorHAnsi" w:cstheme="minorBidi"/>
+          <w:color w:val="auto"/>
+          <w:sz w:val="24"/>
+          <w:szCs w:val="24"/>
+        </w:rPr>
+        <w:t>Se utiliza en las siguientes vistas: Página principal, categorías y editoriales</w:t>
+      </w:r>
+    </w:p>
+    <w:p/>
+    <w:p>
+      <w:pPr>
+        <w:pStyle w:val="Ttulo2"/>
+        <w:numPr>
+          <w:ilvl w:val="0"/>
+          <w:numId w:val="29"/>
+        </w:numPr>
+      </w:pPr>
+      <w:r>
+        <w:t>Scroll infinito</w:t>
+      </w:r>
+    </w:p>
+    <w:p>
+      <w:pPr>
+        <w:pStyle w:val="Sinespaciado"/>
+        <w:ind w:firstLine="360"/>
+      </w:pPr>
+      <w:r>
+        <w:t xml:space="preserve">Tras varios cambios visuales, en las vistas categorías y editoriales me decanté por utilizar scroll infinito: </w:t>
+      </w:r>
+    </w:p>
+    <w:p>
+      <w:pPr>
+        <w:pStyle w:val="Sinespaciado"/>
+        <w:ind w:firstLine="360"/>
+      </w:pPr>
+      <w:r>
+        <w:t>Motivo: La página de categorías carga un carrusel de libros por cada categoría, y cada carrusel carga quince libros. Cargar doce categorías de golpe sobrecargaba el servidor y hacia que la navegación fuera lenta.</w:t>
+      </w:r>
+      <w:r>
+        <w:t xml:space="preserve"> Lo mismo ocurre con las editoriales.</w:t>
+      </w:r>
+    </w:p>
+    <w:p>
+      <w:pPr>
+        <w:pStyle w:val="Sinespaciado"/>
+        <w:ind w:firstLine="360"/>
+      </w:pPr>
+      <w:r>
+        <w:t xml:space="preserve">En estos dos casos anteriores descarté la paginación por un tema meramente visual. </w:t>
+      </w:r>
+    </w:p>
+    <w:p/>
+    <w:p/>
+    <w:p>
+      <w:pPr>
+        <w:pStyle w:val="Ttulo1"/>
+      </w:pPr>
+      <w:r>
+        <w:t>Propuestas de mejora</w:t>
+      </w:r>
+    </w:p>
+    <w:p>
+      <w:pPr>
+        <w:pStyle w:val="Ttulo2"/>
+        <w:numPr>
+          <w:ilvl w:val="0"/>
           <w:numId w:val="30"/>
         </w:numPr>
       </w:pPr>
       <w:r>
-        <w:t>Añadir nueva categoría llamada libros</w:t>
-      </w:r>
-    </w:p>
-    <w:p>
-      <w:pPr>
-        <w:pStyle w:val="Prrafodelista"/>
-        <w:ind w:left="2160"/>
-      </w:pPr>
-    </w:p>
-    <w:p>
-      <w:pPr>
-        <w:pStyle w:val="Prrafodelista"/>
+        <w:t>Traducción a varios idiomas:</w:t>
+      </w:r>
+    </w:p>
+    <w:p>
+      <w:r>
+        <w:tab/>
+        <w:t xml:space="preserve">Dado </w:t>
+      </w:r>
+      <w:r>
+        <w:t>casi todo</w:t>
+      </w:r>
+      <w:r>
+        <w:t xml:space="preserve"> el texto de la aplicación se encuentra almacenado en variables globales</w:t>
+      </w:r>
+      <w:r>
+        <w:t>,</w:t>
+      </w:r>
+      <w:r>
+        <w:t xml:space="preserve"> sería una mejora interesante encontrar la forma de utilizar archivos de idiomas</w:t>
+      </w:r>
+      <w:r>
+        <w:t xml:space="preserve"> para realizar las traducciones. He leído</w:t>
+      </w:r>
+      <w:r>
+        <w:t>, por ejemplo,</w:t>
+      </w:r>
+      <w:r>
+        <w:t xml:space="preserve"> que existen </w:t>
+      </w:r>
+      <w:r>
+        <w:t>frameworks o libresias como</w:t>
+      </w:r>
+      <w:r>
+        <w:t xml:space="preserve"> i18next</w:t>
+      </w:r>
+      <w:r>
+        <w:t xml:space="preserve">.  i18next es </w:t>
+      </w:r>
+      <w:r>
+        <w:t>extremadamente flexible, tiene soporte para plugins (detección de idioma, carga de archivos externos) y funciona tanto en el backend (Node.js/Express) como en el frontend (React, Vue, Angular).</w:t>
+      </w:r>
+    </w:p>
+    <w:p>
+      <w:pPr>
+        <w:pStyle w:val="Ttulo2"/>
+        <w:numPr>
+          <w:ilvl w:val="0"/>
+          <w:numId w:val="30"/>
+        </w:numPr>
+      </w:pPr>
+      <w:r>
+        <w:t>Panel de administrador</w:t>
+      </w:r>
+    </w:p>
+    <w:p>
+      <w:pPr>
+        <w:ind w:firstLine="360"/>
+      </w:pPr>
+      <w:r>
+        <w:t xml:space="preserve">Una mejora interesante </w:t>
+      </w:r>
+      <w:r>
+        <w:t xml:space="preserve">sería </w:t>
+      </w:r>
+      <w:r>
+        <w:t>poner un panel o banner con las herramientas administrativas para que el usuario administrador las tenga a mano. Actualmente solo puede acceder a ellas mediante el navbar.</w:t>
+      </w:r>
+    </w:p>
+    <w:p>
+      <w:pPr>
+        <w:pStyle w:val="Ttulo2"/>
+        <w:numPr>
+          <w:ilvl w:val="0"/>
+          <w:numId w:val="30"/>
+        </w:numPr>
+      </w:pPr>
+      <w:r>
+        <w:t xml:space="preserve">Control de stock </w:t>
+      </w:r>
+    </w:p>
+    <w:p>
+      <w:pPr>
+        <w:pStyle w:val="Sinespaciado"/>
+        <w:rPr>
+          <w:rStyle w:val="Ttulo1Car"/>
+          <w:rFonts w:asciiTheme="minorHAnsi" w:eastAsiaTheme="minorHAnsi" w:hAnsiTheme="minorHAnsi" w:cstheme="minorBidi"/>
+          <w:color w:val="auto"/>
+          <w:sz w:val="24"/>
+          <w:szCs w:val="24"/>
+        </w:rPr>
+      </w:pPr>
+    </w:p>
+    <w:p>
+      <w:pPr>
+        <w:pStyle w:val="Sinespaciado"/>
+        <w:ind w:firstLine="360"/>
+        <w:rPr>
+          <w:rStyle w:val="Ttulo1Car"/>
+          <w:rFonts w:asciiTheme="minorHAnsi" w:eastAsiaTheme="minorHAnsi" w:hAnsiTheme="minorHAnsi" w:cstheme="minorBidi"/>
+          <w:color w:val="auto"/>
+          <w:sz w:val="24"/>
+          <w:szCs w:val="24"/>
+        </w:rPr>
+      </w:pPr>
+      <w:r>
+        <w:rPr>
+          <w:rStyle w:val="Ttulo1Car"/>
+          <w:rFonts w:asciiTheme="minorHAnsi" w:eastAsiaTheme="minorHAnsi" w:hAnsiTheme="minorHAnsi" w:cstheme="minorBidi"/>
+          <w:color w:val="auto"/>
+          <w:sz w:val="24"/>
+          <w:szCs w:val="24"/>
+        </w:rPr>
+        <w:t xml:space="preserve">Debo implementar un sistema para controlar el stock de los libros que se venden a través de la web. Por ejemplo, en la página 'nuestro catálogo', en la vista de editores, mostrar 'stock disponible' de cada libro, con la opción de modificarlo. Entonces siempre que se </w:t>
+      </w:r>
+      <w:r>
+        <w:rPr>
+          <w:rStyle w:val="Ttulo1Car"/>
+          <w:rFonts w:asciiTheme="minorHAnsi" w:eastAsiaTheme="minorHAnsi" w:hAnsiTheme="minorHAnsi" w:cstheme="minorBidi"/>
+          <w:color w:val="auto"/>
+          <w:sz w:val="24"/>
+          <w:szCs w:val="24"/>
+        </w:rPr>
+        <w:t>produzcan</w:t>
+      </w:r>
+      <w:r>
+        <w:rPr>
+          <w:rStyle w:val="Ttulo1Car"/>
+          <w:rFonts w:asciiTheme="minorHAnsi" w:eastAsiaTheme="minorHAnsi" w:hAnsiTheme="minorHAnsi" w:cstheme="minorBidi"/>
+          <w:color w:val="auto"/>
+          <w:sz w:val="24"/>
+          <w:szCs w:val="24"/>
+        </w:rPr>
+        <w:t xml:space="preserve"> ventas restar </w:t>
+      </w:r>
+      <w:r>
+        <w:rPr>
+          <w:rStyle w:val="Ttulo1Car"/>
+          <w:rFonts w:asciiTheme="minorHAnsi" w:eastAsiaTheme="minorHAnsi" w:hAnsiTheme="minorHAnsi" w:cstheme="minorBidi"/>
+          <w:color w:val="auto"/>
+          <w:sz w:val="24"/>
+          <w:szCs w:val="24"/>
+        </w:rPr>
+        <w:t>las unidades del</w:t>
+      </w:r>
+      <w:r>
+        <w:rPr>
+          <w:rStyle w:val="Ttulo1Car"/>
+          <w:rFonts w:asciiTheme="minorHAnsi" w:eastAsiaTheme="minorHAnsi" w:hAnsiTheme="minorHAnsi" w:cstheme="minorBidi"/>
+          <w:color w:val="auto"/>
+          <w:sz w:val="24"/>
+          <w:szCs w:val="24"/>
+        </w:rPr>
+        <w:t xml:space="preserve"> stock.</w:t>
+      </w:r>
+    </w:p>
+    <w:p>
+      <w:pPr>
+        <w:pStyle w:val="Sinespaciado"/>
+        <w:rPr>
+          <w:rStyle w:val="Ttulo1Car"/>
+          <w:rFonts w:asciiTheme="minorHAnsi" w:eastAsiaTheme="minorHAnsi" w:hAnsiTheme="minorHAnsi" w:cstheme="minorBidi"/>
+          <w:color w:val="auto"/>
+          <w:sz w:val="24"/>
+          <w:szCs w:val="24"/>
+        </w:rPr>
+      </w:pPr>
+      <w:r>
+        <w:rPr>
+          <w:rStyle w:val="Ttulo1Car"/>
+          <w:rFonts w:asciiTheme="minorHAnsi" w:eastAsiaTheme="minorHAnsi" w:hAnsiTheme="minorHAnsi" w:cstheme="minorBidi"/>
+          <w:color w:val="auto"/>
+          <w:sz w:val="24"/>
+          <w:szCs w:val="24"/>
+        </w:rPr>
+        <w:t>Para implementarlo se podría crear una nueva colección en MongoDB: fecha de compra, número de unidades vendidas, usuario y id del libro.</w:t>
+      </w:r>
+    </w:p>
+    <w:p>
+      <w:pPr>
+        <w:pStyle w:val="Sinespaciado"/>
+        <w:rPr>
+          <w:rStyle w:val="Ttulo1Car"/>
+          <w:rFonts w:asciiTheme="minorHAnsi" w:eastAsiaTheme="minorHAnsi" w:hAnsiTheme="minorHAnsi" w:cstheme="minorBidi"/>
+          <w:color w:val="auto"/>
+          <w:sz w:val="24"/>
+          <w:szCs w:val="24"/>
+        </w:rPr>
+      </w:pPr>
+      <w:r>
+        <w:rPr>
+          <w:rStyle w:val="Ttulo1Car"/>
+          <w:rFonts w:asciiTheme="minorHAnsi" w:eastAsiaTheme="minorHAnsi" w:hAnsiTheme="minorHAnsi" w:cstheme="minorBidi"/>
+          <w:color w:val="auto"/>
+          <w:sz w:val="24"/>
+          <w:szCs w:val="24"/>
+        </w:rPr>
+        <w:t>En la colección libros habría un nuevo campo llamado stock.</w:t>
+      </w:r>
+    </w:p>
+    <w:p>
+      <w:pPr>
+        <w:pStyle w:val="Ttulo2"/>
+        <w:numPr>
+          <w:ilvl w:val="0"/>
+          <w:numId w:val="30"/>
+        </w:numPr>
+        <w:rPr>
+          <w:rStyle w:val="Ttulo1Car"/>
+          <w:sz w:val="32"/>
+          <w:szCs w:val="32"/>
+        </w:rPr>
+      </w:pPr>
+      <w:r>
+        <w:rPr>
+          <w:rStyle w:val="Ttulo1Car"/>
+          <w:sz w:val="32"/>
+          <w:szCs w:val="32"/>
+        </w:rPr>
+        <w:t>Borrar cuenta</w:t>
+      </w:r>
+    </w:p>
+    <w:p>
+      <w:pPr>
+        <w:pStyle w:val="Sinespaciado"/>
+        <w:ind w:firstLine="360"/>
+        <w:rPr>
+          <w:rStyle w:val="Ttulo1Car"/>
+          <w:rFonts w:asciiTheme="minorHAnsi" w:eastAsiaTheme="minorHAnsi" w:hAnsiTheme="minorHAnsi" w:cstheme="minorBidi"/>
+          <w:color w:val="auto"/>
+          <w:sz w:val="24"/>
+          <w:szCs w:val="24"/>
+        </w:rPr>
+      </w:pPr>
+      <w:r>
+        <w:rPr>
+          <w:rStyle w:val="Ttulo1Car"/>
+          <w:rFonts w:asciiTheme="minorHAnsi" w:eastAsiaTheme="minorHAnsi" w:hAnsiTheme="minorHAnsi" w:cstheme="minorBidi"/>
+          <w:color w:val="auto"/>
+          <w:sz w:val="24"/>
+          <w:szCs w:val="24"/>
+        </w:rPr>
+        <w:t>Debería crear una colección en MongoDB llamado usuariosEliminados y en ella guardar una copia de los datos de todos los usuarios eliminados y dar la opción de restaurarlos desde el panel de administrador.</w:t>
+      </w:r>
+    </w:p>
+    <w:p>
+      <w:pPr>
+        <w:pStyle w:val="Sinespaciado"/>
+        <w:rPr>
+          <w:rStyle w:val="Ttulo1Car"/>
+          <w:rFonts w:asciiTheme="minorHAnsi" w:eastAsiaTheme="minorHAnsi" w:hAnsiTheme="minorHAnsi" w:cstheme="minorBidi"/>
+          <w:color w:val="auto"/>
+          <w:sz w:val="24"/>
+          <w:szCs w:val="24"/>
+        </w:rPr>
+      </w:pPr>
+      <w:r>
+        <w:rPr>
+          <w:rStyle w:val="Ttulo1Car"/>
+          <w:rFonts w:asciiTheme="minorHAnsi" w:eastAsiaTheme="minorHAnsi" w:hAnsiTheme="minorHAnsi" w:cstheme="minorBidi"/>
+          <w:color w:val="auto"/>
+          <w:sz w:val="24"/>
+          <w:szCs w:val="24"/>
+        </w:rPr>
+        <w:t>Por lo tanto al eliminar un usuario este solo debería pasar a figurar como inactivo.</w:t>
+      </w:r>
+    </w:p>
+    <w:p>
+      <w:pPr>
+        <w:pStyle w:val="Sinespaciado"/>
+        <w:rPr>
+          <w:rStyle w:val="Ttulo1Car"/>
+          <w:rFonts w:asciiTheme="minorHAnsi" w:eastAsiaTheme="minorHAnsi" w:hAnsiTheme="minorHAnsi" w:cstheme="minorBidi"/>
+          <w:color w:val="auto"/>
+          <w:sz w:val="24"/>
+          <w:szCs w:val="24"/>
+        </w:rPr>
+      </w:pPr>
+      <w:r>
+        <w:rPr>
+          <w:rStyle w:val="Ttulo1Car"/>
+          <w:rFonts w:asciiTheme="minorHAnsi" w:eastAsiaTheme="minorHAnsi" w:hAnsiTheme="minorHAnsi" w:cstheme="minorBidi"/>
+          <w:color w:val="auto"/>
+          <w:sz w:val="24"/>
+          <w:szCs w:val="24"/>
+        </w:rPr>
+        <w:t>Desde el panel de usuario se tendría que dar la opción de borrar cuenta. Si se borra la cuenta un usuario esta tendría que pasar a estar inactiva e inaccesible.</w:t>
+      </w:r>
+    </w:p>
+    <w:p>
+      <w:pPr>
+        <w:pStyle w:val="Sinespaciado"/>
+        <w:rPr>
+          <w:rStyle w:val="Ttulo1Car"/>
+          <w:rFonts w:asciiTheme="minorHAnsi" w:eastAsiaTheme="minorHAnsi" w:hAnsiTheme="minorHAnsi" w:cstheme="minorBidi"/>
+          <w:color w:val="auto"/>
+          <w:sz w:val="24"/>
+          <w:szCs w:val="24"/>
+        </w:rPr>
+      </w:pPr>
+      <w:r>
+        <w:rPr>
+          <w:rStyle w:val="Ttulo1Car"/>
+          <w:rFonts w:asciiTheme="minorHAnsi" w:eastAsiaTheme="minorHAnsi" w:hAnsiTheme="minorHAnsi" w:cstheme="minorBidi"/>
+          <w:color w:val="auto"/>
+          <w:sz w:val="24"/>
+          <w:szCs w:val="24"/>
+        </w:rPr>
+        <w:t xml:space="preserve">El usuario administrador debe poder gestionar las cuentas inactivas. </w:t>
+      </w:r>
+    </w:p>
+    <w:p>
+      <w:pPr>
+        <w:pStyle w:val="Sinespaciado"/>
+        <w:rPr>
+          <w:rStyle w:val="Ttulo1Car"/>
+          <w:rFonts w:asciiTheme="minorHAnsi" w:eastAsiaTheme="minorHAnsi" w:hAnsiTheme="minorHAnsi" w:cstheme="minorBidi"/>
+          <w:color w:val="auto"/>
+          <w:sz w:val="24"/>
+          <w:szCs w:val="24"/>
+        </w:rPr>
+      </w:pPr>
+    </w:p>
+    <w:p>
+      <w:pPr>
+        <w:pStyle w:val="Ttulo2"/>
+        <w:numPr>
+          <w:ilvl w:val="0"/>
+          <w:numId w:val="30"/>
+        </w:numPr>
+        <w:rPr>
+          <w:rStyle w:val="Ttulo1Car"/>
+          <w:sz w:val="32"/>
+          <w:szCs w:val="32"/>
+        </w:rPr>
+      </w:pPr>
+      <w:r>
+        <w:rPr>
+          <w:rStyle w:val="Ttulo1Car"/>
+          <w:sz w:val="32"/>
+          <w:szCs w:val="32"/>
+        </w:rPr>
+        <w:t>Al registrarse:</w:t>
+      </w:r>
+    </w:p>
+    <w:p>
+      <w:pPr>
+        <w:pStyle w:val="Sinespaciado"/>
+        <w:ind w:firstLine="360"/>
+        <w:rPr>
+          <w:rStyle w:val="Ttulo1Car"/>
+          <w:rFonts w:asciiTheme="minorHAnsi" w:eastAsiaTheme="minorHAnsi" w:hAnsiTheme="minorHAnsi" w:cstheme="minorBidi"/>
+          <w:color w:val="auto"/>
+          <w:sz w:val="24"/>
+          <w:szCs w:val="24"/>
+        </w:rPr>
+      </w:pPr>
+      <w:r>
+        <w:rPr>
+          <w:rStyle w:val="Ttulo1Car"/>
+          <w:rFonts w:asciiTheme="minorHAnsi" w:eastAsiaTheme="minorHAnsi" w:hAnsiTheme="minorHAnsi" w:cstheme="minorBidi"/>
+          <w:color w:val="auto"/>
+          <w:sz w:val="24"/>
+          <w:szCs w:val="24"/>
+        </w:rPr>
+        <w:t>Cuando un usuario se registra se debería mandar un correo electrónico para validar la dirección de correo asociada a la cuenta.</w:t>
+      </w:r>
+    </w:p>
+    <w:p>
+      <w:pPr>
+        <w:pStyle w:val="Sinespaciado"/>
+        <w:rPr>
+          <w:rStyle w:val="Ttulo1Car"/>
+          <w:rFonts w:asciiTheme="minorHAnsi" w:eastAsiaTheme="minorHAnsi" w:hAnsiTheme="minorHAnsi" w:cstheme="minorBidi"/>
+          <w:color w:val="auto"/>
+          <w:sz w:val="24"/>
+          <w:szCs w:val="24"/>
+        </w:rPr>
+      </w:pPr>
+      <w:r>
+        <w:rPr>
+          <w:rStyle w:val="Ttulo1Car"/>
+          <w:rFonts w:asciiTheme="minorHAnsi" w:eastAsiaTheme="minorHAnsi" w:hAnsiTheme="minorHAnsi" w:cstheme="minorBidi"/>
+          <w:color w:val="auto"/>
+          <w:sz w:val="24"/>
+          <w:szCs w:val="24"/>
+        </w:rPr>
+        <w:t>Recuperar una cuenta que ha sido eliminado.</w:t>
+      </w:r>
+    </w:p>
+    <w:p>
+      <w:pPr>
+        <w:pStyle w:val="Sinespaciado"/>
+        <w:ind w:firstLine="708"/>
+        <w:rPr>
+          <w:rStyle w:val="Ttulo1Car"/>
+          <w:rFonts w:asciiTheme="minorHAnsi" w:eastAsiaTheme="minorHAnsi" w:hAnsiTheme="minorHAnsi" w:cstheme="minorBidi"/>
+          <w:color w:val="auto"/>
+          <w:sz w:val="24"/>
+          <w:szCs w:val="24"/>
+        </w:rPr>
+      </w:pPr>
+      <w:r>
+        <w:rPr>
+          <w:rStyle w:val="Ttulo1Car"/>
+          <w:rFonts w:asciiTheme="minorHAnsi" w:eastAsiaTheme="minorHAnsi" w:hAnsiTheme="minorHAnsi" w:cstheme="minorBidi"/>
+          <w:color w:val="auto"/>
+          <w:sz w:val="24"/>
+          <w:szCs w:val="24"/>
+        </w:rPr>
+        <w:lastRenderedPageBreak/>
+        <w:t xml:space="preserve">Si el usuario que ha borrado su cuenta vuelve registrarse en la web con el mismo correo electrónico debe aparecer un mensaje diciéndole que ya tiene una cuenta en la página web y preguntarle si quiere habilitarla. </w:t>
+      </w:r>
+    </w:p>
+    <w:p>
+      <w:pPr>
+        <w:pStyle w:val="Sinespaciado"/>
+        <w:rPr>
+          <w:rStyle w:val="Ttulo1Car"/>
+          <w:rFonts w:asciiTheme="minorHAnsi" w:eastAsiaTheme="minorHAnsi" w:hAnsiTheme="minorHAnsi" w:cstheme="minorBidi"/>
+          <w:color w:val="auto"/>
+          <w:sz w:val="24"/>
+          <w:szCs w:val="24"/>
+        </w:rPr>
+      </w:pPr>
+      <w:r>
+        <w:rPr>
+          <w:rStyle w:val="Ttulo1Car"/>
+          <w:rFonts w:asciiTheme="minorHAnsi" w:eastAsiaTheme="minorHAnsi" w:hAnsiTheme="minorHAnsi" w:cstheme="minorBidi"/>
+          <w:color w:val="auto"/>
+          <w:sz w:val="24"/>
+          <w:szCs w:val="24"/>
+        </w:rPr>
+        <w:t xml:space="preserve">Inicio de sesión cuenta admin. </w:t>
+      </w:r>
+    </w:p>
+    <w:p>
+      <w:pPr>
+        <w:pStyle w:val="Sinespaciado"/>
+        <w:rPr>
+          <w:rStyle w:val="Ttulo1Car"/>
+          <w:rFonts w:asciiTheme="minorHAnsi" w:eastAsiaTheme="minorHAnsi" w:hAnsiTheme="minorHAnsi" w:cstheme="minorBidi"/>
+          <w:color w:val="auto"/>
+          <w:sz w:val="24"/>
+          <w:szCs w:val="24"/>
+        </w:rPr>
+      </w:pPr>
+      <w:r>
+        <w:rPr>
+          <w:rStyle w:val="Ttulo1Car"/>
+          <w:rFonts w:asciiTheme="minorHAnsi" w:eastAsiaTheme="minorHAnsi" w:hAnsiTheme="minorHAnsi" w:cstheme="minorBidi"/>
+          <w:color w:val="auto"/>
+          <w:sz w:val="24"/>
+          <w:szCs w:val="24"/>
+        </w:rPr>
+        <w:t>Cuando el usuario administrador accede a su cuenta se debería al restringir a sessionStorage y a una de las duración muy menor.</w:t>
+      </w:r>
+    </w:p>
+    <w:p>
+      <w:pPr>
+        <w:pStyle w:val="Sinespaciado"/>
+        <w:rPr>
+          <w:rStyle w:val="Ttulo1Car"/>
+          <w:rFonts w:asciiTheme="minorHAnsi" w:eastAsiaTheme="minorHAnsi" w:hAnsiTheme="minorHAnsi" w:cstheme="minorBidi"/>
+          <w:color w:val="auto"/>
+          <w:sz w:val="24"/>
+          <w:szCs w:val="24"/>
+        </w:rPr>
+      </w:pPr>
+    </w:p>
+    <w:p/>
+    <w:p>
+      <w:pPr>
+        <w:pStyle w:val="Ttulo1"/>
+      </w:pPr>
+      <w:r>
+        <w:t>Cambios realizados</w:t>
+      </w:r>
+    </w:p>
+    <w:p>
+      <w:pPr>
+        <w:pStyle w:val="Ttulo2"/>
+      </w:pPr>
+      <w:r>
+        <w:t>Vistas</w:t>
+      </w:r>
+    </w:p>
+    <w:p>
+      <w:r>
+        <w:rPr>
+          <w:b/>
+          <w:bCs/>
+        </w:rPr>
+        <w:t>Página de inicio</w:t>
+      </w:r>
+      <w:r>
+        <w:t xml:space="preserve">: Muestra diversos carruseles de libros en tendencia. Se basa en el </w:t>
+      </w:r>
+      <w:hyperlink w:anchor="_Sistema_de_recomendaciones" w:history="1">
+        <w:r>
+          <w:rPr>
+            <w:rStyle w:val="Hipervnculo"/>
+          </w:rPr>
+          <w:t>sistema de recomendaciones</w:t>
+        </w:r>
+      </w:hyperlink>
+      <w:r>
+        <w:t>.</w:t>
+      </w:r>
+    </w:p>
+    <w:p>
+      <w:r>
+        <w:rPr>
+          <w:b/>
+          <w:bCs/>
+        </w:rPr>
+        <w:t>Pestaña libros</w:t>
+      </w:r>
+      <w:r>
+        <w:t>: Nueva pestaña que muestra todos los libros de la web. Esta era la antigua página de inicio.</w:t>
+      </w:r>
+    </w:p>
+    <w:p>
+      <w:r>
+        <w:rPr>
+          <w:b/>
+          <w:bCs/>
+        </w:rPr>
+        <w:t>C</w:t>
+      </w:r>
+      <w:r>
+        <w:rPr>
+          <w:b/>
+          <w:bCs/>
+        </w:rPr>
+        <w:t>ategorías, editoriales y autores</w:t>
+      </w:r>
+      <w:r>
+        <w:rPr>
+          <w:b/>
+          <w:bCs/>
+        </w:rPr>
+        <w:t xml:space="preserve">: </w:t>
+      </w:r>
+      <w:r>
+        <w:t xml:space="preserve">He otorgado a estas vistas un diseño </w:t>
+      </w:r>
+      <w:r>
+        <w:t>bastante más complejo que al resto de las vistas. Lamentablemente no he sabido distribuir el tiempo adecuadamente, y no he sido capaz de ofrecer el mismo diseño en el resto de vistas.</w:t>
+      </w:r>
+    </w:p>
+    <w:p/>
+    <w:p>
+      <w:r>
+        <w:tab/>
+      </w:r>
+    </w:p>
+    <w:p>
+      <w:r>
+        <w:br w:type="page"/>
+      </w:r>
+    </w:p>
+    <w:p>
+      <w:pPr>
+        <w:ind w:left="720"/>
+      </w:pPr>
+    </w:p>
+    <w:p>
+      <w:pPr>
+        <w:numPr>
+          <w:ilvl w:val="0"/>
+          <w:numId w:val="27"/>
+        </w:numPr>
+      </w:pPr>
+      <w:r>
+        <w:t>Implementació</w:t>
+      </w:r>
+    </w:p>
+    <w:p>
+      <w:pPr>
         <w:numPr>
           <w:ilvl w:val="1"/>
-          <w:numId w:val="30"/>
+          <w:numId w:val="27"/>
         </w:numPr>
       </w:pPr>
       <w:r>
-        <w:t>Añadir comprobaciones de seguridad.</w:t>
-      </w:r>
-    </w:p>
-    <w:p>
-      <w:pPr>
-        <w:pStyle w:val="Prrafodelista"/>
+        <w:t>Proves unitàries</w:t>
+      </w:r>
+    </w:p>
+    <w:p>
+      <w:pPr>
         <w:numPr>
-          <w:ilvl w:val="2"/>
-          <w:numId w:val="30"/>
+          <w:ilvl w:val="0"/>
+          <w:numId w:val="27"/>
         </w:numPr>
-      </w:pPr>
-      <w:r>
-        <w:t xml:space="preserve"> Que no se puedan acceder a rutas que no existen… error personalizado</w:t>
-      </w:r>
-    </w:p>
-    <w:p>
-      <w:pPr>
-        <w:pStyle w:val="Prrafodelista"/>
+        <w:rPr>
+          <w:strike/>
+        </w:rPr>
+      </w:pPr>
+      <w:r>
+        <w:rPr>
+          <w:strike/>
+        </w:rPr>
+        <w:t>Desplegament del projecte</w:t>
+      </w:r>
+    </w:p>
+    <w:p>
+      <w:pPr>
         <w:numPr>
-          <w:ilvl w:val="2"/>
-          <w:numId w:val="30"/>
+          <w:ilvl w:val="1"/>
+          <w:numId w:val="27"/>
         </w:numPr>
-      </w:pPr>
-      <w:r>
-        <w:t>Revisar seguridad de password (tanto en node.js como a nivel de web)</w:t>
-      </w:r>
-    </w:p>
-    <w:p>
-      <w:pPr>
-        <w:rPr>
-          <w:b/>
-          <w:bCs/>
-        </w:rPr>
-      </w:pPr>
-      <w:r>
-        <w:rPr>
-          <w:b/>
-          <w:bCs/>
-        </w:rPr>
-        <w:t>1. Mejoras de Experiencia de Usuario (UX) y Funcionalidad Core</w:t>
+        <w:rPr>
+          <w:strike/>
+        </w:rPr>
+      </w:pPr>
+      <w:r>
+        <w:rPr>
+          <w:strike/>
+        </w:rPr>
+        <w:t>Sistema, Laravel, PHP, Nginx, MariaDB, MySQL, Hosting..</w:t>
+      </w:r>
+    </w:p>
+    <w:p>
+      <w:pPr>
+        <w:numPr>
+          <w:ilvl w:val="1"/>
+          <w:numId w:val="27"/>
+        </w:numPr>
+        <w:rPr>
+          <w:strike/>
+        </w:rPr>
+      </w:pPr>
+      <w:r>
+        <w:rPr>
+          <w:strike/>
+        </w:rPr>
+        <w:t>Enllaços al projecte</w:t>
+      </w:r>
+    </w:p>
+    <w:p>
+      <w:pPr>
+        <w:numPr>
+          <w:ilvl w:val="1"/>
+          <w:numId w:val="27"/>
+        </w:numPr>
+        <w:rPr>
+          <w:strike/>
+        </w:rPr>
+      </w:pPr>
+      <w:r>
+        <w:rPr>
+          <w:strike/>
+        </w:rPr>
+        <w:t>Proves unitàries</w:t>
+      </w:r>
+    </w:p>
+    <w:p>
+      <w:pPr>
+        <w:numPr>
+          <w:ilvl w:val="0"/>
+          <w:numId w:val="27"/>
+        </w:numPr>
+        <w:rPr>
+          <w:strike/>
+        </w:rPr>
+      </w:pPr>
+      <w:r>
+        <w:rPr>
+          <w:strike/>
+        </w:rPr>
+        <w:t>Propostes de millora</w:t>
+      </w:r>
+    </w:p>
+    <w:p/>
+    <w:p/>
+    <w:p/>
+    <w:p>
+      <w:pPr>
+        <w:numPr>
+          <w:ilvl w:val="0"/>
+          <w:numId w:val="27"/>
+        </w:numPr>
+        <w:rPr>
+          <w:strike/>
+        </w:rPr>
+      </w:pPr>
+      <w:r>
+        <w:rPr>
+          <w:strike/>
+        </w:rPr>
+        <w:t>Conclusions</w:t>
+      </w:r>
+    </w:p>
+    <w:p>
+      <w:pPr>
+        <w:numPr>
+          <w:ilvl w:val="0"/>
+          <w:numId w:val="27"/>
+        </w:numPr>
+      </w:pPr>
+      <w:r>
+        <w:t>Webgrafia</w:t>
+      </w:r>
+    </w:p>
+    <w:p>
+      <w:pPr>
+        <w:numPr>
+          <w:ilvl w:val="1"/>
+          <w:numId w:val="27"/>
+        </w:numPr>
+      </w:pPr>
+      <w:r>
+        <w:t>Documentació i ajuda</w:t>
+      </w:r>
+    </w:p>
+    <w:p>
+      <w:pPr>
+        <w:numPr>
+          <w:ilvl w:val="1"/>
+          <w:numId w:val="27"/>
+        </w:numPr>
+      </w:pPr>
+      <w:r>
+        <w:t>Eines</w:t>
+      </w:r>
+    </w:p>
+    <w:p>
+      <w:pPr>
+        <w:numPr>
+          <w:ilvl w:val="1"/>
+          <w:numId w:val="27"/>
+        </w:numPr>
+      </w:pPr>
+      <w:r>
+        <w:t>Recursos</w:t>
+      </w:r>
+    </w:p>
+    <w:p/>
+    <w:p>
+      <w:pPr>
+        <w:rPr>
+          <w:rFonts w:asciiTheme="majorHAnsi" w:eastAsiaTheme="majorEastAsia" w:hAnsiTheme="majorHAnsi" w:cstheme="majorBidi"/>
+          <w:color w:val="0F4761" w:themeColor="accent1" w:themeShade="BF"/>
+          <w:sz w:val="40"/>
+          <w:szCs w:val="40"/>
+        </w:rPr>
+      </w:pPr>
+      <w:r>
+        <w:br w:type="page"/>
+      </w:r>
+    </w:p>
+    <w:p>
+      <w:pPr>
+        <w:pStyle w:val="Ttulo1"/>
+      </w:pPr>
+      <w:r>
+        <w:lastRenderedPageBreak/>
+        <w:t>Conclusiones</w:t>
+      </w:r>
+    </w:p>
+    <w:p>
+      <w:r>
+        <w:t>Realizar el proyecto ha supuesto para mi toda una experiencia. Ver como crecía, semana tras semana, conforme le añadía nuevas vistas y controladores…, no tardó en agobiarme. Con el proyecto a medio hacer, descubrí que se había convertido en un batiburrillo de código en el que era fácil perderse. Y lo refactorice:</w:t>
+      </w:r>
+    </w:p>
+    <w:p>
+      <w:r>
+        <w:t xml:space="preserve">Gracias a lidiar </w:t>
+      </w:r>
+      <w:r>
+        <w:t>con</w:t>
+      </w:r>
+      <w:r>
+        <w:t xml:space="preserve"> la refactorización, aprendí el potencial que tienen los componentes en React</w:t>
+      </w:r>
+      <w:r>
+        <w:t xml:space="preserve"> para no repetir codigo</w:t>
+      </w:r>
+      <w:r>
+        <w:t>.</w:t>
+      </w:r>
+    </w:p>
+    <w:p>
+      <w:pPr>
+        <w:pStyle w:val="Sinespaciado"/>
+        <w:rPr>
+          <w:rStyle w:val="Ttulo1Car"/>
+          <w:rFonts w:asciiTheme="minorHAnsi" w:eastAsiaTheme="minorHAnsi" w:hAnsiTheme="minorHAnsi" w:cstheme="minorBidi"/>
+          <w:color w:val="auto"/>
+          <w:sz w:val="24"/>
+          <w:szCs w:val="24"/>
+        </w:rPr>
+      </w:pPr>
+      <w:r>
+        <w:rPr>
+          <w:rStyle w:val="Ttulo1Car"/>
+          <w:rFonts w:asciiTheme="minorHAnsi" w:eastAsiaTheme="minorHAnsi" w:hAnsiTheme="minorHAnsi" w:cstheme="minorBidi"/>
+          <w:color w:val="auto"/>
+          <w:sz w:val="24"/>
+          <w:szCs w:val="24"/>
+        </w:rPr>
+        <w:t xml:space="preserve">En definitiva, al realizar este proyecto he llegado a las siguientes conclusiones: </w:t>
+      </w:r>
+    </w:p>
+    <w:p>
+      <w:pPr>
+        <w:pStyle w:val="Sinespaciado"/>
+        <w:rPr>
+          <w:rStyle w:val="Ttulo1Car"/>
+          <w:rFonts w:asciiTheme="minorHAnsi" w:eastAsiaTheme="minorHAnsi" w:hAnsiTheme="minorHAnsi" w:cstheme="minorBidi"/>
+          <w:color w:val="auto"/>
+          <w:sz w:val="24"/>
+          <w:szCs w:val="24"/>
+        </w:rPr>
+      </w:pPr>
+      <w:r>
+        <w:rPr>
+          <w:rStyle w:val="Ttulo1Car"/>
+          <w:rFonts w:asciiTheme="minorHAnsi" w:eastAsiaTheme="minorHAnsi" w:hAnsiTheme="minorHAnsi" w:cstheme="minorBidi"/>
+          <w:color w:val="auto"/>
+          <w:sz w:val="24"/>
+          <w:szCs w:val="24"/>
+        </w:rPr>
+        <w:t xml:space="preserve">Lo ideal es tener un código limpio y estructurado desde el principio. Esto evita perder tiempo </w:t>
+      </w:r>
+      <w:r>
+        <w:rPr>
+          <w:rStyle w:val="Ttulo1Car"/>
+          <w:rFonts w:asciiTheme="minorHAnsi" w:eastAsiaTheme="minorHAnsi" w:hAnsiTheme="minorHAnsi" w:cstheme="minorBidi"/>
+          <w:color w:val="auto"/>
+          <w:sz w:val="24"/>
+          <w:szCs w:val="24"/>
+        </w:rPr>
+        <w:t>refactorizándolo</w:t>
+      </w:r>
+      <w:r>
+        <w:rPr>
+          <w:rStyle w:val="Ttulo1Car"/>
+          <w:rFonts w:asciiTheme="minorHAnsi" w:eastAsiaTheme="minorHAnsi" w:hAnsiTheme="minorHAnsi" w:cstheme="minorBidi"/>
+          <w:color w:val="auto"/>
+          <w:sz w:val="24"/>
+          <w:szCs w:val="24"/>
+        </w:rPr>
+        <w:t xml:space="preserve"> más adelante</w:t>
+      </w:r>
+      <w:r>
+        <w:rPr>
+          <w:rStyle w:val="Ttulo1Car"/>
+          <w:rFonts w:asciiTheme="minorHAnsi" w:eastAsiaTheme="minorHAnsi" w:hAnsiTheme="minorHAnsi" w:cstheme="minorBidi"/>
+          <w:color w:val="auto"/>
+          <w:sz w:val="24"/>
+          <w:szCs w:val="24"/>
+        </w:rPr>
+        <w:t xml:space="preserve"> y ayuda a que sepas en todo momento </w:t>
+      </w:r>
+      <w:r>
+        <w:rPr>
+          <w:rStyle w:val="Ttulo1Car"/>
+          <w:rFonts w:asciiTheme="minorHAnsi" w:eastAsiaTheme="minorHAnsi" w:hAnsiTheme="minorHAnsi" w:cstheme="minorBidi"/>
+          <w:color w:val="auto"/>
+          <w:sz w:val="24"/>
+          <w:szCs w:val="24"/>
+        </w:rPr>
+        <w:t xml:space="preserve">qué y dónde </w:t>
+      </w:r>
+      <w:r>
+        <w:rPr>
+          <w:rStyle w:val="Ttulo1Car"/>
+          <w:rFonts w:asciiTheme="minorHAnsi" w:eastAsiaTheme="minorHAnsi" w:hAnsiTheme="minorHAnsi" w:cstheme="minorBidi"/>
+          <w:color w:val="auto"/>
+          <w:sz w:val="24"/>
+          <w:szCs w:val="24"/>
+        </w:rPr>
+        <w:t>se encuentra cada parte del código.</w:t>
+      </w:r>
+    </w:p>
+    <w:p>
+      <w:pPr>
+        <w:pStyle w:val="Sinespaciado"/>
+        <w:rPr>
+          <w:rStyle w:val="Ttulo1Car"/>
+          <w:rFonts w:asciiTheme="minorHAnsi" w:eastAsiaTheme="minorHAnsi" w:hAnsiTheme="minorHAnsi" w:cstheme="minorBidi"/>
+          <w:color w:val="auto"/>
+          <w:sz w:val="24"/>
+          <w:szCs w:val="24"/>
+        </w:rPr>
+      </w:pPr>
+      <w:r>
+        <w:rPr>
+          <w:rStyle w:val="Ttulo1Car"/>
+          <w:rFonts w:asciiTheme="minorHAnsi" w:eastAsiaTheme="minorHAnsi" w:hAnsiTheme="minorHAnsi" w:cstheme="minorBidi"/>
+          <w:color w:val="auto"/>
+          <w:sz w:val="24"/>
+          <w:szCs w:val="24"/>
+        </w:rPr>
+        <w:t>MongoDB me ha resultado especialmente útil para guardar libros</w:t>
+      </w:r>
+    </w:p>
+    <w:p>
+      <w:pPr>
+        <w:pStyle w:val="Sinespaciado"/>
+        <w:rPr>
+          <w:rStyle w:val="Ttulo1Car"/>
+          <w:rFonts w:asciiTheme="minorHAnsi" w:eastAsiaTheme="minorHAnsi" w:hAnsiTheme="minorHAnsi" w:cstheme="minorBidi"/>
+          <w:color w:val="auto"/>
+          <w:sz w:val="24"/>
+          <w:szCs w:val="24"/>
+        </w:rPr>
+      </w:pPr>
+    </w:p>
+    <w:p>
+      <w:pPr>
+        <w:pStyle w:val="Sinespaciado"/>
+        <w:rPr>
+          <w:rStyle w:val="Ttulo1Car"/>
+          <w:rFonts w:asciiTheme="minorHAnsi" w:eastAsiaTheme="minorHAnsi" w:hAnsiTheme="minorHAnsi" w:cstheme="minorBidi"/>
+          <w:color w:val="auto"/>
+          <w:sz w:val="24"/>
+          <w:szCs w:val="24"/>
+        </w:rPr>
+      </w:pPr>
+    </w:p>
+    <w:p>
+      <w:pPr>
+        <w:pStyle w:val="Ttulo1"/>
+        <w:rPr>
+          <w:rStyle w:val="Ttulo1Car"/>
+          <w:rFonts w:asciiTheme="minorHAnsi" w:eastAsiaTheme="minorHAnsi" w:hAnsiTheme="minorHAnsi" w:cstheme="minorBidi"/>
+          <w:color w:val="auto"/>
+          <w:sz w:val="24"/>
+          <w:szCs w:val="24"/>
+        </w:rPr>
+      </w:pPr>
+      <w:r>
+        <w:rPr>
+          <w:rStyle w:val="Ttulo1Car"/>
+          <w:rFonts w:asciiTheme="minorHAnsi" w:eastAsiaTheme="minorHAnsi" w:hAnsiTheme="minorHAnsi" w:cstheme="minorBidi"/>
+          <w:color w:val="auto"/>
+          <w:sz w:val="24"/>
+          <w:szCs w:val="24"/>
+        </w:rPr>
+        <w:t>Mejoras</w:t>
+      </w:r>
+    </w:p>
+    <w:p>
+      <w:pPr>
+        <w:pStyle w:val="Sinespaciado"/>
+        <w:rPr>
+          <w:rStyle w:val="Ttulo1Car"/>
+          <w:rFonts w:asciiTheme="minorHAnsi" w:eastAsiaTheme="minorHAnsi" w:hAnsiTheme="minorHAnsi" w:cstheme="minorBidi"/>
+          <w:color w:val="auto"/>
+          <w:sz w:val="24"/>
+          <w:szCs w:val="24"/>
+        </w:rPr>
+      </w:pPr>
+    </w:p>
+    <w:p>
+      <w:pPr>
+        <w:pStyle w:val="Sinespaciado"/>
+        <w:rPr>
+          <w:rStyle w:val="Ttulo1Car"/>
+          <w:rFonts w:asciiTheme="minorHAnsi" w:eastAsiaTheme="minorHAnsi" w:hAnsiTheme="minorHAnsi" w:cstheme="minorBidi"/>
+          <w:color w:val="auto"/>
+          <w:sz w:val="24"/>
+          <w:szCs w:val="24"/>
+        </w:rPr>
+      </w:pPr>
+      <w:r>
+        <w:rPr>
+          <w:rStyle w:val="Ttulo1Car"/>
+          <w:rFonts w:asciiTheme="minorHAnsi" w:eastAsiaTheme="minorHAnsi" w:hAnsiTheme="minorHAnsi" w:cstheme="minorBidi"/>
+          <w:color w:val="auto"/>
+          <w:sz w:val="24"/>
+          <w:szCs w:val="24"/>
+        </w:rPr>
+        <w:t xml:space="preserve">Componente modal. </w:t>
+      </w:r>
+    </w:p>
+    <w:p>
+      <w:pPr>
+        <w:pStyle w:val="Sinespaciado"/>
+        <w:rPr>
+          <w:rStyle w:val="Ttulo1Car"/>
+          <w:rFonts w:asciiTheme="minorHAnsi" w:eastAsiaTheme="minorHAnsi" w:hAnsiTheme="minorHAnsi" w:cstheme="minorBidi"/>
+          <w:color w:val="auto"/>
+          <w:sz w:val="24"/>
+          <w:szCs w:val="24"/>
+        </w:rPr>
+      </w:pPr>
+      <w:r>
+        <w:rPr>
+          <w:rStyle w:val="Ttulo1Car"/>
+          <w:rFonts w:asciiTheme="minorHAnsi" w:eastAsiaTheme="minorHAnsi" w:hAnsiTheme="minorHAnsi" w:cstheme="minorBidi"/>
+          <w:color w:val="auto"/>
+          <w:sz w:val="24"/>
+          <w:szCs w:val="24"/>
+        </w:rPr>
+        <w:t>Este es otro componente que por su versatilidad utilizo en la mayoría de las vistas que permiten editar o eliminar o agregar libros.</w:t>
+      </w:r>
+    </w:p>
+    <w:p>
+      <w:pPr>
+        <w:rPr>
+          <w:rStyle w:val="Ttulo1Car"/>
+        </w:rPr>
+      </w:pPr>
+    </w:p>
+    <w:p>
+      <w:pPr>
+        <w:rPr>
+          <w:rStyle w:val="Ttulo1Car"/>
+        </w:rPr>
+      </w:pPr>
+    </w:p>
+    <w:p>
+      <w:pPr>
+        <w:rPr>
+          <w:rStyle w:val="Ttulo1Car"/>
+        </w:rPr>
+      </w:pPr>
+      <w:r>
+        <w:rPr>
+          <w:rStyle w:val="Ttulo1Car"/>
+        </w:rPr>
+        <w:br w:type="page"/>
+      </w:r>
+    </w:p>
+    <w:p>
+      <w:pPr>
+        <w:pStyle w:val="Ttulo1"/>
+      </w:pPr>
+      <w:r>
+        <w:rPr>
+          <w:rStyle w:val="Ttulo1Car"/>
+        </w:rPr>
+        <w:lastRenderedPageBreak/>
+        <w:t>Webgrafia</w:t>
+      </w:r>
+    </w:p>
+    <w:p>
+      <w:r>
+        <w:t>Autentificación social de Google con React:</w:t>
+      </w:r>
+    </w:p>
+    <w:p>
+      <w:pPr>
+        <w:rPr>
+          <w:rStyle w:val="Hipervnculo"/>
+        </w:rPr>
+      </w:pPr>
+      <w:hyperlink r:id="rId55" w:history="1">
+        <w:r>
+          <w:rPr>
+            <w:rStyle w:val="Hipervnculo"/>
+          </w:rPr>
+          <w:t>https://www.npmjs.com/package/@react-oauth/google</w:t>
+        </w:r>
+      </w:hyperlink>
+    </w:p>
+    <w:p>
+      <w:pPr>
+        <w:pStyle w:val="Sinespaciado"/>
+        <w:rPr>
+          <w:rStyle w:val="Hipervnculo"/>
+          <w:color w:val="auto"/>
+          <w:u w:val="none"/>
+        </w:rPr>
+      </w:pPr>
+      <w:r>
+        <w:rPr>
+          <w:rStyle w:val="Hipervnculo"/>
+          <w:color w:val="auto"/>
+          <w:u w:val="none"/>
+        </w:rPr>
+        <w:t>Curso de react:</w:t>
+      </w:r>
+    </w:p>
+    <w:p>
+      <w:pPr>
+        <w:rPr>
+          <w:rStyle w:val="Hipervnculo"/>
+        </w:rPr>
+      </w:pPr>
+      <w:hyperlink r:id="rId56" w:history="1">
+        <w:r>
+          <w:rPr>
+            <w:rStyle w:val="Hipervnculo"/>
+          </w:rPr>
+          <w:t>https://www.youtube.com/watch?v=7iobxzd_2wY&amp;list=PLUofhDIg_38q4D0xNWp7FEHOTcZhjWJ29</w:t>
+        </w:r>
+      </w:hyperlink>
+    </w:p>
+    <w:p>
+      <w:pPr>
+        <w:pStyle w:val="Sinespaciado"/>
+        <w:rPr>
+          <w:rStyle w:val="Hipervnculo"/>
+          <w:color w:val="auto"/>
+          <w:u w:val="none"/>
+        </w:rPr>
+      </w:pPr>
+      <w:r>
+        <w:rPr>
+          <w:rStyle w:val="Hipervnculo"/>
+          <w:color w:val="auto"/>
+          <w:u w:val="none"/>
+        </w:rPr>
+        <w:t>Curso de node.js:</w:t>
+      </w:r>
+    </w:p>
+    <w:p>
+      <w:pPr>
+        <w:rPr>
+          <w:rStyle w:val="Hipervnculo"/>
+        </w:rPr>
+      </w:pPr>
+      <w:r>
+        <w:rPr>
+          <w:rStyle w:val="Hipervnculo"/>
+        </w:rPr>
+        <w:t>https://www.youtube.com/watch?v=yB4n_K7dZV8</w:t>
+      </w:r>
+    </w:p>
+    <w:p>
+      <w:pPr>
+        <w:pStyle w:val="Sinespaciado"/>
+        <w:rPr>
+          <w:rStyle w:val="Hipervnculo"/>
+          <w:color w:val="auto"/>
+          <w:u w:val="none"/>
+        </w:rPr>
+      </w:pPr>
+      <w:r>
+        <w:rPr>
+          <w:rStyle w:val="Hipervnculo"/>
+          <w:color w:val="auto"/>
+          <w:u w:val="none"/>
+        </w:rPr>
+        <w:t>Paginas web</w:t>
+      </w:r>
+      <w:r>
+        <w:rPr>
+          <w:rStyle w:val="Hipervnculo"/>
+          <w:color w:val="auto"/>
+          <w:u w:val="none"/>
+        </w:rPr>
+        <w:t xml:space="preserve"> consultadas</w:t>
+      </w:r>
+      <w:r>
+        <w:rPr>
+          <w:rStyle w:val="Hipervnculo"/>
+          <w:color w:val="auto"/>
+          <w:u w:val="none"/>
+        </w:rPr>
+        <w:t>:</w:t>
+      </w:r>
+    </w:p>
+    <w:p>
+      <w:pPr>
+        <w:rPr>
+          <w:rStyle w:val="Hipervnculo"/>
+        </w:rPr>
+      </w:pPr>
+      <w:hyperlink r:id="rId57" w:history="1">
+        <w:r>
+          <w:rPr>
+            <w:rStyle w:val="Hipervnculo"/>
+          </w:rPr>
+          <w:t>https://es.react.dev/learn</w:t>
+        </w:r>
+      </w:hyperlink>
+    </w:p>
+    <w:p>
+      <w:pPr>
+        <w:rPr>
+          <w:rStyle w:val="Hipervnculo"/>
+        </w:rPr>
+      </w:pPr>
+      <w:r>
+        <w:rPr>
+          <w:rStyle w:val="Hipervnculo"/>
+        </w:rPr>
+        <w:t>GEMINI:</w:t>
+      </w:r>
+    </w:p>
+    <w:p>
+      <w:pPr>
+        <w:pStyle w:val="Sinespaciado"/>
+      </w:pPr>
+      <w:r>
+        <w:rPr>
+          <w:rStyle w:val="Hipervnculo"/>
+          <w:color w:val="auto"/>
+          <w:u w:val="none"/>
+        </w:rPr>
+        <w:t>He utilizado la IA</w:t>
+      </w:r>
+      <w:r>
+        <w:rPr>
+          <w:rStyle w:val="Hipervnculo"/>
+          <w:color w:val="auto"/>
+          <w:u w:val="none"/>
+        </w:rPr>
+        <w:t xml:space="preserve"> para resolver </w:t>
+      </w:r>
+      <w:r>
+        <w:rPr>
+          <w:rStyle w:val="Hipervnculo"/>
+          <w:color w:val="auto"/>
+          <w:sz w:val="28"/>
+          <w:szCs w:val="28"/>
+          <w:u w:val="none"/>
+        </w:rPr>
+        <w:t>t</w:t>
+      </w:r>
+      <w:r>
+        <w:rPr>
+          <w:rStyle w:val="Hipervnculo"/>
+          <w:color w:val="auto"/>
+          <w:sz w:val="28"/>
+          <w:szCs w:val="28"/>
+          <w:u w:val="none"/>
+        </w:rPr>
+        <w:t xml:space="preserve">odo </w:t>
+      </w:r>
+      <w:r>
+        <w:rPr>
+          <w:rStyle w:val="Hipervnculo"/>
+          <w:color w:val="auto"/>
+          <w:u w:val="none"/>
+        </w:rPr>
+        <w:t xml:space="preserve">tipo de dudas sobre </w:t>
+      </w:r>
+      <w:r>
+        <w:rPr>
+          <w:rStyle w:val="Hipervnculo"/>
+          <w:color w:val="auto"/>
+          <w:sz w:val="28"/>
+          <w:szCs w:val="28"/>
+          <w:u w:val="none"/>
+        </w:rPr>
+        <w:t>t</w:t>
+      </w:r>
+      <w:r>
+        <w:rPr>
+          <w:rStyle w:val="Hipervnculo"/>
+          <w:color w:val="auto"/>
+          <w:sz w:val="28"/>
+          <w:szCs w:val="28"/>
+          <w:u w:val="none"/>
+        </w:rPr>
+        <w:t xml:space="preserve">odos </w:t>
+      </w:r>
+      <w:r>
+        <w:rPr>
+          <w:rStyle w:val="Hipervnculo"/>
+          <w:color w:val="auto"/>
+          <w:u w:val="none"/>
+        </w:rPr>
+        <w:t xml:space="preserve">los lenguajes de programación utilizados </w:t>
+      </w:r>
+      <w:r>
+        <w:rPr>
+          <w:rStyle w:val="Hipervnculo"/>
+          <w:color w:val="auto"/>
+          <w:u w:val="none"/>
+        </w:rPr>
+        <w:t xml:space="preserve">en el proyecto </w:t>
+      </w:r>
+      <w:r>
+        <w:rPr>
+          <w:rStyle w:val="Hipervnculo"/>
+          <w:color w:val="auto"/>
+          <w:u w:val="none"/>
+        </w:rPr>
+        <w:t xml:space="preserve">y para ver ejemplos de uso de </w:t>
+      </w:r>
+      <w:r>
+        <w:rPr>
+          <w:rStyle w:val="Hipervnculo"/>
+          <w:color w:val="auto"/>
+          <w:sz w:val="28"/>
+          <w:szCs w:val="28"/>
+          <w:u w:val="none"/>
+        </w:rPr>
+        <w:t>t</w:t>
+      </w:r>
+      <w:r>
+        <w:rPr>
+          <w:rStyle w:val="Hipervnculo"/>
+          <w:color w:val="auto"/>
+          <w:sz w:val="28"/>
+          <w:szCs w:val="28"/>
+          <w:u w:val="none"/>
+        </w:rPr>
+        <w:t>odo</w:t>
+      </w:r>
+      <w:r>
+        <w:rPr>
+          <w:rStyle w:val="Hipervnculo"/>
+          <w:color w:val="auto"/>
+          <w:sz w:val="28"/>
+          <w:szCs w:val="28"/>
+          <w:u w:val="none"/>
+        </w:rPr>
+        <w:t>.</w:t>
+      </w:r>
+    </w:p>
+    <w:p/>
+    <w:p/>
+    <w:p/>
+    <w:p>
+      <w:r>
+        <w:t>Herramenta / extensión wawe para el tema de la accesibilidad</w:t>
       </w:r>
     </w:p>
     <w:p>
@@ -11746,7 +12198,7 @@
           <w:b/>
           <w:bCs/>
         </w:rPr>
-        <w:t>Buscador Global Inteligente (Autocompletado):</w:t>
+        <w:t>Sistema de Reseñas y Valoraciones (Estrellas):</w:t>
       </w:r>
     </w:p>
     <w:p>
@@ -11761,11 +12213,10 @@
           <w:i/>
           <w:iCs/>
         </w:rPr>
-        <w:lastRenderedPageBreak/>
         <w:t>Qué es:</w:t>
       </w:r>
       <w:r>
-        <w:t> Una barra de búsqueda en el Navbar que, al ir escribiendo, muestre un desplegable con sugerencias en tiempo real (libros, autores o categorías) sin tener que recargar la página.</w:t>
+        <w:t> Permitir a los usuarios que han comprado (o descargado) un libro dejar un comentario y una puntuación de 1 a 5 estrellas.</w:t>
       </w:r>
     </w:p>
     <w:p>
@@ -11783,656 +12234,16 @@
         <w:t>Por qué:</w:t>
       </w:r>
       <w:r>
-        <w:t> Es el estándar en cualquier e-commerce moderno. Facilita enormemente encontrar un libro específico.</w:t>
-      </w:r>
-    </w:p>
-    <w:p>
-      <w:pPr>
-        <w:numPr>
-          <w:ilvl w:val="0"/>
-          <w:numId w:val="23"/>
-        </w:numPr>
-      </w:pPr>
-      <w:r>
-        <w:rPr>
-          <w:b/>
-          <w:bCs/>
-        </w:rPr>
-        <w:t>Sistema de Reseñas y Valoraciones (Estrellas):</w:t>
-      </w:r>
-    </w:p>
-    <w:p>
-      <w:pPr>
-        <w:numPr>
-          <w:ilvl w:val="1"/>
-          <w:numId w:val="23"/>
-        </w:numPr>
-      </w:pPr>
-      <w:r>
-        <w:rPr>
-          <w:i/>
-          <w:iCs/>
-        </w:rPr>
-        <w:t>Qué es:</w:t>
-      </w:r>
-      <w:r>
-        <w:t> Permitir a los usuarios que han comprado (o descargado) un libro dejar un comentario y una puntuación de 1 a 5 estrellas.</w:t>
-      </w:r>
-    </w:p>
-    <w:p>
-      <w:pPr>
-        <w:numPr>
-          <w:ilvl w:val="1"/>
-          <w:numId w:val="23"/>
-        </w:numPr>
-      </w:pPr>
-      <w:r>
-        <w:rPr>
-          <w:i/>
-          <w:iCs/>
-        </w:rPr>
-        <w:t>Por qué:</w:t>
-      </w:r>
-      <w:r>
         <w:t> Aumenta la interacción de la comunidad y ayuda a otros usuarios a decidir su compra. Podrías mostrar la nota media en la tarjeta de cada libro.</w:t>
       </w:r>
     </w:p>
     <w:p>
       <w:pPr>
-        <w:numPr>
-          <w:ilvl w:val="0"/>
-          <w:numId w:val="23"/>
-        </w:numPr>
-      </w:pPr>
-      <w:r>
-        <w:rPr>
-          <w:b/>
-          <w:bCs/>
-        </w:rPr>
-        <w:t>Paginación Real en el Backend (Infinite Scroll o Botones):</w:t>
-      </w:r>
-    </w:p>
-    <w:p>
-      <w:pPr>
-        <w:numPr>
-          <w:ilvl w:val="1"/>
-          <w:numId w:val="23"/>
-        </w:numPr>
-      </w:pPr>
-      <w:r>
-        <w:rPr>
-          <w:i/>
-          <w:iCs/>
-        </w:rPr>
-        <w:t>Qué es:</w:t>
-      </w:r>
-      <w:r>
-        <w:t> Actualmente, si tienes 1000 libros, el backend envía los 1000 de golpe al frontend. La mejora consiste en enviar los datos de 20 en 20 usando limit y skip en MongoDB.</w:t>
-      </w:r>
-    </w:p>
-    <w:p>
-      <w:pPr>
-        <w:numPr>
-          <w:ilvl w:val="1"/>
-          <w:numId w:val="23"/>
-        </w:numPr>
-      </w:pPr>
-      <w:r>
-        <w:rPr>
-          <w:i/>
-          <w:iCs/>
-        </w:rPr>
-        <w:t>Por qué:</w:t>
-      </w:r>
-      <w:r>
-        <w:t> Mejora drásticamente el tiempo de carga inicial y reduce el consumo de memoria tanto en el servidor como en el navegador del cliente.</w:t>
-      </w:r>
-    </w:p>
-    <w:p>
-      <w:pPr>
-        <w:numPr>
-          <w:ilvl w:val="0"/>
-          <w:numId w:val="23"/>
-        </w:numPr>
-      </w:pPr>
-      <w:r>
-        <w:rPr>
-          <w:b/>
-          <w:bCs/>
-        </w:rPr>
-        <w:t>Filtros Avanzados y Ordenación en el Catálogo:</w:t>
-      </w:r>
-    </w:p>
-    <w:p>
-      <w:pPr>
-        <w:numPr>
-          <w:ilvl w:val="1"/>
-          <w:numId w:val="23"/>
-        </w:numPr>
-      </w:pPr>
-      <w:r>
-        <w:rPr>
-          <w:i/>
-          <w:iCs/>
-        </w:rPr>
-        <w:t>Qué es:</w:t>
-      </w:r>
-      <w:r>
-        <w:t> En la vista principal o de categorías, añadir opciones para ordenar por "Precio: Menor a Mayor", "Más recientes", o filtrar por rango de precios y disponibilidad (stock).</w:t>
-      </w:r>
-    </w:p>
-    <w:p>
-      <w:pPr>
-        <w:rPr>
-          <w:b/>
-          <w:bCs/>
-        </w:rPr>
-      </w:pPr>
-      <w:r>
-        <w:rPr>
-          <w:rFonts w:ascii="Segoe UI Symbol" w:hAnsi="Segoe UI Symbol" w:cs="Segoe UI Symbol"/>
-          <w:b/>
-          <w:bCs/>
-        </w:rPr>
-        <w:t>🛡</w:t>
-      </w:r>
-      <w:r>
-        <w:rPr>
-          <w:b/>
-          <w:bCs/>
-        </w:rPr>
-        <w:t>️ 2. Mejoras de Administración y Gestión (Para el Admin/Editorial)</w:t>
-      </w:r>
-    </w:p>
-    <w:p>
-      <w:pPr>
-        <w:numPr>
-          <w:ilvl w:val="0"/>
-          <w:numId w:val="24"/>
-        </w:numPr>
-      </w:pPr>
-      <w:r>
-        <w:rPr>
-          <w:b/>
-          <w:bCs/>
-        </w:rPr>
-        <w:t>Panel de Estadísticas (Dashboard):</w:t>
-      </w:r>
-    </w:p>
-    <w:p>
-      <w:pPr>
-        <w:numPr>
-          <w:ilvl w:val="1"/>
-          <w:numId w:val="24"/>
-        </w:numPr>
-      </w:pPr>
-      <w:r>
-        <w:rPr>
-          <w:i/>
-          <w:iCs/>
-        </w:rPr>
-        <w:t>Qué es:</w:t>
-      </w:r>
-      <w:r>
-        <w:t> Una vista principal en /admin con gráficos (usando librerías como Chart.js o Recharts) que muestre: Ventas del mes, libros más populares, géneros más descargados, etc.</w:t>
-      </w:r>
-    </w:p>
-    <w:p>
-      <w:pPr>
-        <w:numPr>
-          <w:ilvl w:val="1"/>
-          <w:numId w:val="24"/>
-        </w:numPr>
-      </w:pPr>
-      <w:r>
-        <w:rPr>
-          <w:i/>
-          <w:iCs/>
-        </w:rPr>
-        <w:t>Por qué:</w:t>
-      </w:r>
-      <w:r>
-        <w:t> Da valor real al rol de administrador/editorial para entender cómo funciona el negocio.</w:t>
-      </w:r>
-    </w:p>
-    <w:p>
-      <w:pPr>
-        <w:numPr>
-          <w:ilvl w:val="0"/>
-          <w:numId w:val="24"/>
-        </w:numPr>
-      </w:pPr>
-      <w:r>
-        <w:rPr>
-          <w:b/>
-          <w:bCs/>
-        </w:rPr>
-        <w:t>Soft Delete (Borrado Lógico) para Libros y Usuarios:</w:t>
-      </w:r>
-    </w:p>
-    <w:p>
-      <w:pPr>
-        <w:numPr>
-          <w:ilvl w:val="1"/>
-          <w:numId w:val="24"/>
-        </w:numPr>
-      </w:pPr>
-      <w:r>
-        <w:rPr>
-          <w:i/>
-          <w:iCs/>
-        </w:rPr>
-        <w:t>Qué es:</w:t>
-      </w:r>
-      <w:r>
-        <w:t> En lugar de usar findByIdAndDelete (que borra el registro para siempre), añadir un campo activo: false.</w:t>
-      </w:r>
-    </w:p>
-    <w:p>
-      <w:pPr>
-        <w:numPr>
-          <w:ilvl w:val="1"/>
-          <w:numId w:val="24"/>
-        </w:numPr>
-      </w:pPr>
-      <w:r>
-        <w:rPr>
-          <w:i/>
-          <w:iCs/>
-        </w:rPr>
-        <w:lastRenderedPageBreak/>
-        <w:t>Por qué:</w:t>
-      </w:r>
-      <w:r>
-        <w:t> Evita romper el historial de compras. Si borras un libro físicamente, los recibos de los usuarios que lo compraron podrían dar error al intentar buscar los datos de ese libro.</w:t>
-      </w:r>
-    </w:p>
-    <w:p>
-      <w:pPr>
-        <w:numPr>
-          <w:ilvl w:val="0"/>
-          <w:numId w:val="24"/>
-        </w:numPr>
-      </w:pPr>
-      <w:r>
-        <w:rPr>
-          <w:b/>
-          <w:bCs/>
-        </w:rPr>
-        <w:t>Gestión de Stock Automatizada:</w:t>
-      </w:r>
-    </w:p>
-    <w:p>
-      <w:pPr>
-        <w:numPr>
-          <w:ilvl w:val="1"/>
-          <w:numId w:val="24"/>
-        </w:numPr>
-      </w:pPr>
-      <w:r>
-        <w:rPr>
-          <w:i/>
-          <w:iCs/>
-        </w:rPr>
-        <w:t>Qué es:</w:t>
-      </w:r>
-      <w:r>
-        <w:t> Al confirmar una compra en el carrito, restar automáticamente la cantidad comprada del campo stock del modelo Libro. Si el stock llega a 0, mostrar el libro como "Agotado" y deshabilitar el botón de compra física.</w:t>
-      </w:r>
-    </w:p>
-    <w:p>
-      <w:pPr>
-        <w:rPr>
-          <w:b/>
-          <w:bCs/>
-        </w:rPr>
-      </w:pPr>
-      <w:r>
-        <w:rPr>
-          <w:rFonts w:ascii="Segoe UI Symbol" w:hAnsi="Segoe UI Symbol" w:cs="Segoe UI Symbol"/>
-          <w:b/>
-          <w:bCs/>
-        </w:rPr>
-        <w:t>⚙</w:t>
-      </w:r>
-      <w:r>
-        <w:rPr>
-          <w:b/>
-          <w:bCs/>
-        </w:rPr>
-        <w:t>️ 3. Mejoras Técnicas y de Rendimiento (Under the hood)</w:t>
-      </w:r>
-    </w:p>
-    <w:p>
-      <w:pPr>
-        <w:numPr>
-          <w:ilvl w:val="0"/>
-          <w:numId w:val="25"/>
-        </w:numPr>
-      </w:pPr>
-      <w:r>
-        <w:rPr>
-          <w:b/>
-          <w:bCs/>
-        </w:rPr>
-        <w:t>Pasarela de Pago Simulada (Stripe / PayPal Test Mode):</w:t>
-      </w:r>
-    </w:p>
-    <w:p>
-      <w:pPr>
-        <w:numPr>
-          <w:ilvl w:val="1"/>
-          <w:numId w:val="25"/>
-        </w:numPr>
-      </w:pPr>
-      <w:r>
-        <w:rPr>
-          <w:i/>
-          <w:iCs/>
-        </w:rPr>
-        <w:t>Qué es:</w:t>
-      </w:r>
-      <w:r>
-        <w:t> Integrar el SDK de Stripe en modo prueba para que el flujo del carrito termine en un pago "real" (con tarjetas de prueba).</w:t>
-      </w:r>
-    </w:p>
-    <w:p>
-      <w:pPr>
-        <w:numPr>
-          <w:ilvl w:val="1"/>
-          <w:numId w:val="25"/>
-        </w:numPr>
-      </w:pPr>
-      <w:r>
-        <w:rPr>
-          <w:i/>
-          <w:iCs/>
-        </w:rPr>
-        <w:t>Por qué:</w:t>
-      </w:r>
-      <w:r>
-        <w:t> Es un requisito casi obligatorio si este proyecto es para un portfolio o trabajo de fin de grado (DAW). Demuestra conocimientos avanzados de integración de APIs de terceros.</w:t>
-      </w:r>
-    </w:p>
-    <w:p>
-      <w:pPr>
-        <w:numPr>
-          <w:ilvl w:val="0"/>
-          <w:numId w:val="25"/>
-        </w:numPr>
-      </w:pPr>
-      <w:r>
-        <w:rPr>
-          <w:b/>
-          <w:bCs/>
-        </w:rPr>
-        <w:t>Optimización de Imágenes (Cloudinary):</w:t>
-      </w:r>
-    </w:p>
-    <w:p>
-      <w:pPr>
-        <w:numPr>
-          <w:ilvl w:val="1"/>
-          <w:numId w:val="25"/>
-        </w:numPr>
-      </w:pPr>
-      <w:r>
-        <w:rPr>
-          <w:i/>
-          <w:iCs/>
-        </w:rPr>
-        <w:t>Qué es:</w:t>
-      </w:r>
-      <w:r>
-        <w:t> Ya usas Cloudinary, pero podrías configurarlo para que, al subir una portada, automáticamente la redimensione, la comprima y la convierta a formato WebP.</w:t>
-      </w:r>
-    </w:p>
-    <w:p>
-      <w:pPr>
-        <w:numPr>
-          <w:ilvl w:val="1"/>
-          <w:numId w:val="25"/>
-        </w:numPr>
-      </w:pPr>
-      <w:r>
-        <w:rPr>
-          <w:i/>
-          <w:iCs/>
-        </w:rPr>
-        <w:t>Por qué:</w:t>
-      </w:r>
-      <w:r>
-        <w:t> Acelera la carga de la página web enormemente, especialmente en móviles.</w:t>
-      </w:r>
-    </w:p>
-    <w:p>
-      <w:pPr>
-        <w:numPr>
-          <w:ilvl w:val="0"/>
-          <w:numId w:val="25"/>
-        </w:numPr>
-      </w:pPr>
-      <w:r>
-        <w:rPr>
-          <w:b/>
-          <w:bCs/>
-        </w:rPr>
-        <w:t>Refresco de Token (Refresh Tokens):</w:t>
-      </w:r>
-    </w:p>
-    <w:p>
-      <w:pPr>
-        <w:numPr>
-          <w:ilvl w:val="1"/>
-          <w:numId w:val="25"/>
-        </w:numPr>
-      </w:pPr>
-      <w:r>
-        <w:rPr>
-          <w:i/>
-          <w:iCs/>
-        </w:rPr>
-        <w:t>Qué es:</w:t>
-      </w:r>
-      <w:r>
-        <w:t> Actualmente usas un único JWT. Si caduca, el usuario es expulsado (como vi en tu interceptor de Axios). La mejora es usar un </w:t>
-      </w:r>
-      <w:r>
-        <w:rPr>
-          <w:i/>
-          <w:iCs/>
-        </w:rPr>
-        <w:t>Access Token</w:t>
-      </w:r>
-      <w:r>
-        <w:t> (caduca en 15 min) y un </w:t>
-      </w:r>
-      <w:r>
-        <w:rPr>
-          <w:i/>
-          <w:iCs/>
-        </w:rPr>
-        <w:t>Refresh Token</w:t>
-      </w:r>
-      <w:r>
-        <w:t> (caduca en 7 días y se guarda en una cookie HttpOnly) para pedir un nuevo Access Token sin molestar al usuario.</w:t>
-      </w:r>
-    </w:p>
-    <w:p>
-      <w:pPr>
-        <w:numPr>
-          <w:ilvl w:val="1"/>
-          <w:numId w:val="25"/>
-        </w:numPr>
-      </w:pPr>
-      <w:r>
-        <w:rPr>
-          <w:i/>
-          <w:iCs/>
-        </w:rPr>
-        <w:t>Por qué:</w:t>
-      </w:r>
-      <w:r>
-        <w:t> Es el estándar de seguridad bancaria y de grandes aplicaciones. Evita que te cierren la sesión a mitad de una compra.</w:t>
-      </w:r>
-    </w:p>
-    <w:p>
-      <w:pPr>
-        <w:rPr>
-          <w:b/>
-          <w:bCs/>
-        </w:rPr>
-      </w:pPr>
-      <w:r>
-        <w:rPr>
-          <w:rFonts w:ascii="Segoe UI Emoji" w:hAnsi="Segoe UI Emoji" w:cs="Segoe UI Emoji"/>
-          <w:b/>
-          <w:bCs/>
-        </w:rPr>
-        <w:t>📱</w:t>
-      </w:r>
-      <w:r>
-        <w:rPr>
-          <w:b/>
-          <w:bCs/>
-        </w:rPr>
-        <w:t xml:space="preserve"> 4. Mejoras de Fidelización (Marketing)</w:t>
-      </w:r>
-    </w:p>
-    <w:p>
-      <w:pPr>
-        <w:numPr>
-          <w:ilvl w:val="0"/>
-          <w:numId w:val="26"/>
-        </w:numPr>
-      </w:pPr>
-      <w:r>
-        <w:rPr>
-          <w:b/>
-          <w:bCs/>
-        </w:rPr>
-        <w:t>Sistema de "Libros Relacionados" (Cross-selling):</w:t>
-      </w:r>
-    </w:p>
-    <w:p>
-      <w:pPr>
-        <w:numPr>
-          <w:ilvl w:val="1"/>
-          <w:numId w:val="26"/>
-        </w:numPr>
-      </w:pPr>
-      <w:r>
-        <w:rPr>
-          <w:i/>
-          <w:iCs/>
-        </w:rPr>
-        <w:t>Qué es:</w:t>
-      </w:r>
-      <w:r>
-        <w:t> En la vista de DetalleLibro, mostrar una sección abajo que diga: </w:t>
-      </w:r>
-      <w:r>
-        <w:rPr>
-          <w:i/>
-          <w:iCs/>
-        </w:rPr>
-        <w:t>"Los usuarios que compraron este libro también compraron..."</w:t>
-      </w:r>
-      <w:r>
-        <w:t> o </w:t>
-      </w:r>
-      <w:r>
-        <w:rPr>
-          <w:i/>
-          <w:iCs/>
-        </w:rPr>
-        <w:t>"Más libros de este autor"</w:t>
-      </w:r>
-      <w:r>
-        <w:t>.</w:t>
-      </w:r>
-    </w:p>
-    <w:p>
-      <w:pPr>
-        <w:numPr>
-          <w:ilvl w:val="1"/>
-          <w:numId w:val="26"/>
-        </w:numPr>
-      </w:pPr>
-      <w:r>
-        <w:rPr>
-          <w:i/>
-          <w:iCs/>
-        </w:rPr>
-        <w:lastRenderedPageBreak/>
-        <w:t>Por qué:</w:t>
-      </w:r>
-      <w:r>
-        <w:t> Aumenta el tiempo de permanencia en la web y las posibles ventas. (Ya tienes la base de esto con tu sistema de recomendaciones).</w:t>
-      </w:r>
-    </w:p>
-    <w:p>
-      <w:pPr>
-        <w:numPr>
-          <w:ilvl w:val="0"/>
-          <w:numId w:val="26"/>
-        </w:numPr>
-      </w:pPr>
-      <w:r>
-        <w:rPr>
-          <w:b/>
-          <w:bCs/>
-        </w:rPr>
-        <w:t>Notificaciones Toast para Acciones Secundarias:</w:t>
-      </w:r>
-    </w:p>
-    <w:p>
-      <w:pPr>
-        <w:numPr>
-          <w:ilvl w:val="1"/>
-          <w:numId w:val="26"/>
-        </w:numPr>
-      </w:pPr>
-      <w:r>
-        <w:rPr>
-          <w:i/>
-          <w:iCs/>
-        </w:rPr>
-        <w:t>Qué es:</w:t>
-      </w:r>
-      <w:r>
-        <w:t> Ya usas react-hot-toast. Asegúrate de usarlo para </w:t>
-      </w:r>
-      <w:r>
-        <w:rPr>
-          <w:i/>
-          <w:iCs/>
-        </w:rPr>
-        <w:t>todo</w:t>
-      </w:r>
-      <w:r>
-        <w:t>: cuando añades a favoritos, cuando el stock es bajo, cuando se actualiza el perfil, etc.</w:t>
-      </w:r>
-    </w:p>
-    <w:p/>
-    <w:p>
-      <w:r>
-        <w:br w:type="page"/>
-      </w:r>
-    </w:p>
-    <w:p>
-      <w:r>
-        <w:lastRenderedPageBreak/>
-        <w:br w:type="page"/>
-      </w:r>
-    </w:p>
-    <w:p>
-      <w:pPr>
         <w:ind w:left="360"/>
       </w:pPr>
     </w:p>
     <w:sectPr>
-      <w:headerReference w:type="default" r:id="rId49"/>
+      <w:headerReference w:type="default" r:id="rId58"/>
       <w:pgSz w:w="11906" w:h="16838"/>
       <w:pgMar w:top="1417" w:right="1701" w:bottom="1417" w:left="1701" w:header="708" w:footer="708" w:gutter="0"/>
       <w:pgNumType w:start="0"/>
@@ -17657,6 +17468,7 @@
   <w:style w:type="character" w:default="1" w:styleId="Fuentedeprrafopredeter">
     <w:name w:val="Default Paragraph Font"/>
     <w:uiPriority w:val="1"/>
+    <w:semiHidden/>
     <w:unhideWhenUsed/>
   </w:style>
   <w:style w:type="table" w:default="1" w:styleId="Tablanormal">
